--- a/Dokumentáció.docx
+++ b/Dokumentáció.docx
@@ -367,7 +367,19 @@
     </w:p>
     <w:p>
       <w:r>
-        <w:t>Ez a fejezet bemutatja a projekt fejlesztéséhez, futtatásához szükséges szoftvereket és hardveres struktúrát, elkülönítve a helyi (fejlesztői) munkaállomásokat és a kiszolgáló (szerver) oldali környezetet.</w:t>
+        <w:t>Ez a fejezet</w:t>
+      </w:r>
+      <w:r>
+        <w:t xml:space="preserve"> </w:t>
+      </w:r>
+      <w:r>
+        <w:t>a projekt fejlesztéséhez, futtatásához szükséges szoftvereket és hardveres struktúrát</w:t>
+      </w:r>
+      <w:r>
+        <w:t xml:space="preserve"> mutatja be</w:t>
+      </w:r>
+      <w:r>
+        <w:t>, elkülönítve a helyi (fejlesztői) munkaállomásokat és a kiszolgáló (szerver) oldali környezetet.</w:t>
       </w:r>
     </w:p>
     <w:p>
@@ -383,7 +395,16 @@
     </w:p>
     <w:p>
       <w:r>
-        <w:t>A fejlesztés során egy helyi fejlesztői szerverkörnyezetet alkalmaztunk, a gyors kódtesztelés és az adatbázis-kezelés érdekében:</w:t>
+        <w:t>A</w:t>
+      </w:r>
+      <w:r>
+        <w:t xml:space="preserve"> projekt</w:t>
+      </w:r>
+      <w:r>
+        <w:t xml:space="preserve"> fejlesztés</w:t>
+      </w:r>
+      <w:r>
+        <w:t>e Windows 11 64 bites operációs rendszeren történt WampServer használatával, amely biztosította a teljes backend futtatókörnyezetet. A rendszer a következő komponensekre épült:</w:t>
       </w:r>
     </w:p>
     <w:p>
@@ -391,7 +412,7 @@
         <w:pStyle w:val="Cmsor3"/>
       </w:pPr>
       <w:r>
-        <w:t>Szerver oldali környezet:</w:t>
+        <w:t>Frontend technológiák:</w:t>
       </w:r>
     </w:p>
     <w:p>
@@ -401,12 +422,32 @@
           <w:ilvl w:val="0"/>
           <w:numId w:val="3"/>
         </w:numPr>
-      </w:pPr>
-      <w:r>
-        <w:t xml:space="preserve">WampServer: Integrált </w:t>
-      </w:r>
-      <w:r>
-        <w:t>webszerver környezet Windows rendszereken.</w:t>
+        <w:rPr>
+          <w:b/>
+          <w:bCs/>
+        </w:rPr>
+      </w:pPr>
+      <w:r>
+        <w:rPr>
+          <w:b/>
+          <w:bCs/>
+        </w:rPr>
+        <w:t>HTML – Strukturális alap</w:t>
+      </w:r>
+      <w:r>
+        <w:rPr>
+          <w:b/>
+          <w:bCs/>
+        </w:rPr>
+        <w:t>:</w:t>
+      </w:r>
+    </w:p>
+    <w:p>
+      <w:pPr>
+        <w:pStyle w:val="Listaszerbekezds"/>
+      </w:pPr>
+      <w:r>
+        <w:t>A teljes admin és operator felület HTML-re épül, amely meghatározza az oldal szerkezetét, a menüket, a tartalmi blokkokat és a komponensek elrendezését.</w:t>
       </w:r>
     </w:p>
     <w:p>
@@ -416,12 +457,38 @@
           <w:ilvl w:val="0"/>
           <w:numId w:val="3"/>
         </w:numPr>
-      </w:pPr>
-      <w:r>
-        <w:t>Apache webszerver: A webszolgáltatásért és a http kérések kiszolgálásáért felelős modul</w:t>
-      </w:r>
-      <w:r>
-        <w:t>.</w:t>
+        <w:rPr>
+          <w:b/>
+          <w:bCs/>
+        </w:rPr>
+      </w:pPr>
+      <w:r>
+        <w:rPr>
+          <w:b/>
+          <w:bCs/>
+        </w:rPr>
+        <w:t>CSS – Megjelenés és elrendezés</w:t>
+      </w:r>
+      <w:r>
+        <w:rPr>
+          <w:b/>
+          <w:bCs/>
+        </w:rPr>
+        <w:t>:</w:t>
+      </w:r>
+    </w:p>
+    <w:p>
+      <w:pPr>
+        <w:pStyle w:val="Listaszerbekezds"/>
+      </w:pPr>
+      <w:r>
+        <w:t>A stílusok egyedi CSS fájlokban és Bootstrap osztályokkal kerülnek meghatározásra. A CSS biztosítja a menü, a kártyák, táblázatok és a statisztikai elemek vizuális megjelenését</w:t>
+      </w:r>
+      <w:r>
+        <w:t>,</w:t>
+      </w:r>
+      <w:r>
+        <w:t xml:space="preserve"> valamint a reszponzív viselkedést.</w:t>
       </w:r>
     </w:p>
     <w:p>
@@ -431,9 +498,38 @@
           <w:ilvl w:val="0"/>
           <w:numId w:val="3"/>
         </w:numPr>
-      </w:pPr>
-      <w:r>
-        <w:t>PHP: A szerveroldali scriptnyelv, amely az üzleti logikát és az adatbázis-kapcsolatot kezeli.</w:t>
+        <w:rPr>
+          <w:b/>
+          <w:bCs/>
+        </w:rPr>
+      </w:pPr>
+      <w:r>
+        <w:rPr>
+          <w:b/>
+          <w:bCs/>
+        </w:rPr>
+        <w:t>Bootstrap – UI keretrendszer</w:t>
+      </w:r>
+      <w:r>
+        <w:rPr>
+          <w:b/>
+          <w:bCs/>
+        </w:rPr>
+        <w:t>:</w:t>
+      </w:r>
+    </w:p>
+    <w:p>
+      <w:pPr>
+        <w:pStyle w:val="Listaszerbekezds"/>
+      </w:pPr>
+      <w:r>
+        <w:t>A rendszer a Bootstrap komponenseit használja (badge, card, grid, gombok)</w:t>
+      </w:r>
+      <w:r>
+        <w:t>,</w:t>
+      </w:r>
+      <w:r>
+        <w:t xml:space="preserve"> amelyek egységes, modern megjelenést biztosítanak. A rácsrendszer segíti a reszponzív elrendezést, a komponensek pedig gyorsítják a fejlesztést.</w:t>
       </w:r>
     </w:p>
     <w:p>
@@ -443,9 +539,35 @@
           <w:ilvl w:val="0"/>
           <w:numId w:val="3"/>
         </w:numPr>
-      </w:pPr>
-      <w:r>
-        <w:t>MySQL/MariaDB: A relációs adatbázis-kezelő rendszer az adatok biztonságos tárolásához.</w:t>
+        <w:rPr>
+          <w:b/>
+          <w:bCs/>
+        </w:rPr>
+      </w:pPr>
+      <w:r>
+        <w:rPr>
+          <w:b/>
+          <w:bCs/>
+        </w:rPr>
+        <w:t>JavaScript – Interaktivitás és dinamikus tartalom</w:t>
+      </w:r>
+      <w:r>
+        <w:rPr>
+          <w:b/>
+          <w:bCs/>
+        </w:rPr>
+        <w:t>:</w:t>
+      </w:r>
+    </w:p>
+    <w:p>
+      <w:pPr>
+        <w:pStyle w:val="Listaszerbekezds"/>
+      </w:pPr>
+      <w:r>
+        <w:t>A JS felelős a felületek dinamikus működéséért: a menüpontok tartalmának kattintásra történő betöltése, AJAX hívások az eszközök, dolgozók és statisztikák lekéréséhez, grafikonok frissítése</w:t>
+      </w:r>
+      <w:r>
+        <w:t>. A DOM manipuláció pedig lehetővé teszi, hogy az admin és operator oldal újratöltés nélkül változzon.</w:t>
       </w:r>
     </w:p>
     <w:p>
@@ -453,7 +575,10 @@
         <w:pStyle w:val="Cmsor3"/>
       </w:pPr>
       <w:r>
-        <w:t>Fejlesztői eszközök és szoftverek:</w:t>
+        <w:t>Backend technológiák</w:t>
+      </w:r>
+      <w:r>
+        <w:t>:</w:t>
       </w:r>
     </w:p>
     <w:p>
@@ -463,9 +588,37 @@
           <w:ilvl w:val="0"/>
           <w:numId w:val="3"/>
         </w:numPr>
-      </w:pPr>
-      <w:r>
-        <w:t>Visual Studio Code (VS Code): A kódíráshoz használt elsődleges fejlesztőkörnyezet (IDE), megfelelő bővítményekkel (IntelliSense, PHP Intelephense, Live Server).</w:t>
+        <w:rPr>
+          <w:b/>
+          <w:bCs/>
+        </w:rPr>
+      </w:pPr>
+      <w:r>
+        <w:rPr>
+          <w:b/>
+          <w:bCs/>
+        </w:rPr>
+        <w:t>Apache webszerver:</w:t>
+      </w:r>
+    </w:p>
+    <w:p>
+      <w:pPr>
+        <w:pStyle w:val="Listaszerbekezds"/>
+      </w:pPr>
+      <w:r>
+        <w:t xml:space="preserve">A webszolgáltatásért és a http kérések </w:t>
+      </w:r>
+      <w:r>
+        <w:t xml:space="preserve">fogadásáért és </w:t>
+      </w:r>
+      <w:r>
+        <w:t>kiszolgálásáért felelős</w:t>
+      </w:r>
+      <w:r>
+        <w:t>.</w:t>
+      </w:r>
+      <w:r>
+        <w:t xml:space="preserve"> A böngészőből érkező kéréseket feldolgozza és visszaküldi a megfelelő HTML,CSS, JS vagy PHP által generált tartalmat. A PHP futtatása is az Apache moduljain keresztül történik, így a szerver képes dinamikus oldalakat előállítani. A WampServer részeként fut localhost környezetben.</w:t>
       </w:r>
     </w:p>
     <w:p>
@@ -475,9 +628,40 @@
           <w:ilvl w:val="0"/>
           <w:numId w:val="3"/>
         </w:numPr>
-      </w:pPr>
-      <w:r>
-        <w:t>phpMyAdmin: Webes felület a MySQL adatbázis vizuális kezeléséhez, a táblák létrehozásához és az SQL lekérdezések futtatásához.</w:t>
+        <w:rPr>
+          <w:b/>
+          <w:bCs/>
+        </w:rPr>
+      </w:pPr>
+      <w:r>
+        <w:rPr>
+          <w:b/>
+          <w:bCs/>
+        </w:rPr>
+        <w:t>PHP – Szerver oldali logika</w:t>
+      </w:r>
+      <w:r>
+        <w:rPr>
+          <w:b/>
+          <w:bCs/>
+        </w:rPr>
+        <w:t>:</w:t>
+      </w:r>
+    </w:p>
+    <w:p>
+      <w:pPr>
+        <w:pStyle w:val="Listaszerbekezds"/>
+      </w:pPr>
+      <w:r>
+        <w:t>A rendszer szerveroldali működését PHP biztosítja. Feladatai a bejelentkezés és session-kezelés, jogosultságok ellenőrzése, adatbázis-műveletek végrehajtása, dinamikus HTML generálása, admin és operator funkciók kiszolgálása.</w:t>
+      </w:r>
+    </w:p>
+    <w:p>
+      <w:pPr>
+        <w:pStyle w:val="Listaszerbekezds"/>
+      </w:pPr>
+      <w:r>
+        <w:t>A bongészőben megnyitott admin.php oldal is PHP-val generált tartalmat jelenít meg, beleértve a bejelentkezett felhasználó nevét és szerepkörét.</w:t>
       </w:r>
     </w:p>
     <w:p>
@@ -487,39 +671,43 @@
           <w:ilvl w:val="0"/>
           <w:numId w:val="3"/>
         </w:numPr>
-      </w:pPr>
-      <w:r>
-        <w:t>Webböngészők (Google Chrome / Mozilla Firefox / Microsoft Edge): A felület teszteléséhez és a Developer Tools (Fejlesztői eszközök) használatához.</w:t>
-      </w:r>
-    </w:p>
-    <w:p>
-      <w:r>
-        <w:t>A fejleszt</w:t>
-      </w:r>
-      <w:r>
-        <w:t>és</w:t>
-      </w:r>
-      <w:r>
-        <w:t xml:space="preserve"> helyi gépein </w:t>
-      </w:r>
-      <w:r>
-        <w:t>Windows 11 64bit</w:t>
-      </w:r>
-      <w:r>
-        <w:t>-es operációs rendszert használtunk.</w:t>
-      </w:r>
-    </w:p>
-    <w:p>
-      <w:pPr>
-        <w:pStyle w:val="Cmsor2"/>
-      </w:pPr>
-      <w:r>
-        <w:t>Választott technológia</w:t>
-      </w:r>
-    </w:p>
-    <w:p>
-      <w:r>
-        <w:t>Az alkalmazás a klasszikus webfejlesztési architektúrára épül:</w:t>
+        <w:rPr>
+          <w:b/>
+          <w:bCs/>
+        </w:rPr>
+      </w:pPr>
+      <w:r>
+        <w:rPr>
+          <w:b/>
+          <w:bCs/>
+        </w:rPr>
+        <w:t>MySQL</w:t>
+      </w:r>
+      <w:r>
+        <w:rPr>
+          <w:b/>
+          <w:bCs/>
+        </w:rPr>
+        <w:t xml:space="preserve"> – Relációs adatbázis</w:t>
+      </w:r>
+      <w:r>
+        <w:rPr>
+          <w:b/>
+          <w:bCs/>
+        </w:rPr>
+        <w:t>:</w:t>
+      </w:r>
+    </w:p>
+    <w:p>
+      <w:pPr>
+        <w:pStyle w:val="Listaszerbekezds"/>
+      </w:pPr>
+      <w:r>
+        <w:t xml:space="preserve">A projekt MySQL adatbázist használ, amelyben a táblák biztonságosan tárolják a dolgozókat, felhasználókat, eszközöket, eszközmozgásokat, statisztikai adatokat. A lekérdezések MySQLi-vel történnek, amely gyors és stabil kapcsolatot biztosít a PHP </w:t>
+      </w:r>
+      <w:r>
+        <w:lastRenderedPageBreak/>
+        <w:t>számára.</w:t>
       </w:r>
     </w:p>
     <w:p>
@@ -529,9 +717,43 @@
           <w:ilvl w:val="0"/>
           <w:numId w:val="3"/>
         </w:numPr>
-      </w:pPr>
-      <w:r>
-        <w:t>HTML5: A szerkezeti felépítésért és az űrlapokért felelős</w:t>
+        <w:rPr>
+          <w:b/>
+          <w:bCs/>
+        </w:rPr>
+      </w:pPr>
+      <w:r>
+        <w:rPr>
+          <w:b/>
+          <w:bCs/>
+        </w:rPr>
+        <w:t>MySQLi – Adatbázis kapcsolat PHP-ben</w:t>
+      </w:r>
+      <w:r>
+        <w:rPr>
+          <w:b/>
+          <w:bCs/>
+        </w:rPr>
+        <w:t>:</w:t>
+      </w:r>
+    </w:p>
+    <w:p>
+      <w:pPr>
+        <w:pStyle w:val="Listaszerbekezds"/>
+      </w:pPr>
+      <w:r>
+        <w:t>A projekt MySQLi kiterjesztést használ, amely közvetlen MySQL kapcsolatot biztosít. ennek előnyei az egyszerű API, jó teljesítmény, hibakezelés, prepared statement támogatás</w:t>
+      </w:r>
+      <w:r>
+        <w:t>.</w:t>
+      </w:r>
+    </w:p>
+    <w:p>
+      <w:pPr>
+        <w:pStyle w:val="Cmsor3"/>
+      </w:pPr>
+      <w:r>
+        <w:t>Fejlesztői eszközök és szoftverek:</w:t>
       </w:r>
     </w:p>
     <w:p>
@@ -541,9 +763,31 @@
           <w:ilvl w:val="0"/>
           <w:numId w:val="3"/>
         </w:numPr>
-      </w:pPr>
-      <w:r>
-        <w:t>CSS3: A vizuális megjelenést, elrendezést és reszponzivitást kezeli.</w:t>
+        <w:rPr>
+          <w:b/>
+          <w:bCs/>
+        </w:rPr>
+      </w:pPr>
+      <w:r>
+        <w:rPr>
+          <w:b/>
+          <w:bCs/>
+        </w:rPr>
+        <w:t>Visual Studio Code (VS Code):</w:t>
+      </w:r>
+    </w:p>
+    <w:p>
+      <w:pPr>
+        <w:pStyle w:val="Listaszerbekezds"/>
+      </w:pPr>
+      <w:r>
+        <w:t xml:space="preserve">A kódíráshoz használt elsődleges fejlesztőkörnyezet (IDE), megfelelő bővítményekkel </w:t>
+      </w:r>
+      <w:r>
+        <w:t xml:space="preserve">: </w:t>
+      </w:r>
+      <w:r>
+        <w:t>ntelliSense, PHP Intelephense, Live Server.</w:t>
       </w:r>
     </w:p>
     <w:p>
@@ -553,9 +797,40 @@
           <w:ilvl w:val="0"/>
           <w:numId w:val="3"/>
         </w:numPr>
-      </w:pPr>
-      <w:r>
-        <w:t>JavaScript: A kliensoldali interakcióért, űrlap-ellenőrzésekért és dinamikus felületi elemekrt felelős</w:t>
+        <w:rPr>
+          <w:b/>
+          <w:bCs/>
+        </w:rPr>
+      </w:pPr>
+      <w:r>
+        <w:rPr>
+          <w:b/>
+          <w:bCs/>
+        </w:rPr>
+        <w:t>WampServer – Fejlesztő webszerver környezet</w:t>
+      </w:r>
+      <w:r>
+        <w:rPr>
+          <w:b/>
+          <w:bCs/>
+        </w:rPr>
+        <w:t>:</w:t>
+      </w:r>
+    </w:p>
+    <w:p>
+      <w:pPr>
+        <w:pStyle w:val="Listaszerbekezds"/>
+      </w:pPr>
+      <w:r>
+        <w:t>A WampServer egy Windows-alapú, integrált fejlesztői környezet, amely tartalmazza az Apache webszervert, a PHP futtatókörnyezetet és a MYSQL adatbázis-kezelőt. Lehetővé teszi, hogy a webalkalmazás helyben, saját gépen fusson. Egységes felületen kezeli a szolgáltatásokat így könnyen indítható és konfigurálható. A WampServer része a phpMyAdmin is, amely grafikus felületet biztosít az adatbázisok kezeléséhez.</w:t>
+      </w:r>
+    </w:p>
+    <w:p>
+      <w:pPr>
+        <w:pStyle w:val="Listaszerbekezds"/>
+      </w:pPr>
+      <w:r>
+        <w:t>A projekt fejlesztése és tesztelése teljes egészében a WampServer alatt történt, localhost környezetben</w:t>
       </w:r>
     </w:p>
     <w:p>
@@ -565,9 +840,25 @@
           <w:ilvl w:val="0"/>
           <w:numId w:val="3"/>
         </w:numPr>
-      </w:pPr>
-      <w:r>
-        <w:t>PHP: A szerveroldali feldolgozásért, munkamenet-kezelésért (sessions), valamint a MySQL adatbázissal való kommunikációért felelős.</w:t>
+        <w:rPr>
+          <w:b/>
+          <w:bCs/>
+        </w:rPr>
+      </w:pPr>
+      <w:r>
+        <w:rPr>
+          <w:b/>
+          <w:bCs/>
+        </w:rPr>
+        <w:t>phpMyAdmin:</w:t>
+      </w:r>
+    </w:p>
+    <w:p>
+      <w:pPr>
+        <w:pStyle w:val="Listaszerbekezds"/>
+      </w:pPr>
+      <w:r>
+        <w:t>Webes felület a MySQL adatbázis vizuális kezeléséhez, a táblák létrehozásához és az SQL lekérdezések futtatásához.</w:t>
       </w:r>
     </w:p>
     <w:p>
@@ -577,9 +868,39 @@
           <w:ilvl w:val="0"/>
           <w:numId w:val="3"/>
         </w:numPr>
-      </w:pPr>
-      <w:r>
-        <w:t>MySQL: A relációs adatbázis, ahol az eszközök, dolgozók, felhasználók, kategóriák és állapotok adatai tárolódnak.</w:t>
+        <w:rPr>
+          <w:b/>
+          <w:bCs/>
+        </w:rPr>
+      </w:pPr>
+      <w:r>
+        <w:rPr>
+          <w:b/>
+          <w:bCs/>
+        </w:rPr>
+        <w:t xml:space="preserve">Webböngészők </w:t>
+      </w:r>
+      <w:r>
+        <w:rPr>
+          <w:b/>
+          <w:bCs/>
+        </w:rPr>
+        <w:t xml:space="preserve">- </w:t>
+      </w:r>
+      <w:r>
+        <w:rPr>
+          <w:b/>
+          <w:bCs/>
+        </w:rPr>
+        <w:t>Google Chrome / Mozilla Firefox / Microsoft Edge:</w:t>
+      </w:r>
+    </w:p>
+    <w:p>
+      <w:pPr>
+        <w:pStyle w:val="Listaszerbekezds"/>
+      </w:pPr>
+      <w:r>
+        <w:t xml:space="preserve"> A felület teszteléséhez és a Developer Tools (Fejlesztői eszközök) használatához.</w:t>
       </w:r>
     </w:p>
     <w:p>
@@ -587,44 +908,246 @@
         <w:pStyle w:val="Cmsor2"/>
       </w:pPr>
       <w:r>
+        <w:t>Választott technológia</w:t>
+      </w:r>
+    </w:p>
+    <w:p>
+      <w:r>
+        <w:t>Az alkalmazás a klasszikus webfejlesztési architektúrára épül:</w:t>
+      </w:r>
+    </w:p>
+    <w:p>
+      <w:r>
+        <w:rPr>
+          <w:rStyle w:val="Cmsor3Char"/>
+        </w:rPr>
+        <w:t>HTML</w:t>
+      </w:r>
+      <w:r>
+        <w:rPr>
+          <w:rStyle w:val="Cmsor3Char"/>
+        </w:rPr>
+        <w:t xml:space="preserve"> – HyperText Markup Language</w:t>
+      </w:r>
+    </w:p>
+    <w:p>
+      <w:r>
+        <w:t>A</w:t>
+      </w:r>
+      <w:r>
+        <w:t xml:space="preserve"> weboldalak alapvető leíró nyelve, amely meghatározza az oldal szerkezetét és tartalmát.</w:t>
+      </w:r>
+      <w:r>
+        <w:t xml:space="preserve"> </w:t>
+      </w:r>
+      <w:r>
+        <w:t>Tag-ekkel írja le a dokumentum felépítését</w:t>
+      </w:r>
+      <w:r>
+        <w:t>: fejlécek, bekezdések, képek, linkek, űrlapok stb. A böngésző ezeket az elemeket értelmezi és megjeleníti vizuális formában.</w:t>
+      </w:r>
+    </w:p>
+    <w:p>
+      <w:r>
+        <w:t>A HTML nem programozási nyelv, hanem egy struktúra-leíró markup, amelyet CSS-sel és JavaScript-tel egészítenek ki a stílus és az interaktivitás érdekében. Modern verziója a HTML5 támogatja a multimédiát, a reszponzív elrendezést és a szemantikus elemeket, amelyek javítják a keresőoptimalizálást és az akadálymentesítést.</w:t>
+      </w:r>
+    </w:p>
+    <w:p>
+      <w:r>
+        <w:rPr>
+          <w:rStyle w:val="Cmsor3Char"/>
+        </w:rPr>
+        <w:t>CSS</w:t>
+      </w:r>
+      <w:r>
+        <w:rPr>
+          <w:rStyle w:val="Cmsor3Char"/>
+        </w:rPr>
+        <w:t xml:space="preserve"> – Cascading Style Sheets</w:t>
+      </w:r>
+    </w:p>
+    <w:p>
+      <w:r>
+        <w:t>A vizuális megjelenést, elrendezést és reszponzivitást kezeli.</w:t>
+      </w:r>
+      <w:r>
+        <w:t xml:space="preserve"> HTML struktúrára épül és meghatározza az elemek színeit, méreteit, elrendezését, betűtípusát. A stílusok öröklődnek és egymásra rétegződnek, így pontosan szabályozható, melyik szabály érvényesül. Támogatja a fejlett elrendezési technikákat, mint a Flexbox és a CSS Grid, amelyekkel rugalmasan alakíthatóak a felületek elrendezése. Külső stíluslapokban a megjelenés elkülöníthető a HTML szerkezettől, ami javítja a kód átláthatóságát és a karbantarthatóságot.</w:t>
+      </w:r>
+    </w:p>
+    <w:p>
+      <w:r>
+        <w:rPr>
+          <w:rStyle w:val="Cmsor3Char"/>
+        </w:rPr>
+        <w:t>JavaScript</w:t>
+      </w:r>
+      <w:r>
+        <w:rPr>
+          <w:rStyle w:val="Cmsor3Char"/>
+        </w:rPr>
+        <w:t xml:space="preserve"> – Client</w:t>
+      </w:r>
+      <w:r>
+        <w:rPr>
+          <w:rStyle w:val="Cmsor3Char"/>
+        </w:rPr>
+        <w:t>-</w:t>
+      </w:r>
+      <w:r>
+        <w:rPr>
+          <w:rStyle w:val="Cmsor3Char"/>
+        </w:rPr>
+        <w:t>side</w:t>
+      </w:r>
+      <w:r>
+        <w:rPr>
+          <w:rStyle w:val="Cmsor3Char"/>
+        </w:rPr>
+        <w:t xml:space="preserve"> </w:t>
+      </w:r>
+      <w:r>
+        <w:rPr>
+          <w:rStyle w:val="Cmsor3Char"/>
+        </w:rPr>
+        <w:t>scripting language</w:t>
+      </w:r>
+      <w:r>
+        <w:rPr>
+          <w:rStyle w:val="Cmsor3Char"/>
+        </w:rPr>
+        <w:t>:</w:t>
+      </w:r>
+    </w:p>
+    <w:p>
+      <w:r>
+        <w:t>A kliensoldali interakcióért, űrlap-ellenőrzésekért és dinamikus felületi elemek</w:t>
+      </w:r>
+      <w:r>
+        <w:t>é</w:t>
+      </w:r>
+      <w:r>
+        <w:t>rt felelős</w:t>
+      </w:r>
+      <w:r>
+        <w:t xml:space="preserve"> </w:t>
+      </w:r>
+      <w:r>
+        <w:lastRenderedPageBreak/>
+        <w:t>eseményvezérelt programozási nyelv. A böngészőben fut és lehetővé teszi a HTML elemek manipulálását, az események kezelését (kattintás, billentyűzet) valamint az aszinkron kommunikációt a szerverrel. DOM (Document Object Model) segítségével módosíthatja az oldal tartalmát anélkül, hogy újratöltésre lenne szükség.</w:t>
+      </w:r>
+    </w:p>
+    <w:p>
+      <w:r>
+        <w:rPr>
+          <w:rStyle w:val="Cmsor3Char"/>
+        </w:rPr>
+        <w:t>PHP</w:t>
+      </w:r>
+      <w:r>
+        <w:rPr>
+          <w:rStyle w:val="Cmsor3Char"/>
+        </w:rPr>
+        <w:t xml:space="preserve"> – Server-side scripting language</w:t>
+      </w:r>
+      <w:r>
+        <w:rPr>
+          <w:rStyle w:val="Cmsor3Char"/>
+        </w:rPr>
+        <w:t>:</w:t>
+      </w:r>
+    </w:p>
+    <w:p>
+      <w:r>
+        <w:t>A</w:t>
+      </w:r>
+      <w:r>
+        <w:t xml:space="preserve"> PHP egy</w:t>
+      </w:r>
+      <w:r>
+        <w:t xml:space="preserve"> szerveroldali</w:t>
+      </w:r>
+      <w:r>
+        <w:t xml:space="preserve"> szkriptnyelv, amely dinamikus weboldalak és webalkalmazások működését biztosítha. A kód a szerveren fut és az eredményt HTML formájában küldi vissza a bongészőnek. Kiválóan alkalmas adatbázis-kezelésre, jellemzően MySQL-lel együtt használják bejelentkezési rendszerekhez, admin felületekhez, jogosultság-kezeléshez és adatfeldolgozáshoz. Támogatja a</w:t>
+      </w:r>
+      <w:r>
+        <w:t xml:space="preserve"> munkamenet-kezelést (session),</w:t>
+      </w:r>
+      <w:r>
+        <w:t xml:space="preserve"> amely lehetővé teszi a felhasználók azonosítását és állapotuk megőrzését több oldalon keresztül. A nyelv egyszerűen integrálható HTML-be így rugalmasan építhetők dinamikus komponensek (pl. listák, táblázatok, űrlapfeldolgozás). Széles körben használt, stabil és jól dokumentált technológia, amely egyaránt alkalmas kis és nagy webprojektek kiszolgálására.</w:t>
+      </w:r>
+    </w:p>
+    <w:p>
+      <w:r>
+        <w:rPr>
+          <w:rStyle w:val="Cmsor3Char"/>
+        </w:rPr>
+        <w:t>MySQL</w:t>
+      </w:r>
+      <w:r>
+        <w:rPr>
+          <w:rStyle w:val="Cmsor3Char"/>
+        </w:rPr>
+        <w:t xml:space="preserve"> – Relációs adatbázis-kezelő rendszer</w:t>
+      </w:r>
+      <w:r>
+        <w:rPr>
+          <w:rStyle w:val="Cmsor3Char"/>
+        </w:rPr>
+        <w:t>:</w:t>
+      </w:r>
+    </w:p>
+    <w:p>
+      <w:r>
+        <w:t>Egy nyílt forráskódú, relációs adatbázis-kezelő rendszer</w:t>
+      </w:r>
+      <w:r>
+        <w:t>,</w:t>
+      </w:r>
+      <w:r>
+        <w:t xml:space="preserve"> amely struktúrált adatok tárolására és lekérdezésére szolgál. </w:t>
+      </w:r>
+      <w:r>
+        <w:t xml:space="preserve"> </w:t>
+      </w:r>
+      <w:r>
+        <w:t>Az adatokat táblákban kezeli, amelyek sorokból és oszlopokból állnak és egymással kapcsolatok (foreign key) segítségével összekapcsolhatók. Lekérdezéshez az SQL nyelvet használja, amely lehetővé teszi az adatok beszúrását, módosítását, törlését és összetett lekérdezések készítését. A modern MySQL verziók alapértelmezett tárolómotorja az InnoDB, amely támogatja a tranzakcióka</w:t>
+      </w:r>
+      <w:r>
+        <w:t>t és megbízható, biztonságos működést biztosít. A MySQL gyakran használatos PHP alapú webalkalmazásokban, admin rendszerekben, jogosultság-kezelésben és minden olyan projektben, ahol strukturált, konzisztens adatkezelésre van szükség.</w:t>
+      </w:r>
+    </w:p>
+    <w:p>
+      <w:pPr>
+        <w:pStyle w:val="Cmsor2"/>
+      </w:pPr>
+      <w:r>
         <w:t>Használt egyéb technikák:</w:t>
       </w:r>
     </w:p>
     <w:p>
-      <w:pPr>
-        <w:pStyle w:val="Listaszerbekezds"/>
-        <w:numPr>
-          <w:ilvl w:val="0"/>
-          <w:numId w:val="3"/>
-        </w:numPr>
-      </w:pPr>
-      <w:r>
-        <w:t>Bootstrap (v05): A reszponzív, mobilbarát elrendezés és az előre beállított stíluselemek (gombok, űrlapok, táblázatok, modális ablakok) gyors implementálásához.</w:t>
-      </w:r>
-    </w:p>
-    <w:p>
-      <w:pPr>
-        <w:pStyle w:val="Listaszerbekezds"/>
-        <w:numPr>
-          <w:ilvl w:val="0"/>
-          <w:numId w:val="3"/>
-        </w:numPr>
-      </w:pPr>
-      <w:r>
-        <w:t>PDO / mysqli: A PHP és a MySQL közötti biztonságos, SQL-injection elleni védelmet biztosító adatbázis-kapcsolathoz.</w:t>
-      </w:r>
-    </w:p>
-    <w:p>
-      <w:pPr>
-        <w:widowControl/>
-        <w:jc w:val="left"/>
-        <w:rPr>
-          <w:rFonts w:eastAsiaTheme="majorEastAsia" w:cstheme="majorBidi"/>
-          <w:b/>
-          <w:sz w:val="26"/>
-          <w:szCs w:val="32"/>
-        </w:rPr>
-      </w:pPr>
+      <w:r>
+        <w:rPr>
+          <w:rStyle w:val="Cmsor3Char"/>
+        </w:rPr>
+        <w:t>Bootstrap</w:t>
+      </w:r>
+      <w:r>
+        <w:rPr>
+          <w:rStyle w:val="Cmsor3Char"/>
+        </w:rPr>
+        <w:t xml:space="preserve"> – Frontend keretrendszer reszponzív weboldalakhoz</w:t>
+      </w:r>
+      <w:r>
+        <w:rPr>
+          <w:rStyle w:val="Cmsor3Char"/>
+        </w:rPr>
+        <w:t>:</w:t>
+      </w:r>
+    </w:p>
+    <w:p>
+      <w:r>
+        <w:t>Nyílt forráskódú frontend keretrendszer, amely előre definiált stílusokkal és komponenseket biztosít modern, reszponzív webfelületek gyors fejlesztéséhez. Tartalmaz CSS-alapú stílusokat (gombok, űrlapok, táblázatok) és JavaScript-alapú komponenseket. Központi eleme a rácsrendszer (Grid), amely reszponzív elrendezést tesz lehetővé különböző képernyőméreteken. Egységes dizájnt ad, így a felület elemei vizuálisan harmonizálnak és minimális egyedi CSS-sel is professzionáis megjelenés érhető el. Könnyen integrálható bármely HTML-alapú projektbe és jelentősen felgyorsítja a UI fejlesztést, különösen admin rendszerek, dashboardok és űrlapok esetén.</w:t>
+      </w:r>
       <w:r>
         <w:br w:type="page"/>
       </w:r>
@@ -646,10 +1169,10 @@
     <w:p>
       <w:r>
         <w:drawing>
-          <wp:inline distT="0" distB="0" distL="0" distR="0" wp14:anchorId="3987686E" wp14:editId="6D89F4B0">
-            <wp:extent cx="5760720" cy="2976245"/>
-            <wp:effectExtent l="0" t="0" r="0" b="0"/>
-            <wp:docPr id="1327438022" name="Kép 1"/>
+          <wp:inline distT="0" distB="0" distL="0" distR="0" wp14:anchorId="334EC3A1" wp14:editId="419D5D36">
+            <wp:extent cx="5760720" cy="2870835"/>
+            <wp:effectExtent l="0" t="0" r="0" b="5715"/>
+            <wp:docPr id="1226881357" name="Kép 1"/>
             <wp:cNvGraphicFramePr>
               <a:graphicFrameLocks xmlns:a="http://schemas.openxmlformats.org/drawingml/2006/main" noChangeAspect="1"/>
             </wp:cNvGraphicFramePr>
@@ -657,7 +1180,7 @@
               <a:graphicData uri="http://schemas.openxmlformats.org/drawingml/2006/picture">
                 <pic:pic xmlns:pic="http://schemas.openxmlformats.org/drawingml/2006/picture">
                   <pic:nvPicPr>
-                    <pic:cNvPr id="1327438022" name=""/>
+                    <pic:cNvPr id="1226881357" name=""/>
                     <pic:cNvPicPr/>
                   </pic:nvPicPr>
                   <pic:blipFill>
@@ -669,7 +1192,7 @@
                   <pic:spPr>
                     <a:xfrm>
                       <a:off x="0" y="0"/>
-                      <a:ext cx="5760720" cy="2976245"/>
+                      <a:ext cx="5760720" cy="2870835"/>
                     </a:xfrm>
                     <a:prstGeom prst="rect">
                       <a:avLst/>
@@ -765,7 +1288,13 @@
         </w:numPr>
       </w:pPr>
       <w:r>
-        <w:t>ezskoz_allapot: Az eszkozok állapotának megjelenítése: Új, Újszerű, Használt, Selejtezett.</w:t>
+        <w:t>es</w:t>
+      </w:r>
+      <w:r>
+        <w:t>z</w:t>
+      </w:r>
+      <w:r>
+        <w:t>koz_allapot: Az eszkozok állapotának megjelenítése: Új, Újszerű, Használt, Selejtezett.</w:t>
       </w:r>
     </w:p>
     <w:p>
@@ -810,20 +1339,20 @@
         <w:pStyle w:val="Cmsor2"/>
       </w:pPr>
       <w:r>
+        <w:t>Tesztelési dokumentáció</w:t>
+      </w:r>
+    </w:p>
+    <w:p>
+      <w:r>
+        <w:t>A melléklet szerint megcsinálni!</w:t>
+      </w:r>
+    </w:p>
+    <w:p>
+      <w:pPr>
+        <w:pStyle w:val="Cmsor1"/>
+      </w:pPr>
+      <w:r>
         <w:lastRenderedPageBreak/>
-        <w:t>Tesztelési dokumentáció</w:t>
-      </w:r>
-    </w:p>
-    <w:p>
-      <w:r>
-        <w:t>A melléklet szerint megcsinálni!</w:t>
-      </w:r>
-    </w:p>
-    <w:p>
-      <w:pPr>
-        <w:pStyle w:val="Cmsor1"/>
-      </w:pPr>
-      <w:r>
         <w:t>Felhasználói dokumentáció</w:t>
       </w:r>
     </w:p>
@@ -949,40 +1478,14 @@
       <w:r>
         <w:t xml:space="preserve"> </w:t>
       </w:r>
-      <w:commentRangeStart w:id="0"/>
-      <w:r>
-        <w:fldChar w:fldCharType="begin"/>
-      </w:r>
-      <w:r>
-        <w:instrText>HYPERLINK "</w:instrText>
-      </w:r>
-      <w:r>
-        <w:instrText>http://localhost/privat/projektmunka/p_index.php</w:instrText>
-      </w:r>
-      <w:r>
-        <w:instrText>"</w:instrText>
-      </w:r>
-      <w:r>
-        <w:fldChar w:fldCharType="separate"/>
-      </w:r>
-      <w:r>
-        <w:rPr>
-          <w:rStyle w:val="Hiperhivatkozs"/>
-        </w:rPr>
-        <w:t>http://localhost/privat/projektmunka/p_index.php</w:t>
-      </w:r>
-      <w:r>
-        <w:fldChar w:fldCharType="end"/>
-      </w:r>
-      <w:commentRangeEnd w:id="0"/>
-      <w:r>
-        <w:rPr>
-          <w:rStyle w:val="Jegyzethivatkozs"/>
-          <w:sz w:val="22"/>
-          <w:szCs w:val="22"/>
-        </w:rPr>
-        <w:commentReference w:id="0"/>
-      </w:r>
+      <w:hyperlink r:id="rId7" w:history="1">
+        <w:r>
+          <w:rPr>
+            <w:rStyle w:val="Hiperhivatkozs"/>
+          </w:rPr>
+          <w:t>http://localhost/privat/projektmunka/p_index.php</w:t>
+        </w:r>
+      </w:hyperlink>
       <w:r>
         <w:t xml:space="preserve"> címet.</w:t>
       </w:r>
@@ -1001,23 +1504,7 @@
     </w:p>
     <w:p>
       <w:r>
-        <w:t xml:space="preserve">Teszt bejelentkezési </w:t>
-      </w:r>
-      <w:commentRangeStart w:id="1"/>
-      <w:r>
-        <w:t>adatok</w:t>
-      </w:r>
-      <w:commentRangeEnd w:id="1"/>
-      <w:r>
-        <w:rPr>
-          <w:rStyle w:val="Jegyzethivatkozs"/>
-          <w:sz w:val="22"/>
-          <w:szCs w:val="22"/>
-        </w:rPr>
-        <w:commentReference w:id="1"/>
-      </w:r>
-      <w:r>
-        <w:t>:</w:t>
+        <w:t>Teszt bejelentkezési adatok:</w:t>
       </w:r>
     </w:p>
     <w:p>
@@ -1077,10 +1564,10 @@
       </w:pPr>
       <w:r>
         <w:drawing>
-          <wp:inline distT="0" distB="0" distL="0" distR="0" wp14:anchorId="33D33EB6" wp14:editId="291B3862">
-            <wp:extent cx="2598420" cy="1863829"/>
-            <wp:effectExtent l="0" t="0" r="0" b="3175"/>
-            <wp:docPr id="23913587" name="Kép 1"/>
+          <wp:inline distT="0" distB="0" distL="0" distR="0" wp14:anchorId="64A2208C" wp14:editId="6499AE66">
+            <wp:extent cx="3863340" cy="2665841"/>
+            <wp:effectExtent l="0" t="0" r="3810" b="1270"/>
+            <wp:docPr id="2122204236" name="Kép 1"/>
             <wp:cNvGraphicFramePr>
               <a:graphicFrameLocks xmlns:a="http://schemas.openxmlformats.org/drawingml/2006/main" noChangeAspect="1"/>
             </wp:cNvGraphicFramePr>
@@ -1088,11 +1575,11 @@
               <a:graphicData uri="http://schemas.openxmlformats.org/drawingml/2006/picture">
                 <pic:pic xmlns:pic="http://schemas.openxmlformats.org/drawingml/2006/picture">
                   <pic:nvPicPr>
-                    <pic:cNvPr id="23913587" name=""/>
+                    <pic:cNvPr id="2122204236" name=""/>
                     <pic:cNvPicPr/>
                   </pic:nvPicPr>
                   <pic:blipFill>
-                    <a:blip r:embed="rId11"/>
+                    <a:blip r:embed="rId8"/>
                     <a:stretch>
                       <a:fillRect/>
                     </a:stretch>
@@ -1100,7 +1587,7 @@
                   <pic:spPr>
                     <a:xfrm>
                       <a:off x="0" y="0"/>
-                      <a:ext cx="2614601" cy="1875436"/>
+                      <a:ext cx="3873728" cy="2673009"/>
                     </a:xfrm>
                     <a:prstGeom prst="rect">
                       <a:avLst/>
@@ -1122,19 +1609,19 @@
       <w:pPr>
         <w:pStyle w:val="Cmsor3"/>
       </w:pPr>
-      <w:commentRangeStart w:id="2"/>
+      <w:commentRangeStart w:id="0"/>
       <w:r>
         <w:lastRenderedPageBreak/>
         <w:t>Főoldal</w:t>
       </w:r>
-      <w:commentRangeEnd w:id="2"/>
+      <w:commentRangeEnd w:id="0"/>
       <w:r>
         <w:rPr>
           <w:rStyle w:val="Jegyzethivatkozs"/>
           <w:sz w:val="26"/>
           <w:szCs w:val="28"/>
         </w:rPr>
-        <w:commentReference w:id="2"/>
+        <w:commentReference w:id="0"/>
       </w:r>
     </w:p>
     <w:p>
@@ -1142,6 +1629,9 @@
         <w:jc w:val="center"/>
       </w:pPr>
       <w:r>
+        <w:rPr>
+          <w:noProof/>
+        </w:rPr>
         <w:drawing>
           <wp:inline distT="0" distB="0" distL="0" distR="0" wp14:anchorId="415DD73E" wp14:editId="1B39DF70">
             <wp:extent cx="4892040" cy="3733200"/>
@@ -1158,7 +1648,7 @@
                     <pic:cNvPicPr/>
                   </pic:nvPicPr>
                   <pic:blipFill>
-                    <a:blip r:embed="rId12"/>
+                    <a:blip r:embed="rId13"/>
                     <a:stretch>
                       <a:fillRect/>
                     </a:stretch>
@@ -1214,6 +1704,9 @@
         <w:jc w:val="center"/>
       </w:pPr>
       <w:r>
+        <w:rPr>
+          <w:noProof/>
+        </w:rPr>
         <w:drawing>
           <wp:inline distT="0" distB="0" distL="0" distR="0" wp14:anchorId="3DFEFD43" wp14:editId="17E7A7B8">
             <wp:extent cx="5760720" cy="2757170"/>
@@ -1230,7 +1723,7 @@
                     <pic:cNvPicPr/>
                   </pic:nvPicPr>
                   <pic:blipFill>
-                    <a:blip r:embed="rId13"/>
+                    <a:blip r:embed="rId14"/>
                     <a:stretch>
                       <a:fillRect/>
                     </a:stretch>
@@ -1256,19 +1749,19 @@
       <w:pPr>
         <w:pStyle w:val="Cmsor3"/>
       </w:pPr>
-      <w:commentRangeStart w:id="3"/>
+      <w:commentRangeStart w:id="1"/>
       <w:r>
         <w:lastRenderedPageBreak/>
         <w:t>Dolgozók</w:t>
       </w:r>
-      <w:commentRangeEnd w:id="3"/>
+      <w:commentRangeEnd w:id="1"/>
       <w:r>
         <w:rPr>
           <w:rStyle w:val="Jegyzethivatkozs"/>
           <w:sz w:val="26"/>
           <w:szCs w:val="28"/>
         </w:rPr>
-        <w:commentReference w:id="3"/>
+        <w:commentReference w:id="1"/>
       </w:r>
     </w:p>
     <w:p>
@@ -1276,6 +1769,9 @@
         <w:jc w:val="center"/>
       </w:pPr>
       <w:r>
+        <w:rPr>
+          <w:noProof/>
+        </w:rPr>
         <w:drawing>
           <wp:inline distT="0" distB="0" distL="0" distR="0" wp14:anchorId="485CAB29" wp14:editId="68D08277">
             <wp:extent cx="5760720" cy="2809240"/>
@@ -1292,7 +1788,7 @@
                     <pic:cNvPicPr/>
                   </pic:nvPicPr>
                   <pic:blipFill>
-                    <a:blip r:embed="rId14"/>
+                    <a:blip r:embed="rId15"/>
                     <a:stretch>
                       <a:fillRect/>
                     </a:stretch>
@@ -1330,18 +1826,18 @@
       <w:pPr>
         <w:pStyle w:val="Cmsor3"/>
       </w:pPr>
-      <w:commentRangeStart w:id="4"/>
+      <w:commentRangeStart w:id="2"/>
       <w:r>
         <w:t>Felhasználók</w:t>
       </w:r>
-      <w:commentRangeEnd w:id="4"/>
+      <w:commentRangeEnd w:id="2"/>
       <w:r>
         <w:rPr>
           <w:rStyle w:val="Jegyzethivatkozs"/>
           <w:sz w:val="26"/>
           <w:szCs w:val="28"/>
         </w:rPr>
-        <w:commentReference w:id="4"/>
+        <w:commentReference w:id="2"/>
       </w:r>
     </w:p>
     <w:p>
@@ -1349,6 +1845,9 @@
         <w:jc w:val="center"/>
       </w:pPr>
       <w:r>
+        <w:rPr>
+          <w:noProof/>
+        </w:rPr>
         <w:drawing>
           <wp:inline distT="0" distB="0" distL="0" distR="0" wp14:anchorId="167CDF7E" wp14:editId="1973EA45">
             <wp:extent cx="5760720" cy="2758440"/>
@@ -1365,7 +1864,7 @@
                     <pic:cNvPicPr/>
                   </pic:nvPicPr>
                   <pic:blipFill>
-                    <a:blip r:embed="rId15"/>
+                    <a:blip r:embed="rId16"/>
                     <a:stretch>
                       <a:fillRect/>
                     </a:stretch>
@@ -1410,6 +1909,9 @@
     </w:p>
     <w:p>
       <w:r>
+        <w:rPr>
+          <w:noProof/>
+        </w:rPr>
         <w:drawing>
           <wp:inline distT="0" distB="0" distL="0" distR="0" wp14:anchorId="032BC95C" wp14:editId="46A29026">
             <wp:extent cx="5760720" cy="2779395"/>
@@ -1426,7 +1928,7 @@
                     <pic:cNvPicPr/>
                   </pic:nvPicPr>
                   <pic:blipFill>
-                    <a:blip r:embed="rId16"/>
+                    <a:blip r:embed="rId17"/>
                     <a:stretch>
                       <a:fillRect/>
                     </a:stretch>
@@ -1465,6 +1967,9 @@
         <w:jc w:val="center"/>
       </w:pPr>
       <w:r>
+        <w:rPr>
+          <w:noProof/>
+        </w:rPr>
         <w:drawing>
           <wp:inline distT="0" distB="0" distL="0" distR="0" wp14:anchorId="7D4D30B4" wp14:editId="7C86A2C0">
             <wp:extent cx="5760720" cy="2769870"/>
@@ -1481,7 +1986,7 @@
                     <pic:cNvPicPr/>
                   </pic:nvPicPr>
                   <pic:blipFill>
-                    <a:blip r:embed="rId17"/>
+                    <a:blip r:embed="rId18"/>
                     <a:stretch>
                       <a:fillRect/>
                     </a:stretch>
@@ -1521,20 +2026,7 @@
         <w:pStyle w:val="Cmsor3"/>
       </w:pPr>
       <w:r>
-        <w:t xml:space="preserve">Eszköz </w:t>
-      </w:r>
-      <w:commentRangeStart w:id="5"/>
-      <w:r>
-        <w:t>kiadás</w:t>
-      </w:r>
-      <w:commentRangeEnd w:id="5"/>
-      <w:r>
-        <w:rPr>
-          <w:rStyle w:val="Jegyzethivatkozs"/>
-          <w:sz w:val="26"/>
-          <w:szCs w:val="28"/>
-        </w:rPr>
-        <w:commentReference w:id="5"/>
+        <w:t>Eszköz kiadás</w:t>
       </w:r>
     </w:p>
     <w:p>
@@ -1550,6 +2042,9 @@
     </w:p>
     <w:p>
       <w:r>
+        <w:rPr>
+          <w:noProof/>
+        </w:rPr>
         <w:drawing>
           <wp:inline distT="0" distB="0" distL="0" distR="0" wp14:anchorId="508FBC00" wp14:editId="6C48DA21">
             <wp:extent cx="5760720" cy="2770505"/>
@@ -1566,7 +2061,7 @@
                     <pic:cNvPicPr/>
                   </pic:nvPicPr>
                   <pic:blipFill>
-                    <a:blip r:embed="rId18"/>
+                    <a:blip r:embed="rId19"/>
                     <a:stretch>
                       <a:fillRect/>
                     </a:stretch>
@@ -1636,6 +2131,9 @@
         <w:jc w:val="center"/>
       </w:pPr>
       <w:r>
+        <w:rPr>
+          <w:noProof/>
+        </w:rPr>
         <w:lastRenderedPageBreak/>
         <w:drawing>
           <wp:inline distT="0" distB="0" distL="0" distR="0" wp14:anchorId="23CC9E9F" wp14:editId="04845BD6">
@@ -1653,7 +2151,7 @@
                     <pic:cNvPicPr/>
                   </pic:nvPicPr>
                   <pic:blipFill>
-                    <a:blip r:embed="rId19"/>
+                    <a:blip r:embed="rId20"/>
                     <a:stretch>
                       <a:fillRect/>
                     </a:stretch>
@@ -1679,6 +2177,9 @@
         <w:jc w:val="center"/>
       </w:pPr>
       <w:r>
+        <w:rPr>
+          <w:noProof/>
+        </w:rPr>
         <w:drawing>
           <wp:inline distT="0" distB="0" distL="0" distR="0" wp14:anchorId="278705DC" wp14:editId="357A697B">
             <wp:extent cx="5760720" cy="2774950"/>
@@ -1695,7 +2196,7 @@
                     <pic:cNvPicPr/>
                   </pic:nvPicPr>
                   <pic:blipFill>
-                    <a:blip r:embed="rId20"/>
+                    <a:blip r:embed="rId21"/>
                     <a:stretch>
                       <a:fillRect/>
                     </a:stretch>
@@ -1746,6 +2247,9 @@
     </w:p>
     <w:p>
       <w:r>
+        <w:rPr>
+          <w:noProof/>
+        </w:rPr>
         <w:lastRenderedPageBreak/>
         <w:drawing>
           <wp:inline distT="0" distB="0" distL="0" distR="0" wp14:anchorId="761C02A6" wp14:editId="0DF204E2">
@@ -1763,7 +2267,7 @@
                     <pic:cNvPicPr/>
                   </pic:nvPicPr>
                   <pic:blipFill>
-                    <a:blip r:embed="rId21"/>
+                    <a:blip r:embed="rId22"/>
                     <a:stretch>
                       <a:fillRect/>
                     </a:stretch>
@@ -1838,13 +2342,7 @@
         <w:t xml:space="preserve"> tartozó részletek, mint</w:t>
       </w:r>
       <w:r>
-        <w:t xml:space="preserve"> a visszavétel dátuma, az eszköz azonosítói, állapota kiadáskor és visszavételkor, a </w:t>
-      </w:r>
-      <w:r>
-        <w:t>visszavételhez tartozó megjegyzés</w:t>
-      </w:r>
-      <w:r>
-        <w:t xml:space="preserve"> és, hogy ki vette vissza, amit a program automatikusan kezel a bejelentkezés alapján.</w:t>
+        <w:t xml:space="preserve"> a visszavétel dátuma, az eszköz azonosítói, állapota kiadáskor és visszavételkor, a visszavételhez tartozó megjegyzés és, hogy ki vette vissza, amit a program automatikusan kezel a bejelentkezés alapján.</w:t>
       </w:r>
     </w:p>
     <w:p>
@@ -1857,6 +2355,9 @@
     </w:p>
     <w:p>
       <w:r>
+        <w:rPr>
+          <w:noProof/>
+        </w:rPr>
         <w:drawing>
           <wp:inline distT="0" distB="0" distL="0" distR="0" wp14:anchorId="5DC54BB0" wp14:editId="61BCA25B">
             <wp:extent cx="5760720" cy="2729865"/>
@@ -1873,7 +2374,7 @@
                     <pic:cNvPicPr/>
                   </pic:nvPicPr>
                   <pic:blipFill>
-                    <a:blip r:embed="rId22"/>
+                    <a:blip r:embed="rId23"/>
                     <a:stretch>
                       <a:fillRect/>
                     </a:stretch>
@@ -2149,7 +2650,7 @@
 
 <file path=word/comments.xml><?xml version="1.0" encoding="utf-8"?>
 <w:comments xmlns:wpc="http://schemas.microsoft.com/office/word/2010/wordprocessingCanvas" xmlns:cx="http://schemas.microsoft.com/office/drawing/2014/chartex" xmlns:cx1="http://schemas.microsoft.com/office/drawing/2015/9/8/chartex" xmlns:cx2="http://schemas.microsoft.com/office/drawing/2015/10/21/chartex" xmlns:cx3="http://schemas.microsoft.com/office/drawing/2016/5/9/chartex" xmlns:cx4="http://schemas.microsoft.com/office/drawing/2016/5/10/chartex" xmlns:cx5="http://schemas.microsoft.com/office/drawing/2016/5/11/chartex" xmlns:cx6="http://schemas.microsoft.com/office/drawing/2016/5/12/chartex" xmlns:cx7="http://schemas.microsoft.com/office/drawing/2016/5/13/chartex" xmlns:cx8="http://schemas.microsoft.com/office/drawing/2016/5/14/chartex" xmlns:mc="http://schemas.openxmlformats.org/markup-compatibility/2006" xmlns:aink="http://schemas.microsoft.com/office/drawing/2016/ink" xmlns:am3d="http://schemas.microsoft.com/office/drawing/2017/model3d" xmlns:o="urn:schemas-microsoft-com:office:office" xmlns:oel="http://schemas.microsoft.com/office/2019/extlst" xmlns:r="http://schemas.openxmlformats.org/officeDocument/2006/relationships" xmlns:m="http://schemas.openxmlformats.org/officeDocument/2006/math" xmlns:v="urn:schemas-microsoft-com:vml" xmlns:wp14="http://schemas.microsoft.com/office/word/2010/wordprocessingDrawing" xmlns:wp="http://schemas.openxmlformats.org/drawingml/2006/wordprocessingDrawing" xmlns:w10="urn:schemas-microsoft-com:office:word" xmlns:w="http://schemas.openxmlformats.org/wordprocessingml/2006/main" xmlns:w14="http://schemas.microsoft.com/office/word/2010/wordml" xmlns:w15="http://schemas.microsoft.com/office/word/2012/wordml" xmlns:w16cex="http://schemas.microsoft.com/office/word/2018/wordml/cex" xmlns:w16cid="http://schemas.microsoft.com/office/word/2016/wordml/cid" xmlns:w16="http://schemas.microsoft.com/office/word/2018/wordml" xmlns:w16du="http://schemas.microsoft.com/office/word/2023/wordml/word16du" xmlns:w16sdtdh="http://schemas.microsoft.com/office/word/2020/wordml/sdtdatahash" xmlns:w16sdtfl="http://schemas.microsoft.com/office/word/2024/wordml/sdtformatlock" xmlns:w16se="http://schemas.microsoft.com/office/word/2015/wordml/symex" xmlns:wpg="http://schemas.microsoft.com/office/word/2010/wordprocessingGroup" xmlns:wpi="http://schemas.microsoft.com/office/word/2010/wordprocessingInk" xmlns:wne="http://schemas.microsoft.com/office/word/2006/wordml" xmlns:wps="http://schemas.microsoft.com/office/word/2010/wordprocessingShape" mc:Ignorable="w14 w15 w16se w16cid w16 w16cex w16sdtdh w16sdtfl w16du wp14">
-  <w:comment w:id="0" w:author="Tamas Molnar" w:date="2026-09-09T21:50:00Z" w:initials="TM">
+  <w:comment w:id="0" w:author="Tamas Molnar" w:date="2026-09-09T22:18:00Z" w:initials="TM">
     <w:p>
       <w:pPr>
         <w:pStyle w:val="Jegyzetszveg"/>
@@ -2161,11 +2662,11 @@
         <w:annotationRef/>
       </w:r>
       <w:r>
-        <w:t>A címet módosítani kell!!!???</w:t>
+        <w:t>A képet cserélni kell, mert még egy kijelentkezés gombot be kell illeszteni! A grafikonok elrendezését középre kéne igazíteni, ha már semmi mást nem teszünk mellé</w:t>
       </w:r>
     </w:p>
   </w:comment>
-  <w:comment w:id="1" w:author="Tamas Molnar" w:date="2026-09-09T21:52:00Z" w:initials="TM">
+  <w:comment w:id="1" w:author="Tamas Molnar" w:date="2026-09-09T22:35:00Z" w:initials="TM">
     <w:p>
       <w:pPr>
         <w:pStyle w:val="Jegyzetszveg"/>
@@ -2177,11 +2678,11 @@
         <w:annotationRef/>
       </w:r>
       <w:r>
-        <w:t>A letisztázott adatbázis alapján megadni a belépési adatokat</w:t>
+        <w:t>olyan képet kéne beszúrni, ahol látszik a szűrés is és ki van pipálva az aktív dolgozó</w:t>
       </w:r>
     </w:p>
   </w:comment>
-  <w:comment w:id="2" w:author="Tamas Molnar" w:date="2026-09-09T22:18:00Z" w:initials="TM">
+  <w:comment w:id="2" w:author="Tamas Molnar" w:date="2026-09-09T22:44:00Z" w:initials="TM">
     <w:p>
       <w:pPr>
         <w:pStyle w:val="Jegyzetszveg"/>
@@ -2193,63 +2694,15 @@
         <w:annotationRef/>
       </w:r>
       <w:r>
-        <w:t>A képet cserélni kell, mert még egy kijelentkezés gombot be kell illeszteni! A grafikonok elrendezését középre kéne igazíteni, ha már semmi mást nem teszünk mellé</w:t>
-      </w:r>
-    </w:p>
-  </w:comment>
-  <w:comment w:id="3" w:author="Tamas Molnar" w:date="2026-09-09T22:35:00Z" w:initials="TM">
+        <w:t>a dolgozó kiválasztásánál nem kéne megjeleníteni azokat, akik már felhasználók</w:t>
+      </w:r>
+    </w:p>
     <w:p>
       <w:pPr>
         <w:pStyle w:val="Jegyzetszveg"/>
       </w:pPr>
       <w:r>
-        <w:rPr>
-          <w:rStyle w:val="Jegyzethivatkozs"/>
-        </w:rPr>
-        <w:annotationRef/>
-      </w:r>
-      <w:r>
-        <w:t>olyan képet kéne beszúrni, ahol látszik a szűrés is és ki van pipálva az aktív dolgozó</w:t>
-      </w:r>
-    </w:p>
-  </w:comment>
-  <w:comment w:id="4" w:author="Tamas Molnar" w:date="2026-09-09T22:44:00Z" w:initials="TM">
-    <w:p>
-      <w:pPr>
-        <w:pStyle w:val="Jegyzetszveg"/>
-      </w:pPr>
-      <w:r>
-        <w:rPr>
-          <w:rStyle w:val="Jegyzethivatkozs"/>
-        </w:rPr>
-        <w:annotationRef/>
-      </w:r>
-      <w:r>
-        <w:t>a dolgozó kiválasztásánál nem kéne megjeleníteni azokat, akik már felhasználók</w:t>
-      </w:r>
-    </w:p>
-    <w:p>
-      <w:pPr>
-        <w:pStyle w:val="Jegyzetszveg"/>
-      </w:pPr>
-      <w:r>
         <w:t>+ azokat a dolgozókat se jelenítse meg, akik már kiléptek!!!</w:t>
-      </w:r>
-    </w:p>
-  </w:comment>
-  <w:comment w:id="5" w:author="Tamas Molnar" w:date="2026-09-09T23:07:00Z" w:initials="TM">
-    <w:p>
-      <w:pPr>
-        <w:pStyle w:val="Jegyzetszveg"/>
-      </w:pPr>
-      <w:r>
-        <w:rPr>
-          <w:rStyle w:val="Jegyzethivatkozs"/>
-        </w:rPr>
-        <w:annotationRef/>
-      </w:r>
-      <w:r>
-        <w:t>ha egy eszköz már hozzá lett adva a listához, utána ne lehessen változtatni a nevet!</w:t>
       </w:r>
     </w:p>
   </w:comment>
@@ -2258,34 +2711,25 @@
 
 <file path=word/commentsExtended.xml><?xml version="1.0" encoding="utf-8"?>
 <w15:commentsEx xmlns:wpc="http://schemas.microsoft.com/office/word/2010/wordprocessingCanvas" xmlns:cx="http://schemas.microsoft.com/office/drawing/2014/chartex" xmlns:cx1="http://schemas.microsoft.com/office/drawing/2015/9/8/chartex" xmlns:cx2="http://schemas.microsoft.com/office/drawing/2015/10/21/chartex" xmlns:cx3="http://schemas.microsoft.com/office/drawing/2016/5/9/chartex" xmlns:cx4="http://schemas.microsoft.com/office/drawing/2016/5/10/chartex" xmlns:cx5="http://schemas.microsoft.com/office/drawing/2016/5/11/chartex" xmlns:cx6="http://schemas.microsoft.com/office/drawing/2016/5/12/chartex" xmlns:cx7="http://schemas.microsoft.com/office/drawing/2016/5/13/chartex" xmlns:cx8="http://schemas.microsoft.com/office/drawing/2016/5/14/chartex" xmlns:mc="http://schemas.openxmlformats.org/markup-compatibility/2006" xmlns:aink="http://schemas.microsoft.com/office/drawing/2016/ink" xmlns:am3d="http://schemas.microsoft.com/office/drawing/2017/model3d" xmlns:o="urn:schemas-microsoft-com:office:office" xmlns:oel="http://schemas.microsoft.com/office/2019/extlst" xmlns:r="http://schemas.openxmlformats.org/officeDocument/2006/relationships" xmlns:m="http://schemas.openxmlformats.org/officeDocument/2006/math" xmlns:v="urn:schemas-microsoft-com:vml" xmlns:wp14="http://schemas.microsoft.com/office/word/2010/wordprocessingDrawing" xmlns:wp="http://schemas.openxmlformats.org/drawingml/2006/wordprocessingDrawing" xmlns:w10="urn:schemas-microsoft-com:office:word" xmlns:w="http://schemas.openxmlformats.org/wordprocessingml/2006/main" xmlns:w14="http://schemas.microsoft.com/office/word/2010/wordml" xmlns:w15="http://schemas.microsoft.com/office/word/2012/wordml" xmlns:w16cex="http://schemas.microsoft.com/office/word/2018/wordml/cex" xmlns:w16cid="http://schemas.microsoft.com/office/word/2016/wordml/cid" xmlns:w16="http://schemas.microsoft.com/office/word/2018/wordml" xmlns:w16du="http://schemas.microsoft.com/office/word/2023/wordml/word16du" xmlns:w16sdtdh="http://schemas.microsoft.com/office/word/2020/wordml/sdtdatahash" xmlns:w16sdtfl="http://schemas.microsoft.com/office/word/2024/wordml/sdtformatlock" xmlns:w16se="http://schemas.microsoft.com/office/word/2015/wordml/symex" xmlns:wpg="http://schemas.microsoft.com/office/word/2010/wordprocessingGroup" xmlns:wpi="http://schemas.microsoft.com/office/word/2010/wordprocessingInk" xmlns:wne="http://schemas.microsoft.com/office/word/2006/wordml" xmlns:wps="http://schemas.microsoft.com/office/word/2010/wordprocessingShape" mc:Ignorable="w14 w15 w16se w16cid w16 w16cex w16sdtdh w16sdtfl w16du wp14">
-  <w15:commentEx w15:paraId="23D3C830" w15:done="0"/>
-  <w15:commentEx w15:paraId="2D05E286" w15:done="0"/>
   <w15:commentEx w15:paraId="08AB66DE" w15:done="0"/>
   <w15:commentEx w15:paraId="71871FDE" w15:done="0"/>
   <w15:commentEx w15:paraId="5FEB0A0A" w15:done="0"/>
-  <w15:commentEx w15:paraId="0091055D" w15:done="0"/>
 </w15:commentsEx>
 </file>
 
 <file path=word/commentsExtensible.xml><?xml version="1.0" encoding="utf-8"?>
 <w16cex:commentsExtensible xmlns:wpc="http://schemas.microsoft.com/office/word/2010/wordprocessingCanvas" xmlns:cx="http://schemas.microsoft.com/office/drawing/2014/chartex" xmlns:cx1="http://schemas.microsoft.com/office/drawing/2015/9/8/chartex" xmlns:cx2="http://schemas.microsoft.com/office/drawing/2015/10/21/chartex" xmlns:cx3="http://schemas.microsoft.com/office/drawing/2016/5/9/chartex" xmlns:cx4="http://schemas.microsoft.com/office/drawing/2016/5/10/chartex" xmlns:cx5="http://schemas.microsoft.com/office/drawing/2016/5/11/chartex" xmlns:cx6="http://schemas.microsoft.com/office/drawing/2016/5/12/chartex" xmlns:cx7="http://schemas.microsoft.com/office/drawing/2016/5/13/chartex" xmlns:cx8="http://schemas.microsoft.com/office/drawing/2016/5/14/chartex" xmlns:cr="http://schemas.microsoft.com/office/comments/2020/reactions" xmlns:mc="http://schemas.openxmlformats.org/markup-compatibility/2006" xmlns:aink="http://schemas.microsoft.com/office/drawing/2016/ink" xmlns:am3d="http://schemas.microsoft.com/office/drawing/2017/model3d" xmlns:o="urn:schemas-microsoft-com:office:office" xmlns:oel="http://schemas.microsoft.com/office/2019/extlst" xmlns:r="http://schemas.openxmlformats.org/officeDocument/2006/relationships" xmlns:m="http://schemas.openxmlformats.org/officeDocument/2006/math" xmlns:v="urn:schemas-microsoft-com:vml" xmlns:wp14="http://schemas.microsoft.com/office/word/2010/wordprocessingDrawing" xmlns:wp="http://schemas.openxmlformats.org/drawingml/2006/wordprocessingDrawing" xmlns:w10="urn:schemas-microsoft-com:office:word" xmlns:w="http://schemas.openxmlformats.org/wordprocessingml/2006/main" xmlns:w14="http://schemas.microsoft.com/office/word/2010/wordml" xmlns:w15="http://schemas.microsoft.com/office/word/2012/wordml" xmlns:w16cex="http://schemas.microsoft.com/office/word/2018/wordml/cex" xmlns:w16cid="http://schemas.microsoft.com/office/word/2016/wordml/cid" xmlns:w16="http://schemas.microsoft.com/office/word/2018/wordml" xmlns:w16du="http://schemas.microsoft.com/office/word/2023/wordml/word16du" xmlns:w16sdtdh="http://schemas.microsoft.com/office/word/2020/wordml/sdtdatahash" xmlns:w16sdtfl="http://schemas.microsoft.com/office/word/2024/wordml/sdtformatlock" xmlns:w16se="http://schemas.microsoft.com/office/word/2015/wordml/symex" xmlns:wpg="http://schemas.microsoft.com/office/word/2010/wordprocessingGroup" xmlns:wpi="http://schemas.microsoft.com/office/word/2010/wordprocessingInk" xmlns:wne="http://schemas.microsoft.com/office/word/2006/wordml" xmlns:wps="http://schemas.microsoft.com/office/word/2010/wordprocessingShape" mc:Ignorable="w14 w15 w16se w16cid w16 w16cex w16sdtdh w16sdtfl cr w16du wp14">
-  <w16cex:commentExtensible w16cex:durableId="5E15295E" w16cex:dateUtc="2026-09-09T19:50:00Z"/>
-  <w16cex:commentExtensible w16cex:durableId="1EDC2E10" w16cex:dateUtc="2026-09-09T19:52:00Z"/>
   <w16cex:commentExtensible w16cex:durableId="2635D307" w16cex:dateUtc="2026-09-09T20:18:00Z"/>
   <w16cex:commentExtensible w16cex:durableId="7F829031" w16cex:dateUtc="2026-09-09T20:35:00Z"/>
   <w16cex:commentExtensible w16cex:durableId="35A56125" w16cex:dateUtc="2026-09-09T20:44:00Z"/>
-  <w16cex:commentExtensible w16cex:durableId="26D5B975" w16cex:dateUtc="2026-09-09T21:07:00Z"/>
 </w16cex:commentsExtensible>
 </file>
 
 <file path=word/commentsIds.xml><?xml version="1.0" encoding="utf-8"?>
 <w16cid:commentsIds xmlns:wpc="http://schemas.microsoft.com/office/word/2010/wordprocessingCanvas" xmlns:cx="http://schemas.microsoft.com/office/drawing/2014/chartex" xmlns:cx1="http://schemas.microsoft.com/office/drawing/2015/9/8/chartex" xmlns:cx2="http://schemas.microsoft.com/office/drawing/2015/10/21/chartex" xmlns:cx3="http://schemas.microsoft.com/office/drawing/2016/5/9/chartex" xmlns:cx4="http://schemas.microsoft.com/office/drawing/2016/5/10/chartex" xmlns:cx5="http://schemas.microsoft.com/office/drawing/2016/5/11/chartex" xmlns:cx6="http://schemas.microsoft.com/office/drawing/2016/5/12/chartex" xmlns:cx7="http://schemas.microsoft.com/office/drawing/2016/5/13/chartex" xmlns:cx8="http://schemas.microsoft.com/office/drawing/2016/5/14/chartex" xmlns:mc="http://schemas.openxmlformats.org/markup-compatibility/2006" xmlns:aink="http://schemas.microsoft.com/office/drawing/2016/ink" xmlns:am3d="http://schemas.microsoft.com/office/drawing/2017/model3d" xmlns:o="urn:schemas-microsoft-com:office:office" xmlns:oel="http://schemas.microsoft.com/office/2019/extlst" xmlns:r="http://schemas.openxmlformats.org/officeDocument/2006/relationships" xmlns:m="http://schemas.openxmlformats.org/officeDocument/2006/math" xmlns:v="urn:schemas-microsoft-com:vml" xmlns:wp14="http://schemas.microsoft.com/office/word/2010/wordprocessingDrawing" xmlns:wp="http://schemas.openxmlformats.org/drawingml/2006/wordprocessingDrawing" xmlns:w10="urn:schemas-microsoft-com:office:word" xmlns:w="http://schemas.openxmlformats.org/wordprocessingml/2006/main" xmlns:w14="http://schemas.microsoft.com/office/word/2010/wordml" xmlns:w15="http://schemas.microsoft.com/office/word/2012/wordml" xmlns:w16cex="http://schemas.microsoft.com/office/word/2018/wordml/cex" xmlns:w16cid="http://schemas.microsoft.com/office/word/2016/wordml/cid" xmlns:w16="http://schemas.microsoft.com/office/word/2018/wordml" xmlns:w16du="http://schemas.microsoft.com/office/word/2023/wordml/word16du" xmlns:w16sdtdh="http://schemas.microsoft.com/office/word/2020/wordml/sdtdatahash" xmlns:w16sdtfl="http://schemas.microsoft.com/office/word/2024/wordml/sdtformatlock" xmlns:w16se="http://schemas.microsoft.com/office/word/2015/wordml/symex" xmlns:wpg="http://schemas.microsoft.com/office/word/2010/wordprocessingGroup" xmlns:wpi="http://schemas.microsoft.com/office/word/2010/wordprocessingInk" xmlns:wne="http://schemas.microsoft.com/office/word/2006/wordml" xmlns:wps="http://schemas.microsoft.com/office/word/2010/wordprocessingShape" mc:Ignorable="w14 w15 w16se w16cid w16 w16cex w16sdtdh w16sdtfl w16du wp14">
-  <w16cid:commentId w16cid:paraId="23D3C830" w16cid:durableId="5E15295E"/>
-  <w16cid:commentId w16cid:paraId="2D05E286" w16cid:durableId="1EDC2E10"/>
   <w16cid:commentId w16cid:paraId="08AB66DE" w16cid:durableId="2635D307"/>
   <w16cid:commentId w16cid:paraId="71871FDE" w16cid:durableId="7F829031"/>
   <w16cid:commentId w16cid:paraId="5FEB0A0A" w16cid:durableId="35A56125"/>
-  <w16cid:commentId w16cid:paraId="0091055D" w16cid:durableId="26D5B975"/>
 </w16cid:commentsIds>
 </file>
 
@@ -2835,7 +3279,7 @@
         <w:rFonts w:ascii="Aptos" w:eastAsiaTheme="minorHAnsi" w:hAnsi="Aptos" w:cstheme="minorBidi" w:hint="default"/>
       </w:rPr>
     </w:lvl>
-    <w:lvl w:ilvl="1" w:tplc="040E0003" w:tentative="1">
+    <w:lvl w:ilvl="1" w:tplc="040E0003">
       <w:start w:val="1"/>
       <w:numFmt w:val="bullet"/>
       <w:lvlText w:val="o"/>
@@ -3723,6 +4167,7 @@
   <w:style w:type="character" w:default="1" w:styleId="Bekezdsalapbettpusa">
     <w:name w:val="Default Paragraph Font"/>
     <w:uiPriority w:val="1"/>
+    <w:semiHidden/>
     <w:unhideWhenUsed/>
   </w:style>
   <w:style w:type="table" w:default="1" w:styleId="Normltblzat">

--- a/Dokumentáció.docx
+++ b/Dokumentáció.docx
@@ -341,6 +341,7 @@
         </w:numPr>
       </w:pPr>
       <w:r>
+        <w:lastRenderedPageBreak/>
         <w:t>Keresés és szűrés: Gyors keresési lehetőség az eszközök azonosítója, kategóriája, megnevezése, mérete vagy állapota alapján.</w:t>
       </w:r>
     </w:p>
@@ -653,6 +654,7 @@
         <w:pStyle w:val="Listaszerbekezds"/>
       </w:pPr>
       <w:r>
+        <w:lastRenderedPageBreak/>
         <w:t>A rendszer szerveroldali működését PHP biztosítja. Feladatai a bejelentkezés és session-kezelés, jogosultságok ellenőrzése, adatbázis-műveletek végrehajtása, dinamikus HTML generálása, admin és operator funkciók kiszolgálása.</w:t>
       </w:r>
     </w:p>
@@ -703,11 +705,7 @@
         <w:pStyle w:val="Listaszerbekezds"/>
       </w:pPr>
       <w:r>
-        <w:t xml:space="preserve">A projekt MySQL adatbázist használ, amelyben a táblák biztonságosan tárolják a dolgozókat, felhasználókat, eszközöket, eszközmozgásokat, statisztikai adatokat. A lekérdezések MySQLi-vel történnek, amely gyors és stabil kapcsolatot biztosít a PHP </w:t>
-      </w:r>
-      <w:r>
-        <w:lastRenderedPageBreak/>
-        <w:t>számára.</w:t>
+        <w:t>A projekt MySQL adatbázist használ, amelyben a táblák biztonságosan tárolják a dolgozókat, felhasználókat, eszközöket, eszközmozgásokat, statisztikai adatokat. A lekérdezések MySQLi-vel történnek, amely gyors és stabil kapcsolatot biztosít a PHP számára.</w:t>
       </w:r>
     </w:p>
     <w:p>
@@ -949,7 +947,11 @@
     </w:p>
     <w:p>
       <w:r>
-        <w:t>A HTML nem programozási nyelv, hanem egy struktúra-leíró markup, amelyet CSS-sel és JavaScript-tel egészítenek ki a stílus és az interaktivitás érdekében. Modern verziója a HTML5 támogatja a multimédiát, a reszponzív elrendezést és a szemantikus elemeket, amelyek javítják a keresőoptimalizálást és az akadálymentesítést.</w:t>
+        <w:t xml:space="preserve">A HTML nem programozási nyelv, hanem egy struktúra-leíró markup, amelyet CSS-sel és JavaScript-tel egészítenek ki a stílus és az interaktivitás érdekében. Modern verziója a HTML5 támogatja a multimédiát, a reszponzív elrendezést és a szemantikus elemeket, amelyek javítják a </w:t>
+      </w:r>
+      <w:r>
+        <w:lastRenderedPageBreak/>
+        <w:t>keresőoptimalizálást és az akadálymentesítést.</w:t>
       </w:r>
     </w:p>
     <w:p>
@@ -1029,124 +1031,124 @@
         <w:t>rt felelős</w:t>
       </w:r>
       <w:r>
+        <w:t xml:space="preserve"> eseményvezérelt programozási nyelv. A böngészőben fut és lehetővé teszi a HTML elemek manipulálását, az események kezelését (kattintás, billentyűzet) valamint az aszinkron kommunikációt a szerverrel. DOM (Document Object Model) segítségével módosíthatja az oldal tartalmát anélkül, hogy újratöltésre lenne szükség.</w:t>
+      </w:r>
+    </w:p>
+    <w:p>
+      <w:r>
+        <w:rPr>
+          <w:rStyle w:val="Cmsor3Char"/>
+        </w:rPr>
+        <w:t>PHP</w:t>
+      </w:r>
+      <w:r>
+        <w:rPr>
+          <w:rStyle w:val="Cmsor3Char"/>
+        </w:rPr>
+        <w:t xml:space="preserve"> – Server-side scripting language</w:t>
+      </w:r>
+      <w:r>
+        <w:rPr>
+          <w:rStyle w:val="Cmsor3Char"/>
+        </w:rPr>
+        <w:t>:</w:t>
+      </w:r>
+    </w:p>
+    <w:p>
+      <w:r>
+        <w:t>A</w:t>
+      </w:r>
+      <w:r>
+        <w:t xml:space="preserve"> PHP egy</w:t>
+      </w:r>
+      <w:r>
+        <w:t xml:space="preserve"> szerveroldali</w:t>
+      </w:r>
+      <w:r>
+        <w:t xml:space="preserve"> szkriptnyelv, amely dinamikus weboldalak és webalkalmazások működését biztosítha. A kód a szerveren fut és az eredményt HTML formájában küldi vissza a bongészőnek. Kiválóan alkalmas adatbázis-kezelésre, jellemzően MySQL-lel együtt használják bejelentkezési rendszerekhez, admin felületekhez, jogosultság-kezeléshez és adatfeldolgozáshoz. Támogatja a</w:t>
+      </w:r>
+      <w:r>
+        <w:t xml:space="preserve"> munkamenet-kezelést (session),</w:t>
+      </w:r>
+      <w:r>
+        <w:t xml:space="preserve"> amely lehetővé teszi a felhasználók azonosítását és állapotuk megőrzését több oldalon keresztül. A nyelv egyszerűen integrálható HTML-be így rugalmasan építhetők dinamikus komponensek (pl. listák, táblázatok, űrlapfeldolgozás). Széles körben használt, stabil és jól dokumentált technológia, amely egyaránt alkalmas kis és nagy webprojektek kiszolgálására.</w:t>
+      </w:r>
+    </w:p>
+    <w:p>
+      <w:r>
+        <w:rPr>
+          <w:rStyle w:val="Cmsor3Char"/>
+        </w:rPr>
+        <w:t>MySQL</w:t>
+      </w:r>
+      <w:r>
+        <w:rPr>
+          <w:rStyle w:val="Cmsor3Char"/>
+        </w:rPr>
+        <w:t xml:space="preserve"> – Relációs adatbázis-kezelő rendszer</w:t>
+      </w:r>
+      <w:r>
+        <w:rPr>
+          <w:rStyle w:val="Cmsor3Char"/>
+        </w:rPr>
+        <w:t>:</w:t>
+      </w:r>
+    </w:p>
+    <w:p>
+      <w:r>
+        <w:t>Egy nyílt forráskódú, relációs adatbázis-kezelő rendszer</w:t>
+      </w:r>
+      <w:r>
+        <w:t>,</w:t>
+      </w:r>
+      <w:r>
+        <w:t xml:space="preserve"> amely struktúrált adatok tárolására és lekérdezésére szolgál. </w:t>
+      </w:r>
+      <w:r>
         <w:t xml:space="preserve"> </w:t>
       </w:r>
       <w:r>
+        <w:t>Az adatokat táblákban kezeli, amelyek sorokból és oszlopokból állnak és egymással kapcsolatok (foreign key) segítségével összekapcsolhatók. Lekérdezéshez az SQL nyelvet használja, amely lehetővé teszi az adatok beszúrását, módosítását, törlését és összetett lekérdezések készítését. A modern MySQL verziók alapértelmezett tárolómotorja az InnoDB, amely támogatja a tranzakcióka</w:t>
+      </w:r>
+      <w:r>
+        <w:t>t és megbízható, biztonságos működést biztosít. A MySQL gyakran használatos PHP alapú webalkalmazásokban, admin rendszerekben, jogosultság-kezelésben és minden olyan projektben, ahol strukturált, konzisztens adatkezelésre van szükség.</w:t>
+      </w:r>
+    </w:p>
+    <w:p>
+      <w:pPr>
+        <w:pStyle w:val="Cmsor2"/>
+      </w:pPr>
+      <w:r>
+        <w:t>Használt egyéb technikák:</w:t>
+      </w:r>
+    </w:p>
+    <w:p>
+      <w:r>
+        <w:rPr>
+          <w:rStyle w:val="Cmsor3Char"/>
+        </w:rPr>
+        <w:t>Bootstrap</w:t>
+      </w:r>
+      <w:r>
+        <w:rPr>
+          <w:rStyle w:val="Cmsor3Char"/>
+        </w:rPr>
+        <w:t xml:space="preserve"> – Frontend keretrendszer reszponzív weboldalakhoz</w:t>
+      </w:r>
+      <w:r>
+        <w:rPr>
+          <w:rStyle w:val="Cmsor3Char"/>
+        </w:rPr>
+        <w:t>:</w:t>
+      </w:r>
+    </w:p>
+    <w:p>
+      <w:r>
+        <w:t xml:space="preserve">Nyílt forráskódú frontend keretrendszer, amely előre definiált stílusokkal és komponenseket biztosít modern, reszponzív webfelületek gyors fejlesztéséhez. Tartalmaz CSS-alapú stílusokat (gombok, űrlapok, táblázatok) és JavaScript-alapú komponenseket. Központi eleme a rácsrendszer (Grid), amely reszponzív elrendezést tesz lehetővé különböző képernyőméreteken. Egységes dizájnt ad, így a felület elemei vizuálisan harmonizálnak és minimális egyedi CSS-sel is professzionáis megjelenés érhető el. Könnyen integrálható bármely HTML-alapú projektbe és </w:t>
+      </w:r>
+      <w:r>
         <w:lastRenderedPageBreak/>
-        <w:t>eseményvezérelt programozási nyelv. A böngészőben fut és lehetővé teszi a HTML elemek manipulálását, az események kezelését (kattintás, billentyűzet) valamint az aszinkron kommunikációt a szerverrel. DOM (Document Object Model) segítségével módosíthatja az oldal tartalmát anélkül, hogy újratöltésre lenne szükség.</w:t>
-      </w:r>
-    </w:p>
-    <w:p>
-      <w:r>
-        <w:rPr>
-          <w:rStyle w:val="Cmsor3Char"/>
-        </w:rPr>
-        <w:t>PHP</w:t>
-      </w:r>
-      <w:r>
-        <w:rPr>
-          <w:rStyle w:val="Cmsor3Char"/>
-        </w:rPr>
-        <w:t xml:space="preserve"> – Server-side scripting language</w:t>
-      </w:r>
-      <w:r>
-        <w:rPr>
-          <w:rStyle w:val="Cmsor3Char"/>
-        </w:rPr>
-        <w:t>:</w:t>
-      </w:r>
-    </w:p>
-    <w:p>
-      <w:r>
-        <w:t>A</w:t>
-      </w:r>
-      <w:r>
-        <w:t xml:space="preserve"> PHP egy</w:t>
-      </w:r>
-      <w:r>
-        <w:t xml:space="preserve"> szerveroldali</w:t>
-      </w:r>
-      <w:r>
-        <w:t xml:space="preserve"> szkriptnyelv, amely dinamikus weboldalak és webalkalmazások működését biztosítha. A kód a szerveren fut és az eredményt HTML formájában küldi vissza a bongészőnek. Kiválóan alkalmas adatbázis-kezelésre, jellemzően MySQL-lel együtt használják bejelentkezési rendszerekhez, admin felületekhez, jogosultság-kezeléshez és adatfeldolgozáshoz. Támogatja a</w:t>
-      </w:r>
-      <w:r>
-        <w:t xml:space="preserve"> munkamenet-kezelést (session),</w:t>
-      </w:r>
-      <w:r>
-        <w:t xml:space="preserve"> amely lehetővé teszi a felhasználók azonosítását és állapotuk megőrzését több oldalon keresztül. A nyelv egyszerűen integrálható HTML-be így rugalmasan építhetők dinamikus komponensek (pl. listák, táblázatok, űrlapfeldolgozás). Széles körben használt, stabil és jól dokumentált technológia, amely egyaránt alkalmas kis és nagy webprojektek kiszolgálására.</w:t>
-      </w:r>
-    </w:p>
-    <w:p>
-      <w:r>
-        <w:rPr>
-          <w:rStyle w:val="Cmsor3Char"/>
-        </w:rPr>
-        <w:t>MySQL</w:t>
-      </w:r>
-      <w:r>
-        <w:rPr>
-          <w:rStyle w:val="Cmsor3Char"/>
-        </w:rPr>
-        <w:t xml:space="preserve"> – Relációs adatbázis-kezelő rendszer</w:t>
-      </w:r>
-      <w:r>
-        <w:rPr>
-          <w:rStyle w:val="Cmsor3Char"/>
-        </w:rPr>
-        <w:t>:</w:t>
-      </w:r>
-    </w:p>
-    <w:p>
-      <w:r>
-        <w:t>Egy nyílt forráskódú, relációs adatbázis-kezelő rendszer</w:t>
-      </w:r>
-      <w:r>
-        <w:t>,</w:t>
-      </w:r>
-      <w:r>
-        <w:t xml:space="preserve"> amely struktúrált adatok tárolására és lekérdezésére szolgál. </w:t>
-      </w:r>
-      <w:r>
-        <w:t xml:space="preserve"> </w:t>
-      </w:r>
-      <w:r>
-        <w:t>Az adatokat táblákban kezeli, amelyek sorokból és oszlopokból állnak és egymással kapcsolatok (foreign key) segítségével összekapcsolhatók. Lekérdezéshez az SQL nyelvet használja, amely lehetővé teszi az adatok beszúrását, módosítását, törlését és összetett lekérdezések készítését. A modern MySQL verziók alapértelmezett tárolómotorja az InnoDB, amely támogatja a tranzakcióka</w:t>
-      </w:r>
-      <w:r>
-        <w:t>t és megbízható, biztonságos működést biztosít. A MySQL gyakran használatos PHP alapú webalkalmazásokban, admin rendszerekben, jogosultság-kezelésben és minden olyan projektben, ahol strukturált, konzisztens adatkezelésre van szükség.</w:t>
-      </w:r>
-    </w:p>
-    <w:p>
-      <w:pPr>
-        <w:pStyle w:val="Cmsor2"/>
-      </w:pPr>
-      <w:r>
-        <w:t>Használt egyéb technikák:</w:t>
-      </w:r>
-    </w:p>
-    <w:p>
-      <w:r>
-        <w:rPr>
-          <w:rStyle w:val="Cmsor3Char"/>
-        </w:rPr>
-        <w:t>Bootstrap</w:t>
-      </w:r>
-      <w:r>
-        <w:rPr>
-          <w:rStyle w:val="Cmsor3Char"/>
-        </w:rPr>
-        <w:t xml:space="preserve"> – Frontend keretrendszer reszponzív weboldalakhoz</w:t>
-      </w:r>
-      <w:r>
-        <w:rPr>
-          <w:rStyle w:val="Cmsor3Char"/>
-        </w:rPr>
-        <w:t>:</w:t>
-      </w:r>
-    </w:p>
-    <w:p>
-      <w:r>
-        <w:t>Nyílt forráskódú frontend keretrendszer, amely előre definiált stílusokkal és komponenseket biztosít modern, reszponzív webfelületek gyors fejlesztéséhez. Tartalmaz CSS-alapú stílusokat (gombok, űrlapok, táblázatok) és JavaScript-alapú komponenseket. Központi eleme a rácsrendszer (Grid), amely reszponzív elrendezést tesz lehetővé különböző képernyőméreteken. Egységes dizájnt ad, így a felület elemei vizuálisan harmonizálnak és minimális egyedi CSS-sel is professzionáis megjelenés érhető el. Könnyen integrálható bármely HTML-alapú projektbe és jelentősen felgyorsítja a UI fejlesztést, különösen admin rendszerek, dashboardok és űrlapok esetén.</w:t>
+        <w:t>jelentősen felgyorsítja a UI fejlesztést, különösen admin rendszerek, dashboardok és űrlapok esetén.</w:t>
       </w:r>
       <w:r>
         <w:br w:type="page"/>
@@ -1339,6 +1341,7 @@
         <w:pStyle w:val="Cmsor2"/>
       </w:pPr>
       <w:r>
+        <w:lastRenderedPageBreak/>
         <w:t>Tesztelési dokumentáció</w:t>
       </w:r>
     </w:p>
@@ -1352,7 +1355,6 @@
         <w:pStyle w:val="Cmsor1"/>
       </w:pPr>
       <w:r>
-        <w:lastRenderedPageBreak/>
         <w:t>Felhasználói dokumentáció</w:t>
       </w:r>
     </w:p>
@@ -1602,6 +1604,7 @@
     </w:p>
     <w:p>
       <w:r>
+        <w:lastRenderedPageBreak/>
         <w:t>A felhasználó ezen a felületen tudja megadni az azonosítóját és a jelszavát a rendszerelemek eléréséhez.</w:t>
       </w:r>
     </w:p>
@@ -1611,7 +1614,6 @@
       </w:pPr>
       <w:commentRangeStart w:id="0"/>
       <w:r>
-        <w:lastRenderedPageBreak/>
         <w:t>Főoldal</w:t>
       </w:r>
       <w:commentRangeEnd w:id="0"/>
@@ -1629,14 +1631,11 @@
         <w:jc w:val="center"/>
       </w:pPr>
       <w:r>
-        <w:rPr>
-          <w:noProof/>
-        </w:rPr>
         <w:drawing>
-          <wp:inline distT="0" distB="0" distL="0" distR="0" wp14:anchorId="415DD73E" wp14:editId="1B39DF70">
-            <wp:extent cx="4892040" cy="3733200"/>
-            <wp:effectExtent l="0" t="0" r="3810" b="635"/>
-            <wp:docPr id="959109673" name="Kép 1"/>
+          <wp:inline distT="0" distB="0" distL="0" distR="0" wp14:anchorId="17DD3E0B" wp14:editId="262E80AD">
+            <wp:extent cx="5760720" cy="2938145"/>
+            <wp:effectExtent l="0" t="0" r="0" b="0"/>
+            <wp:docPr id="802258944" name="Kép 1"/>
             <wp:cNvGraphicFramePr>
               <a:graphicFrameLocks xmlns:a="http://schemas.openxmlformats.org/drawingml/2006/main" noChangeAspect="1"/>
             </wp:cNvGraphicFramePr>
@@ -1644,7 +1643,7 @@
               <a:graphicData uri="http://schemas.openxmlformats.org/drawingml/2006/picture">
                 <pic:pic xmlns:pic="http://schemas.openxmlformats.org/drawingml/2006/picture">
                   <pic:nvPicPr>
-                    <pic:cNvPr id="959109673" name=""/>
+                    <pic:cNvPr id="802258944" name=""/>
                     <pic:cNvPicPr/>
                   </pic:nvPicPr>
                   <pic:blipFill>
@@ -1656,7 +1655,7 @@
                   <pic:spPr>
                     <a:xfrm>
                       <a:off x="0" y="0"/>
-                      <a:ext cx="4899487" cy="3738883"/>
+                      <a:ext cx="5760720" cy="2938145"/>
                     </a:xfrm>
                     <a:prstGeom prst="rect">
                       <a:avLst/>
@@ -1696,7 +1695,23 @@
     </w:p>
     <w:p>
       <w:r>
-        <w:t>Operatorként belépve az Összes eszközmozgás táblázat jelenik meg, ahol látszanak a kiadott, a visszavett és a még nem visszavett eszközök adatai is.</w:t>
+        <w:t xml:space="preserve">Operatorként belépve az Összes eszközmozgás táblázat jelenik meg, ahol látszanak a kiadott, a visszavett és a még nem visszavett eszközök adatai </w:t>
+      </w:r>
+      <w:commentRangeStart w:id="1"/>
+      <w:r>
+        <w:t>is</w:t>
+      </w:r>
+      <w:commentRangeEnd w:id="1"/>
+      <w:r>
+        <w:rPr>
+          <w:rStyle w:val="Jegyzethivatkozs"/>
+          <w:sz w:val="22"/>
+          <w:szCs w:val="22"/>
+        </w:rPr>
+        <w:commentReference w:id="1"/>
+      </w:r>
+      <w:r>
+        <w:t>.</w:t>
       </w:r>
     </w:p>
     <w:p>
@@ -1704,14 +1719,11 @@
         <w:jc w:val="center"/>
       </w:pPr>
       <w:r>
-        <w:rPr>
-          <w:noProof/>
-        </w:rPr>
         <w:drawing>
-          <wp:inline distT="0" distB="0" distL="0" distR="0" wp14:anchorId="3DFEFD43" wp14:editId="17E7A7B8">
-            <wp:extent cx="5760720" cy="2757170"/>
-            <wp:effectExtent l="0" t="0" r="0" b="5080"/>
-            <wp:docPr id="1347993538" name="Kép 1"/>
+          <wp:inline distT="0" distB="0" distL="0" distR="0" wp14:anchorId="2CDC7C94" wp14:editId="19126832">
+            <wp:extent cx="5760720" cy="2887980"/>
+            <wp:effectExtent l="0" t="0" r="0" b="7620"/>
+            <wp:docPr id="989989093" name="Kép 1"/>
             <wp:cNvGraphicFramePr>
               <a:graphicFrameLocks xmlns:a="http://schemas.openxmlformats.org/drawingml/2006/main" noChangeAspect="1"/>
             </wp:cNvGraphicFramePr>
@@ -1719,7 +1731,7 @@
               <a:graphicData uri="http://schemas.openxmlformats.org/drawingml/2006/picture">
                 <pic:pic xmlns:pic="http://schemas.openxmlformats.org/drawingml/2006/picture">
                   <pic:nvPicPr>
-                    <pic:cNvPr id="1347993538" name=""/>
+                    <pic:cNvPr id="989989093" name=""/>
                     <pic:cNvPicPr/>
                   </pic:nvPicPr>
                   <pic:blipFill>
@@ -1731,7 +1743,7 @@
                   <pic:spPr>
                     <a:xfrm>
                       <a:off x="0" y="0"/>
-                      <a:ext cx="5760720" cy="2757170"/>
+                      <a:ext cx="5760720" cy="2887980"/>
                     </a:xfrm>
                     <a:prstGeom prst="rect">
                       <a:avLst/>
@@ -1749,19 +1761,19 @@
       <w:pPr>
         <w:pStyle w:val="Cmsor3"/>
       </w:pPr>
-      <w:commentRangeStart w:id="1"/>
+      <w:commentRangeStart w:id="2"/>
       <w:r>
         <w:lastRenderedPageBreak/>
         <w:t>Dolgozók</w:t>
       </w:r>
-      <w:commentRangeEnd w:id="1"/>
+      <w:commentRangeEnd w:id="2"/>
       <w:r>
         <w:rPr>
           <w:rStyle w:val="Jegyzethivatkozs"/>
           <w:sz w:val="26"/>
           <w:szCs w:val="28"/>
         </w:rPr>
-        <w:commentReference w:id="1"/>
+        <w:commentReference w:id="2"/>
       </w:r>
     </w:p>
     <w:p>
@@ -1826,18 +1838,18 @@
       <w:pPr>
         <w:pStyle w:val="Cmsor3"/>
       </w:pPr>
-      <w:commentRangeStart w:id="2"/>
+      <w:commentRangeStart w:id="3"/>
       <w:r>
         <w:t>Felhasználók</w:t>
       </w:r>
-      <w:commentRangeEnd w:id="2"/>
+      <w:commentRangeEnd w:id="3"/>
       <w:r>
         <w:rPr>
           <w:rStyle w:val="Jegyzethivatkozs"/>
           <w:sz w:val="26"/>
           <w:szCs w:val="28"/>
         </w:rPr>
-        <w:commentReference w:id="2"/>
+        <w:commentReference w:id="3"/>
       </w:r>
     </w:p>
     <w:p>
@@ -1909,14 +1921,11 @@
     </w:p>
     <w:p>
       <w:r>
-        <w:rPr>
-          <w:noProof/>
-        </w:rPr>
         <w:drawing>
-          <wp:inline distT="0" distB="0" distL="0" distR="0" wp14:anchorId="032BC95C" wp14:editId="46A29026">
-            <wp:extent cx="5760720" cy="2779395"/>
-            <wp:effectExtent l="0" t="0" r="0" b="1905"/>
-            <wp:docPr id="367968580" name="Kép 1"/>
+          <wp:inline distT="0" distB="0" distL="0" distR="0" wp14:anchorId="0146BCC3" wp14:editId="0C06AEAE">
+            <wp:extent cx="5760720" cy="2943860"/>
+            <wp:effectExtent l="0" t="0" r="0" b="8890"/>
+            <wp:docPr id="1153610316" name="Kép 1"/>
             <wp:cNvGraphicFramePr>
               <a:graphicFrameLocks xmlns:a="http://schemas.openxmlformats.org/drawingml/2006/main" noChangeAspect="1"/>
             </wp:cNvGraphicFramePr>
@@ -1924,7 +1933,7 @@
               <a:graphicData uri="http://schemas.openxmlformats.org/drawingml/2006/picture">
                 <pic:pic xmlns:pic="http://schemas.openxmlformats.org/drawingml/2006/picture">
                   <pic:nvPicPr>
-                    <pic:cNvPr id="367968580" name=""/>
+                    <pic:cNvPr id="1153610316" name=""/>
                     <pic:cNvPicPr/>
                   </pic:nvPicPr>
                   <pic:blipFill>
@@ -1936,7 +1945,7 @@
                   <pic:spPr>
                     <a:xfrm>
                       <a:off x="0" y="0"/>
-                      <a:ext cx="5760720" cy="2779395"/>
+                      <a:ext cx="5760720" cy="2943860"/>
                     </a:xfrm>
                     <a:prstGeom prst="rect">
                       <a:avLst/>
@@ -1967,14 +1976,11 @@
         <w:jc w:val="center"/>
       </w:pPr>
       <w:r>
-        <w:rPr>
-          <w:noProof/>
-        </w:rPr>
         <w:drawing>
-          <wp:inline distT="0" distB="0" distL="0" distR="0" wp14:anchorId="7D4D30B4" wp14:editId="7C86A2C0">
-            <wp:extent cx="5760720" cy="2769870"/>
-            <wp:effectExtent l="0" t="0" r="0" b="0"/>
-            <wp:docPr id="1650406594" name="Kép 1"/>
+          <wp:inline distT="0" distB="0" distL="0" distR="0" wp14:anchorId="417DA434" wp14:editId="355E9694">
+            <wp:extent cx="5760720" cy="2947035"/>
+            <wp:effectExtent l="0" t="0" r="0" b="5715"/>
+            <wp:docPr id="1776959796" name="Kép 1"/>
             <wp:cNvGraphicFramePr>
               <a:graphicFrameLocks xmlns:a="http://schemas.openxmlformats.org/drawingml/2006/main" noChangeAspect="1"/>
             </wp:cNvGraphicFramePr>
@@ -1982,7 +1988,7 @@
               <a:graphicData uri="http://schemas.openxmlformats.org/drawingml/2006/picture">
                 <pic:pic xmlns:pic="http://schemas.openxmlformats.org/drawingml/2006/picture">
                   <pic:nvPicPr>
-                    <pic:cNvPr id="1650406594" name=""/>
+                    <pic:cNvPr id="1776959796" name=""/>
                     <pic:cNvPicPr/>
                   </pic:nvPicPr>
                   <pic:blipFill>
@@ -1994,7 +2000,7 @@
                   <pic:spPr>
                     <a:xfrm>
                       <a:off x="0" y="0"/>
-                      <a:ext cx="5760720" cy="2769870"/>
+                      <a:ext cx="5760720" cy="2947035"/>
                     </a:xfrm>
                     <a:prstGeom prst="rect">
                       <a:avLst/>
@@ -2037,7 +2043,23 @@
         <w:t>táblázatban a kiadott, de még nem visszavett eszközök láthatóak, itt tö</w:t>
       </w:r>
       <w:r>
-        <w:t>rténik az eszközök tényleges mozgatása. A kiadást és a visszavételt is innen tudjuk indítani, a visszavételi folyamatot befejezve az adott kiadás eltűnik a listából, ezzel átláthatóvá téve a kiadott, de még nem visszavett eszközöket.</w:t>
+        <w:t xml:space="preserve">rténik az eszközök tényleges mozgatása. A kiadást és a visszavételt is innen tudjuk indítani, a visszavételi folyamatot befejezve az adott kiadás eltűnik a listából, ezzel átláthatóvá téve a kiadott, de még nem visszavett </w:t>
+      </w:r>
+      <w:commentRangeStart w:id="4"/>
+      <w:r>
+        <w:t>eszközöket</w:t>
+      </w:r>
+      <w:commentRangeEnd w:id="4"/>
+      <w:r>
+        <w:rPr>
+          <w:rStyle w:val="Jegyzethivatkozs"/>
+          <w:sz w:val="22"/>
+          <w:szCs w:val="22"/>
+        </w:rPr>
+        <w:commentReference w:id="4"/>
+      </w:r>
+      <w:r>
+        <w:t>.</w:t>
       </w:r>
     </w:p>
     <w:p>
@@ -2131,15 +2153,12 @@
         <w:jc w:val="center"/>
       </w:pPr>
       <w:r>
-        <w:rPr>
-          <w:noProof/>
-        </w:rPr>
         <w:lastRenderedPageBreak/>
         <w:drawing>
-          <wp:inline distT="0" distB="0" distL="0" distR="0" wp14:anchorId="23CC9E9F" wp14:editId="04845BD6">
-            <wp:extent cx="5676900" cy="2725813"/>
-            <wp:effectExtent l="0" t="0" r="0" b="0"/>
-            <wp:docPr id="57272532" name="Kép 1"/>
+          <wp:inline distT="0" distB="0" distL="0" distR="0" wp14:anchorId="4B018EC2" wp14:editId="35DEBF3D">
+            <wp:extent cx="5760720" cy="2945130"/>
+            <wp:effectExtent l="0" t="0" r="0" b="7620"/>
+            <wp:docPr id="195808736" name="Kép 1"/>
             <wp:cNvGraphicFramePr>
               <a:graphicFrameLocks xmlns:a="http://schemas.openxmlformats.org/drawingml/2006/main" noChangeAspect="1"/>
             </wp:cNvGraphicFramePr>
@@ -2147,7 +2166,7 @@
               <a:graphicData uri="http://schemas.openxmlformats.org/drawingml/2006/picture">
                 <pic:pic xmlns:pic="http://schemas.openxmlformats.org/drawingml/2006/picture">
                   <pic:nvPicPr>
-                    <pic:cNvPr id="57272532" name=""/>
+                    <pic:cNvPr id="195808736" name=""/>
                     <pic:cNvPicPr/>
                   </pic:nvPicPr>
                   <pic:blipFill>
@@ -2159,7 +2178,7 @@
                   <pic:spPr>
                     <a:xfrm>
                       <a:off x="0" y="0"/>
-                      <a:ext cx="5725047" cy="2748931"/>
+                      <a:ext cx="5760720" cy="2945130"/>
                     </a:xfrm>
                     <a:prstGeom prst="rect">
                       <a:avLst/>
@@ -2177,14 +2196,11 @@
         <w:jc w:val="center"/>
       </w:pPr>
       <w:r>
-        <w:rPr>
-          <w:noProof/>
-        </w:rPr>
         <w:drawing>
-          <wp:inline distT="0" distB="0" distL="0" distR="0" wp14:anchorId="278705DC" wp14:editId="357A697B">
-            <wp:extent cx="5760720" cy="2774950"/>
-            <wp:effectExtent l="0" t="0" r="0" b="6350"/>
-            <wp:docPr id="218426990" name="Kép 1"/>
+          <wp:inline distT="0" distB="0" distL="0" distR="0" wp14:anchorId="3EB6FA00" wp14:editId="7C64FE4C">
+            <wp:extent cx="5760720" cy="2938145"/>
+            <wp:effectExtent l="0" t="0" r="0" b="0"/>
+            <wp:docPr id="950058835" name="Kép 1"/>
             <wp:cNvGraphicFramePr>
               <a:graphicFrameLocks xmlns:a="http://schemas.openxmlformats.org/drawingml/2006/main" noChangeAspect="1"/>
             </wp:cNvGraphicFramePr>
@@ -2192,7 +2208,7 @@
               <a:graphicData uri="http://schemas.openxmlformats.org/drawingml/2006/picture">
                 <pic:pic xmlns:pic="http://schemas.openxmlformats.org/drawingml/2006/picture">
                   <pic:nvPicPr>
-                    <pic:cNvPr id="218426990" name=""/>
+                    <pic:cNvPr id="950058835" name=""/>
                     <pic:cNvPicPr/>
                   </pic:nvPicPr>
                   <pic:blipFill>
@@ -2204,7 +2220,7 @@
                   <pic:spPr>
                     <a:xfrm>
                       <a:off x="0" y="0"/>
-                      <a:ext cx="5760720" cy="2774950"/>
+                      <a:ext cx="5760720" cy="2938145"/>
                     </a:xfrm>
                     <a:prstGeom prst="rect">
                       <a:avLst/>
@@ -2218,8 +2234,21 @@
       </w:r>
     </w:p>
     <w:p>
-      <w:r>
-        <w:t xml:space="preserve">A visszavétel ugyanitt, a </w:t>
+      <w:commentRangeStart w:id="5"/>
+      <w:r>
+        <w:t>A</w:t>
+      </w:r>
+      <w:commentRangeEnd w:id="5"/>
+      <w:r>
+        <w:rPr>
+          <w:rStyle w:val="Jegyzethivatkozs"/>
+          <w:sz w:val="22"/>
+          <w:szCs w:val="22"/>
+        </w:rPr>
+        <w:commentReference w:id="5"/>
+      </w:r>
+      <w:r>
+        <w:t xml:space="preserve"> visszavétel ugyanitt, a </w:t>
       </w:r>
       <w:r>
         <w:rPr>
@@ -2292,6 +2321,7 @@
       <w:r>
         <w:t xml:space="preserve">A </w:t>
       </w:r>
+      <w:commentRangeStart w:id="6"/>
       <w:r>
         <w:rPr>
           <w:i/>
@@ -2299,6 +2329,15 @@
         </w:rPr>
         <w:t>Mentés</w:t>
       </w:r>
+      <w:commentRangeEnd w:id="6"/>
+      <w:r>
+        <w:rPr>
+          <w:rStyle w:val="Jegyzethivatkozs"/>
+          <w:sz w:val="22"/>
+          <w:szCs w:val="22"/>
+        </w:rPr>
+        <w:commentReference w:id="6"/>
+      </w:r>
       <w:r>
         <w:t xml:space="preserve"> gombra kattintva az összes megadott adat eltárolódik az adatbázisban és frissül a </w:t>
       </w:r>
@@ -2350,7 +2389,20 @@
         <w:pStyle w:val="Cmsor3"/>
       </w:pPr>
       <w:r>
-        <w:t>Összes eszközmozgás</w:t>
+        <w:t xml:space="preserve">Összes </w:t>
+      </w:r>
+      <w:commentRangeStart w:id="7"/>
+      <w:r>
+        <w:t>eszközmozgás</w:t>
+      </w:r>
+      <w:commentRangeEnd w:id="7"/>
+      <w:r>
+        <w:rPr>
+          <w:rStyle w:val="Jegyzethivatkozs"/>
+          <w:sz w:val="26"/>
+          <w:szCs w:val="28"/>
+        </w:rPr>
+        <w:commentReference w:id="7"/>
       </w:r>
     </w:p>
     <w:p>
@@ -2410,11 +2462,11 @@
     </w:p>
     <w:p>
       <w:r>
-        <w:t xml:space="preserve">A projekt fejlesztése során sikeresen megvalósítottunk egy átlátható és könnyen használható eszköznyilvántartó webes alkalmazást. A rendszer képes biztonságosan tárolni az eszközök adatait, kezeli a felhasználói munkameneteket és biztosítja az alapvető leltározási funkciókat. A </w:t>
+        <w:t xml:space="preserve">A projekt fejlesztése során sikeresen megvalósítottunk egy átlátható és könnyen használható eszköznyilvántartó webes alkalmazást. A rendszer képes biztonságosan tárolni az eszközök </w:t>
       </w:r>
       <w:r>
         <w:lastRenderedPageBreak/>
-        <w:t>felület reszponzív kialakítást kapott, így asztali számítógépen és mobiltelefonon egyaránt használható.</w:t>
+        <w:t>adatait, kezeli a felhasználói munkameneteket és biztosítja az alapvető leltározási funkciókat. A felület reszponzív kialakítást kapott, így asztali számítógépen és mobiltelefonon egyaránt használható.</w:t>
       </w:r>
     </w:p>
     <w:p>
@@ -2662,11 +2714,17 @@
         <w:annotationRef/>
       </w:r>
       <w:r>
-        <w:t>A képet cserélni kell, mert még egy kijelentkezés gombot be kell illeszteni! A grafikonok elrendezését középre kéne igazíteni, ha már semmi mást nem teszünk mellé</w:t>
+        <w:t>A képet cserélni kell</w:t>
+      </w:r>
+      <w:r>
+        <w:t xml:space="preserve"> - </w:t>
+      </w:r>
+      <w:r>
+        <w:t>A grafikonok elrendezését középre kéne igazíteni, ha már semmi mást nem teszünk mellé</w:t>
       </w:r>
     </w:p>
   </w:comment>
-  <w:comment w:id="1" w:author="Tamas Molnar" w:date="2026-09-09T22:35:00Z" w:initials="TM">
+  <w:comment w:id="1" w:author="Tamas Molnar" w:date="2026-09-11T00:03:00Z" w:initials="TM">
     <w:p>
       <w:pPr>
         <w:pStyle w:val="Jegyzetszveg"/>
@@ -2678,11 +2736,27 @@
         <w:annotationRef/>
       </w:r>
       <w:r>
+        <w:t>Képet cserélni kell az adatbázis gatyába rázása után!!!</w:t>
+      </w:r>
+    </w:p>
+  </w:comment>
+  <w:comment w:id="2" w:author="Tamas Molnar" w:date="2026-09-09T22:35:00Z" w:initials="TM">
+    <w:p>
+      <w:pPr>
+        <w:pStyle w:val="Jegyzetszveg"/>
+      </w:pPr>
+      <w:r>
+        <w:rPr>
+          <w:rStyle w:val="Jegyzethivatkozs"/>
+        </w:rPr>
+        <w:annotationRef/>
+      </w:r>
+      <w:r>
         <w:t>olyan képet kéne beszúrni, ahol látszik a szűrés is és ki van pipálva az aktív dolgozó</w:t>
       </w:r>
     </w:p>
   </w:comment>
-  <w:comment w:id="2" w:author="Tamas Molnar" w:date="2026-09-09T22:44:00Z" w:initials="TM">
+  <w:comment w:id="3" w:author="Tamas Molnar" w:date="2026-09-09T22:44:00Z" w:initials="TM">
     <w:p>
       <w:pPr>
         <w:pStyle w:val="Jegyzetszveg"/>
@@ -2703,6 +2777,70 @@
       </w:pPr>
       <w:r>
         <w:t>+ azokat a dolgozókat se jelenítse meg, akik már kiléptek!!!</w:t>
+      </w:r>
+    </w:p>
+  </w:comment>
+  <w:comment w:id="4" w:author="Tamas Molnar" w:date="2026-09-11T00:07:00Z" w:initials="TM">
+    <w:p>
+      <w:pPr>
+        <w:pStyle w:val="Jegyzetszveg"/>
+      </w:pPr>
+      <w:r>
+        <w:rPr>
+          <w:rStyle w:val="Jegyzethivatkozs"/>
+        </w:rPr>
+        <w:annotationRef/>
+      </w:r>
+      <w:r>
+        <w:t>képet cserélni az adatbázis gatyába rázása után!!!!</w:t>
+      </w:r>
+    </w:p>
+  </w:comment>
+  <w:comment w:id="5" w:author="Tamas Molnar" w:date="2026-09-11T00:10:00Z" w:initials="TM">
+    <w:p>
+      <w:pPr>
+        <w:pStyle w:val="Jegyzetszveg"/>
+      </w:pPr>
+      <w:r>
+        <w:rPr>
+          <w:rStyle w:val="Jegyzethivatkozs"/>
+        </w:rPr>
+        <w:annotationRef/>
+      </w:r>
+      <w:r>
+        <w:t>a kiadott tételes képet cserélni ha vannak benne hülye nevek</w:t>
+      </w:r>
+    </w:p>
+  </w:comment>
+  <w:comment w:id="6" w:author="Tamas Molnar" w:date="2026-09-11T00:11:00Z" w:initials="TM">
+    <w:p>
+      <w:pPr>
+        <w:pStyle w:val="Jegyzetszveg"/>
+      </w:pPr>
+      <w:r>
+        <w:rPr>
+          <w:rStyle w:val="Jegyzethivatkozs"/>
+        </w:rPr>
+        <w:annotationRef/>
+      </w:r>
+      <w:r>
+        <w:t>Kép csere! az eszköz visszavétele felirat fölött debug felirat van!!! kivenni a kódból!!!!</w:t>
+      </w:r>
+    </w:p>
+  </w:comment>
+  <w:comment w:id="7" w:author="Tamas Molnar" w:date="2026-09-11T00:12:00Z" w:initials="TM">
+    <w:p>
+      <w:pPr>
+        <w:pStyle w:val="Jegyzetszveg"/>
+      </w:pPr>
+      <w:r>
+        <w:rPr>
+          <w:rStyle w:val="Jegyzethivatkozs"/>
+        </w:rPr>
+        <w:annotationRef/>
+      </w:r>
+      <w:r>
+        <w:t>csere</w:t>
       </w:r>
     </w:p>
   </w:comment>
@@ -2712,24 +2850,39 @@
 <file path=word/commentsExtended.xml><?xml version="1.0" encoding="utf-8"?>
 <w15:commentsEx xmlns:wpc="http://schemas.microsoft.com/office/word/2010/wordprocessingCanvas" xmlns:cx="http://schemas.microsoft.com/office/drawing/2014/chartex" xmlns:cx1="http://schemas.microsoft.com/office/drawing/2015/9/8/chartex" xmlns:cx2="http://schemas.microsoft.com/office/drawing/2015/10/21/chartex" xmlns:cx3="http://schemas.microsoft.com/office/drawing/2016/5/9/chartex" xmlns:cx4="http://schemas.microsoft.com/office/drawing/2016/5/10/chartex" xmlns:cx5="http://schemas.microsoft.com/office/drawing/2016/5/11/chartex" xmlns:cx6="http://schemas.microsoft.com/office/drawing/2016/5/12/chartex" xmlns:cx7="http://schemas.microsoft.com/office/drawing/2016/5/13/chartex" xmlns:cx8="http://schemas.microsoft.com/office/drawing/2016/5/14/chartex" xmlns:mc="http://schemas.openxmlformats.org/markup-compatibility/2006" xmlns:aink="http://schemas.microsoft.com/office/drawing/2016/ink" xmlns:am3d="http://schemas.microsoft.com/office/drawing/2017/model3d" xmlns:o="urn:schemas-microsoft-com:office:office" xmlns:oel="http://schemas.microsoft.com/office/2019/extlst" xmlns:r="http://schemas.openxmlformats.org/officeDocument/2006/relationships" xmlns:m="http://schemas.openxmlformats.org/officeDocument/2006/math" xmlns:v="urn:schemas-microsoft-com:vml" xmlns:wp14="http://schemas.microsoft.com/office/word/2010/wordprocessingDrawing" xmlns:wp="http://schemas.openxmlformats.org/drawingml/2006/wordprocessingDrawing" xmlns:w10="urn:schemas-microsoft-com:office:word" xmlns:w="http://schemas.openxmlformats.org/wordprocessingml/2006/main" xmlns:w14="http://schemas.microsoft.com/office/word/2010/wordml" xmlns:w15="http://schemas.microsoft.com/office/word/2012/wordml" xmlns:w16cex="http://schemas.microsoft.com/office/word/2018/wordml/cex" xmlns:w16cid="http://schemas.microsoft.com/office/word/2016/wordml/cid" xmlns:w16="http://schemas.microsoft.com/office/word/2018/wordml" xmlns:w16du="http://schemas.microsoft.com/office/word/2023/wordml/word16du" xmlns:w16sdtdh="http://schemas.microsoft.com/office/word/2020/wordml/sdtdatahash" xmlns:w16sdtfl="http://schemas.microsoft.com/office/word/2024/wordml/sdtformatlock" xmlns:w16se="http://schemas.microsoft.com/office/word/2015/wordml/symex" xmlns:wpg="http://schemas.microsoft.com/office/word/2010/wordprocessingGroup" xmlns:wpi="http://schemas.microsoft.com/office/word/2010/wordprocessingInk" xmlns:wne="http://schemas.microsoft.com/office/word/2006/wordml" xmlns:wps="http://schemas.microsoft.com/office/word/2010/wordprocessingShape" mc:Ignorable="w14 w15 w16se w16cid w16 w16cex w16sdtdh w16sdtfl w16du wp14">
   <w15:commentEx w15:paraId="08AB66DE" w15:done="0"/>
+  <w15:commentEx w15:paraId="723406C0" w15:done="0"/>
   <w15:commentEx w15:paraId="71871FDE" w15:done="0"/>
   <w15:commentEx w15:paraId="5FEB0A0A" w15:done="0"/>
+  <w15:commentEx w15:paraId="08C38010" w15:done="0"/>
+  <w15:commentEx w15:paraId="49054003" w15:done="0"/>
+  <w15:commentEx w15:paraId="262A3F1B" w15:done="0"/>
+  <w15:commentEx w15:paraId="55544806" w15:done="0"/>
 </w15:commentsEx>
 </file>
 
 <file path=word/commentsExtensible.xml><?xml version="1.0" encoding="utf-8"?>
 <w16cex:commentsExtensible xmlns:wpc="http://schemas.microsoft.com/office/word/2010/wordprocessingCanvas" xmlns:cx="http://schemas.microsoft.com/office/drawing/2014/chartex" xmlns:cx1="http://schemas.microsoft.com/office/drawing/2015/9/8/chartex" xmlns:cx2="http://schemas.microsoft.com/office/drawing/2015/10/21/chartex" xmlns:cx3="http://schemas.microsoft.com/office/drawing/2016/5/9/chartex" xmlns:cx4="http://schemas.microsoft.com/office/drawing/2016/5/10/chartex" xmlns:cx5="http://schemas.microsoft.com/office/drawing/2016/5/11/chartex" xmlns:cx6="http://schemas.microsoft.com/office/drawing/2016/5/12/chartex" xmlns:cx7="http://schemas.microsoft.com/office/drawing/2016/5/13/chartex" xmlns:cx8="http://schemas.microsoft.com/office/drawing/2016/5/14/chartex" xmlns:cr="http://schemas.microsoft.com/office/comments/2020/reactions" xmlns:mc="http://schemas.openxmlformats.org/markup-compatibility/2006" xmlns:aink="http://schemas.microsoft.com/office/drawing/2016/ink" xmlns:am3d="http://schemas.microsoft.com/office/drawing/2017/model3d" xmlns:o="urn:schemas-microsoft-com:office:office" xmlns:oel="http://schemas.microsoft.com/office/2019/extlst" xmlns:r="http://schemas.openxmlformats.org/officeDocument/2006/relationships" xmlns:m="http://schemas.openxmlformats.org/officeDocument/2006/math" xmlns:v="urn:schemas-microsoft-com:vml" xmlns:wp14="http://schemas.microsoft.com/office/word/2010/wordprocessingDrawing" xmlns:wp="http://schemas.openxmlformats.org/drawingml/2006/wordprocessingDrawing" xmlns:w10="urn:schemas-microsoft-com:office:word" xmlns:w="http://schemas.openxmlformats.org/wordprocessingml/2006/main" xmlns:w14="http://schemas.microsoft.com/office/word/2010/wordml" xmlns:w15="http://schemas.microsoft.com/office/word/2012/wordml" xmlns:w16cex="http://schemas.microsoft.com/office/word/2018/wordml/cex" xmlns:w16cid="http://schemas.microsoft.com/office/word/2016/wordml/cid" xmlns:w16="http://schemas.microsoft.com/office/word/2018/wordml" xmlns:w16du="http://schemas.microsoft.com/office/word/2023/wordml/word16du" xmlns:w16sdtdh="http://schemas.microsoft.com/office/word/2020/wordml/sdtdatahash" xmlns:w16sdtfl="http://schemas.microsoft.com/office/word/2024/wordml/sdtformatlock" xmlns:w16se="http://schemas.microsoft.com/office/word/2015/wordml/symex" xmlns:wpg="http://schemas.microsoft.com/office/word/2010/wordprocessingGroup" xmlns:wpi="http://schemas.microsoft.com/office/word/2010/wordprocessingInk" xmlns:wne="http://schemas.microsoft.com/office/word/2006/wordml" xmlns:wps="http://schemas.microsoft.com/office/word/2010/wordprocessingShape" mc:Ignorable="w14 w15 w16se w16cid w16 w16cex w16sdtdh w16sdtfl cr w16du wp14">
   <w16cex:commentExtensible w16cex:durableId="2635D307" w16cex:dateUtc="2026-09-09T20:18:00Z"/>
+  <w16cex:commentExtensible w16cex:durableId="01826751" w16cex:dateUtc="2026-09-10T22:03:00Z"/>
   <w16cex:commentExtensible w16cex:durableId="7F829031" w16cex:dateUtc="2026-09-09T20:35:00Z"/>
   <w16cex:commentExtensible w16cex:durableId="35A56125" w16cex:dateUtc="2026-09-09T20:44:00Z"/>
+  <w16cex:commentExtensible w16cex:durableId="0923864B" w16cex:dateUtc="2026-09-10T22:07:00Z"/>
+  <w16cex:commentExtensible w16cex:durableId="1EA28E67" w16cex:dateUtc="2026-09-10T22:10:00Z"/>
+  <w16cex:commentExtensible w16cex:durableId="7CD795A2" w16cex:dateUtc="2026-09-10T22:11:00Z"/>
+  <w16cex:commentExtensible w16cex:durableId="6993EB16" w16cex:dateUtc="2026-09-10T22:12:00Z"/>
 </w16cex:commentsExtensible>
 </file>
 
 <file path=word/commentsIds.xml><?xml version="1.0" encoding="utf-8"?>
 <w16cid:commentsIds xmlns:wpc="http://schemas.microsoft.com/office/word/2010/wordprocessingCanvas" xmlns:cx="http://schemas.microsoft.com/office/drawing/2014/chartex" xmlns:cx1="http://schemas.microsoft.com/office/drawing/2015/9/8/chartex" xmlns:cx2="http://schemas.microsoft.com/office/drawing/2015/10/21/chartex" xmlns:cx3="http://schemas.microsoft.com/office/drawing/2016/5/9/chartex" xmlns:cx4="http://schemas.microsoft.com/office/drawing/2016/5/10/chartex" xmlns:cx5="http://schemas.microsoft.com/office/drawing/2016/5/11/chartex" xmlns:cx6="http://schemas.microsoft.com/office/drawing/2016/5/12/chartex" xmlns:cx7="http://schemas.microsoft.com/office/drawing/2016/5/13/chartex" xmlns:cx8="http://schemas.microsoft.com/office/drawing/2016/5/14/chartex" xmlns:mc="http://schemas.openxmlformats.org/markup-compatibility/2006" xmlns:aink="http://schemas.microsoft.com/office/drawing/2016/ink" xmlns:am3d="http://schemas.microsoft.com/office/drawing/2017/model3d" xmlns:o="urn:schemas-microsoft-com:office:office" xmlns:oel="http://schemas.microsoft.com/office/2019/extlst" xmlns:r="http://schemas.openxmlformats.org/officeDocument/2006/relationships" xmlns:m="http://schemas.openxmlformats.org/officeDocument/2006/math" xmlns:v="urn:schemas-microsoft-com:vml" xmlns:wp14="http://schemas.microsoft.com/office/word/2010/wordprocessingDrawing" xmlns:wp="http://schemas.openxmlformats.org/drawingml/2006/wordprocessingDrawing" xmlns:w10="urn:schemas-microsoft-com:office:word" xmlns:w="http://schemas.openxmlformats.org/wordprocessingml/2006/main" xmlns:w14="http://schemas.microsoft.com/office/word/2010/wordml" xmlns:w15="http://schemas.microsoft.com/office/word/2012/wordml" xmlns:w16cex="http://schemas.microsoft.com/office/word/2018/wordml/cex" xmlns:w16cid="http://schemas.microsoft.com/office/word/2016/wordml/cid" xmlns:w16="http://schemas.microsoft.com/office/word/2018/wordml" xmlns:w16du="http://schemas.microsoft.com/office/word/2023/wordml/word16du" xmlns:w16sdtdh="http://schemas.microsoft.com/office/word/2020/wordml/sdtdatahash" xmlns:w16sdtfl="http://schemas.microsoft.com/office/word/2024/wordml/sdtformatlock" xmlns:w16se="http://schemas.microsoft.com/office/word/2015/wordml/symex" xmlns:wpg="http://schemas.microsoft.com/office/word/2010/wordprocessingGroup" xmlns:wpi="http://schemas.microsoft.com/office/word/2010/wordprocessingInk" xmlns:wne="http://schemas.microsoft.com/office/word/2006/wordml" xmlns:wps="http://schemas.microsoft.com/office/word/2010/wordprocessingShape" mc:Ignorable="w14 w15 w16se w16cid w16 w16cex w16sdtdh w16sdtfl w16du wp14">
   <w16cid:commentId w16cid:paraId="08AB66DE" w16cid:durableId="2635D307"/>
+  <w16cid:commentId w16cid:paraId="723406C0" w16cid:durableId="01826751"/>
   <w16cid:commentId w16cid:paraId="71871FDE" w16cid:durableId="7F829031"/>
   <w16cid:commentId w16cid:paraId="5FEB0A0A" w16cid:durableId="35A56125"/>
+  <w16cid:commentId w16cid:paraId="08C38010" w16cid:durableId="0923864B"/>
+  <w16cid:commentId w16cid:paraId="49054003" w16cid:durableId="1EA28E67"/>
+  <w16cid:commentId w16cid:paraId="262A3F1B" w16cid:durableId="7CD795A2"/>
+  <w16cid:commentId w16cid:paraId="55544806" w16cid:durableId="6993EB16"/>
 </w16cid:commentsIds>
 </file>
 
@@ -3957,9 +4110,11 @@
   <w:style w:type="paragraph" w:default="1" w:styleId="Norml">
     <w:name w:val="Normal"/>
     <w:qFormat/>
-    <w:rsid w:val="00D55476"/>
+    <w:rsid w:val="004F0FD6"/>
     <w:pPr>
       <w:widowControl w:val="0"/>
+      <w:spacing w:after="120" w:line="288" w:lineRule="auto"/>
+      <w:contextualSpacing/>
       <w:jc w:val="both"/>
     </w:pPr>
     <w:rPr>
@@ -3974,17 +4129,17 @@
     <w:link w:val="Cmsor1Char"/>
     <w:uiPriority w:val="9"/>
     <w:qFormat/>
-    <w:rsid w:val="00D86C3B"/>
+    <w:rsid w:val="000A5EDF"/>
     <w:pPr>
       <w:keepNext/>
       <w:keepLines/>
-      <w:spacing w:before="240" w:after="240" w:line="240" w:lineRule="auto"/>
+      <w:spacing w:before="360" w:line="276" w:lineRule="auto"/>
       <w:outlineLvl w:val="0"/>
     </w:pPr>
     <w:rPr>
       <w:rFonts w:eastAsiaTheme="majorEastAsia" w:cstheme="majorBidi"/>
       <w:b/>
-      <w:sz w:val="32"/>
+      <w:sz w:val="40"/>
       <w:szCs w:val="40"/>
     </w:rPr>
   </w:style>
@@ -3996,17 +4151,17 @@
     <w:uiPriority w:val="9"/>
     <w:unhideWhenUsed/>
     <w:qFormat/>
-    <w:rsid w:val="00D86629"/>
+    <w:rsid w:val="000A5EDF"/>
     <w:pPr>
       <w:keepNext/>
       <w:keepLines/>
-      <w:spacing w:before="200" w:after="80" w:line="240" w:lineRule="auto"/>
+      <w:spacing w:before="280" w:after="80" w:line="276" w:lineRule="auto"/>
       <w:outlineLvl w:val="1"/>
     </w:pPr>
     <w:rPr>
       <w:rFonts w:eastAsiaTheme="majorEastAsia" w:cstheme="majorBidi"/>
       <w:b/>
-      <w:sz w:val="26"/>
+      <w:sz w:val="32"/>
       <w:szCs w:val="32"/>
     </w:rPr>
   </w:style>
@@ -4018,16 +4173,16 @@
     <w:uiPriority w:val="9"/>
     <w:unhideWhenUsed/>
     <w:qFormat/>
-    <w:rsid w:val="00BC5491"/>
+    <w:rsid w:val="000A5EDF"/>
     <w:pPr>
       <w:keepNext/>
       <w:keepLines/>
-      <w:spacing w:before="160" w:after="80"/>
+      <w:spacing w:before="200" w:after="80" w:line="276" w:lineRule="auto"/>
       <w:outlineLvl w:val="2"/>
     </w:pPr>
     <w:rPr>
       <w:rFonts w:eastAsiaTheme="majorEastAsia" w:cstheme="majorBidi"/>
-      <w:i/>
+      <w:b/>
       <w:sz w:val="26"/>
       <w:szCs w:val="28"/>
     </w:rPr>
@@ -4196,12 +4351,12 @@
     <w:basedOn w:val="Bekezdsalapbettpusa"/>
     <w:link w:val="Cmsor1"/>
     <w:uiPriority w:val="9"/>
-    <w:rsid w:val="00D86C3B"/>
+    <w:rsid w:val="000A5EDF"/>
     <w:rPr>
       <w:rFonts w:ascii="Aptos" w:eastAsiaTheme="majorEastAsia" w:hAnsi="Aptos" w:cstheme="majorBidi"/>
       <w:b/>
       <w:color w:val="000000" w:themeColor="text1"/>
-      <w:sz w:val="32"/>
+      <w:sz w:val="40"/>
       <w:szCs w:val="40"/>
     </w:rPr>
   </w:style>
@@ -4210,12 +4365,12 @@
     <w:basedOn w:val="Bekezdsalapbettpusa"/>
     <w:link w:val="Cmsor2"/>
     <w:uiPriority w:val="9"/>
-    <w:rsid w:val="00D86629"/>
+    <w:rsid w:val="000A5EDF"/>
     <w:rPr>
       <w:rFonts w:ascii="Aptos" w:eastAsiaTheme="majorEastAsia" w:hAnsi="Aptos" w:cstheme="majorBidi"/>
       <w:b/>
       <w:color w:val="000000" w:themeColor="text1"/>
-      <w:sz w:val="26"/>
+      <w:sz w:val="32"/>
       <w:szCs w:val="32"/>
     </w:rPr>
   </w:style>
@@ -4224,10 +4379,10 @@
     <w:basedOn w:val="Bekezdsalapbettpusa"/>
     <w:link w:val="Cmsor3"/>
     <w:uiPriority w:val="9"/>
-    <w:rsid w:val="00BC5491"/>
+    <w:rsid w:val="000A5EDF"/>
     <w:rPr>
       <w:rFonts w:ascii="Aptos" w:eastAsiaTheme="majorEastAsia" w:hAnsi="Aptos" w:cstheme="majorBidi"/>
-      <w:i/>
+      <w:b/>
       <w:color w:val="000000" w:themeColor="text1"/>
       <w:sz w:val="26"/>
       <w:szCs w:val="28"/>
@@ -4321,7 +4476,6 @@
     <w:rsid w:val="00AE0358"/>
     <w:pPr>
       <w:spacing w:after="80" w:line="240" w:lineRule="auto"/>
-      <w:contextualSpacing/>
       <w:jc w:val="center"/>
     </w:pPr>
     <w:rPr>
@@ -4419,7 +4573,6 @@
     <w:rsid w:val="009F40DF"/>
     <w:pPr>
       <w:ind w:left="720"/>
-      <w:contextualSpacing/>
     </w:pPr>
   </w:style>
   <w:style w:type="character" w:styleId="Erskiemels">

--- a/Dokumentáció.docx
+++ b/Dokumentáció.docx
@@ -90,6 +90,9 @@
     <w:p/>
     <w:p/>
     <w:p/>
+    <w:p/>
+    <w:p/>
+    <w:p/>
     <w:p>
       <w:pPr>
         <w:pStyle w:val="Alcm"/>
@@ -110,6 +113,10 @@
     </w:p>
     <w:p>
       <w:pPr>
+        <w:widowControl/>
+        <w:spacing w:after="160" w:line="259" w:lineRule="auto"/>
+        <w:contextualSpacing w:val="0"/>
+        <w:jc w:val="left"/>
         <w:rPr>
           <w:rFonts w:eastAsiaTheme="majorEastAsia" w:cstheme="majorBidi"/>
           <w:spacing w:val="15"/>
@@ -123,27 +130,3381 @@
     </w:p>
     <w:p>
       <w:pPr>
+        <w:pStyle w:val="Alcm"/>
+        <w:jc w:val="center"/>
+      </w:pPr>
+      <w:r>
+        <w:lastRenderedPageBreak/>
+        <w:tab/>
+      </w:r>
+      <w:r>
+        <w:rPr>
+          <w:sz w:val="40"/>
+          <w:szCs w:val="40"/>
+        </w:rPr>
+        <w:t>Tartalomjegyzék</w:t>
+      </w:r>
+    </w:p>
+    <w:sdt>
+      <w:sdtPr>
+        <w:id w:val="864090451"/>
+        <w:docPartObj>
+          <w:docPartGallery w:val="Table of Contents"/>
+          <w:docPartUnique/>
+        </w:docPartObj>
+      </w:sdtPr>
+      <w:sdtEndPr>
+        <w:rPr>
+          <w:rFonts w:ascii="Aptos" w:eastAsiaTheme="minorHAnsi" w:hAnsi="Aptos" w:cstheme="minorBidi"/>
+          <w:b/>
+          <w:bCs/>
+          <w:color w:val="000000" w:themeColor="text1"/>
+          <w:kern w:val="2"/>
+          <w:sz w:val="22"/>
+          <w:szCs w:val="22"/>
+          <w:lang w:eastAsia="en-US"/>
+          <w14:ligatures w14:val="standardContextual"/>
+        </w:rPr>
+      </w:sdtEndPr>
+      <w:sdtContent>
+        <w:p>
+          <w:pPr>
+            <w:pStyle w:val="Tartalomjegyzkcmsora"/>
+            <w:numPr>
+              <w:ilvl w:val="0"/>
+              <w:numId w:val="0"/>
+            </w:numPr>
+          </w:pPr>
+        </w:p>
+        <w:p>
+          <w:pPr>
+            <w:pStyle w:val="TJ1"/>
+            <w:tabs>
+              <w:tab w:val="left" w:pos="440"/>
+              <w:tab w:val="right" w:leader="dot" w:pos="9062"/>
+            </w:tabs>
+            <w:rPr>
+              <w:rFonts w:asciiTheme="minorHAnsi" w:eastAsiaTheme="minorEastAsia" w:hAnsiTheme="minorHAnsi"/>
+              <w:noProof/>
+              <w:color w:val="auto"/>
+              <w:sz w:val="24"/>
+              <w:szCs w:val="24"/>
+              <w:lang w:eastAsia="hu-HU"/>
+            </w:rPr>
+          </w:pPr>
+          <w:r>
+            <w:fldChar w:fldCharType="begin"/>
+          </w:r>
+          <w:r>
+            <w:instrText xml:space="preserve"> TOC \o "1-3" \h \z \u </w:instrText>
+          </w:r>
+          <w:r>
+            <w:fldChar w:fldCharType="separate"/>
+          </w:r>
+          <w:hyperlink w:anchor="_Toc240127856" w:history="1">
+            <w:r>
+              <w:rPr>
+                <w:rStyle w:val="Hiperhivatkozs"/>
+                <w:noProof/>
+              </w:rPr>
+              <w:t>1</w:t>
+            </w:r>
+            <w:r>
+              <w:rPr>
+                <w:rFonts w:asciiTheme="minorHAnsi" w:eastAsiaTheme="minorEastAsia" w:hAnsiTheme="minorHAnsi"/>
+                <w:noProof/>
+                <w:color w:val="auto"/>
+                <w:sz w:val="24"/>
+                <w:szCs w:val="24"/>
+                <w:lang w:eastAsia="hu-HU"/>
+              </w:rPr>
+              <w:tab/>
+            </w:r>
+            <w:r>
+              <w:rPr>
+                <w:rStyle w:val="Hiperhivatkozs"/>
+                <w:noProof/>
+              </w:rPr>
+              <w:t>Bevezetés</w:t>
+            </w:r>
+            <w:r>
+              <w:rPr>
+                <w:noProof/>
+                <w:webHidden/>
+              </w:rPr>
+              <w:tab/>
+            </w:r>
+            <w:r>
+              <w:rPr>
+                <w:noProof/>
+                <w:webHidden/>
+              </w:rPr>
+              <w:fldChar w:fldCharType="begin"/>
+            </w:r>
+            <w:r>
+              <w:rPr>
+                <w:noProof/>
+                <w:webHidden/>
+              </w:rPr>
+              <w:instrText xml:space="preserve"> PAGEREF _Toc240127856 \h </w:instrText>
+            </w:r>
+            <w:r>
+              <w:rPr>
+                <w:noProof/>
+                <w:webHidden/>
+              </w:rPr>
+            </w:r>
+            <w:r>
+              <w:rPr>
+                <w:noProof/>
+                <w:webHidden/>
+              </w:rPr>
+              <w:fldChar w:fldCharType="separate"/>
+            </w:r>
+            <w:r>
+              <w:rPr>
+                <w:noProof/>
+                <w:webHidden/>
+              </w:rPr>
+              <w:t>4</w:t>
+            </w:r>
+            <w:r>
+              <w:rPr>
+                <w:noProof/>
+                <w:webHidden/>
+              </w:rPr>
+              <w:fldChar w:fldCharType="end"/>
+            </w:r>
+          </w:hyperlink>
+        </w:p>
+        <w:p>
+          <w:pPr>
+            <w:pStyle w:val="TJ1"/>
+            <w:tabs>
+              <w:tab w:val="left" w:pos="440"/>
+              <w:tab w:val="right" w:leader="dot" w:pos="9062"/>
+            </w:tabs>
+            <w:rPr>
+              <w:rFonts w:asciiTheme="minorHAnsi" w:eastAsiaTheme="minorEastAsia" w:hAnsiTheme="minorHAnsi"/>
+              <w:noProof/>
+              <w:color w:val="auto"/>
+              <w:sz w:val="24"/>
+              <w:szCs w:val="24"/>
+              <w:lang w:eastAsia="hu-HU"/>
+            </w:rPr>
+          </w:pPr>
+          <w:hyperlink w:anchor="_Toc240127857" w:history="1">
+            <w:r>
+              <w:rPr>
+                <w:rStyle w:val="Hiperhivatkozs"/>
+                <w:noProof/>
+              </w:rPr>
+              <w:t>2</w:t>
+            </w:r>
+            <w:r>
+              <w:rPr>
+                <w:rFonts w:asciiTheme="minorHAnsi" w:eastAsiaTheme="minorEastAsia" w:hAnsiTheme="minorHAnsi"/>
+                <w:noProof/>
+                <w:color w:val="auto"/>
+                <w:sz w:val="24"/>
+                <w:szCs w:val="24"/>
+                <w:lang w:eastAsia="hu-HU"/>
+              </w:rPr>
+              <w:tab/>
+            </w:r>
+            <w:r>
+              <w:rPr>
+                <w:rStyle w:val="Hiperhivatkozs"/>
+                <w:noProof/>
+              </w:rPr>
+              <w:t>Fejlesztési dokumentáció</w:t>
+            </w:r>
+            <w:r>
+              <w:rPr>
+                <w:noProof/>
+                <w:webHidden/>
+              </w:rPr>
+              <w:tab/>
+            </w:r>
+            <w:r>
+              <w:rPr>
+                <w:noProof/>
+                <w:webHidden/>
+              </w:rPr>
+              <w:fldChar w:fldCharType="begin"/>
+            </w:r>
+            <w:r>
+              <w:rPr>
+                <w:noProof/>
+                <w:webHidden/>
+              </w:rPr>
+              <w:instrText xml:space="preserve"> PAGEREF _Toc240127857 \h </w:instrText>
+            </w:r>
+            <w:r>
+              <w:rPr>
+                <w:noProof/>
+                <w:webHidden/>
+              </w:rPr>
+            </w:r>
+            <w:r>
+              <w:rPr>
+                <w:noProof/>
+                <w:webHidden/>
+              </w:rPr>
+              <w:fldChar w:fldCharType="separate"/>
+            </w:r>
+            <w:r>
+              <w:rPr>
+                <w:noProof/>
+                <w:webHidden/>
+              </w:rPr>
+              <w:t>5</w:t>
+            </w:r>
+            <w:r>
+              <w:rPr>
+                <w:noProof/>
+                <w:webHidden/>
+              </w:rPr>
+              <w:fldChar w:fldCharType="end"/>
+            </w:r>
+          </w:hyperlink>
+        </w:p>
+        <w:p>
+          <w:pPr>
+            <w:pStyle w:val="TJ2"/>
+            <w:tabs>
+              <w:tab w:val="left" w:pos="960"/>
+              <w:tab w:val="right" w:leader="dot" w:pos="9062"/>
+            </w:tabs>
+            <w:rPr>
+              <w:rFonts w:asciiTheme="minorHAnsi" w:eastAsiaTheme="minorEastAsia" w:hAnsiTheme="minorHAnsi"/>
+              <w:noProof/>
+              <w:color w:val="auto"/>
+              <w:sz w:val="24"/>
+              <w:szCs w:val="24"/>
+              <w:lang w:eastAsia="hu-HU"/>
+            </w:rPr>
+          </w:pPr>
+          <w:hyperlink w:anchor="_Toc240127858" w:history="1">
+            <w:r>
+              <w:rPr>
+                <w:rStyle w:val="Hiperhivatkozs"/>
+                <w:noProof/>
+              </w:rPr>
+              <w:t>2.1</w:t>
+            </w:r>
+            <w:r>
+              <w:rPr>
+                <w:rFonts w:asciiTheme="minorHAnsi" w:eastAsiaTheme="minorEastAsia" w:hAnsiTheme="minorHAnsi"/>
+                <w:noProof/>
+                <w:color w:val="auto"/>
+                <w:sz w:val="24"/>
+                <w:szCs w:val="24"/>
+                <w:lang w:eastAsia="hu-HU"/>
+              </w:rPr>
+              <w:tab/>
+            </w:r>
+            <w:r>
+              <w:rPr>
+                <w:rStyle w:val="Hiperhivatkozs"/>
+                <w:noProof/>
+              </w:rPr>
+              <w:t>Fejlesztői környezet leírása</w:t>
+            </w:r>
+            <w:r>
+              <w:rPr>
+                <w:noProof/>
+                <w:webHidden/>
+              </w:rPr>
+              <w:tab/>
+            </w:r>
+            <w:r>
+              <w:rPr>
+                <w:noProof/>
+                <w:webHidden/>
+              </w:rPr>
+              <w:fldChar w:fldCharType="begin"/>
+            </w:r>
+            <w:r>
+              <w:rPr>
+                <w:noProof/>
+                <w:webHidden/>
+              </w:rPr>
+              <w:instrText xml:space="preserve"> PAGEREF _Toc240127858 \h </w:instrText>
+            </w:r>
+            <w:r>
+              <w:rPr>
+                <w:noProof/>
+                <w:webHidden/>
+              </w:rPr>
+            </w:r>
+            <w:r>
+              <w:rPr>
+                <w:noProof/>
+                <w:webHidden/>
+              </w:rPr>
+              <w:fldChar w:fldCharType="separate"/>
+            </w:r>
+            <w:r>
+              <w:rPr>
+                <w:noProof/>
+                <w:webHidden/>
+              </w:rPr>
+              <w:t>5</w:t>
+            </w:r>
+            <w:r>
+              <w:rPr>
+                <w:noProof/>
+                <w:webHidden/>
+              </w:rPr>
+              <w:fldChar w:fldCharType="end"/>
+            </w:r>
+          </w:hyperlink>
+        </w:p>
+        <w:p>
+          <w:pPr>
+            <w:pStyle w:val="TJ3"/>
+            <w:tabs>
+              <w:tab w:val="left" w:pos="1200"/>
+              <w:tab w:val="right" w:leader="dot" w:pos="9062"/>
+            </w:tabs>
+            <w:rPr>
+              <w:rFonts w:asciiTheme="minorHAnsi" w:eastAsiaTheme="minorEastAsia" w:hAnsiTheme="minorHAnsi"/>
+              <w:noProof/>
+              <w:color w:val="auto"/>
+              <w:sz w:val="24"/>
+              <w:szCs w:val="24"/>
+              <w:lang w:eastAsia="hu-HU"/>
+            </w:rPr>
+          </w:pPr>
+          <w:hyperlink w:anchor="_Toc240127859" w:history="1">
+            <w:r>
+              <w:rPr>
+                <w:rStyle w:val="Hiperhivatkozs"/>
+                <w:noProof/>
+              </w:rPr>
+              <w:t>2.1.1</w:t>
+            </w:r>
+            <w:r>
+              <w:rPr>
+                <w:rFonts w:asciiTheme="minorHAnsi" w:eastAsiaTheme="minorEastAsia" w:hAnsiTheme="minorHAnsi"/>
+                <w:noProof/>
+                <w:color w:val="auto"/>
+                <w:sz w:val="24"/>
+                <w:szCs w:val="24"/>
+                <w:lang w:eastAsia="hu-HU"/>
+              </w:rPr>
+              <w:tab/>
+            </w:r>
+            <w:r>
+              <w:rPr>
+                <w:rStyle w:val="Hiperhivatkozs"/>
+                <w:noProof/>
+              </w:rPr>
+              <w:t>Frontend technológiák:</w:t>
+            </w:r>
+            <w:r>
+              <w:rPr>
+                <w:noProof/>
+                <w:webHidden/>
+              </w:rPr>
+              <w:tab/>
+            </w:r>
+            <w:r>
+              <w:rPr>
+                <w:noProof/>
+                <w:webHidden/>
+              </w:rPr>
+              <w:fldChar w:fldCharType="begin"/>
+            </w:r>
+            <w:r>
+              <w:rPr>
+                <w:noProof/>
+                <w:webHidden/>
+              </w:rPr>
+              <w:instrText xml:space="preserve"> PAGEREF _Toc240127859 \h </w:instrText>
+            </w:r>
+            <w:r>
+              <w:rPr>
+                <w:noProof/>
+                <w:webHidden/>
+              </w:rPr>
+            </w:r>
+            <w:r>
+              <w:rPr>
+                <w:noProof/>
+                <w:webHidden/>
+              </w:rPr>
+              <w:fldChar w:fldCharType="separate"/>
+            </w:r>
+            <w:r>
+              <w:rPr>
+                <w:noProof/>
+                <w:webHidden/>
+              </w:rPr>
+              <w:t>5</w:t>
+            </w:r>
+            <w:r>
+              <w:rPr>
+                <w:noProof/>
+                <w:webHidden/>
+              </w:rPr>
+              <w:fldChar w:fldCharType="end"/>
+            </w:r>
+          </w:hyperlink>
+        </w:p>
+        <w:p>
+          <w:pPr>
+            <w:pStyle w:val="TJ3"/>
+            <w:tabs>
+              <w:tab w:val="left" w:pos="1200"/>
+              <w:tab w:val="right" w:leader="dot" w:pos="9062"/>
+            </w:tabs>
+            <w:rPr>
+              <w:rFonts w:asciiTheme="minorHAnsi" w:eastAsiaTheme="minorEastAsia" w:hAnsiTheme="minorHAnsi"/>
+              <w:noProof/>
+              <w:color w:val="auto"/>
+              <w:sz w:val="24"/>
+              <w:szCs w:val="24"/>
+              <w:lang w:eastAsia="hu-HU"/>
+            </w:rPr>
+          </w:pPr>
+          <w:hyperlink w:anchor="_Toc240127860" w:history="1">
+            <w:r>
+              <w:rPr>
+                <w:rStyle w:val="Hiperhivatkozs"/>
+                <w:noProof/>
+              </w:rPr>
+              <w:t>2.1.2</w:t>
+            </w:r>
+            <w:r>
+              <w:rPr>
+                <w:rFonts w:asciiTheme="minorHAnsi" w:eastAsiaTheme="minorEastAsia" w:hAnsiTheme="minorHAnsi"/>
+                <w:noProof/>
+                <w:color w:val="auto"/>
+                <w:sz w:val="24"/>
+                <w:szCs w:val="24"/>
+                <w:lang w:eastAsia="hu-HU"/>
+              </w:rPr>
+              <w:tab/>
+            </w:r>
+            <w:r>
+              <w:rPr>
+                <w:rStyle w:val="Hiperhivatkozs"/>
+                <w:noProof/>
+              </w:rPr>
+              <w:t>Backend technológiák:</w:t>
+            </w:r>
+            <w:r>
+              <w:rPr>
+                <w:noProof/>
+                <w:webHidden/>
+              </w:rPr>
+              <w:tab/>
+            </w:r>
+            <w:r>
+              <w:rPr>
+                <w:noProof/>
+                <w:webHidden/>
+              </w:rPr>
+              <w:fldChar w:fldCharType="begin"/>
+            </w:r>
+            <w:r>
+              <w:rPr>
+                <w:noProof/>
+                <w:webHidden/>
+              </w:rPr>
+              <w:instrText xml:space="preserve"> PAGEREF _Toc240127860 \h </w:instrText>
+            </w:r>
+            <w:r>
+              <w:rPr>
+                <w:noProof/>
+                <w:webHidden/>
+              </w:rPr>
+            </w:r>
+            <w:r>
+              <w:rPr>
+                <w:noProof/>
+                <w:webHidden/>
+              </w:rPr>
+              <w:fldChar w:fldCharType="separate"/>
+            </w:r>
+            <w:r>
+              <w:rPr>
+                <w:noProof/>
+                <w:webHidden/>
+              </w:rPr>
+              <w:t>5</w:t>
+            </w:r>
+            <w:r>
+              <w:rPr>
+                <w:noProof/>
+                <w:webHidden/>
+              </w:rPr>
+              <w:fldChar w:fldCharType="end"/>
+            </w:r>
+          </w:hyperlink>
+        </w:p>
+        <w:p>
+          <w:pPr>
+            <w:pStyle w:val="TJ3"/>
+            <w:tabs>
+              <w:tab w:val="left" w:pos="1200"/>
+              <w:tab w:val="right" w:leader="dot" w:pos="9062"/>
+            </w:tabs>
+            <w:rPr>
+              <w:rFonts w:asciiTheme="minorHAnsi" w:eastAsiaTheme="minorEastAsia" w:hAnsiTheme="minorHAnsi"/>
+              <w:noProof/>
+              <w:color w:val="auto"/>
+              <w:sz w:val="24"/>
+              <w:szCs w:val="24"/>
+              <w:lang w:eastAsia="hu-HU"/>
+            </w:rPr>
+          </w:pPr>
+          <w:hyperlink w:anchor="_Toc240127861" w:history="1">
+            <w:r>
+              <w:rPr>
+                <w:rStyle w:val="Hiperhivatkozs"/>
+                <w:noProof/>
+              </w:rPr>
+              <w:t>2.1.3</w:t>
+            </w:r>
+            <w:r>
+              <w:rPr>
+                <w:rFonts w:asciiTheme="minorHAnsi" w:eastAsiaTheme="minorEastAsia" w:hAnsiTheme="minorHAnsi"/>
+                <w:noProof/>
+                <w:color w:val="auto"/>
+                <w:sz w:val="24"/>
+                <w:szCs w:val="24"/>
+                <w:lang w:eastAsia="hu-HU"/>
+              </w:rPr>
+              <w:tab/>
+            </w:r>
+            <w:r>
+              <w:rPr>
+                <w:rStyle w:val="Hiperhivatkozs"/>
+                <w:noProof/>
+              </w:rPr>
+              <w:t>Fejlesztői eszközök és szoftverek:</w:t>
+            </w:r>
+            <w:r>
+              <w:rPr>
+                <w:noProof/>
+                <w:webHidden/>
+              </w:rPr>
+              <w:tab/>
+            </w:r>
+            <w:r>
+              <w:rPr>
+                <w:noProof/>
+                <w:webHidden/>
+              </w:rPr>
+              <w:fldChar w:fldCharType="begin"/>
+            </w:r>
+            <w:r>
+              <w:rPr>
+                <w:noProof/>
+                <w:webHidden/>
+              </w:rPr>
+              <w:instrText xml:space="preserve"> PAGEREF _Toc240127861 \h </w:instrText>
+            </w:r>
+            <w:r>
+              <w:rPr>
+                <w:noProof/>
+                <w:webHidden/>
+              </w:rPr>
+            </w:r>
+            <w:r>
+              <w:rPr>
+                <w:noProof/>
+                <w:webHidden/>
+              </w:rPr>
+              <w:fldChar w:fldCharType="separate"/>
+            </w:r>
+            <w:r>
+              <w:rPr>
+                <w:noProof/>
+                <w:webHidden/>
+              </w:rPr>
+              <w:t>5</w:t>
+            </w:r>
+            <w:r>
+              <w:rPr>
+                <w:noProof/>
+                <w:webHidden/>
+              </w:rPr>
+              <w:fldChar w:fldCharType="end"/>
+            </w:r>
+          </w:hyperlink>
+        </w:p>
+        <w:p>
+          <w:pPr>
+            <w:pStyle w:val="TJ3"/>
+            <w:tabs>
+              <w:tab w:val="left" w:pos="1200"/>
+              <w:tab w:val="right" w:leader="dot" w:pos="9062"/>
+            </w:tabs>
+            <w:rPr>
+              <w:rFonts w:asciiTheme="minorHAnsi" w:eastAsiaTheme="minorEastAsia" w:hAnsiTheme="minorHAnsi"/>
+              <w:noProof/>
+              <w:color w:val="auto"/>
+              <w:sz w:val="24"/>
+              <w:szCs w:val="24"/>
+              <w:lang w:eastAsia="hu-HU"/>
+            </w:rPr>
+          </w:pPr>
+          <w:hyperlink w:anchor="_Toc240127862" w:history="1">
+            <w:r>
+              <w:rPr>
+                <w:rStyle w:val="Hiperhivatkozs"/>
+                <w:noProof/>
+              </w:rPr>
+              <w:t>2.1.4</w:t>
+            </w:r>
+            <w:r>
+              <w:rPr>
+                <w:rFonts w:asciiTheme="minorHAnsi" w:eastAsiaTheme="minorEastAsia" w:hAnsiTheme="minorHAnsi"/>
+                <w:noProof/>
+                <w:color w:val="auto"/>
+                <w:sz w:val="24"/>
+                <w:szCs w:val="24"/>
+                <w:lang w:eastAsia="hu-HU"/>
+              </w:rPr>
+              <w:tab/>
+            </w:r>
+            <w:r>
+              <w:rPr>
+                <w:rStyle w:val="Hiperhivatkozs"/>
+                <w:noProof/>
+              </w:rPr>
+              <w:t>WampServer – Fejlesztő webszerver környezet:</w:t>
+            </w:r>
+            <w:r>
+              <w:rPr>
+                <w:noProof/>
+                <w:webHidden/>
+              </w:rPr>
+              <w:tab/>
+            </w:r>
+            <w:r>
+              <w:rPr>
+                <w:noProof/>
+                <w:webHidden/>
+              </w:rPr>
+              <w:fldChar w:fldCharType="begin"/>
+            </w:r>
+            <w:r>
+              <w:rPr>
+                <w:noProof/>
+                <w:webHidden/>
+              </w:rPr>
+              <w:instrText xml:space="preserve"> PAGEREF _Toc240127862 \h </w:instrText>
+            </w:r>
+            <w:r>
+              <w:rPr>
+                <w:noProof/>
+                <w:webHidden/>
+              </w:rPr>
+            </w:r>
+            <w:r>
+              <w:rPr>
+                <w:noProof/>
+                <w:webHidden/>
+              </w:rPr>
+              <w:fldChar w:fldCharType="separate"/>
+            </w:r>
+            <w:r>
+              <w:rPr>
+                <w:noProof/>
+                <w:webHidden/>
+              </w:rPr>
+              <w:t>6</w:t>
+            </w:r>
+            <w:r>
+              <w:rPr>
+                <w:noProof/>
+                <w:webHidden/>
+              </w:rPr>
+              <w:fldChar w:fldCharType="end"/>
+            </w:r>
+          </w:hyperlink>
+        </w:p>
+        <w:p>
+          <w:pPr>
+            <w:pStyle w:val="TJ3"/>
+            <w:tabs>
+              <w:tab w:val="left" w:pos="1200"/>
+              <w:tab w:val="right" w:leader="dot" w:pos="9062"/>
+            </w:tabs>
+            <w:rPr>
+              <w:rFonts w:asciiTheme="minorHAnsi" w:eastAsiaTheme="minorEastAsia" w:hAnsiTheme="minorHAnsi"/>
+              <w:noProof/>
+              <w:color w:val="auto"/>
+              <w:sz w:val="24"/>
+              <w:szCs w:val="24"/>
+              <w:lang w:eastAsia="hu-HU"/>
+            </w:rPr>
+          </w:pPr>
+          <w:hyperlink w:anchor="_Toc240127863" w:history="1">
+            <w:r>
+              <w:rPr>
+                <w:rStyle w:val="Hiperhivatkozs"/>
+                <w:noProof/>
+              </w:rPr>
+              <w:t>2.1.5</w:t>
+            </w:r>
+            <w:r>
+              <w:rPr>
+                <w:rFonts w:asciiTheme="minorHAnsi" w:eastAsiaTheme="minorEastAsia" w:hAnsiTheme="minorHAnsi"/>
+                <w:noProof/>
+                <w:color w:val="auto"/>
+                <w:sz w:val="24"/>
+                <w:szCs w:val="24"/>
+                <w:lang w:eastAsia="hu-HU"/>
+              </w:rPr>
+              <w:tab/>
+            </w:r>
+            <w:r>
+              <w:rPr>
+                <w:rStyle w:val="Hiperhivatkozs"/>
+                <w:noProof/>
+              </w:rPr>
+              <w:t>phpMyAdmin:</w:t>
+            </w:r>
+            <w:r>
+              <w:rPr>
+                <w:noProof/>
+                <w:webHidden/>
+              </w:rPr>
+              <w:tab/>
+            </w:r>
+            <w:r>
+              <w:rPr>
+                <w:noProof/>
+                <w:webHidden/>
+              </w:rPr>
+              <w:fldChar w:fldCharType="begin"/>
+            </w:r>
+            <w:r>
+              <w:rPr>
+                <w:noProof/>
+                <w:webHidden/>
+              </w:rPr>
+              <w:instrText xml:space="preserve"> PAGEREF _Toc240127863 \h </w:instrText>
+            </w:r>
+            <w:r>
+              <w:rPr>
+                <w:noProof/>
+                <w:webHidden/>
+              </w:rPr>
+            </w:r>
+            <w:r>
+              <w:rPr>
+                <w:noProof/>
+                <w:webHidden/>
+              </w:rPr>
+              <w:fldChar w:fldCharType="separate"/>
+            </w:r>
+            <w:r>
+              <w:rPr>
+                <w:noProof/>
+                <w:webHidden/>
+              </w:rPr>
+              <w:t>6</w:t>
+            </w:r>
+            <w:r>
+              <w:rPr>
+                <w:noProof/>
+                <w:webHidden/>
+              </w:rPr>
+              <w:fldChar w:fldCharType="end"/>
+            </w:r>
+          </w:hyperlink>
+        </w:p>
+        <w:p>
+          <w:pPr>
+            <w:pStyle w:val="TJ3"/>
+            <w:tabs>
+              <w:tab w:val="left" w:pos="1200"/>
+              <w:tab w:val="right" w:leader="dot" w:pos="9062"/>
+            </w:tabs>
+            <w:rPr>
+              <w:rFonts w:asciiTheme="minorHAnsi" w:eastAsiaTheme="minorEastAsia" w:hAnsiTheme="minorHAnsi"/>
+              <w:noProof/>
+              <w:color w:val="auto"/>
+              <w:sz w:val="24"/>
+              <w:szCs w:val="24"/>
+              <w:lang w:eastAsia="hu-HU"/>
+            </w:rPr>
+          </w:pPr>
+          <w:hyperlink w:anchor="_Toc240127864" w:history="1">
+            <w:r>
+              <w:rPr>
+                <w:rStyle w:val="Hiperhivatkozs"/>
+                <w:noProof/>
+              </w:rPr>
+              <w:t>2.1.6</w:t>
+            </w:r>
+            <w:r>
+              <w:rPr>
+                <w:rFonts w:asciiTheme="minorHAnsi" w:eastAsiaTheme="minorEastAsia" w:hAnsiTheme="minorHAnsi"/>
+                <w:noProof/>
+                <w:color w:val="auto"/>
+                <w:sz w:val="24"/>
+                <w:szCs w:val="24"/>
+                <w:lang w:eastAsia="hu-HU"/>
+              </w:rPr>
+              <w:tab/>
+            </w:r>
+            <w:r>
+              <w:rPr>
+                <w:rStyle w:val="Hiperhivatkozs"/>
+                <w:noProof/>
+              </w:rPr>
+              <w:t>Git:</w:t>
+            </w:r>
+            <w:r>
+              <w:rPr>
+                <w:noProof/>
+                <w:webHidden/>
+              </w:rPr>
+              <w:tab/>
+            </w:r>
+            <w:r>
+              <w:rPr>
+                <w:noProof/>
+                <w:webHidden/>
+              </w:rPr>
+              <w:fldChar w:fldCharType="begin"/>
+            </w:r>
+            <w:r>
+              <w:rPr>
+                <w:noProof/>
+                <w:webHidden/>
+              </w:rPr>
+              <w:instrText xml:space="preserve"> PAGEREF _Toc240127864 \h </w:instrText>
+            </w:r>
+            <w:r>
+              <w:rPr>
+                <w:noProof/>
+                <w:webHidden/>
+              </w:rPr>
+            </w:r>
+            <w:r>
+              <w:rPr>
+                <w:noProof/>
+                <w:webHidden/>
+              </w:rPr>
+              <w:fldChar w:fldCharType="separate"/>
+            </w:r>
+            <w:r>
+              <w:rPr>
+                <w:noProof/>
+                <w:webHidden/>
+              </w:rPr>
+              <w:t>6</w:t>
+            </w:r>
+            <w:r>
+              <w:rPr>
+                <w:noProof/>
+                <w:webHidden/>
+              </w:rPr>
+              <w:fldChar w:fldCharType="end"/>
+            </w:r>
+          </w:hyperlink>
+        </w:p>
+        <w:p>
+          <w:pPr>
+            <w:pStyle w:val="TJ3"/>
+            <w:tabs>
+              <w:tab w:val="left" w:pos="1200"/>
+              <w:tab w:val="right" w:leader="dot" w:pos="9062"/>
+            </w:tabs>
+            <w:rPr>
+              <w:rFonts w:asciiTheme="minorHAnsi" w:eastAsiaTheme="minorEastAsia" w:hAnsiTheme="minorHAnsi"/>
+              <w:noProof/>
+              <w:color w:val="auto"/>
+              <w:sz w:val="24"/>
+              <w:szCs w:val="24"/>
+              <w:lang w:eastAsia="hu-HU"/>
+            </w:rPr>
+          </w:pPr>
+          <w:hyperlink w:anchor="_Toc240127865" w:history="1">
+            <w:r>
+              <w:rPr>
+                <w:rStyle w:val="Hiperhivatkozs"/>
+                <w:noProof/>
+              </w:rPr>
+              <w:t>2.1.7</w:t>
+            </w:r>
+            <w:r>
+              <w:rPr>
+                <w:rFonts w:asciiTheme="minorHAnsi" w:eastAsiaTheme="minorEastAsia" w:hAnsiTheme="minorHAnsi"/>
+                <w:noProof/>
+                <w:color w:val="auto"/>
+                <w:sz w:val="24"/>
+                <w:szCs w:val="24"/>
+                <w:lang w:eastAsia="hu-HU"/>
+              </w:rPr>
+              <w:tab/>
+            </w:r>
+            <w:r>
+              <w:rPr>
+                <w:rStyle w:val="Hiperhivatkozs"/>
+                <w:noProof/>
+              </w:rPr>
+              <w:t>Webböngészők - Google Chrome / Mozilla Firefox / Microsoft Edge:</w:t>
+            </w:r>
+            <w:r>
+              <w:rPr>
+                <w:noProof/>
+                <w:webHidden/>
+              </w:rPr>
+              <w:tab/>
+            </w:r>
+            <w:r>
+              <w:rPr>
+                <w:noProof/>
+                <w:webHidden/>
+              </w:rPr>
+              <w:fldChar w:fldCharType="begin"/>
+            </w:r>
+            <w:r>
+              <w:rPr>
+                <w:noProof/>
+                <w:webHidden/>
+              </w:rPr>
+              <w:instrText xml:space="preserve"> PAGEREF _Toc240127865 \h </w:instrText>
+            </w:r>
+            <w:r>
+              <w:rPr>
+                <w:noProof/>
+                <w:webHidden/>
+              </w:rPr>
+            </w:r>
+            <w:r>
+              <w:rPr>
+                <w:noProof/>
+                <w:webHidden/>
+              </w:rPr>
+              <w:fldChar w:fldCharType="separate"/>
+            </w:r>
+            <w:r>
+              <w:rPr>
+                <w:noProof/>
+                <w:webHidden/>
+              </w:rPr>
+              <w:t>6</w:t>
+            </w:r>
+            <w:r>
+              <w:rPr>
+                <w:noProof/>
+                <w:webHidden/>
+              </w:rPr>
+              <w:fldChar w:fldCharType="end"/>
+            </w:r>
+          </w:hyperlink>
+        </w:p>
+        <w:p>
+          <w:pPr>
+            <w:pStyle w:val="TJ2"/>
+            <w:tabs>
+              <w:tab w:val="left" w:pos="960"/>
+              <w:tab w:val="right" w:leader="dot" w:pos="9062"/>
+            </w:tabs>
+            <w:rPr>
+              <w:rFonts w:asciiTheme="minorHAnsi" w:eastAsiaTheme="minorEastAsia" w:hAnsiTheme="minorHAnsi"/>
+              <w:noProof/>
+              <w:color w:val="auto"/>
+              <w:sz w:val="24"/>
+              <w:szCs w:val="24"/>
+              <w:lang w:eastAsia="hu-HU"/>
+            </w:rPr>
+          </w:pPr>
+          <w:hyperlink w:anchor="_Toc240127866" w:history="1">
+            <w:r>
+              <w:rPr>
+                <w:rStyle w:val="Hiperhivatkozs"/>
+                <w:noProof/>
+              </w:rPr>
+              <w:t>2.2</w:t>
+            </w:r>
+            <w:r>
+              <w:rPr>
+                <w:rFonts w:asciiTheme="minorHAnsi" w:eastAsiaTheme="minorEastAsia" w:hAnsiTheme="minorHAnsi"/>
+                <w:noProof/>
+                <w:color w:val="auto"/>
+                <w:sz w:val="24"/>
+                <w:szCs w:val="24"/>
+                <w:lang w:eastAsia="hu-HU"/>
+              </w:rPr>
+              <w:tab/>
+            </w:r>
+            <w:r>
+              <w:rPr>
+                <w:rStyle w:val="Hiperhivatkozs"/>
+                <w:noProof/>
+              </w:rPr>
+              <w:t>Választott technológia</w:t>
+            </w:r>
+            <w:r>
+              <w:rPr>
+                <w:noProof/>
+                <w:webHidden/>
+              </w:rPr>
+              <w:tab/>
+            </w:r>
+            <w:r>
+              <w:rPr>
+                <w:noProof/>
+                <w:webHidden/>
+              </w:rPr>
+              <w:fldChar w:fldCharType="begin"/>
+            </w:r>
+            <w:r>
+              <w:rPr>
+                <w:noProof/>
+                <w:webHidden/>
+              </w:rPr>
+              <w:instrText xml:space="preserve"> PAGEREF _Toc240127866 \h </w:instrText>
+            </w:r>
+            <w:r>
+              <w:rPr>
+                <w:noProof/>
+                <w:webHidden/>
+              </w:rPr>
+            </w:r>
+            <w:r>
+              <w:rPr>
+                <w:noProof/>
+                <w:webHidden/>
+              </w:rPr>
+              <w:fldChar w:fldCharType="separate"/>
+            </w:r>
+            <w:r>
+              <w:rPr>
+                <w:noProof/>
+                <w:webHidden/>
+              </w:rPr>
+              <w:t>6</w:t>
+            </w:r>
+            <w:r>
+              <w:rPr>
+                <w:noProof/>
+                <w:webHidden/>
+              </w:rPr>
+              <w:fldChar w:fldCharType="end"/>
+            </w:r>
+          </w:hyperlink>
+        </w:p>
+        <w:p>
+          <w:pPr>
+            <w:pStyle w:val="TJ3"/>
+            <w:tabs>
+              <w:tab w:val="left" w:pos="1200"/>
+              <w:tab w:val="right" w:leader="dot" w:pos="9062"/>
+            </w:tabs>
+            <w:rPr>
+              <w:rFonts w:asciiTheme="minorHAnsi" w:eastAsiaTheme="minorEastAsia" w:hAnsiTheme="minorHAnsi"/>
+              <w:noProof/>
+              <w:color w:val="auto"/>
+              <w:sz w:val="24"/>
+              <w:szCs w:val="24"/>
+              <w:lang w:eastAsia="hu-HU"/>
+            </w:rPr>
+          </w:pPr>
+          <w:hyperlink w:anchor="_Toc240127867" w:history="1">
+            <w:r>
+              <w:rPr>
+                <w:rStyle w:val="Hiperhivatkozs"/>
+                <w:noProof/>
+              </w:rPr>
+              <w:t>2.2.1</w:t>
+            </w:r>
+            <w:r>
+              <w:rPr>
+                <w:rFonts w:asciiTheme="minorHAnsi" w:eastAsiaTheme="minorEastAsia" w:hAnsiTheme="minorHAnsi"/>
+                <w:noProof/>
+                <w:color w:val="auto"/>
+                <w:sz w:val="24"/>
+                <w:szCs w:val="24"/>
+                <w:lang w:eastAsia="hu-HU"/>
+              </w:rPr>
+              <w:tab/>
+            </w:r>
+            <w:r>
+              <w:rPr>
+                <w:rStyle w:val="Hiperhivatkozs"/>
+                <w:noProof/>
+              </w:rPr>
+              <w:t>HTML – HyperText Markup Language</w:t>
+            </w:r>
+            <w:r>
+              <w:rPr>
+                <w:noProof/>
+                <w:webHidden/>
+              </w:rPr>
+              <w:tab/>
+            </w:r>
+            <w:r>
+              <w:rPr>
+                <w:noProof/>
+                <w:webHidden/>
+              </w:rPr>
+              <w:fldChar w:fldCharType="begin"/>
+            </w:r>
+            <w:r>
+              <w:rPr>
+                <w:noProof/>
+                <w:webHidden/>
+              </w:rPr>
+              <w:instrText xml:space="preserve"> PAGEREF _Toc240127867 \h </w:instrText>
+            </w:r>
+            <w:r>
+              <w:rPr>
+                <w:noProof/>
+                <w:webHidden/>
+              </w:rPr>
+            </w:r>
+            <w:r>
+              <w:rPr>
+                <w:noProof/>
+                <w:webHidden/>
+              </w:rPr>
+              <w:fldChar w:fldCharType="separate"/>
+            </w:r>
+            <w:r>
+              <w:rPr>
+                <w:noProof/>
+                <w:webHidden/>
+              </w:rPr>
+              <w:t>6</w:t>
+            </w:r>
+            <w:r>
+              <w:rPr>
+                <w:noProof/>
+                <w:webHidden/>
+              </w:rPr>
+              <w:fldChar w:fldCharType="end"/>
+            </w:r>
+          </w:hyperlink>
+        </w:p>
+        <w:p>
+          <w:pPr>
+            <w:pStyle w:val="TJ3"/>
+            <w:tabs>
+              <w:tab w:val="left" w:pos="1200"/>
+              <w:tab w:val="right" w:leader="dot" w:pos="9062"/>
+            </w:tabs>
+            <w:rPr>
+              <w:rFonts w:asciiTheme="minorHAnsi" w:eastAsiaTheme="minorEastAsia" w:hAnsiTheme="minorHAnsi"/>
+              <w:noProof/>
+              <w:color w:val="auto"/>
+              <w:sz w:val="24"/>
+              <w:szCs w:val="24"/>
+              <w:lang w:eastAsia="hu-HU"/>
+            </w:rPr>
+          </w:pPr>
+          <w:hyperlink w:anchor="_Toc240127868" w:history="1">
+            <w:r>
+              <w:rPr>
+                <w:rStyle w:val="Hiperhivatkozs"/>
+                <w:noProof/>
+              </w:rPr>
+              <w:t>2.2.2</w:t>
+            </w:r>
+            <w:r>
+              <w:rPr>
+                <w:rFonts w:asciiTheme="minorHAnsi" w:eastAsiaTheme="minorEastAsia" w:hAnsiTheme="minorHAnsi"/>
+                <w:noProof/>
+                <w:color w:val="auto"/>
+                <w:sz w:val="24"/>
+                <w:szCs w:val="24"/>
+                <w:lang w:eastAsia="hu-HU"/>
+              </w:rPr>
+              <w:tab/>
+            </w:r>
+            <w:r>
+              <w:rPr>
+                <w:rStyle w:val="Hiperhivatkozs"/>
+                <w:noProof/>
+              </w:rPr>
+              <w:t>CSS – Cascading Style Sheets</w:t>
+            </w:r>
+            <w:r>
+              <w:rPr>
+                <w:noProof/>
+                <w:webHidden/>
+              </w:rPr>
+              <w:tab/>
+            </w:r>
+            <w:r>
+              <w:rPr>
+                <w:noProof/>
+                <w:webHidden/>
+              </w:rPr>
+              <w:fldChar w:fldCharType="begin"/>
+            </w:r>
+            <w:r>
+              <w:rPr>
+                <w:noProof/>
+                <w:webHidden/>
+              </w:rPr>
+              <w:instrText xml:space="preserve"> PAGEREF _Toc240127868 \h </w:instrText>
+            </w:r>
+            <w:r>
+              <w:rPr>
+                <w:noProof/>
+                <w:webHidden/>
+              </w:rPr>
+            </w:r>
+            <w:r>
+              <w:rPr>
+                <w:noProof/>
+                <w:webHidden/>
+              </w:rPr>
+              <w:fldChar w:fldCharType="separate"/>
+            </w:r>
+            <w:r>
+              <w:rPr>
+                <w:noProof/>
+                <w:webHidden/>
+              </w:rPr>
+              <w:t>6</w:t>
+            </w:r>
+            <w:r>
+              <w:rPr>
+                <w:noProof/>
+                <w:webHidden/>
+              </w:rPr>
+              <w:fldChar w:fldCharType="end"/>
+            </w:r>
+          </w:hyperlink>
+        </w:p>
+        <w:p>
+          <w:pPr>
+            <w:pStyle w:val="TJ3"/>
+            <w:tabs>
+              <w:tab w:val="right" w:leader="dot" w:pos="9062"/>
+            </w:tabs>
+            <w:rPr>
+              <w:rFonts w:asciiTheme="minorHAnsi" w:eastAsiaTheme="minorEastAsia" w:hAnsiTheme="minorHAnsi"/>
+              <w:noProof/>
+              <w:color w:val="auto"/>
+              <w:sz w:val="24"/>
+              <w:szCs w:val="24"/>
+              <w:lang w:eastAsia="hu-HU"/>
+            </w:rPr>
+          </w:pPr>
+          <w:hyperlink w:anchor="_Toc240127869" w:history="1">
+            <w:r>
+              <w:rPr>
+                <w:rStyle w:val="Hiperhivatkozs"/>
+                <w:noProof/>
+              </w:rPr>
+              <w:t>JavaScript – Client-side scripting language:</w:t>
+            </w:r>
+            <w:r>
+              <w:rPr>
+                <w:noProof/>
+                <w:webHidden/>
+              </w:rPr>
+              <w:tab/>
+            </w:r>
+            <w:r>
+              <w:rPr>
+                <w:noProof/>
+                <w:webHidden/>
+              </w:rPr>
+              <w:fldChar w:fldCharType="begin"/>
+            </w:r>
+            <w:r>
+              <w:rPr>
+                <w:noProof/>
+                <w:webHidden/>
+              </w:rPr>
+              <w:instrText xml:space="preserve"> PAGEREF _Toc240127869 \h </w:instrText>
+            </w:r>
+            <w:r>
+              <w:rPr>
+                <w:noProof/>
+                <w:webHidden/>
+              </w:rPr>
+            </w:r>
+            <w:r>
+              <w:rPr>
+                <w:noProof/>
+                <w:webHidden/>
+              </w:rPr>
+              <w:fldChar w:fldCharType="separate"/>
+            </w:r>
+            <w:r>
+              <w:rPr>
+                <w:noProof/>
+                <w:webHidden/>
+              </w:rPr>
+              <w:t>7</w:t>
+            </w:r>
+            <w:r>
+              <w:rPr>
+                <w:noProof/>
+                <w:webHidden/>
+              </w:rPr>
+              <w:fldChar w:fldCharType="end"/>
+            </w:r>
+          </w:hyperlink>
+        </w:p>
+        <w:p>
+          <w:pPr>
+            <w:pStyle w:val="TJ3"/>
+            <w:tabs>
+              <w:tab w:val="right" w:leader="dot" w:pos="9062"/>
+            </w:tabs>
+            <w:rPr>
+              <w:rFonts w:asciiTheme="minorHAnsi" w:eastAsiaTheme="minorEastAsia" w:hAnsiTheme="minorHAnsi"/>
+              <w:noProof/>
+              <w:color w:val="auto"/>
+              <w:sz w:val="24"/>
+              <w:szCs w:val="24"/>
+              <w:lang w:eastAsia="hu-HU"/>
+            </w:rPr>
+          </w:pPr>
+          <w:hyperlink w:anchor="_Toc240127870" w:history="1">
+            <w:r>
+              <w:rPr>
+                <w:rStyle w:val="Hiperhivatkozs"/>
+                <w:noProof/>
+              </w:rPr>
+              <w:t>PHP – Server-side scripting language:</w:t>
+            </w:r>
+            <w:r>
+              <w:rPr>
+                <w:noProof/>
+                <w:webHidden/>
+              </w:rPr>
+              <w:tab/>
+            </w:r>
+            <w:r>
+              <w:rPr>
+                <w:noProof/>
+                <w:webHidden/>
+              </w:rPr>
+              <w:fldChar w:fldCharType="begin"/>
+            </w:r>
+            <w:r>
+              <w:rPr>
+                <w:noProof/>
+                <w:webHidden/>
+              </w:rPr>
+              <w:instrText xml:space="preserve"> PAGEREF _Toc240127870 \h </w:instrText>
+            </w:r>
+            <w:r>
+              <w:rPr>
+                <w:noProof/>
+                <w:webHidden/>
+              </w:rPr>
+            </w:r>
+            <w:r>
+              <w:rPr>
+                <w:noProof/>
+                <w:webHidden/>
+              </w:rPr>
+              <w:fldChar w:fldCharType="separate"/>
+            </w:r>
+            <w:r>
+              <w:rPr>
+                <w:noProof/>
+                <w:webHidden/>
+              </w:rPr>
+              <w:t>7</w:t>
+            </w:r>
+            <w:r>
+              <w:rPr>
+                <w:noProof/>
+                <w:webHidden/>
+              </w:rPr>
+              <w:fldChar w:fldCharType="end"/>
+            </w:r>
+          </w:hyperlink>
+        </w:p>
+        <w:p>
+          <w:pPr>
+            <w:pStyle w:val="TJ3"/>
+            <w:tabs>
+              <w:tab w:val="right" w:leader="dot" w:pos="9062"/>
+            </w:tabs>
+            <w:rPr>
+              <w:rFonts w:asciiTheme="minorHAnsi" w:eastAsiaTheme="minorEastAsia" w:hAnsiTheme="minorHAnsi"/>
+              <w:noProof/>
+              <w:color w:val="auto"/>
+              <w:sz w:val="24"/>
+              <w:szCs w:val="24"/>
+              <w:lang w:eastAsia="hu-HU"/>
+            </w:rPr>
+          </w:pPr>
+          <w:hyperlink w:anchor="_Toc240127871" w:history="1">
+            <w:r>
+              <w:rPr>
+                <w:rStyle w:val="Hiperhivatkozs"/>
+                <w:noProof/>
+              </w:rPr>
+              <w:t>MySQL – Relációs adatbázis-kezelő rendszer:</w:t>
+            </w:r>
+            <w:r>
+              <w:rPr>
+                <w:noProof/>
+                <w:webHidden/>
+              </w:rPr>
+              <w:tab/>
+            </w:r>
+            <w:r>
+              <w:rPr>
+                <w:noProof/>
+                <w:webHidden/>
+              </w:rPr>
+              <w:fldChar w:fldCharType="begin"/>
+            </w:r>
+            <w:r>
+              <w:rPr>
+                <w:noProof/>
+                <w:webHidden/>
+              </w:rPr>
+              <w:instrText xml:space="preserve"> PAGEREF _Toc240127871 \h </w:instrText>
+            </w:r>
+            <w:r>
+              <w:rPr>
+                <w:noProof/>
+                <w:webHidden/>
+              </w:rPr>
+            </w:r>
+            <w:r>
+              <w:rPr>
+                <w:noProof/>
+                <w:webHidden/>
+              </w:rPr>
+              <w:fldChar w:fldCharType="separate"/>
+            </w:r>
+            <w:r>
+              <w:rPr>
+                <w:noProof/>
+                <w:webHidden/>
+              </w:rPr>
+              <w:t>7</w:t>
+            </w:r>
+            <w:r>
+              <w:rPr>
+                <w:noProof/>
+                <w:webHidden/>
+              </w:rPr>
+              <w:fldChar w:fldCharType="end"/>
+            </w:r>
+          </w:hyperlink>
+        </w:p>
+        <w:p>
+          <w:pPr>
+            <w:pStyle w:val="TJ2"/>
+            <w:tabs>
+              <w:tab w:val="left" w:pos="960"/>
+              <w:tab w:val="right" w:leader="dot" w:pos="9062"/>
+            </w:tabs>
+            <w:rPr>
+              <w:rFonts w:asciiTheme="minorHAnsi" w:eastAsiaTheme="minorEastAsia" w:hAnsiTheme="minorHAnsi"/>
+              <w:noProof/>
+              <w:color w:val="auto"/>
+              <w:sz w:val="24"/>
+              <w:szCs w:val="24"/>
+              <w:lang w:eastAsia="hu-HU"/>
+            </w:rPr>
+          </w:pPr>
+          <w:hyperlink w:anchor="_Toc240127872" w:history="1">
+            <w:r>
+              <w:rPr>
+                <w:rStyle w:val="Hiperhivatkozs"/>
+                <w:noProof/>
+              </w:rPr>
+              <w:t>2.3</w:t>
+            </w:r>
+            <w:r>
+              <w:rPr>
+                <w:rFonts w:asciiTheme="minorHAnsi" w:eastAsiaTheme="minorEastAsia" w:hAnsiTheme="minorHAnsi"/>
+                <w:noProof/>
+                <w:color w:val="auto"/>
+                <w:sz w:val="24"/>
+                <w:szCs w:val="24"/>
+                <w:lang w:eastAsia="hu-HU"/>
+              </w:rPr>
+              <w:tab/>
+            </w:r>
+            <w:r>
+              <w:rPr>
+                <w:rStyle w:val="Hiperhivatkozs"/>
+                <w:noProof/>
+              </w:rPr>
+              <w:t>Használt egyéb technikák:</w:t>
+            </w:r>
+            <w:r>
+              <w:rPr>
+                <w:noProof/>
+                <w:webHidden/>
+              </w:rPr>
+              <w:tab/>
+            </w:r>
+            <w:r>
+              <w:rPr>
+                <w:noProof/>
+                <w:webHidden/>
+              </w:rPr>
+              <w:fldChar w:fldCharType="begin"/>
+            </w:r>
+            <w:r>
+              <w:rPr>
+                <w:noProof/>
+                <w:webHidden/>
+              </w:rPr>
+              <w:instrText xml:space="preserve"> PAGEREF _Toc240127872 \h </w:instrText>
+            </w:r>
+            <w:r>
+              <w:rPr>
+                <w:noProof/>
+                <w:webHidden/>
+              </w:rPr>
+            </w:r>
+            <w:r>
+              <w:rPr>
+                <w:noProof/>
+                <w:webHidden/>
+              </w:rPr>
+              <w:fldChar w:fldCharType="separate"/>
+            </w:r>
+            <w:r>
+              <w:rPr>
+                <w:noProof/>
+                <w:webHidden/>
+              </w:rPr>
+              <w:t>7</w:t>
+            </w:r>
+            <w:r>
+              <w:rPr>
+                <w:noProof/>
+                <w:webHidden/>
+              </w:rPr>
+              <w:fldChar w:fldCharType="end"/>
+            </w:r>
+          </w:hyperlink>
+        </w:p>
+        <w:p>
+          <w:pPr>
+            <w:pStyle w:val="TJ3"/>
+            <w:tabs>
+              <w:tab w:val="left" w:pos="1200"/>
+              <w:tab w:val="right" w:leader="dot" w:pos="9062"/>
+            </w:tabs>
+            <w:rPr>
+              <w:rFonts w:asciiTheme="minorHAnsi" w:eastAsiaTheme="minorEastAsia" w:hAnsiTheme="minorHAnsi"/>
+              <w:noProof/>
+              <w:color w:val="auto"/>
+              <w:sz w:val="24"/>
+              <w:szCs w:val="24"/>
+              <w:lang w:eastAsia="hu-HU"/>
+            </w:rPr>
+          </w:pPr>
+          <w:hyperlink w:anchor="_Toc240127873" w:history="1">
+            <w:r>
+              <w:rPr>
+                <w:rStyle w:val="Hiperhivatkozs"/>
+                <w:noProof/>
+              </w:rPr>
+              <w:t>2.3.1</w:t>
+            </w:r>
+            <w:r>
+              <w:rPr>
+                <w:rFonts w:asciiTheme="minorHAnsi" w:eastAsiaTheme="minorEastAsia" w:hAnsiTheme="minorHAnsi"/>
+                <w:noProof/>
+                <w:color w:val="auto"/>
+                <w:sz w:val="24"/>
+                <w:szCs w:val="24"/>
+                <w:lang w:eastAsia="hu-HU"/>
+              </w:rPr>
+              <w:tab/>
+            </w:r>
+            <w:r>
+              <w:rPr>
+                <w:rStyle w:val="Hiperhivatkozs"/>
+                <w:noProof/>
+              </w:rPr>
+              <w:t>Bootstrap</w:t>
+            </w:r>
+            <w:r>
+              <w:rPr>
+                <w:rStyle w:val="Hiperhivatkozs"/>
+                <w:bCs/>
+                <w:noProof/>
+              </w:rPr>
+              <w:t xml:space="preserve"> – </w:t>
+            </w:r>
+            <w:r>
+              <w:rPr>
+                <w:rStyle w:val="Hiperhivatkozs"/>
+                <w:noProof/>
+              </w:rPr>
+              <w:t>Frontend keretrendszer reszponzív weboldalakhoz:</w:t>
+            </w:r>
+            <w:r>
+              <w:rPr>
+                <w:noProof/>
+                <w:webHidden/>
+              </w:rPr>
+              <w:tab/>
+            </w:r>
+            <w:r>
+              <w:rPr>
+                <w:noProof/>
+                <w:webHidden/>
+              </w:rPr>
+              <w:fldChar w:fldCharType="begin"/>
+            </w:r>
+            <w:r>
+              <w:rPr>
+                <w:noProof/>
+                <w:webHidden/>
+              </w:rPr>
+              <w:instrText xml:space="preserve"> PAGEREF _Toc240127873 \h </w:instrText>
+            </w:r>
+            <w:r>
+              <w:rPr>
+                <w:noProof/>
+                <w:webHidden/>
+              </w:rPr>
+            </w:r>
+            <w:r>
+              <w:rPr>
+                <w:noProof/>
+                <w:webHidden/>
+              </w:rPr>
+              <w:fldChar w:fldCharType="separate"/>
+            </w:r>
+            <w:r>
+              <w:rPr>
+                <w:noProof/>
+                <w:webHidden/>
+              </w:rPr>
+              <w:t>7</w:t>
+            </w:r>
+            <w:r>
+              <w:rPr>
+                <w:noProof/>
+                <w:webHidden/>
+              </w:rPr>
+              <w:fldChar w:fldCharType="end"/>
+            </w:r>
+          </w:hyperlink>
+        </w:p>
+        <w:p>
+          <w:pPr>
+            <w:pStyle w:val="TJ2"/>
+            <w:tabs>
+              <w:tab w:val="left" w:pos="960"/>
+              <w:tab w:val="right" w:leader="dot" w:pos="9062"/>
+            </w:tabs>
+            <w:rPr>
+              <w:rFonts w:asciiTheme="minorHAnsi" w:eastAsiaTheme="minorEastAsia" w:hAnsiTheme="minorHAnsi"/>
+              <w:noProof/>
+              <w:color w:val="auto"/>
+              <w:sz w:val="24"/>
+              <w:szCs w:val="24"/>
+              <w:lang w:eastAsia="hu-HU"/>
+            </w:rPr>
+          </w:pPr>
+          <w:hyperlink w:anchor="_Toc240127874" w:history="1">
+            <w:r>
+              <w:rPr>
+                <w:rStyle w:val="Hiperhivatkozs"/>
+                <w:noProof/>
+              </w:rPr>
+              <w:t>2.4</w:t>
+            </w:r>
+            <w:r>
+              <w:rPr>
+                <w:rFonts w:asciiTheme="minorHAnsi" w:eastAsiaTheme="minorEastAsia" w:hAnsiTheme="minorHAnsi"/>
+                <w:noProof/>
+                <w:color w:val="auto"/>
+                <w:sz w:val="24"/>
+                <w:szCs w:val="24"/>
+                <w:lang w:eastAsia="hu-HU"/>
+              </w:rPr>
+              <w:tab/>
+            </w:r>
+            <w:r>
+              <w:rPr>
+                <w:rStyle w:val="Hiperhivatkozs"/>
+                <w:noProof/>
+              </w:rPr>
+              <w:t>Az adatbázis felépítése</w:t>
+            </w:r>
+            <w:r>
+              <w:rPr>
+                <w:noProof/>
+                <w:webHidden/>
+              </w:rPr>
+              <w:tab/>
+            </w:r>
+            <w:r>
+              <w:rPr>
+                <w:noProof/>
+                <w:webHidden/>
+              </w:rPr>
+              <w:fldChar w:fldCharType="begin"/>
+            </w:r>
+            <w:r>
+              <w:rPr>
+                <w:noProof/>
+                <w:webHidden/>
+              </w:rPr>
+              <w:instrText xml:space="preserve"> PAGEREF _Toc240127874 \h </w:instrText>
+            </w:r>
+            <w:r>
+              <w:rPr>
+                <w:noProof/>
+                <w:webHidden/>
+              </w:rPr>
+            </w:r>
+            <w:r>
+              <w:rPr>
+                <w:noProof/>
+                <w:webHidden/>
+              </w:rPr>
+              <w:fldChar w:fldCharType="separate"/>
+            </w:r>
+            <w:r>
+              <w:rPr>
+                <w:noProof/>
+                <w:webHidden/>
+              </w:rPr>
+              <w:t>8</w:t>
+            </w:r>
+            <w:r>
+              <w:rPr>
+                <w:noProof/>
+                <w:webHidden/>
+              </w:rPr>
+              <w:fldChar w:fldCharType="end"/>
+            </w:r>
+          </w:hyperlink>
+        </w:p>
+        <w:p>
+          <w:pPr>
+            <w:pStyle w:val="TJ2"/>
+            <w:tabs>
+              <w:tab w:val="left" w:pos="960"/>
+              <w:tab w:val="right" w:leader="dot" w:pos="9062"/>
+            </w:tabs>
+            <w:rPr>
+              <w:rFonts w:asciiTheme="minorHAnsi" w:eastAsiaTheme="minorEastAsia" w:hAnsiTheme="minorHAnsi"/>
+              <w:noProof/>
+              <w:color w:val="auto"/>
+              <w:sz w:val="24"/>
+              <w:szCs w:val="24"/>
+              <w:lang w:eastAsia="hu-HU"/>
+            </w:rPr>
+          </w:pPr>
+          <w:hyperlink w:anchor="_Toc240127875" w:history="1">
+            <w:r>
+              <w:rPr>
+                <w:rStyle w:val="Hiperhivatkozs"/>
+                <w:noProof/>
+              </w:rPr>
+              <w:t>2.5</w:t>
+            </w:r>
+            <w:r>
+              <w:rPr>
+                <w:rFonts w:asciiTheme="minorHAnsi" w:eastAsiaTheme="minorEastAsia" w:hAnsiTheme="minorHAnsi"/>
+                <w:noProof/>
+                <w:color w:val="auto"/>
+                <w:sz w:val="24"/>
+                <w:szCs w:val="24"/>
+                <w:lang w:eastAsia="hu-HU"/>
+              </w:rPr>
+              <w:tab/>
+            </w:r>
+            <w:r>
+              <w:rPr>
+                <w:rStyle w:val="Hiperhivatkozs"/>
+                <w:noProof/>
+              </w:rPr>
+              <w:t>Egy kiválasztott kódrészet elemzése</w:t>
+            </w:r>
+            <w:r>
+              <w:rPr>
+                <w:noProof/>
+                <w:webHidden/>
+              </w:rPr>
+              <w:tab/>
+            </w:r>
+            <w:r>
+              <w:rPr>
+                <w:noProof/>
+                <w:webHidden/>
+              </w:rPr>
+              <w:fldChar w:fldCharType="begin"/>
+            </w:r>
+            <w:r>
+              <w:rPr>
+                <w:noProof/>
+                <w:webHidden/>
+              </w:rPr>
+              <w:instrText xml:space="preserve"> PAGEREF _Toc240127875 \h </w:instrText>
+            </w:r>
+            <w:r>
+              <w:rPr>
+                <w:noProof/>
+                <w:webHidden/>
+              </w:rPr>
+            </w:r>
+            <w:r>
+              <w:rPr>
+                <w:noProof/>
+                <w:webHidden/>
+              </w:rPr>
+              <w:fldChar w:fldCharType="separate"/>
+            </w:r>
+            <w:r>
+              <w:rPr>
+                <w:noProof/>
+                <w:webHidden/>
+              </w:rPr>
+              <w:t>8</w:t>
+            </w:r>
+            <w:r>
+              <w:rPr>
+                <w:noProof/>
+                <w:webHidden/>
+              </w:rPr>
+              <w:fldChar w:fldCharType="end"/>
+            </w:r>
+          </w:hyperlink>
+        </w:p>
+        <w:p>
+          <w:pPr>
+            <w:pStyle w:val="TJ2"/>
+            <w:tabs>
+              <w:tab w:val="left" w:pos="960"/>
+              <w:tab w:val="right" w:leader="dot" w:pos="9062"/>
+            </w:tabs>
+            <w:rPr>
+              <w:rFonts w:asciiTheme="minorHAnsi" w:eastAsiaTheme="minorEastAsia" w:hAnsiTheme="minorHAnsi"/>
+              <w:noProof/>
+              <w:color w:val="auto"/>
+              <w:sz w:val="24"/>
+              <w:szCs w:val="24"/>
+              <w:lang w:eastAsia="hu-HU"/>
+            </w:rPr>
+          </w:pPr>
+          <w:hyperlink w:anchor="_Toc240127876" w:history="1">
+            <w:r>
+              <w:rPr>
+                <w:rStyle w:val="Hiperhivatkozs"/>
+                <w:noProof/>
+              </w:rPr>
+              <w:t>2.6</w:t>
+            </w:r>
+            <w:r>
+              <w:rPr>
+                <w:rFonts w:asciiTheme="minorHAnsi" w:eastAsiaTheme="minorEastAsia" w:hAnsiTheme="minorHAnsi"/>
+                <w:noProof/>
+                <w:color w:val="auto"/>
+                <w:sz w:val="24"/>
+                <w:szCs w:val="24"/>
+                <w:lang w:eastAsia="hu-HU"/>
+              </w:rPr>
+              <w:tab/>
+            </w:r>
+            <w:r>
+              <w:rPr>
+                <w:rStyle w:val="Hiperhivatkozs"/>
+                <w:noProof/>
+              </w:rPr>
+              <w:t>Tesztelési dokumentáció</w:t>
+            </w:r>
+            <w:r>
+              <w:rPr>
+                <w:noProof/>
+                <w:webHidden/>
+              </w:rPr>
+              <w:tab/>
+            </w:r>
+            <w:r>
+              <w:rPr>
+                <w:noProof/>
+                <w:webHidden/>
+              </w:rPr>
+              <w:fldChar w:fldCharType="begin"/>
+            </w:r>
+            <w:r>
+              <w:rPr>
+                <w:noProof/>
+                <w:webHidden/>
+              </w:rPr>
+              <w:instrText xml:space="preserve"> PAGEREF _Toc240127876 \h </w:instrText>
+            </w:r>
+            <w:r>
+              <w:rPr>
+                <w:noProof/>
+                <w:webHidden/>
+              </w:rPr>
+            </w:r>
+            <w:r>
+              <w:rPr>
+                <w:noProof/>
+                <w:webHidden/>
+              </w:rPr>
+              <w:fldChar w:fldCharType="separate"/>
+            </w:r>
+            <w:r>
+              <w:rPr>
+                <w:noProof/>
+                <w:webHidden/>
+              </w:rPr>
+              <w:t>9</w:t>
+            </w:r>
+            <w:r>
+              <w:rPr>
+                <w:noProof/>
+                <w:webHidden/>
+              </w:rPr>
+              <w:fldChar w:fldCharType="end"/>
+            </w:r>
+          </w:hyperlink>
+        </w:p>
+        <w:p>
+          <w:pPr>
+            <w:pStyle w:val="TJ1"/>
+            <w:tabs>
+              <w:tab w:val="left" w:pos="440"/>
+              <w:tab w:val="right" w:leader="dot" w:pos="9062"/>
+            </w:tabs>
+            <w:rPr>
+              <w:rFonts w:asciiTheme="minorHAnsi" w:eastAsiaTheme="minorEastAsia" w:hAnsiTheme="minorHAnsi"/>
+              <w:noProof/>
+              <w:color w:val="auto"/>
+              <w:sz w:val="24"/>
+              <w:szCs w:val="24"/>
+              <w:lang w:eastAsia="hu-HU"/>
+            </w:rPr>
+          </w:pPr>
+          <w:hyperlink w:anchor="_Toc240127877" w:history="1">
+            <w:r>
+              <w:rPr>
+                <w:rStyle w:val="Hiperhivatkozs"/>
+                <w:noProof/>
+              </w:rPr>
+              <w:t>3</w:t>
+            </w:r>
+            <w:r>
+              <w:rPr>
+                <w:rFonts w:asciiTheme="minorHAnsi" w:eastAsiaTheme="minorEastAsia" w:hAnsiTheme="minorHAnsi"/>
+                <w:noProof/>
+                <w:color w:val="auto"/>
+                <w:sz w:val="24"/>
+                <w:szCs w:val="24"/>
+                <w:lang w:eastAsia="hu-HU"/>
+              </w:rPr>
+              <w:tab/>
+            </w:r>
+            <w:r>
+              <w:rPr>
+                <w:rStyle w:val="Hiperhivatkozs"/>
+                <w:noProof/>
+              </w:rPr>
+              <w:t>Felhasználói dokumentáció</w:t>
+            </w:r>
+            <w:r>
+              <w:rPr>
+                <w:noProof/>
+                <w:webHidden/>
+              </w:rPr>
+              <w:tab/>
+            </w:r>
+            <w:r>
+              <w:rPr>
+                <w:noProof/>
+                <w:webHidden/>
+              </w:rPr>
+              <w:fldChar w:fldCharType="begin"/>
+            </w:r>
+            <w:r>
+              <w:rPr>
+                <w:noProof/>
+                <w:webHidden/>
+              </w:rPr>
+              <w:instrText xml:space="preserve"> PAGEREF _Toc240127877 \h </w:instrText>
+            </w:r>
+            <w:r>
+              <w:rPr>
+                <w:noProof/>
+                <w:webHidden/>
+              </w:rPr>
+            </w:r>
+            <w:r>
+              <w:rPr>
+                <w:noProof/>
+                <w:webHidden/>
+              </w:rPr>
+              <w:fldChar w:fldCharType="separate"/>
+            </w:r>
+            <w:r>
+              <w:rPr>
+                <w:noProof/>
+                <w:webHidden/>
+              </w:rPr>
+              <w:t>10</w:t>
+            </w:r>
+            <w:r>
+              <w:rPr>
+                <w:noProof/>
+                <w:webHidden/>
+              </w:rPr>
+              <w:fldChar w:fldCharType="end"/>
+            </w:r>
+          </w:hyperlink>
+        </w:p>
+        <w:p>
+          <w:pPr>
+            <w:pStyle w:val="TJ2"/>
+            <w:tabs>
+              <w:tab w:val="left" w:pos="960"/>
+              <w:tab w:val="right" w:leader="dot" w:pos="9062"/>
+            </w:tabs>
+            <w:rPr>
+              <w:rFonts w:asciiTheme="minorHAnsi" w:eastAsiaTheme="minorEastAsia" w:hAnsiTheme="minorHAnsi"/>
+              <w:noProof/>
+              <w:color w:val="auto"/>
+              <w:sz w:val="24"/>
+              <w:szCs w:val="24"/>
+              <w:lang w:eastAsia="hu-HU"/>
+            </w:rPr>
+          </w:pPr>
+          <w:hyperlink w:anchor="_Toc240127878" w:history="1">
+            <w:r>
+              <w:rPr>
+                <w:rStyle w:val="Hiperhivatkozs"/>
+                <w:noProof/>
+              </w:rPr>
+              <w:t>3.1</w:t>
+            </w:r>
+            <w:r>
+              <w:rPr>
+                <w:rFonts w:asciiTheme="minorHAnsi" w:eastAsiaTheme="minorEastAsia" w:hAnsiTheme="minorHAnsi"/>
+                <w:noProof/>
+                <w:color w:val="auto"/>
+                <w:sz w:val="24"/>
+                <w:szCs w:val="24"/>
+                <w:lang w:eastAsia="hu-HU"/>
+              </w:rPr>
+              <w:tab/>
+            </w:r>
+            <w:r>
+              <w:rPr>
+                <w:rStyle w:val="Hiperhivatkozs"/>
+                <w:noProof/>
+              </w:rPr>
+              <w:t>Rendszerkövetelmények</w:t>
+            </w:r>
+            <w:r>
+              <w:rPr>
+                <w:noProof/>
+                <w:webHidden/>
+              </w:rPr>
+              <w:tab/>
+            </w:r>
+            <w:r>
+              <w:rPr>
+                <w:noProof/>
+                <w:webHidden/>
+              </w:rPr>
+              <w:fldChar w:fldCharType="begin"/>
+            </w:r>
+            <w:r>
+              <w:rPr>
+                <w:noProof/>
+                <w:webHidden/>
+              </w:rPr>
+              <w:instrText xml:space="preserve"> PAGEREF _Toc240127878 \h </w:instrText>
+            </w:r>
+            <w:r>
+              <w:rPr>
+                <w:noProof/>
+                <w:webHidden/>
+              </w:rPr>
+            </w:r>
+            <w:r>
+              <w:rPr>
+                <w:noProof/>
+                <w:webHidden/>
+              </w:rPr>
+              <w:fldChar w:fldCharType="separate"/>
+            </w:r>
+            <w:r>
+              <w:rPr>
+                <w:noProof/>
+                <w:webHidden/>
+              </w:rPr>
+              <w:t>10</w:t>
+            </w:r>
+            <w:r>
+              <w:rPr>
+                <w:noProof/>
+                <w:webHidden/>
+              </w:rPr>
+              <w:fldChar w:fldCharType="end"/>
+            </w:r>
+          </w:hyperlink>
+        </w:p>
+        <w:p>
+          <w:pPr>
+            <w:pStyle w:val="TJ2"/>
+            <w:tabs>
+              <w:tab w:val="left" w:pos="960"/>
+              <w:tab w:val="right" w:leader="dot" w:pos="9062"/>
+            </w:tabs>
+            <w:rPr>
+              <w:rFonts w:asciiTheme="minorHAnsi" w:eastAsiaTheme="minorEastAsia" w:hAnsiTheme="minorHAnsi"/>
+              <w:noProof/>
+              <w:color w:val="auto"/>
+              <w:sz w:val="24"/>
+              <w:szCs w:val="24"/>
+              <w:lang w:eastAsia="hu-HU"/>
+            </w:rPr>
+          </w:pPr>
+          <w:hyperlink w:anchor="_Toc240127879" w:history="1">
+            <w:r>
+              <w:rPr>
+                <w:rStyle w:val="Hiperhivatkozs"/>
+                <w:noProof/>
+              </w:rPr>
+              <w:t>3.2</w:t>
+            </w:r>
+            <w:r>
+              <w:rPr>
+                <w:rFonts w:asciiTheme="minorHAnsi" w:eastAsiaTheme="minorEastAsia" w:hAnsiTheme="minorHAnsi"/>
+                <w:noProof/>
+                <w:color w:val="auto"/>
+                <w:sz w:val="24"/>
+                <w:szCs w:val="24"/>
+                <w:lang w:eastAsia="hu-HU"/>
+              </w:rPr>
+              <w:tab/>
+            </w:r>
+            <w:r>
+              <w:rPr>
+                <w:rStyle w:val="Hiperhivatkozs"/>
+                <w:noProof/>
+              </w:rPr>
+              <w:t>Indítás és bejelentkezés</w:t>
+            </w:r>
+            <w:r>
+              <w:rPr>
+                <w:noProof/>
+                <w:webHidden/>
+              </w:rPr>
+              <w:tab/>
+            </w:r>
+            <w:r>
+              <w:rPr>
+                <w:noProof/>
+                <w:webHidden/>
+              </w:rPr>
+              <w:fldChar w:fldCharType="begin"/>
+            </w:r>
+            <w:r>
+              <w:rPr>
+                <w:noProof/>
+                <w:webHidden/>
+              </w:rPr>
+              <w:instrText xml:space="preserve"> PAGEREF _Toc240127879 \h </w:instrText>
+            </w:r>
+            <w:r>
+              <w:rPr>
+                <w:noProof/>
+                <w:webHidden/>
+              </w:rPr>
+            </w:r>
+            <w:r>
+              <w:rPr>
+                <w:noProof/>
+                <w:webHidden/>
+              </w:rPr>
+              <w:fldChar w:fldCharType="separate"/>
+            </w:r>
+            <w:r>
+              <w:rPr>
+                <w:noProof/>
+                <w:webHidden/>
+              </w:rPr>
+              <w:t>10</w:t>
+            </w:r>
+            <w:r>
+              <w:rPr>
+                <w:noProof/>
+                <w:webHidden/>
+              </w:rPr>
+              <w:fldChar w:fldCharType="end"/>
+            </w:r>
+          </w:hyperlink>
+        </w:p>
+        <w:p>
+          <w:pPr>
+            <w:pStyle w:val="TJ2"/>
+            <w:tabs>
+              <w:tab w:val="left" w:pos="960"/>
+              <w:tab w:val="right" w:leader="dot" w:pos="9062"/>
+            </w:tabs>
+            <w:rPr>
+              <w:rFonts w:asciiTheme="minorHAnsi" w:eastAsiaTheme="minorEastAsia" w:hAnsiTheme="minorHAnsi"/>
+              <w:noProof/>
+              <w:color w:val="auto"/>
+              <w:sz w:val="24"/>
+              <w:szCs w:val="24"/>
+              <w:lang w:eastAsia="hu-HU"/>
+            </w:rPr>
+          </w:pPr>
+          <w:hyperlink w:anchor="_Toc240127880" w:history="1">
+            <w:r>
+              <w:rPr>
+                <w:rStyle w:val="Hiperhivatkozs"/>
+                <w:noProof/>
+              </w:rPr>
+              <w:t>3.3</w:t>
+            </w:r>
+            <w:r>
+              <w:rPr>
+                <w:rFonts w:asciiTheme="minorHAnsi" w:eastAsiaTheme="minorEastAsia" w:hAnsiTheme="minorHAnsi"/>
+                <w:noProof/>
+                <w:color w:val="auto"/>
+                <w:sz w:val="24"/>
+                <w:szCs w:val="24"/>
+                <w:lang w:eastAsia="hu-HU"/>
+              </w:rPr>
+              <w:tab/>
+            </w:r>
+            <w:r>
+              <w:rPr>
+                <w:rStyle w:val="Hiperhivatkozs"/>
+                <w:noProof/>
+              </w:rPr>
+              <w:t>Képernyőképes útmutató</w:t>
+            </w:r>
+            <w:r>
+              <w:rPr>
+                <w:noProof/>
+                <w:webHidden/>
+              </w:rPr>
+              <w:tab/>
+            </w:r>
+            <w:r>
+              <w:rPr>
+                <w:noProof/>
+                <w:webHidden/>
+              </w:rPr>
+              <w:fldChar w:fldCharType="begin"/>
+            </w:r>
+            <w:r>
+              <w:rPr>
+                <w:noProof/>
+                <w:webHidden/>
+              </w:rPr>
+              <w:instrText xml:space="preserve"> PAGEREF _Toc240127880 \h </w:instrText>
+            </w:r>
+            <w:r>
+              <w:rPr>
+                <w:noProof/>
+                <w:webHidden/>
+              </w:rPr>
+            </w:r>
+            <w:r>
+              <w:rPr>
+                <w:noProof/>
+                <w:webHidden/>
+              </w:rPr>
+              <w:fldChar w:fldCharType="separate"/>
+            </w:r>
+            <w:r>
+              <w:rPr>
+                <w:noProof/>
+                <w:webHidden/>
+              </w:rPr>
+              <w:t>10</w:t>
+            </w:r>
+            <w:r>
+              <w:rPr>
+                <w:noProof/>
+                <w:webHidden/>
+              </w:rPr>
+              <w:fldChar w:fldCharType="end"/>
+            </w:r>
+          </w:hyperlink>
+        </w:p>
+        <w:p>
+          <w:pPr>
+            <w:pStyle w:val="TJ3"/>
+            <w:tabs>
+              <w:tab w:val="left" w:pos="1200"/>
+              <w:tab w:val="right" w:leader="dot" w:pos="9062"/>
+            </w:tabs>
+            <w:rPr>
+              <w:rFonts w:asciiTheme="minorHAnsi" w:eastAsiaTheme="minorEastAsia" w:hAnsiTheme="minorHAnsi"/>
+              <w:noProof/>
+              <w:color w:val="auto"/>
+              <w:sz w:val="24"/>
+              <w:szCs w:val="24"/>
+              <w:lang w:eastAsia="hu-HU"/>
+            </w:rPr>
+          </w:pPr>
+          <w:hyperlink w:anchor="_Toc240127881" w:history="1">
+            <w:r>
+              <w:rPr>
+                <w:rStyle w:val="Hiperhivatkozs"/>
+                <w:noProof/>
+              </w:rPr>
+              <w:t>3.3.1</w:t>
+            </w:r>
+            <w:r>
+              <w:rPr>
+                <w:rFonts w:asciiTheme="minorHAnsi" w:eastAsiaTheme="minorEastAsia" w:hAnsiTheme="minorHAnsi"/>
+                <w:noProof/>
+                <w:color w:val="auto"/>
+                <w:sz w:val="24"/>
+                <w:szCs w:val="24"/>
+                <w:lang w:eastAsia="hu-HU"/>
+              </w:rPr>
+              <w:tab/>
+            </w:r>
+            <w:r>
+              <w:rPr>
+                <w:rStyle w:val="Hiperhivatkozs"/>
+                <w:noProof/>
+              </w:rPr>
+              <w:t>Bejelentkezési képernyő</w:t>
+            </w:r>
+            <w:r>
+              <w:rPr>
+                <w:noProof/>
+                <w:webHidden/>
+              </w:rPr>
+              <w:tab/>
+            </w:r>
+            <w:r>
+              <w:rPr>
+                <w:noProof/>
+                <w:webHidden/>
+              </w:rPr>
+              <w:fldChar w:fldCharType="begin"/>
+            </w:r>
+            <w:r>
+              <w:rPr>
+                <w:noProof/>
+                <w:webHidden/>
+              </w:rPr>
+              <w:instrText xml:space="preserve"> PAGEREF _Toc240127881 \h </w:instrText>
+            </w:r>
+            <w:r>
+              <w:rPr>
+                <w:noProof/>
+                <w:webHidden/>
+              </w:rPr>
+            </w:r>
+            <w:r>
+              <w:rPr>
+                <w:noProof/>
+                <w:webHidden/>
+              </w:rPr>
+              <w:fldChar w:fldCharType="separate"/>
+            </w:r>
+            <w:r>
+              <w:rPr>
+                <w:noProof/>
+                <w:webHidden/>
+              </w:rPr>
+              <w:t>10</w:t>
+            </w:r>
+            <w:r>
+              <w:rPr>
+                <w:noProof/>
+                <w:webHidden/>
+              </w:rPr>
+              <w:fldChar w:fldCharType="end"/>
+            </w:r>
+          </w:hyperlink>
+        </w:p>
+        <w:p>
+          <w:pPr>
+            <w:pStyle w:val="TJ3"/>
+            <w:tabs>
+              <w:tab w:val="left" w:pos="1200"/>
+              <w:tab w:val="right" w:leader="dot" w:pos="9062"/>
+            </w:tabs>
+            <w:rPr>
+              <w:rFonts w:asciiTheme="minorHAnsi" w:eastAsiaTheme="minorEastAsia" w:hAnsiTheme="minorHAnsi"/>
+              <w:noProof/>
+              <w:color w:val="auto"/>
+              <w:sz w:val="24"/>
+              <w:szCs w:val="24"/>
+              <w:lang w:eastAsia="hu-HU"/>
+            </w:rPr>
+          </w:pPr>
+          <w:hyperlink w:anchor="_Toc240127882" w:history="1">
+            <w:r>
+              <w:rPr>
+                <w:rStyle w:val="Hiperhivatkozs"/>
+                <w:noProof/>
+              </w:rPr>
+              <w:t>3.3.2</w:t>
+            </w:r>
+            <w:r>
+              <w:rPr>
+                <w:rFonts w:asciiTheme="minorHAnsi" w:eastAsiaTheme="minorEastAsia" w:hAnsiTheme="minorHAnsi"/>
+                <w:noProof/>
+                <w:color w:val="auto"/>
+                <w:sz w:val="24"/>
+                <w:szCs w:val="24"/>
+                <w:lang w:eastAsia="hu-HU"/>
+              </w:rPr>
+              <w:tab/>
+            </w:r>
+            <w:r>
+              <w:rPr>
+                <w:rStyle w:val="Hiperhivatkozs"/>
+                <w:noProof/>
+              </w:rPr>
+              <w:t>Főoldal</w:t>
+            </w:r>
+            <w:r>
+              <w:rPr>
+                <w:noProof/>
+                <w:webHidden/>
+              </w:rPr>
+              <w:tab/>
+            </w:r>
+            <w:r>
+              <w:rPr>
+                <w:noProof/>
+                <w:webHidden/>
+              </w:rPr>
+              <w:fldChar w:fldCharType="begin"/>
+            </w:r>
+            <w:r>
+              <w:rPr>
+                <w:noProof/>
+                <w:webHidden/>
+              </w:rPr>
+              <w:instrText xml:space="preserve"> PAGEREF _Toc240127882 \h </w:instrText>
+            </w:r>
+            <w:r>
+              <w:rPr>
+                <w:noProof/>
+                <w:webHidden/>
+              </w:rPr>
+            </w:r>
+            <w:r>
+              <w:rPr>
+                <w:noProof/>
+                <w:webHidden/>
+              </w:rPr>
+              <w:fldChar w:fldCharType="separate"/>
+            </w:r>
+            <w:r>
+              <w:rPr>
+                <w:noProof/>
+                <w:webHidden/>
+              </w:rPr>
+              <w:t>11</w:t>
+            </w:r>
+            <w:r>
+              <w:rPr>
+                <w:noProof/>
+                <w:webHidden/>
+              </w:rPr>
+              <w:fldChar w:fldCharType="end"/>
+            </w:r>
+          </w:hyperlink>
+        </w:p>
+        <w:p>
+          <w:pPr>
+            <w:pStyle w:val="TJ3"/>
+            <w:tabs>
+              <w:tab w:val="left" w:pos="1200"/>
+              <w:tab w:val="right" w:leader="dot" w:pos="9062"/>
+            </w:tabs>
+            <w:rPr>
+              <w:rFonts w:asciiTheme="minorHAnsi" w:eastAsiaTheme="minorEastAsia" w:hAnsiTheme="minorHAnsi"/>
+              <w:noProof/>
+              <w:color w:val="auto"/>
+              <w:sz w:val="24"/>
+              <w:szCs w:val="24"/>
+              <w:lang w:eastAsia="hu-HU"/>
+            </w:rPr>
+          </w:pPr>
+          <w:hyperlink w:anchor="_Toc240127883" w:history="1">
+            <w:r>
+              <w:rPr>
+                <w:rStyle w:val="Hiperhivatkozs"/>
+                <w:noProof/>
+              </w:rPr>
+              <w:t>3.3.3</w:t>
+            </w:r>
+            <w:r>
+              <w:rPr>
+                <w:rFonts w:asciiTheme="minorHAnsi" w:eastAsiaTheme="minorEastAsia" w:hAnsiTheme="minorHAnsi"/>
+                <w:noProof/>
+                <w:color w:val="auto"/>
+                <w:sz w:val="24"/>
+                <w:szCs w:val="24"/>
+                <w:lang w:eastAsia="hu-HU"/>
+              </w:rPr>
+              <w:tab/>
+            </w:r>
+            <w:r>
+              <w:rPr>
+                <w:rStyle w:val="Hiperhivatkozs"/>
+                <w:noProof/>
+              </w:rPr>
+              <w:t>Dolgozók</w:t>
+            </w:r>
+            <w:r>
+              <w:rPr>
+                <w:noProof/>
+                <w:webHidden/>
+              </w:rPr>
+              <w:tab/>
+            </w:r>
+            <w:r>
+              <w:rPr>
+                <w:noProof/>
+                <w:webHidden/>
+              </w:rPr>
+              <w:fldChar w:fldCharType="begin"/>
+            </w:r>
+            <w:r>
+              <w:rPr>
+                <w:noProof/>
+                <w:webHidden/>
+              </w:rPr>
+              <w:instrText xml:space="preserve"> PAGEREF _Toc240127883 \h </w:instrText>
+            </w:r>
+            <w:r>
+              <w:rPr>
+                <w:noProof/>
+                <w:webHidden/>
+              </w:rPr>
+            </w:r>
+            <w:r>
+              <w:rPr>
+                <w:noProof/>
+                <w:webHidden/>
+              </w:rPr>
+              <w:fldChar w:fldCharType="separate"/>
+            </w:r>
+            <w:r>
+              <w:rPr>
+                <w:noProof/>
+                <w:webHidden/>
+              </w:rPr>
+              <w:t>12</w:t>
+            </w:r>
+            <w:r>
+              <w:rPr>
+                <w:noProof/>
+                <w:webHidden/>
+              </w:rPr>
+              <w:fldChar w:fldCharType="end"/>
+            </w:r>
+          </w:hyperlink>
+        </w:p>
+        <w:p>
+          <w:pPr>
+            <w:pStyle w:val="TJ3"/>
+            <w:tabs>
+              <w:tab w:val="left" w:pos="1200"/>
+              <w:tab w:val="right" w:leader="dot" w:pos="9062"/>
+            </w:tabs>
+            <w:rPr>
+              <w:rFonts w:asciiTheme="minorHAnsi" w:eastAsiaTheme="minorEastAsia" w:hAnsiTheme="minorHAnsi"/>
+              <w:noProof/>
+              <w:color w:val="auto"/>
+              <w:sz w:val="24"/>
+              <w:szCs w:val="24"/>
+              <w:lang w:eastAsia="hu-HU"/>
+            </w:rPr>
+          </w:pPr>
+          <w:hyperlink w:anchor="_Toc240127884" w:history="1">
+            <w:r>
+              <w:rPr>
+                <w:rStyle w:val="Hiperhivatkozs"/>
+                <w:noProof/>
+              </w:rPr>
+              <w:t>3.3.4</w:t>
+            </w:r>
+            <w:r>
+              <w:rPr>
+                <w:rFonts w:asciiTheme="minorHAnsi" w:eastAsiaTheme="minorEastAsia" w:hAnsiTheme="minorHAnsi"/>
+                <w:noProof/>
+                <w:color w:val="auto"/>
+                <w:sz w:val="24"/>
+                <w:szCs w:val="24"/>
+                <w:lang w:eastAsia="hu-HU"/>
+              </w:rPr>
+              <w:tab/>
+            </w:r>
+            <w:r>
+              <w:rPr>
+                <w:rStyle w:val="Hiperhivatkozs"/>
+                <w:noProof/>
+              </w:rPr>
+              <w:t>Felhasználók</w:t>
+            </w:r>
+            <w:r>
+              <w:rPr>
+                <w:noProof/>
+                <w:webHidden/>
+              </w:rPr>
+              <w:tab/>
+            </w:r>
+            <w:r>
+              <w:rPr>
+                <w:noProof/>
+                <w:webHidden/>
+              </w:rPr>
+              <w:fldChar w:fldCharType="begin"/>
+            </w:r>
+            <w:r>
+              <w:rPr>
+                <w:noProof/>
+                <w:webHidden/>
+              </w:rPr>
+              <w:instrText xml:space="preserve"> PAGEREF _Toc240127884 \h </w:instrText>
+            </w:r>
+            <w:r>
+              <w:rPr>
+                <w:noProof/>
+                <w:webHidden/>
+              </w:rPr>
+            </w:r>
+            <w:r>
+              <w:rPr>
+                <w:noProof/>
+                <w:webHidden/>
+              </w:rPr>
+              <w:fldChar w:fldCharType="separate"/>
+            </w:r>
+            <w:r>
+              <w:rPr>
+                <w:noProof/>
+                <w:webHidden/>
+              </w:rPr>
+              <w:t>13</w:t>
+            </w:r>
+            <w:r>
+              <w:rPr>
+                <w:noProof/>
+                <w:webHidden/>
+              </w:rPr>
+              <w:fldChar w:fldCharType="end"/>
+            </w:r>
+          </w:hyperlink>
+        </w:p>
+        <w:p>
+          <w:pPr>
+            <w:pStyle w:val="TJ3"/>
+            <w:tabs>
+              <w:tab w:val="left" w:pos="1200"/>
+              <w:tab w:val="right" w:leader="dot" w:pos="9062"/>
+            </w:tabs>
+            <w:rPr>
+              <w:rFonts w:asciiTheme="minorHAnsi" w:eastAsiaTheme="minorEastAsia" w:hAnsiTheme="minorHAnsi"/>
+              <w:noProof/>
+              <w:color w:val="auto"/>
+              <w:sz w:val="24"/>
+              <w:szCs w:val="24"/>
+              <w:lang w:eastAsia="hu-HU"/>
+            </w:rPr>
+          </w:pPr>
+          <w:hyperlink w:anchor="_Toc240127885" w:history="1">
+            <w:r>
+              <w:rPr>
+                <w:rStyle w:val="Hiperhivatkozs"/>
+                <w:noProof/>
+              </w:rPr>
+              <w:t>3.3.5</w:t>
+            </w:r>
+            <w:r>
+              <w:rPr>
+                <w:rFonts w:asciiTheme="minorHAnsi" w:eastAsiaTheme="minorEastAsia" w:hAnsiTheme="minorHAnsi"/>
+                <w:noProof/>
+                <w:color w:val="auto"/>
+                <w:sz w:val="24"/>
+                <w:szCs w:val="24"/>
+                <w:lang w:eastAsia="hu-HU"/>
+              </w:rPr>
+              <w:tab/>
+            </w:r>
+            <w:r>
+              <w:rPr>
+                <w:rStyle w:val="Hiperhivatkozs"/>
+                <w:noProof/>
+              </w:rPr>
+              <w:t>Eszközök</w:t>
+            </w:r>
+            <w:r>
+              <w:rPr>
+                <w:noProof/>
+                <w:webHidden/>
+              </w:rPr>
+              <w:tab/>
+            </w:r>
+            <w:r>
+              <w:rPr>
+                <w:noProof/>
+                <w:webHidden/>
+              </w:rPr>
+              <w:fldChar w:fldCharType="begin"/>
+            </w:r>
+            <w:r>
+              <w:rPr>
+                <w:noProof/>
+                <w:webHidden/>
+              </w:rPr>
+              <w:instrText xml:space="preserve"> PAGEREF _Toc240127885 \h </w:instrText>
+            </w:r>
+            <w:r>
+              <w:rPr>
+                <w:noProof/>
+                <w:webHidden/>
+              </w:rPr>
+            </w:r>
+            <w:r>
+              <w:rPr>
+                <w:noProof/>
+                <w:webHidden/>
+              </w:rPr>
+              <w:fldChar w:fldCharType="separate"/>
+            </w:r>
+            <w:r>
+              <w:rPr>
+                <w:noProof/>
+                <w:webHidden/>
+              </w:rPr>
+              <w:t>13</w:t>
+            </w:r>
+            <w:r>
+              <w:rPr>
+                <w:noProof/>
+                <w:webHidden/>
+              </w:rPr>
+              <w:fldChar w:fldCharType="end"/>
+            </w:r>
+          </w:hyperlink>
+        </w:p>
+        <w:p>
+          <w:pPr>
+            <w:pStyle w:val="TJ3"/>
+            <w:tabs>
+              <w:tab w:val="left" w:pos="1200"/>
+              <w:tab w:val="right" w:leader="dot" w:pos="9062"/>
+            </w:tabs>
+            <w:rPr>
+              <w:rFonts w:asciiTheme="minorHAnsi" w:eastAsiaTheme="minorEastAsia" w:hAnsiTheme="minorHAnsi"/>
+              <w:noProof/>
+              <w:color w:val="auto"/>
+              <w:sz w:val="24"/>
+              <w:szCs w:val="24"/>
+              <w:lang w:eastAsia="hu-HU"/>
+            </w:rPr>
+          </w:pPr>
+          <w:hyperlink w:anchor="_Toc240127886" w:history="1">
+            <w:r>
+              <w:rPr>
+                <w:rStyle w:val="Hiperhivatkozs"/>
+                <w:noProof/>
+              </w:rPr>
+              <w:t>3.3.6</w:t>
+            </w:r>
+            <w:r>
+              <w:rPr>
+                <w:rFonts w:asciiTheme="minorHAnsi" w:eastAsiaTheme="minorEastAsia" w:hAnsiTheme="minorHAnsi"/>
+                <w:noProof/>
+                <w:color w:val="auto"/>
+                <w:sz w:val="24"/>
+                <w:szCs w:val="24"/>
+                <w:lang w:eastAsia="hu-HU"/>
+              </w:rPr>
+              <w:tab/>
+            </w:r>
+            <w:r>
+              <w:rPr>
+                <w:rStyle w:val="Hiperhivatkozs"/>
+                <w:noProof/>
+              </w:rPr>
+              <w:t>Eszköz kiadás</w:t>
+            </w:r>
+            <w:r>
+              <w:rPr>
+                <w:noProof/>
+                <w:webHidden/>
+              </w:rPr>
+              <w:tab/>
+            </w:r>
+            <w:r>
+              <w:rPr>
+                <w:noProof/>
+                <w:webHidden/>
+              </w:rPr>
+              <w:fldChar w:fldCharType="begin"/>
+            </w:r>
+            <w:r>
+              <w:rPr>
+                <w:noProof/>
+                <w:webHidden/>
+              </w:rPr>
+              <w:instrText xml:space="preserve"> PAGEREF _Toc240127886 \h </w:instrText>
+            </w:r>
+            <w:r>
+              <w:rPr>
+                <w:noProof/>
+                <w:webHidden/>
+              </w:rPr>
+            </w:r>
+            <w:r>
+              <w:rPr>
+                <w:noProof/>
+                <w:webHidden/>
+              </w:rPr>
+              <w:fldChar w:fldCharType="separate"/>
+            </w:r>
+            <w:r>
+              <w:rPr>
+                <w:noProof/>
+                <w:webHidden/>
+              </w:rPr>
+              <w:t>15</w:t>
+            </w:r>
+            <w:r>
+              <w:rPr>
+                <w:noProof/>
+                <w:webHidden/>
+              </w:rPr>
+              <w:fldChar w:fldCharType="end"/>
+            </w:r>
+          </w:hyperlink>
+        </w:p>
+        <w:p>
+          <w:pPr>
+            <w:pStyle w:val="TJ3"/>
+            <w:tabs>
+              <w:tab w:val="left" w:pos="1200"/>
+              <w:tab w:val="right" w:leader="dot" w:pos="9062"/>
+            </w:tabs>
+            <w:rPr>
+              <w:rFonts w:asciiTheme="minorHAnsi" w:eastAsiaTheme="minorEastAsia" w:hAnsiTheme="minorHAnsi"/>
+              <w:noProof/>
+              <w:color w:val="auto"/>
+              <w:sz w:val="24"/>
+              <w:szCs w:val="24"/>
+              <w:lang w:eastAsia="hu-HU"/>
+            </w:rPr>
+          </w:pPr>
+          <w:hyperlink w:anchor="_Toc240127887" w:history="1">
+            <w:r>
+              <w:rPr>
+                <w:rStyle w:val="Hiperhivatkozs"/>
+                <w:noProof/>
+              </w:rPr>
+              <w:t>3.3.7</w:t>
+            </w:r>
+            <w:r>
+              <w:rPr>
+                <w:rFonts w:asciiTheme="minorHAnsi" w:eastAsiaTheme="minorEastAsia" w:hAnsiTheme="minorHAnsi"/>
+                <w:noProof/>
+                <w:color w:val="auto"/>
+                <w:sz w:val="24"/>
+                <w:szCs w:val="24"/>
+                <w:lang w:eastAsia="hu-HU"/>
+              </w:rPr>
+              <w:tab/>
+            </w:r>
+            <w:r>
+              <w:rPr>
+                <w:rStyle w:val="Hiperhivatkozs"/>
+                <w:noProof/>
+              </w:rPr>
+              <w:t>Visszavett eszközök</w:t>
+            </w:r>
+            <w:r>
+              <w:rPr>
+                <w:noProof/>
+                <w:webHidden/>
+              </w:rPr>
+              <w:tab/>
+            </w:r>
+            <w:r>
+              <w:rPr>
+                <w:noProof/>
+                <w:webHidden/>
+              </w:rPr>
+              <w:fldChar w:fldCharType="begin"/>
+            </w:r>
+            <w:r>
+              <w:rPr>
+                <w:noProof/>
+                <w:webHidden/>
+              </w:rPr>
+              <w:instrText xml:space="preserve"> PAGEREF _Toc240127887 \h </w:instrText>
+            </w:r>
+            <w:r>
+              <w:rPr>
+                <w:noProof/>
+                <w:webHidden/>
+              </w:rPr>
+            </w:r>
+            <w:r>
+              <w:rPr>
+                <w:noProof/>
+                <w:webHidden/>
+              </w:rPr>
+              <w:fldChar w:fldCharType="separate"/>
+            </w:r>
+            <w:r>
+              <w:rPr>
+                <w:noProof/>
+                <w:webHidden/>
+              </w:rPr>
+              <w:t>16</w:t>
+            </w:r>
+            <w:r>
+              <w:rPr>
+                <w:noProof/>
+                <w:webHidden/>
+              </w:rPr>
+              <w:fldChar w:fldCharType="end"/>
+            </w:r>
+          </w:hyperlink>
+        </w:p>
+        <w:p>
+          <w:pPr>
+            <w:pStyle w:val="TJ3"/>
+            <w:tabs>
+              <w:tab w:val="left" w:pos="1200"/>
+              <w:tab w:val="right" w:leader="dot" w:pos="9062"/>
+            </w:tabs>
+            <w:rPr>
+              <w:rFonts w:asciiTheme="minorHAnsi" w:eastAsiaTheme="minorEastAsia" w:hAnsiTheme="minorHAnsi"/>
+              <w:noProof/>
+              <w:color w:val="auto"/>
+              <w:sz w:val="24"/>
+              <w:szCs w:val="24"/>
+              <w:lang w:eastAsia="hu-HU"/>
+            </w:rPr>
+          </w:pPr>
+          <w:hyperlink w:anchor="_Toc240127888" w:history="1">
+            <w:r>
+              <w:rPr>
+                <w:rStyle w:val="Hiperhivatkozs"/>
+                <w:noProof/>
+              </w:rPr>
+              <w:t>3.3.8</w:t>
+            </w:r>
+            <w:r>
+              <w:rPr>
+                <w:rFonts w:asciiTheme="minorHAnsi" w:eastAsiaTheme="minorEastAsia" w:hAnsiTheme="minorHAnsi"/>
+                <w:noProof/>
+                <w:color w:val="auto"/>
+                <w:sz w:val="24"/>
+                <w:szCs w:val="24"/>
+                <w:lang w:eastAsia="hu-HU"/>
+              </w:rPr>
+              <w:tab/>
+            </w:r>
+            <w:r>
+              <w:rPr>
+                <w:rStyle w:val="Hiperhivatkozs"/>
+                <w:noProof/>
+              </w:rPr>
+              <w:t>Összes eszközmozgás</w:t>
+            </w:r>
+            <w:r>
+              <w:rPr>
+                <w:noProof/>
+                <w:webHidden/>
+              </w:rPr>
+              <w:tab/>
+            </w:r>
+            <w:r>
+              <w:rPr>
+                <w:noProof/>
+                <w:webHidden/>
+              </w:rPr>
+              <w:fldChar w:fldCharType="begin"/>
+            </w:r>
+            <w:r>
+              <w:rPr>
+                <w:noProof/>
+                <w:webHidden/>
+              </w:rPr>
+              <w:instrText xml:space="preserve"> PAGEREF _Toc240127888 \h </w:instrText>
+            </w:r>
+            <w:r>
+              <w:rPr>
+                <w:noProof/>
+                <w:webHidden/>
+              </w:rPr>
+            </w:r>
+            <w:r>
+              <w:rPr>
+                <w:noProof/>
+                <w:webHidden/>
+              </w:rPr>
+              <w:fldChar w:fldCharType="separate"/>
+            </w:r>
+            <w:r>
+              <w:rPr>
+                <w:noProof/>
+                <w:webHidden/>
+              </w:rPr>
+              <w:t>17</w:t>
+            </w:r>
+            <w:r>
+              <w:rPr>
+                <w:noProof/>
+                <w:webHidden/>
+              </w:rPr>
+              <w:fldChar w:fldCharType="end"/>
+            </w:r>
+          </w:hyperlink>
+        </w:p>
+        <w:p>
+          <w:pPr>
+            <w:pStyle w:val="TJ1"/>
+            <w:tabs>
+              <w:tab w:val="left" w:pos="440"/>
+              <w:tab w:val="right" w:leader="dot" w:pos="9062"/>
+            </w:tabs>
+            <w:rPr>
+              <w:rFonts w:asciiTheme="minorHAnsi" w:eastAsiaTheme="minorEastAsia" w:hAnsiTheme="minorHAnsi"/>
+              <w:noProof/>
+              <w:color w:val="auto"/>
+              <w:sz w:val="24"/>
+              <w:szCs w:val="24"/>
+              <w:lang w:eastAsia="hu-HU"/>
+            </w:rPr>
+          </w:pPr>
+          <w:hyperlink w:anchor="_Toc240127889" w:history="1">
+            <w:r>
+              <w:rPr>
+                <w:rStyle w:val="Hiperhivatkozs"/>
+                <w:noProof/>
+              </w:rPr>
+              <w:t>4</w:t>
+            </w:r>
+            <w:r>
+              <w:rPr>
+                <w:rFonts w:asciiTheme="minorHAnsi" w:eastAsiaTheme="minorEastAsia" w:hAnsiTheme="minorHAnsi"/>
+                <w:noProof/>
+                <w:color w:val="auto"/>
+                <w:sz w:val="24"/>
+                <w:szCs w:val="24"/>
+                <w:lang w:eastAsia="hu-HU"/>
+              </w:rPr>
+              <w:tab/>
+            </w:r>
+            <w:r>
+              <w:rPr>
+                <w:rStyle w:val="Hiperhivatkozs"/>
+                <w:noProof/>
+              </w:rPr>
+              <w:t>Összefoglalás</w:t>
+            </w:r>
+            <w:r>
+              <w:rPr>
+                <w:noProof/>
+                <w:webHidden/>
+              </w:rPr>
+              <w:tab/>
+            </w:r>
+            <w:r>
+              <w:rPr>
+                <w:noProof/>
+                <w:webHidden/>
+              </w:rPr>
+              <w:fldChar w:fldCharType="begin"/>
+            </w:r>
+            <w:r>
+              <w:rPr>
+                <w:noProof/>
+                <w:webHidden/>
+              </w:rPr>
+              <w:instrText xml:space="preserve"> PAGEREF _Toc240127889 \h </w:instrText>
+            </w:r>
+            <w:r>
+              <w:rPr>
+                <w:noProof/>
+                <w:webHidden/>
+              </w:rPr>
+            </w:r>
+            <w:r>
+              <w:rPr>
+                <w:noProof/>
+                <w:webHidden/>
+              </w:rPr>
+              <w:fldChar w:fldCharType="separate"/>
+            </w:r>
+            <w:r>
+              <w:rPr>
+                <w:noProof/>
+                <w:webHidden/>
+              </w:rPr>
+              <w:t>17</w:t>
+            </w:r>
+            <w:r>
+              <w:rPr>
+                <w:noProof/>
+                <w:webHidden/>
+              </w:rPr>
+              <w:fldChar w:fldCharType="end"/>
+            </w:r>
+          </w:hyperlink>
+        </w:p>
+        <w:p>
+          <w:pPr>
+            <w:pStyle w:val="TJ2"/>
+            <w:tabs>
+              <w:tab w:val="left" w:pos="960"/>
+              <w:tab w:val="right" w:leader="dot" w:pos="9062"/>
+            </w:tabs>
+            <w:rPr>
+              <w:rFonts w:asciiTheme="minorHAnsi" w:eastAsiaTheme="minorEastAsia" w:hAnsiTheme="minorHAnsi"/>
+              <w:noProof/>
+              <w:color w:val="auto"/>
+              <w:sz w:val="24"/>
+              <w:szCs w:val="24"/>
+              <w:lang w:eastAsia="hu-HU"/>
+            </w:rPr>
+          </w:pPr>
+          <w:hyperlink w:anchor="_Toc240127890" w:history="1">
+            <w:r>
+              <w:rPr>
+                <w:rStyle w:val="Hiperhivatkozs"/>
+                <w:noProof/>
+              </w:rPr>
+              <w:t>4.1</w:t>
+            </w:r>
+            <w:r>
+              <w:rPr>
+                <w:rFonts w:asciiTheme="minorHAnsi" w:eastAsiaTheme="minorEastAsia" w:hAnsiTheme="minorHAnsi"/>
+                <w:noProof/>
+                <w:color w:val="auto"/>
+                <w:sz w:val="24"/>
+                <w:szCs w:val="24"/>
+                <w:lang w:eastAsia="hu-HU"/>
+              </w:rPr>
+              <w:tab/>
+            </w:r>
+            <w:r>
+              <w:rPr>
+                <w:rStyle w:val="Hiperhivatkozs"/>
+                <w:noProof/>
+              </w:rPr>
+              <w:t>Továbbfejlesztési lehetőségek</w:t>
+            </w:r>
+            <w:r>
+              <w:rPr>
+                <w:noProof/>
+                <w:webHidden/>
+              </w:rPr>
+              <w:tab/>
+            </w:r>
+            <w:r>
+              <w:rPr>
+                <w:noProof/>
+                <w:webHidden/>
+              </w:rPr>
+              <w:fldChar w:fldCharType="begin"/>
+            </w:r>
+            <w:r>
+              <w:rPr>
+                <w:noProof/>
+                <w:webHidden/>
+              </w:rPr>
+              <w:instrText xml:space="preserve"> PAGEREF _Toc240127890 \h </w:instrText>
+            </w:r>
+            <w:r>
+              <w:rPr>
+                <w:noProof/>
+                <w:webHidden/>
+              </w:rPr>
+            </w:r>
+            <w:r>
+              <w:rPr>
+                <w:noProof/>
+                <w:webHidden/>
+              </w:rPr>
+              <w:fldChar w:fldCharType="separate"/>
+            </w:r>
+            <w:r>
+              <w:rPr>
+                <w:noProof/>
+                <w:webHidden/>
+              </w:rPr>
+              <w:t>17</w:t>
+            </w:r>
+            <w:r>
+              <w:rPr>
+                <w:noProof/>
+                <w:webHidden/>
+              </w:rPr>
+              <w:fldChar w:fldCharType="end"/>
+            </w:r>
+          </w:hyperlink>
+        </w:p>
+        <w:p>
+          <w:pPr>
+            <w:pStyle w:val="TJ2"/>
+            <w:tabs>
+              <w:tab w:val="left" w:pos="960"/>
+              <w:tab w:val="right" w:leader="dot" w:pos="9062"/>
+            </w:tabs>
+            <w:rPr>
+              <w:rFonts w:asciiTheme="minorHAnsi" w:eastAsiaTheme="minorEastAsia" w:hAnsiTheme="minorHAnsi"/>
+              <w:noProof/>
+              <w:color w:val="auto"/>
+              <w:sz w:val="24"/>
+              <w:szCs w:val="24"/>
+              <w:lang w:eastAsia="hu-HU"/>
+            </w:rPr>
+          </w:pPr>
+          <w:hyperlink w:anchor="_Toc240127891" w:history="1">
+            <w:r>
+              <w:rPr>
+                <w:rStyle w:val="Hiperhivatkozs"/>
+                <w:noProof/>
+              </w:rPr>
+              <w:t>4.2</w:t>
+            </w:r>
+            <w:r>
+              <w:rPr>
+                <w:rFonts w:asciiTheme="minorHAnsi" w:eastAsiaTheme="minorEastAsia" w:hAnsiTheme="minorHAnsi"/>
+                <w:noProof/>
+                <w:color w:val="auto"/>
+                <w:sz w:val="24"/>
+                <w:szCs w:val="24"/>
+                <w:lang w:eastAsia="hu-HU"/>
+              </w:rPr>
+              <w:tab/>
+            </w:r>
+            <w:r>
+              <w:rPr>
+                <w:rStyle w:val="Hiperhivatkozs"/>
+                <w:noProof/>
+              </w:rPr>
+              <w:t>Csapatmunka és feladatmegosztás</w:t>
+            </w:r>
+            <w:r>
+              <w:rPr>
+                <w:noProof/>
+                <w:webHidden/>
+              </w:rPr>
+              <w:tab/>
+            </w:r>
+            <w:r>
+              <w:rPr>
+                <w:noProof/>
+                <w:webHidden/>
+              </w:rPr>
+              <w:fldChar w:fldCharType="begin"/>
+            </w:r>
+            <w:r>
+              <w:rPr>
+                <w:noProof/>
+                <w:webHidden/>
+              </w:rPr>
+              <w:instrText xml:space="preserve"> PAGEREF _Toc240127891 \h </w:instrText>
+            </w:r>
+            <w:r>
+              <w:rPr>
+                <w:noProof/>
+                <w:webHidden/>
+              </w:rPr>
+            </w:r>
+            <w:r>
+              <w:rPr>
+                <w:noProof/>
+                <w:webHidden/>
+              </w:rPr>
+              <w:fldChar w:fldCharType="separate"/>
+            </w:r>
+            <w:r>
+              <w:rPr>
+                <w:noProof/>
+                <w:webHidden/>
+              </w:rPr>
+              <w:t>18</w:t>
+            </w:r>
+            <w:r>
+              <w:rPr>
+                <w:noProof/>
+                <w:webHidden/>
+              </w:rPr>
+              <w:fldChar w:fldCharType="end"/>
+            </w:r>
+          </w:hyperlink>
+        </w:p>
+        <w:p>
+          <w:r>
+            <w:rPr>
+              <w:b/>
+              <w:bCs/>
+            </w:rPr>
+            <w:lastRenderedPageBreak/>
+            <w:fldChar w:fldCharType="end"/>
+          </w:r>
+        </w:p>
+      </w:sdtContent>
+    </w:sdt>
+    <w:p>
+      <w:pPr>
+        <w:rPr>
+          <w:rFonts w:eastAsiaTheme="majorEastAsia" w:cstheme="majorBidi"/>
+          <w:spacing w:val="15"/>
+          <w:sz w:val="28"/>
+          <w:szCs w:val="28"/>
+        </w:rPr>
+      </w:pPr>
+      <w:r>
+        <w:br w:type="page"/>
+      </w:r>
+    </w:p>
+    <w:p>
+      <w:pPr>
         <w:pStyle w:val="Cmsor1"/>
       </w:pPr>
+      <w:bookmarkStart w:id="0" w:name="_Toc240127856"/>
       <w:r>
         <w:lastRenderedPageBreak/>
-        <w:t>Tartalomjegyzék</w:t>
-      </w:r>
-    </w:p>
-    <w:p>
-      <w:pPr>
-        <w:pStyle w:val="Cmsor1"/>
-      </w:pPr>
-      <w:r>
         <w:t>Bevezetés</w:t>
       </w:r>
+      <w:bookmarkEnd w:id="0"/>
     </w:p>
     <w:p>
       <w:r>
         <w:t>Bár a digitalizáció</w:t>
       </w:r>
       <w:r>
-        <w:t xml:space="preserve"> egy vállalkozás számos területén átvette az uralmat, a fizikai eszközök – gépek, szerszámok, informatikai berendezések vagy akár gépjárművek – nyomon követése még mindig a múltban ragadt. Ezzel nap mint nap szembesülünk a </w:t>
+        <w:t xml:space="preserve"> egy vállalkozás számos területén átvette az uralmat, a fizikai eszközök – gépek, szerszámok, informatikai berendezések vagy akár gépjárművek – nyomon követése még mindig a múltban </w:t>
+      </w:r>
+      <w:proofErr w:type="spellStart"/>
+      <w:r>
+        <w:t>ragadt</w:t>
+      </w:r>
+      <w:proofErr w:type="spellEnd"/>
+      <w:r>
+        <w:t xml:space="preserve">. Ezzel nap mint nap szembesülünk a </w:t>
       </w:r>
       <w:r>
         <w:t>munkahely</w:t>
@@ -211,7 +3572,15 @@
         <w:t xml:space="preserve">Ez a módszer egyébként sem gyors, de </w:t>
       </w:r>
       <w:r>
-        <w:t>a még sok helyen előforduló hibrid megoldások – amikor a papírra lejegyzett adatokat később egy excelben rögzítik – további értékes időt vesznek el a dolgozók munkaidejéből és duplájára növelik az elírásokból adódó hibákat. Ezen felül biztonsági és komoly pénzügyi kockázatot jelent</w:t>
+        <w:t xml:space="preserve">a még sok helyen előforduló hibrid megoldások – amikor a papírra lejegyzett adatokat később egy </w:t>
+      </w:r>
+      <w:proofErr w:type="spellStart"/>
+      <w:r>
+        <w:t>excelben</w:t>
+      </w:r>
+      <w:proofErr w:type="spellEnd"/>
+      <w:r>
+        <w:t xml:space="preserve"> rögzítik – további értékes időt vesznek el a dolgozók munkaidejéből és duplájára növelik az elírásokból adódó hibákat. Ezen felül biztonsági és komoly pénzügyi kockázatot jelent</w:t>
       </w:r>
       <w:r>
         <w:t>het</w:t>
@@ -276,7 +3645,15 @@
         <w:t>rendszert hozzunk létre</w:t>
       </w:r>
       <w:r>
-        <w:t>, amelyben visszakereshetőek, hogy mely eszköz, mikor, kinek és milyen állapotban került kiadásra vagy volt visszavéve.</w:t>
+        <w:t xml:space="preserve">, amelyben visszakereshetőek, hogy mely eszköz, mikor, kinek és milyen állapotban került kiadásra vagy volt </w:t>
+      </w:r>
+      <w:proofErr w:type="spellStart"/>
+      <w:r>
+        <w:t>visszavéve</w:t>
+      </w:r>
+      <w:proofErr w:type="spellEnd"/>
+      <w:r>
+        <w:t>.</w:t>
       </w:r>
     </w:p>
     <w:p>
@@ -341,7 +3718,6 @@
         </w:numPr>
       </w:pPr>
       <w:r>
-        <w:lastRenderedPageBreak/>
         <w:t>Keresés és szűrés: Gyors keresési lehetőség az eszközök azonosítója, kategóriája, megnevezése, mérete vagy állapota alapján.</w:t>
       </w:r>
     </w:p>
@@ -354,6 +3730,7 @@
         </w:numPr>
       </w:pPr>
       <w:r>
+        <w:lastRenderedPageBreak/>
         <w:t>Regisztráció: a műveletek és eszközmozgások időpontjainak rögzítése</w:t>
       </w:r>
     </w:p>
@@ -362,9 +3739,11 @@
       <w:pPr>
         <w:pStyle w:val="Cmsor1"/>
       </w:pPr>
+      <w:bookmarkStart w:id="1" w:name="_Toc240127857"/>
       <w:r>
         <w:t>Fejlesztési dokumentáció</w:t>
       </w:r>
+      <w:bookmarkEnd w:id="1"/>
     </w:p>
     <w:p>
       <w:r>
@@ -380,19 +3759,24 @@
         <w:t xml:space="preserve"> mutatja be</w:t>
       </w:r>
       <w:r>
-        <w:t>, elkülönítve a helyi (fejlesztői) munkaállomásokat és a kiszolgáló (szerver) oldali környezetet.</w:t>
+        <w:t>, elkülönítve a helyi (fejlesztői) munkaállomásokat és a kiszolgáló (szerver) oldali környezetet</w:t>
+      </w:r>
+      <w:r>
+        <w:t>.</w:t>
       </w:r>
     </w:p>
     <w:p>
       <w:pPr>
         <w:pStyle w:val="Cmsor2"/>
       </w:pPr>
+      <w:bookmarkStart w:id="2" w:name="_Toc240127858"/>
       <w:r>
         <w:t>Fejlesztői környezet</w:t>
       </w:r>
       <w:r>
         <w:t xml:space="preserve"> leírása</w:t>
       </w:r>
+      <w:bookmarkEnd w:id="2"/>
     </w:p>
     <w:p>
       <w:r>
@@ -405,16 +3789,26 @@
         <w:t xml:space="preserve"> fejlesztés</w:t>
       </w:r>
       <w:r>
-        <w:t>e Windows 11 64 bites operációs rendszeren történt WampServer használatával, amely biztosította a teljes backend futtatókörnyezetet. A rendszer a következő komponensekre épült:</w:t>
+        <w:t xml:space="preserve">e Windows 11 64 bites operációs rendszeren történt </w:t>
+      </w:r>
+      <w:proofErr w:type="spellStart"/>
+      <w:r>
+        <w:t>WampServer</w:t>
+      </w:r>
+      <w:proofErr w:type="spellEnd"/>
+      <w:r>
+        <w:t xml:space="preserve"> használatával, amely biztosította a teljes backend futtatókörnyezetet. A rendszer a következő komponensekre épült:</w:t>
       </w:r>
     </w:p>
     <w:p>
       <w:pPr>
         <w:pStyle w:val="Cmsor3"/>
       </w:pPr>
+      <w:bookmarkStart w:id="3" w:name="_Toc240127859"/>
       <w:r>
         <w:t>Frontend technológiák:</w:t>
       </w:r>
+      <w:bookmarkEnd w:id="3"/>
     </w:p>
     <w:p>
       <w:pPr>
@@ -448,7 +3842,15 @@
         <w:pStyle w:val="Listaszerbekezds"/>
       </w:pPr>
       <w:r>
-        <w:t>A teljes admin és operator felület HTML-re épül, amely meghatározza az oldal szerkezetét, a menüket, a tartalmi blokkokat és a komponensek elrendezését.</w:t>
+        <w:t xml:space="preserve">A teljes </w:t>
+      </w:r>
+      <w:proofErr w:type="spellStart"/>
+      <w:r>
+        <w:t>admin</w:t>
+      </w:r>
+      <w:proofErr w:type="spellEnd"/>
+      <w:r>
+        <w:t xml:space="preserve"> és operator felület HTML-re épül, amely meghatározza az oldal szerkezetét, a menüket, a tartalmi blokkokat és a komponensek elrendezését.</w:t>
       </w:r>
     </w:p>
     <w:p>
@@ -483,7 +3885,15 @@
         <w:pStyle w:val="Listaszerbekezds"/>
       </w:pPr>
       <w:r>
-        <w:t>A stílusok egyedi CSS fájlokban és Bootstrap osztályokkal kerülnek meghatározásra. A CSS biztosítja a menü, a kártyák, táblázatok és a statisztikai elemek vizuális megjelenését</w:t>
+        <w:t xml:space="preserve">A stílusok egyedi CSS fájlokban és </w:t>
+      </w:r>
+      <w:proofErr w:type="spellStart"/>
+      <w:r>
+        <w:t>Bootstrap</w:t>
+      </w:r>
+      <w:proofErr w:type="spellEnd"/>
+      <w:r>
+        <w:t xml:space="preserve"> osztályokkal kerülnek meghatározásra. A CSS biztosítja a menü, a kártyák, táblázatok és a statisztikai elemek vizuális megjelenését</w:t>
       </w:r>
       <w:r>
         <w:t>,</w:t>
@@ -504,18 +3914,27 @@
           <w:bCs/>
         </w:rPr>
       </w:pPr>
+      <w:proofErr w:type="spellStart"/>
       <w:r>
         <w:rPr>
           <w:b/>
           <w:bCs/>
         </w:rPr>
-        <w:t>Bootstrap – UI keretrendszer</w:t>
-      </w:r>
+        <w:t>Bootstrap</w:t>
+      </w:r>
+      <w:proofErr w:type="spellEnd"/>
       <w:r>
         <w:rPr>
           <w:b/>
           <w:bCs/>
         </w:rPr>
+        <w:t xml:space="preserve"> – UI keretrendszer</w:t>
+      </w:r>
+      <w:r>
+        <w:rPr>
+          <w:b/>
+          <w:bCs/>
+        </w:rPr>
         <w:t>:</w:t>
       </w:r>
     </w:p>
@@ -524,7 +3943,39 @@
         <w:pStyle w:val="Listaszerbekezds"/>
       </w:pPr>
       <w:r>
-        <w:t>A rendszer a Bootstrap komponenseit használja (badge, card, grid, gombok)</w:t>
+        <w:t xml:space="preserve">A rendszer a </w:t>
+      </w:r>
+      <w:proofErr w:type="spellStart"/>
+      <w:r>
+        <w:t>Bootstrap</w:t>
+      </w:r>
+      <w:proofErr w:type="spellEnd"/>
+      <w:r>
+        <w:t xml:space="preserve"> komponenseit használja (</w:t>
+      </w:r>
+      <w:proofErr w:type="spellStart"/>
+      <w:r>
+        <w:t>badge</w:t>
+      </w:r>
+      <w:proofErr w:type="spellEnd"/>
+      <w:r>
+        <w:t xml:space="preserve">, </w:t>
+      </w:r>
+      <w:proofErr w:type="spellStart"/>
+      <w:r>
+        <w:t>card</w:t>
+      </w:r>
+      <w:proofErr w:type="spellEnd"/>
+      <w:r>
+        <w:t xml:space="preserve">, </w:t>
+      </w:r>
+      <w:proofErr w:type="spellStart"/>
+      <w:r>
+        <w:t>grid</w:t>
+      </w:r>
+      <w:proofErr w:type="spellEnd"/>
+      <w:r>
+        <w:t>, gombok)</w:t>
       </w:r>
       <w:r>
         <w:t>,</w:t>
@@ -568,19 +4019,37 @@
         <w:t>A JS felelős a felületek dinamikus működéséért: a menüpontok tartalmának kattintásra történő betöltése, AJAX hívások az eszközök, dolgozók és statisztikák lekéréséhez, grafikonok frissítése</w:t>
       </w:r>
       <w:r>
-        <w:t>. A DOM manipuláció pedig lehetővé teszi, hogy az admin és operator oldal újratöltés nélkül változzon.</w:t>
+        <w:t xml:space="preserve">. A DOM manipuláció pedig lehetővé teszi, hogy az </w:t>
+      </w:r>
+      <w:proofErr w:type="spellStart"/>
+      <w:r>
+        <w:t>admin</w:t>
+      </w:r>
+      <w:proofErr w:type="spellEnd"/>
+      <w:r>
+        <w:t xml:space="preserve"> és operator oldal </w:t>
+      </w:r>
+      <w:proofErr w:type="spellStart"/>
+      <w:r>
+        <w:t>újratöltés</w:t>
+      </w:r>
+      <w:proofErr w:type="spellEnd"/>
+      <w:r>
+        <w:t xml:space="preserve"> nélkül változzon.</w:t>
       </w:r>
     </w:p>
     <w:p>
       <w:pPr>
         <w:pStyle w:val="Cmsor3"/>
       </w:pPr>
+      <w:bookmarkStart w:id="4" w:name="_Toc240127860"/>
       <w:r>
         <w:t>Backend technológiák</w:t>
       </w:r>
       <w:r>
         <w:t>:</w:t>
       </w:r>
+      <w:bookmarkEnd w:id="4"/>
     </w:p>
     <w:p>
       <w:pPr>
@@ -594,12 +4063,21 @@
           <w:bCs/>
         </w:rPr>
       </w:pPr>
+      <w:proofErr w:type="spellStart"/>
       <w:r>
         <w:rPr>
           <w:b/>
           <w:bCs/>
         </w:rPr>
-        <w:t>Apache webszerver:</w:t>
+        <w:t>Apache</w:t>
+      </w:r>
+      <w:proofErr w:type="spellEnd"/>
+      <w:r>
+        <w:rPr>
+          <w:b/>
+          <w:bCs/>
+        </w:rPr>
+        <w:t xml:space="preserve"> webszerver:</w:t>
       </w:r>
     </w:p>
     <w:p>
@@ -619,7 +4097,39 @@
         <w:t>.</w:t>
       </w:r>
       <w:r>
-        <w:t xml:space="preserve"> A böngészőből érkező kéréseket feldolgozza és visszaküldi a megfelelő HTML,CSS, JS vagy PHP által generált tartalmat. A PHP futtatása is az Apache moduljain keresztül történik, így a szerver képes dinamikus oldalakat előállítani. A WampServer részeként fut localhost környezetben.</w:t>
+        <w:t xml:space="preserve"> A böngészőből érkező kéréseket feldolgozza és visszaküldi a megfelelő </w:t>
+      </w:r>
+      <w:proofErr w:type="gramStart"/>
+      <w:r>
+        <w:t>HTML,CSS</w:t>
+      </w:r>
+      <w:proofErr w:type="gramEnd"/>
+      <w:r>
+        <w:t xml:space="preserve">, JS vagy PHP által generált tartalmat. A PHP futtatása is az </w:t>
+      </w:r>
+      <w:proofErr w:type="spellStart"/>
+      <w:r>
+        <w:t>Apache</w:t>
+      </w:r>
+      <w:proofErr w:type="spellEnd"/>
+      <w:r>
+        <w:t xml:space="preserve"> moduljain keresztül történik, így a szerver képes dinamikus oldalakat előállítani. A </w:t>
+      </w:r>
+      <w:proofErr w:type="spellStart"/>
+      <w:r>
+        <w:t>WampServer</w:t>
+      </w:r>
+      <w:proofErr w:type="spellEnd"/>
+      <w:r>
+        <w:t xml:space="preserve"> részeként fut </w:t>
+      </w:r>
+      <w:proofErr w:type="spellStart"/>
+      <w:r>
+        <w:t>localhost</w:t>
+      </w:r>
+      <w:proofErr w:type="spellEnd"/>
+      <w:r>
+        <w:t xml:space="preserve"> környezetben.</w:t>
       </w:r>
     </w:p>
     <w:p>
@@ -654,8 +4164,19 @@
         <w:pStyle w:val="Listaszerbekezds"/>
       </w:pPr>
       <w:r>
+        <w:t xml:space="preserve">A rendszer szerveroldali működését PHP biztosítja. Feladatai a bejelentkezés és session-kezelés, jogosultságok ellenőrzése, adatbázis-műveletek végrehajtása, dinamikus HTML </w:t>
+      </w:r>
+      <w:r>
         <w:lastRenderedPageBreak/>
-        <w:t>A rendszer szerveroldali működését PHP biztosítja. Feladatai a bejelentkezés és session-kezelés, jogosultságok ellenőrzése, adatbázis-műveletek végrehajtása, dinamikus HTML generálása, admin és operator funkciók kiszolgálása.</w:t>
+        <w:t xml:space="preserve">generálása, </w:t>
+      </w:r>
+      <w:proofErr w:type="spellStart"/>
+      <w:r>
+        <w:t>admin</w:t>
+      </w:r>
+      <w:proofErr w:type="spellEnd"/>
+      <w:r>
+        <w:t xml:space="preserve"> és operator funkciók kiszolgálása.</w:t>
       </w:r>
     </w:p>
     <w:p>
@@ -663,7 +4184,31 @@
         <w:pStyle w:val="Listaszerbekezds"/>
       </w:pPr>
       <w:r>
-        <w:t>A bongészőben megnyitott admin.php oldal is PHP-val generált tartalmat jelenít meg, beleértve a bejelentkezett felhasználó nevét és szerepkörét.</w:t>
+        <w:t xml:space="preserve">A </w:t>
+      </w:r>
+      <w:proofErr w:type="spellStart"/>
+      <w:r>
+        <w:t>bongészőben</w:t>
+      </w:r>
+      <w:proofErr w:type="spellEnd"/>
+      <w:r>
+        <w:t xml:space="preserve"> megnyitott </w:t>
+      </w:r>
+      <w:proofErr w:type="spellStart"/>
+      <w:r>
+        <w:t>admin.php</w:t>
+      </w:r>
+      <w:proofErr w:type="spellEnd"/>
+      <w:r>
+        <w:t xml:space="preserve"> oldal is PHP-</w:t>
+      </w:r>
+      <w:proofErr w:type="spellStart"/>
+      <w:r>
+        <w:t>val</w:t>
+      </w:r>
+      <w:proofErr w:type="spellEnd"/>
+      <w:r>
+        <w:t xml:space="preserve"> generált tartalmat jelenít meg, beleértve a bejelentkezett felhasználó nevét és szerepkörét.</w:t>
       </w:r>
     </w:p>
     <w:p>
@@ -678,6 +4223,7 @@
           <w:bCs/>
         </w:rPr>
       </w:pPr>
+      <w:proofErr w:type="spellStart"/>
       <w:r>
         <w:rPr>
           <w:b/>
@@ -685,6 +4231,7 @@
         </w:rPr>
         <w:t>MySQL</w:t>
       </w:r>
+      <w:proofErr w:type="spellEnd"/>
       <w:r>
         <w:rPr>
           <w:b/>
@@ -705,7 +4252,23 @@
         <w:pStyle w:val="Listaszerbekezds"/>
       </w:pPr>
       <w:r>
-        <w:t>A projekt MySQL adatbázist használ, amelyben a táblák biztonságosan tárolják a dolgozókat, felhasználókat, eszközöket, eszközmozgásokat, statisztikai adatokat. A lekérdezések MySQLi-vel történnek, amely gyors és stabil kapcsolatot biztosít a PHP számára.</w:t>
+        <w:t xml:space="preserve">A projekt </w:t>
+      </w:r>
+      <w:proofErr w:type="spellStart"/>
+      <w:r>
+        <w:t>MySQL</w:t>
+      </w:r>
+      <w:proofErr w:type="spellEnd"/>
+      <w:r>
+        <w:t xml:space="preserve"> adatbázist használ, amelyben a táblák biztonságosan tárolják a dolgozókat, felhasználókat, eszközöket, eszközmozgásokat, statisztikai adatokat. A lekérdezések </w:t>
+      </w:r>
+      <w:proofErr w:type="spellStart"/>
+      <w:r>
+        <w:t>MySQLi</w:t>
+      </w:r>
+      <w:proofErr w:type="spellEnd"/>
+      <w:r>
+        <w:t>-vel történnek, amely gyors és stabil kapcsolatot biztosít a PHP számára.</w:t>
       </w:r>
     </w:p>
     <w:p>
@@ -720,18 +4283,27 @@
           <w:bCs/>
         </w:rPr>
       </w:pPr>
+      <w:proofErr w:type="spellStart"/>
       <w:r>
         <w:rPr>
           <w:b/>
           <w:bCs/>
         </w:rPr>
-        <w:t>MySQLi – Adatbázis kapcsolat PHP-ben</w:t>
-      </w:r>
+        <w:t>MySQLi</w:t>
+      </w:r>
+      <w:proofErr w:type="spellEnd"/>
       <w:r>
         <w:rPr>
           <w:b/>
           <w:bCs/>
         </w:rPr>
+        <w:t xml:space="preserve"> – Adatbázis kapcsolat PHP-ben</w:t>
+      </w:r>
+      <w:r>
+        <w:rPr>
+          <w:b/>
+          <w:bCs/>
+        </w:rPr>
         <w:t>:</w:t>
       </w:r>
     </w:p>
@@ -740,7 +4312,39 @@
         <w:pStyle w:val="Listaszerbekezds"/>
       </w:pPr>
       <w:r>
-        <w:t>A projekt MySQLi kiterjesztést használ, amely közvetlen MySQL kapcsolatot biztosít. ennek előnyei az egyszerű API, jó teljesítmény, hibakezelés, prepared statement támogatás</w:t>
+        <w:t xml:space="preserve">A projekt </w:t>
+      </w:r>
+      <w:proofErr w:type="spellStart"/>
+      <w:r>
+        <w:t>MySQLi</w:t>
+      </w:r>
+      <w:proofErr w:type="spellEnd"/>
+      <w:r>
+        <w:t xml:space="preserve"> kiterjesztést használ, amely közvetlen </w:t>
+      </w:r>
+      <w:proofErr w:type="spellStart"/>
+      <w:r>
+        <w:t>MySQL</w:t>
+      </w:r>
+      <w:proofErr w:type="spellEnd"/>
+      <w:r>
+        <w:t xml:space="preserve"> kapcsolatot biztosít. ennek előnyei az egyszerű API, jó teljesítmény, hibakezelés, </w:t>
+      </w:r>
+      <w:proofErr w:type="spellStart"/>
+      <w:r>
+        <w:t>prepared</w:t>
+      </w:r>
+      <w:proofErr w:type="spellEnd"/>
+      <w:r>
+        <w:t xml:space="preserve"> </w:t>
+      </w:r>
+      <w:proofErr w:type="spellStart"/>
+      <w:r>
+        <w:t>statement</w:t>
+      </w:r>
+      <w:proofErr w:type="spellEnd"/>
+      <w:r>
+        <w:t xml:space="preserve"> támogatás</w:t>
       </w:r>
       <w:r>
         <w:t>.</w:t>
@@ -750,9 +4354,11 @@
       <w:pPr>
         <w:pStyle w:val="Cmsor3"/>
       </w:pPr>
+      <w:bookmarkStart w:id="5" w:name="_Toc240127861"/>
       <w:r>
         <w:t>Fejlesztői eszközök és szoftverek:</w:t>
       </w:r>
+      <w:bookmarkEnd w:id="5"/>
     </w:p>
     <w:p>
       <w:pPr>
@@ -771,7 +4377,55 @@
           <w:b/>
           <w:bCs/>
         </w:rPr>
-        <w:t>Visual Studio Code (VS Code):</w:t>
+        <w:t xml:space="preserve">Visual </w:t>
+      </w:r>
+      <w:proofErr w:type="spellStart"/>
+      <w:r>
+        <w:rPr>
+          <w:b/>
+          <w:bCs/>
+        </w:rPr>
+        <w:t>Studio</w:t>
+      </w:r>
+      <w:proofErr w:type="spellEnd"/>
+      <w:r>
+        <w:rPr>
+          <w:b/>
+          <w:bCs/>
+        </w:rPr>
+        <w:t xml:space="preserve"> </w:t>
+      </w:r>
+      <w:proofErr w:type="spellStart"/>
+      <w:r>
+        <w:rPr>
+          <w:b/>
+          <w:bCs/>
+        </w:rPr>
+        <w:t>Code</w:t>
+      </w:r>
+      <w:proofErr w:type="spellEnd"/>
+      <w:r>
+        <w:rPr>
+          <w:b/>
+          <w:bCs/>
+        </w:rPr>
+        <w:t xml:space="preserve"> (VS </w:t>
+      </w:r>
+      <w:proofErr w:type="spellStart"/>
+      <w:r>
+        <w:rPr>
+          <w:b/>
+          <w:bCs/>
+        </w:rPr>
+        <w:t>Code</w:t>
+      </w:r>
+      <w:proofErr w:type="spellEnd"/>
+      <w:r>
+        <w:rPr>
+          <w:b/>
+          <w:bCs/>
+        </w:rPr>
+        <w:t>):</w:t>
       </w:r>
     </w:p>
     <w:p>
@@ -779,13 +4433,24 @@
         <w:pStyle w:val="Listaszerbekezds"/>
       </w:pPr>
       <w:r>
-        <w:t xml:space="preserve">A kódíráshoz használt elsődleges fejlesztőkörnyezet (IDE), megfelelő bővítményekkel </w:t>
-      </w:r>
-      <w:r>
-        <w:t xml:space="preserve">: </w:t>
-      </w:r>
-      <w:r>
-        <w:t>ntelliSense, PHP Intelephense, Live Server.</w:t>
+        <w:t>A kódíráshoz használt elsődleges fejlesztőkörnyezet (IDE),</w:t>
+      </w:r>
+      <w:r>
+        <w:t xml:space="preserve"> amely széles körben támogatja a különböző programnyelveket és keretrendszereket és számos bővítménnyel és</w:t>
+      </w:r>
+      <w:r>
+        <w:t xml:space="preserve"> </w:t>
+      </w:r>
+      <w:r>
+        <w:t xml:space="preserve">integrációval rendelkezik (pl. </w:t>
+      </w:r>
+      <w:proofErr w:type="spellStart"/>
+      <w:r>
+        <w:t>Git</w:t>
+      </w:r>
+      <w:proofErr w:type="spellEnd"/>
+      <w:r>
+        <w:t xml:space="preserve"> verziókezelő)</w:t>
       </w:r>
     </w:p>
     <w:p>
@@ -800,27 +4465,70 @@
           <w:bCs/>
         </w:rPr>
       </w:pPr>
+      <w:bookmarkStart w:id="6" w:name="_Toc240127862"/>
+      <w:proofErr w:type="spellStart"/>
       <w:r>
         <w:rPr>
           <w:b/>
           <w:bCs/>
         </w:rPr>
-        <w:t>WampServer – Fejlesztő webszerver környezet</w:t>
-      </w:r>
+        <w:t>WampServer</w:t>
+      </w:r>
+      <w:proofErr w:type="spellEnd"/>
       <w:r>
         <w:rPr>
           <w:b/>
           <w:bCs/>
         </w:rPr>
+        <w:t xml:space="preserve"> – Fejlesztő webszerver környezet</w:t>
+      </w:r>
+      <w:r>
+        <w:rPr>
+          <w:b/>
+          <w:bCs/>
+        </w:rPr>
         <w:t>:</w:t>
       </w:r>
+      <w:bookmarkEnd w:id="6"/>
     </w:p>
     <w:p>
       <w:pPr>
         <w:pStyle w:val="Listaszerbekezds"/>
       </w:pPr>
       <w:r>
-        <w:t>A WampServer egy Windows-alapú, integrált fejlesztői környezet, amely tartalmazza az Apache webszervert, a PHP futtatókörnyezetet és a MYSQL adatbázis-kezelőt. Lehetővé teszi, hogy a webalkalmazás helyben, saját gépen fusson. Egységes felületen kezeli a szolgáltatásokat így könnyen indítható és konfigurálható. A WampServer része a phpMyAdmin is, amely grafikus felületet biztosít az adatbázisok kezeléséhez.</w:t>
+        <w:t xml:space="preserve">A </w:t>
+      </w:r>
+      <w:proofErr w:type="spellStart"/>
+      <w:r>
+        <w:t>WampServer</w:t>
+      </w:r>
+      <w:proofErr w:type="spellEnd"/>
+      <w:r>
+        <w:t xml:space="preserve"> egy Windows-alapú, integrált fejlesztői környezet, amely tartalmazza az </w:t>
+      </w:r>
+      <w:proofErr w:type="spellStart"/>
+      <w:r>
+        <w:t>Apache</w:t>
+      </w:r>
+      <w:proofErr w:type="spellEnd"/>
+      <w:r>
+        <w:t xml:space="preserve"> webszervert, a PHP futtatókörnyezetet és a MYSQL adatbázis-kezelőt. Lehetővé teszi, hogy a webalkalmazás helyben, saját gépen fusson. Egységes felületen kezeli a szolgáltatásokat így könnyen indítható és konfigurálható. A </w:t>
+      </w:r>
+      <w:proofErr w:type="spellStart"/>
+      <w:r>
+        <w:t>WampServer</w:t>
+      </w:r>
+      <w:proofErr w:type="spellEnd"/>
+      <w:r>
+        <w:t xml:space="preserve"> része a </w:t>
+      </w:r>
+      <w:proofErr w:type="spellStart"/>
+      <w:r>
+        <w:t>phpMyAdmin</w:t>
+      </w:r>
+      <w:proofErr w:type="spellEnd"/>
+      <w:r>
+        <w:t xml:space="preserve"> is, amely grafikus felületet biztosít az adatbázisok kezeléséhez.</w:t>
       </w:r>
     </w:p>
     <w:p>
@@ -828,7 +4536,26 @@
         <w:pStyle w:val="Listaszerbekezds"/>
       </w:pPr>
       <w:r>
-        <w:t>A projekt fejlesztése és tesztelése teljes egészében a WampServer alatt történt, localhost környezetben</w:t>
+        <w:t xml:space="preserve">A projekt fejlesztése és tesztelése teljes egészében a </w:t>
+      </w:r>
+      <w:proofErr w:type="spellStart"/>
+      <w:r>
+        <w:t>WampServer</w:t>
+      </w:r>
+      <w:proofErr w:type="spellEnd"/>
+      <w:r>
+        <w:t xml:space="preserve"> alatt történt, </w:t>
+      </w:r>
+      <w:proofErr w:type="spellStart"/>
+      <w:r>
+        <w:t>localhost</w:t>
+      </w:r>
+      <w:proofErr w:type="spellEnd"/>
+      <w:r>
+        <w:t xml:space="preserve"> </w:t>
+      </w:r>
+      <w:r>
+        <w:t>környezetben</w:t>
       </w:r>
     </w:p>
     <w:p>
@@ -843,20 +4570,45 @@
           <w:bCs/>
         </w:rPr>
       </w:pPr>
+      <w:bookmarkStart w:id="7" w:name="_Toc240127863"/>
+      <w:proofErr w:type="spellStart"/>
       <w:r>
         <w:rPr>
           <w:b/>
           <w:bCs/>
         </w:rPr>
-        <w:t>phpMyAdmin:</w:t>
-      </w:r>
+        <w:t>phpMyAdmin</w:t>
+      </w:r>
+      <w:proofErr w:type="spellEnd"/>
+      <w:r>
+        <w:rPr>
+          <w:b/>
+          <w:bCs/>
+        </w:rPr>
+        <w:t>:</w:t>
+      </w:r>
+      <w:bookmarkEnd w:id="7"/>
     </w:p>
     <w:p>
       <w:pPr>
         <w:pStyle w:val="Listaszerbekezds"/>
       </w:pPr>
       <w:r>
-        <w:t>Webes felület a MySQL adatbázis vizuális kezeléséhez, a táblák létrehozásához és az SQL lekérdezések futtatásához.</w:t>
+        <w:t xml:space="preserve">Webes felület a </w:t>
+      </w:r>
+      <w:proofErr w:type="spellStart"/>
+      <w:r>
+        <w:t>MySQL</w:t>
+      </w:r>
+      <w:proofErr w:type="spellEnd"/>
+      <w:r>
+        <w:t xml:space="preserve"> adatbázis vizuális kezeléséhez, a táblák létrehozásához és az SQL</w:t>
+      </w:r>
+      <w:r>
+        <w:t xml:space="preserve"> </w:t>
+      </w:r>
+      <w:r>
+        <w:t>lekérdezések futtatásához.</w:t>
       </w:r>
     </w:p>
     <w:p>
@@ -871,43 +4623,122 @@
           <w:bCs/>
         </w:rPr>
       </w:pPr>
+      <w:bookmarkStart w:id="8" w:name="_Toc240127864"/>
+      <w:proofErr w:type="spellStart"/>
       <w:r>
         <w:rPr>
           <w:b/>
           <w:bCs/>
         </w:rPr>
-        <w:t xml:space="preserve">Webböngészők </w:t>
-      </w:r>
-      <w:r>
+        <w:t>Git:</w:t>
+      </w:r>
+      <w:bookmarkEnd w:id="8"/>
+      <w:proofErr w:type="spellEnd"/>
+    </w:p>
+    <w:p>
+      <w:pPr>
+        <w:pStyle w:val="Listaszerbekezds"/>
         <w:rPr>
           <w:b/>
           <w:bCs/>
         </w:rPr>
-        <w:t xml:space="preserve">- </w:t>
-      </w:r>
-      <w:r>
+      </w:pPr>
+      <w:r>
+        <w:t xml:space="preserve">A </w:t>
+      </w:r>
+      <w:proofErr w:type="spellStart"/>
+      <w:r>
+        <w:t>Git</w:t>
+      </w:r>
+      <w:proofErr w:type="spellEnd"/>
+      <w:r>
+        <w:t xml:space="preserve"> egy verziókezelő rendszer, amely lehetővé teszi a projekt változásainak követését</w:t>
+      </w:r>
+      <w:r>
+        <w:t>,</w:t>
+      </w:r>
+      <w:r>
+        <w:t xml:space="preserve"> mentését és visszaállítását. Jelentősen megkönnyítette a kódok megosztását és kódváltozatok</w:t>
+      </w:r>
+      <w:r>
+        <w:t xml:space="preserve"> integrálását, így megkönnyítve a csapatmunkát.</w:t>
+      </w:r>
+    </w:p>
+    <w:p>
+      <w:pPr>
+        <w:pStyle w:val="Listaszerbekezds"/>
+        <w:numPr>
+          <w:ilvl w:val="0"/>
+          <w:numId w:val="3"/>
+        </w:numPr>
         <w:rPr>
           <w:b/>
           <w:bCs/>
         </w:rPr>
+      </w:pPr>
+      <w:bookmarkStart w:id="9" w:name="_Toc240127865"/>
+      <w:r>
+        <w:rPr>
+          <w:b/>
+          <w:bCs/>
+        </w:rPr>
+        <w:t xml:space="preserve">Webböngészők </w:t>
+      </w:r>
+      <w:r>
+        <w:rPr>
+          <w:b/>
+          <w:bCs/>
+        </w:rPr>
+        <w:t xml:space="preserve">- </w:t>
+      </w:r>
+      <w:r>
+        <w:rPr>
+          <w:b/>
+          <w:bCs/>
+        </w:rPr>
         <w:t>Google Chrome / Mozilla Firefox / Microsoft Edge:</w:t>
       </w:r>
+      <w:bookmarkEnd w:id="9"/>
     </w:p>
     <w:p>
       <w:pPr>
         <w:pStyle w:val="Listaszerbekezds"/>
       </w:pPr>
       <w:r>
-        <w:t xml:space="preserve"> A felület teszteléséhez és a Developer Tools (Fejlesztői eszközök) használatához.</w:t>
+        <w:t xml:space="preserve"> A felület teszteléséhez és a </w:t>
+      </w:r>
+      <w:proofErr w:type="spellStart"/>
+      <w:r>
+        <w:t>Developer</w:t>
+      </w:r>
+      <w:proofErr w:type="spellEnd"/>
+      <w:r>
+        <w:t xml:space="preserve"> </w:t>
+      </w:r>
+      <w:proofErr w:type="spellStart"/>
+      <w:r>
+        <w:t>Tools</w:t>
+      </w:r>
+      <w:proofErr w:type="spellEnd"/>
+      <w:r>
+        <w:t xml:space="preserve"> (Fejlesztői eszközök) használatához</w:t>
+      </w:r>
+      <w:r>
+        <w:t xml:space="preserve">, mely sokat segített a </w:t>
+      </w:r>
+      <w:r>
+        <w:t>HTML, CSS és JavaScript kódok elemzésében és a hibakeresésben.</w:t>
       </w:r>
     </w:p>
     <w:p>
       <w:pPr>
         <w:pStyle w:val="Cmsor2"/>
       </w:pPr>
+      <w:bookmarkStart w:id="10" w:name="_Toc240127866"/>
       <w:r>
         <w:t>Választott technológia</w:t>
       </w:r>
+      <w:bookmarkEnd w:id="10"/>
     </w:p>
     <w:p>
       <w:r>
@@ -915,18 +4746,66 @@
       </w:r>
     </w:p>
     <w:p>
+      <w:pPr>
+        <w:pStyle w:val="Cmsor3"/>
+      </w:pPr>
+      <w:bookmarkStart w:id="11" w:name="_Toc240127867"/>
       <w:r>
         <w:rPr>
           <w:rStyle w:val="Cmsor3Char"/>
+          <w:b/>
         </w:rPr>
         <w:t>HTML</w:t>
       </w:r>
       <w:r>
         <w:rPr>
           <w:rStyle w:val="Cmsor3Char"/>
-        </w:rPr>
-        <w:t xml:space="preserve"> – HyperText Markup Language</w:t>
-      </w:r>
+          <w:b/>
+        </w:rPr>
+        <w:t xml:space="preserve"> – </w:t>
+      </w:r>
+      <w:proofErr w:type="spellStart"/>
+      <w:r>
+        <w:rPr>
+          <w:rStyle w:val="Cmsor3Char"/>
+          <w:b/>
+        </w:rPr>
+        <w:t>HyperText</w:t>
+      </w:r>
+      <w:proofErr w:type="spellEnd"/>
+      <w:r>
+        <w:rPr>
+          <w:rStyle w:val="Cmsor3Char"/>
+          <w:b/>
+        </w:rPr>
+        <w:t xml:space="preserve"> </w:t>
+      </w:r>
+      <w:proofErr w:type="spellStart"/>
+      <w:r>
+        <w:rPr>
+          <w:rStyle w:val="Cmsor3Char"/>
+          <w:b/>
+        </w:rPr>
+        <w:t>Markup</w:t>
+      </w:r>
+      <w:proofErr w:type="spellEnd"/>
+      <w:r>
+        <w:rPr>
+          <w:rStyle w:val="Cmsor3Char"/>
+          <w:b/>
+        </w:rPr>
+        <w:t xml:space="preserve"> </w:t>
+      </w:r>
+      <w:proofErr w:type="spellStart"/>
+      <w:r>
+        <w:rPr>
+          <w:rStyle w:val="Cmsor3Char"/>
+          <w:b/>
+        </w:rPr>
+        <w:t>Language</w:t>
+      </w:r>
+      <w:bookmarkEnd w:id="11"/>
+      <w:proofErr w:type="spellEnd"/>
     </w:p>
     <w:p>
       <w:r>
@@ -939,47 +4818,147 @@
         <w:t xml:space="preserve"> </w:t>
       </w:r>
       <w:r>
-        <w:t>Tag-ekkel írja le a dokumentum felépítését</w:t>
-      </w:r>
-      <w:r>
-        <w:t>: fejlécek, bekezdések, képek, linkek, űrlapok stb. A böngésző ezeket az elemeket értelmezi és megjeleníti vizuális formában.</w:t>
-      </w:r>
-    </w:p>
-    <w:p>
-      <w:r>
-        <w:t xml:space="preserve">A HTML nem programozási nyelv, hanem egy struktúra-leíró markup, amelyet CSS-sel és JavaScript-tel egészítenek ki a stílus és az interaktivitás érdekében. Modern verziója a HTML5 támogatja a multimédiát, a reszponzív elrendezést és a szemantikus elemeket, amelyek javítják a </w:t>
+        <w:t>Tag-</w:t>
+      </w:r>
+      <w:proofErr w:type="spellStart"/>
+      <w:r>
+        <w:t>ekkel</w:t>
+      </w:r>
+      <w:proofErr w:type="spellEnd"/>
+      <w:r>
+        <w:t xml:space="preserve"> írja le a dokumentum felépítését</w:t>
+      </w:r>
+      <w:r>
+        <w:t xml:space="preserve">: fejlécek, bekezdések, képek, linkek, űrlapok stb. A </w:t>
       </w:r>
       <w:r>
         <w:lastRenderedPageBreak/>
-        <w:t>keresőoptimalizálást és az akadálymentesítést.</w:t>
-      </w:r>
-    </w:p>
-    <w:p>
+        <w:t>böngésző ezeket az elemeket értelmezi és megjeleníti vizuális formában.</w:t>
+      </w:r>
+    </w:p>
+    <w:p>
+      <w:r>
+        <w:t xml:space="preserve">A HTML nem programozási nyelv, hanem egy struktúra-leíró </w:t>
+      </w:r>
+      <w:proofErr w:type="spellStart"/>
+      <w:r>
+        <w:t>markup</w:t>
+      </w:r>
+      <w:proofErr w:type="spellEnd"/>
+      <w:r>
+        <w:t>, amelyet CSS-</w:t>
+      </w:r>
+      <w:proofErr w:type="spellStart"/>
+      <w:r>
+        <w:t>sel</w:t>
+      </w:r>
+      <w:proofErr w:type="spellEnd"/>
+      <w:r>
+        <w:t xml:space="preserve"> és JavaScript-tel egészítenek ki a stílus és az interaktivitás érdekében. Modern verziója a HTML5 támogatja a multimédiát, a reszponzív elrendezést és a szemantikus elemeket, amelyek javítják a keresőoptimalizálást és az akadálymentesítést.</w:t>
+      </w:r>
+    </w:p>
+    <w:p>
+      <w:pPr>
+        <w:pStyle w:val="Cmsor3"/>
+      </w:pPr>
+      <w:bookmarkStart w:id="12" w:name="_Toc240127868"/>
       <w:r>
         <w:rPr>
           <w:rStyle w:val="Cmsor3Char"/>
+          <w:b/>
         </w:rPr>
         <w:t>CSS</w:t>
       </w:r>
       <w:r>
         <w:rPr>
           <w:rStyle w:val="Cmsor3Char"/>
-        </w:rPr>
-        <w:t xml:space="preserve"> – Cascading Style Sheets</w:t>
-      </w:r>
-    </w:p>
-    <w:p>
-      <w:r>
-        <w:t>A vizuális megjelenést, elrendezést és reszponzivitást kezeli.</w:t>
-      </w:r>
-      <w:r>
-        <w:t xml:space="preserve"> HTML struktúrára épül és meghatározza az elemek színeit, méreteit, elrendezését, betűtípusát. A stílusok öröklődnek és egymásra rétegződnek, így pontosan szabályozható, melyik szabály érvényesül. Támogatja a fejlett elrendezési technikákat, mint a Flexbox és a CSS Grid, amelyekkel rugalmasan alakíthatóak a felületek elrendezése. Külső stíluslapokban a megjelenés elkülöníthető a HTML szerkezettől, ami javítja a kód átláthatóságát és a karbantarthatóságot.</w:t>
-      </w:r>
-    </w:p>
-    <w:p>
+          <w:b/>
+        </w:rPr>
+        <w:t xml:space="preserve"> – </w:t>
+      </w:r>
+      <w:proofErr w:type="spellStart"/>
       <w:r>
         <w:rPr>
           <w:rStyle w:val="Cmsor3Char"/>
+          <w:b/>
+        </w:rPr>
+        <w:t>Cascading</w:t>
+      </w:r>
+      <w:proofErr w:type="spellEnd"/>
+      <w:r>
+        <w:rPr>
+          <w:rStyle w:val="Cmsor3Char"/>
+          <w:b/>
+        </w:rPr>
+        <w:t xml:space="preserve"> </w:t>
+      </w:r>
+      <w:proofErr w:type="spellStart"/>
+      <w:r>
+        <w:rPr>
+          <w:rStyle w:val="Cmsor3Char"/>
+          <w:b/>
+        </w:rPr>
+        <w:t>Style</w:t>
+      </w:r>
+      <w:proofErr w:type="spellEnd"/>
+      <w:r>
+        <w:rPr>
+          <w:rStyle w:val="Cmsor3Char"/>
+          <w:b/>
+        </w:rPr>
+        <w:t xml:space="preserve"> </w:t>
+      </w:r>
+      <w:proofErr w:type="spellStart"/>
+      <w:r>
+        <w:rPr>
+          <w:rStyle w:val="Cmsor3Char"/>
+          <w:b/>
+        </w:rPr>
+        <w:t>Sheets</w:t>
+      </w:r>
+      <w:bookmarkEnd w:id="12"/>
+      <w:proofErr w:type="spellEnd"/>
+    </w:p>
+    <w:p>
+      <w:r>
+        <w:t xml:space="preserve">A vizuális megjelenést, elrendezést és </w:t>
+      </w:r>
+      <w:proofErr w:type="spellStart"/>
+      <w:r>
+        <w:t>reszponzivitást</w:t>
+      </w:r>
+      <w:proofErr w:type="spellEnd"/>
+      <w:r>
+        <w:t xml:space="preserve"> kezeli.</w:t>
+      </w:r>
+      <w:r>
+        <w:t xml:space="preserve"> HTML struktúrára épül és meghatározza az elemek színeit, méreteit, elrendezését, betűtípusát. A stílusok öröklődnek és egymásra rétegződnek, így pontosan szabályozható, melyik szabály érvényesül. Támogatja a fejlett elrendezési technikákat, mint a </w:t>
+      </w:r>
+      <w:proofErr w:type="spellStart"/>
+      <w:r>
+        <w:t>Flexbox</w:t>
+      </w:r>
+      <w:proofErr w:type="spellEnd"/>
+      <w:r>
+        <w:t xml:space="preserve"> és a CSS </w:t>
+      </w:r>
+      <w:proofErr w:type="spellStart"/>
+      <w:r>
+        <w:t>Grid</w:t>
+      </w:r>
+      <w:proofErr w:type="spellEnd"/>
+      <w:r>
+        <w:t>, amelyekkel rugalmasan alakíthatóak a felületek elrendezése. Külső stíluslapokban a megjelenés elkülöníthető a HTML szerkezettől, ami javítja a kód átláthatóságát és a karbantarthatóságot.</w:t>
+      </w:r>
+    </w:p>
+    <w:p>
+      <w:pPr>
+        <w:pStyle w:val="Cmsor3"/>
+      </w:pPr>
+      <w:bookmarkStart w:id="13" w:name="_Toc240127869"/>
+      <w:r>
+        <w:rPr>
+          <w:rStyle w:val="Cmsor3Char"/>
         </w:rPr>
         <w:t>JavaScript</w:t>
       </w:r>
@@ -987,12 +4966,19 @@
         <w:rPr>
           <w:rStyle w:val="Cmsor3Char"/>
         </w:rPr>
-        <w:t xml:space="preserve"> – Client</w:t>
-      </w:r>
+        <w:t xml:space="preserve"> – </w:t>
+      </w:r>
+      <w:proofErr w:type="spellStart"/>
       <w:r>
         <w:rPr>
           <w:rStyle w:val="Cmsor3Char"/>
         </w:rPr>
+        <w:t>Client</w:t>
+      </w:r>
+      <w:r>
+        <w:rPr>
+          <w:rStyle w:val="Cmsor3Char"/>
+        </w:rPr>
         <w:t>-</w:t>
       </w:r>
       <w:r>
@@ -1001,6 +4987,7 @@
         </w:rPr>
         <w:t>side</w:t>
       </w:r>
+      <w:proofErr w:type="spellEnd"/>
       <w:r>
         <w:rPr>
           <w:rStyle w:val="Cmsor3Char"/>
@@ -1011,14 +4998,23 @@
         <w:rPr>
           <w:rStyle w:val="Cmsor3Char"/>
         </w:rPr>
-        <w:t>scripting language</w:t>
-      </w:r>
+        <w:t xml:space="preserve">scripting </w:t>
+      </w:r>
+      <w:proofErr w:type="spellStart"/>
       <w:r>
         <w:rPr>
           <w:rStyle w:val="Cmsor3Char"/>
         </w:rPr>
+        <w:t>language</w:t>
+      </w:r>
+      <w:proofErr w:type="spellEnd"/>
+      <w:r>
+        <w:rPr>
+          <w:rStyle w:val="Cmsor3Char"/>
+        </w:rPr>
         <w:t>:</w:t>
       </w:r>
+      <w:bookmarkEnd w:id="13"/>
     </w:p>
     <w:p>
       <w:r>
@@ -1031,10 +5027,54 @@
         <w:t>rt felelős</w:t>
       </w:r>
       <w:r>
-        <w:t xml:space="preserve"> eseményvezérelt programozási nyelv. A böngészőben fut és lehetővé teszi a HTML elemek manipulálását, az események kezelését (kattintás, billentyűzet) valamint az aszinkron kommunikációt a szerverrel. DOM (Document Object Model) segítségével módosíthatja az oldal tartalmát anélkül, hogy újratöltésre lenne szükség.</w:t>
-      </w:r>
-    </w:p>
-    <w:p>
+        <w:t xml:space="preserve"> </w:t>
+      </w:r>
+      <w:proofErr w:type="spellStart"/>
+      <w:r>
+        <w:t>eseményvezérelt</w:t>
+      </w:r>
+      <w:proofErr w:type="spellEnd"/>
+      <w:r>
+        <w:t xml:space="preserve"> programozási nyelv. A böngészőben fut és lehetővé teszi a HTML elemek manipulálását, az események kezelését (kattintás, billentyűzet) valamint az aszinkron kommunikációt a szerverrel. DOM (</w:t>
+      </w:r>
+      <w:proofErr w:type="spellStart"/>
+      <w:r>
+        <w:t>Document</w:t>
+      </w:r>
+      <w:proofErr w:type="spellEnd"/>
+      <w:r>
+        <w:t xml:space="preserve"> </w:t>
+      </w:r>
+      <w:proofErr w:type="spellStart"/>
+      <w:r>
+        <w:t>Object</w:t>
+      </w:r>
+      <w:proofErr w:type="spellEnd"/>
+      <w:r>
+        <w:t xml:space="preserve"> </w:t>
+      </w:r>
+      <w:proofErr w:type="spellStart"/>
+      <w:r>
+        <w:t>Model</w:t>
+      </w:r>
+      <w:proofErr w:type="spellEnd"/>
+      <w:r>
+        <w:t xml:space="preserve">) segítségével módosíthatja az oldal tartalmát anélkül, hogy </w:t>
+      </w:r>
+      <w:proofErr w:type="spellStart"/>
+      <w:r>
+        <w:t>újratöltésre</w:t>
+      </w:r>
+      <w:proofErr w:type="spellEnd"/>
+      <w:r>
+        <w:t xml:space="preserve"> lenne szükség.</w:t>
+      </w:r>
+    </w:p>
+    <w:p>
+      <w:pPr>
+        <w:pStyle w:val="Cmsor3"/>
+      </w:pPr>
+      <w:bookmarkStart w:id="14" w:name="_Toc240127870"/>
       <w:r>
         <w:rPr>
           <w:rStyle w:val="Cmsor3Char"/>
@@ -1045,14 +5085,37 @@
         <w:rPr>
           <w:rStyle w:val="Cmsor3Char"/>
         </w:rPr>
-        <w:t xml:space="preserve"> – Server-side scripting language</w:t>
-      </w:r>
+        <w:t xml:space="preserve"> – Server-</w:t>
+      </w:r>
+      <w:proofErr w:type="spellStart"/>
       <w:r>
         <w:rPr>
           <w:rStyle w:val="Cmsor3Char"/>
         </w:rPr>
+        <w:t>side</w:t>
+      </w:r>
+      <w:proofErr w:type="spellEnd"/>
+      <w:r>
+        <w:rPr>
+          <w:rStyle w:val="Cmsor3Char"/>
+        </w:rPr>
+        <w:t xml:space="preserve"> scripting </w:t>
+      </w:r>
+      <w:proofErr w:type="spellStart"/>
+      <w:r>
+        <w:rPr>
+          <w:rStyle w:val="Cmsor3Char"/>
+        </w:rPr>
+        <w:t>language</w:t>
+      </w:r>
+      <w:proofErr w:type="spellEnd"/>
+      <w:r>
+        <w:rPr>
+          <w:rStyle w:val="Cmsor3Char"/>
+        </w:rPr>
         <w:t>:</w:t>
       </w:r>
+      <w:bookmarkEnd w:id="14"/>
     </w:p>
     <w:p>
       <w:r>
@@ -1065,7 +5128,47 @@
         <w:t xml:space="preserve"> szerveroldali</w:t>
       </w:r>
       <w:r>
-        <w:t xml:space="preserve"> szkriptnyelv, amely dinamikus weboldalak és webalkalmazások működését biztosítha. A kód a szerveren fut és az eredményt HTML formájában küldi vissza a bongészőnek. Kiválóan alkalmas adatbázis-kezelésre, jellemzően MySQL-lel együtt használják bejelentkezési rendszerekhez, admin felületekhez, jogosultság-kezeléshez és adatfeldolgozáshoz. Támogatja a</w:t>
+        <w:t xml:space="preserve"> </w:t>
+      </w:r>
+      <w:proofErr w:type="spellStart"/>
+      <w:r>
+        <w:t>szkriptnyelv</w:t>
+      </w:r>
+      <w:proofErr w:type="spellEnd"/>
+      <w:r>
+        <w:t xml:space="preserve">, amely dinamikus weboldalak és webalkalmazások működését </w:t>
+      </w:r>
+      <w:proofErr w:type="spellStart"/>
+      <w:r>
+        <w:t>biztosítha</w:t>
+      </w:r>
+      <w:proofErr w:type="spellEnd"/>
+      <w:r>
+        <w:t xml:space="preserve">. A kód a szerveren fut és az eredményt HTML formájában küldi vissza a </w:t>
+      </w:r>
+      <w:proofErr w:type="spellStart"/>
+      <w:r>
+        <w:t>bongészőnek</w:t>
+      </w:r>
+      <w:proofErr w:type="spellEnd"/>
+      <w:r>
+        <w:t xml:space="preserve">. Kiválóan alkalmas adatbázis-kezelésre, jellemzően </w:t>
+      </w:r>
+      <w:proofErr w:type="spellStart"/>
+      <w:r>
+        <w:t>MySQL</w:t>
+      </w:r>
+      <w:proofErr w:type="spellEnd"/>
+      <w:r>
+        <w:t xml:space="preserve">-lel együtt használják bejelentkezési rendszerekhez, </w:t>
+      </w:r>
+      <w:proofErr w:type="spellStart"/>
+      <w:r>
+        <w:t>admin</w:t>
+      </w:r>
+      <w:proofErr w:type="spellEnd"/>
+      <w:r>
+        <w:t xml:space="preserve"> felületekhez, jogosultság-kezeléshez és adatfeldolgozáshoz. Támogatja a</w:t>
       </w:r>
       <w:r>
         <w:t xml:space="preserve"> munkamenet-kezelést (session),</w:t>
@@ -1075,12 +5178,18 @@
       </w:r>
     </w:p>
     <w:p>
+      <w:pPr>
+        <w:pStyle w:val="Cmsor3"/>
+      </w:pPr>
+      <w:bookmarkStart w:id="15" w:name="_Toc240127871"/>
+      <w:proofErr w:type="spellStart"/>
       <w:r>
         <w:rPr>
           <w:rStyle w:val="Cmsor3Char"/>
         </w:rPr>
         <w:t>MySQL</w:t>
       </w:r>
+      <w:proofErr w:type="spellEnd"/>
       <w:r>
         <w:rPr>
           <w:rStyle w:val="Cmsor3Char"/>
@@ -1093,6 +5202,7 @@
         </w:rPr>
         <w:t>:</w:t>
       </w:r>
+      <w:bookmarkEnd w:id="15"/>
     </w:p>
     <w:p>
       <w:r>
@@ -1102,53 +5212,154 @@
         <w:t>,</w:t>
       </w:r>
       <w:r>
-        <w:t xml:space="preserve"> amely struktúrált adatok tárolására és lekérdezésére szolgál. </w:t>
+        <w:t xml:space="preserve"> amely </w:t>
+      </w:r>
+      <w:proofErr w:type="spellStart"/>
+      <w:r>
+        <w:t>struktúrált</w:t>
+      </w:r>
+      <w:proofErr w:type="spellEnd"/>
+      <w:r>
+        <w:t xml:space="preserve"> adatok tárolására és lekérdezésére szolgál. </w:t>
       </w:r>
       <w:r>
         <w:t xml:space="preserve"> </w:t>
       </w:r>
       <w:r>
-        <w:t>Az adatokat táblákban kezeli, amelyek sorokból és oszlopokból állnak és egymással kapcsolatok (foreign key) segítségével összekapcsolhatók. Lekérdezéshez az SQL nyelvet használja, amely lehetővé teszi az adatok beszúrását, módosítását, törlését és összetett lekérdezések készítését. A modern MySQL verziók alapértelmezett tárolómotorja az InnoDB, amely támogatja a tranzakcióka</w:t>
-      </w:r>
-      <w:r>
-        <w:t>t és megbízható, biztonságos működést biztosít. A MySQL gyakran használatos PHP alapú webalkalmazásokban, admin rendszerekben, jogosultság-kezelésben és minden olyan projektben, ahol strukturált, konzisztens adatkezelésre van szükség.</w:t>
+        <w:t>Az adatokat táblákban kezeli, amelyek sorokból és oszlopokból állnak és egymással kapcsolatok (</w:t>
+      </w:r>
+      <w:proofErr w:type="spellStart"/>
+      <w:r>
+        <w:t>foreign</w:t>
+      </w:r>
+      <w:proofErr w:type="spellEnd"/>
+      <w:r>
+        <w:t xml:space="preserve"> </w:t>
+      </w:r>
+      <w:proofErr w:type="spellStart"/>
+      <w:r>
+        <w:t>key</w:t>
+      </w:r>
+      <w:proofErr w:type="spellEnd"/>
+      <w:r>
+        <w:t xml:space="preserve">) segítségével összekapcsolhatók. Lekérdezéshez az SQL nyelvet használja, amely lehetővé teszi az adatok beszúrását, módosítását, törlését és összetett lekérdezések készítését. A modern </w:t>
+      </w:r>
+      <w:proofErr w:type="spellStart"/>
+      <w:r>
+        <w:t>MySQL</w:t>
+      </w:r>
+      <w:proofErr w:type="spellEnd"/>
+      <w:r>
+        <w:t xml:space="preserve"> verziók alapértelmezett tárolómotorja az </w:t>
+      </w:r>
+      <w:proofErr w:type="spellStart"/>
+      <w:r>
+        <w:t>InnoDB</w:t>
+      </w:r>
+      <w:proofErr w:type="spellEnd"/>
+      <w:r>
+        <w:t>, amely támogatja a tranzakcióka</w:t>
+      </w:r>
+      <w:r>
+        <w:t xml:space="preserve">t és megbízható, biztonságos működést biztosít. A </w:t>
+      </w:r>
+      <w:proofErr w:type="spellStart"/>
+      <w:r>
+        <w:t>MySQL</w:t>
+      </w:r>
+      <w:proofErr w:type="spellEnd"/>
+      <w:r>
+        <w:t xml:space="preserve"> gyakran használatos PHP alapú webalkalmazásokban, </w:t>
+      </w:r>
+      <w:proofErr w:type="spellStart"/>
+      <w:r>
+        <w:t>admin</w:t>
+      </w:r>
+      <w:proofErr w:type="spellEnd"/>
+      <w:r>
+        <w:t xml:space="preserve"> rendszerekben, jogosultság-kezelésben és minden olyan projektben, ahol strukturált, konzisztens adatkezelésre van szükség.</w:t>
       </w:r>
     </w:p>
     <w:p>
       <w:pPr>
         <w:pStyle w:val="Cmsor2"/>
       </w:pPr>
-      <w:r>
+      <w:bookmarkStart w:id="16" w:name="_Toc240127872"/>
+      <w:r>
+        <w:lastRenderedPageBreak/>
         <w:t>Használt egyéb technikák:</w:t>
       </w:r>
-    </w:p>
-    <w:p>
+      <w:bookmarkEnd w:id="16"/>
+    </w:p>
+    <w:p>
+      <w:pPr>
+        <w:pStyle w:val="Cmsor3"/>
+      </w:pPr>
+      <w:bookmarkStart w:id="17" w:name="_Toc240127873"/>
+      <w:proofErr w:type="spellStart"/>
+      <w:r>
+        <w:t>Bootstrap</w:t>
+      </w:r>
+      <w:proofErr w:type="spellEnd"/>
       <w:r>
         <w:rPr>
           <w:rStyle w:val="Cmsor3Char"/>
-        </w:rPr>
-        <w:t>Bootstrap</w:t>
-      </w:r>
-      <w:r>
-        <w:rPr>
-          <w:rStyle w:val="Cmsor3Char"/>
-        </w:rPr>
-        <w:t xml:space="preserve"> – Frontend keretrendszer reszponzív weboldalakhoz</w:t>
-      </w:r>
-      <w:r>
-        <w:rPr>
-          <w:rStyle w:val="Cmsor3Char"/>
-        </w:rPr>
+          <w:b/>
+          <w:bCs/>
+        </w:rPr>
+        <w:t xml:space="preserve"> – </w:t>
+      </w:r>
+      <w:r>
+        <w:t>Frontend keretrendszer reszponzív weboldalakhoz</w:t>
+      </w:r>
+      <w:r>
         <w:t>:</w:t>
       </w:r>
-    </w:p>
-    <w:p>
-      <w:r>
-        <w:t xml:space="preserve">Nyílt forráskódú frontend keretrendszer, amely előre definiált stílusokkal és komponenseket biztosít modern, reszponzív webfelületek gyors fejlesztéséhez. Tartalmaz CSS-alapú stílusokat (gombok, űrlapok, táblázatok) és JavaScript-alapú komponenseket. Központi eleme a rácsrendszer (Grid), amely reszponzív elrendezést tesz lehetővé különböző képernyőméreteken. Egységes dizájnt ad, így a felület elemei vizuálisan harmonizálnak és minimális egyedi CSS-sel is professzionáis megjelenés érhető el. Könnyen integrálható bármely HTML-alapú projektbe és </w:t>
-      </w:r>
-      <w:r>
-        <w:lastRenderedPageBreak/>
-        <w:t>jelentősen felgyorsítja a UI fejlesztést, különösen admin rendszerek, dashboardok és űrlapok esetén.</w:t>
+      <w:bookmarkEnd w:id="17"/>
+    </w:p>
+    <w:p>
+      <w:r>
+        <w:t>Nyílt forráskódú frontend keretrendszer, amely előre definiált stílusokkal és komponenseket biztosít modern, reszponzív webfelületek gyors fejlesztéséhez. Tartalmaz CSS-alapú stílusokat (gombok, űrlapok, táblázatok) és JavaScript-alapú komponenseket. Központi eleme a rácsrendszer (</w:t>
+      </w:r>
+      <w:proofErr w:type="spellStart"/>
+      <w:r>
+        <w:t>Grid</w:t>
+      </w:r>
+      <w:proofErr w:type="spellEnd"/>
+      <w:r>
+        <w:t>), amely reszponzív elrendezést tesz lehetővé különböző képernyőméreteken. Egységes dizájnt ad, így a felület elemei vizuálisan harmonizálnak és minimális egyedi CSS-</w:t>
+      </w:r>
+      <w:proofErr w:type="spellStart"/>
+      <w:r>
+        <w:t>sel</w:t>
+      </w:r>
+      <w:proofErr w:type="spellEnd"/>
+      <w:r>
+        <w:t xml:space="preserve"> is </w:t>
+      </w:r>
+      <w:proofErr w:type="spellStart"/>
+      <w:r>
+        <w:t>professzionáis</w:t>
+      </w:r>
+      <w:proofErr w:type="spellEnd"/>
+      <w:r>
+        <w:t xml:space="preserve"> megjelenés érhető el. Könnyen integrálható bármely HTML-alapú projektbe és jelentősen felgyorsítja a UI fejlesztést, különösen </w:t>
+      </w:r>
+      <w:proofErr w:type="spellStart"/>
+      <w:r>
+        <w:t>admin</w:t>
+      </w:r>
+      <w:proofErr w:type="spellEnd"/>
+      <w:r>
+        <w:t xml:space="preserve"> rendszerek, </w:t>
+      </w:r>
+      <w:proofErr w:type="spellStart"/>
+      <w:r>
+        <w:t>dashboardok</w:t>
+      </w:r>
+      <w:proofErr w:type="spellEnd"/>
+      <w:r>
+        <w:t xml:space="preserve"> és űrlapok esetén.</w:t>
       </w:r>
       <w:r>
         <w:br w:type="page"/>
@@ -1158,18 +5369,31 @@
       <w:pPr>
         <w:pStyle w:val="Cmsor2"/>
       </w:pPr>
+      <w:bookmarkStart w:id="18" w:name="_Toc240127874"/>
       <w:r>
         <w:lastRenderedPageBreak/>
         <w:t>Az adatbázis felépítése</w:t>
       </w:r>
-    </w:p>
-    <w:p>
-      <w:r>
-        <w:t>Az adatbázis relációs modellben készült, ahol a táblák megfelelően normalizáltak az adatduplikáció elkerülése érdekében.</w:t>
-      </w:r>
-    </w:p>
-    <w:p>
-      <w:r>
+      <w:bookmarkEnd w:id="18"/>
+    </w:p>
+    <w:p>
+      <w:r>
+        <w:t xml:space="preserve">Az adatbázis relációs modellben készült, ahol a táblák megfelelően normalizáltak az </w:t>
+      </w:r>
+      <w:proofErr w:type="spellStart"/>
+      <w:r>
+        <w:t>adatduplikáció</w:t>
+      </w:r>
+      <w:proofErr w:type="spellEnd"/>
+      <w:r>
+        <w:t xml:space="preserve"> elkerülése érdekében.</w:t>
+      </w:r>
+    </w:p>
+    <w:p>
+      <w:r>
+        <w:rPr>
+          <w:noProof/>
+        </w:rPr>
         <w:drawing>
           <wp:inline distT="0" distB="0" distL="0" distR="0" wp14:anchorId="334EC3A1" wp14:editId="419D5D36">
             <wp:extent cx="5760720" cy="2870835"/>
@@ -1220,8 +5444,83 @@
           <w:numId w:val="4"/>
         </w:numPr>
       </w:pPr>
-      <w:r>
-        <w:t>users (Felhasználók): A bejelentkezési adatokat tárolja (user_id, dolgozo_id, usernev, jelszo_hash, jogkor, torolve). Azok a dolgozók, akik rendelkeznek hozzáféréssel az alkalmazáshoz.</w:t>
+      <w:proofErr w:type="spellStart"/>
+      <w:r>
+        <w:rPr>
+          <w:rStyle w:val="KdblokkChar"/>
+        </w:rPr>
+        <w:t>users</w:t>
+      </w:r>
+      <w:proofErr w:type="spellEnd"/>
+      <w:r>
+        <w:t xml:space="preserve"> (Felhasználók): A bejelentkezési adatokat tárolja (</w:t>
+      </w:r>
+      <w:proofErr w:type="spellStart"/>
+      <w:r>
+        <w:rPr>
+          <w:rStyle w:val="KdblokkChar"/>
+        </w:rPr>
+        <w:t>user_id</w:t>
+      </w:r>
+      <w:proofErr w:type="spellEnd"/>
+      <w:r>
+        <w:rPr>
+          <w:rStyle w:val="KdblokkChar"/>
+        </w:rPr>
+        <w:t xml:space="preserve">, </w:t>
+      </w:r>
+      <w:proofErr w:type="spellStart"/>
+      <w:r>
+        <w:rPr>
+          <w:rStyle w:val="KdblokkChar"/>
+        </w:rPr>
+        <w:t>dolgozo_id</w:t>
+      </w:r>
+      <w:proofErr w:type="spellEnd"/>
+      <w:r>
+        <w:rPr>
+          <w:rStyle w:val="KdblokkChar"/>
+        </w:rPr>
+        <w:t xml:space="preserve">, </w:t>
+      </w:r>
+      <w:proofErr w:type="spellStart"/>
+      <w:r>
+        <w:rPr>
+          <w:rStyle w:val="KdblokkChar"/>
+        </w:rPr>
+        <w:t>usernev</w:t>
+      </w:r>
+      <w:proofErr w:type="spellEnd"/>
+      <w:r>
+        <w:rPr>
+          <w:rStyle w:val="KdblokkChar"/>
+        </w:rPr>
+        <w:t xml:space="preserve">, </w:t>
+      </w:r>
+      <w:proofErr w:type="spellStart"/>
+      <w:r>
+        <w:rPr>
+          <w:rStyle w:val="KdblokkChar"/>
+        </w:rPr>
+        <w:t>jelszo_hash</w:t>
+      </w:r>
+      <w:proofErr w:type="spellEnd"/>
+      <w:r>
+        <w:rPr>
+          <w:rStyle w:val="KdblokkChar"/>
+        </w:rPr>
+        <w:t xml:space="preserve">, jogkor, </w:t>
+      </w:r>
+      <w:proofErr w:type="spellStart"/>
+      <w:r>
+        <w:rPr>
+          <w:rStyle w:val="KdblokkChar"/>
+        </w:rPr>
+        <w:t>torolve</w:t>
+      </w:r>
+      <w:proofErr w:type="spellEnd"/>
+      <w:r>
+        <w:t>). Azok a dolgozók, akik rendelkeznek hozzáféréssel az alkalmazáshoz.</w:t>
       </w:r>
     </w:p>
     <w:p>
@@ -1233,7 +5532,58 @@
         </w:numPr>
       </w:pPr>
       <w:r>
-        <w:t>dolgozok (Dolgozók): A szervezet munkavállalóinak adatait tárolja (dolgozo_id, dolgozo_nev, beosztas, email, telefon, kilepett)</w:t>
+        <w:rPr>
+          <w:rStyle w:val="KdblokkChar"/>
+        </w:rPr>
+        <w:t>dolgozok</w:t>
+      </w:r>
+      <w:r>
+        <w:t xml:space="preserve"> (Dolgozók): A szervezet munkavállalóinak adatait tárolja (</w:t>
+      </w:r>
+      <w:proofErr w:type="spellStart"/>
+      <w:r>
+        <w:rPr>
+          <w:rStyle w:val="KdblokkChar"/>
+        </w:rPr>
+        <w:t>dolgozo_id</w:t>
+      </w:r>
+      <w:proofErr w:type="spellEnd"/>
+      <w:r>
+        <w:rPr>
+          <w:rStyle w:val="KdblokkChar"/>
+        </w:rPr>
+        <w:t xml:space="preserve">, </w:t>
+      </w:r>
+      <w:proofErr w:type="spellStart"/>
+      <w:r>
+        <w:rPr>
+          <w:rStyle w:val="KdblokkChar"/>
+        </w:rPr>
+        <w:t>dolgozo_nev</w:t>
+      </w:r>
+      <w:proofErr w:type="spellEnd"/>
+      <w:r>
+        <w:rPr>
+          <w:rStyle w:val="KdblokkChar"/>
+        </w:rPr>
+        <w:t xml:space="preserve">, </w:t>
+      </w:r>
+      <w:proofErr w:type="spellStart"/>
+      <w:r>
+        <w:rPr>
+          <w:rStyle w:val="KdblokkChar"/>
+        </w:rPr>
+        <w:t>beosztas</w:t>
+      </w:r>
+      <w:proofErr w:type="spellEnd"/>
+      <w:r>
+        <w:rPr>
+          <w:rStyle w:val="KdblokkChar"/>
+        </w:rPr>
+        <w:t>, email, telefon, kilepett</w:t>
+      </w:r>
+      <w:r>
+        <w:t>)</w:t>
       </w:r>
       <w:r>
         <w:t>.</w:t>
@@ -1247,8 +5597,111 @@
           <w:numId w:val="4"/>
         </w:numPr>
       </w:pPr>
-      <w:r>
-        <w:t>eszkozok (Eszközök): A nyilvántartott eszközök adatai (eszkoz_id, azonosito, kategoria_id, tipus_id, allapot_id, meret, megjegyzes)</w:t>
+      <w:proofErr w:type="spellStart"/>
+      <w:r>
+        <w:rPr>
+          <w:rStyle w:val="KdblokkChar"/>
+        </w:rPr>
+        <w:t>eszkozok</w:t>
+      </w:r>
+      <w:proofErr w:type="spellEnd"/>
+      <w:r>
+        <w:t xml:space="preserve"> (Eszközök): A nyilvántartott eszközök adatai (</w:t>
+      </w:r>
+      <w:proofErr w:type="spellStart"/>
+      <w:r>
+        <w:rPr>
+          <w:rStyle w:val="KdblokkChar"/>
+        </w:rPr>
+        <w:t>eszkoz_id</w:t>
+      </w:r>
+      <w:proofErr w:type="spellEnd"/>
+      <w:r>
+        <w:rPr>
+          <w:rStyle w:val="KdblokkChar"/>
+        </w:rPr>
+        <w:t xml:space="preserve">, </w:t>
+      </w:r>
+      <w:proofErr w:type="spellStart"/>
+      <w:r>
+        <w:rPr>
+          <w:rStyle w:val="KdblokkChar"/>
+        </w:rPr>
+        <w:t>azonosito</w:t>
+      </w:r>
+      <w:proofErr w:type="spellEnd"/>
+      <w:r>
+        <w:rPr>
+          <w:rStyle w:val="KdblokkChar"/>
+        </w:rPr>
+        <w:t xml:space="preserve">, </w:t>
+      </w:r>
+      <w:proofErr w:type="spellStart"/>
+      <w:r>
+        <w:rPr>
+          <w:rStyle w:val="KdblokkChar"/>
+        </w:rPr>
+        <w:t>kategoria_id</w:t>
+      </w:r>
+      <w:proofErr w:type="spellEnd"/>
+      <w:r>
+        <w:rPr>
+          <w:rStyle w:val="KdblokkChar"/>
+        </w:rPr>
+        <w:t xml:space="preserve">, </w:t>
+      </w:r>
+      <w:proofErr w:type="spellStart"/>
+      <w:r>
+        <w:rPr>
+          <w:rStyle w:val="KdblokkChar"/>
+        </w:rPr>
+        <w:t>tipus_id</w:t>
+      </w:r>
+      <w:proofErr w:type="spellEnd"/>
+      <w:r>
+        <w:rPr>
+          <w:rStyle w:val="KdblokkChar"/>
+        </w:rPr>
+        <w:t xml:space="preserve">, </w:t>
+      </w:r>
+      <w:proofErr w:type="spellStart"/>
+      <w:r>
+        <w:rPr>
+          <w:rStyle w:val="KdblokkChar"/>
+        </w:rPr>
+        <w:t>allapot_id</w:t>
+      </w:r>
+      <w:proofErr w:type="spellEnd"/>
+      <w:r>
+        <w:rPr>
+          <w:rStyle w:val="KdblokkChar"/>
+        </w:rPr>
+        <w:t xml:space="preserve">, </w:t>
+      </w:r>
+      <w:proofErr w:type="spellStart"/>
+      <w:r>
+        <w:rPr>
+          <w:rStyle w:val="KdblokkChar"/>
+        </w:rPr>
+        <w:t>meret</w:t>
+      </w:r>
+      <w:proofErr w:type="spellEnd"/>
+      <w:r>
+        <w:rPr>
+          <w:rStyle w:val="KdblokkChar"/>
+        </w:rPr>
+        <w:t xml:space="preserve">, </w:t>
+      </w:r>
+      <w:proofErr w:type="spellStart"/>
+      <w:r>
+        <w:rPr>
+          <w:rStyle w:val="KdblokkChar"/>
+        </w:rPr>
+        <w:t>megjegyzes</w:t>
+      </w:r>
+      <w:proofErr w:type="spellEnd"/>
+      <w:r>
+        <w:t>)</w:t>
       </w:r>
       <w:r>
         <w:t>.</w:t>
@@ -1262,8 +5715,30 @@
           <w:numId w:val="4"/>
         </w:numPr>
       </w:pPr>
-      <w:r>
-        <w:t>eszkoz kategoria (Eszköz kategória): Az eszközöket különböző kategóriákba sorolhatjuk</w:t>
+      <w:proofErr w:type="spellStart"/>
+      <w:r>
+        <w:rPr>
+          <w:rStyle w:val="KdblokkChar"/>
+        </w:rPr>
+        <w:t>eszkoz</w:t>
+      </w:r>
+      <w:proofErr w:type="spellEnd"/>
+      <w:r>
+        <w:rPr>
+          <w:rStyle w:val="KdblokkChar"/>
+        </w:rPr>
+        <w:t xml:space="preserve"> </w:t>
+      </w:r>
+      <w:proofErr w:type="spellStart"/>
+      <w:r>
+        <w:rPr>
+          <w:rStyle w:val="KdblokkChar"/>
+        </w:rPr>
+        <w:t>kategoria</w:t>
+      </w:r>
+      <w:proofErr w:type="spellEnd"/>
+      <w:r>
+        <w:t xml:space="preserve"> (Eszköz kategória): Az eszközöket különböző kategóriákba sorolhatjuk</w:t>
       </w:r>
       <w:r>
         <w:t xml:space="preserve"> a könnyebb rendszerezés céljából. Ezek a jelenlegi alkalmazásban: Védőeszköz és PDA.</w:t>
@@ -1277,8 +5752,16 @@
           <w:numId w:val="4"/>
         </w:numPr>
       </w:pPr>
-      <w:r>
-        <w:t>eszkoz_tipus (Eszköz típus): A kategóriákba sorolt eszközök típusai, jelen alkalmazásban: Védőcipő, Esőkabát, Láthatósági mellény, Telefon, Tablet.</w:t>
+      <w:proofErr w:type="spellStart"/>
+      <w:r>
+        <w:rPr>
+          <w:rStyle w:val="KdblokkChar"/>
+        </w:rPr>
+        <w:t>eszkoz_tipus</w:t>
+      </w:r>
+      <w:proofErr w:type="spellEnd"/>
+      <w:r>
+        <w:t xml:space="preserve"> (Eszköz típus): A kategóriákba sorolt eszközök típusai, jelen alkalmazásban: Védőcipő, Esőkabát, Láthatósági mellény, Telefon, Tablet.</w:t>
       </w:r>
     </w:p>
     <w:p>
@@ -1289,14 +5772,36 @@
           <w:numId w:val="4"/>
         </w:numPr>
       </w:pPr>
-      <w:r>
+      <w:proofErr w:type="spellStart"/>
+      <w:r>
+        <w:rPr>
+          <w:rStyle w:val="KdblokkChar"/>
+        </w:rPr>
         <w:t>es</w:t>
       </w:r>
       <w:r>
+        <w:rPr>
+          <w:rStyle w:val="KdblokkChar"/>
+        </w:rPr>
         <w:t>z</w:t>
       </w:r>
       <w:r>
-        <w:t>koz_allapot: Az eszkozok állapotának megjelenítése: Új, Újszerű, Használt, Selejtezett.</w:t>
+        <w:rPr>
+          <w:rStyle w:val="KdblokkChar"/>
+        </w:rPr>
+        <w:t>koz_allapot</w:t>
+      </w:r>
+      <w:proofErr w:type="spellEnd"/>
+      <w:r>
+        <w:t xml:space="preserve">: Az </w:t>
+      </w:r>
+      <w:proofErr w:type="spellStart"/>
+      <w:r>
+        <w:t>eszkozok</w:t>
+      </w:r>
+      <w:proofErr w:type="spellEnd"/>
+      <w:r>
+        <w:t xml:space="preserve"> állapotának megjelenítése: Új, Újszerű, Használt, Selejtezett.</w:t>
       </w:r>
     </w:p>
     <w:p>
@@ -1307,8 +5812,69 @@
           <w:numId w:val="4"/>
         </w:numPr>
       </w:pPr>
-      <w:r>
-        <w:t>kiadas (Kiadás): Minden alkalommal amikor legalább egy eszköz kiadásra kerül, a kiadás alapadatai tárolódnak (kiad_id, ki_vette_fel, ki_adta_ki, kiadas_datum)</w:t>
+      <w:proofErr w:type="spellStart"/>
+      <w:r>
+        <w:rPr>
+          <w:rStyle w:val="KdblokkChar"/>
+        </w:rPr>
+        <w:t>kiadas</w:t>
+      </w:r>
+      <w:proofErr w:type="spellEnd"/>
+      <w:r>
+        <w:t xml:space="preserve"> (Kiadás): Minden alkalommal amikor legalább egy eszköz kiadásra kerül, a kiadás alapadatai tárolódnak (</w:t>
+      </w:r>
+      <w:proofErr w:type="spellStart"/>
+      <w:r>
+        <w:rPr>
+          <w:rStyle w:val="KdblokkChar"/>
+        </w:rPr>
+        <w:t>kiad_id</w:t>
+      </w:r>
+      <w:proofErr w:type="spellEnd"/>
+      <w:r>
+        <w:rPr>
+          <w:rStyle w:val="KdblokkChar"/>
+        </w:rPr>
+        <w:t xml:space="preserve">, </w:t>
+      </w:r>
+      <w:proofErr w:type="spellStart"/>
+      <w:r>
+        <w:rPr>
+          <w:rStyle w:val="KdblokkChar"/>
+        </w:rPr>
+        <w:t>ki_vette_fel</w:t>
+      </w:r>
+      <w:proofErr w:type="spellEnd"/>
+      <w:r>
+        <w:rPr>
+          <w:rStyle w:val="KdblokkChar"/>
+        </w:rPr>
+        <w:t xml:space="preserve">, </w:t>
+      </w:r>
+      <w:proofErr w:type="spellStart"/>
+      <w:r>
+        <w:rPr>
+          <w:rStyle w:val="KdblokkChar"/>
+        </w:rPr>
+        <w:t>ki_adta_ki</w:t>
+      </w:r>
+      <w:proofErr w:type="spellEnd"/>
+      <w:r>
+        <w:rPr>
+          <w:rStyle w:val="KdblokkChar"/>
+        </w:rPr>
+        <w:t xml:space="preserve">, </w:t>
+      </w:r>
+      <w:proofErr w:type="spellStart"/>
+      <w:r>
+        <w:rPr>
+          <w:rStyle w:val="KdblokkChar"/>
+        </w:rPr>
+        <w:t>kiadas_datum</w:t>
+      </w:r>
+      <w:proofErr w:type="spellEnd"/>
+      <w:r>
+        <w:t>)</w:t>
       </w:r>
     </w:p>
     <w:p>
@@ -1319,52 +5885,495 @@
           <w:numId w:val="4"/>
         </w:numPr>
       </w:pPr>
-      <w:r>
-        <w:t>reszletek (Részletek): A kiadáshoz tartozó részletek megjelenítése annak érdekében, hogy ha egyszerre több eszközt adunk ki egy dolgozónak nem biztos, hogy azokat egyszerre vesszük vissza (reszletek_id, kiad_id, eszkoz_id, kiadas_allapot, kiadas_megjegyzes, ki_vette_vissza, visszavet_datum, visszavet_allapot, megjegyzes)</w:t>
-      </w:r>
+      <w:proofErr w:type="spellStart"/>
+      <w:r>
+        <w:rPr>
+          <w:rStyle w:val="KdblokkChar"/>
+        </w:rPr>
+        <w:t>reszletek</w:t>
+      </w:r>
+      <w:proofErr w:type="spellEnd"/>
+      <w:r>
+        <w:t xml:space="preserve"> (Részletek): A kiadáshoz tartozó részletek megjelenítése annak érdekében, hogy ha egyszerre több eszközt adunk ki egy dolgozónak nem biztos, hogy azokat egyszerre vesszük vissza (</w:t>
+      </w:r>
+      <w:proofErr w:type="spellStart"/>
+      <w:r>
+        <w:rPr>
+          <w:rStyle w:val="KdblokkChar"/>
+        </w:rPr>
+        <w:t>reszletek_id</w:t>
+      </w:r>
+      <w:proofErr w:type="spellEnd"/>
+      <w:r>
+        <w:rPr>
+          <w:rStyle w:val="KdblokkChar"/>
+        </w:rPr>
+        <w:t xml:space="preserve">, </w:t>
+      </w:r>
+      <w:proofErr w:type="spellStart"/>
+      <w:r>
+        <w:rPr>
+          <w:rStyle w:val="KdblokkChar"/>
+        </w:rPr>
+        <w:t>kiad_id</w:t>
+      </w:r>
+      <w:proofErr w:type="spellEnd"/>
+      <w:r>
+        <w:rPr>
+          <w:rStyle w:val="KdblokkChar"/>
+        </w:rPr>
+        <w:t xml:space="preserve">, </w:t>
+      </w:r>
+      <w:proofErr w:type="spellStart"/>
+      <w:r>
+        <w:rPr>
+          <w:rStyle w:val="KdblokkChar"/>
+        </w:rPr>
+        <w:t>eszkoz_id</w:t>
+      </w:r>
+      <w:proofErr w:type="spellEnd"/>
+      <w:r>
+        <w:rPr>
+          <w:rStyle w:val="KdblokkChar"/>
+        </w:rPr>
+        <w:t xml:space="preserve">, </w:t>
+      </w:r>
+      <w:proofErr w:type="spellStart"/>
+      <w:r>
+        <w:rPr>
+          <w:rStyle w:val="KdblokkChar"/>
+        </w:rPr>
+        <w:t>kiadas_allapot</w:t>
+      </w:r>
+      <w:proofErr w:type="spellEnd"/>
+      <w:r>
+        <w:rPr>
+          <w:rStyle w:val="KdblokkChar"/>
+        </w:rPr>
+        <w:t xml:space="preserve">, </w:t>
+      </w:r>
+      <w:proofErr w:type="spellStart"/>
+      <w:r>
+        <w:rPr>
+          <w:rStyle w:val="KdblokkChar"/>
+        </w:rPr>
+        <w:t>kiadas_megjegyzes</w:t>
+      </w:r>
+      <w:proofErr w:type="spellEnd"/>
+      <w:r>
+        <w:rPr>
+          <w:rStyle w:val="KdblokkChar"/>
+        </w:rPr>
+        <w:t xml:space="preserve">, </w:t>
+      </w:r>
+      <w:proofErr w:type="spellStart"/>
+      <w:r>
+        <w:rPr>
+          <w:rStyle w:val="KdblokkChar"/>
+        </w:rPr>
+        <w:t>ki_vette_vissza</w:t>
+      </w:r>
+      <w:proofErr w:type="spellEnd"/>
+      <w:r>
+        <w:rPr>
+          <w:rStyle w:val="KdblokkChar"/>
+        </w:rPr>
+        <w:t xml:space="preserve">, </w:t>
+      </w:r>
+      <w:proofErr w:type="spellStart"/>
+      <w:r>
+        <w:rPr>
+          <w:rStyle w:val="KdblokkChar"/>
+        </w:rPr>
+        <w:t>visszavet_datum</w:t>
+      </w:r>
+      <w:proofErr w:type="spellEnd"/>
+      <w:r>
+        <w:rPr>
+          <w:rStyle w:val="KdblokkChar"/>
+        </w:rPr>
+        <w:t xml:space="preserve">, </w:t>
+      </w:r>
+      <w:proofErr w:type="spellStart"/>
+      <w:r>
+        <w:rPr>
+          <w:rStyle w:val="KdblokkChar"/>
+        </w:rPr>
+        <w:t>visszavet_allapot</w:t>
+      </w:r>
+      <w:proofErr w:type="spellEnd"/>
+      <w:r>
+        <w:rPr>
+          <w:rStyle w:val="KdblokkChar"/>
+        </w:rPr>
+        <w:t xml:space="preserve">, </w:t>
+      </w:r>
+      <w:proofErr w:type="spellStart"/>
+      <w:r>
+        <w:rPr>
+          <w:rStyle w:val="KdblokkChar"/>
+        </w:rPr>
+        <w:t>megjegyzes</w:t>
+      </w:r>
+      <w:proofErr w:type="spellEnd"/>
+      <w:r>
+        <w:t>)</w:t>
+      </w:r>
+    </w:p>
+    <w:p>
+      <w:pPr>
+        <w:widowControl/>
+        <w:spacing w:after="160" w:line="259" w:lineRule="auto"/>
+        <w:contextualSpacing w:val="0"/>
+        <w:jc w:val="left"/>
+      </w:pPr>
     </w:p>
     <w:p>
       <w:pPr>
         <w:pStyle w:val="Cmsor2"/>
       </w:pPr>
-      <w:r>
-        <w:t>Egy kiválasztott rész kódba menő leírása</w:t>
-      </w:r>
-    </w:p>
-    <w:p>
-      <w:r>
-        <w:t>Ide jön az a kódrész, amit az utolsó konzin megbeszéltünk! Vagy az, amikor a legördülőben már nem lehet választani olyan állapotot a visszavétnél, ami jobb mint a kiadáskori, vagy pedig az admin kezdőoldal.</w:t>
-      </w:r>
+      <w:bookmarkStart w:id="19" w:name="_Toc240127875"/>
+      <w:r>
+        <w:lastRenderedPageBreak/>
+        <w:t xml:space="preserve">Egy kiválasztott </w:t>
+      </w:r>
+      <w:proofErr w:type="spellStart"/>
+      <w:r>
+        <w:t>kódrészet</w:t>
+      </w:r>
+      <w:proofErr w:type="spellEnd"/>
+      <w:r>
+        <w:t xml:space="preserve"> elemzése</w:t>
+      </w:r>
+      <w:bookmarkEnd w:id="19"/>
+    </w:p>
+    <w:p>
+      <w:r>
+        <w:t>A rendszer egyik fontos funkciója az eszközök visszavételének adminisztrációja, amely során a felhasználónak meg kell adnia az eszköz aktuális állapotát is. A fejlesztés során kiemelt szempont volt, hogy a visszavételi folyamat megfeleljen a valós, gyakorlati működésnek és kizárja a hibázási lehetőségeket, ezért az állapotválasztás szándékosan korlátozott</w:t>
+      </w:r>
+      <w:r>
+        <w:t>:</w:t>
+      </w:r>
+      <w:r>
+        <w:t xml:space="preserve"> a rendszer nem engedi, hogy az eszköz visszavételekor</w:t>
+      </w:r>
+      <w:r>
+        <w:t>,</w:t>
+      </w:r>
+      <w:r>
+        <w:t xml:space="preserve"> a felhasználó az eredetileg rögzített állapotnál jobb állapotot válasszon. Ennek oka, </w:t>
+      </w:r>
+      <w:r>
+        <w:t>hogy a valós munkafolyamatokban nem fordulhat elő olyan helyzet, amikor egy eszköz jobb állapotban kerül visszaadásra, mint amilyenben ki lett véve. A funkció célja, hogy megakadályozza a hibás vagy téves adminisztrációt és biztosítsa az eszközök állapotának következetes, valósághű nyilvántartását.</w:t>
+      </w:r>
+    </w:p>
+    <w:p>
+      <w:r>
+        <w:t>A</w:t>
+      </w:r>
+      <w:r>
+        <w:t xml:space="preserve"> megvalósítás során a rendszer a kiadáskori rögzített állapotkódot (</w:t>
+      </w:r>
+      <w:proofErr w:type="spellStart"/>
+      <w:r>
+        <w:rPr>
+          <w:rStyle w:val="KdblokkChar"/>
+        </w:rPr>
+        <w:t>kiadas</w:t>
+      </w:r>
+      <w:r>
+        <w:rPr>
+          <w:rStyle w:val="KdblokkChar"/>
+        </w:rPr>
+        <w:t>_</w:t>
+      </w:r>
+      <w:r>
+        <w:rPr>
+          <w:rStyle w:val="KdblokkChar"/>
+        </w:rPr>
+        <w:t>allapot</w:t>
+      </w:r>
+      <w:proofErr w:type="spellEnd"/>
+      <w:r>
+        <w:t>)</w:t>
+      </w:r>
+      <w:r>
+        <w:t xml:space="preserve"> </w:t>
+      </w:r>
+      <w:r>
+        <w:t xml:space="preserve">használja szűrési feltételként. </w:t>
+      </w:r>
+    </w:p>
+    <w:p>
+      <w:pPr>
+        <w:jc w:val="center"/>
+      </w:pPr>
+      <w:r>
+        <w:drawing>
+          <wp:inline distT="0" distB="0" distL="0" distR="0" wp14:anchorId="3E48B486" wp14:editId="4A365375">
+            <wp:extent cx="3040380" cy="1611352"/>
+            <wp:effectExtent l="0" t="0" r="7620" b="8255"/>
+            <wp:docPr id="712025711" name="Kép 1"/>
+            <wp:cNvGraphicFramePr>
+              <a:graphicFrameLocks xmlns:a="http://schemas.openxmlformats.org/drawingml/2006/main" noChangeAspect="1"/>
+            </wp:cNvGraphicFramePr>
+            <a:graphic xmlns:a="http://schemas.openxmlformats.org/drawingml/2006/main">
+              <a:graphicData uri="http://schemas.openxmlformats.org/drawingml/2006/picture">
+                <pic:pic xmlns:pic="http://schemas.openxmlformats.org/drawingml/2006/picture">
+                  <pic:nvPicPr>
+                    <pic:cNvPr id="712025711" name=""/>
+                    <pic:cNvPicPr/>
+                  </pic:nvPicPr>
+                  <pic:blipFill>
+                    <a:blip r:embed="rId7"/>
+                    <a:stretch>
+                      <a:fillRect/>
+                    </a:stretch>
+                  </pic:blipFill>
+                  <pic:spPr>
+                    <a:xfrm>
+                      <a:off x="0" y="0"/>
+                      <a:ext cx="3071550" cy="1627872"/>
+                    </a:xfrm>
+                    <a:prstGeom prst="rect">
+                      <a:avLst/>
+                    </a:prstGeom>
+                  </pic:spPr>
+                </pic:pic>
+              </a:graphicData>
+            </a:graphic>
+          </wp:inline>
+        </w:drawing>
+      </w:r>
+    </w:p>
+    <w:p/>
+    <w:p>
+      <w:r>
+        <w:t xml:space="preserve">A </w:t>
+      </w:r>
+      <w:r>
+        <w:t xml:space="preserve">visszavételi űrlap </w:t>
+      </w:r>
+      <w:r>
+        <w:t>összeállításakor</w:t>
+      </w:r>
+      <w:r>
+        <w:t xml:space="preserve"> </w:t>
+      </w:r>
+      <w:r>
+        <w:t>az állapotokat tartalmazó táblából (</w:t>
+      </w:r>
+      <w:proofErr w:type="spellStart"/>
+      <w:r>
+        <w:rPr>
+          <w:rStyle w:val="KdblokkChar"/>
+        </w:rPr>
+        <w:t>eszkoz_allapot</w:t>
+      </w:r>
+      <w:proofErr w:type="spellEnd"/>
+      <w:r>
+        <w:t>) csak</w:t>
+      </w:r>
+      <w:r>
+        <w:t xml:space="preserve"> </w:t>
+      </w:r>
+      <w:r>
+        <w:t>azok a rekordok kerülnek lekérdezésre, amelyek az eredeti áll</w:t>
+      </w:r>
+      <w:r>
+        <w:t>a</w:t>
+      </w:r>
+      <w:r>
+        <w:t xml:space="preserve">potnál azonos, vagy rosszabb kategóriát képviselnek. </w:t>
+      </w:r>
+    </w:p>
+    <w:p/>
+    <w:p>
+      <w:pPr>
+        <w:jc w:val="center"/>
+      </w:pPr>
+      <w:r>
+        <w:drawing>
+          <wp:inline distT="0" distB="0" distL="0" distR="0" wp14:anchorId="09F22C3C" wp14:editId="24B1B451">
+            <wp:extent cx="3665220" cy="1344560"/>
+            <wp:effectExtent l="0" t="0" r="0" b="8255"/>
+            <wp:docPr id="1081183945" name="Kép 1"/>
+            <wp:cNvGraphicFramePr>
+              <a:graphicFrameLocks xmlns:a="http://schemas.openxmlformats.org/drawingml/2006/main" noChangeAspect="1"/>
+            </wp:cNvGraphicFramePr>
+            <a:graphic xmlns:a="http://schemas.openxmlformats.org/drawingml/2006/main">
+              <a:graphicData uri="http://schemas.openxmlformats.org/drawingml/2006/picture">
+                <pic:pic xmlns:pic="http://schemas.openxmlformats.org/drawingml/2006/picture">
+                  <pic:nvPicPr>
+                    <pic:cNvPr id="1081183945" name=""/>
+                    <pic:cNvPicPr/>
+                  </pic:nvPicPr>
+                  <pic:blipFill>
+                    <a:blip r:embed="rId8"/>
+                    <a:stretch>
+                      <a:fillRect/>
+                    </a:stretch>
+                  </pic:blipFill>
+                  <pic:spPr>
+                    <a:xfrm>
+                      <a:off x="0" y="0"/>
+                      <a:ext cx="3727341" cy="1367348"/>
+                    </a:xfrm>
+                    <a:prstGeom prst="rect">
+                      <a:avLst/>
+                    </a:prstGeom>
+                  </pic:spPr>
+                </pic:pic>
+              </a:graphicData>
+            </a:graphic>
+          </wp:inline>
+        </w:drawing>
+      </w:r>
+    </w:p>
+    <w:p>
+      <w:pPr>
+        <w:jc w:val="center"/>
+      </w:pPr>
+    </w:p>
+    <w:p>
+      <w:r>
+        <w:t xml:space="preserve">Ezt az alábbi SQL feltétel biztosítja: </w:t>
+      </w:r>
+    </w:p>
+    <w:p/>
+    <w:p>
+      <w:pPr>
+        <w:jc w:val="center"/>
+        <w:rPr>
+          <w:noProof/>
+        </w:rPr>
+      </w:pPr>
+      <w:r>
+        <w:drawing>
+          <wp:inline distT="0" distB="0" distL="0" distR="0" wp14:anchorId="11F3608C" wp14:editId="197E184E">
+            <wp:extent cx="2926080" cy="211843"/>
+            <wp:effectExtent l="0" t="0" r="0" b="0"/>
+            <wp:docPr id="1179142638" name="Kép 1"/>
+            <wp:cNvGraphicFramePr>
+              <a:graphicFrameLocks xmlns:a="http://schemas.openxmlformats.org/drawingml/2006/main" noChangeAspect="1"/>
+            </wp:cNvGraphicFramePr>
+            <a:graphic xmlns:a="http://schemas.openxmlformats.org/drawingml/2006/main">
+              <a:graphicData uri="http://schemas.openxmlformats.org/drawingml/2006/picture">
+                <pic:pic xmlns:pic="http://schemas.openxmlformats.org/drawingml/2006/picture">
+                  <pic:nvPicPr>
+                    <pic:cNvPr id="1179142638" name=""/>
+                    <pic:cNvPicPr/>
+                  </pic:nvPicPr>
+                  <pic:blipFill>
+                    <a:blip r:embed="rId9"/>
+                    <a:stretch>
+                      <a:fillRect/>
+                    </a:stretch>
+                  </pic:blipFill>
+                  <pic:spPr>
+                    <a:xfrm>
+                      <a:off x="0" y="0"/>
+                      <a:ext cx="2988046" cy="216329"/>
+                    </a:xfrm>
+                    <a:prstGeom prst="rect">
+                      <a:avLst/>
+                    </a:prstGeom>
+                  </pic:spPr>
+                </pic:pic>
+              </a:graphicData>
+            </a:graphic>
+          </wp:inline>
+        </w:drawing>
+      </w:r>
+    </w:p>
+    <w:p>
+      <w:pPr>
+        <w:jc w:val="center"/>
+        <w:rPr>
+          <w:noProof/>
+        </w:rPr>
+      </w:pPr>
+    </w:p>
+    <w:p>
+      <w:r>
+        <w:t>A korlátozás az adatbázisban tárolt állapotkódok összehasonlításával történik, így a logika minden eszköztípusra egységesen alkalmazható.</w:t>
+      </w:r>
+    </w:p>
+    <w:p>
+      <w:pPr>
+        <w:widowControl/>
+        <w:spacing w:after="160" w:line="259" w:lineRule="auto"/>
+        <w:contextualSpacing w:val="0"/>
+        <w:jc w:val="left"/>
+      </w:pPr>
     </w:p>
     <w:p>
       <w:pPr>
         <w:pStyle w:val="Cmsor2"/>
       </w:pPr>
+      <w:bookmarkStart w:id="20" w:name="_Toc240127876"/>
       <w:r>
         <w:lastRenderedPageBreak/>
         <w:t>Tesztelési dokumentáció</w:t>
       </w:r>
-    </w:p>
-    <w:p>
-      <w:r>
-        <w:t>A melléklet szerint megcsinálni!</w:t>
-      </w:r>
-    </w:p>
+      <w:bookmarkEnd w:id="20"/>
+    </w:p>
+    <w:p>
+      <w:r>
+        <w:t>A tesztelés célja az volt, hogy a rendszer működését valós használati körülmények között ellenőrizzük és feltárjuk azokat a hibákat vagy hiányosságokat, amelyek a fejlesztés során előfordul</w:t>
+      </w:r>
+      <w:r>
+        <w:t>hattak. A tesztelés kiemelten fókuszált az adatbázis-műveletek helyességére, az AJAX-alapú kommunikáció stabilitására, valamint az eszközök kiadásának és visszavételének folyamatára.</w:t>
+      </w:r>
+    </w:p>
+    <w:p>
+      <w:r>
+        <w:t>A tesztelés módszere manuális funkcionális tesztelés volt, amely során a rendszer minden fő funkcióját több alkalommal, különböző bemeneti adatokkal próbáltuk ki. A tesztelés során ellenőriztük a felhasználói felület viselkedését, a szűrők működését, a jogosultsági logikát, valamint az adatbázisba történő mentések és módosítások helyességét. A hibák feltárása után minden javítást ismételt teszt követett, hogy megbizonyosodjunk a stabil működésről.</w:t>
+      </w:r>
+    </w:p>
+    <w:p/>
+    <w:p>
+      <w:r>
+        <w:t xml:space="preserve">A tesztelési környezet helyi fejlesztői környezet volt, </w:t>
+      </w:r>
+      <w:proofErr w:type="spellStart"/>
+      <w:r>
+        <w:t>WampServer</w:t>
+      </w:r>
+      <w:proofErr w:type="spellEnd"/>
+      <w:r>
+        <w:t xml:space="preserve"> használatával. A backend PHP és </w:t>
+      </w:r>
+      <w:proofErr w:type="spellStart"/>
+      <w:r>
+        <w:t>MySQL</w:t>
+      </w:r>
+      <w:proofErr w:type="spellEnd"/>
+      <w:r>
+        <w:t xml:space="preserve"> alapokon futott, a frontend pedig böngészőben került tesztelésre (Chrome, Edge, Firefox).  </w:t>
+      </w:r>
+    </w:p>
+    <w:p/>
+    <w:p/>
     <w:p>
       <w:pPr>
         <w:pStyle w:val="Cmsor1"/>
       </w:pPr>
+      <w:bookmarkStart w:id="21" w:name="_Toc240127877"/>
       <w:r>
         <w:t>Felhasználói dokumentáció</w:t>
       </w:r>
+      <w:bookmarkEnd w:id="21"/>
     </w:p>
     <w:p>
       <w:pPr>
         <w:pStyle w:val="Cmsor2"/>
       </w:pPr>
+      <w:bookmarkStart w:id="22" w:name="_Toc240127878"/>
       <w:r>
         <w:t>Rendszerkövetelmények</w:t>
       </w:r>
+      <w:bookmarkEnd w:id="22"/>
     </w:p>
     <w:p>
       <w:r>
@@ -1380,7 +6389,15 @@
         </w:numPr>
       </w:pPr>
       <w:r>
-        <w:t>Kliens oldal: Bármilyen modern webböngésző (Google Chrome, Mozilla Firefox, Microsoft Edge, Safari).</w:t>
+        <w:t xml:space="preserve">Kliens oldal: Bármilyen modern webböngésző (Google Chrome, Mozilla Firefox, Microsoft Edge, </w:t>
+      </w:r>
+      <w:proofErr w:type="spellStart"/>
+      <w:r>
+        <w:t>Safari</w:t>
+      </w:r>
+      <w:proofErr w:type="spellEnd"/>
+      <w:r>
+        <w:t>).</w:t>
       </w:r>
     </w:p>
     <w:p>
@@ -1392,17 +6409,40 @@
         </w:numPr>
       </w:pPr>
       <w:r>
-        <w:t>Szerver oldal (helyi futtatáshoz): WampServer / XAMPP futtatása (Apach webszerver és MYSQL adatbázis-szolgáltatás elindítása).</w:t>
-      </w:r>
-    </w:p>
-    <w:p/>
+        <w:t xml:space="preserve">Szerver oldal (helyi futtatáshoz): </w:t>
+      </w:r>
+      <w:r>
+        <w:t>PHP + M</w:t>
+      </w:r>
+      <w:proofErr w:type="spellStart"/>
+      <w:r>
+        <w:t>ySQL</w:t>
+      </w:r>
+      <w:proofErr w:type="spellEnd"/>
+      <w:r>
+        <w:t xml:space="preserve"> környezet szükséges, a fejlesztés során </w:t>
+      </w:r>
+      <w:proofErr w:type="spellStart"/>
+      <w:r>
+        <w:t>WampServer</w:t>
+      </w:r>
+      <w:proofErr w:type="spellEnd"/>
+      <w:r>
+        <w:t xml:space="preserve"> </w:t>
+      </w:r>
+      <w:r>
+        <w:t>biztosította ezt a környezetet.</w:t>
+      </w:r>
+    </w:p>
     <w:p>
       <w:pPr>
         <w:pStyle w:val="Cmsor2"/>
       </w:pPr>
+      <w:bookmarkStart w:id="23" w:name="_Toc240127879"/>
       <w:r>
         <w:t>Indítás és bejelentkezés</w:t>
       </w:r>
+      <w:bookmarkEnd w:id="23"/>
     </w:p>
     <w:p>
       <w:pPr>
@@ -1413,7 +6453,15 @@
         </w:numPr>
       </w:pPr>
       <w:r>
-        <w:t>Indítsd el a WampServer-t, győződj meg róla, hogy a tálcaikon zöld színű.</w:t>
+        <w:t xml:space="preserve">Indítsd el a </w:t>
+      </w:r>
+      <w:proofErr w:type="spellStart"/>
+      <w:r>
+        <w:t>WampServer</w:t>
+      </w:r>
+      <w:proofErr w:type="spellEnd"/>
+      <w:r>
+        <w:t>-t, győződj meg róla, hogy a tálcaikon zöld színű.</w:t>
       </w:r>
     </w:p>
     <w:p>
@@ -1480,12 +6528,12 @@
       <w:r>
         <w:t xml:space="preserve"> </w:t>
       </w:r>
-      <w:hyperlink r:id="rId7" w:history="1">
+      <w:hyperlink r:id="rId10" w:history="1">
         <w:r>
           <w:rPr>
             <w:rStyle w:val="Hiperhivatkozs"/>
           </w:rPr>
-          <w:t>http://localhost/privat/projektmunka/p_index.php</w:t>
+          <w:t>http://localhost/vizsgamunka/p_index.php</w:t>
         </w:r>
       </w:hyperlink>
       <w:r>
@@ -1506,7 +6554,13 @@
     </w:p>
     <w:p>
       <w:r>
-        <w:t>Teszt bejelentkezési adatok:</w:t>
+        <w:t>Teszt bejelentkezési adatok</w:t>
+      </w:r>
+      <w:r>
+        <w:t xml:space="preserve"> adminisztrátorként</w:t>
+      </w:r>
+      <w:r>
+        <w:t>:</w:t>
       </w:r>
     </w:p>
     <w:p>
@@ -1518,8 +6572,13 @@
         </w:numPr>
       </w:pPr>
       <w:r>
-        <w:t>Felhasználónév: admin</w:t>
-      </w:r>
+        <w:t xml:space="preserve">Felhasználónév: </w:t>
+      </w:r>
+      <w:proofErr w:type="spellStart"/>
+      <w:r>
+        <w:t>admin</w:t>
+      </w:r>
+      <w:proofErr w:type="spellEnd"/>
     </w:p>
     <w:p>
       <w:pPr>
@@ -1533,24 +6592,59 @@
         <w:t>Jelszó: admin1234</w:t>
       </w:r>
     </w:p>
+    <w:p/>
+    <w:p>
+      <w:r>
+        <w:t>Operátorként:</w:t>
+      </w:r>
+    </w:p>
+    <w:p>
+      <w:pPr>
+        <w:pStyle w:val="Listaszerbekezds"/>
+        <w:numPr>
+          <w:ilvl w:val="0"/>
+          <w:numId w:val="3"/>
+        </w:numPr>
+      </w:pPr>
+      <w:r>
+        <w:t>Felhasználónév: operator</w:t>
+      </w:r>
+    </w:p>
+    <w:p>
+      <w:pPr>
+        <w:pStyle w:val="Listaszerbekezds"/>
+        <w:numPr>
+          <w:ilvl w:val="0"/>
+          <w:numId w:val="3"/>
+        </w:numPr>
+      </w:pPr>
+      <w:r>
+        <w:t>Jelszó: operator1234</w:t>
+      </w:r>
+    </w:p>
     <w:p>
       <w:pPr>
         <w:pStyle w:val="Cmsor2"/>
       </w:pPr>
-      <w:r>
+      <w:bookmarkStart w:id="24" w:name="_Toc240127880"/>
+      <w:r>
+        <w:lastRenderedPageBreak/>
         <w:t>Kép</w:t>
       </w:r>
       <w:r>
         <w:t>ernyőképes útmutató</w:t>
       </w:r>
+      <w:bookmarkEnd w:id="24"/>
     </w:p>
     <w:p>
       <w:pPr>
         <w:pStyle w:val="Cmsor3"/>
       </w:pPr>
+      <w:bookmarkStart w:id="25" w:name="_Toc240127881"/>
       <w:r>
         <w:t>Bejelentkezési képernyő</w:t>
       </w:r>
+      <w:bookmarkEnd w:id="25"/>
     </w:p>
     <w:p>
       <w:r>
@@ -1565,6 +6659,9 @@
         <w:jc w:val="center"/>
       </w:pPr>
       <w:r>
+        <w:rPr>
+          <w:noProof/>
+        </w:rPr>
         <w:drawing>
           <wp:inline distT="0" distB="0" distL="0" distR="0" wp14:anchorId="64A2208C" wp14:editId="6499AE66">
             <wp:extent cx="3863340" cy="2665841"/>
@@ -1581,7 +6678,7 @@
                     <pic:cNvPicPr/>
                   </pic:nvPicPr>
                   <pic:blipFill>
-                    <a:blip r:embed="rId8"/>
+                    <a:blip r:embed="rId11"/>
                     <a:stretch>
                       <a:fillRect/>
                     </a:stretch>
@@ -1604,7 +6701,6 @@
     </w:p>
     <w:p>
       <w:r>
-        <w:lastRenderedPageBreak/>
         <w:t>A felhasználó ezen a felületen tudja megadni az azonosítóját és a jelszavát a rendszerelemek eléréséhez.</w:t>
       </w:r>
     </w:p>
@@ -1612,19 +6708,11 @@
       <w:pPr>
         <w:pStyle w:val="Cmsor3"/>
       </w:pPr>
-      <w:commentRangeStart w:id="0"/>
+      <w:bookmarkStart w:id="26" w:name="_Toc240127882"/>
       <w:r>
         <w:t>Főoldal</w:t>
       </w:r>
-      <w:commentRangeEnd w:id="0"/>
-      <w:r>
-        <w:rPr>
-          <w:rStyle w:val="Jegyzethivatkozs"/>
-          <w:sz w:val="26"/>
-          <w:szCs w:val="28"/>
-        </w:rPr>
-        <w:commentReference w:id="0"/>
-      </w:r>
+      <w:bookmarkEnd w:id="26"/>
     </w:p>
     <w:p>
       <w:pPr>
@@ -1632,10 +6720,10 @@
       </w:pPr>
       <w:r>
         <w:drawing>
-          <wp:inline distT="0" distB="0" distL="0" distR="0" wp14:anchorId="17DD3E0B" wp14:editId="262E80AD">
-            <wp:extent cx="5760720" cy="2938145"/>
+          <wp:inline distT="0" distB="0" distL="0" distR="0" wp14:anchorId="32FBBB4E" wp14:editId="7588A863">
+            <wp:extent cx="5760720" cy="2800350"/>
             <wp:effectExtent l="0" t="0" r="0" b="0"/>
-            <wp:docPr id="802258944" name="Kép 1"/>
+            <wp:docPr id="1861518854" name="Kép 1"/>
             <wp:cNvGraphicFramePr>
               <a:graphicFrameLocks xmlns:a="http://schemas.openxmlformats.org/drawingml/2006/main" noChangeAspect="1"/>
             </wp:cNvGraphicFramePr>
@@ -1643,11 +6731,11 @@
               <a:graphicData uri="http://schemas.openxmlformats.org/drawingml/2006/picture">
                 <pic:pic xmlns:pic="http://schemas.openxmlformats.org/drawingml/2006/picture">
                   <pic:nvPicPr>
-                    <pic:cNvPr id="802258944" name=""/>
+                    <pic:cNvPr id="1861518854" name=""/>
                     <pic:cNvPicPr/>
                   </pic:nvPicPr>
                   <pic:blipFill>
-                    <a:blip r:embed="rId13"/>
+                    <a:blip r:embed="rId12"/>
                     <a:stretch>
                       <a:fillRect/>
                     </a:stretch>
@@ -1655,7 +6743,7 @@
                   <pic:spPr>
                     <a:xfrm>
                       <a:off x="0" y="0"/>
-                      <a:ext cx="5760720" cy="2938145"/>
+                      <a:ext cx="5760720" cy="2800350"/>
                     </a:xfrm>
                     <a:prstGeom prst="rect">
                       <a:avLst/>
@@ -1695,23 +6783,7 @@
     </w:p>
     <w:p>
       <w:r>
-        <w:t xml:space="preserve">Operatorként belépve az Összes eszközmozgás táblázat jelenik meg, ahol látszanak a kiadott, a visszavett és a még nem visszavett eszközök adatai </w:t>
-      </w:r>
-      <w:commentRangeStart w:id="1"/>
-      <w:r>
-        <w:t>is</w:t>
-      </w:r>
-      <w:commentRangeEnd w:id="1"/>
-      <w:r>
-        <w:rPr>
-          <w:rStyle w:val="Jegyzethivatkozs"/>
-          <w:sz w:val="22"/>
-          <w:szCs w:val="22"/>
-        </w:rPr>
-        <w:commentReference w:id="1"/>
-      </w:r>
-      <w:r>
-        <w:t>.</w:t>
+        <w:t>Operatorként belépve az Összes eszközmozgás táblázat jelenik meg, ahol látszanak a kiadott, a visszavett és a még nem visszavett eszközök adatai is.</w:t>
       </w:r>
     </w:p>
     <w:p>
@@ -1719,6 +6791,10 @@
         <w:jc w:val="center"/>
       </w:pPr>
       <w:r>
+        <w:rPr>
+          <w:noProof/>
+        </w:rPr>
+        <w:lastRenderedPageBreak/>
         <w:drawing>
           <wp:inline distT="0" distB="0" distL="0" distR="0" wp14:anchorId="2CDC7C94" wp14:editId="19126832">
             <wp:extent cx="5760720" cy="2887980"/>
@@ -1735,7 +6811,7 @@
                     <pic:cNvPicPr/>
                   </pic:nvPicPr>
                   <pic:blipFill>
-                    <a:blip r:embed="rId14"/>
+                    <a:blip r:embed="rId13"/>
                     <a:stretch>
                       <a:fillRect/>
                     </a:stretch>
@@ -1761,34 +6837,22 @@
       <w:pPr>
         <w:pStyle w:val="Cmsor3"/>
       </w:pPr>
-      <w:commentRangeStart w:id="2"/>
-      <w:r>
-        <w:lastRenderedPageBreak/>
+      <w:bookmarkStart w:id="27" w:name="_Toc240127883"/>
+      <w:r>
         <w:t>Dolgozók</w:t>
       </w:r>
-      <w:commentRangeEnd w:id="2"/>
-      <w:r>
-        <w:rPr>
-          <w:rStyle w:val="Jegyzethivatkozs"/>
-          <w:sz w:val="26"/>
-          <w:szCs w:val="28"/>
-        </w:rPr>
-        <w:commentReference w:id="2"/>
-      </w:r>
+      <w:bookmarkEnd w:id="27"/>
     </w:p>
     <w:p>
       <w:pPr>
         <w:jc w:val="center"/>
       </w:pPr>
       <w:r>
-        <w:rPr>
-          <w:noProof/>
-        </w:rPr>
         <w:drawing>
-          <wp:inline distT="0" distB="0" distL="0" distR="0" wp14:anchorId="485CAB29" wp14:editId="68D08277">
-            <wp:extent cx="5760720" cy="2809240"/>
+          <wp:inline distT="0" distB="0" distL="0" distR="0" wp14:anchorId="688B4F54" wp14:editId="3A0216C2">
+            <wp:extent cx="5760720" cy="2765425"/>
             <wp:effectExtent l="0" t="0" r="0" b="0"/>
-            <wp:docPr id="71228679" name="Kép 1"/>
+            <wp:docPr id="1569561082" name="Kép 1"/>
             <wp:cNvGraphicFramePr>
               <a:graphicFrameLocks xmlns:a="http://schemas.openxmlformats.org/drawingml/2006/main" noChangeAspect="1"/>
             </wp:cNvGraphicFramePr>
@@ -1796,7 +6860,69 @@
               <a:graphicData uri="http://schemas.openxmlformats.org/drawingml/2006/picture">
                 <pic:pic xmlns:pic="http://schemas.openxmlformats.org/drawingml/2006/picture">
                   <pic:nvPicPr>
-                    <pic:cNvPr id="71228679" name=""/>
+                    <pic:cNvPr id="1569561082" name=""/>
+                    <pic:cNvPicPr/>
+                  </pic:nvPicPr>
+                  <pic:blipFill>
+                    <a:blip r:embed="rId14"/>
+                    <a:stretch>
+                      <a:fillRect/>
+                    </a:stretch>
+                  </pic:blipFill>
+                  <pic:spPr>
+                    <a:xfrm>
+                      <a:off x="0" y="0"/>
+                      <a:ext cx="5760720" cy="2765425"/>
+                    </a:xfrm>
+                    <a:prstGeom prst="rect">
+                      <a:avLst/>
+                    </a:prstGeom>
+                  </pic:spPr>
+                </pic:pic>
+              </a:graphicData>
+            </a:graphic>
+          </wp:inline>
+        </w:drawing>
+      </w:r>
+    </w:p>
+    <w:p/>
+    <w:p>
+      <w:r>
+        <w:t>A dolgozók menüt megnyitva a szervezet munkavállalóinak adatait lát</w:t>
+      </w:r>
+      <w:r>
+        <w:t xml:space="preserve">hatók. Az aktív dolgozók menüpontban látható, hogy mely dolgozók léptek ki és kik tagjai még a vállalatnak. A </w:t>
+      </w:r>
+      <w:proofErr w:type="spellStart"/>
+      <w:r>
+        <w:t>checkbox</w:t>
+      </w:r>
+      <w:proofErr w:type="spellEnd"/>
+      <w:r>
+        <w:t xml:space="preserve"> pipálásával a már kilépett dolgozók elrejthetőek.</w:t>
+      </w:r>
+    </w:p>
+    <w:p>
+      <w:r>
+        <w:t>Az alkalmazás minden táblázatának tetején szűrőmezők találhatóak a keresett adatok gyorsabb megtalálása érdekében. A szűrőmezők párhuzamosan használva is működnek, az oszlopfejlécekre kattintva pedig az adott oszlop szerint rendezhetőek csökkenő vagy növekvő sorba az adatok.</w:t>
+      </w:r>
+    </w:p>
+    <w:p>
+      <w:r>
+        <w:lastRenderedPageBreak/>
+        <w:drawing>
+          <wp:inline distT="0" distB="0" distL="0" distR="0" wp14:anchorId="763B6069" wp14:editId="7F7EA335">
+            <wp:extent cx="5760720" cy="1577340"/>
+            <wp:effectExtent l="0" t="0" r="0" b="3810"/>
+            <wp:docPr id="1937276875" name="Kép 1"/>
+            <wp:cNvGraphicFramePr>
+              <a:graphicFrameLocks xmlns:a="http://schemas.openxmlformats.org/drawingml/2006/main" noChangeAspect="1"/>
+            </wp:cNvGraphicFramePr>
+            <a:graphic xmlns:a="http://schemas.openxmlformats.org/drawingml/2006/main">
+              <a:graphicData uri="http://schemas.openxmlformats.org/drawingml/2006/picture">
+                <pic:pic xmlns:pic="http://schemas.openxmlformats.org/drawingml/2006/picture">
+                  <pic:nvPicPr>
+                    <pic:cNvPr id="1937276875" name=""/>
                     <pic:cNvPicPr/>
                   </pic:nvPicPr>
                   <pic:blipFill>
@@ -1808,7 +6934,7 @@
                   <pic:spPr>
                     <a:xfrm>
                       <a:off x="0" y="0"/>
-                      <a:ext cx="5760720" cy="2809240"/>
+                      <a:ext cx="5760720" cy="1577340"/>
                     </a:xfrm>
                     <a:prstGeom prst="rect">
                       <a:avLst/>
@@ -1822,34 +6948,23 @@
       </w:r>
     </w:p>
     <w:p>
-      <w:r>
-        <w:t>A dolgozók menüt megnyitva a szervezet munkavállalóinak adatait lát</w:t>
-      </w:r>
-      <w:r>
-        <w:t>hatók. Az aktív dolgozók menüpontban látható, hogy mely dolgozók léptek ki és kik tagjai még a vállalatnak. A checkbox pipálásával a már kilépett dolgozók elrejthetőek.</w:t>
-      </w:r>
-    </w:p>
-    <w:p>
-      <w:r>
-        <w:t>Az alkalmazás minden táblázatának tetején szűrőmezők találhatóak a keresett adatok gyorsabb megtalálása érdekében. A szűrőmezők párhuzamosan használva is működnek, az oszlopfejlécekre kattintva pedig az adott oszlop szerint rendezhetőek csökkenő vagy növekvő sorba az adatok.</w:t>
-      </w:r>
-    </w:p>
-    <w:p>
       <w:pPr>
         <w:pStyle w:val="Cmsor3"/>
       </w:pPr>
-      <w:commentRangeStart w:id="3"/>
+      <w:bookmarkStart w:id="28" w:name="_Toc240127884"/>
       <w:r>
         <w:t>Felhasználók</w:t>
       </w:r>
-      <w:commentRangeEnd w:id="3"/>
-      <w:r>
-        <w:rPr>
-          <w:rStyle w:val="Jegyzethivatkozs"/>
-          <w:sz w:val="26"/>
-          <w:szCs w:val="28"/>
-        </w:rPr>
-        <w:commentReference w:id="3"/>
+      <w:bookmarkEnd w:id="28"/>
+    </w:p>
+    <w:p>
+      <w:r>
+        <w:t>A felhasználók menüben a szervezet azon dolgozói láthatók, akik rendelkeznek a belépéshez szükséges hozzáférési adatokkal. Adminisztrátorként felvihetünk új dolgozót, vagy pedig a kiválasztott soron dupla kattintással módosíthatjuk egy adott felhasználó adatait.</w:t>
+      </w:r>
+    </w:p>
+    <w:p>
+      <w:r>
+        <w:t>Új felhasználó létrehozása esetén csak olyan dolgozók választhatók, akik még nem felhasználók és nem léptek ki. A program figyelmeztet mentéskor, hogy ha nincs kitöltve minden mező vagy nem egyeznek a megadott jelszavak.</w:t>
       </w:r>
     </w:p>
     <w:p>
@@ -1857,14 +6972,11 @@
         <w:jc w:val="center"/>
       </w:pPr>
       <w:r>
-        <w:rPr>
-          <w:noProof/>
-        </w:rPr>
         <w:drawing>
-          <wp:inline distT="0" distB="0" distL="0" distR="0" wp14:anchorId="167CDF7E" wp14:editId="1973EA45">
-            <wp:extent cx="5760720" cy="2758440"/>
-            <wp:effectExtent l="0" t="0" r="0" b="3810"/>
-            <wp:docPr id="1110347701" name="Kép 1"/>
+          <wp:inline distT="0" distB="0" distL="0" distR="0" wp14:anchorId="6E56A341" wp14:editId="45675A4A">
+            <wp:extent cx="5760720" cy="1473835"/>
+            <wp:effectExtent l="0" t="0" r="0" b="0"/>
+            <wp:docPr id="2029781182" name="Kép 1"/>
             <wp:cNvGraphicFramePr>
               <a:graphicFrameLocks xmlns:a="http://schemas.openxmlformats.org/drawingml/2006/main" noChangeAspect="1"/>
             </wp:cNvGraphicFramePr>
@@ -1872,7 +6984,7 @@
               <a:graphicData uri="http://schemas.openxmlformats.org/drawingml/2006/picture">
                 <pic:pic xmlns:pic="http://schemas.openxmlformats.org/drawingml/2006/picture">
                   <pic:nvPicPr>
-                    <pic:cNvPr id="1110347701" name=""/>
+                    <pic:cNvPr id="2029781182" name=""/>
                     <pic:cNvPicPr/>
                   </pic:nvPicPr>
                   <pic:blipFill>
@@ -1884,7 +6996,7 @@
                   <pic:spPr>
                     <a:xfrm>
                       <a:off x="0" y="0"/>
-                      <a:ext cx="5760720" cy="2758440"/>
+                      <a:ext cx="5760720" cy="1473835"/>
                     </a:xfrm>
                     <a:prstGeom prst="rect">
                       <a:avLst/>
@@ -1899,33 +7011,30 @@
     </w:p>
     <w:p>
       <w:r>
-        <w:t>A felhasználók menüben a szervezet azon dolgozói láthatók, akik rendelkeznek a belépéshez szükséges hozzáférési adatokkal. Adminisztrátorként felvihetünk új dolgozót, vagy pedig a kiválasztott soron dupla kattintással módosíthatjuk egy adott felhasználó adatait.</w:t>
-      </w:r>
-    </w:p>
-    <w:p>
-      <w:r>
-        <w:t>Új felhasználó létrehozása esetén csak olyan dolgozók választhatók, akik még nem felhasználók és nem léptek ki.</w:t>
-      </w:r>
-      <w:r>
-        <w:t xml:space="preserve"> A program figyelmeztet mentéskor, hogy ha nincs kitöltve minden mező vagy </w:t>
-      </w:r>
-      <w:r>
-        <w:lastRenderedPageBreak/>
-        <w:t>nem egyeznek a megadott jelszavak.</w:t>
-      </w:r>
-    </w:p>
-    <w:p>
-      <w:r>
-        <w:t>A felhasználó módosításakor megváltoztatható a felhasználónév, a jogkör és a jelszó is illetve, a checkbox bejelölésével állíthatjuk be a felhasználó törlését.</w:t>
+        <w:t>A felhasználó módosításakor megváltoztatható a felhasználónév, a jogkör és a jelszó</w:t>
+      </w:r>
+      <w:r>
+        <w:t>,</w:t>
+      </w:r>
+      <w:r>
+        <w:t xml:space="preserve"> illetve, a </w:t>
+      </w:r>
+      <w:proofErr w:type="spellStart"/>
+      <w:r>
+        <w:t>checkbox</w:t>
+      </w:r>
+      <w:proofErr w:type="spellEnd"/>
+      <w:r>
+        <w:t xml:space="preserve"> bejelölésével állíthatjuk be a felhasználó törlését.</w:t>
       </w:r>
     </w:p>
     <w:p>
       <w:r>
         <w:drawing>
-          <wp:inline distT="0" distB="0" distL="0" distR="0" wp14:anchorId="0146BCC3" wp14:editId="0C06AEAE">
-            <wp:extent cx="5760720" cy="2943860"/>
-            <wp:effectExtent l="0" t="0" r="0" b="8890"/>
-            <wp:docPr id="1153610316" name="Kép 1"/>
+          <wp:inline distT="0" distB="0" distL="0" distR="0" wp14:anchorId="550BA772" wp14:editId="24F46D8F">
+            <wp:extent cx="5760720" cy="1780540"/>
+            <wp:effectExtent l="0" t="0" r="0" b="0"/>
+            <wp:docPr id="903060576" name="Kép 1"/>
             <wp:cNvGraphicFramePr>
               <a:graphicFrameLocks xmlns:a="http://schemas.openxmlformats.org/drawingml/2006/main" noChangeAspect="1"/>
             </wp:cNvGraphicFramePr>
@@ -1933,7 +7042,7 @@
               <a:graphicData uri="http://schemas.openxmlformats.org/drawingml/2006/picture">
                 <pic:pic xmlns:pic="http://schemas.openxmlformats.org/drawingml/2006/picture">
                   <pic:nvPicPr>
-                    <pic:cNvPr id="1153610316" name=""/>
+                    <pic:cNvPr id="903060576" name=""/>
                     <pic:cNvPicPr/>
                   </pic:nvPicPr>
                   <pic:blipFill>
@@ -1945,7 +7054,7 @@
                   <pic:spPr>
                     <a:xfrm>
                       <a:off x="0" y="0"/>
-                      <a:ext cx="5760720" cy="2943860"/>
+                      <a:ext cx="5760720" cy="1780540"/>
                     </a:xfrm>
                     <a:prstGeom prst="rect">
                       <a:avLst/>
@@ -1958,17 +7067,110 @@
         </w:drawing>
       </w:r>
     </w:p>
+    <w:p/>
     <w:p>
       <w:pPr>
         <w:pStyle w:val="Cmsor3"/>
       </w:pPr>
+      <w:bookmarkStart w:id="29" w:name="_Toc240127885"/>
       <w:r>
         <w:t>Eszközök</w:t>
       </w:r>
-    </w:p>
-    <w:p>
-      <w:r>
-        <w:t>Ezen menüpont alatt láthatóak az eszközök adatai. A selejtezett eszközöket elrejthetjük a gombra kattintva. Új eszköz létrehozásánál a legörülő menü könnyítik meg a dolgunkat a felesleges gépelések minimalizálása érdekében.</w:t>
+      <w:bookmarkEnd w:id="29"/>
+    </w:p>
+    <w:p>
+      <w:r>
+        <w:t>Ezen menüpont alatt láthatóak az eszközök adatai. A selejtezett eszközöket elrejthetjük a gombra kattintva.</w:t>
+      </w:r>
+    </w:p>
+    <w:p>
+      <w:r>
+        <w:lastRenderedPageBreak/>
+        <w:drawing>
+          <wp:inline distT="0" distB="0" distL="0" distR="0" wp14:anchorId="6775A497" wp14:editId="29AACD57">
+            <wp:extent cx="5760720" cy="2765425"/>
+            <wp:effectExtent l="0" t="0" r="0" b="0"/>
+            <wp:docPr id="1277455748" name="Kép 1"/>
+            <wp:cNvGraphicFramePr>
+              <a:graphicFrameLocks xmlns:a="http://schemas.openxmlformats.org/drawingml/2006/main" noChangeAspect="1"/>
+            </wp:cNvGraphicFramePr>
+            <a:graphic xmlns:a="http://schemas.openxmlformats.org/drawingml/2006/main">
+              <a:graphicData uri="http://schemas.openxmlformats.org/drawingml/2006/picture">
+                <pic:pic xmlns:pic="http://schemas.openxmlformats.org/drawingml/2006/picture">
+                  <pic:nvPicPr>
+                    <pic:cNvPr id="1277455748" name=""/>
+                    <pic:cNvPicPr/>
+                  </pic:nvPicPr>
+                  <pic:blipFill>
+                    <a:blip r:embed="rId18"/>
+                    <a:stretch>
+                      <a:fillRect/>
+                    </a:stretch>
+                  </pic:blipFill>
+                  <pic:spPr>
+                    <a:xfrm>
+                      <a:off x="0" y="0"/>
+                      <a:ext cx="5760720" cy="2765425"/>
+                    </a:xfrm>
+                    <a:prstGeom prst="rect">
+                      <a:avLst/>
+                    </a:prstGeom>
+                  </pic:spPr>
+                </pic:pic>
+              </a:graphicData>
+            </a:graphic>
+          </wp:inline>
+        </w:drawing>
+      </w:r>
+    </w:p>
+    <w:p>
+      <w:r>
+        <w:drawing>
+          <wp:inline distT="0" distB="0" distL="0" distR="0" wp14:anchorId="13F5E6A8" wp14:editId="1078A479">
+            <wp:extent cx="5760720" cy="1945005"/>
+            <wp:effectExtent l="0" t="0" r="0" b="0"/>
+            <wp:docPr id="1375581695" name="Kép 1"/>
+            <wp:cNvGraphicFramePr>
+              <a:graphicFrameLocks xmlns:a="http://schemas.openxmlformats.org/drawingml/2006/main" noChangeAspect="1"/>
+            </wp:cNvGraphicFramePr>
+            <a:graphic xmlns:a="http://schemas.openxmlformats.org/drawingml/2006/main">
+              <a:graphicData uri="http://schemas.openxmlformats.org/drawingml/2006/picture">
+                <pic:pic xmlns:pic="http://schemas.openxmlformats.org/drawingml/2006/picture">
+                  <pic:nvPicPr>
+                    <pic:cNvPr id="1375581695" name=""/>
+                    <pic:cNvPicPr/>
+                  </pic:nvPicPr>
+                  <pic:blipFill>
+                    <a:blip r:embed="rId19"/>
+                    <a:stretch>
+                      <a:fillRect/>
+                    </a:stretch>
+                  </pic:blipFill>
+                  <pic:spPr>
+                    <a:xfrm>
+                      <a:off x="0" y="0"/>
+                      <a:ext cx="5760720" cy="1945005"/>
+                    </a:xfrm>
+                    <a:prstGeom prst="rect">
+                      <a:avLst/>
+                    </a:prstGeom>
+                  </pic:spPr>
+                </pic:pic>
+              </a:graphicData>
+            </a:graphic>
+          </wp:inline>
+        </w:drawing>
+      </w:r>
+    </w:p>
+    <w:p>
+      <w:r>
+        <w:t>Új eszköz létrehozásánál a legörülő menü</w:t>
+      </w:r>
+      <w:r>
+        <w:t>k</w:t>
+      </w:r>
+      <w:r>
+        <w:t xml:space="preserve"> könnyítik meg a dolgunkat a felesleges gépelések minimalizálása érdekében.</w:t>
       </w:r>
     </w:p>
     <w:p>
@@ -1976,6 +7178,9 @@
         <w:jc w:val="center"/>
       </w:pPr>
       <w:r>
+        <w:rPr>
+          <w:noProof/>
+        </w:rPr>
         <w:drawing>
           <wp:inline distT="0" distB="0" distL="0" distR="0" wp14:anchorId="417DA434" wp14:editId="355E9694">
             <wp:extent cx="5760720" cy="2947035"/>
@@ -1992,7 +7197,7 @@
                     <pic:cNvPicPr/>
                   </pic:nvPicPr>
                   <pic:blipFill>
-                    <a:blip r:embed="rId18"/>
+                    <a:blip r:embed="rId20"/>
                     <a:stretch>
                       <a:fillRect/>
                     </a:stretch>
@@ -2031,9 +7236,11 @@
       <w:pPr>
         <w:pStyle w:val="Cmsor3"/>
       </w:pPr>
+      <w:bookmarkStart w:id="30" w:name="_Toc240127886"/>
       <w:r>
         <w:t>Eszköz kiadás</w:t>
       </w:r>
+      <w:bookmarkEnd w:id="30"/>
     </w:p>
     <w:p>
       <w:r>
@@ -2043,35 +7250,16 @@
         <w:t>táblázatban a kiadott, de még nem visszavett eszközök láthatóak, itt tö</w:t>
       </w:r>
       <w:r>
-        <w:t xml:space="preserve">rténik az eszközök tényleges mozgatása. A kiadást és a visszavételt is innen tudjuk indítani, a visszavételi folyamatot befejezve az adott kiadás eltűnik a listából, ezzel átláthatóvá téve a kiadott, de még nem visszavett </w:t>
-      </w:r>
-      <w:commentRangeStart w:id="4"/>
-      <w:r>
-        <w:t>eszközöket</w:t>
-      </w:r>
-      <w:commentRangeEnd w:id="4"/>
-      <w:r>
-        <w:rPr>
-          <w:rStyle w:val="Jegyzethivatkozs"/>
-          <w:sz w:val="22"/>
-          <w:szCs w:val="22"/>
-        </w:rPr>
-        <w:commentReference w:id="4"/>
-      </w:r>
-      <w:r>
-        <w:t>.</w:t>
-      </w:r>
-    </w:p>
-    <w:p>
-      <w:r>
-        <w:rPr>
-          <w:noProof/>
-        </w:rPr>
+        <w:t>rténik az eszközök tényleges mozgatása. A kiadást és a visszavételt is innen tudjuk indítani, a visszavételi folyamatot befejezve az adott kiadás eltűnik a listából, ezzel átláthatóvá téve a kiadott, de még nem visszavett eszközöket.</w:t>
+      </w:r>
+    </w:p>
+    <w:p>
+      <w:r>
         <w:drawing>
-          <wp:inline distT="0" distB="0" distL="0" distR="0" wp14:anchorId="508FBC00" wp14:editId="6C48DA21">
-            <wp:extent cx="5760720" cy="2770505"/>
-            <wp:effectExtent l="0" t="0" r="0" b="0"/>
-            <wp:docPr id="1141396145" name="Kép 1"/>
+          <wp:inline distT="0" distB="0" distL="0" distR="0" wp14:anchorId="611E58D4" wp14:editId="0BF380A0">
+            <wp:extent cx="5760720" cy="1407160"/>
+            <wp:effectExtent l="0" t="0" r="0" b="2540"/>
+            <wp:docPr id="116389752" name="Kép 1"/>
             <wp:cNvGraphicFramePr>
               <a:graphicFrameLocks xmlns:a="http://schemas.openxmlformats.org/drawingml/2006/main" noChangeAspect="1"/>
             </wp:cNvGraphicFramePr>
@@ -2079,136 +7267,7 @@
               <a:graphicData uri="http://schemas.openxmlformats.org/drawingml/2006/picture">
                 <pic:pic xmlns:pic="http://schemas.openxmlformats.org/drawingml/2006/picture">
                   <pic:nvPicPr>
-                    <pic:cNvPr id="1141396145" name=""/>
-                    <pic:cNvPicPr/>
-                  </pic:nvPicPr>
-                  <pic:blipFill>
-                    <a:blip r:embed="rId19"/>
-                    <a:stretch>
-                      <a:fillRect/>
-                    </a:stretch>
-                  </pic:blipFill>
-                  <pic:spPr>
-                    <a:xfrm>
-                      <a:off x="0" y="0"/>
-                      <a:ext cx="5760720" cy="2770505"/>
-                    </a:xfrm>
-                    <a:prstGeom prst="rect">
-                      <a:avLst/>
-                    </a:prstGeom>
-                  </pic:spPr>
-                </pic:pic>
-              </a:graphicData>
-            </a:graphic>
-          </wp:inline>
-        </w:drawing>
-      </w:r>
-    </w:p>
-    <w:p>
-      <w:r>
-        <w:t>Új kiadás esetén a legördülő menükben tudjuk kiválasztani</w:t>
-      </w:r>
-      <w:r>
-        <w:t xml:space="preserve"> azt a dolgozót, </w:t>
-      </w:r>
-      <w:r>
-        <w:t>aki az eszközt át fogja venni tőlünk. Az eszköz típus kiválasztásával szűkíthetjük a megjelenő eszközök listáját, majd az azonosító kiválasztásával tudjuk a konkrét eszközt kijelölni. Ekkor az</w:t>
-      </w:r>
-      <w:r>
-        <w:rPr>
-          <w:i/>
-          <w:iCs/>
-        </w:rPr>
-        <w:t xml:space="preserve"> Eszköz hozzáadása</w:t>
-      </w:r>
-      <w:r>
-        <w:t xml:space="preserve"> gombra kattintva a kiválasztott tétel átkerül a kiadásra előkészített eszközök listájába.</w:t>
-      </w:r>
-      <w:r>
-        <w:t xml:space="preserve"> Ezután a kiválasztott dolgozó neve megmarad, és a legördülő listából újabb eszközöket készíthetünk elő kiadásra. A </w:t>
-      </w:r>
-      <w:r>
-        <w:rPr>
-          <w:i/>
-          <w:iCs/>
-        </w:rPr>
-        <w:t>Kiadásra előkészített eszközök-</w:t>
-      </w:r>
-      <w:r>
-        <w:t xml:space="preserve">höz már felvett tétel nem választható ki újra a legördülő listából, ahogyan azok sem, amik korábban már ki lettek adva de még nem lett visszavéve. A hibásan felvitt tételt a törlés gombbal vehetjük ki. Ha a kijelölt eszközök megegyeznek a ténylegesen átadott tételekkel, akkor a </w:t>
-      </w:r>
-      <w:r>
-        <w:rPr>
-          <w:i/>
-          <w:iCs/>
-        </w:rPr>
-        <w:t xml:space="preserve">Kiadás mentése </w:t>
-      </w:r>
-      <w:r>
-        <w:t>gombra kattintva véglegesíthető és a bejegyzés bekerül a listába.</w:t>
-      </w:r>
-    </w:p>
-    <w:p>
-      <w:pPr>
-        <w:jc w:val="center"/>
-      </w:pPr>
-      <w:r>
-        <w:lastRenderedPageBreak/>
-        <w:drawing>
-          <wp:inline distT="0" distB="0" distL="0" distR="0" wp14:anchorId="4B018EC2" wp14:editId="35DEBF3D">
-            <wp:extent cx="5760720" cy="2945130"/>
-            <wp:effectExtent l="0" t="0" r="0" b="7620"/>
-            <wp:docPr id="195808736" name="Kép 1"/>
-            <wp:cNvGraphicFramePr>
-              <a:graphicFrameLocks xmlns:a="http://schemas.openxmlformats.org/drawingml/2006/main" noChangeAspect="1"/>
-            </wp:cNvGraphicFramePr>
-            <a:graphic xmlns:a="http://schemas.openxmlformats.org/drawingml/2006/main">
-              <a:graphicData uri="http://schemas.openxmlformats.org/drawingml/2006/picture">
-                <pic:pic xmlns:pic="http://schemas.openxmlformats.org/drawingml/2006/picture">
-                  <pic:nvPicPr>
-                    <pic:cNvPr id="195808736" name=""/>
-                    <pic:cNvPicPr/>
-                  </pic:nvPicPr>
-                  <pic:blipFill>
-                    <a:blip r:embed="rId20"/>
-                    <a:stretch>
-                      <a:fillRect/>
-                    </a:stretch>
-                  </pic:blipFill>
-                  <pic:spPr>
-                    <a:xfrm>
-                      <a:off x="0" y="0"/>
-                      <a:ext cx="5760720" cy="2945130"/>
-                    </a:xfrm>
-                    <a:prstGeom prst="rect">
-                      <a:avLst/>
-                    </a:prstGeom>
-                  </pic:spPr>
-                </pic:pic>
-              </a:graphicData>
-            </a:graphic>
-          </wp:inline>
-        </w:drawing>
-      </w:r>
-    </w:p>
-    <w:p>
-      <w:pPr>
-        <w:jc w:val="center"/>
-      </w:pPr>
-      <w:r>
-        <w:drawing>
-          <wp:inline distT="0" distB="0" distL="0" distR="0" wp14:anchorId="3EB6FA00" wp14:editId="7C64FE4C">
-            <wp:extent cx="5760720" cy="2938145"/>
-            <wp:effectExtent l="0" t="0" r="0" b="0"/>
-            <wp:docPr id="950058835" name="Kép 1"/>
-            <wp:cNvGraphicFramePr>
-              <a:graphicFrameLocks xmlns:a="http://schemas.openxmlformats.org/drawingml/2006/main" noChangeAspect="1"/>
-            </wp:cNvGraphicFramePr>
-            <a:graphic xmlns:a="http://schemas.openxmlformats.org/drawingml/2006/main">
-              <a:graphicData uri="http://schemas.openxmlformats.org/drawingml/2006/picture">
-                <pic:pic xmlns:pic="http://schemas.openxmlformats.org/drawingml/2006/picture">
-                  <pic:nvPicPr>
-                    <pic:cNvPr id="950058835" name=""/>
+                    <pic:cNvPr id="116389752" name=""/>
                     <pic:cNvPicPr/>
                   </pic:nvPicPr>
                   <pic:blipFill>
@@ -2220,7 +7279,7 @@
                   <pic:spPr>
                     <a:xfrm>
                       <a:off x="0" y="0"/>
-                      <a:ext cx="5760720" cy="2938145"/>
+                      <a:ext cx="5760720" cy="1407160"/>
                     </a:xfrm>
                     <a:prstGeom prst="rect">
                       <a:avLst/>
@@ -2234,57 +7293,69 @@
       </w:r>
     </w:p>
     <w:p>
-      <w:commentRangeStart w:id="5"/>
-      <w:r>
-        <w:t>A</w:t>
-      </w:r>
-      <w:commentRangeEnd w:id="5"/>
-      <w:r>
-        <w:rPr>
-          <w:rStyle w:val="Jegyzethivatkozs"/>
-          <w:sz w:val="22"/>
-          <w:szCs w:val="22"/>
-        </w:rPr>
-        <w:commentReference w:id="5"/>
-      </w:r>
-      <w:r>
-        <w:t xml:space="preserve"> visszavétel ugyanitt, a </w:t>
+      <w:r>
+        <w:t>Új kiadás esetén a legördülő menükben tudjuk kiválasztani</w:t>
+      </w:r>
+      <w:r>
+        <w:t xml:space="preserve"> azt a dolgozót, </w:t>
+      </w:r>
+      <w:r>
+        <w:t>aki az eszközt át fogja venni tőlünk. Az eszköz típus kiválasztásával szűkíthetjük a megjelenő eszközök listáját, majd az azonosító kiválasztásával tudjuk a konkrét eszközt kijelölni. Ekkor az</w:t>
       </w:r>
       <w:r>
         <w:rPr>
           <w:i/>
           <w:iCs/>
         </w:rPr>
-        <w:t>Visszavesz</w:t>
-      </w:r>
-      <w:r>
-        <w:t xml:space="preserve"> gombra kattintva indítható el. A program automatikusan kitölti az eszköz és a dolgozó adatait, nekünk csak a visszavét állapotát kell rögzíteni a legördülő menü választásával. A</w:t>
-      </w:r>
-      <w:r>
-        <w:t xml:space="preserve"> kiadáskori állapotnál jobb nem választható visszavételkor, ezt a program automatikusan figyeli. Amennyiben valamilyen lényeges állapotváltozás történt (pl betört kijelző, elszakadt védőmellény), úgy ezek pár szóban megadhatóak a </w:t>
+        <w:t xml:space="preserve"> Eszköz hozzáadása</w:t>
+      </w:r>
+      <w:r>
+        <w:t xml:space="preserve"> gombra kattintva a kiválasztott tétel átkerül a kiadásra előkészített eszközök listájába.</w:t>
+      </w:r>
+      <w:r>
+        <w:t xml:space="preserve"> Ezután a kiválasztott dolgozó neve megmarad,</w:t>
+      </w:r>
+      <w:r>
+        <w:t xml:space="preserve"> de változtatni már nem tudunk rajta.</w:t>
+      </w:r>
+      <w:r>
+        <w:t xml:space="preserve"> és a legördülő listából újabb eszközöket készíthetünk elő kiadásra. A </w:t>
       </w:r>
       <w:r>
         <w:rPr>
           <w:i/>
           <w:iCs/>
         </w:rPr>
-        <w:t>Megjegyzés</w:t>
-      </w:r>
-      <w:r>
-        <w:t xml:space="preserve"> sorban.</w:t>
-      </w:r>
-    </w:p>
-    <w:p>
-      <w:r>
-        <w:rPr>
-          <w:noProof/>
-        </w:rPr>
-        <w:lastRenderedPageBreak/>
+        <w:t>Kiadásra előkészített eszközök</w:t>
+      </w:r>
+      <w:r>
+        <w:t xml:space="preserve">höz már felvett tétel nem választható ki újra a legördülő listából, ahogyan azok sem, amik korábban már ki lettek adva </w:t>
+      </w:r>
+      <w:r>
+        <w:t>és</w:t>
+      </w:r>
+      <w:r>
+        <w:t xml:space="preserve"> még nem lett</w:t>
+      </w:r>
+      <w:r>
+        <w:t>ek</w:t>
+      </w:r>
+      <w:r>
+        <w:t xml:space="preserve"> </w:t>
+      </w:r>
+      <w:proofErr w:type="spellStart"/>
+      <w:r>
+        <w:t>visszavéve.</w:t>
+      </w:r>
+      <w:proofErr w:type="spellEnd"/>
+    </w:p>
+    <w:p>
+      <w:r>
         <w:drawing>
-          <wp:inline distT="0" distB="0" distL="0" distR="0" wp14:anchorId="761C02A6" wp14:editId="0DF204E2">
-            <wp:extent cx="5760720" cy="2760980"/>
-            <wp:effectExtent l="0" t="0" r="0" b="1270"/>
-            <wp:docPr id="1927735624" name="Kép 1"/>
+          <wp:inline distT="0" distB="0" distL="0" distR="0" wp14:anchorId="49C5A55F" wp14:editId="7394D7B2">
+            <wp:extent cx="5760720" cy="2234565"/>
+            <wp:effectExtent l="0" t="0" r="0" b="0"/>
+            <wp:docPr id="1716144449" name="Kép 1"/>
             <wp:cNvGraphicFramePr>
               <a:graphicFrameLocks xmlns:a="http://schemas.openxmlformats.org/drawingml/2006/main" noChangeAspect="1"/>
             </wp:cNvGraphicFramePr>
@@ -2292,7 +7363,7 @@
               <a:graphicData uri="http://schemas.openxmlformats.org/drawingml/2006/picture">
                 <pic:pic xmlns:pic="http://schemas.openxmlformats.org/drawingml/2006/picture">
                   <pic:nvPicPr>
-                    <pic:cNvPr id="1927735624" name=""/>
+                    <pic:cNvPr id="1716144449" name=""/>
                     <pic:cNvPicPr/>
                   </pic:nvPicPr>
                   <pic:blipFill>
@@ -2304,7 +7375,7 @@
                   <pic:spPr>
                     <a:xfrm>
                       <a:off x="0" y="0"/>
-                      <a:ext cx="5760720" cy="2760980"/>
+                      <a:ext cx="5760720" cy="2234565"/>
                     </a:xfrm>
                     <a:prstGeom prst="rect">
                       <a:avLst/>
@@ -2316,105 +7387,59 @@
           </wp:inline>
         </w:drawing>
       </w:r>
-    </w:p>
-    <w:p>
-      <w:r>
-        <w:t xml:space="preserve">A </w:t>
-      </w:r>
-      <w:commentRangeStart w:id="6"/>
+      <w:r>
+        <w:t>A hibásan felvitt tételt a törlés gombbal vehetjük ki. Ha a kijelölt eszközök megegyeznek a ténylegesen áta</w:t>
+      </w:r>
+      <w:r>
+        <w:t>dni kívánt</w:t>
+      </w:r>
+      <w:r>
+        <w:t xml:space="preserve"> tételekkel, akkor a </w:t>
+      </w:r>
       <w:r>
         <w:rPr>
           <w:i/>
           <w:iCs/>
         </w:rPr>
-        <w:t>Mentés</w:t>
-      </w:r>
-      <w:commentRangeEnd w:id="6"/>
-      <w:r>
-        <w:rPr>
-          <w:rStyle w:val="Jegyzethivatkozs"/>
-          <w:sz w:val="22"/>
-          <w:szCs w:val="22"/>
-        </w:rPr>
-        <w:commentReference w:id="6"/>
-      </w:r>
-      <w:r>
-        <w:t xml:space="preserve"> gombra kattintva az összes megadott adat eltárolódik az adatbázisban és frissül a </w:t>
+        <w:t xml:space="preserve">Kiadás mentése </w:t>
+      </w:r>
+      <w:r>
+        <w:t xml:space="preserve">gombra kattintva </w:t>
+      </w:r>
+      <w:r>
+        <w:t xml:space="preserve">a tranzakció </w:t>
+      </w:r>
+      <w:r>
+        <w:t>véglegesíthető és a bejegyzés bekerül a</w:t>
+      </w:r>
+      <w:r>
+        <w:t>z</w:t>
+      </w:r>
+      <w:r>
+        <w:t xml:space="preserve"> </w:t>
       </w:r>
       <w:r>
         <w:rPr>
           <w:i/>
           <w:iCs/>
         </w:rPr>
-        <w:t>Visszavett eszközök</w:t>
-      </w:r>
-      <w:r>
-        <w:t xml:space="preserve"> és a</w:t>
-      </w:r>
-      <w:r>
-        <w:rPr>
-          <w:i/>
-          <w:iCs/>
-        </w:rPr>
-        <w:t>z Összes eszközmozgás táblában is</w:t>
+        <w:t>Eszköz kiadás</w:t>
+      </w:r>
+      <w:r>
+        <w:t xml:space="preserve"> táblázatba</w:t>
       </w:r>
       <w:r>
         <w:t>.</w:t>
       </w:r>
     </w:p>
     <w:p>
-      <w:pPr>
-        <w:pStyle w:val="Cmsor3"/>
-      </w:pPr>
-      <w:r>
-        <w:t>Visszavett eszközök</w:t>
-      </w:r>
-    </w:p>
-    <w:p>
-      <w:r>
-        <w:t xml:space="preserve">Itt látható az összes visszavett eszköz és </w:t>
-      </w:r>
-      <w:r>
-        <w:t>a visszavételhez</w:t>
-      </w:r>
-      <w:r>
-        <w:t xml:space="preserve"> tartozó részletek, mint</w:t>
-      </w:r>
-      <w:r>
-        <w:t xml:space="preserve"> a visszavétel dátuma, az eszköz azonosítói, állapota kiadáskor és visszavételkor, a visszavételhez tartozó megjegyzés és, hogy ki vette vissza, amit a program automatikusan kezel a bejelentkezés alapján.</w:t>
-      </w:r>
-    </w:p>
-    <w:p>
-      <w:pPr>
-        <w:pStyle w:val="Cmsor3"/>
-      </w:pPr>
-      <w:r>
-        <w:t xml:space="preserve">Összes </w:t>
-      </w:r>
-      <w:commentRangeStart w:id="7"/>
-      <w:r>
-        <w:t>eszközmozgás</w:t>
-      </w:r>
-      <w:commentRangeEnd w:id="7"/>
-      <w:r>
-        <w:rPr>
-          <w:rStyle w:val="Jegyzethivatkozs"/>
-          <w:sz w:val="26"/>
-          <w:szCs w:val="28"/>
-        </w:rPr>
-        <w:commentReference w:id="7"/>
-      </w:r>
-    </w:p>
-    <w:p>
-      <w:r>
-        <w:rPr>
-          <w:noProof/>
-        </w:rPr>
+      <w:r>
+        <w:lastRenderedPageBreak/>
         <w:drawing>
-          <wp:inline distT="0" distB="0" distL="0" distR="0" wp14:anchorId="5DC54BB0" wp14:editId="61BCA25B">
-            <wp:extent cx="5760720" cy="2729865"/>
-            <wp:effectExtent l="0" t="0" r="0" b="0"/>
-            <wp:docPr id="1117972039" name="Kép 1"/>
+          <wp:inline distT="0" distB="0" distL="0" distR="0" wp14:anchorId="11D5F71A" wp14:editId="109F4852">
+            <wp:extent cx="5760720" cy="2678430"/>
+            <wp:effectExtent l="0" t="0" r="0" b="7620"/>
+            <wp:docPr id="1647154439" name="Kép 1"/>
             <wp:cNvGraphicFramePr>
               <a:graphicFrameLocks xmlns:a="http://schemas.openxmlformats.org/drawingml/2006/main" noChangeAspect="1"/>
             </wp:cNvGraphicFramePr>
@@ -2422,7 +7447,7 @@
               <a:graphicData uri="http://schemas.openxmlformats.org/drawingml/2006/picture">
                 <pic:pic xmlns:pic="http://schemas.openxmlformats.org/drawingml/2006/picture">
                   <pic:nvPicPr>
-                    <pic:cNvPr id="1117972039" name=""/>
+                    <pic:cNvPr id="1647154439" name=""/>
                     <pic:cNvPicPr/>
                   </pic:nvPicPr>
                   <pic:blipFill>
@@ -2434,7 +7459,7 @@
                   <pic:spPr>
                     <a:xfrm>
                       <a:off x="0" y="0"/>
-                      <a:ext cx="5760720" cy="2729865"/>
+                      <a:ext cx="5760720" cy="2678430"/>
                     </a:xfrm>
                     <a:prstGeom prst="rect">
                       <a:avLst/>
@@ -2448,34 +7473,323 @@
       </w:r>
     </w:p>
     <w:p>
+      <w:pPr>
+        <w:jc w:val="left"/>
+      </w:pPr>
+      <w:r>
+        <w:t>A mentett eszköz adataival együtt elmentésre kerül a kiadást adminisztráló személy neve és a kiadás időpontja is.</w:t>
+      </w:r>
+    </w:p>
+    <w:p>
+      <w:pPr>
+        <w:jc w:val="center"/>
+      </w:pPr>
+      <w:r>
+        <w:drawing>
+          <wp:inline distT="0" distB="0" distL="0" distR="0" wp14:anchorId="13EBEC0E" wp14:editId="56C9D96B">
+            <wp:extent cx="5760720" cy="972820"/>
+            <wp:effectExtent l="0" t="0" r="0" b="0"/>
+            <wp:docPr id="1776614312" name="Kép 1"/>
+            <wp:cNvGraphicFramePr>
+              <a:graphicFrameLocks xmlns:a="http://schemas.openxmlformats.org/drawingml/2006/main" noChangeAspect="1"/>
+            </wp:cNvGraphicFramePr>
+            <a:graphic xmlns:a="http://schemas.openxmlformats.org/drawingml/2006/main">
+              <a:graphicData uri="http://schemas.openxmlformats.org/drawingml/2006/picture">
+                <pic:pic xmlns:pic="http://schemas.openxmlformats.org/drawingml/2006/picture">
+                  <pic:nvPicPr>
+                    <pic:cNvPr id="1776614312" name=""/>
+                    <pic:cNvPicPr/>
+                  </pic:nvPicPr>
+                  <pic:blipFill>
+                    <a:blip r:embed="rId24"/>
+                    <a:stretch>
+                      <a:fillRect/>
+                    </a:stretch>
+                  </pic:blipFill>
+                  <pic:spPr>
+                    <a:xfrm>
+                      <a:off x="0" y="0"/>
+                      <a:ext cx="5760720" cy="972820"/>
+                    </a:xfrm>
+                    <a:prstGeom prst="rect">
+                      <a:avLst/>
+                    </a:prstGeom>
+                  </pic:spPr>
+                </pic:pic>
+              </a:graphicData>
+            </a:graphic>
+          </wp:inline>
+        </w:drawing>
+      </w:r>
+    </w:p>
+    <w:p>
+      <w:r>
+        <w:t xml:space="preserve">A visszavétel ugyanitt, a </w:t>
+      </w:r>
+      <w:r>
+        <w:rPr>
+          <w:i/>
+          <w:iCs/>
+        </w:rPr>
+        <w:t>Visszavesz</w:t>
+      </w:r>
+      <w:r>
+        <w:t xml:space="preserve"> gombra kattintva indítható el. A program automatikusan kitölti az eszköz és a dolgozó adatait, nekünk csak a visszavét állapotát kell rögzíteni a legördülő menü választásával. A</w:t>
+      </w:r>
+      <w:r>
+        <w:t xml:space="preserve"> kiadáskori állapotnál jobb nem választható visszavételkor, ezt a program automatikusan figyeli. Amennyiben valamilyen lényeges állapotváltozás történt (pl</w:t>
+      </w:r>
+      <w:r>
+        <w:t>.</w:t>
+      </w:r>
+      <w:r>
+        <w:t xml:space="preserve"> betört kijelző, elszakadt védőmellény), úgy ezek pár szóban megadhatóak a </w:t>
+      </w:r>
+      <w:r>
+        <w:rPr>
+          <w:i/>
+          <w:iCs/>
+        </w:rPr>
+        <w:t>Megjegyzés</w:t>
+      </w:r>
+      <w:r>
+        <w:t xml:space="preserve"> sorban.</w:t>
+      </w:r>
+    </w:p>
+    <w:p>
+      <w:r>
+        <w:drawing>
+          <wp:inline distT="0" distB="0" distL="0" distR="0" wp14:anchorId="18269FCA" wp14:editId="7FC12DD7">
+            <wp:extent cx="5760720" cy="1887855"/>
+            <wp:effectExtent l="0" t="0" r="0" b="0"/>
+            <wp:docPr id="407895606" name="Kép 1"/>
+            <wp:cNvGraphicFramePr>
+              <a:graphicFrameLocks xmlns:a="http://schemas.openxmlformats.org/drawingml/2006/main" noChangeAspect="1"/>
+            </wp:cNvGraphicFramePr>
+            <a:graphic xmlns:a="http://schemas.openxmlformats.org/drawingml/2006/main">
+              <a:graphicData uri="http://schemas.openxmlformats.org/drawingml/2006/picture">
+                <pic:pic xmlns:pic="http://schemas.openxmlformats.org/drawingml/2006/picture">
+                  <pic:nvPicPr>
+                    <pic:cNvPr id="407895606" name=""/>
+                    <pic:cNvPicPr/>
+                  </pic:nvPicPr>
+                  <pic:blipFill>
+                    <a:blip r:embed="rId25"/>
+                    <a:stretch>
+                      <a:fillRect/>
+                    </a:stretch>
+                  </pic:blipFill>
+                  <pic:spPr>
+                    <a:xfrm>
+                      <a:off x="0" y="0"/>
+                      <a:ext cx="5760720" cy="1887855"/>
+                    </a:xfrm>
+                    <a:prstGeom prst="rect">
+                      <a:avLst/>
+                    </a:prstGeom>
+                  </pic:spPr>
+                </pic:pic>
+              </a:graphicData>
+            </a:graphic>
+          </wp:inline>
+        </w:drawing>
+      </w:r>
+    </w:p>
+    <w:p>
+      <w:r>
+        <w:t xml:space="preserve">A </w:t>
+      </w:r>
+      <w:r>
+        <w:rPr>
+          <w:i/>
+          <w:iCs/>
+        </w:rPr>
+        <w:t>Mentés</w:t>
+      </w:r>
+      <w:r>
+        <w:t xml:space="preserve"> gombra kattintva az összes megadott adat eltárolódik az adatbázisban és frissül a </w:t>
+      </w:r>
+      <w:r>
+        <w:rPr>
+          <w:i/>
+          <w:iCs/>
+        </w:rPr>
+        <w:t>Visszavett eszközök</w:t>
+      </w:r>
+      <w:r>
+        <w:t xml:space="preserve"> és a</w:t>
+      </w:r>
+      <w:r>
+        <w:rPr>
+          <w:i/>
+          <w:iCs/>
+        </w:rPr>
+        <w:t>z Összes eszközmozgás táblában is</w:t>
+      </w:r>
+      <w:r>
+        <w:t>.</w:t>
+      </w:r>
+    </w:p>
+    <w:p/>
+    <w:p>
+      <w:pPr>
+        <w:pStyle w:val="Cmsor3"/>
+      </w:pPr>
+      <w:bookmarkStart w:id="31" w:name="_Toc240127887"/>
+      <w:r>
+        <w:t>Visszavett eszközök</w:t>
+      </w:r>
+      <w:bookmarkEnd w:id="31"/>
+    </w:p>
+    <w:p>
+      <w:r>
+        <w:t xml:space="preserve">Itt látható az összes visszavett eszköz és </w:t>
+      </w:r>
+      <w:r>
+        <w:t>a visszavételhez</w:t>
+      </w:r>
+      <w:r>
+        <w:t xml:space="preserve"> tartozó részletek, mint</w:t>
+      </w:r>
+      <w:r>
+        <w:t xml:space="preserve"> a visszavétel dátuma, az eszköz azonosítói, állapota kiadáskor és visszavételkor, a visszavételhez tartozó megjegyzés és</w:t>
+      </w:r>
+      <w:r>
+        <w:t xml:space="preserve"> </w:t>
+      </w:r>
+      <w:r>
+        <w:t>hogy ki vette vissza, amit a program automatikusan kezel a bejelentkezés alapján.</w:t>
+      </w:r>
+    </w:p>
+    <w:p>
+      <w:r>
+        <w:lastRenderedPageBreak/>
+        <w:drawing>
+          <wp:inline distT="0" distB="0" distL="0" distR="0" wp14:anchorId="54D16F5A" wp14:editId="2D79D39E">
+            <wp:extent cx="5760720" cy="1587500"/>
+            <wp:effectExtent l="0" t="0" r="0" b="0"/>
+            <wp:docPr id="1758894547" name="Kép 1"/>
+            <wp:cNvGraphicFramePr>
+              <a:graphicFrameLocks xmlns:a="http://schemas.openxmlformats.org/drawingml/2006/main" noChangeAspect="1"/>
+            </wp:cNvGraphicFramePr>
+            <a:graphic xmlns:a="http://schemas.openxmlformats.org/drawingml/2006/main">
+              <a:graphicData uri="http://schemas.openxmlformats.org/drawingml/2006/picture">
+                <pic:pic xmlns:pic="http://schemas.openxmlformats.org/drawingml/2006/picture">
+                  <pic:nvPicPr>
+                    <pic:cNvPr id="1758894547" name=""/>
+                    <pic:cNvPicPr/>
+                  </pic:nvPicPr>
+                  <pic:blipFill>
+                    <a:blip r:embed="rId26"/>
+                    <a:stretch>
+                      <a:fillRect/>
+                    </a:stretch>
+                  </pic:blipFill>
+                  <pic:spPr>
+                    <a:xfrm>
+                      <a:off x="0" y="0"/>
+                      <a:ext cx="5760720" cy="1587500"/>
+                    </a:xfrm>
+                    <a:prstGeom prst="rect">
+                      <a:avLst/>
+                    </a:prstGeom>
+                  </pic:spPr>
+                </pic:pic>
+              </a:graphicData>
+            </a:graphic>
+          </wp:inline>
+        </w:drawing>
+      </w:r>
+    </w:p>
+    <w:p>
+      <w:pPr>
+        <w:pStyle w:val="Cmsor3"/>
+      </w:pPr>
+      <w:bookmarkStart w:id="32" w:name="_Toc240127888"/>
+      <w:r>
+        <w:t>Összes eszközmozgás</w:t>
+      </w:r>
+      <w:bookmarkEnd w:id="32"/>
+    </w:p>
+    <w:p>
+      <w:r>
+        <w:drawing>
+          <wp:inline distT="0" distB="0" distL="0" distR="0" wp14:anchorId="30BE9925" wp14:editId="53A58DC9">
+            <wp:extent cx="5760720" cy="2767330"/>
+            <wp:effectExtent l="0" t="0" r="0" b="0"/>
+            <wp:docPr id="883944029" name="Kép 1"/>
+            <wp:cNvGraphicFramePr>
+              <a:graphicFrameLocks xmlns:a="http://schemas.openxmlformats.org/drawingml/2006/main" noChangeAspect="1"/>
+            </wp:cNvGraphicFramePr>
+            <a:graphic xmlns:a="http://schemas.openxmlformats.org/drawingml/2006/main">
+              <a:graphicData uri="http://schemas.openxmlformats.org/drawingml/2006/picture">
+                <pic:pic xmlns:pic="http://schemas.openxmlformats.org/drawingml/2006/picture">
+                  <pic:nvPicPr>
+                    <pic:cNvPr id="883944029" name=""/>
+                    <pic:cNvPicPr/>
+                  </pic:nvPicPr>
+                  <pic:blipFill>
+                    <a:blip r:embed="rId27"/>
+                    <a:stretch>
+                      <a:fillRect/>
+                    </a:stretch>
+                  </pic:blipFill>
+                  <pic:spPr>
+                    <a:xfrm>
+                      <a:off x="0" y="0"/>
+                      <a:ext cx="5760720" cy="2767330"/>
+                    </a:xfrm>
+                    <a:prstGeom prst="rect">
+                      <a:avLst/>
+                    </a:prstGeom>
+                  </pic:spPr>
+                </pic:pic>
+              </a:graphicData>
+            </a:graphic>
+          </wp:inline>
+        </w:drawing>
+      </w:r>
+    </w:p>
+    <w:p>
       <w:r>
         <w:t xml:space="preserve">Ebben a részben a teljes kronológia látható, alapértelmezetten a kiadás dátuma szerint sorba rendezve. </w:t>
       </w:r>
+      <w:r>
+        <w:t xml:space="preserve">Itt nyomon követhető, hogy mikor, melyik eszközt ki és milyen állapotban adta </w:t>
+      </w:r>
+      <w:proofErr w:type="gramStart"/>
+      <w:r>
+        <w:t>ki</w:t>
+      </w:r>
+      <w:proofErr w:type="gramEnd"/>
+      <w:r>
+        <w:t xml:space="preserve"> illetve vette vissza.</w:t>
+      </w:r>
     </w:p>
     <w:p>
       <w:pPr>
         <w:pStyle w:val="Cmsor1"/>
       </w:pPr>
+      <w:bookmarkStart w:id="33" w:name="_Toc240127889"/>
       <w:r>
         <w:t>Összefoglalás</w:t>
       </w:r>
-    </w:p>
-    <w:p>
-      <w:r>
-        <w:t xml:space="preserve">A projekt fejlesztése során sikeresen megvalósítottunk egy átlátható és könnyen használható eszköznyilvántartó webes alkalmazást. A rendszer képes biztonságosan tárolni az eszközök </w:t>
-      </w:r>
-      <w:r>
-        <w:lastRenderedPageBreak/>
-        <w:t>adatait, kezeli a felhasználói munkameneteket és biztosítja az alapvető leltározási funkciókat. A felület reszponzív kialakítást kapott, így asztali számítógépen és mobiltelefonon egyaránt használható.</w:t>
+      <w:bookmarkEnd w:id="33"/>
+    </w:p>
+    <w:p>
+      <w:r>
+        <w:t>A projekt fejlesztése során sikeresen megvalósítottunk egy átlátható és könnyen használható eszköznyilvántartó webes alkalmazást. A rendszer képes biztonságosan tárolni az eszközök adatait, kezeli a felhasználói munkameneteket és biztosítja az alapvető leltározási funkciókat. A felület reszponzív kialakítást kapott, így asztali számítógépen és mobiltelefonon egyaránt használható.</w:t>
       </w:r>
     </w:p>
     <w:p>
       <w:pPr>
         <w:pStyle w:val="Cmsor2"/>
       </w:pPr>
+      <w:bookmarkStart w:id="34" w:name="_Toc240127890"/>
       <w:r>
         <w:t>Továbbfejlesztési lehetőségek</w:t>
       </w:r>
+      <w:bookmarkEnd w:id="34"/>
     </w:p>
     <w:p>
       <w:r>
@@ -2506,7 +7820,19 @@
         </w:numPr>
       </w:pPr>
       <w:r>
-        <w:t>Excel exportálás: A leltárlista kiexportálása hivatalos dokumentumformátumokba</w:t>
+        <w:t xml:space="preserve">Excel exportálás: </w:t>
+      </w:r>
+      <w:r>
+        <w:t>Különböző listák</w:t>
+      </w:r>
+      <w:r>
+        <w:t xml:space="preserve"> kiexportálása hivatalos dokumentumformátumo</w:t>
+      </w:r>
+      <w:r>
+        <w:t>kba, pl. leltárívek, bizonylatok</w:t>
+      </w:r>
+      <w:r>
+        <w:t>.</w:t>
       </w:r>
     </w:p>
     <w:p>
@@ -2518,6 +7844,7 @@
         </w:numPr>
       </w:pPr>
       <w:r>
+        <w:lastRenderedPageBreak/>
         <w:t>még valami süket blabla</w:t>
       </w:r>
     </w:p>
@@ -2525,9 +7852,11 @@
       <w:pPr>
         <w:pStyle w:val="Cmsor2"/>
       </w:pPr>
+      <w:bookmarkStart w:id="35" w:name="_Toc240127891"/>
       <w:r>
         <w:t>Csapatmunka és feladatmegosztás</w:t>
       </w:r>
+      <w:bookmarkEnd w:id="35"/>
     </w:p>
     <w:p>
       <w:r>
@@ -2542,7 +7871,15 @@
         <w:t xml:space="preserve">ütt </w:t>
       </w:r>
       <w:r>
-        <w:t>igyekeztünk a szerveroldali  logikával (PHP, MySQL) megvalósítani.</w:t>
+        <w:t xml:space="preserve">igyekeztünk a szerveroldali logikával (PHP, </w:t>
+      </w:r>
+      <w:proofErr w:type="spellStart"/>
+      <w:r>
+        <w:t>MySQL</w:t>
+      </w:r>
+      <w:proofErr w:type="spellEnd"/>
+      <w:r>
+        <w:t>) megvalósítani.</w:t>
       </w:r>
     </w:p>
     <w:p>
@@ -2550,136 +7887,51 @@
         <w:t>Kliensoldal</w:t>
       </w:r>
       <w:r>
-        <w:t>i működés (JS) az én érdemem, amíg Enikő a felhasználói felületek tervezését, a reszponzivitást és a vizuális átláthatóságot valósította meg (HTML/CSS/Bootstrap).</w:t>
-      </w:r>
-    </w:p>
-    <w:p>
-      <w:r>
-        <w:t>A tesztelés és dokumentáció: A tesztesetek lefuttatása, hibaellenőrzés és a vizsgadokumentáció összeállítása már szinte folyamatos telefonos és/vagy meet kapcsolaton keresztül történt.</w:t>
-      </w:r>
-    </w:p>
-    <w:p>
-      <w:r>
-        <w:t>A változtatások követését a Github verziókezelő rendszeren belül követtük.</w:t>
-      </w:r>
-    </w:p>
-    <w:p>
-      <w:pPr>
-        <w:pStyle w:val="Cmsor2"/>
-      </w:pPr>
-      <w:r>
-        <w:t>Kövekező lépések a véglegesítéshez:</w:t>
-      </w:r>
-    </w:p>
-    <w:p>
-      <w:pPr>
-        <w:rPr>
-          <w:b/>
-          <w:bCs/>
-        </w:rPr>
-      </w:pPr>
-      <w:r>
-        <w:rPr>
-          <w:b/>
-          <w:bCs/>
-        </w:rPr>
-        <w:t>Következő lépések a véglegesítéshez:</w:t>
-      </w:r>
-    </w:p>
-    <w:p>
-      <w:pPr>
-        <w:numPr>
-          <w:ilvl w:val="0"/>
-          <w:numId w:val="7"/>
-        </w:numPr>
-      </w:pPr>
-      <w:r>
-        <w:t xml:space="preserve">Nyisd meg a WampServeren a </w:t>
-      </w:r>
-      <w:r>
-        <w:rPr>
-          <w:b/>
-          <w:bCs/>
-        </w:rPr>
-        <w:t>phpMyAdmin</w:t>
-      </w:r>
-      <w:r>
-        <w:t xml:space="preserve">-t, kattints a </w:t>
-      </w:r>
-      <w:r>
-        <w:rPr>
-          <w:b/>
-          <w:bCs/>
-        </w:rPr>
-        <w:t>Designer</w:t>
-      </w:r>
-      <w:r>
-        <w:t xml:space="preserve"> / </w:t>
-      </w:r>
-      <w:r>
-        <w:rPr>
-          <w:b/>
-          <w:bCs/>
-        </w:rPr>
-        <w:t>Kervező</w:t>
-      </w:r>
-      <w:r>
-        <w:t xml:space="preserve"> gombra, és ments el egy képet az adatbázisról a </w:t>
-      </w:r>
-      <w:r>
-        <w:rPr>
-          <w:b/>
-          <w:bCs/>
-        </w:rPr>
-        <w:t>2.d</w:t>
-      </w:r>
-      <w:r>
-        <w:t xml:space="preserve"> pontba.</w:t>
-      </w:r>
-    </w:p>
-    <w:p>
-      <w:pPr>
-        <w:numPr>
-          <w:ilvl w:val="0"/>
-          <w:numId w:val="7"/>
-        </w:numPr>
-      </w:pPr>
-      <w:r>
-        <w:t xml:space="preserve">Válassz ki egy fontos PHP kódrészletet a projektedből, és másold be a </w:t>
-      </w:r>
-      <w:r>
-        <w:rPr>
-          <w:b/>
-          <w:bCs/>
-        </w:rPr>
-        <w:t>2.e</w:t>
-      </w:r>
-      <w:r>
-        <w:t xml:space="preserve"> fejezetbe.</w:t>
-      </w:r>
-    </w:p>
-    <w:p>
-      <w:pPr>
-        <w:numPr>
-          <w:ilvl w:val="0"/>
-          <w:numId w:val="7"/>
-        </w:numPr>
-      </w:pPr>
-      <w:r>
-        <w:t xml:space="preserve">Készíts képernyőképeket az elindított weboldaladról, és illeszd be őket a </w:t>
-      </w:r>
-      <w:r>
-        <w:rPr>
-          <w:b/>
-          <w:bCs/>
-        </w:rPr>
-        <w:t>3.c</w:t>
-      </w:r>
-      <w:r>
-        <w:t xml:space="preserve"> fejezetbe</w:t>
-      </w:r>
-    </w:p>
-    <w:p/>
+        <w:t xml:space="preserve">i működés (JS) az én érdemem, amíg Enikő a felhasználói felületek tervezését, a </w:t>
+      </w:r>
+      <w:proofErr w:type="spellStart"/>
+      <w:r>
+        <w:t>reszponzivitást</w:t>
+      </w:r>
+      <w:proofErr w:type="spellEnd"/>
+      <w:r>
+        <w:t xml:space="preserve"> és a vizuális átláthatóságot valósította meg (HTML/CSS/</w:t>
+      </w:r>
+      <w:proofErr w:type="spellStart"/>
+      <w:r>
+        <w:t>Bootstrap</w:t>
+      </w:r>
+      <w:proofErr w:type="spellEnd"/>
+      <w:r>
+        <w:t>).</w:t>
+      </w:r>
+    </w:p>
+    <w:p>
+      <w:r>
+        <w:t xml:space="preserve">A tesztelés és dokumentáció: A tesztesetek lefuttatása, hibaellenőrzés és a vizsgadokumentáció összeállítása már szinte folyamatos telefonos és/vagy </w:t>
+      </w:r>
+      <w:proofErr w:type="spellStart"/>
+      <w:r>
+        <w:t>meet</w:t>
+      </w:r>
+      <w:proofErr w:type="spellEnd"/>
+      <w:r>
+        <w:t xml:space="preserve"> kapcsolaton keresztül történt.</w:t>
+      </w:r>
+    </w:p>
+    <w:p>
+      <w:r>
+        <w:t xml:space="preserve">A változtatások követését a </w:t>
+      </w:r>
+      <w:proofErr w:type="spellStart"/>
+      <w:r>
+        <w:t>Github</w:t>
+      </w:r>
+      <w:proofErr w:type="spellEnd"/>
+      <w:r>
+        <w:t xml:space="preserve"> verziókezelő rendszeren belül követtük.</w:t>
+      </w:r>
+    </w:p>
     <w:p>
       <w:pPr>
         <w:rPr>
@@ -2700,199 +7952,13 @@
 </w:document>
 </file>
 
-<file path=word/comments.xml><?xml version="1.0" encoding="utf-8"?>
-<w:comments xmlns:wpc="http://schemas.microsoft.com/office/word/2010/wordprocessingCanvas" xmlns:cx="http://schemas.microsoft.com/office/drawing/2014/chartex" xmlns:cx1="http://schemas.microsoft.com/office/drawing/2015/9/8/chartex" xmlns:cx2="http://schemas.microsoft.com/office/drawing/2015/10/21/chartex" xmlns:cx3="http://schemas.microsoft.com/office/drawing/2016/5/9/chartex" xmlns:cx4="http://schemas.microsoft.com/office/drawing/2016/5/10/chartex" xmlns:cx5="http://schemas.microsoft.com/office/drawing/2016/5/11/chartex" xmlns:cx6="http://schemas.microsoft.com/office/drawing/2016/5/12/chartex" xmlns:cx7="http://schemas.microsoft.com/office/drawing/2016/5/13/chartex" xmlns:cx8="http://schemas.microsoft.com/office/drawing/2016/5/14/chartex" xmlns:mc="http://schemas.openxmlformats.org/markup-compatibility/2006" xmlns:aink="http://schemas.microsoft.com/office/drawing/2016/ink" xmlns:am3d="http://schemas.microsoft.com/office/drawing/2017/model3d" xmlns:o="urn:schemas-microsoft-com:office:office" xmlns:oel="http://schemas.microsoft.com/office/2019/extlst" xmlns:r="http://schemas.openxmlformats.org/officeDocument/2006/relationships" xmlns:m="http://schemas.openxmlformats.org/officeDocument/2006/math" xmlns:v="urn:schemas-microsoft-com:vml" xmlns:wp14="http://schemas.microsoft.com/office/word/2010/wordprocessingDrawing" xmlns:wp="http://schemas.openxmlformats.org/drawingml/2006/wordprocessingDrawing" xmlns:w10="urn:schemas-microsoft-com:office:word" xmlns:w="http://schemas.openxmlformats.org/wordprocessingml/2006/main" xmlns:w14="http://schemas.microsoft.com/office/word/2010/wordml" xmlns:w15="http://schemas.microsoft.com/office/word/2012/wordml" xmlns:w16cex="http://schemas.microsoft.com/office/word/2018/wordml/cex" xmlns:w16cid="http://schemas.microsoft.com/office/word/2016/wordml/cid" xmlns:w16="http://schemas.microsoft.com/office/word/2018/wordml" xmlns:w16du="http://schemas.microsoft.com/office/word/2023/wordml/word16du" xmlns:w16sdtdh="http://schemas.microsoft.com/office/word/2020/wordml/sdtdatahash" xmlns:w16sdtfl="http://schemas.microsoft.com/office/word/2024/wordml/sdtformatlock" xmlns:w16se="http://schemas.microsoft.com/office/word/2015/wordml/symex" xmlns:wpg="http://schemas.microsoft.com/office/word/2010/wordprocessingGroup" xmlns:wpi="http://schemas.microsoft.com/office/word/2010/wordprocessingInk" xmlns:wne="http://schemas.microsoft.com/office/word/2006/wordml" xmlns:wps="http://schemas.microsoft.com/office/word/2010/wordprocessingShape" mc:Ignorable="w14 w15 w16se w16cid w16 w16cex w16sdtdh w16sdtfl w16du wp14">
-  <w:comment w:id="0" w:author="Tamas Molnar" w:date="2026-09-09T22:18:00Z" w:initials="TM">
-    <w:p>
-      <w:pPr>
-        <w:pStyle w:val="Jegyzetszveg"/>
-      </w:pPr>
-      <w:r>
-        <w:rPr>
-          <w:rStyle w:val="Jegyzethivatkozs"/>
-        </w:rPr>
-        <w:annotationRef/>
-      </w:r>
-      <w:r>
-        <w:t>A képet cserélni kell</w:t>
-      </w:r>
-      <w:r>
-        <w:t xml:space="preserve"> - </w:t>
-      </w:r>
-      <w:r>
-        <w:t>A grafikonok elrendezését középre kéne igazíteni, ha már semmi mást nem teszünk mellé</w:t>
-      </w:r>
-    </w:p>
-  </w:comment>
-  <w:comment w:id="1" w:author="Tamas Molnar" w:date="2026-09-11T00:03:00Z" w:initials="TM">
-    <w:p>
-      <w:pPr>
-        <w:pStyle w:val="Jegyzetszveg"/>
-      </w:pPr>
-      <w:r>
-        <w:rPr>
-          <w:rStyle w:val="Jegyzethivatkozs"/>
-        </w:rPr>
-        <w:annotationRef/>
-      </w:r>
-      <w:r>
-        <w:t>Képet cserélni kell az adatbázis gatyába rázása után!!!</w:t>
-      </w:r>
-    </w:p>
-  </w:comment>
-  <w:comment w:id="2" w:author="Tamas Molnar" w:date="2026-09-09T22:35:00Z" w:initials="TM">
-    <w:p>
-      <w:pPr>
-        <w:pStyle w:val="Jegyzetszveg"/>
-      </w:pPr>
-      <w:r>
-        <w:rPr>
-          <w:rStyle w:val="Jegyzethivatkozs"/>
-        </w:rPr>
-        <w:annotationRef/>
-      </w:r>
-      <w:r>
-        <w:t>olyan képet kéne beszúrni, ahol látszik a szűrés is és ki van pipálva az aktív dolgozó</w:t>
-      </w:r>
-    </w:p>
-  </w:comment>
-  <w:comment w:id="3" w:author="Tamas Molnar" w:date="2026-09-09T22:44:00Z" w:initials="TM">
-    <w:p>
-      <w:pPr>
-        <w:pStyle w:val="Jegyzetszveg"/>
-      </w:pPr>
-      <w:r>
-        <w:rPr>
-          <w:rStyle w:val="Jegyzethivatkozs"/>
-        </w:rPr>
-        <w:annotationRef/>
-      </w:r>
-      <w:r>
-        <w:t>a dolgozó kiválasztásánál nem kéne megjeleníteni azokat, akik már felhasználók</w:t>
-      </w:r>
-    </w:p>
-    <w:p>
-      <w:pPr>
-        <w:pStyle w:val="Jegyzetszveg"/>
-      </w:pPr>
-      <w:r>
-        <w:t>+ azokat a dolgozókat se jelenítse meg, akik már kiléptek!!!</w:t>
-      </w:r>
-    </w:p>
-  </w:comment>
-  <w:comment w:id="4" w:author="Tamas Molnar" w:date="2026-09-11T00:07:00Z" w:initials="TM">
-    <w:p>
-      <w:pPr>
-        <w:pStyle w:val="Jegyzetszveg"/>
-      </w:pPr>
-      <w:r>
-        <w:rPr>
-          <w:rStyle w:val="Jegyzethivatkozs"/>
-        </w:rPr>
-        <w:annotationRef/>
-      </w:r>
-      <w:r>
-        <w:t>képet cserélni az adatbázis gatyába rázása után!!!!</w:t>
-      </w:r>
-    </w:p>
-  </w:comment>
-  <w:comment w:id="5" w:author="Tamas Molnar" w:date="2026-09-11T00:10:00Z" w:initials="TM">
-    <w:p>
-      <w:pPr>
-        <w:pStyle w:val="Jegyzetszveg"/>
-      </w:pPr>
-      <w:r>
-        <w:rPr>
-          <w:rStyle w:val="Jegyzethivatkozs"/>
-        </w:rPr>
-        <w:annotationRef/>
-      </w:r>
-      <w:r>
-        <w:t>a kiadott tételes képet cserélni ha vannak benne hülye nevek</w:t>
-      </w:r>
-    </w:p>
-  </w:comment>
-  <w:comment w:id="6" w:author="Tamas Molnar" w:date="2026-09-11T00:11:00Z" w:initials="TM">
-    <w:p>
-      <w:pPr>
-        <w:pStyle w:val="Jegyzetszveg"/>
-      </w:pPr>
-      <w:r>
-        <w:rPr>
-          <w:rStyle w:val="Jegyzethivatkozs"/>
-        </w:rPr>
-        <w:annotationRef/>
-      </w:r>
-      <w:r>
-        <w:t>Kép csere! az eszköz visszavétele felirat fölött debug felirat van!!! kivenni a kódból!!!!</w:t>
-      </w:r>
-    </w:p>
-  </w:comment>
-  <w:comment w:id="7" w:author="Tamas Molnar" w:date="2026-09-11T00:12:00Z" w:initials="TM">
-    <w:p>
-      <w:pPr>
-        <w:pStyle w:val="Jegyzetszveg"/>
-      </w:pPr>
-      <w:r>
-        <w:rPr>
-          <w:rStyle w:val="Jegyzethivatkozs"/>
-        </w:rPr>
-        <w:annotationRef/>
-      </w:r>
-      <w:r>
-        <w:t>csere</w:t>
-      </w:r>
-    </w:p>
-  </w:comment>
-</w:comments>
-</file>
-
-<file path=word/commentsExtended.xml><?xml version="1.0" encoding="utf-8"?>
-<w15:commentsEx xmlns:wpc="http://schemas.microsoft.com/office/word/2010/wordprocessingCanvas" xmlns:cx="http://schemas.microsoft.com/office/drawing/2014/chartex" xmlns:cx1="http://schemas.microsoft.com/office/drawing/2015/9/8/chartex" xmlns:cx2="http://schemas.microsoft.com/office/drawing/2015/10/21/chartex" xmlns:cx3="http://schemas.microsoft.com/office/drawing/2016/5/9/chartex" xmlns:cx4="http://schemas.microsoft.com/office/drawing/2016/5/10/chartex" xmlns:cx5="http://schemas.microsoft.com/office/drawing/2016/5/11/chartex" xmlns:cx6="http://schemas.microsoft.com/office/drawing/2016/5/12/chartex" xmlns:cx7="http://schemas.microsoft.com/office/drawing/2016/5/13/chartex" xmlns:cx8="http://schemas.microsoft.com/office/drawing/2016/5/14/chartex" xmlns:mc="http://schemas.openxmlformats.org/markup-compatibility/2006" xmlns:aink="http://schemas.microsoft.com/office/drawing/2016/ink" xmlns:am3d="http://schemas.microsoft.com/office/drawing/2017/model3d" xmlns:o="urn:schemas-microsoft-com:office:office" xmlns:oel="http://schemas.microsoft.com/office/2019/extlst" xmlns:r="http://schemas.openxmlformats.org/officeDocument/2006/relationships" xmlns:m="http://schemas.openxmlformats.org/officeDocument/2006/math" xmlns:v="urn:schemas-microsoft-com:vml" xmlns:wp14="http://schemas.microsoft.com/office/word/2010/wordprocessingDrawing" xmlns:wp="http://schemas.openxmlformats.org/drawingml/2006/wordprocessingDrawing" xmlns:w10="urn:schemas-microsoft-com:office:word" xmlns:w="http://schemas.openxmlformats.org/wordprocessingml/2006/main" xmlns:w14="http://schemas.microsoft.com/office/word/2010/wordml" xmlns:w15="http://schemas.microsoft.com/office/word/2012/wordml" xmlns:w16cex="http://schemas.microsoft.com/office/word/2018/wordml/cex" xmlns:w16cid="http://schemas.microsoft.com/office/word/2016/wordml/cid" xmlns:w16="http://schemas.microsoft.com/office/word/2018/wordml" xmlns:w16du="http://schemas.microsoft.com/office/word/2023/wordml/word16du" xmlns:w16sdtdh="http://schemas.microsoft.com/office/word/2020/wordml/sdtdatahash" xmlns:w16sdtfl="http://schemas.microsoft.com/office/word/2024/wordml/sdtformatlock" xmlns:w16se="http://schemas.microsoft.com/office/word/2015/wordml/symex" xmlns:wpg="http://schemas.microsoft.com/office/word/2010/wordprocessingGroup" xmlns:wpi="http://schemas.microsoft.com/office/word/2010/wordprocessingInk" xmlns:wne="http://schemas.microsoft.com/office/word/2006/wordml" xmlns:wps="http://schemas.microsoft.com/office/word/2010/wordprocessingShape" mc:Ignorable="w14 w15 w16se w16cid w16 w16cex w16sdtdh w16sdtfl w16du wp14">
-  <w15:commentEx w15:paraId="08AB66DE" w15:done="0"/>
-  <w15:commentEx w15:paraId="723406C0" w15:done="0"/>
-  <w15:commentEx w15:paraId="71871FDE" w15:done="0"/>
-  <w15:commentEx w15:paraId="5FEB0A0A" w15:done="0"/>
-  <w15:commentEx w15:paraId="08C38010" w15:done="0"/>
-  <w15:commentEx w15:paraId="49054003" w15:done="0"/>
-  <w15:commentEx w15:paraId="262A3F1B" w15:done="0"/>
-  <w15:commentEx w15:paraId="55544806" w15:done="0"/>
-</w15:commentsEx>
-</file>
-
-<file path=word/commentsExtensible.xml><?xml version="1.0" encoding="utf-8"?>
-<w16cex:commentsExtensible xmlns:wpc="http://schemas.microsoft.com/office/word/2010/wordprocessingCanvas" xmlns:cx="http://schemas.microsoft.com/office/drawing/2014/chartex" xmlns:cx1="http://schemas.microsoft.com/office/drawing/2015/9/8/chartex" xmlns:cx2="http://schemas.microsoft.com/office/drawing/2015/10/21/chartex" xmlns:cx3="http://schemas.microsoft.com/office/drawing/2016/5/9/chartex" xmlns:cx4="http://schemas.microsoft.com/office/drawing/2016/5/10/chartex" xmlns:cx5="http://schemas.microsoft.com/office/drawing/2016/5/11/chartex" xmlns:cx6="http://schemas.microsoft.com/office/drawing/2016/5/12/chartex" xmlns:cx7="http://schemas.microsoft.com/office/drawing/2016/5/13/chartex" xmlns:cx8="http://schemas.microsoft.com/office/drawing/2016/5/14/chartex" xmlns:cr="http://schemas.microsoft.com/office/comments/2020/reactions" xmlns:mc="http://schemas.openxmlformats.org/markup-compatibility/2006" xmlns:aink="http://schemas.microsoft.com/office/drawing/2016/ink" xmlns:am3d="http://schemas.microsoft.com/office/drawing/2017/model3d" xmlns:o="urn:schemas-microsoft-com:office:office" xmlns:oel="http://schemas.microsoft.com/office/2019/extlst" xmlns:r="http://schemas.openxmlformats.org/officeDocument/2006/relationships" xmlns:m="http://schemas.openxmlformats.org/officeDocument/2006/math" xmlns:v="urn:schemas-microsoft-com:vml" xmlns:wp14="http://schemas.microsoft.com/office/word/2010/wordprocessingDrawing" xmlns:wp="http://schemas.openxmlformats.org/drawingml/2006/wordprocessingDrawing" xmlns:w10="urn:schemas-microsoft-com:office:word" xmlns:w="http://schemas.openxmlformats.org/wordprocessingml/2006/main" xmlns:w14="http://schemas.microsoft.com/office/word/2010/wordml" xmlns:w15="http://schemas.microsoft.com/office/word/2012/wordml" xmlns:w16cex="http://schemas.microsoft.com/office/word/2018/wordml/cex" xmlns:w16cid="http://schemas.microsoft.com/office/word/2016/wordml/cid" xmlns:w16="http://schemas.microsoft.com/office/word/2018/wordml" xmlns:w16du="http://schemas.microsoft.com/office/word/2023/wordml/word16du" xmlns:w16sdtdh="http://schemas.microsoft.com/office/word/2020/wordml/sdtdatahash" xmlns:w16sdtfl="http://schemas.microsoft.com/office/word/2024/wordml/sdtformatlock" xmlns:w16se="http://schemas.microsoft.com/office/word/2015/wordml/symex" xmlns:wpg="http://schemas.microsoft.com/office/word/2010/wordprocessingGroup" xmlns:wpi="http://schemas.microsoft.com/office/word/2010/wordprocessingInk" xmlns:wne="http://schemas.microsoft.com/office/word/2006/wordml" xmlns:wps="http://schemas.microsoft.com/office/word/2010/wordprocessingShape" mc:Ignorable="w14 w15 w16se w16cid w16 w16cex w16sdtdh w16sdtfl cr w16du wp14">
-  <w16cex:commentExtensible w16cex:durableId="2635D307" w16cex:dateUtc="2026-09-09T20:18:00Z"/>
-  <w16cex:commentExtensible w16cex:durableId="01826751" w16cex:dateUtc="2026-09-10T22:03:00Z"/>
-  <w16cex:commentExtensible w16cex:durableId="7F829031" w16cex:dateUtc="2026-09-09T20:35:00Z"/>
-  <w16cex:commentExtensible w16cex:durableId="35A56125" w16cex:dateUtc="2026-09-09T20:44:00Z"/>
-  <w16cex:commentExtensible w16cex:durableId="0923864B" w16cex:dateUtc="2026-09-10T22:07:00Z"/>
-  <w16cex:commentExtensible w16cex:durableId="1EA28E67" w16cex:dateUtc="2026-09-10T22:10:00Z"/>
-  <w16cex:commentExtensible w16cex:durableId="7CD795A2" w16cex:dateUtc="2026-09-10T22:11:00Z"/>
-  <w16cex:commentExtensible w16cex:durableId="6993EB16" w16cex:dateUtc="2026-09-10T22:12:00Z"/>
-</w16cex:commentsExtensible>
-</file>
-
-<file path=word/commentsIds.xml><?xml version="1.0" encoding="utf-8"?>
-<w16cid:commentsIds xmlns:wpc="http://schemas.microsoft.com/office/word/2010/wordprocessingCanvas" xmlns:cx="http://schemas.microsoft.com/office/drawing/2014/chartex" xmlns:cx1="http://schemas.microsoft.com/office/drawing/2015/9/8/chartex" xmlns:cx2="http://schemas.microsoft.com/office/drawing/2015/10/21/chartex" xmlns:cx3="http://schemas.microsoft.com/office/drawing/2016/5/9/chartex" xmlns:cx4="http://schemas.microsoft.com/office/drawing/2016/5/10/chartex" xmlns:cx5="http://schemas.microsoft.com/office/drawing/2016/5/11/chartex" xmlns:cx6="http://schemas.microsoft.com/office/drawing/2016/5/12/chartex" xmlns:cx7="http://schemas.microsoft.com/office/drawing/2016/5/13/chartex" xmlns:cx8="http://schemas.microsoft.com/office/drawing/2016/5/14/chartex" xmlns:mc="http://schemas.openxmlformats.org/markup-compatibility/2006" xmlns:aink="http://schemas.microsoft.com/office/drawing/2016/ink" xmlns:am3d="http://schemas.microsoft.com/office/drawing/2017/model3d" xmlns:o="urn:schemas-microsoft-com:office:office" xmlns:oel="http://schemas.microsoft.com/office/2019/extlst" xmlns:r="http://schemas.openxmlformats.org/officeDocument/2006/relationships" xmlns:m="http://schemas.openxmlformats.org/officeDocument/2006/math" xmlns:v="urn:schemas-microsoft-com:vml" xmlns:wp14="http://schemas.microsoft.com/office/word/2010/wordprocessingDrawing" xmlns:wp="http://schemas.openxmlformats.org/drawingml/2006/wordprocessingDrawing" xmlns:w10="urn:schemas-microsoft-com:office:word" xmlns:w="http://schemas.openxmlformats.org/wordprocessingml/2006/main" xmlns:w14="http://schemas.microsoft.com/office/word/2010/wordml" xmlns:w15="http://schemas.microsoft.com/office/word/2012/wordml" xmlns:w16cex="http://schemas.microsoft.com/office/word/2018/wordml/cex" xmlns:w16cid="http://schemas.microsoft.com/office/word/2016/wordml/cid" xmlns:w16="http://schemas.microsoft.com/office/word/2018/wordml" xmlns:w16du="http://schemas.microsoft.com/office/word/2023/wordml/word16du" xmlns:w16sdtdh="http://schemas.microsoft.com/office/word/2020/wordml/sdtdatahash" xmlns:w16sdtfl="http://schemas.microsoft.com/office/word/2024/wordml/sdtformatlock" xmlns:w16se="http://schemas.microsoft.com/office/word/2015/wordml/symex" xmlns:wpg="http://schemas.microsoft.com/office/word/2010/wordprocessingGroup" xmlns:wpi="http://schemas.microsoft.com/office/word/2010/wordprocessingInk" xmlns:wne="http://schemas.microsoft.com/office/word/2006/wordml" xmlns:wps="http://schemas.microsoft.com/office/word/2010/wordprocessingShape" mc:Ignorable="w14 w15 w16se w16cid w16 w16cex w16sdtdh w16sdtfl w16du wp14">
-  <w16cid:commentId w16cid:paraId="08AB66DE" w16cid:durableId="2635D307"/>
-  <w16cid:commentId w16cid:paraId="723406C0" w16cid:durableId="01826751"/>
-  <w16cid:commentId w16cid:paraId="71871FDE" w16cid:durableId="7F829031"/>
-  <w16cid:commentId w16cid:paraId="5FEB0A0A" w16cid:durableId="35A56125"/>
-  <w16cid:commentId w16cid:paraId="08C38010" w16cid:durableId="0923864B"/>
-  <w16cid:commentId w16cid:paraId="49054003" w16cid:durableId="1EA28E67"/>
-  <w16cid:commentId w16cid:paraId="262A3F1B" w16cid:durableId="7CD795A2"/>
-  <w16cid:commentId w16cid:paraId="55544806" w16cid:durableId="6993EB16"/>
-</w16cid:commentsIds>
-</file>
-
 <file path=word/numbering.xml><?xml version="1.0" encoding="utf-8"?>
 <w:numbering xmlns:wpc="http://schemas.microsoft.com/office/word/2010/wordprocessingCanvas" xmlns:cx="http://schemas.microsoft.com/office/drawing/2014/chartex" xmlns:cx1="http://schemas.microsoft.com/office/drawing/2015/9/8/chartex" xmlns:cx2="http://schemas.microsoft.com/office/drawing/2015/10/21/chartex" xmlns:cx3="http://schemas.microsoft.com/office/drawing/2016/5/9/chartex" xmlns:cx4="http://schemas.microsoft.com/office/drawing/2016/5/10/chartex" xmlns:cx5="http://schemas.microsoft.com/office/drawing/2016/5/11/chartex" xmlns:cx6="http://schemas.microsoft.com/office/drawing/2016/5/12/chartex" xmlns:cx7="http://schemas.microsoft.com/office/drawing/2016/5/13/chartex" xmlns:cx8="http://schemas.microsoft.com/office/drawing/2016/5/14/chartex" xmlns:mc="http://schemas.openxmlformats.org/markup-compatibility/2006" xmlns:aink="http://schemas.microsoft.com/office/drawing/2016/ink" xmlns:am3d="http://schemas.microsoft.com/office/drawing/2017/model3d" xmlns:o="urn:schemas-microsoft-com:office:office" xmlns:oel="http://schemas.microsoft.com/office/2019/extlst" xmlns:r="http://schemas.openxmlformats.org/officeDocument/2006/relationships" xmlns:m="http://schemas.openxmlformats.org/officeDocument/2006/math" xmlns:v="urn:schemas-microsoft-com:vml" xmlns:wp14="http://schemas.microsoft.com/office/word/2010/wordprocessingDrawing" xmlns:wp="http://schemas.openxmlformats.org/drawingml/2006/wordprocessingDrawing" xmlns:w10="urn:schemas-microsoft-com:office:word" xmlns:w="http://schemas.openxmlformats.org/wordprocessingml/2006/main" xmlns:w14="http://schemas.microsoft.com/office/word/2010/wordml" xmlns:w15="http://schemas.microsoft.com/office/word/2012/wordml" xmlns:w16cex="http://schemas.microsoft.com/office/word/2018/wordml/cex" xmlns:w16cid="http://schemas.microsoft.com/office/word/2016/wordml/cid" xmlns:w16="http://schemas.microsoft.com/office/word/2018/wordml" xmlns:w16du="http://schemas.microsoft.com/office/word/2023/wordml/word16du" xmlns:w16sdtdh="http://schemas.microsoft.com/office/word/2020/wordml/sdtdatahash" xmlns:w16sdtfl="http://schemas.microsoft.com/office/word/2024/wordml/sdtformatlock" xmlns:w16se="http://schemas.microsoft.com/office/word/2015/wordml/symex" xmlns:wpg="http://schemas.microsoft.com/office/word/2010/wordprocessingGroup" xmlns:wpi="http://schemas.microsoft.com/office/word/2010/wordprocessingInk" xmlns:wne="http://schemas.microsoft.com/office/word/2006/wordml" xmlns:wps="http://schemas.microsoft.com/office/word/2010/wordprocessingShape" mc:Ignorable="w14 w15 w16se w16cid w16 w16cex w16sdtdh w16sdtfl w16du wp14">
   <w:abstractNum w:abstractNumId="0" w15:restartNumberingAfterBreak="0">
     <w:nsid w:val="1EFF4152"/>
     <w:multiLevelType w:val="hybridMultilevel"/>
-    <w:tmpl w:val="BBA653D8"/>
-    <w:lvl w:ilvl="0" w:tplc="040E000F">
+    <w:tmpl w:val="2D6A7FA6"/>
+    <w:lvl w:ilvl="0" w:tplc="76EEEDC2">
       <w:start w:val="1"/>
       <w:numFmt w:val="decimal"/>
       <w:lvlText w:val="%1."/>
@@ -3418,6 +8484,101 @@
     </w:lvl>
   </w:abstractNum>
   <w:abstractNum w:abstractNumId="5" w15:restartNumberingAfterBreak="0">
+    <w:nsid w:val="3A311B90"/>
+    <w:multiLevelType w:val="multilevel"/>
+    <w:tmpl w:val="040E0025"/>
+    <w:lvl w:ilvl="0">
+      <w:start w:val="1"/>
+      <w:numFmt w:val="decimal"/>
+      <w:pStyle w:val="Cmsor1"/>
+      <w:lvlText w:val="%1"/>
+      <w:lvlJc w:val="left"/>
+      <w:pPr>
+        <w:ind w:left="432" w:hanging="432"/>
+      </w:pPr>
+    </w:lvl>
+    <w:lvl w:ilvl="1">
+      <w:start w:val="1"/>
+      <w:numFmt w:val="decimal"/>
+      <w:pStyle w:val="Cmsor2"/>
+      <w:lvlText w:val="%1.%2"/>
+      <w:lvlJc w:val="left"/>
+      <w:pPr>
+        <w:ind w:left="576" w:hanging="576"/>
+      </w:pPr>
+    </w:lvl>
+    <w:lvl w:ilvl="2">
+      <w:start w:val="1"/>
+      <w:numFmt w:val="decimal"/>
+      <w:pStyle w:val="Cmsor3"/>
+      <w:lvlText w:val="%1.%2.%3"/>
+      <w:lvlJc w:val="left"/>
+      <w:pPr>
+        <w:ind w:left="720" w:hanging="720"/>
+      </w:pPr>
+    </w:lvl>
+    <w:lvl w:ilvl="3">
+      <w:start w:val="1"/>
+      <w:numFmt w:val="decimal"/>
+      <w:pStyle w:val="Cmsor4"/>
+      <w:lvlText w:val="%1.%2.%3.%4"/>
+      <w:lvlJc w:val="left"/>
+      <w:pPr>
+        <w:ind w:left="864" w:hanging="864"/>
+      </w:pPr>
+    </w:lvl>
+    <w:lvl w:ilvl="4">
+      <w:start w:val="1"/>
+      <w:numFmt w:val="decimal"/>
+      <w:pStyle w:val="Cmsor5"/>
+      <w:lvlText w:val="%1.%2.%3.%4.%5"/>
+      <w:lvlJc w:val="left"/>
+      <w:pPr>
+        <w:ind w:left="1008" w:hanging="1008"/>
+      </w:pPr>
+    </w:lvl>
+    <w:lvl w:ilvl="5">
+      <w:start w:val="1"/>
+      <w:numFmt w:val="decimal"/>
+      <w:pStyle w:val="Cmsor6"/>
+      <w:lvlText w:val="%1.%2.%3.%4.%5.%6"/>
+      <w:lvlJc w:val="left"/>
+      <w:pPr>
+        <w:ind w:left="1152" w:hanging="1152"/>
+      </w:pPr>
+    </w:lvl>
+    <w:lvl w:ilvl="6">
+      <w:start w:val="1"/>
+      <w:numFmt w:val="decimal"/>
+      <w:pStyle w:val="Cmsor7"/>
+      <w:lvlText w:val="%1.%2.%3.%4.%5.%6.%7"/>
+      <w:lvlJc w:val="left"/>
+      <w:pPr>
+        <w:ind w:left="1296" w:hanging="1296"/>
+      </w:pPr>
+    </w:lvl>
+    <w:lvl w:ilvl="7">
+      <w:start w:val="1"/>
+      <w:numFmt w:val="decimal"/>
+      <w:pStyle w:val="Cmsor8"/>
+      <w:lvlText w:val="%1.%2.%3.%4.%5.%6.%7.%8"/>
+      <w:lvlJc w:val="left"/>
+      <w:pPr>
+        <w:ind w:left="1440" w:hanging="1440"/>
+      </w:pPr>
+    </w:lvl>
+    <w:lvl w:ilvl="8">
+      <w:start w:val="1"/>
+      <w:numFmt w:val="decimal"/>
+      <w:pStyle w:val="Cmsor9"/>
+      <w:lvlText w:val="%1.%2.%3.%4.%5.%6.%7.%8.%9"/>
+      <w:lvlJc w:val="left"/>
+      <w:pPr>
+        <w:ind w:left="1584" w:hanging="1584"/>
+      </w:pPr>
+    </w:lvl>
+  </w:abstractNum>
+  <w:abstractNum w:abstractNumId="6" w15:restartNumberingAfterBreak="0">
     <w:nsid w:val="3D3A24D2"/>
     <w:multiLevelType w:val="hybridMultilevel"/>
     <w:tmpl w:val="B1303178"/>
@@ -3529,7 +8690,7 @@
       </w:rPr>
     </w:lvl>
   </w:abstractNum>
-  <w:abstractNum w:abstractNumId="6" w15:restartNumberingAfterBreak="0">
+  <w:abstractNum w:abstractNumId="7" w15:restartNumberingAfterBreak="0">
     <w:nsid w:val="6800217A"/>
     <w:multiLevelType w:val="multilevel"/>
     <w:tmpl w:val="1FB266A4"/>
@@ -3682,10 +8843,10 @@
     <w:abstractNumId w:val="1"/>
   </w:num>
   <w:num w:numId="2" w16cid:durableId="3747974">
-    <w:abstractNumId w:val="6"/>
+    <w:abstractNumId w:val="7"/>
   </w:num>
   <w:num w:numId="3" w16cid:durableId="1503282117">
-    <w:abstractNumId w:val="5"/>
+    <w:abstractNumId w:val="6"/>
   </w:num>
   <w:num w:numId="4" w16cid:durableId="1525245163">
     <w:abstractNumId w:val="0"/>
@@ -3699,15 +8860,10 @@
   <w:num w:numId="7" w16cid:durableId="649096624">
     <w:abstractNumId w:val="2"/>
   </w:num>
+  <w:num w:numId="8" w16cid:durableId="36703373">
+    <w:abstractNumId w:val="5"/>
+  </w:num>
 </w:numbering>
-</file>
-
-<file path=word/people.xml><?xml version="1.0" encoding="utf-8"?>
-<w15:people xmlns:wpc="http://schemas.microsoft.com/office/word/2010/wordprocessingCanvas" xmlns:cx="http://schemas.microsoft.com/office/drawing/2014/chartex" xmlns:cx1="http://schemas.microsoft.com/office/drawing/2015/9/8/chartex" xmlns:cx2="http://schemas.microsoft.com/office/drawing/2015/10/21/chartex" xmlns:cx3="http://schemas.microsoft.com/office/drawing/2016/5/9/chartex" xmlns:cx4="http://schemas.microsoft.com/office/drawing/2016/5/10/chartex" xmlns:cx5="http://schemas.microsoft.com/office/drawing/2016/5/11/chartex" xmlns:cx6="http://schemas.microsoft.com/office/drawing/2016/5/12/chartex" xmlns:cx7="http://schemas.microsoft.com/office/drawing/2016/5/13/chartex" xmlns:cx8="http://schemas.microsoft.com/office/drawing/2016/5/14/chartex" xmlns:mc="http://schemas.openxmlformats.org/markup-compatibility/2006" xmlns:aink="http://schemas.microsoft.com/office/drawing/2016/ink" xmlns:am3d="http://schemas.microsoft.com/office/drawing/2017/model3d" xmlns:o="urn:schemas-microsoft-com:office:office" xmlns:oel="http://schemas.microsoft.com/office/2019/extlst" xmlns:r="http://schemas.openxmlformats.org/officeDocument/2006/relationships" xmlns:m="http://schemas.openxmlformats.org/officeDocument/2006/math" xmlns:v="urn:schemas-microsoft-com:vml" xmlns:wp14="http://schemas.microsoft.com/office/word/2010/wordprocessingDrawing" xmlns:wp="http://schemas.openxmlformats.org/drawingml/2006/wordprocessingDrawing" xmlns:w10="urn:schemas-microsoft-com:office:word" xmlns:w="http://schemas.openxmlformats.org/wordprocessingml/2006/main" xmlns:w14="http://schemas.microsoft.com/office/word/2010/wordml" xmlns:w15="http://schemas.microsoft.com/office/word/2012/wordml" xmlns:w16cex="http://schemas.microsoft.com/office/word/2018/wordml/cex" xmlns:w16cid="http://schemas.microsoft.com/office/word/2016/wordml/cid" xmlns:w16="http://schemas.microsoft.com/office/word/2018/wordml" xmlns:w16du="http://schemas.microsoft.com/office/word/2023/wordml/word16du" xmlns:w16sdtdh="http://schemas.microsoft.com/office/word/2020/wordml/sdtdatahash" xmlns:w16sdtfl="http://schemas.microsoft.com/office/word/2024/wordml/sdtformatlock" xmlns:w16se="http://schemas.microsoft.com/office/word/2015/wordml/symex" xmlns:wpg="http://schemas.microsoft.com/office/word/2010/wordprocessingGroup" xmlns:wpi="http://schemas.microsoft.com/office/word/2010/wordprocessingInk" xmlns:wne="http://schemas.microsoft.com/office/word/2006/wordml" xmlns:wps="http://schemas.microsoft.com/office/word/2010/wordprocessingShape" mc:Ignorable="w14 w15 w16se w16cid w16 w16cex w16sdtdh w16sdtfl w16du wp14">
-  <w15:person w15:author="Tamas Molnar">
-    <w15:presenceInfo w15:providerId="Windows Live" w15:userId="b965f05128d9ac5e"/>
-  </w15:person>
-</w15:people>
 </file>
 
 <file path=word/styles.xml><?xml version="1.0" encoding="utf-8"?>
@@ -4133,6 +9289,9 @@
     <w:pPr>
       <w:keepNext/>
       <w:keepLines/>
+      <w:numPr>
+        <w:numId w:val="8"/>
+      </w:numPr>
       <w:spacing w:before="360" w:line="276" w:lineRule="auto"/>
       <w:outlineLvl w:val="0"/>
     </w:pPr>
@@ -4155,6 +9314,10 @@
     <w:pPr>
       <w:keepNext/>
       <w:keepLines/>
+      <w:numPr>
+        <w:ilvl w:val="1"/>
+        <w:numId w:val="8"/>
+      </w:numPr>
       <w:spacing w:before="280" w:after="80" w:line="276" w:lineRule="auto"/>
       <w:outlineLvl w:val="1"/>
     </w:pPr>
@@ -4177,6 +9340,10 @@
     <w:pPr>
       <w:keepNext/>
       <w:keepLines/>
+      <w:numPr>
+        <w:ilvl w:val="2"/>
+        <w:numId w:val="8"/>
+      </w:numPr>
       <w:spacing w:before="200" w:after="80" w:line="276" w:lineRule="auto"/>
       <w:outlineLvl w:val="2"/>
     </w:pPr>
@@ -4193,13 +9360,16 @@
     <w:next w:val="Norml"/>
     <w:link w:val="Cmsor4Char"/>
     <w:uiPriority w:val="9"/>
-    <w:semiHidden/>
     <w:unhideWhenUsed/>
     <w:qFormat/>
     <w:rsid w:val="009F40DF"/>
     <w:pPr>
       <w:keepNext/>
       <w:keepLines/>
+      <w:numPr>
+        <w:ilvl w:val="3"/>
+        <w:numId w:val="8"/>
+      </w:numPr>
       <w:spacing w:before="80" w:after="40"/>
       <w:outlineLvl w:val="3"/>
     </w:pPr>
@@ -4223,6 +9393,10 @@
     <w:pPr>
       <w:keepNext/>
       <w:keepLines/>
+      <w:numPr>
+        <w:ilvl w:val="4"/>
+        <w:numId w:val="8"/>
+      </w:numPr>
       <w:spacing w:before="80" w:after="40"/>
       <w:outlineLvl w:val="4"/>
     </w:pPr>
@@ -4244,6 +9418,10 @@
     <w:pPr>
       <w:keepNext/>
       <w:keepLines/>
+      <w:numPr>
+        <w:ilvl w:val="5"/>
+        <w:numId w:val="8"/>
+      </w:numPr>
       <w:spacing w:before="40" w:after="0"/>
       <w:outlineLvl w:val="5"/>
     </w:pPr>
@@ -4267,6 +9445,10 @@
     <w:pPr>
       <w:keepNext/>
       <w:keepLines/>
+      <w:numPr>
+        <w:ilvl w:val="6"/>
+        <w:numId w:val="8"/>
+      </w:numPr>
       <w:spacing w:before="40" w:after="0"/>
       <w:outlineLvl w:val="6"/>
     </w:pPr>
@@ -4288,6 +9470,10 @@
     <w:pPr>
       <w:keepNext/>
       <w:keepLines/>
+      <w:numPr>
+        <w:ilvl w:val="7"/>
+        <w:numId w:val="8"/>
+      </w:numPr>
       <w:spacing w:after="0"/>
       <w:outlineLvl w:val="7"/>
     </w:pPr>
@@ -4311,6 +9497,10 @@
     <w:pPr>
       <w:keepNext/>
       <w:keepLines/>
+      <w:numPr>
+        <w:ilvl w:val="8"/>
+        <w:numId w:val="8"/>
+      </w:numPr>
       <w:spacing w:after="0"/>
       <w:outlineLvl w:val="8"/>
     </w:pPr>
@@ -4322,7 +9512,6 @@
   <w:style w:type="character" w:default="1" w:styleId="Bekezdsalapbettpusa">
     <w:name w:val="Default Paragraph Font"/>
     <w:uiPriority w:val="1"/>
-    <w:semiHidden/>
     <w:unhideWhenUsed/>
   </w:style>
   <w:style w:type="table" w:default="1" w:styleId="Normltblzat">
@@ -4393,7 +9582,6 @@
     <w:basedOn w:val="Bekezdsalapbettpusa"/>
     <w:link w:val="Cmsor4"/>
     <w:uiPriority w:val="9"/>
-    <w:semiHidden/>
     <w:rsid w:val="009F40DF"/>
     <w:rPr>
       <w:rFonts w:eastAsiaTheme="majorEastAsia" w:cstheme="majorBidi"/>
@@ -4568,6 +9756,7 @@
   <w:style w:type="paragraph" w:styleId="Listaszerbekezds">
     <w:name w:val="List Paragraph"/>
     <w:basedOn w:val="Norml"/>
+    <w:link w:val="ListaszerbekezdsChar"/>
     <w:uiPriority w:val="34"/>
     <w:qFormat/>
     <w:rsid w:val="009F40DF"/>
@@ -4730,6 +9919,107 @@
       <w:sz w:val="20"/>
       <w:szCs w:val="20"/>
     </w:rPr>
+  </w:style>
+  <w:style w:type="paragraph" w:customStyle="1" w:styleId="Kdblokk">
+    <w:name w:val="Kódblokk"/>
+    <w:basedOn w:val="Norml"/>
+    <w:next w:val="Norml"/>
+    <w:link w:val="KdblokkChar"/>
+    <w:qFormat/>
+    <w:rsid w:val="00C22C52"/>
+    <w:pPr>
+      <w:spacing w:line="240" w:lineRule="auto"/>
+    </w:pPr>
+    <w:rPr>
+      <w:rFonts w:ascii="Consolas" w:hAnsi="Consolas"/>
+      <w:sz w:val="20"/>
+    </w:rPr>
+  </w:style>
+  <w:style w:type="character" w:customStyle="1" w:styleId="ListaszerbekezdsChar">
+    <w:name w:val="Listaszerű bekezdés Char"/>
+    <w:basedOn w:val="Bekezdsalapbettpusa"/>
+    <w:link w:val="Listaszerbekezds"/>
+    <w:uiPriority w:val="34"/>
+    <w:rsid w:val="00656BAE"/>
+    <w:rPr>
+      <w:rFonts w:ascii="Aptos" w:hAnsi="Aptos"/>
+      <w:color w:val="000000" w:themeColor="text1"/>
+    </w:rPr>
+  </w:style>
+  <w:style w:type="character" w:customStyle="1" w:styleId="KdblokkChar">
+    <w:name w:val="Kódblokk Char"/>
+    <w:basedOn w:val="ListaszerbekezdsChar"/>
+    <w:link w:val="Kdblokk"/>
+    <w:rsid w:val="00C22C52"/>
+    <w:rPr>
+      <w:rFonts w:ascii="Consolas" w:hAnsi="Consolas"/>
+      <w:color w:val="000000" w:themeColor="text1"/>
+      <w:sz w:val="20"/>
+    </w:rPr>
+  </w:style>
+  <w:style w:type="paragraph" w:styleId="Tartalomjegyzkcmsora">
+    <w:name w:val="TOC Heading"/>
+    <w:basedOn w:val="Cmsor1"/>
+    <w:next w:val="Norml"/>
+    <w:uiPriority w:val="39"/>
+    <w:unhideWhenUsed/>
+    <w:qFormat/>
+    <w:rsid w:val="002D5EAD"/>
+    <w:pPr>
+      <w:widowControl/>
+      <w:spacing w:before="240" w:after="0" w:line="259" w:lineRule="auto"/>
+      <w:contextualSpacing w:val="0"/>
+      <w:jc w:val="left"/>
+      <w:outlineLvl w:val="9"/>
+    </w:pPr>
+    <w:rPr>
+      <w:rFonts w:asciiTheme="majorHAnsi" w:hAnsiTheme="majorHAnsi"/>
+      <w:b w:val="0"/>
+      <w:color w:val="2F5496" w:themeColor="accent1" w:themeShade="BF"/>
+      <w:kern w:val="0"/>
+      <w:sz w:val="32"/>
+      <w:szCs w:val="32"/>
+      <w:lang w:eastAsia="hu-HU"/>
+      <w14:ligatures w14:val="none"/>
+    </w:rPr>
+  </w:style>
+  <w:style w:type="paragraph" w:styleId="TJ1">
+    <w:name w:val="toc 1"/>
+    <w:basedOn w:val="Norml"/>
+    <w:next w:val="Norml"/>
+    <w:autoRedefine/>
+    <w:uiPriority w:val="39"/>
+    <w:unhideWhenUsed/>
+    <w:rsid w:val="002D5EAD"/>
+    <w:pPr>
+      <w:spacing w:after="100"/>
+    </w:pPr>
+  </w:style>
+  <w:style w:type="paragraph" w:styleId="TJ2">
+    <w:name w:val="toc 2"/>
+    <w:basedOn w:val="Norml"/>
+    <w:next w:val="Norml"/>
+    <w:autoRedefine/>
+    <w:uiPriority w:val="39"/>
+    <w:unhideWhenUsed/>
+    <w:rsid w:val="002D5EAD"/>
+    <w:pPr>
+      <w:spacing w:after="100"/>
+      <w:ind w:left="220"/>
+    </w:pPr>
+  </w:style>
+  <w:style w:type="paragraph" w:styleId="TJ3">
+    <w:name w:val="toc 3"/>
+    <w:basedOn w:val="Norml"/>
+    <w:next w:val="Norml"/>
+    <w:autoRedefine/>
+    <w:uiPriority w:val="39"/>
+    <w:unhideWhenUsed/>
+    <w:rsid w:val="002D5EAD"/>
+    <w:pPr>
+      <w:spacing w:after="100"/>
+      <w:ind w:left="440"/>
+    </w:pPr>
   </w:style>
 </w:styles>
 </file>

--- a/Dokumentáció.docx
+++ b/Dokumentáció.docx
@@ -147,6 +147,15 @@
     </w:p>
     <w:sdt>
       <w:sdtPr>
+        <w:rPr>
+          <w:rFonts w:ascii="Aptos" w:eastAsiaTheme="minorHAnsi" w:hAnsi="Aptos" w:cstheme="minorBidi"/>
+          <w:color w:val="000000" w:themeColor="text1"/>
+          <w:kern w:val="2"/>
+          <w:sz w:val="22"/>
+          <w:szCs w:val="22"/>
+          <w:lang w:eastAsia="en-US"/>
+          <w14:ligatures w14:val="standardContextual"/>
+        </w:rPr>
         <w:id w:val="864090451"/>
         <w:docPartObj>
           <w:docPartGallery w:val="Table of Contents"/>
@@ -155,15 +164,8 @@
       </w:sdtPr>
       <w:sdtEndPr>
         <w:rPr>
-          <w:rFonts w:ascii="Aptos" w:eastAsiaTheme="minorHAnsi" w:hAnsi="Aptos" w:cstheme="minorBidi"/>
           <w:b/>
           <w:bCs/>
-          <w:color w:val="000000" w:themeColor="text1"/>
-          <w:kern w:val="2"/>
-          <w:sz w:val="22"/>
-          <w:szCs w:val="22"/>
-          <w:lang w:eastAsia="en-US"/>
-          <w14:ligatures w14:val="standardContextual"/>
         </w:rPr>
       </w:sdtEndPr>
       <w:sdtContent>
@@ -201,7 +203,7 @@
           <w:r>
             <w:fldChar w:fldCharType="separate"/>
           </w:r>
-          <w:hyperlink w:anchor="_Toc240127856" w:history="1">
+          <w:hyperlink w:anchor="_Toc240133586" w:history="1">
             <w:r>
               <w:rPr>
                 <w:rStyle w:val="Hiperhivatkozs"/>
@@ -246,7 +248,7 @@
                 <w:noProof/>
                 <w:webHidden/>
               </w:rPr>
-              <w:instrText xml:space="preserve"> PAGEREF _Toc240127856 \h </w:instrText>
+              <w:instrText xml:space="preserve"> PAGEREF _Toc240133586 \h </w:instrText>
             </w:r>
             <w:r>
               <w:rPr>
@@ -266,7 +268,7 @@
                 <w:noProof/>
                 <w:webHidden/>
               </w:rPr>
-              <w:t>4</w:t>
+              <w:t>3</w:t>
             </w:r>
             <w:r>
               <w:rPr>
@@ -293,7 +295,7 @@
               <w:lang w:eastAsia="hu-HU"/>
             </w:rPr>
           </w:pPr>
-          <w:hyperlink w:anchor="_Toc240127857" w:history="1">
+          <w:hyperlink w:anchor="_Toc240133587" w:history="1">
             <w:r>
               <w:rPr>
                 <w:rStyle w:val="Hiperhivatkozs"/>
@@ -338,7 +340,7 @@
                 <w:noProof/>
                 <w:webHidden/>
               </w:rPr>
-              <w:instrText xml:space="preserve"> PAGEREF _Toc240127857 \h </w:instrText>
+              <w:instrText xml:space="preserve"> PAGEREF _Toc240133587 \h </w:instrText>
             </w:r>
             <w:r>
               <w:rPr>
@@ -358,7 +360,7 @@
                 <w:noProof/>
                 <w:webHidden/>
               </w:rPr>
-              <w:t>5</w:t>
+              <w:t>4</w:t>
             </w:r>
             <w:r>
               <w:rPr>
@@ -385,7 +387,7 @@
               <w:lang w:eastAsia="hu-HU"/>
             </w:rPr>
           </w:pPr>
-          <w:hyperlink w:anchor="_Toc240127858" w:history="1">
+          <w:hyperlink w:anchor="_Toc240133588" w:history="1">
             <w:r>
               <w:rPr>
                 <w:rStyle w:val="Hiperhivatkozs"/>
@@ -430,7 +432,7 @@
                 <w:noProof/>
                 <w:webHidden/>
               </w:rPr>
-              <w:instrText xml:space="preserve"> PAGEREF _Toc240127858 \h </w:instrText>
+              <w:instrText xml:space="preserve"> PAGEREF _Toc240133588 \h </w:instrText>
             </w:r>
             <w:r>
               <w:rPr>
@@ -450,7 +452,7 @@
                 <w:noProof/>
                 <w:webHidden/>
               </w:rPr>
-              <w:t>5</w:t>
+              <w:t>4</w:t>
             </w:r>
             <w:r>
               <w:rPr>
@@ -477,7 +479,7 @@
               <w:lang w:eastAsia="hu-HU"/>
             </w:rPr>
           </w:pPr>
-          <w:hyperlink w:anchor="_Toc240127859" w:history="1">
+          <w:hyperlink w:anchor="_Toc240133589" w:history="1">
             <w:r>
               <w:rPr>
                 <w:rStyle w:val="Hiperhivatkozs"/>
@@ -522,7 +524,7 @@
                 <w:noProof/>
                 <w:webHidden/>
               </w:rPr>
-              <w:instrText xml:space="preserve"> PAGEREF _Toc240127859 \h </w:instrText>
+              <w:instrText xml:space="preserve"> PAGEREF _Toc240133589 \h </w:instrText>
             </w:r>
             <w:r>
               <w:rPr>
@@ -542,7 +544,7 @@
                 <w:noProof/>
                 <w:webHidden/>
               </w:rPr>
-              <w:t>5</w:t>
+              <w:t>4</w:t>
             </w:r>
             <w:r>
               <w:rPr>
@@ -569,7 +571,7 @@
               <w:lang w:eastAsia="hu-HU"/>
             </w:rPr>
           </w:pPr>
-          <w:hyperlink w:anchor="_Toc240127860" w:history="1">
+          <w:hyperlink w:anchor="_Toc240133590" w:history="1">
             <w:r>
               <w:rPr>
                 <w:rStyle w:val="Hiperhivatkozs"/>
@@ -614,7 +616,7 @@
                 <w:noProof/>
                 <w:webHidden/>
               </w:rPr>
-              <w:instrText xml:space="preserve"> PAGEREF _Toc240127860 \h </w:instrText>
+              <w:instrText xml:space="preserve"> PAGEREF _Toc240133590 \h </w:instrText>
             </w:r>
             <w:r>
               <w:rPr>
@@ -634,7 +636,7 @@
                 <w:noProof/>
                 <w:webHidden/>
               </w:rPr>
-              <w:t>5</w:t>
+              <w:t>4</w:t>
             </w:r>
             <w:r>
               <w:rPr>
@@ -661,7 +663,7 @@
               <w:lang w:eastAsia="hu-HU"/>
             </w:rPr>
           </w:pPr>
-          <w:hyperlink w:anchor="_Toc240127861" w:history="1">
+          <w:hyperlink w:anchor="_Toc240133591" w:history="1">
             <w:r>
               <w:rPr>
                 <w:rStyle w:val="Hiperhivatkozs"/>
@@ -706,7 +708,99 @@
                 <w:noProof/>
                 <w:webHidden/>
               </w:rPr>
-              <w:instrText xml:space="preserve"> PAGEREF _Toc240127861 \h </w:instrText>
+              <w:instrText xml:space="preserve"> PAGEREF _Toc240133591 \h </w:instrText>
+            </w:r>
+            <w:r>
+              <w:rPr>
+                <w:noProof/>
+                <w:webHidden/>
+              </w:rPr>
+            </w:r>
+            <w:r>
+              <w:rPr>
+                <w:noProof/>
+                <w:webHidden/>
+              </w:rPr>
+              <w:fldChar w:fldCharType="separate"/>
+            </w:r>
+            <w:r>
+              <w:rPr>
+                <w:noProof/>
+                <w:webHidden/>
+              </w:rPr>
+              <w:t>5</w:t>
+            </w:r>
+            <w:r>
+              <w:rPr>
+                <w:noProof/>
+                <w:webHidden/>
+              </w:rPr>
+              <w:fldChar w:fldCharType="end"/>
+            </w:r>
+          </w:hyperlink>
+        </w:p>
+        <w:p>
+          <w:pPr>
+            <w:pStyle w:val="TJ2"/>
+            <w:tabs>
+              <w:tab w:val="left" w:pos="960"/>
+              <w:tab w:val="right" w:leader="dot" w:pos="9062"/>
+            </w:tabs>
+            <w:rPr>
+              <w:rFonts w:asciiTheme="minorHAnsi" w:eastAsiaTheme="minorEastAsia" w:hAnsiTheme="minorHAnsi"/>
+              <w:noProof/>
+              <w:color w:val="auto"/>
+              <w:sz w:val="24"/>
+              <w:szCs w:val="24"/>
+              <w:lang w:eastAsia="hu-HU"/>
+            </w:rPr>
+          </w:pPr>
+          <w:hyperlink w:anchor="_Toc240133592" w:history="1">
+            <w:r>
+              <w:rPr>
+                <w:rStyle w:val="Hiperhivatkozs"/>
+                <w:noProof/>
+              </w:rPr>
+              <w:t>2.2</w:t>
+            </w:r>
+            <w:r>
+              <w:rPr>
+                <w:rFonts w:asciiTheme="minorHAnsi" w:eastAsiaTheme="minorEastAsia" w:hAnsiTheme="minorHAnsi"/>
+                <w:noProof/>
+                <w:color w:val="auto"/>
+                <w:sz w:val="24"/>
+                <w:szCs w:val="24"/>
+                <w:lang w:eastAsia="hu-HU"/>
+              </w:rPr>
+              <w:tab/>
+            </w:r>
+            <w:r>
+              <w:rPr>
+                <w:rStyle w:val="Hiperhivatkozs"/>
+                <w:noProof/>
+              </w:rPr>
+              <w:t>Választott technológia</w:t>
+            </w:r>
+            <w:r>
+              <w:rPr>
+                <w:noProof/>
+                <w:webHidden/>
+              </w:rPr>
+              <w:tab/>
+            </w:r>
+            <w:r>
+              <w:rPr>
+                <w:noProof/>
+                <w:webHidden/>
+              </w:rPr>
+              <w:fldChar w:fldCharType="begin"/>
+            </w:r>
+            <w:r>
+              <w:rPr>
+                <w:noProof/>
+                <w:webHidden/>
+              </w:rPr>
+              <w:instrText xml:space="preserve"> PAGEREF _Toc240133592 \h </w:instrText>
             </w:r>
             <w:r>
               <w:rPr>
@@ -753,13 +847,13 @@
               <w:lang w:eastAsia="hu-HU"/>
             </w:rPr>
           </w:pPr>
-          <w:hyperlink w:anchor="_Toc240127862" w:history="1">
+          <w:hyperlink w:anchor="_Toc240133593" w:history="1">
             <w:r>
               <w:rPr>
                 <w:rStyle w:val="Hiperhivatkozs"/>
                 <w:noProof/>
               </w:rPr>
-              <w:t>2.1.4</w:t>
+              <w:t>2.2.1</w:t>
             </w:r>
             <w:r>
               <w:rPr>
@@ -777,7 +871,7 @@
                 <w:rStyle w:val="Hiperhivatkozs"/>
                 <w:noProof/>
               </w:rPr>
-              <w:t>WampServer – Fejlesztő webszerver környezet:</w:t>
+              <w:t>HTML – HyperText Markup Language</w:t>
             </w:r>
             <w:r>
               <w:rPr>
@@ -798,7 +892,7 @@
                 <w:noProof/>
                 <w:webHidden/>
               </w:rPr>
-              <w:instrText xml:space="preserve"> PAGEREF _Toc240127862 \h </w:instrText>
+              <w:instrText xml:space="preserve"> PAGEREF _Toc240133593 \h </w:instrText>
             </w:r>
             <w:r>
               <w:rPr>
@@ -845,13 +939,13 @@
               <w:lang w:eastAsia="hu-HU"/>
             </w:rPr>
           </w:pPr>
-          <w:hyperlink w:anchor="_Toc240127863" w:history="1">
+          <w:hyperlink w:anchor="_Toc240133594" w:history="1">
             <w:r>
               <w:rPr>
                 <w:rStyle w:val="Hiperhivatkozs"/>
                 <w:noProof/>
               </w:rPr>
-              <w:t>2.1.5</w:t>
+              <w:t>2.2.2</w:t>
             </w:r>
             <w:r>
               <w:rPr>
@@ -869,7 +963,7 @@
                 <w:rStyle w:val="Hiperhivatkozs"/>
                 <w:noProof/>
               </w:rPr>
-              <w:t>phpMyAdmin:</w:t>
+              <w:t>CSS – Cascading Style Sheets</w:t>
             </w:r>
             <w:r>
               <w:rPr>
@@ -890,7 +984,7 @@
                 <w:noProof/>
                 <w:webHidden/>
               </w:rPr>
-              <w:instrText xml:space="preserve"> PAGEREF _Toc240127863 \h </w:instrText>
+              <w:instrText xml:space="preserve"> PAGEREF _Toc240133594 \h </w:instrText>
             </w:r>
             <w:r>
               <w:rPr>
@@ -937,13 +1031,13 @@
               <w:lang w:eastAsia="hu-HU"/>
             </w:rPr>
           </w:pPr>
-          <w:hyperlink w:anchor="_Toc240127864" w:history="1">
+          <w:hyperlink w:anchor="_Toc240133595" w:history="1">
             <w:r>
               <w:rPr>
                 <w:rStyle w:val="Hiperhivatkozs"/>
                 <w:noProof/>
               </w:rPr>
-              <w:t>2.1.6</w:t>
+              <w:t>2.2.3</w:t>
             </w:r>
             <w:r>
               <w:rPr>
@@ -961,7 +1055,7 @@
                 <w:rStyle w:val="Hiperhivatkozs"/>
                 <w:noProof/>
               </w:rPr>
-              <w:t>Git:</w:t>
+              <w:t>JavaScript – Client-side scripting language:</w:t>
             </w:r>
             <w:r>
               <w:rPr>
@@ -982,7 +1076,7 @@
                 <w:noProof/>
                 <w:webHidden/>
               </w:rPr>
-              <w:instrText xml:space="preserve"> PAGEREF _Toc240127864 \h </w:instrText>
+              <w:instrText xml:space="preserve"> PAGEREF _Toc240133595 \h </w:instrText>
             </w:r>
             <w:r>
               <w:rPr>
@@ -1029,13 +1123,13 @@
               <w:lang w:eastAsia="hu-HU"/>
             </w:rPr>
           </w:pPr>
-          <w:hyperlink w:anchor="_Toc240127865" w:history="1">
+          <w:hyperlink w:anchor="_Toc240133596" w:history="1">
             <w:r>
               <w:rPr>
                 <w:rStyle w:val="Hiperhivatkozs"/>
                 <w:noProof/>
               </w:rPr>
-              <w:t>2.1.7</w:t>
+              <w:t>2.2.4</w:t>
             </w:r>
             <w:r>
               <w:rPr>
@@ -1053,7 +1147,7 @@
                 <w:rStyle w:val="Hiperhivatkozs"/>
                 <w:noProof/>
               </w:rPr>
-              <w:t>Webböngészők - Google Chrome / Mozilla Firefox / Microsoft Edge:</w:t>
+              <w:t>PHP – Server-side scripting language:</w:t>
             </w:r>
             <w:r>
               <w:rPr>
@@ -1074,7 +1168,99 @@
                 <w:noProof/>
                 <w:webHidden/>
               </w:rPr>
-              <w:instrText xml:space="preserve"> PAGEREF _Toc240127865 \h </w:instrText>
+              <w:instrText xml:space="preserve"> PAGEREF _Toc240133596 \h </w:instrText>
+            </w:r>
+            <w:r>
+              <w:rPr>
+                <w:noProof/>
+                <w:webHidden/>
+              </w:rPr>
+            </w:r>
+            <w:r>
+              <w:rPr>
+                <w:noProof/>
+                <w:webHidden/>
+              </w:rPr>
+              <w:fldChar w:fldCharType="separate"/>
+            </w:r>
+            <w:r>
+              <w:rPr>
+                <w:noProof/>
+                <w:webHidden/>
+              </w:rPr>
+              <w:t>6</w:t>
+            </w:r>
+            <w:r>
+              <w:rPr>
+                <w:noProof/>
+                <w:webHidden/>
+              </w:rPr>
+              <w:fldChar w:fldCharType="end"/>
+            </w:r>
+          </w:hyperlink>
+        </w:p>
+        <w:p>
+          <w:pPr>
+            <w:pStyle w:val="TJ3"/>
+            <w:tabs>
+              <w:tab w:val="left" w:pos="1200"/>
+              <w:tab w:val="right" w:leader="dot" w:pos="9062"/>
+            </w:tabs>
+            <w:rPr>
+              <w:rFonts w:asciiTheme="minorHAnsi" w:eastAsiaTheme="minorEastAsia" w:hAnsiTheme="minorHAnsi"/>
+              <w:noProof/>
+              <w:color w:val="auto"/>
+              <w:sz w:val="24"/>
+              <w:szCs w:val="24"/>
+              <w:lang w:eastAsia="hu-HU"/>
+            </w:rPr>
+          </w:pPr>
+          <w:hyperlink w:anchor="_Toc240133597" w:history="1">
+            <w:r>
+              <w:rPr>
+                <w:rStyle w:val="Hiperhivatkozs"/>
+                <w:noProof/>
+              </w:rPr>
+              <w:t>2.2.5</w:t>
+            </w:r>
+            <w:r>
+              <w:rPr>
+                <w:rFonts w:asciiTheme="minorHAnsi" w:eastAsiaTheme="minorEastAsia" w:hAnsiTheme="minorHAnsi"/>
+                <w:noProof/>
+                <w:color w:val="auto"/>
+                <w:sz w:val="24"/>
+                <w:szCs w:val="24"/>
+                <w:lang w:eastAsia="hu-HU"/>
+              </w:rPr>
+              <w:tab/>
+            </w:r>
+            <w:r>
+              <w:rPr>
+                <w:rStyle w:val="Hiperhivatkozs"/>
+                <w:noProof/>
+              </w:rPr>
+              <w:t>MySQL – Relációs adatbázis-kezelő rendszer:</w:t>
+            </w:r>
+            <w:r>
+              <w:rPr>
+                <w:noProof/>
+                <w:webHidden/>
+              </w:rPr>
+              <w:tab/>
+            </w:r>
+            <w:r>
+              <w:rPr>
+                <w:noProof/>
+                <w:webHidden/>
+              </w:rPr>
+              <w:fldChar w:fldCharType="begin"/>
+            </w:r>
+            <w:r>
+              <w:rPr>
+                <w:noProof/>
+                <w:webHidden/>
+              </w:rPr>
+              <w:instrText xml:space="preserve"> PAGEREF _Toc240133597 \h </w:instrText>
             </w:r>
             <w:r>
               <w:rPr>
@@ -1121,13 +1307,13 @@
               <w:lang w:eastAsia="hu-HU"/>
             </w:rPr>
           </w:pPr>
-          <w:hyperlink w:anchor="_Toc240127866" w:history="1">
+          <w:hyperlink w:anchor="_Toc240133598" w:history="1">
             <w:r>
               <w:rPr>
                 <w:rStyle w:val="Hiperhivatkozs"/>
                 <w:noProof/>
               </w:rPr>
-              <w:t>2.2</w:t>
+              <w:t>2.3</w:t>
             </w:r>
             <w:r>
               <w:rPr>
@@ -1145,7 +1331,7 @@
                 <w:rStyle w:val="Hiperhivatkozs"/>
                 <w:noProof/>
               </w:rPr>
-              <w:t>Választott technológia</w:t>
+              <w:t>Használt egyéb technikák:</w:t>
             </w:r>
             <w:r>
               <w:rPr>
@@ -1166,7 +1352,7 @@
                 <w:noProof/>
                 <w:webHidden/>
               </w:rPr>
-              <w:instrText xml:space="preserve"> PAGEREF _Toc240127866 \h </w:instrText>
+              <w:instrText xml:space="preserve"> PAGEREF _Toc240133598 \h </w:instrText>
             </w:r>
             <w:r>
               <w:rPr>
@@ -1186,7 +1372,7 @@
                 <w:noProof/>
                 <w:webHidden/>
               </w:rPr>
-              <w:t>6</w:t>
+              <w:t>7</w:t>
             </w:r>
             <w:r>
               <w:rPr>
@@ -1213,13 +1399,13 @@
               <w:lang w:eastAsia="hu-HU"/>
             </w:rPr>
           </w:pPr>
-          <w:hyperlink w:anchor="_Toc240127867" w:history="1">
+          <w:hyperlink w:anchor="_Toc240133599" w:history="1">
             <w:r>
               <w:rPr>
                 <w:rStyle w:val="Hiperhivatkozs"/>
                 <w:noProof/>
               </w:rPr>
-              <w:t>2.2.1</w:t>
+              <w:t>2.3.1</w:t>
             </w:r>
             <w:r>
               <w:rPr>
@@ -1237,7 +1423,22 @@
                 <w:rStyle w:val="Hiperhivatkozs"/>
                 <w:noProof/>
               </w:rPr>
-              <w:t>HTML – HyperText Markup Language</w:t>
+              <w:t>Bootstrap</w:t>
+            </w:r>
+            <w:r>
+              <w:rPr>
+                <w:rStyle w:val="Hiperhivatkozs"/>
+                <w:bCs/>
+                <w:noProof/>
+              </w:rPr>
+              <w:t xml:space="preserve"> – </w:t>
+            </w:r>
+            <w:r>
+              <w:rPr>
+                <w:rStyle w:val="Hiperhivatkozs"/>
+                <w:noProof/>
+              </w:rPr>
+              <w:t>Frontend keretrendszer reszponzív weboldalakhoz:</w:t>
             </w:r>
             <w:r>
               <w:rPr>
@@ -1258,7 +1459,7 @@
                 <w:noProof/>
                 <w:webHidden/>
               </w:rPr>
-              <w:instrText xml:space="preserve"> PAGEREF _Toc240127867 \h </w:instrText>
+              <w:instrText xml:space="preserve"> PAGEREF _Toc240133599 \h </w:instrText>
             </w:r>
             <w:r>
               <w:rPr>
@@ -1278,7 +1479,283 @@
                 <w:noProof/>
                 <w:webHidden/>
               </w:rPr>
-              <w:t>6</w:t>
+              <w:t>7</w:t>
+            </w:r>
+            <w:r>
+              <w:rPr>
+                <w:noProof/>
+                <w:webHidden/>
+              </w:rPr>
+              <w:fldChar w:fldCharType="end"/>
+            </w:r>
+          </w:hyperlink>
+        </w:p>
+        <w:p>
+          <w:pPr>
+            <w:pStyle w:val="TJ2"/>
+            <w:tabs>
+              <w:tab w:val="left" w:pos="960"/>
+              <w:tab w:val="right" w:leader="dot" w:pos="9062"/>
+            </w:tabs>
+            <w:rPr>
+              <w:rFonts w:asciiTheme="minorHAnsi" w:eastAsiaTheme="minorEastAsia" w:hAnsiTheme="minorHAnsi"/>
+              <w:noProof/>
+              <w:color w:val="auto"/>
+              <w:sz w:val="24"/>
+              <w:szCs w:val="24"/>
+              <w:lang w:eastAsia="hu-HU"/>
+            </w:rPr>
+          </w:pPr>
+          <w:hyperlink w:anchor="_Toc240133600" w:history="1">
+            <w:r>
+              <w:rPr>
+                <w:rStyle w:val="Hiperhivatkozs"/>
+                <w:noProof/>
+              </w:rPr>
+              <w:t>2.4</w:t>
+            </w:r>
+            <w:r>
+              <w:rPr>
+                <w:rFonts w:asciiTheme="minorHAnsi" w:eastAsiaTheme="minorEastAsia" w:hAnsiTheme="minorHAnsi"/>
+                <w:noProof/>
+                <w:color w:val="auto"/>
+                <w:sz w:val="24"/>
+                <w:szCs w:val="24"/>
+                <w:lang w:eastAsia="hu-HU"/>
+              </w:rPr>
+              <w:tab/>
+            </w:r>
+            <w:r>
+              <w:rPr>
+                <w:rStyle w:val="Hiperhivatkozs"/>
+                <w:noProof/>
+              </w:rPr>
+              <w:t>Az adatbázis felépítése</w:t>
+            </w:r>
+            <w:r>
+              <w:rPr>
+                <w:noProof/>
+                <w:webHidden/>
+              </w:rPr>
+              <w:tab/>
+            </w:r>
+            <w:r>
+              <w:rPr>
+                <w:noProof/>
+                <w:webHidden/>
+              </w:rPr>
+              <w:fldChar w:fldCharType="begin"/>
+            </w:r>
+            <w:r>
+              <w:rPr>
+                <w:noProof/>
+                <w:webHidden/>
+              </w:rPr>
+              <w:instrText xml:space="preserve"> PAGEREF _Toc240133600 \h </w:instrText>
+            </w:r>
+            <w:r>
+              <w:rPr>
+                <w:noProof/>
+                <w:webHidden/>
+              </w:rPr>
+            </w:r>
+            <w:r>
+              <w:rPr>
+                <w:noProof/>
+                <w:webHidden/>
+              </w:rPr>
+              <w:fldChar w:fldCharType="separate"/>
+            </w:r>
+            <w:r>
+              <w:rPr>
+                <w:noProof/>
+                <w:webHidden/>
+              </w:rPr>
+              <w:t>8</w:t>
+            </w:r>
+            <w:r>
+              <w:rPr>
+                <w:noProof/>
+                <w:webHidden/>
+              </w:rPr>
+              <w:fldChar w:fldCharType="end"/>
+            </w:r>
+          </w:hyperlink>
+        </w:p>
+        <w:p>
+          <w:pPr>
+            <w:pStyle w:val="TJ2"/>
+            <w:tabs>
+              <w:tab w:val="left" w:pos="960"/>
+              <w:tab w:val="right" w:leader="dot" w:pos="9062"/>
+            </w:tabs>
+            <w:rPr>
+              <w:rFonts w:asciiTheme="minorHAnsi" w:eastAsiaTheme="minorEastAsia" w:hAnsiTheme="minorHAnsi"/>
+              <w:noProof/>
+              <w:color w:val="auto"/>
+              <w:sz w:val="24"/>
+              <w:szCs w:val="24"/>
+              <w:lang w:eastAsia="hu-HU"/>
+            </w:rPr>
+          </w:pPr>
+          <w:hyperlink w:anchor="_Toc240133601" w:history="1">
+            <w:r>
+              <w:rPr>
+                <w:rStyle w:val="Hiperhivatkozs"/>
+                <w:noProof/>
+              </w:rPr>
+              <w:t>2.5</w:t>
+            </w:r>
+            <w:r>
+              <w:rPr>
+                <w:rFonts w:asciiTheme="minorHAnsi" w:eastAsiaTheme="minorEastAsia" w:hAnsiTheme="minorHAnsi"/>
+                <w:noProof/>
+                <w:color w:val="auto"/>
+                <w:sz w:val="24"/>
+                <w:szCs w:val="24"/>
+                <w:lang w:eastAsia="hu-HU"/>
+              </w:rPr>
+              <w:tab/>
+            </w:r>
+            <w:r>
+              <w:rPr>
+                <w:rStyle w:val="Hiperhivatkozs"/>
+                <w:noProof/>
+              </w:rPr>
+              <w:t>Egy kiválasztott kódrészet elemzése</w:t>
+            </w:r>
+            <w:r>
+              <w:rPr>
+                <w:noProof/>
+                <w:webHidden/>
+              </w:rPr>
+              <w:tab/>
+            </w:r>
+            <w:r>
+              <w:rPr>
+                <w:noProof/>
+                <w:webHidden/>
+              </w:rPr>
+              <w:fldChar w:fldCharType="begin"/>
+            </w:r>
+            <w:r>
+              <w:rPr>
+                <w:noProof/>
+                <w:webHidden/>
+              </w:rPr>
+              <w:instrText xml:space="preserve"> PAGEREF _Toc240133601 \h </w:instrText>
+            </w:r>
+            <w:r>
+              <w:rPr>
+                <w:noProof/>
+                <w:webHidden/>
+              </w:rPr>
+            </w:r>
+            <w:r>
+              <w:rPr>
+                <w:noProof/>
+                <w:webHidden/>
+              </w:rPr>
+              <w:fldChar w:fldCharType="separate"/>
+            </w:r>
+            <w:r>
+              <w:rPr>
+                <w:noProof/>
+                <w:webHidden/>
+              </w:rPr>
+              <w:t>9</w:t>
+            </w:r>
+            <w:r>
+              <w:rPr>
+                <w:noProof/>
+                <w:webHidden/>
+              </w:rPr>
+              <w:fldChar w:fldCharType="end"/>
+            </w:r>
+          </w:hyperlink>
+        </w:p>
+        <w:p>
+          <w:pPr>
+            <w:pStyle w:val="TJ2"/>
+            <w:tabs>
+              <w:tab w:val="left" w:pos="960"/>
+              <w:tab w:val="right" w:leader="dot" w:pos="9062"/>
+            </w:tabs>
+            <w:rPr>
+              <w:rFonts w:asciiTheme="minorHAnsi" w:eastAsiaTheme="minorEastAsia" w:hAnsiTheme="minorHAnsi"/>
+              <w:noProof/>
+              <w:color w:val="auto"/>
+              <w:sz w:val="24"/>
+              <w:szCs w:val="24"/>
+              <w:lang w:eastAsia="hu-HU"/>
+            </w:rPr>
+          </w:pPr>
+          <w:hyperlink w:anchor="_Toc240133602" w:history="1">
+            <w:r>
+              <w:rPr>
+                <w:rStyle w:val="Hiperhivatkozs"/>
+                <w:noProof/>
+              </w:rPr>
+              <w:t>2.6</w:t>
+            </w:r>
+            <w:r>
+              <w:rPr>
+                <w:rFonts w:asciiTheme="minorHAnsi" w:eastAsiaTheme="minorEastAsia" w:hAnsiTheme="minorHAnsi"/>
+                <w:noProof/>
+                <w:color w:val="auto"/>
+                <w:sz w:val="24"/>
+                <w:szCs w:val="24"/>
+                <w:lang w:eastAsia="hu-HU"/>
+              </w:rPr>
+              <w:tab/>
+            </w:r>
+            <w:r>
+              <w:rPr>
+                <w:rStyle w:val="Hiperhivatkozs"/>
+                <w:noProof/>
+              </w:rPr>
+              <w:t>Tesztelési dokumentáció</w:t>
+            </w:r>
+            <w:r>
+              <w:rPr>
+                <w:noProof/>
+                <w:webHidden/>
+              </w:rPr>
+              <w:tab/>
+            </w:r>
+            <w:r>
+              <w:rPr>
+                <w:noProof/>
+                <w:webHidden/>
+              </w:rPr>
+              <w:fldChar w:fldCharType="begin"/>
+            </w:r>
+            <w:r>
+              <w:rPr>
+                <w:noProof/>
+                <w:webHidden/>
+              </w:rPr>
+              <w:instrText xml:space="preserve"> PAGEREF _Toc240133602 \h </w:instrText>
+            </w:r>
+            <w:r>
+              <w:rPr>
+                <w:noProof/>
+                <w:webHidden/>
+              </w:rPr>
+            </w:r>
+            <w:r>
+              <w:rPr>
+                <w:noProof/>
+                <w:webHidden/>
+              </w:rPr>
+              <w:fldChar w:fldCharType="separate"/>
+            </w:r>
+            <w:r>
+              <w:rPr>
+                <w:noProof/>
+                <w:webHidden/>
+              </w:rPr>
+              <w:t>10</w:t>
             </w:r>
             <w:r>
               <w:rPr>
@@ -1305,13 +1782,13 @@
               <w:lang w:eastAsia="hu-HU"/>
             </w:rPr>
           </w:pPr>
-          <w:hyperlink w:anchor="_Toc240127868" w:history="1">
+          <w:hyperlink w:anchor="_Toc240133603" w:history="1">
             <w:r>
               <w:rPr>
                 <w:rStyle w:val="Hiperhivatkozs"/>
                 <w:noProof/>
               </w:rPr>
-              <w:t>2.2.2</w:t>
+              <w:t>2.6.1</w:t>
             </w:r>
             <w:r>
               <w:rPr>
@@ -1329,7 +1806,7 @@
                 <w:rStyle w:val="Hiperhivatkozs"/>
                 <w:noProof/>
               </w:rPr>
-              <w:t>CSS – Cascading Style Sheets</w:t>
+              <w:t>Tesztelési stratégia</w:t>
             </w:r>
             <w:r>
               <w:rPr>
@@ -1350,7 +1827,7 @@
                 <w:noProof/>
                 <w:webHidden/>
               </w:rPr>
-              <w:instrText xml:space="preserve"> PAGEREF _Toc240127868 \h </w:instrText>
+              <w:instrText xml:space="preserve"> PAGEREF _Toc240133603 \h </w:instrText>
             </w:r>
             <w:r>
               <w:rPr>
@@ -1370,7 +1847,7 @@
                 <w:noProof/>
                 <w:webHidden/>
               </w:rPr>
-              <w:t>6</w:t>
+              <w:t>10</w:t>
             </w:r>
             <w:r>
               <w:rPr>
@@ -1385,6 +1862,7 @@
           <w:pPr>
             <w:pStyle w:val="TJ3"/>
             <w:tabs>
+              <w:tab w:val="left" w:pos="1200"/>
               <w:tab w:val="right" w:leader="dot" w:pos="9062"/>
             </w:tabs>
             <w:rPr>
@@ -1396,23 +1874,41 @@
               <w:lang w:eastAsia="hu-HU"/>
             </w:rPr>
           </w:pPr>
-          <w:hyperlink w:anchor="_Toc240127869" w:history="1">
+          <w:hyperlink w:anchor="_Toc240133604" w:history="1">
             <w:r>
               <w:rPr>
                 <w:rStyle w:val="Hiperhivatkozs"/>
                 <w:noProof/>
               </w:rPr>
-              <w:t>JavaScript – Client-side scripting language:</w:t>
-            </w:r>
-            <w:r>
-              <w:rPr>
-                <w:noProof/>
-                <w:webHidden/>
+              <w:t>2.6.2</w:t>
+            </w:r>
+            <w:r>
+              <w:rPr>
+                <w:rFonts w:asciiTheme="minorHAnsi" w:eastAsiaTheme="minorEastAsia" w:hAnsiTheme="minorHAnsi"/>
+                <w:noProof/>
+                <w:color w:val="auto"/>
+                <w:sz w:val="24"/>
+                <w:szCs w:val="24"/>
+                <w:lang w:eastAsia="hu-HU"/>
               </w:rPr>
               <w:tab/>
             </w:r>
             <w:r>
               <w:rPr>
+                <w:rStyle w:val="Hiperhivatkozs"/>
+                <w:noProof/>
+              </w:rPr>
+              <w:t>Teszt</w:t>
+            </w:r>
+            <w:r>
+              <w:rPr>
+                <w:noProof/>
+                <w:webHidden/>
+              </w:rPr>
+              <w:tab/>
+            </w:r>
+            <w:r>
+              <w:rPr>
                 <w:noProof/>
                 <w:webHidden/>
               </w:rPr>
@@ -1423,7 +1919,7 @@
                 <w:noProof/>
                 <w:webHidden/>
               </w:rPr>
-              <w:instrText xml:space="preserve"> PAGEREF _Toc240127869 \h </w:instrText>
+              <w:instrText xml:space="preserve"> PAGEREF _Toc240133604 \h </w:instrText>
             </w:r>
             <w:r>
               <w:rPr>
@@ -1443,7 +1939,7 @@
                 <w:noProof/>
                 <w:webHidden/>
               </w:rPr>
-              <w:t>7</w:t>
+              <w:t>11</w:t>
             </w:r>
             <w:r>
               <w:rPr>
@@ -1458,6 +1954,7 @@
           <w:pPr>
             <w:pStyle w:val="TJ3"/>
             <w:tabs>
+              <w:tab w:val="left" w:pos="1200"/>
               <w:tab w:val="right" w:leader="dot" w:pos="9062"/>
             </w:tabs>
             <w:rPr>
@@ -1469,23 +1966,41 @@
               <w:lang w:eastAsia="hu-HU"/>
             </w:rPr>
           </w:pPr>
-          <w:hyperlink w:anchor="_Toc240127870" w:history="1">
+          <w:hyperlink w:anchor="_Toc240133605" w:history="1">
             <w:r>
               <w:rPr>
                 <w:rStyle w:val="Hiperhivatkozs"/>
                 <w:noProof/>
               </w:rPr>
-              <w:t>PHP – Server-side scripting language:</w:t>
-            </w:r>
-            <w:r>
-              <w:rPr>
-                <w:noProof/>
-                <w:webHidden/>
+              <w:t>2.6.3</w:t>
+            </w:r>
+            <w:r>
+              <w:rPr>
+                <w:rFonts w:asciiTheme="minorHAnsi" w:eastAsiaTheme="minorEastAsia" w:hAnsiTheme="minorHAnsi"/>
+                <w:noProof/>
+                <w:color w:val="auto"/>
+                <w:sz w:val="24"/>
+                <w:szCs w:val="24"/>
+                <w:lang w:eastAsia="hu-HU"/>
               </w:rPr>
               <w:tab/>
             </w:r>
             <w:r>
               <w:rPr>
+                <w:rStyle w:val="Hiperhivatkozs"/>
+                <w:noProof/>
+              </w:rPr>
+              <w:t>Hibajegyzék</w:t>
+            </w:r>
+            <w:r>
+              <w:rPr>
+                <w:noProof/>
+                <w:webHidden/>
+              </w:rPr>
+              <w:tab/>
+            </w:r>
+            <w:r>
+              <w:rPr>
                 <w:noProof/>
                 <w:webHidden/>
               </w:rPr>
@@ -1496,7 +2011,7 @@
                 <w:noProof/>
                 <w:webHidden/>
               </w:rPr>
-              <w:instrText xml:space="preserve"> PAGEREF _Toc240127870 \h </w:instrText>
+              <w:instrText xml:space="preserve"> PAGEREF _Toc240133605 \h </w:instrText>
             </w:r>
             <w:r>
               <w:rPr>
@@ -1516,7 +2031,7 @@
                 <w:noProof/>
                 <w:webHidden/>
               </w:rPr>
-              <w:t>7</w:t>
+              <w:t>11</w:t>
             </w:r>
             <w:r>
               <w:rPr>
@@ -1531,6 +2046,7 @@
           <w:pPr>
             <w:pStyle w:val="TJ3"/>
             <w:tabs>
+              <w:tab w:val="left" w:pos="1200"/>
               <w:tab w:val="right" w:leader="dot" w:pos="9062"/>
             </w:tabs>
             <w:rPr>
@@ -1542,23 +2058,41 @@
               <w:lang w:eastAsia="hu-HU"/>
             </w:rPr>
           </w:pPr>
-          <w:hyperlink w:anchor="_Toc240127871" w:history="1">
+          <w:hyperlink w:anchor="_Toc240133606" w:history="1">
             <w:r>
               <w:rPr>
                 <w:rStyle w:val="Hiperhivatkozs"/>
                 <w:noProof/>
               </w:rPr>
-              <w:t>MySQL – Relációs adatbázis-kezelő rendszer:</w:t>
-            </w:r>
-            <w:r>
-              <w:rPr>
-                <w:noProof/>
-                <w:webHidden/>
+              <w:t>2.6.4</w:t>
+            </w:r>
+            <w:r>
+              <w:rPr>
+                <w:rFonts w:asciiTheme="minorHAnsi" w:eastAsiaTheme="minorEastAsia" w:hAnsiTheme="minorHAnsi"/>
+                <w:noProof/>
+                <w:color w:val="auto"/>
+                <w:sz w:val="24"/>
+                <w:szCs w:val="24"/>
+                <w:lang w:eastAsia="hu-HU"/>
               </w:rPr>
               <w:tab/>
             </w:r>
             <w:r>
               <w:rPr>
+                <w:rStyle w:val="Hiperhivatkozs"/>
+                <w:noProof/>
+              </w:rPr>
+              <w:t>Tesztelési jegyzőkönyv</w:t>
+            </w:r>
+            <w:r>
+              <w:rPr>
+                <w:noProof/>
+                <w:webHidden/>
+              </w:rPr>
+              <w:tab/>
+            </w:r>
+            <w:r>
+              <w:rPr>
                 <w:noProof/>
                 <w:webHidden/>
               </w:rPr>
@@ -1569,7 +2103,7 @@
                 <w:noProof/>
                 <w:webHidden/>
               </w:rPr>
-              <w:instrText xml:space="preserve"> PAGEREF _Toc240127871 \h </w:instrText>
+              <w:instrText xml:space="preserve"> PAGEREF _Toc240133606 \h </w:instrText>
             </w:r>
             <w:r>
               <w:rPr>
@@ -1589,7 +2123,99 @@
                 <w:noProof/>
                 <w:webHidden/>
               </w:rPr>
-              <w:t>7</w:t>
+              <w:t>12</w:t>
+            </w:r>
+            <w:r>
+              <w:rPr>
+                <w:noProof/>
+                <w:webHidden/>
+              </w:rPr>
+              <w:fldChar w:fldCharType="end"/>
+            </w:r>
+          </w:hyperlink>
+        </w:p>
+        <w:p>
+          <w:pPr>
+            <w:pStyle w:val="TJ1"/>
+            <w:tabs>
+              <w:tab w:val="left" w:pos="440"/>
+              <w:tab w:val="right" w:leader="dot" w:pos="9062"/>
+            </w:tabs>
+            <w:rPr>
+              <w:rFonts w:asciiTheme="minorHAnsi" w:eastAsiaTheme="minorEastAsia" w:hAnsiTheme="minorHAnsi"/>
+              <w:noProof/>
+              <w:color w:val="auto"/>
+              <w:sz w:val="24"/>
+              <w:szCs w:val="24"/>
+              <w:lang w:eastAsia="hu-HU"/>
+            </w:rPr>
+          </w:pPr>
+          <w:hyperlink w:anchor="_Toc240133607" w:history="1">
+            <w:r>
+              <w:rPr>
+                <w:rStyle w:val="Hiperhivatkozs"/>
+                <w:noProof/>
+              </w:rPr>
+              <w:t>3</w:t>
+            </w:r>
+            <w:r>
+              <w:rPr>
+                <w:rFonts w:asciiTheme="minorHAnsi" w:eastAsiaTheme="minorEastAsia" w:hAnsiTheme="minorHAnsi"/>
+                <w:noProof/>
+                <w:color w:val="auto"/>
+                <w:sz w:val="24"/>
+                <w:szCs w:val="24"/>
+                <w:lang w:eastAsia="hu-HU"/>
+              </w:rPr>
+              <w:tab/>
+            </w:r>
+            <w:r>
+              <w:rPr>
+                <w:rStyle w:val="Hiperhivatkozs"/>
+                <w:noProof/>
+              </w:rPr>
+              <w:t>Felhasználói dokumentáció</w:t>
+            </w:r>
+            <w:r>
+              <w:rPr>
+                <w:noProof/>
+                <w:webHidden/>
+              </w:rPr>
+              <w:tab/>
+            </w:r>
+            <w:r>
+              <w:rPr>
+                <w:noProof/>
+                <w:webHidden/>
+              </w:rPr>
+              <w:fldChar w:fldCharType="begin"/>
+            </w:r>
+            <w:r>
+              <w:rPr>
+                <w:noProof/>
+                <w:webHidden/>
+              </w:rPr>
+              <w:instrText xml:space="preserve"> PAGEREF _Toc240133607 \h </w:instrText>
+            </w:r>
+            <w:r>
+              <w:rPr>
+                <w:noProof/>
+                <w:webHidden/>
+              </w:rPr>
+            </w:r>
+            <w:r>
+              <w:rPr>
+                <w:noProof/>
+                <w:webHidden/>
+              </w:rPr>
+              <w:fldChar w:fldCharType="separate"/>
+            </w:r>
+            <w:r>
+              <w:rPr>
+                <w:noProof/>
+                <w:webHidden/>
+              </w:rPr>
+              <w:t>12</w:t>
             </w:r>
             <w:r>
               <w:rPr>
@@ -1616,13 +2242,13 @@
               <w:lang w:eastAsia="hu-HU"/>
             </w:rPr>
           </w:pPr>
-          <w:hyperlink w:anchor="_Toc240127872" w:history="1">
+          <w:hyperlink w:anchor="_Toc240133608" w:history="1">
             <w:r>
               <w:rPr>
                 <w:rStyle w:val="Hiperhivatkozs"/>
                 <w:noProof/>
               </w:rPr>
-              <w:t>2.3</w:t>
+              <w:t>3.1</w:t>
             </w:r>
             <w:r>
               <w:rPr>
@@ -1640,7 +2266,7 @@
                 <w:rStyle w:val="Hiperhivatkozs"/>
                 <w:noProof/>
               </w:rPr>
-              <w:t>Használt egyéb technikák:</w:t>
+              <w:t>Rendszerkövetelmények</w:t>
             </w:r>
             <w:r>
               <w:rPr>
@@ -1661,7 +2287,7 @@
                 <w:noProof/>
                 <w:webHidden/>
               </w:rPr>
-              <w:instrText xml:space="preserve"> PAGEREF _Toc240127872 \h </w:instrText>
+              <w:instrText xml:space="preserve"> PAGEREF _Toc240133608 \h </w:instrText>
             </w:r>
             <w:r>
               <w:rPr>
@@ -1681,7 +2307,191 @@
                 <w:noProof/>
                 <w:webHidden/>
               </w:rPr>
-              <w:t>7</w:t>
+              <w:t>12</w:t>
+            </w:r>
+            <w:r>
+              <w:rPr>
+                <w:noProof/>
+                <w:webHidden/>
+              </w:rPr>
+              <w:fldChar w:fldCharType="end"/>
+            </w:r>
+          </w:hyperlink>
+        </w:p>
+        <w:p>
+          <w:pPr>
+            <w:pStyle w:val="TJ2"/>
+            <w:tabs>
+              <w:tab w:val="left" w:pos="960"/>
+              <w:tab w:val="right" w:leader="dot" w:pos="9062"/>
+            </w:tabs>
+            <w:rPr>
+              <w:rFonts w:asciiTheme="minorHAnsi" w:eastAsiaTheme="minorEastAsia" w:hAnsiTheme="minorHAnsi"/>
+              <w:noProof/>
+              <w:color w:val="auto"/>
+              <w:sz w:val="24"/>
+              <w:szCs w:val="24"/>
+              <w:lang w:eastAsia="hu-HU"/>
+            </w:rPr>
+          </w:pPr>
+          <w:hyperlink w:anchor="_Toc240133609" w:history="1">
+            <w:r>
+              <w:rPr>
+                <w:rStyle w:val="Hiperhivatkozs"/>
+                <w:noProof/>
+              </w:rPr>
+              <w:t>3.2</w:t>
+            </w:r>
+            <w:r>
+              <w:rPr>
+                <w:rFonts w:asciiTheme="minorHAnsi" w:eastAsiaTheme="minorEastAsia" w:hAnsiTheme="minorHAnsi"/>
+                <w:noProof/>
+                <w:color w:val="auto"/>
+                <w:sz w:val="24"/>
+                <w:szCs w:val="24"/>
+                <w:lang w:eastAsia="hu-HU"/>
+              </w:rPr>
+              <w:tab/>
+            </w:r>
+            <w:r>
+              <w:rPr>
+                <w:rStyle w:val="Hiperhivatkozs"/>
+                <w:noProof/>
+              </w:rPr>
+              <w:t>Indítás és bejelentkezés</w:t>
+            </w:r>
+            <w:r>
+              <w:rPr>
+                <w:noProof/>
+                <w:webHidden/>
+              </w:rPr>
+              <w:tab/>
+            </w:r>
+            <w:r>
+              <w:rPr>
+                <w:noProof/>
+                <w:webHidden/>
+              </w:rPr>
+              <w:fldChar w:fldCharType="begin"/>
+            </w:r>
+            <w:r>
+              <w:rPr>
+                <w:noProof/>
+                <w:webHidden/>
+              </w:rPr>
+              <w:instrText xml:space="preserve"> PAGEREF _Toc240133609 \h </w:instrText>
+            </w:r>
+            <w:r>
+              <w:rPr>
+                <w:noProof/>
+                <w:webHidden/>
+              </w:rPr>
+            </w:r>
+            <w:r>
+              <w:rPr>
+                <w:noProof/>
+                <w:webHidden/>
+              </w:rPr>
+              <w:fldChar w:fldCharType="separate"/>
+            </w:r>
+            <w:r>
+              <w:rPr>
+                <w:noProof/>
+                <w:webHidden/>
+              </w:rPr>
+              <w:t>12</w:t>
+            </w:r>
+            <w:r>
+              <w:rPr>
+                <w:noProof/>
+                <w:webHidden/>
+              </w:rPr>
+              <w:fldChar w:fldCharType="end"/>
+            </w:r>
+          </w:hyperlink>
+        </w:p>
+        <w:p>
+          <w:pPr>
+            <w:pStyle w:val="TJ2"/>
+            <w:tabs>
+              <w:tab w:val="left" w:pos="960"/>
+              <w:tab w:val="right" w:leader="dot" w:pos="9062"/>
+            </w:tabs>
+            <w:rPr>
+              <w:rFonts w:asciiTheme="minorHAnsi" w:eastAsiaTheme="minorEastAsia" w:hAnsiTheme="minorHAnsi"/>
+              <w:noProof/>
+              <w:color w:val="auto"/>
+              <w:sz w:val="24"/>
+              <w:szCs w:val="24"/>
+              <w:lang w:eastAsia="hu-HU"/>
+            </w:rPr>
+          </w:pPr>
+          <w:hyperlink w:anchor="_Toc240133610" w:history="1">
+            <w:r>
+              <w:rPr>
+                <w:rStyle w:val="Hiperhivatkozs"/>
+                <w:noProof/>
+              </w:rPr>
+              <w:t>3.3</w:t>
+            </w:r>
+            <w:r>
+              <w:rPr>
+                <w:rFonts w:asciiTheme="minorHAnsi" w:eastAsiaTheme="minorEastAsia" w:hAnsiTheme="minorHAnsi"/>
+                <w:noProof/>
+                <w:color w:val="auto"/>
+                <w:sz w:val="24"/>
+                <w:szCs w:val="24"/>
+                <w:lang w:eastAsia="hu-HU"/>
+              </w:rPr>
+              <w:tab/>
+            </w:r>
+            <w:r>
+              <w:rPr>
+                <w:rStyle w:val="Hiperhivatkozs"/>
+                <w:noProof/>
+              </w:rPr>
+              <w:t>Képernyőképes útmutató</w:t>
+            </w:r>
+            <w:r>
+              <w:rPr>
+                <w:noProof/>
+                <w:webHidden/>
+              </w:rPr>
+              <w:tab/>
+            </w:r>
+            <w:r>
+              <w:rPr>
+                <w:noProof/>
+                <w:webHidden/>
+              </w:rPr>
+              <w:fldChar w:fldCharType="begin"/>
+            </w:r>
+            <w:r>
+              <w:rPr>
+                <w:noProof/>
+                <w:webHidden/>
+              </w:rPr>
+              <w:instrText xml:space="preserve"> PAGEREF _Toc240133610 \h </w:instrText>
+            </w:r>
+            <w:r>
+              <w:rPr>
+                <w:noProof/>
+                <w:webHidden/>
+              </w:rPr>
+            </w:r>
+            <w:r>
+              <w:rPr>
+                <w:noProof/>
+                <w:webHidden/>
+              </w:rPr>
+              <w:fldChar w:fldCharType="separate"/>
+            </w:r>
+            <w:r>
+              <w:rPr>
+                <w:noProof/>
+                <w:webHidden/>
+              </w:rPr>
+              <w:t>12</w:t>
             </w:r>
             <w:r>
               <w:rPr>
@@ -1708,13 +2518,13 @@
               <w:lang w:eastAsia="hu-HU"/>
             </w:rPr>
           </w:pPr>
-          <w:hyperlink w:anchor="_Toc240127873" w:history="1">
+          <w:hyperlink w:anchor="_Toc240133611" w:history="1">
             <w:r>
               <w:rPr>
                 <w:rStyle w:val="Hiperhivatkozs"/>
                 <w:noProof/>
               </w:rPr>
-              <w:t>2.3.1</w:t>
+              <w:t>3.3.1</w:t>
             </w:r>
             <w:r>
               <w:rPr>
@@ -1732,22 +2542,99 @@
                 <w:rStyle w:val="Hiperhivatkozs"/>
                 <w:noProof/>
               </w:rPr>
-              <w:t>Bootstrap</w:t>
-            </w:r>
+              <w:t>Bejelentkezési képernyő</w:t>
+            </w:r>
+            <w:r>
+              <w:rPr>
+                <w:noProof/>
+                <w:webHidden/>
+              </w:rPr>
+              <w:tab/>
+            </w:r>
+            <w:r>
+              <w:rPr>
+                <w:noProof/>
+                <w:webHidden/>
+              </w:rPr>
+              <w:fldChar w:fldCharType="begin"/>
+            </w:r>
+            <w:r>
+              <w:rPr>
+                <w:noProof/>
+                <w:webHidden/>
+              </w:rPr>
+              <w:instrText xml:space="preserve"> PAGEREF _Toc240133611 \h </w:instrText>
+            </w:r>
+            <w:r>
+              <w:rPr>
+                <w:noProof/>
+                <w:webHidden/>
+              </w:rPr>
+            </w:r>
+            <w:r>
+              <w:rPr>
+                <w:noProof/>
+                <w:webHidden/>
+              </w:rPr>
+              <w:fldChar w:fldCharType="separate"/>
+            </w:r>
+            <w:r>
+              <w:rPr>
+                <w:noProof/>
+                <w:webHidden/>
+              </w:rPr>
+              <w:t>12</w:t>
+            </w:r>
+            <w:r>
+              <w:rPr>
+                <w:noProof/>
+                <w:webHidden/>
+              </w:rPr>
+              <w:fldChar w:fldCharType="end"/>
+            </w:r>
+          </w:hyperlink>
+        </w:p>
+        <w:p>
+          <w:pPr>
+            <w:pStyle w:val="TJ3"/>
+            <w:tabs>
+              <w:tab w:val="left" w:pos="1200"/>
+              <w:tab w:val="right" w:leader="dot" w:pos="9062"/>
+            </w:tabs>
+            <w:rPr>
+              <w:rFonts w:asciiTheme="minorHAnsi" w:eastAsiaTheme="minorEastAsia" w:hAnsiTheme="minorHAnsi"/>
+              <w:noProof/>
+              <w:color w:val="auto"/>
+              <w:sz w:val="24"/>
+              <w:szCs w:val="24"/>
+              <w:lang w:eastAsia="hu-HU"/>
+            </w:rPr>
+          </w:pPr>
+          <w:hyperlink w:anchor="_Toc240133612" w:history="1">
             <w:r>
               <w:rPr>
                 <w:rStyle w:val="Hiperhivatkozs"/>
-                <w:bCs/>
-                <w:noProof/>
-              </w:rPr>
-              <w:t xml:space="preserve"> – </w:t>
+                <w:noProof/>
+              </w:rPr>
+              <w:t>3.3.2</w:t>
+            </w:r>
+            <w:r>
+              <w:rPr>
+                <w:rFonts w:asciiTheme="minorHAnsi" w:eastAsiaTheme="minorEastAsia" w:hAnsiTheme="minorHAnsi"/>
+                <w:noProof/>
+                <w:color w:val="auto"/>
+                <w:sz w:val="24"/>
+                <w:szCs w:val="24"/>
+                <w:lang w:eastAsia="hu-HU"/>
+              </w:rPr>
+              <w:tab/>
             </w:r>
             <w:r>
               <w:rPr>
                 <w:rStyle w:val="Hiperhivatkozs"/>
                 <w:noProof/>
               </w:rPr>
-              <w:t>Frontend keretrendszer reszponzív weboldalakhoz:</w:t>
+              <w:t>Főoldal</w:t>
             </w:r>
             <w:r>
               <w:rPr>
@@ -1768,7 +2655,7 @@
                 <w:noProof/>
                 <w:webHidden/>
               </w:rPr>
-              <w:instrText xml:space="preserve"> PAGEREF _Toc240127873 \h </w:instrText>
+              <w:instrText xml:space="preserve"> PAGEREF _Toc240133612 \h </w:instrText>
             </w:r>
             <w:r>
               <w:rPr>
@@ -1788,7 +2675,651 @@
                 <w:noProof/>
                 <w:webHidden/>
               </w:rPr>
-              <w:t>7</w:t>
+              <w:t>13</w:t>
+            </w:r>
+            <w:r>
+              <w:rPr>
+                <w:noProof/>
+                <w:webHidden/>
+              </w:rPr>
+              <w:fldChar w:fldCharType="end"/>
+            </w:r>
+          </w:hyperlink>
+        </w:p>
+        <w:p>
+          <w:pPr>
+            <w:pStyle w:val="TJ3"/>
+            <w:tabs>
+              <w:tab w:val="left" w:pos="1200"/>
+              <w:tab w:val="right" w:leader="dot" w:pos="9062"/>
+            </w:tabs>
+            <w:rPr>
+              <w:rFonts w:asciiTheme="minorHAnsi" w:eastAsiaTheme="minorEastAsia" w:hAnsiTheme="minorHAnsi"/>
+              <w:noProof/>
+              <w:color w:val="auto"/>
+              <w:sz w:val="24"/>
+              <w:szCs w:val="24"/>
+              <w:lang w:eastAsia="hu-HU"/>
+            </w:rPr>
+          </w:pPr>
+          <w:hyperlink w:anchor="_Toc240133613" w:history="1">
+            <w:r>
+              <w:rPr>
+                <w:rStyle w:val="Hiperhivatkozs"/>
+                <w:noProof/>
+              </w:rPr>
+              <w:t>3.3.3</w:t>
+            </w:r>
+            <w:r>
+              <w:rPr>
+                <w:rFonts w:asciiTheme="minorHAnsi" w:eastAsiaTheme="minorEastAsia" w:hAnsiTheme="minorHAnsi"/>
+                <w:noProof/>
+                <w:color w:val="auto"/>
+                <w:sz w:val="24"/>
+                <w:szCs w:val="24"/>
+                <w:lang w:eastAsia="hu-HU"/>
+              </w:rPr>
+              <w:tab/>
+            </w:r>
+            <w:r>
+              <w:rPr>
+                <w:rStyle w:val="Hiperhivatkozs"/>
+                <w:noProof/>
+              </w:rPr>
+              <w:t>Dolgozók</w:t>
+            </w:r>
+            <w:r>
+              <w:rPr>
+                <w:noProof/>
+                <w:webHidden/>
+              </w:rPr>
+              <w:tab/>
+            </w:r>
+            <w:r>
+              <w:rPr>
+                <w:noProof/>
+                <w:webHidden/>
+              </w:rPr>
+              <w:fldChar w:fldCharType="begin"/>
+            </w:r>
+            <w:r>
+              <w:rPr>
+                <w:noProof/>
+                <w:webHidden/>
+              </w:rPr>
+              <w:instrText xml:space="preserve"> PAGEREF _Toc240133613 \h </w:instrText>
+            </w:r>
+            <w:r>
+              <w:rPr>
+                <w:noProof/>
+                <w:webHidden/>
+              </w:rPr>
+            </w:r>
+            <w:r>
+              <w:rPr>
+                <w:noProof/>
+                <w:webHidden/>
+              </w:rPr>
+              <w:fldChar w:fldCharType="separate"/>
+            </w:r>
+            <w:r>
+              <w:rPr>
+                <w:noProof/>
+                <w:webHidden/>
+              </w:rPr>
+              <w:t>14</w:t>
+            </w:r>
+            <w:r>
+              <w:rPr>
+                <w:noProof/>
+                <w:webHidden/>
+              </w:rPr>
+              <w:fldChar w:fldCharType="end"/>
+            </w:r>
+          </w:hyperlink>
+        </w:p>
+        <w:p>
+          <w:pPr>
+            <w:pStyle w:val="TJ3"/>
+            <w:tabs>
+              <w:tab w:val="left" w:pos="1200"/>
+              <w:tab w:val="right" w:leader="dot" w:pos="9062"/>
+            </w:tabs>
+            <w:rPr>
+              <w:rFonts w:asciiTheme="minorHAnsi" w:eastAsiaTheme="minorEastAsia" w:hAnsiTheme="minorHAnsi"/>
+              <w:noProof/>
+              <w:color w:val="auto"/>
+              <w:sz w:val="24"/>
+              <w:szCs w:val="24"/>
+              <w:lang w:eastAsia="hu-HU"/>
+            </w:rPr>
+          </w:pPr>
+          <w:hyperlink w:anchor="_Toc240133614" w:history="1">
+            <w:r>
+              <w:rPr>
+                <w:rStyle w:val="Hiperhivatkozs"/>
+                <w:noProof/>
+              </w:rPr>
+              <w:t>3.3.4</w:t>
+            </w:r>
+            <w:r>
+              <w:rPr>
+                <w:rFonts w:asciiTheme="minorHAnsi" w:eastAsiaTheme="minorEastAsia" w:hAnsiTheme="minorHAnsi"/>
+                <w:noProof/>
+                <w:color w:val="auto"/>
+                <w:sz w:val="24"/>
+                <w:szCs w:val="24"/>
+                <w:lang w:eastAsia="hu-HU"/>
+              </w:rPr>
+              <w:tab/>
+            </w:r>
+            <w:r>
+              <w:rPr>
+                <w:rStyle w:val="Hiperhivatkozs"/>
+                <w:noProof/>
+              </w:rPr>
+              <w:t>Felhasználók</w:t>
+            </w:r>
+            <w:r>
+              <w:rPr>
+                <w:noProof/>
+                <w:webHidden/>
+              </w:rPr>
+              <w:tab/>
+            </w:r>
+            <w:r>
+              <w:rPr>
+                <w:noProof/>
+                <w:webHidden/>
+              </w:rPr>
+              <w:fldChar w:fldCharType="begin"/>
+            </w:r>
+            <w:r>
+              <w:rPr>
+                <w:noProof/>
+                <w:webHidden/>
+              </w:rPr>
+              <w:instrText xml:space="preserve"> PAGEREF _Toc240133614 \h </w:instrText>
+            </w:r>
+            <w:r>
+              <w:rPr>
+                <w:noProof/>
+                <w:webHidden/>
+              </w:rPr>
+            </w:r>
+            <w:r>
+              <w:rPr>
+                <w:noProof/>
+                <w:webHidden/>
+              </w:rPr>
+              <w:fldChar w:fldCharType="separate"/>
+            </w:r>
+            <w:r>
+              <w:rPr>
+                <w:noProof/>
+                <w:webHidden/>
+              </w:rPr>
+              <w:t>15</w:t>
+            </w:r>
+            <w:r>
+              <w:rPr>
+                <w:noProof/>
+                <w:webHidden/>
+              </w:rPr>
+              <w:fldChar w:fldCharType="end"/>
+            </w:r>
+          </w:hyperlink>
+        </w:p>
+        <w:p>
+          <w:pPr>
+            <w:pStyle w:val="TJ3"/>
+            <w:tabs>
+              <w:tab w:val="left" w:pos="1200"/>
+              <w:tab w:val="right" w:leader="dot" w:pos="9062"/>
+            </w:tabs>
+            <w:rPr>
+              <w:rFonts w:asciiTheme="minorHAnsi" w:eastAsiaTheme="minorEastAsia" w:hAnsiTheme="minorHAnsi"/>
+              <w:noProof/>
+              <w:color w:val="auto"/>
+              <w:sz w:val="24"/>
+              <w:szCs w:val="24"/>
+              <w:lang w:eastAsia="hu-HU"/>
+            </w:rPr>
+          </w:pPr>
+          <w:hyperlink w:anchor="_Toc240133615" w:history="1">
+            <w:r>
+              <w:rPr>
+                <w:rStyle w:val="Hiperhivatkozs"/>
+                <w:noProof/>
+              </w:rPr>
+              <w:t>3.3.5</w:t>
+            </w:r>
+            <w:r>
+              <w:rPr>
+                <w:rFonts w:asciiTheme="minorHAnsi" w:eastAsiaTheme="minorEastAsia" w:hAnsiTheme="minorHAnsi"/>
+                <w:noProof/>
+                <w:color w:val="auto"/>
+                <w:sz w:val="24"/>
+                <w:szCs w:val="24"/>
+                <w:lang w:eastAsia="hu-HU"/>
+              </w:rPr>
+              <w:tab/>
+            </w:r>
+            <w:r>
+              <w:rPr>
+                <w:rStyle w:val="Hiperhivatkozs"/>
+                <w:noProof/>
+              </w:rPr>
+              <w:t>Eszközök</w:t>
+            </w:r>
+            <w:r>
+              <w:rPr>
+                <w:noProof/>
+                <w:webHidden/>
+              </w:rPr>
+              <w:tab/>
+            </w:r>
+            <w:r>
+              <w:rPr>
+                <w:noProof/>
+                <w:webHidden/>
+              </w:rPr>
+              <w:fldChar w:fldCharType="begin"/>
+            </w:r>
+            <w:r>
+              <w:rPr>
+                <w:noProof/>
+                <w:webHidden/>
+              </w:rPr>
+              <w:instrText xml:space="preserve"> PAGEREF _Toc240133615 \h </w:instrText>
+            </w:r>
+            <w:r>
+              <w:rPr>
+                <w:noProof/>
+                <w:webHidden/>
+              </w:rPr>
+            </w:r>
+            <w:r>
+              <w:rPr>
+                <w:noProof/>
+                <w:webHidden/>
+              </w:rPr>
+              <w:fldChar w:fldCharType="separate"/>
+            </w:r>
+            <w:r>
+              <w:rPr>
+                <w:noProof/>
+                <w:webHidden/>
+              </w:rPr>
+              <w:t>15</w:t>
+            </w:r>
+            <w:r>
+              <w:rPr>
+                <w:noProof/>
+                <w:webHidden/>
+              </w:rPr>
+              <w:fldChar w:fldCharType="end"/>
+            </w:r>
+          </w:hyperlink>
+        </w:p>
+        <w:p>
+          <w:pPr>
+            <w:pStyle w:val="TJ3"/>
+            <w:tabs>
+              <w:tab w:val="left" w:pos="1200"/>
+              <w:tab w:val="right" w:leader="dot" w:pos="9062"/>
+            </w:tabs>
+            <w:rPr>
+              <w:rFonts w:asciiTheme="minorHAnsi" w:eastAsiaTheme="minorEastAsia" w:hAnsiTheme="minorHAnsi"/>
+              <w:noProof/>
+              <w:color w:val="auto"/>
+              <w:sz w:val="24"/>
+              <w:szCs w:val="24"/>
+              <w:lang w:eastAsia="hu-HU"/>
+            </w:rPr>
+          </w:pPr>
+          <w:hyperlink w:anchor="_Toc240133616" w:history="1">
+            <w:r>
+              <w:rPr>
+                <w:rStyle w:val="Hiperhivatkozs"/>
+                <w:noProof/>
+              </w:rPr>
+              <w:t>3.3.6</w:t>
+            </w:r>
+            <w:r>
+              <w:rPr>
+                <w:rFonts w:asciiTheme="minorHAnsi" w:eastAsiaTheme="minorEastAsia" w:hAnsiTheme="minorHAnsi"/>
+                <w:noProof/>
+                <w:color w:val="auto"/>
+                <w:sz w:val="24"/>
+                <w:szCs w:val="24"/>
+                <w:lang w:eastAsia="hu-HU"/>
+              </w:rPr>
+              <w:tab/>
+            </w:r>
+            <w:r>
+              <w:rPr>
+                <w:rStyle w:val="Hiperhivatkozs"/>
+                <w:noProof/>
+              </w:rPr>
+              <w:t>Eszköz kiadás</w:t>
+            </w:r>
+            <w:r>
+              <w:rPr>
+                <w:noProof/>
+                <w:webHidden/>
+              </w:rPr>
+              <w:tab/>
+            </w:r>
+            <w:r>
+              <w:rPr>
+                <w:noProof/>
+                <w:webHidden/>
+              </w:rPr>
+              <w:fldChar w:fldCharType="begin"/>
+            </w:r>
+            <w:r>
+              <w:rPr>
+                <w:noProof/>
+                <w:webHidden/>
+              </w:rPr>
+              <w:instrText xml:space="preserve"> PAGEREF _Toc240133616 \h </w:instrText>
+            </w:r>
+            <w:r>
+              <w:rPr>
+                <w:noProof/>
+                <w:webHidden/>
+              </w:rPr>
+            </w:r>
+            <w:r>
+              <w:rPr>
+                <w:noProof/>
+                <w:webHidden/>
+              </w:rPr>
+              <w:fldChar w:fldCharType="separate"/>
+            </w:r>
+            <w:r>
+              <w:rPr>
+                <w:noProof/>
+                <w:webHidden/>
+              </w:rPr>
+              <w:t>17</w:t>
+            </w:r>
+            <w:r>
+              <w:rPr>
+                <w:noProof/>
+                <w:webHidden/>
+              </w:rPr>
+              <w:fldChar w:fldCharType="end"/>
+            </w:r>
+          </w:hyperlink>
+        </w:p>
+        <w:p>
+          <w:pPr>
+            <w:pStyle w:val="TJ3"/>
+            <w:tabs>
+              <w:tab w:val="left" w:pos="1200"/>
+              <w:tab w:val="right" w:leader="dot" w:pos="9062"/>
+            </w:tabs>
+            <w:rPr>
+              <w:rFonts w:asciiTheme="minorHAnsi" w:eastAsiaTheme="minorEastAsia" w:hAnsiTheme="minorHAnsi"/>
+              <w:noProof/>
+              <w:color w:val="auto"/>
+              <w:sz w:val="24"/>
+              <w:szCs w:val="24"/>
+              <w:lang w:eastAsia="hu-HU"/>
+            </w:rPr>
+          </w:pPr>
+          <w:hyperlink w:anchor="_Toc240133617" w:history="1">
+            <w:r>
+              <w:rPr>
+                <w:rStyle w:val="Hiperhivatkozs"/>
+                <w:noProof/>
+              </w:rPr>
+              <w:t>3.3.7</w:t>
+            </w:r>
+            <w:r>
+              <w:rPr>
+                <w:rFonts w:asciiTheme="minorHAnsi" w:eastAsiaTheme="minorEastAsia" w:hAnsiTheme="minorHAnsi"/>
+                <w:noProof/>
+                <w:color w:val="auto"/>
+                <w:sz w:val="24"/>
+                <w:szCs w:val="24"/>
+                <w:lang w:eastAsia="hu-HU"/>
+              </w:rPr>
+              <w:tab/>
+            </w:r>
+            <w:r>
+              <w:rPr>
+                <w:rStyle w:val="Hiperhivatkozs"/>
+                <w:noProof/>
+              </w:rPr>
+              <w:t>Visszavett eszközök</w:t>
+            </w:r>
+            <w:r>
+              <w:rPr>
+                <w:noProof/>
+                <w:webHidden/>
+              </w:rPr>
+              <w:tab/>
+            </w:r>
+            <w:r>
+              <w:rPr>
+                <w:noProof/>
+                <w:webHidden/>
+              </w:rPr>
+              <w:fldChar w:fldCharType="begin"/>
+            </w:r>
+            <w:r>
+              <w:rPr>
+                <w:noProof/>
+                <w:webHidden/>
+              </w:rPr>
+              <w:instrText xml:space="preserve"> PAGEREF _Toc240133617 \h </w:instrText>
+            </w:r>
+            <w:r>
+              <w:rPr>
+                <w:noProof/>
+                <w:webHidden/>
+              </w:rPr>
+            </w:r>
+            <w:r>
+              <w:rPr>
+                <w:noProof/>
+                <w:webHidden/>
+              </w:rPr>
+              <w:fldChar w:fldCharType="separate"/>
+            </w:r>
+            <w:r>
+              <w:rPr>
+                <w:noProof/>
+                <w:webHidden/>
+              </w:rPr>
+              <w:t>19</w:t>
+            </w:r>
+            <w:r>
+              <w:rPr>
+                <w:noProof/>
+                <w:webHidden/>
+              </w:rPr>
+              <w:fldChar w:fldCharType="end"/>
+            </w:r>
+          </w:hyperlink>
+        </w:p>
+        <w:p>
+          <w:pPr>
+            <w:pStyle w:val="TJ3"/>
+            <w:tabs>
+              <w:tab w:val="left" w:pos="1200"/>
+              <w:tab w:val="right" w:leader="dot" w:pos="9062"/>
+            </w:tabs>
+            <w:rPr>
+              <w:rFonts w:asciiTheme="minorHAnsi" w:eastAsiaTheme="minorEastAsia" w:hAnsiTheme="minorHAnsi"/>
+              <w:noProof/>
+              <w:color w:val="auto"/>
+              <w:sz w:val="24"/>
+              <w:szCs w:val="24"/>
+              <w:lang w:eastAsia="hu-HU"/>
+            </w:rPr>
+          </w:pPr>
+          <w:hyperlink w:anchor="_Toc240133618" w:history="1">
+            <w:r>
+              <w:rPr>
+                <w:rStyle w:val="Hiperhivatkozs"/>
+                <w:noProof/>
+              </w:rPr>
+              <w:t>3.3.8</w:t>
+            </w:r>
+            <w:r>
+              <w:rPr>
+                <w:rFonts w:asciiTheme="minorHAnsi" w:eastAsiaTheme="minorEastAsia" w:hAnsiTheme="minorHAnsi"/>
+                <w:noProof/>
+                <w:color w:val="auto"/>
+                <w:sz w:val="24"/>
+                <w:szCs w:val="24"/>
+                <w:lang w:eastAsia="hu-HU"/>
+              </w:rPr>
+              <w:tab/>
+            </w:r>
+            <w:r>
+              <w:rPr>
+                <w:rStyle w:val="Hiperhivatkozs"/>
+                <w:noProof/>
+              </w:rPr>
+              <w:t>Összes eszközmozgás</w:t>
+            </w:r>
+            <w:r>
+              <w:rPr>
+                <w:noProof/>
+                <w:webHidden/>
+              </w:rPr>
+              <w:tab/>
+            </w:r>
+            <w:r>
+              <w:rPr>
+                <w:noProof/>
+                <w:webHidden/>
+              </w:rPr>
+              <w:fldChar w:fldCharType="begin"/>
+            </w:r>
+            <w:r>
+              <w:rPr>
+                <w:noProof/>
+                <w:webHidden/>
+              </w:rPr>
+              <w:instrText xml:space="preserve"> PAGEREF _Toc240133618 \h </w:instrText>
+            </w:r>
+            <w:r>
+              <w:rPr>
+                <w:noProof/>
+                <w:webHidden/>
+              </w:rPr>
+            </w:r>
+            <w:r>
+              <w:rPr>
+                <w:noProof/>
+                <w:webHidden/>
+              </w:rPr>
+              <w:fldChar w:fldCharType="separate"/>
+            </w:r>
+            <w:r>
+              <w:rPr>
+                <w:noProof/>
+                <w:webHidden/>
+              </w:rPr>
+              <w:t>19</w:t>
+            </w:r>
+            <w:r>
+              <w:rPr>
+                <w:noProof/>
+                <w:webHidden/>
+              </w:rPr>
+              <w:fldChar w:fldCharType="end"/>
+            </w:r>
+          </w:hyperlink>
+        </w:p>
+        <w:p>
+          <w:pPr>
+            <w:pStyle w:val="TJ1"/>
+            <w:tabs>
+              <w:tab w:val="left" w:pos="440"/>
+              <w:tab w:val="right" w:leader="dot" w:pos="9062"/>
+            </w:tabs>
+            <w:rPr>
+              <w:rFonts w:asciiTheme="minorHAnsi" w:eastAsiaTheme="minorEastAsia" w:hAnsiTheme="minorHAnsi"/>
+              <w:noProof/>
+              <w:color w:val="auto"/>
+              <w:sz w:val="24"/>
+              <w:szCs w:val="24"/>
+              <w:lang w:eastAsia="hu-HU"/>
+            </w:rPr>
+          </w:pPr>
+          <w:hyperlink w:anchor="_Toc240133619" w:history="1">
+            <w:r>
+              <w:rPr>
+                <w:rStyle w:val="Hiperhivatkozs"/>
+                <w:noProof/>
+              </w:rPr>
+              <w:t>4</w:t>
+            </w:r>
+            <w:r>
+              <w:rPr>
+                <w:rFonts w:asciiTheme="minorHAnsi" w:eastAsiaTheme="minorEastAsia" w:hAnsiTheme="minorHAnsi"/>
+                <w:noProof/>
+                <w:color w:val="auto"/>
+                <w:sz w:val="24"/>
+                <w:szCs w:val="24"/>
+                <w:lang w:eastAsia="hu-HU"/>
+              </w:rPr>
+              <w:tab/>
+            </w:r>
+            <w:r>
+              <w:rPr>
+                <w:rStyle w:val="Hiperhivatkozs"/>
+                <w:noProof/>
+              </w:rPr>
+              <w:t>Összefoglalás</w:t>
+            </w:r>
+            <w:r>
+              <w:rPr>
+                <w:noProof/>
+                <w:webHidden/>
+              </w:rPr>
+              <w:tab/>
+            </w:r>
+            <w:r>
+              <w:rPr>
+                <w:noProof/>
+                <w:webHidden/>
+              </w:rPr>
+              <w:fldChar w:fldCharType="begin"/>
+            </w:r>
+            <w:r>
+              <w:rPr>
+                <w:noProof/>
+                <w:webHidden/>
+              </w:rPr>
+              <w:instrText xml:space="preserve"> PAGEREF _Toc240133619 \h </w:instrText>
+            </w:r>
+            <w:r>
+              <w:rPr>
+                <w:noProof/>
+                <w:webHidden/>
+              </w:rPr>
+            </w:r>
+            <w:r>
+              <w:rPr>
+                <w:noProof/>
+                <w:webHidden/>
+              </w:rPr>
+              <w:fldChar w:fldCharType="separate"/>
+            </w:r>
+            <w:r>
+              <w:rPr>
+                <w:noProof/>
+                <w:webHidden/>
+              </w:rPr>
+              <w:t>20</w:t>
             </w:r>
             <w:r>
               <w:rPr>
@@ -1815,13 +3346,13 @@
               <w:lang w:eastAsia="hu-HU"/>
             </w:rPr>
           </w:pPr>
-          <w:hyperlink w:anchor="_Toc240127874" w:history="1">
+          <w:hyperlink w:anchor="_Toc240133620" w:history="1">
             <w:r>
               <w:rPr>
                 <w:rStyle w:val="Hiperhivatkozs"/>
                 <w:noProof/>
               </w:rPr>
-              <w:t>2.4</w:t>
+              <w:t>4.1</w:t>
             </w:r>
             <w:r>
               <w:rPr>
@@ -1839,7 +3370,7 @@
                 <w:rStyle w:val="Hiperhivatkozs"/>
                 <w:noProof/>
               </w:rPr>
-              <w:t>Az adatbázis felépítése</w:t>
+              <w:t>Továbbfejlesztési lehetőségek</w:t>
             </w:r>
             <w:r>
               <w:rPr>
@@ -1860,7 +3391,7 @@
                 <w:noProof/>
                 <w:webHidden/>
               </w:rPr>
-              <w:instrText xml:space="preserve"> PAGEREF _Toc240127874 \h </w:instrText>
+              <w:instrText xml:space="preserve"> PAGEREF _Toc240133620 \h </w:instrText>
             </w:r>
             <w:r>
               <w:rPr>
@@ -1880,7 +3411,7 @@
                 <w:noProof/>
                 <w:webHidden/>
               </w:rPr>
-              <w:t>8</w:t>
+              <w:t>20</w:t>
             </w:r>
             <w:r>
               <w:rPr>
@@ -1907,13 +3438,13 @@
               <w:lang w:eastAsia="hu-HU"/>
             </w:rPr>
           </w:pPr>
-          <w:hyperlink w:anchor="_Toc240127875" w:history="1">
+          <w:hyperlink w:anchor="_Toc240133621" w:history="1">
             <w:r>
               <w:rPr>
                 <w:rStyle w:val="Hiperhivatkozs"/>
                 <w:noProof/>
               </w:rPr>
-              <w:t>2.5</w:t>
+              <w:t>4.2</w:t>
             </w:r>
             <w:r>
               <w:rPr>
@@ -1931,7 +3462,7 @@
                 <w:rStyle w:val="Hiperhivatkozs"/>
                 <w:noProof/>
               </w:rPr>
-              <w:t>Egy kiválasztott kódrészet elemzése</w:t>
+              <w:t>Csapatmunka és feladatmegosztás</w:t>
             </w:r>
             <w:r>
               <w:rPr>
@@ -1952,7 +3483,7 @@
                 <w:noProof/>
                 <w:webHidden/>
               </w:rPr>
-              <w:instrText xml:space="preserve"> PAGEREF _Toc240127875 \h </w:instrText>
+              <w:instrText xml:space="preserve"> PAGEREF _Toc240133621 \h </w:instrText>
             </w:r>
             <w:r>
               <w:rPr>
@@ -1972,1479 +3503,7 @@
                 <w:noProof/>
                 <w:webHidden/>
               </w:rPr>
-              <w:t>8</w:t>
-            </w:r>
-            <w:r>
-              <w:rPr>
-                <w:noProof/>
-                <w:webHidden/>
-              </w:rPr>
-              <w:fldChar w:fldCharType="end"/>
-            </w:r>
-          </w:hyperlink>
-        </w:p>
-        <w:p>
-          <w:pPr>
-            <w:pStyle w:val="TJ2"/>
-            <w:tabs>
-              <w:tab w:val="left" w:pos="960"/>
-              <w:tab w:val="right" w:leader="dot" w:pos="9062"/>
-            </w:tabs>
-            <w:rPr>
-              <w:rFonts w:asciiTheme="minorHAnsi" w:eastAsiaTheme="minorEastAsia" w:hAnsiTheme="minorHAnsi"/>
-              <w:noProof/>
-              <w:color w:val="auto"/>
-              <w:sz w:val="24"/>
-              <w:szCs w:val="24"/>
-              <w:lang w:eastAsia="hu-HU"/>
-            </w:rPr>
-          </w:pPr>
-          <w:hyperlink w:anchor="_Toc240127876" w:history="1">
-            <w:r>
-              <w:rPr>
-                <w:rStyle w:val="Hiperhivatkozs"/>
-                <w:noProof/>
-              </w:rPr>
-              <w:t>2.6</w:t>
-            </w:r>
-            <w:r>
-              <w:rPr>
-                <w:rFonts w:asciiTheme="minorHAnsi" w:eastAsiaTheme="minorEastAsia" w:hAnsiTheme="minorHAnsi"/>
-                <w:noProof/>
-                <w:color w:val="auto"/>
-                <w:sz w:val="24"/>
-                <w:szCs w:val="24"/>
-                <w:lang w:eastAsia="hu-HU"/>
-              </w:rPr>
-              <w:tab/>
-            </w:r>
-            <w:r>
-              <w:rPr>
-                <w:rStyle w:val="Hiperhivatkozs"/>
-                <w:noProof/>
-              </w:rPr>
-              <w:t>Tesztelési dokumentáció</w:t>
-            </w:r>
-            <w:r>
-              <w:rPr>
-                <w:noProof/>
-                <w:webHidden/>
-              </w:rPr>
-              <w:tab/>
-            </w:r>
-            <w:r>
-              <w:rPr>
-                <w:noProof/>
-                <w:webHidden/>
-              </w:rPr>
-              <w:fldChar w:fldCharType="begin"/>
-            </w:r>
-            <w:r>
-              <w:rPr>
-                <w:noProof/>
-                <w:webHidden/>
-              </w:rPr>
-              <w:instrText xml:space="preserve"> PAGEREF _Toc240127876 \h </w:instrText>
-            </w:r>
-            <w:r>
-              <w:rPr>
-                <w:noProof/>
-                <w:webHidden/>
-              </w:rPr>
-            </w:r>
-            <w:r>
-              <w:rPr>
-                <w:noProof/>
-                <w:webHidden/>
-              </w:rPr>
-              <w:fldChar w:fldCharType="separate"/>
-            </w:r>
-            <w:r>
-              <w:rPr>
-                <w:noProof/>
-                <w:webHidden/>
-              </w:rPr>
-              <w:t>9</w:t>
-            </w:r>
-            <w:r>
-              <w:rPr>
-                <w:noProof/>
-                <w:webHidden/>
-              </w:rPr>
-              <w:fldChar w:fldCharType="end"/>
-            </w:r>
-          </w:hyperlink>
-        </w:p>
-        <w:p>
-          <w:pPr>
-            <w:pStyle w:val="TJ1"/>
-            <w:tabs>
-              <w:tab w:val="left" w:pos="440"/>
-              <w:tab w:val="right" w:leader="dot" w:pos="9062"/>
-            </w:tabs>
-            <w:rPr>
-              <w:rFonts w:asciiTheme="minorHAnsi" w:eastAsiaTheme="minorEastAsia" w:hAnsiTheme="minorHAnsi"/>
-              <w:noProof/>
-              <w:color w:val="auto"/>
-              <w:sz w:val="24"/>
-              <w:szCs w:val="24"/>
-              <w:lang w:eastAsia="hu-HU"/>
-            </w:rPr>
-          </w:pPr>
-          <w:hyperlink w:anchor="_Toc240127877" w:history="1">
-            <w:r>
-              <w:rPr>
-                <w:rStyle w:val="Hiperhivatkozs"/>
-                <w:noProof/>
-              </w:rPr>
-              <w:t>3</w:t>
-            </w:r>
-            <w:r>
-              <w:rPr>
-                <w:rFonts w:asciiTheme="minorHAnsi" w:eastAsiaTheme="minorEastAsia" w:hAnsiTheme="minorHAnsi"/>
-                <w:noProof/>
-                <w:color w:val="auto"/>
-                <w:sz w:val="24"/>
-                <w:szCs w:val="24"/>
-                <w:lang w:eastAsia="hu-HU"/>
-              </w:rPr>
-              <w:tab/>
-            </w:r>
-            <w:r>
-              <w:rPr>
-                <w:rStyle w:val="Hiperhivatkozs"/>
-                <w:noProof/>
-              </w:rPr>
-              <w:t>Felhasználói dokumentáció</w:t>
-            </w:r>
-            <w:r>
-              <w:rPr>
-                <w:noProof/>
-                <w:webHidden/>
-              </w:rPr>
-              <w:tab/>
-            </w:r>
-            <w:r>
-              <w:rPr>
-                <w:noProof/>
-                <w:webHidden/>
-              </w:rPr>
-              <w:fldChar w:fldCharType="begin"/>
-            </w:r>
-            <w:r>
-              <w:rPr>
-                <w:noProof/>
-                <w:webHidden/>
-              </w:rPr>
-              <w:instrText xml:space="preserve"> PAGEREF _Toc240127877 \h </w:instrText>
-            </w:r>
-            <w:r>
-              <w:rPr>
-                <w:noProof/>
-                <w:webHidden/>
-              </w:rPr>
-            </w:r>
-            <w:r>
-              <w:rPr>
-                <w:noProof/>
-                <w:webHidden/>
-              </w:rPr>
-              <w:fldChar w:fldCharType="separate"/>
-            </w:r>
-            <w:r>
-              <w:rPr>
-                <w:noProof/>
-                <w:webHidden/>
-              </w:rPr>
-              <w:t>10</w:t>
-            </w:r>
-            <w:r>
-              <w:rPr>
-                <w:noProof/>
-                <w:webHidden/>
-              </w:rPr>
-              <w:fldChar w:fldCharType="end"/>
-            </w:r>
-          </w:hyperlink>
-        </w:p>
-        <w:p>
-          <w:pPr>
-            <w:pStyle w:val="TJ2"/>
-            <w:tabs>
-              <w:tab w:val="left" w:pos="960"/>
-              <w:tab w:val="right" w:leader="dot" w:pos="9062"/>
-            </w:tabs>
-            <w:rPr>
-              <w:rFonts w:asciiTheme="minorHAnsi" w:eastAsiaTheme="minorEastAsia" w:hAnsiTheme="minorHAnsi"/>
-              <w:noProof/>
-              <w:color w:val="auto"/>
-              <w:sz w:val="24"/>
-              <w:szCs w:val="24"/>
-              <w:lang w:eastAsia="hu-HU"/>
-            </w:rPr>
-          </w:pPr>
-          <w:hyperlink w:anchor="_Toc240127878" w:history="1">
-            <w:r>
-              <w:rPr>
-                <w:rStyle w:val="Hiperhivatkozs"/>
-                <w:noProof/>
-              </w:rPr>
-              <w:t>3.1</w:t>
-            </w:r>
-            <w:r>
-              <w:rPr>
-                <w:rFonts w:asciiTheme="minorHAnsi" w:eastAsiaTheme="minorEastAsia" w:hAnsiTheme="minorHAnsi"/>
-                <w:noProof/>
-                <w:color w:val="auto"/>
-                <w:sz w:val="24"/>
-                <w:szCs w:val="24"/>
-                <w:lang w:eastAsia="hu-HU"/>
-              </w:rPr>
-              <w:tab/>
-            </w:r>
-            <w:r>
-              <w:rPr>
-                <w:rStyle w:val="Hiperhivatkozs"/>
-                <w:noProof/>
-              </w:rPr>
-              <w:t>Rendszerkövetelmények</w:t>
-            </w:r>
-            <w:r>
-              <w:rPr>
-                <w:noProof/>
-                <w:webHidden/>
-              </w:rPr>
-              <w:tab/>
-            </w:r>
-            <w:r>
-              <w:rPr>
-                <w:noProof/>
-                <w:webHidden/>
-              </w:rPr>
-              <w:fldChar w:fldCharType="begin"/>
-            </w:r>
-            <w:r>
-              <w:rPr>
-                <w:noProof/>
-                <w:webHidden/>
-              </w:rPr>
-              <w:instrText xml:space="preserve"> PAGEREF _Toc240127878 \h </w:instrText>
-            </w:r>
-            <w:r>
-              <w:rPr>
-                <w:noProof/>
-                <w:webHidden/>
-              </w:rPr>
-            </w:r>
-            <w:r>
-              <w:rPr>
-                <w:noProof/>
-                <w:webHidden/>
-              </w:rPr>
-              <w:fldChar w:fldCharType="separate"/>
-            </w:r>
-            <w:r>
-              <w:rPr>
-                <w:noProof/>
-                <w:webHidden/>
-              </w:rPr>
-              <w:t>10</w:t>
-            </w:r>
-            <w:r>
-              <w:rPr>
-                <w:noProof/>
-                <w:webHidden/>
-              </w:rPr>
-              <w:fldChar w:fldCharType="end"/>
-            </w:r>
-          </w:hyperlink>
-        </w:p>
-        <w:p>
-          <w:pPr>
-            <w:pStyle w:val="TJ2"/>
-            <w:tabs>
-              <w:tab w:val="left" w:pos="960"/>
-              <w:tab w:val="right" w:leader="dot" w:pos="9062"/>
-            </w:tabs>
-            <w:rPr>
-              <w:rFonts w:asciiTheme="minorHAnsi" w:eastAsiaTheme="minorEastAsia" w:hAnsiTheme="minorHAnsi"/>
-              <w:noProof/>
-              <w:color w:val="auto"/>
-              <w:sz w:val="24"/>
-              <w:szCs w:val="24"/>
-              <w:lang w:eastAsia="hu-HU"/>
-            </w:rPr>
-          </w:pPr>
-          <w:hyperlink w:anchor="_Toc240127879" w:history="1">
-            <w:r>
-              <w:rPr>
-                <w:rStyle w:val="Hiperhivatkozs"/>
-                <w:noProof/>
-              </w:rPr>
-              <w:t>3.2</w:t>
-            </w:r>
-            <w:r>
-              <w:rPr>
-                <w:rFonts w:asciiTheme="minorHAnsi" w:eastAsiaTheme="minorEastAsia" w:hAnsiTheme="minorHAnsi"/>
-                <w:noProof/>
-                <w:color w:val="auto"/>
-                <w:sz w:val="24"/>
-                <w:szCs w:val="24"/>
-                <w:lang w:eastAsia="hu-HU"/>
-              </w:rPr>
-              <w:tab/>
-            </w:r>
-            <w:r>
-              <w:rPr>
-                <w:rStyle w:val="Hiperhivatkozs"/>
-                <w:noProof/>
-              </w:rPr>
-              <w:t>Indítás és bejelentkezés</w:t>
-            </w:r>
-            <w:r>
-              <w:rPr>
-                <w:noProof/>
-                <w:webHidden/>
-              </w:rPr>
-              <w:tab/>
-            </w:r>
-            <w:r>
-              <w:rPr>
-                <w:noProof/>
-                <w:webHidden/>
-              </w:rPr>
-              <w:fldChar w:fldCharType="begin"/>
-            </w:r>
-            <w:r>
-              <w:rPr>
-                <w:noProof/>
-                <w:webHidden/>
-              </w:rPr>
-              <w:instrText xml:space="preserve"> PAGEREF _Toc240127879 \h </w:instrText>
-            </w:r>
-            <w:r>
-              <w:rPr>
-                <w:noProof/>
-                <w:webHidden/>
-              </w:rPr>
-            </w:r>
-            <w:r>
-              <w:rPr>
-                <w:noProof/>
-                <w:webHidden/>
-              </w:rPr>
-              <w:fldChar w:fldCharType="separate"/>
-            </w:r>
-            <w:r>
-              <w:rPr>
-                <w:noProof/>
-                <w:webHidden/>
-              </w:rPr>
-              <w:t>10</w:t>
-            </w:r>
-            <w:r>
-              <w:rPr>
-                <w:noProof/>
-                <w:webHidden/>
-              </w:rPr>
-              <w:fldChar w:fldCharType="end"/>
-            </w:r>
-          </w:hyperlink>
-        </w:p>
-        <w:p>
-          <w:pPr>
-            <w:pStyle w:val="TJ2"/>
-            <w:tabs>
-              <w:tab w:val="left" w:pos="960"/>
-              <w:tab w:val="right" w:leader="dot" w:pos="9062"/>
-            </w:tabs>
-            <w:rPr>
-              <w:rFonts w:asciiTheme="minorHAnsi" w:eastAsiaTheme="minorEastAsia" w:hAnsiTheme="minorHAnsi"/>
-              <w:noProof/>
-              <w:color w:val="auto"/>
-              <w:sz w:val="24"/>
-              <w:szCs w:val="24"/>
-              <w:lang w:eastAsia="hu-HU"/>
-            </w:rPr>
-          </w:pPr>
-          <w:hyperlink w:anchor="_Toc240127880" w:history="1">
-            <w:r>
-              <w:rPr>
-                <w:rStyle w:val="Hiperhivatkozs"/>
-                <w:noProof/>
-              </w:rPr>
-              <w:t>3.3</w:t>
-            </w:r>
-            <w:r>
-              <w:rPr>
-                <w:rFonts w:asciiTheme="minorHAnsi" w:eastAsiaTheme="minorEastAsia" w:hAnsiTheme="minorHAnsi"/>
-                <w:noProof/>
-                <w:color w:val="auto"/>
-                <w:sz w:val="24"/>
-                <w:szCs w:val="24"/>
-                <w:lang w:eastAsia="hu-HU"/>
-              </w:rPr>
-              <w:tab/>
-            </w:r>
-            <w:r>
-              <w:rPr>
-                <w:rStyle w:val="Hiperhivatkozs"/>
-                <w:noProof/>
-              </w:rPr>
-              <w:t>Képernyőképes útmutató</w:t>
-            </w:r>
-            <w:r>
-              <w:rPr>
-                <w:noProof/>
-                <w:webHidden/>
-              </w:rPr>
-              <w:tab/>
-            </w:r>
-            <w:r>
-              <w:rPr>
-                <w:noProof/>
-                <w:webHidden/>
-              </w:rPr>
-              <w:fldChar w:fldCharType="begin"/>
-            </w:r>
-            <w:r>
-              <w:rPr>
-                <w:noProof/>
-                <w:webHidden/>
-              </w:rPr>
-              <w:instrText xml:space="preserve"> PAGEREF _Toc240127880 \h </w:instrText>
-            </w:r>
-            <w:r>
-              <w:rPr>
-                <w:noProof/>
-                <w:webHidden/>
-              </w:rPr>
-            </w:r>
-            <w:r>
-              <w:rPr>
-                <w:noProof/>
-                <w:webHidden/>
-              </w:rPr>
-              <w:fldChar w:fldCharType="separate"/>
-            </w:r>
-            <w:r>
-              <w:rPr>
-                <w:noProof/>
-                <w:webHidden/>
-              </w:rPr>
-              <w:t>10</w:t>
-            </w:r>
-            <w:r>
-              <w:rPr>
-                <w:noProof/>
-                <w:webHidden/>
-              </w:rPr>
-              <w:fldChar w:fldCharType="end"/>
-            </w:r>
-          </w:hyperlink>
-        </w:p>
-        <w:p>
-          <w:pPr>
-            <w:pStyle w:val="TJ3"/>
-            <w:tabs>
-              <w:tab w:val="left" w:pos="1200"/>
-              <w:tab w:val="right" w:leader="dot" w:pos="9062"/>
-            </w:tabs>
-            <w:rPr>
-              <w:rFonts w:asciiTheme="minorHAnsi" w:eastAsiaTheme="minorEastAsia" w:hAnsiTheme="minorHAnsi"/>
-              <w:noProof/>
-              <w:color w:val="auto"/>
-              <w:sz w:val="24"/>
-              <w:szCs w:val="24"/>
-              <w:lang w:eastAsia="hu-HU"/>
-            </w:rPr>
-          </w:pPr>
-          <w:hyperlink w:anchor="_Toc240127881" w:history="1">
-            <w:r>
-              <w:rPr>
-                <w:rStyle w:val="Hiperhivatkozs"/>
-                <w:noProof/>
-              </w:rPr>
-              <w:t>3.3.1</w:t>
-            </w:r>
-            <w:r>
-              <w:rPr>
-                <w:rFonts w:asciiTheme="minorHAnsi" w:eastAsiaTheme="minorEastAsia" w:hAnsiTheme="minorHAnsi"/>
-                <w:noProof/>
-                <w:color w:val="auto"/>
-                <w:sz w:val="24"/>
-                <w:szCs w:val="24"/>
-                <w:lang w:eastAsia="hu-HU"/>
-              </w:rPr>
-              <w:tab/>
-            </w:r>
-            <w:r>
-              <w:rPr>
-                <w:rStyle w:val="Hiperhivatkozs"/>
-                <w:noProof/>
-              </w:rPr>
-              <w:t>Bejelentkezési képernyő</w:t>
-            </w:r>
-            <w:r>
-              <w:rPr>
-                <w:noProof/>
-                <w:webHidden/>
-              </w:rPr>
-              <w:tab/>
-            </w:r>
-            <w:r>
-              <w:rPr>
-                <w:noProof/>
-                <w:webHidden/>
-              </w:rPr>
-              <w:fldChar w:fldCharType="begin"/>
-            </w:r>
-            <w:r>
-              <w:rPr>
-                <w:noProof/>
-                <w:webHidden/>
-              </w:rPr>
-              <w:instrText xml:space="preserve"> PAGEREF _Toc240127881 \h </w:instrText>
-            </w:r>
-            <w:r>
-              <w:rPr>
-                <w:noProof/>
-                <w:webHidden/>
-              </w:rPr>
-            </w:r>
-            <w:r>
-              <w:rPr>
-                <w:noProof/>
-                <w:webHidden/>
-              </w:rPr>
-              <w:fldChar w:fldCharType="separate"/>
-            </w:r>
-            <w:r>
-              <w:rPr>
-                <w:noProof/>
-                <w:webHidden/>
-              </w:rPr>
-              <w:t>10</w:t>
-            </w:r>
-            <w:r>
-              <w:rPr>
-                <w:noProof/>
-                <w:webHidden/>
-              </w:rPr>
-              <w:fldChar w:fldCharType="end"/>
-            </w:r>
-          </w:hyperlink>
-        </w:p>
-        <w:p>
-          <w:pPr>
-            <w:pStyle w:val="TJ3"/>
-            <w:tabs>
-              <w:tab w:val="left" w:pos="1200"/>
-              <w:tab w:val="right" w:leader="dot" w:pos="9062"/>
-            </w:tabs>
-            <w:rPr>
-              <w:rFonts w:asciiTheme="minorHAnsi" w:eastAsiaTheme="minorEastAsia" w:hAnsiTheme="minorHAnsi"/>
-              <w:noProof/>
-              <w:color w:val="auto"/>
-              <w:sz w:val="24"/>
-              <w:szCs w:val="24"/>
-              <w:lang w:eastAsia="hu-HU"/>
-            </w:rPr>
-          </w:pPr>
-          <w:hyperlink w:anchor="_Toc240127882" w:history="1">
-            <w:r>
-              <w:rPr>
-                <w:rStyle w:val="Hiperhivatkozs"/>
-                <w:noProof/>
-              </w:rPr>
-              <w:t>3.3.2</w:t>
-            </w:r>
-            <w:r>
-              <w:rPr>
-                <w:rFonts w:asciiTheme="minorHAnsi" w:eastAsiaTheme="minorEastAsia" w:hAnsiTheme="minorHAnsi"/>
-                <w:noProof/>
-                <w:color w:val="auto"/>
-                <w:sz w:val="24"/>
-                <w:szCs w:val="24"/>
-                <w:lang w:eastAsia="hu-HU"/>
-              </w:rPr>
-              <w:tab/>
-            </w:r>
-            <w:r>
-              <w:rPr>
-                <w:rStyle w:val="Hiperhivatkozs"/>
-                <w:noProof/>
-              </w:rPr>
-              <w:t>Főoldal</w:t>
-            </w:r>
-            <w:r>
-              <w:rPr>
-                <w:noProof/>
-                <w:webHidden/>
-              </w:rPr>
-              <w:tab/>
-            </w:r>
-            <w:r>
-              <w:rPr>
-                <w:noProof/>
-                <w:webHidden/>
-              </w:rPr>
-              <w:fldChar w:fldCharType="begin"/>
-            </w:r>
-            <w:r>
-              <w:rPr>
-                <w:noProof/>
-                <w:webHidden/>
-              </w:rPr>
-              <w:instrText xml:space="preserve"> PAGEREF _Toc240127882 \h </w:instrText>
-            </w:r>
-            <w:r>
-              <w:rPr>
-                <w:noProof/>
-                <w:webHidden/>
-              </w:rPr>
-            </w:r>
-            <w:r>
-              <w:rPr>
-                <w:noProof/>
-                <w:webHidden/>
-              </w:rPr>
-              <w:fldChar w:fldCharType="separate"/>
-            </w:r>
-            <w:r>
-              <w:rPr>
-                <w:noProof/>
-                <w:webHidden/>
-              </w:rPr>
-              <w:t>11</w:t>
-            </w:r>
-            <w:r>
-              <w:rPr>
-                <w:noProof/>
-                <w:webHidden/>
-              </w:rPr>
-              <w:fldChar w:fldCharType="end"/>
-            </w:r>
-          </w:hyperlink>
-        </w:p>
-        <w:p>
-          <w:pPr>
-            <w:pStyle w:val="TJ3"/>
-            <w:tabs>
-              <w:tab w:val="left" w:pos="1200"/>
-              <w:tab w:val="right" w:leader="dot" w:pos="9062"/>
-            </w:tabs>
-            <w:rPr>
-              <w:rFonts w:asciiTheme="minorHAnsi" w:eastAsiaTheme="minorEastAsia" w:hAnsiTheme="minorHAnsi"/>
-              <w:noProof/>
-              <w:color w:val="auto"/>
-              <w:sz w:val="24"/>
-              <w:szCs w:val="24"/>
-              <w:lang w:eastAsia="hu-HU"/>
-            </w:rPr>
-          </w:pPr>
-          <w:hyperlink w:anchor="_Toc240127883" w:history="1">
-            <w:r>
-              <w:rPr>
-                <w:rStyle w:val="Hiperhivatkozs"/>
-                <w:noProof/>
-              </w:rPr>
-              <w:t>3.3.3</w:t>
-            </w:r>
-            <w:r>
-              <w:rPr>
-                <w:rFonts w:asciiTheme="minorHAnsi" w:eastAsiaTheme="minorEastAsia" w:hAnsiTheme="minorHAnsi"/>
-                <w:noProof/>
-                <w:color w:val="auto"/>
-                <w:sz w:val="24"/>
-                <w:szCs w:val="24"/>
-                <w:lang w:eastAsia="hu-HU"/>
-              </w:rPr>
-              <w:tab/>
-            </w:r>
-            <w:r>
-              <w:rPr>
-                <w:rStyle w:val="Hiperhivatkozs"/>
-                <w:noProof/>
-              </w:rPr>
-              <w:t>Dolgozók</w:t>
-            </w:r>
-            <w:r>
-              <w:rPr>
-                <w:noProof/>
-                <w:webHidden/>
-              </w:rPr>
-              <w:tab/>
-            </w:r>
-            <w:r>
-              <w:rPr>
-                <w:noProof/>
-                <w:webHidden/>
-              </w:rPr>
-              <w:fldChar w:fldCharType="begin"/>
-            </w:r>
-            <w:r>
-              <w:rPr>
-                <w:noProof/>
-                <w:webHidden/>
-              </w:rPr>
-              <w:instrText xml:space="preserve"> PAGEREF _Toc240127883 \h </w:instrText>
-            </w:r>
-            <w:r>
-              <w:rPr>
-                <w:noProof/>
-                <w:webHidden/>
-              </w:rPr>
-            </w:r>
-            <w:r>
-              <w:rPr>
-                <w:noProof/>
-                <w:webHidden/>
-              </w:rPr>
-              <w:fldChar w:fldCharType="separate"/>
-            </w:r>
-            <w:r>
-              <w:rPr>
-                <w:noProof/>
-                <w:webHidden/>
-              </w:rPr>
-              <w:t>12</w:t>
-            </w:r>
-            <w:r>
-              <w:rPr>
-                <w:noProof/>
-                <w:webHidden/>
-              </w:rPr>
-              <w:fldChar w:fldCharType="end"/>
-            </w:r>
-          </w:hyperlink>
-        </w:p>
-        <w:p>
-          <w:pPr>
-            <w:pStyle w:val="TJ3"/>
-            <w:tabs>
-              <w:tab w:val="left" w:pos="1200"/>
-              <w:tab w:val="right" w:leader="dot" w:pos="9062"/>
-            </w:tabs>
-            <w:rPr>
-              <w:rFonts w:asciiTheme="minorHAnsi" w:eastAsiaTheme="minorEastAsia" w:hAnsiTheme="minorHAnsi"/>
-              <w:noProof/>
-              <w:color w:val="auto"/>
-              <w:sz w:val="24"/>
-              <w:szCs w:val="24"/>
-              <w:lang w:eastAsia="hu-HU"/>
-            </w:rPr>
-          </w:pPr>
-          <w:hyperlink w:anchor="_Toc240127884" w:history="1">
-            <w:r>
-              <w:rPr>
-                <w:rStyle w:val="Hiperhivatkozs"/>
-                <w:noProof/>
-              </w:rPr>
-              <w:t>3.3.4</w:t>
-            </w:r>
-            <w:r>
-              <w:rPr>
-                <w:rFonts w:asciiTheme="minorHAnsi" w:eastAsiaTheme="minorEastAsia" w:hAnsiTheme="minorHAnsi"/>
-                <w:noProof/>
-                <w:color w:val="auto"/>
-                <w:sz w:val="24"/>
-                <w:szCs w:val="24"/>
-                <w:lang w:eastAsia="hu-HU"/>
-              </w:rPr>
-              <w:tab/>
-            </w:r>
-            <w:r>
-              <w:rPr>
-                <w:rStyle w:val="Hiperhivatkozs"/>
-                <w:noProof/>
-              </w:rPr>
-              <w:t>Felhasználók</w:t>
-            </w:r>
-            <w:r>
-              <w:rPr>
-                <w:noProof/>
-                <w:webHidden/>
-              </w:rPr>
-              <w:tab/>
-            </w:r>
-            <w:r>
-              <w:rPr>
-                <w:noProof/>
-                <w:webHidden/>
-              </w:rPr>
-              <w:fldChar w:fldCharType="begin"/>
-            </w:r>
-            <w:r>
-              <w:rPr>
-                <w:noProof/>
-                <w:webHidden/>
-              </w:rPr>
-              <w:instrText xml:space="preserve"> PAGEREF _Toc240127884 \h </w:instrText>
-            </w:r>
-            <w:r>
-              <w:rPr>
-                <w:noProof/>
-                <w:webHidden/>
-              </w:rPr>
-            </w:r>
-            <w:r>
-              <w:rPr>
-                <w:noProof/>
-                <w:webHidden/>
-              </w:rPr>
-              <w:fldChar w:fldCharType="separate"/>
-            </w:r>
-            <w:r>
-              <w:rPr>
-                <w:noProof/>
-                <w:webHidden/>
-              </w:rPr>
-              <w:t>13</w:t>
-            </w:r>
-            <w:r>
-              <w:rPr>
-                <w:noProof/>
-                <w:webHidden/>
-              </w:rPr>
-              <w:fldChar w:fldCharType="end"/>
-            </w:r>
-          </w:hyperlink>
-        </w:p>
-        <w:p>
-          <w:pPr>
-            <w:pStyle w:val="TJ3"/>
-            <w:tabs>
-              <w:tab w:val="left" w:pos="1200"/>
-              <w:tab w:val="right" w:leader="dot" w:pos="9062"/>
-            </w:tabs>
-            <w:rPr>
-              <w:rFonts w:asciiTheme="minorHAnsi" w:eastAsiaTheme="minorEastAsia" w:hAnsiTheme="minorHAnsi"/>
-              <w:noProof/>
-              <w:color w:val="auto"/>
-              <w:sz w:val="24"/>
-              <w:szCs w:val="24"/>
-              <w:lang w:eastAsia="hu-HU"/>
-            </w:rPr>
-          </w:pPr>
-          <w:hyperlink w:anchor="_Toc240127885" w:history="1">
-            <w:r>
-              <w:rPr>
-                <w:rStyle w:val="Hiperhivatkozs"/>
-                <w:noProof/>
-              </w:rPr>
-              <w:t>3.3.5</w:t>
-            </w:r>
-            <w:r>
-              <w:rPr>
-                <w:rFonts w:asciiTheme="minorHAnsi" w:eastAsiaTheme="minorEastAsia" w:hAnsiTheme="minorHAnsi"/>
-                <w:noProof/>
-                <w:color w:val="auto"/>
-                <w:sz w:val="24"/>
-                <w:szCs w:val="24"/>
-                <w:lang w:eastAsia="hu-HU"/>
-              </w:rPr>
-              <w:tab/>
-            </w:r>
-            <w:r>
-              <w:rPr>
-                <w:rStyle w:val="Hiperhivatkozs"/>
-                <w:noProof/>
-              </w:rPr>
-              <w:t>Eszközök</w:t>
-            </w:r>
-            <w:r>
-              <w:rPr>
-                <w:noProof/>
-                <w:webHidden/>
-              </w:rPr>
-              <w:tab/>
-            </w:r>
-            <w:r>
-              <w:rPr>
-                <w:noProof/>
-                <w:webHidden/>
-              </w:rPr>
-              <w:fldChar w:fldCharType="begin"/>
-            </w:r>
-            <w:r>
-              <w:rPr>
-                <w:noProof/>
-                <w:webHidden/>
-              </w:rPr>
-              <w:instrText xml:space="preserve"> PAGEREF _Toc240127885 \h </w:instrText>
-            </w:r>
-            <w:r>
-              <w:rPr>
-                <w:noProof/>
-                <w:webHidden/>
-              </w:rPr>
-            </w:r>
-            <w:r>
-              <w:rPr>
-                <w:noProof/>
-                <w:webHidden/>
-              </w:rPr>
-              <w:fldChar w:fldCharType="separate"/>
-            </w:r>
-            <w:r>
-              <w:rPr>
-                <w:noProof/>
-                <w:webHidden/>
-              </w:rPr>
-              <w:t>13</w:t>
-            </w:r>
-            <w:r>
-              <w:rPr>
-                <w:noProof/>
-                <w:webHidden/>
-              </w:rPr>
-              <w:fldChar w:fldCharType="end"/>
-            </w:r>
-          </w:hyperlink>
-        </w:p>
-        <w:p>
-          <w:pPr>
-            <w:pStyle w:val="TJ3"/>
-            <w:tabs>
-              <w:tab w:val="left" w:pos="1200"/>
-              <w:tab w:val="right" w:leader="dot" w:pos="9062"/>
-            </w:tabs>
-            <w:rPr>
-              <w:rFonts w:asciiTheme="minorHAnsi" w:eastAsiaTheme="minorEastAsia" w:hAnsiTheme="minorHAnsi"/>
-              <w:noProof/>
-              <w:color w:val="auto"/>
-              <w:sz w:val="24"/>
-              <w:szCs w:val="24"/>
-              <w:lang w:eastAsia="hu-HU"/>
-            </w:rPr>
-          </w:pPr>
-          <w:hyperlink w:anchor="_Toc240127886" w:history="1">
-            <w:r>
-              <w:rPr>
-                <w:rStyle w:val="Hiperhivatkozs"/>
-                <w:noProof/>
-              </w:rPr>
-              <w:t>3.3.6</w:t>
-            </w:r>
-            <w:r>
-              <w:rPr>
-                <w:rFonts w:asciiTheme="minorHAnsi" w:eastAsiaTheme="minorEastAsia" w:hAnsiTheme="minorHAnsi"/>
-                <w:noProof/>
-                <w:color w:val="auto"/>
-                <w:sz w:val="24"/>
-                <w:szCs w:val="24"/>
-                <w:lang w:eastAsia="hu-HU"/>
-              </w:rPr>
-              <w:tab/>
-            </w:r>
-            <w:r>
-              <w:rPr>
-                <w:rStyle w:val="Hiperhivatkozs"/>
-                <w:noProof/>
-              </w:rPr>
-              <w:t>Eszköz kiadás</w:t>
-            </w:r>
-            <w:r>
-              <w:rPr>
-                <w:noProof/>
-                <w:webHidden/>
-              </w:rPr>
-              <w:tab/>
-            </w:r>
-            <w:r>
-              <w:rPr>
-                <w:noProof/>
-                <w:webHidden/>
-              </w:rPr>
-              <w:fldChar w:fldCharType="begin"/>
-            </w:r>
-            <w:r>
-              <w:rPr>
-                <w:noProof/>
-                <w:webHidden/>
-              </w:rPr>
-              <w:instrText xml:space="preserve"> PAGEREF _Toc240127886 \h </w:instrText>
-            </w:r>
-            <w:r>
-              <w:rPr>
-                <w:noProof/>
-                <w:webHidden/>
-              </w:rPr>
-            </w:r>
-            <w:r>
-              <w:rPr>
-                <w:noProof/>
-                <w:webHidden/>
-              </w:rPr>
-              <w:fldChar w:fldCharType="separate"/>
-            </w:r>
-            <w:r>
-              <w:rPr>
-                <w:noProof/>
-                <w:webHidden/>
-              </w:rPr>
-              <w:t>15</w:t>
-            </w:r>
-            <w:r>
-              <w:rPr>
-                <w:noProof/>
-                <w:webHidden/>
-              </w:rPr>
-              <w:fldChar w:fldCharType="end"/>
-            </w:r>
-          </w:hyperlink>
-        </w:p>
-        <w:p>
-          <w:pPr>
-            <w:pStyle w:val="TJ3"/>
-            <w:tabs>
-              <w:tab w:val="left" w:pos="1200"/>
-              <w:tab w:val="right" w:leader="dot" w:pos="9062"/>
-            </w:tabs>
-            <w:rPr>
-              <w:rFonts w:asciiTheme="minorHAnsi" w:eastAsiaTheme="minorEastAsia" w:hAnsiTheme="minorHAnsi"/>
-              <w:noProof/>
-              <w:color w:val="auto"/>
-              <w:sz w:val="24"/>
-              <w:szCs w:val="24"/>
-              <w:lang w:eastAsia="hu-HU"/>
-            </w:rPr>
-          </w:pPr>
-          <w:hyperlink w:anchor="_Toc240127887" w:history="1">
-            <w:r>
-              <w:rPr>
-                <w:rStyle w:val="Hiperhivatkozs"/>
-                <w:noProof/>
-              </w:rPr>
-              <w:t>3.3.7</w:t>
-            </w:r>
-            <w:r>
-              <w:rPr>
-                <w:rFonts w:asciiTheme="minorHAnsi" w:eastAsiaTheme="minorEastAsia" w:hAnsiTheme="minorHAnsi"/>
-                <w:noProof/>
-                <w:color w:val="auto"/>
-                <w:sz w:val="24"/>
-                <w:szCs w:val="24"/>
-                <w:lang w:eastAsia="hu-HU"/>
-              </w:rPr>
-              <w:tab/>
-            </w:r>
-            <w:r>
-              <w:rPr>
-                <w:rStyle w:val="Hiperhivatkozs"/>
-                <w:noProof/>
-              </w:rPr>
-              <w:t>Visszavett eszközök</w:t>
-            </w:r>
-            <w:r>
-              <w:rPr>
-                <w:noProof/>
-                <w:webHidden/>
-              </w:rPr>
-              <w:tab/>
-            </w:r>
-            <w:r>
-              <w:rPr>
-                <w:noProof/>
-                <w:webHidden/>
-              </w:rPr>
-              <w:fldChar w:fldCharType="begin"/>
-            </w:r>
-            <w:r>
-              <w:rPr>
-                <w:noProof/>
-                <w:webHidden/>
-              </w:rPr>
-              <w:instrText xml:space="preserve"> PAGEREF _Toc240127887 \h </w:instrText>
-            </w:r>
-            <w:r>
-              <w:rPr>
-                <w:noProof/>
-                <w:webHidden/>
-              </w:rPr>
-            </w:r>
-            <w:r>
-              <w:rPr>
-                <w:noProof/>
-                <w:webHidden/>
-              </w:rPr>
-              <w:fldChar w:fldCharType="separate"/>
-            </w:r>
-            <w:r>
-              <w:rPr>
-                <w:noProof/>
-                <w:webHidden/>
-              </w:rPr>
-              <w:t>16</w:t>
-            </w:r>
-            <w:r>
-              <w:rPr>
-                <w:noProof/>
-                <w:webHidden/>
-              </w:rPr>
-              <w:fldChar w:fldCharType="end"/>
-            </w:r>
-          </w:hyperlink>
-        </w:p>
-        <w:p>
-          <w:pPr>
-            <w:pStyle w:val="TJ3"/>
-            <w:tabs>
-              <w:tab w:val="left" w:pos="1200"/>
-              <w:tab w:val="right" w:leader="dot" w:pos="9062"/>
-            </w:tabs>
-            <w:rPr>
-              <w:rFonts w:asciiTheme="minorHAnsi" w:eastAsiaTheme="minorEastAsia" w:hAnsiTheme="minorHAnsi"/>
-              <w:noProof/>
-              <w:color w:val="auto"/>
-              <w:sz w:val="24"/>
-              <w:szCs w:val="24"/>
-              <w:lang w:eastAsia="hu-HU"/>
-            </w:rPr>
-          </w:pPr>
-          <w:hyperlink w:anchor="_Toc240127888" w:history="1">
-            <w:r>
-              <w:rPr>
-                <w:rStyle w:val="Hiperhivatkozs"/>
-                <w:noProof/>
-              </w:rPr>
-              <w:t>3.3.8</w:t>
-            </w:r>
-            <w:r>
-              <w:rPr>
-                <w:rFonts w:asciiTheme="minorHAnsi" w:eastAsiaTheme="minorEastAsia" w:hAnsiTheme="minorHAnsi"/>
-                <w:noProof/>
-                <w:color w:val="auto"/>
-                <w:sz w:val="24"/>
-                <w:szCs w:val="24"/>
-                <w:lang w:eastAsia="hu-HU"/>
-              </w:rPr>
-              <w:tab/>
-            </w:r>
-            <w:r>
-              <w:rPr>
-                <w:rStyle w:val="Hiperhivatkozs"/>
-                <w:noProof/>
-              </w:rPr>
-              <w:t>Összes eszközmozgás</w:t>
-            </w:r>
-            <w:r>
-              <w:rPr>
-                <w:noProof/>
-                <w:webHidden/>
-              </w:rPr>
-              <w:tab/>
-            </w:r>
-            <w:r>
-              <w:rPr>
-                <w:noProof/>
-                <w:webHidden/>
-              </w:rPr>
-              <w:fldChar w:fldCharType="begin"/>
-            </w:r>
-            <w:r>
-              <w:rPr>
-                <w:noProof/>
-                <w:webHidden/>
-              </w:rPr>
-              <w:instrText xml:space="preserve"> PAGEREF _Toc240127888 \h </w:instrText>
-            </w:r>
-            <w:r>
-              <w:rPr>
-                <w:noProof/>
-                <w:webHidden/>
-              </w:rPr>
-            </w:r>
-            <w:r>
-              <w:rPr>
-                <w:noProof/>
-                <w:webHidden/>
-              </w:rPr>
-              <w:fldChar w:fldCharType="separate"/>
-            </w:r>
-            <w:r>
-              <w:rPr>
-                <w:noProof/>
-                <w:webHidden/>
-              </w:rPr>
-              <w:t>17</w:t>
-            </w:r>
-            <w:r>
-              <w:rPr>
-                <w:noProof/>
-                <w:webHidden/>
-              </w:rPr>
-              <w:fldChar w:fldCharType="end"/>
-            </w:r>
-          </w:hyperlink>
-        </w:p>
-        <w:p>
-          <w:pPr>
-            <w:pStyle w:val="TJ1"/>
-            <w:tabs>
-              <w:tab w:val="left" w:pos="440"/>
-              <w:tab w:val="right" w:leader="dot" w:pos="9062"/>
-            </w:tabs>
-            <w:rPr>
-              <w:rFonts w:asciiTheme="minorHAnsi" w:eastAsiaTheme="minorEastAsia" w:hAnsiTheme="minorHAnsi"/>
-              <w:noProof/>
-              <w:color w:val="auto"/>
-              <w:sz w:val="24"/>
-              <w:szCs w:val="24"/>
-              <w:lang w:eastAsia="hu-HU"/>
-            </w:rPr>
-          </w:pPr>
-          <w:hyperlink w:anchor="_Toc240127889" w:history="1">
-            <w:r>
-              <w:rPr>
-                <w:rStyle w:val="Hiperhivatkozs"/>
-                <w:noProof/>
-              </w:rPr>
-              <w:t>4</w:t>
-            </w:r>
-            <w:r>
-              <w:rPr>
-                <w:rFonts w:asciiTheme="minorHAnsi" w:eastAsiaTheme="minorEastAsia" w:hAnsiTheme="minorHAnsi"/>
-                <w:noProof/>
-                <w:color w:val="auto"/>
-                <w:sz w:val="24"/>
-                <w:szCs w:val="24"/>
-                <w:lang w:eastAsia="hu-HU"/>
-              </w:rPr>
-              <w:tab/>
-            </w:r>
-            <w:r>
-              <w:rPr>
-                <w:rStyle w:val="Hiperhivatkozs"/>
-                <w:noProof/>
-              </w:rPr>
-              <w:t>Összefoglalás</w:t>
-            </w:r>
-            <w:r>
-              <w:rPr>
-                <w:noProof/>
-                <w:webHidden/>
-              </w:rPr>
-              <w:tab/>
-            </w:r>
-            <w:r>
-              <w:rPr>
-                <w:noProof/>
-                <w:webHidden/>
-              </w:rPr>
-              <w:fldChar w:fldCharType="begin"/>
-            </w:r>
-            <w:r>
-              <w:rPr>
-                <w:noProof/>
-                <w:webHidden/>
-              </w:rPr>
-              <w:instrText xml:space="preserve"> PAGEREF _Toc240127889 \h </w:instrText>
-            </w:r>
-            <w:r>
-              <w:rPr>
-                <w:noProof/>
-                <w:webHidden/>
-              </w:rPr>
-            </w:r>
-            <w:r>
-              <w:rPr>
-                <w:noProof/>
-                <w:webHidden/>
-              </w:rPr>
-              <w:fldChar w:fldCharType="separate"/>
-            </w:r>
-            <w:r>
-              <w:rPr>
-                <w:noProof/>
-                <w:webHidden/>
-              </w:rPr>
-              <w:t>17</w:t>
-            </w:r>
-            <w:r>
-              <w:rPr>
-                <w:noProof/>
-                <w:webHidden/>
-              </w:rPr>
-              <w:fldChar w:fldCharType="end"/>
-            </w:r>
-          </w:hyperlink>
-        </w:p>
-        <w:p>
-          <w:pPr>
-            <w:pStyle w:val="TJ2"/>
-            <w:tabs>
-              <w:tab w:val="left" w:pos="960"/>
-              <w:tab w:val="right" w:leader="dot" w:pos="9062"/>
-            </w:tabs>
-            <w:rPr>
-              <w:rFonts w:asciiTheme="minorHAnsi" w:eastAsiaTheme="minorEastAsia" w:hAnsiTheme="minorHAnsi"/>
-              <w:noProof/>
-              <w:color w:val="auto"/>
-              <w:sz w:val="24"/>
-              <w:szCs w:val="24"/>
-              <w:lang w:eastAsia="hu-HU"/>
-            </w:rPr>
-          </w:pPr>
-          <w:hyperlink w:anchor="_Toc240127890" w:history="1">
-            <w:r>
-              <w:rPr>
-                <w:rStyle w:val="Hiperhivatkozs"/>
-                <w:noProof/>
-              </w:rPr>
-              <w:t>4.1</w:t>
-            </w:r>
-            <w:r>
-              <w:rPr>
-                <w:rFonts w:asciiTheme="minorHAnsi" w:eastAsiaTheme="minorEastAsia" w:hAnsiTheme="minorHAnsi"/>
-                <w:noProof/>
-                <w:color w:val="auto"/>
-                <w:sz w:val="24"/>
-                <w:szCs w:val="24"/>
-                <w:lang w:eastAsia="hu-HU"/>
-              </w:rPr>
-              <w:tab/>
-            </w:r>
-            <w:r>
-              <w:rPr>
-                <w:rStyle w:val="Hiperhivatkozs"/>
-                <w:noProof/>
-              </w:rPr>
-              <w:t>Továbbfejlesztési lehetőségek</w:t>
-            </w:r>
-            <w:r>
-              <w:rPr>
-                <w:noProof/>
-                <w:webHidden/>
-              </w:rPr>
-              <w:tab/>
-            </w:r>
-            <w:r>
-              <w:rPr>
-                <w:noProof/>
-                <w:webHidden/>
-              </w:rPr>
-              <w:fldChar w:fldCharType="begin"/>
-            </w:r>
-            <w:r>
-              <w:rPr>
-                <w:noProof/>
-                <w:webHidden/>
-              </w:rPr>
-              <w:instrText xml:space="preserve"> PAGEREF _Toc240127890 \h </w:instrText>
-            </w:r>
-            <w:r>
-              <w:rPr>
-                <w:noProof/>
-                <w:webHidden/>
-              </w:rPr>
-            </w:r>
-            <w:r>
-              <w:rPr>
-                <w:noProof/>
-                <w:webHidden/>
-              </w:rPr>
-              <w:fldChar w:fldCharType="separate"/>
-            </w:r>
-            <w:r>
-              <w:rPr>
-                <w:noProof/>
-                <w:webHidden/>
-              </w:rPr>
-              <w:t>17</w:t>
-            </w:r>
-            <w:r>
-              <w:rPr>
-                <w:noProof/>
-                <w:webHidden/>
-              </w:rPr>
-              <w:fldChar w:fldCharType="end"/>
-            </w:r>
-          </w:hyperlink>
-        </w:p>
-        <w:p>
-          <w:pPr>
-            <w:pStyle w:val="TJ2"/>
-            <w:tabs>
-              <w:tab w:val="left" w:pos="960"/>
-              <w:tab w:val="right" w:leader="dot" w:pos="9062"/>
-            </w:tabs>
-            <w:rPr>
-              <w:rFonts w:asciiTheme="minorHAnsi" w:eastAsiaTheme="minorEastAsia" w:hAnsiTheme="minorHAnsi"/>
-              <w:noProof/>
-              <w:color w:val="auto"/>
-              <w:sz w:val="24"/>
-              <w:szCs w:val="24"/>
-              <w:lang w:eastAsia="hu-HU"/>
-            </w:rPr>
-          </w:pPr>
-          <w:hyperlink w:anchor="_Toc240127891" w:history="1">
-            <w:r>
-              <w:rPr>
-                <w:rStyle w:val="Hiperhivatkozs"/>
-                <w:noProof/>
-              </w:rPr>
-              <w:t>4.2</w:t>
-            </w:r>
-            <w:r>
-              <w:rPr>
-                <w:rFonts w:asciiTheme="minorHAnsi" w:eastAsiaTheme="minorEastAsia" w:hAnsiTheme="minorHAnsi"/>
-                <w:noProof/>
-                <w:color w:val="auto"/>
-                <w:sz w:val="24"/>
-                <w:szCs w:val="24"/>
-                <w:lang w:eastAsia="hu-HU"/>
-              </w:rPr>
-              <w:tab/>
-            </w:r>
-            <w:r>
-              <w:rPr>
-                <w:rStyle w:val="Hiperhivatkozs"/>
-                <w:noProof/>
-              </w:rPr>
-              <w:t>Csapatmunka és feladatmegosztás</w:t>
-            </w:r>
-            <w:r>
-              <w:rPr>
-                <w:noProof/>
-                <w:webHidden/>
-              </w:rPr>
-              <w:tab/>
-            </w:r>
-            <w:r>
-              <w:rPr>
-                <w:noProof/>
-                <w:webHidden/>
-              </w:rPr>
-              <w:fldChar w:fldCharType="begin"/>
-            </w:r>
-            <w:r>
-              <w:rPr>
-                <w:noProof/>
-                <w:webHidden/>
-              </w:rPr>
-              <w:instrText xml:space="preserve"> PAGEREF _Toc240127891 \h </w:instrText>
-            </w:r>
-            <w:r>
-              <w:rPr>
-                <w:noProof/>
-                <w:webHidden/>
-              </w:rPr>
-            </w:r>
-            <w:r>
-              <w:rPr>
-                <w:noProof/>
-                <w:webHidden/>
-              </w:rPr>
-              <w:fldChar w:fldCharType="separate"/>
-            </w:r>
-            <w:r>
-              <w:rPr>
-                <w:noProof/>
-                <w:webHidden/>
-              </w:rPr>
-              <w:t>18</w:t>
+              <w:t>20</w:t>
             </w:r>
             <w:r>
               <w:rPr>
@@ -3461,7 +3520,6 @@
               <w:b/>
               <w:bCs/>
             </w:rPr>
-            <w:lastRenderedPageBreak/>
             <w:fldChar w:fldCharType="end"/>
           </w:r>
         </w:p>
@@ -3469,24 +3527,10 @@
     </w:sdt>
     <w:p>
       <w:pPr>
-        <w:rPr>
-          <w:rFonts w:eastAsiaTheme="majorEastAsia" w:cstheme="majorBidi"/>
-          <w:spacing w:val="15"/>
-          <w:sz w:val="28"/>
-          <w:szCs w:val="28"/>
-        </w:rPr>
-      </w:pPr>
-      <w:r>
-        <w:br w:type="page"/>
-      </w:r>
-    </w:p>
-    <w:p>
-      <w:pPr>
         <w:pStyle w:val="Cmsor1"/>
       </w:pPr>
-      <w:bookmarkStart w:id="0" w:name="_Toc240127856"/>
-      <w:r>
-        <w:lastRenderedPageBreak/>
+      <w:bookmarkStart w:id="0" w:name="_Toc240133586"/>
+      <w:r>
         <w:t>Bevezetés</w:t>
       </w:r>
       <w:bookmarkEnd w:id="0"/>
@@ -3706,6 +3750,7 @@
         </w:numPr>
       </w:pPr>
       <w:r>
+        <w:lastRenderedPageBreak/>
         <w:t>Kiosztás/Felelős hozzárendelése: Az eszközök társítása adott munkatársakhoz, vagy területekhez.</w:t>
       </w:r>
     </w:p>
@@ -3730,7 +3775,6 @@
         </w:numPr>
       </w:pPr>
       <w:r>
-        <w:lastRenderedPageBreak/>
         <w:t>Regisztráció: a műveletek és eszközmozgások időpontjainak rögzítése</w:t>
       </w:r>
     </w:p>
@@ -3739,7 +3783,7 @@
       <w:pPr>
         <w:pStyle w:val="Cmsor1"/>
       </w:pPr>
-      <w:bookmarkStart w:id="1" w:name="_Toc240127857"/>
+      <w:bookmarkStart w:id="1" w:name="_Toc240133587"/>
       <w:r>
         <w:t>Fejlesztési dokumentáció</w:t>
       </w:r>
@@ -3765,11 +3809,12 @@
         <w:t>.</w:t>
       </w:r>
     </w:p>
+    <w:p/>
     <w:p>
       <w:pPr>
         <w:pStyle w:val="Cmsor2"/>
       </w:pPr>
-      <w:bookmarkStart w:id="2" w:name="_Toc240127858"/>
+      <w:bookmarkStart w:id="2" w:name="_Toc240133588"/>
       <w:r>
         <w:t>Fejlesztői környezet</w:t>
       </w:r>
@@ -3804,7 +3849,7 @@
       <w:pPr>
         <w:pStyle w:val="Cmsor3"/>
       </w:pPr>
-      <w:bookmarkStart w:id="3" w:name="_Toc240127859"/>
+      <w:bookmarkStart w:id="3" w:name="_Toc240133589"/>
       <w:r>
         <w:t>Frontend technológiák:</w:t>
       </w:r>
@@ -4042,7 +4087,7 @@
       <w:pPr>
         <w:pStyle w:val="Cmsor3"/>
       </w:pPr>
-      <w:bookmarkStart w:id="4" w:name="_Toc240127860"/>
+      <w:bookmarkStart w:id="4" w:name="_Toc240133590"/>
       <w:r>
         <w:t>Backend technológiák</w:t>
       </w:r>
@@ -4113,7 +4158,11 @@
       </w:r>
       <w:proofErr w:type="spellEnd"/>
       <w:r>
-        <w:t xml:space="preserve"> moduljain keresztül történik, így a szerver képes dinamikus oldalakat előállítani. A </w:t>
+        <w:t xml:space="preserve"> moduljain keresztül történik, </w:t>
+      </w:r>
+      <w:r>
+        <w:lastRenderedPageBreak/>
+        <w:t xml:space="preserve">így a szerver képes dinamikus oldalakat előállítani. A </w:t>
       </w:r>
       <w:proofErr w:type="spellStart"/>
       <w:r>
@@ -4164,11 +4213,7 @@
         <w:pStyle w:val="Listaszerbekezds"/>
       </w:pPr>
       <w:r>
-        <w:t xml:space="preserve">A rendszer szerveroldali működését PHP biztosítja. Feladatai a bejelentkezés és session-kezelés, jogosultságok ellenőrzése, adatbázis-műveletek végrehajtása, dinamikus HTML </w:t>
-      </w:r>
-      <w:r>
-        <w:lastRenderedPageBreak/>
-        <w:t xml:space="preserve">generálása, </w:t>
+        <w:t xml:space="preserve">A rendszer szerveroldali működését PHP biztosítja. Feladatai a bejelentkezés és session-kezelés, jogosultságok ellenőrzése, adatbázis-műveletek végrehajtása, dinamikus HTML generálása, </w:t>
       </w:r>
       <w:proofErr w:type="spellStart"/>
       <w:r>
@@ -4354,7 +4399,7 @@
       <w:pPr>
         <w:pStyle w:val="Cmsor3"/>
       </w:pPr>
-      <w:bookmarkStart w:id="5" w:name="_Toc240127861"/>
+      <w:bookmarkStart w:id="5" w:name="_Toc240133591"/>
       <w:r>
         <w:t>Fejlesztői eszközök és szoftverek:</w:t>
       </w:r>
@@ -4465,7 +4510,6 @@
           <w:bCs/>
         </w:rPr>
       </w:pPr>
-      <w:bookmarkStart w:id="6" w:name="_Toc240127862"/>
       <w:proofErr w:type="spellStart"/>
       <w:r>
         <w:rPr>
@@ -4489,7 +4533,6 @@
         </w:rPr>
         <w:t>:</w:t>
       </w:r>
-      <w:bookmarkEnd w:id="6"/>
     </w:p>
     <w:p>
       <w:pPr>
@@ -4570,7 +4613,6 @@
           <w:bCs/>
         </w:rPr>
       </w:pPr>
-      <w:bookmarkStart w:id="7" w:name="_Toc240127863"/>
       <w:proofErr w:type="spellStart"/>
       <w:r>
         <w:rPr>
@@ -4587,7 +4629,6 @@
         </w:rPr>
         <w:t>:</w:t>
       </w:r>
-      <w:bookmarkEnd w:id="7"/>
     </w:p>
     <w:p>
       <w:pPr>
@@ -4623,17 +4664,22 @@
           <w:bCs/>
         </w:rPr>
       </w:pPr>
-      <w:bookmarkStart w:id="8" w:name="_Toc240127864"/>
       <w:proofErr w:type="spellStart"/>
       <w:r>
         <w:rPr>
           <w:b/>
           <w:bCs/>
         </w:rPr>
-        <w:t>Git:</w:t>
-      </w:r>
-      <w:bookmarkEnd w:id="8"/>
-      <w:proofErr w:type="spellEnd"/>
+        <w:t>Git</w:t>
+      </w:r>
+      <w:proofErr w:type="spellEnd"/>
+      <w:r>
+        <w:rPr>
+          <w:b/>
+          <w:bCs/>
+        </w:rPr>
+        <w:t>:</w:t>
+      </w:r>
     </w:p>
     <w:p>
       <w:pPr>
@@ -4676,7 +4722,6 @@
           <w:bCs/>
         </w:rPr>
       </w:pPr>
-      <w:bookmarkStart w:id="9" w:name="_Toc240127865"/>
       <w:r>
         <w:rPr>
           <w:b/>
@@ -4698,7 +4743,6 @@
         </w:rPr>
         <w:t>Google Chrome / Mozilla Firefox / Microsoft Edge:</w:t>
       </w:r>
-      <w:bookmarkEnd w:id="9"/>
     </w:p>
     <w:p>
       <w:pPr>
@@ -4732,13 +4776,29 @@
     </w:p>
     <w:p>
       <w:pPr>
+        <w:widowControl/>
+        <w:spacing w:after="160" w:line="259" w:lineRule="auto"/>
+        <w:contextualSpacing w:val="0"/>
+        <w:jc w:val="left"/>
+      </w:pPr>
+      <w:r>
+        <w:br w:type="page"/>
+      </w:r>
+    </w:p>
+    <w:p>
+      <w:pPr>
+        <w:pStyle w:val="Listaszerbekezds"/>
+      </w:pPr>
+    </w:p>
+    <w:p>
+      <w:pPr>
         <w:pStyle w:val="Cmsor2"/>
       </w:pPr>
-      <w:bookmarkStart w:id="10" w:name="_Toc240127866"/>
+      <w:bookmarkStart w:id="6" w:name="_Toc240133592"/>
       <w:r>
         <w:t>Választott technológia</w:t>
       </w:r>
-      <w:bookmarkEnd w:id="10"/>
+      <w:bookmarkEnd w:id="6"/>
     </w:p>
     <w:p>
       <w:r>
@@ -4749,7 +4809,7 @@
       <w:pPr>
         <w:pStyle w:val="Cmsor3"/>
       </w:pPr>
-      <w:bookmarkStart w:id="11" w:name="_Toc240127867"/>
+      <w:bookmarkStart w:id="7" w:name="_Toc240133593"/>
       <w:r>
         <w:rPr>
           <w:rStyle w:val="Cmsor3Char"/>
@@ -4804,7 +4864,7 @@
         </w:rPr>
         <w:t>Language</w:t>
       </w:r>
-      <w:bookmarkEnd w:id="11"/>
+      <w:bookmarkEnd w:id="7"/>
       <w:proofErr w:type="spellEnd"/>
     </w:p>
     <w:p>
@@ -4829,11 +4889,7 @@
         <w:t xml:space="preserve"> írja le a dokumentum felépítését</w:t>
       </w:r>
       <w:r>
-        <w:t xml:space="preserve">: fejlécek, bekezdések, képek, linkek, űrlapok stb. A </w:t>
-      </w:r>
-      <w:r>
-        <w:lastRenderedPageBreak/>
-        <w:t>böngésző ezeket az elemeket értelmezi és megjeleníti vizuális formában.</w:t>
+        <w:t>: fejlécek, bekezdések, képek, linkek, űrlapok stb. A böngésző ezeket az elemeket értelmezi és megjeleníti vizuális formában.</w:t>
       </w:r>
     </w:p>
     <w:p>
@@ -4861,7 +4917,7 @@
       <w:pPr>
         <w:pStyle w:val="Cmsor3"/>
       </w:pPr>
-      <w:bookmarkStart w:id="12" w:name="_Toc240127868"/>
+      <w:bookmarkStart w:id="8" w:name="_Toc240133594"/>
       <w:r>
         <w:rPr>
           <w:rStyle w:val="Cmsor3Char"/>
@@ -4916,386 +4972,390 @@
         </w:rPr>
         <w:t>Sheets</w:t>
       </w:r>
+      <w:bookmarkEnd w:id="8"/>
+      <w:proofErr w:type="spellEnd"/>
+    </w:p>
+    <w:p>
+      <w:r>
+        <w:t xml:space="preserve">A vizuális megjelenést, elrendezést és </w:t>
+      </w:r>
+      <w:proofErr w:type="spellStart"/>
+      <w:r>
+        <w:t>reszponzivitást</w:t>
+      </w:r>
+      <w:proofErr w:type="spellEnd"/>
+      <w:r>
+        <w:t xml:space="preserve"> kezeli.</w:t>
+      </w:r>
+      <w:r>
+        <w:t xml:space="preserve"> HTML struktúrára épül és meghatározza az elemek színeit, méreteit, elrendezését, betűtípusát. A stílusok öröklődnek és egymásra rétegződnek, így pontosan szabályozható, melyik szabály érvényesül. Támogatja a fejlett elrendezési technikákat, mint a </w:t>
+      </w:r>
+      <w:proofErr w:type="spellStart"/>
+      <w:r>
+        <w:t>Flexbox</w:t>
+      </w:r>
+      <w:proofErr w:type="spellEnd"/>
+      <w:r>
+        <w:t xml:space="preserve"> és a CSS </w:t>
+      </w:r>
+      <w:proofErr w:type="spellStart"/>
+      <w:r>
+        <w:t>Grid</w:t>
+      </w:r>
+      <w:proofErr w:type="spellEnd"/>
+      <w:r>
+        <w:t>, amelyekkel rugalmasan alakíthatóak a felületek elrendezése. Külső stíluslapokban a megjelenés elkülöníthető a HTML szerkezettől, ami javítja a kód átláthatóságát és a karbantarthatóságot.</w:t>
+      </w:r>
+    </w:p>
+    <w:p>
+      <w:pPr>
+        <w:pStyle w:val="Cmsor3"/>
+      </w:pPr>
+      <w:bookmarkStart w:id="9" w:name="_Toc240133595"/>
+      <w:r>
+        <w:rPr>
+          <w:rStyle w:val="Cmsor3Char"/>
+        </w:rPr>
+        <w:t>JavaScript</w:t>
+      </w:r>
+      <w:r>
+        <w:rPr>
+          <w:rStyle w:val="Cmsor3Char"/>
+        </w:rPr>
+        <w:t xml:space="preserve"> – </w:t>
+      </w:r>
+      <w:proofErr w:type="spellStart"/>
+      <w:r>
+        <w:rPr>
+          <w:rStyle w:val="Cmsor3Char"/>
+        </w:rPr>
+        <w:t>Client</w:t>
+      </w:r>
+      <w:r>
+        <w:rPr>
+          <w:rStyle w:val="Cmsor3Char"/>
+        </w:rPr>
+        <w:t>-</w:t>
+      </w:r>
+      <w:r>
+        <w:rPr>
+          <w:rStyle w:val="Cmsor3Char"/>
+        </w:rPr>
+        <w:t>side</w:t>
+      </w:r>
+      <w:proofErr w:type="spellEnd"/>
+      <w:r>
+        <w:rPr>
+          <w:rStyle w:val="Cmsor3Char"/>
+        </w:rPr>
+        <w:t xml:space="preserve"> </w:t>
+      </w:r>
+      <w:r>
+        <w:rPr>
+          <w:rStyle w:val="Cmsor3Char"/>
+        </w:rPr>
+        <w:t xml:space="preserve">scripting </w:t>
+      </w:r>
+      <w:proofErr w:type="spellStart"/>
+      <w:r>
+        <w:rPr>
+          <w:rStyle w:val="Cmsor3Char"/>
+        </w:rPr>
+        <w:t>language</w:t>
+      </w:r>
+      <w:proofErr w:type="spellEnd"/>
+      <w:r>
+        <w:rPr>
+          <w:rStyle w:val="Cmsor3Char"/>
+        </w:rPr>
+        <w:t>:</w:t>
+      </w:r>
+      <w:bookmarkEnd w:id="9"/>
+    </w:p>
+    <w:p>
+      <w:r>
+        <w:t>A kliensoldali interakcióért, űrlap-ellenőrzésekért és dinamikus felületi elemek</w:t>
+      </w:r>
+      <w:r>
+        <w:t>é</w:t>
+      </w:r>
+      <w:r>
+        <w:t>rt felelős</w:t>
+      </w:r>
+      <w:r>
+        <w:t xml:space="preserve"> </w:t>
+      </w:r>
+      <w:proofErr w:type="spellStart"/>
+      <w:r>
+        <w:t>eseményvezérelt</w:t>
+      </w:r>
+      <w:proofErr w:type="spellEnd"/>
+      <w:r>
+        <w:t xml:space="preserve"> programozási nyelv. A böngészőben fut és lehetővé teszi a HTML elemek manipulálását, az események kezelését (kattintás, billentyűzet) valamint az aszinkron kommunikációt a szerverrel. DOM (</w:t>
+      </w:r>
+      <w:proofErr w:type="spellStart"/>
+      <w:r>
+        <w:t>Document</w:t>
+      </w:r>
+      <w:proofErr w:type="spellEnd"/>
+      <w:r>
+        <w:t xml:space="preserve"> </w:t>
+      </w:r>
+      <w:proofErr w:type="spellStart"/>
+      <w:r>
+        <w:t>Object</w:t>
+      </w:r>
+      <w:proofErr w:type="spellEnd"/>
+      <w:r>
+        <w:t xml:space="preserve"> </w:t>
+      </w:r>
+      <w:proofErr w:type="spellStart"/>
+      <w:r>
+        <w:t>Model</w:t>
+      </w:r>
+      <w:proofErr w:type="spellEnd"/>
+      <w:r>
+        <w:t xml:space="preserve">) segítségével módosíthatja az oldal tartalmát anélkül, hogy </w:t>
+      </w:r>
+      <w:proofErr w:type="spellStart"/>
+      <w:r>
+        <w:t>újratöltésre</w:t>
+      </w:r>
+      <w:proofErr w:type="spellEnd"/>
+      <w:r>
+        <w:t xml:space="preserve"> lenne szükség.</w:t>
+      </w:r>
+    </w:p>
+    <w:p>
+      <w:pPr>
+        <w:pStyle w:val="Cmsor3"/>
+      </w:pPr>
+      <w:bookmarkStart w:id="10" w:name="_Toc240133596"/>
+      <w:r>
+        <w:rPr>
+          <w:rStyle w:val="Cmsor3Char"/>
+        </w:rPr>
+        <w:t>PHP</w:t>
+      </w:r>
+      <w:r>
+        <w:rPr>
+          <w:rStyle w:val="Cmsor3Char"/>
+        </w:rPr>
+        <w:t xml:space="preserve"> – Server-</w:t>
+      </w:r>
+      <w:proofErr w:type="spellStart"/>
+      <w:r>
+        <w:rPr>
+          <w:rStyle w:val="Cmsor3Char"/>
+        </w:rPr>
+        <w:t>side</w:t>
+      </w:r>
+      <w:proofErr w:type="spellEnd"/>
+      <w:r>
+        <w:rPr>
+          <w:rStyle w:val="Cmsor3Char"/>
+        </w:rPr>
+        <w:t xml:space="preserve"> scripting </w:t>
+      </w:r>
+      <w:proofErr w:type="spellStart"/>
+      <w:r>
+        <w:rPr>
+          <w:rStyle w:val="Cmsor3Char"/>
+        </w:rPr>
+        <w:t>language</w:t>
+      </w:r>
+      <w:proofErr w:type="spellEnd"/>
+      <w:r>
+        <w:rPr>
+          <w:rStyle w:val="Cmsor3Char"/>
+        </w:rPr>
+        <w:t>:</w:t>
+      </w:r>
+      <w:bookmarkEnd w:id="10"/>
+    </w:p>
+    <w:p>
+      <w:r>
+        <w:t>A</w:t>
+      </w:r>
+      <w:r>
+        <w:t xml:space="preserve"> PHP egy</w:t>
+      </w:r>
+      <w:r>
+        <w:t xml:space="preserve"> szerveroldali</w:t>
+      </w:r>
+      <w:r>
+        <w:t xml:space="preserve"> </w:t>
+      </w:r>
+      <w:proofErr w:type="spellStart"/>
+      <w:r>
+        <w:t>szkriptnyelv</w:t>
+      </w:r>
+      <w:proofErr w:type="spellEnd"/>
+      <w:r>
+        <w:t xml:space="preserve">, amely dinamikus weboldalak és webalkalmazások működését </w:t>
+      </w:r>
+      <w:proofErr w:type="spellStart"/>
+      <w:r>
+        <w:t>biztosítha</w:t>
+      </w:r>
+      <w:proofErr w:type="spellEnd"/>
+      <w:r>
+        <w:t xml:space="preserve">. A kód a szerveren fut és az eredményt HTML formájában küldi vissza a </w:t>
+      </w:r>
+      <w:proofErr w:type="spellStart"/>
+      <w:r>
+        <w:t>bongészőnek</w:t>
+      </w:r>
+      <w:proofErr w:type="spellEnd"/>
+      <w:r>
+        <w:t xml:space="preserve">. Kiválóan alkalmas adatbázis-kezelésre, jellemzően </w:t>
+      </w:r>
+      <w:proofErr w:type="spellStart"/>
+      <w:r>
+        <w:t>MySQL</w:t>
+      </w:r>
+      <w:proofErr w:type="spellEnd"/>
+      <w:r>
+        <w:t xml:space="preserve">-lel együtt használják bejelentkezési rendszerekhez, </w:t>
+      </w:r>
+      <w:proofErr w:type="spellStart"/>
+      <w:r>
+        <w:t>admin</w:t>
+      </w:r>
+      <w:proofErr w:type="spellEnd"/>
+      <w:r>
+        <w:t xml:space="preserve"> felületekhez, jogosultság-kezeléshez és adatfeldolgozáshoz. Támogatja a</w:t>
+      </w:r>
+      <w:r>
+        <w:t xml:space="preserve"> munkamenet-kezelést (session),</w:t>
+      </w:r>
+      <w:r>
+        <w:t xml:space="preserve"> amely lehetővé teszi a felhasználók azonosítását és állapotuk megőrzését több oldalon keresztül. A nyelv egyszerűen integrálható HTML-be így rugalmasan építhetők dinamikus komponensek (pl. listák, táblázatok, űrlapfeldolgozás). Széles körben használt, stabil és jól dokumentált technológia, amely egyaránt alkalmas kis és nagy webprojektek kiszolgálására.</w:t>
+      </w:r>
+    </w:p>
+    <w:p>
+      <w:pPr>
+        <w:pStyle w:val="Cmsor3"/>
+      </w:pPr>
+      <w:bookmarkStart w:id="11" w:name="_Toc240133597"/>
+      <w:proofErr w:type="spellStart"/>
+      <w:r>
+        <w:rPr>
+          <w:rStyle w:val="Cmsor3Char"/>
+        </w:rPr>
+        <w:t>MySQL</w:t>
+      </w:r>
+      <w:proofErr w:type="spellEnd"/>
+      <w:r>
+        <w:rPr>
+          <w:rStyle w:val="Cmsor3Char"/>
+        </w:rPr>
+        <w:t xml:space="preserve"> – Relációs adatbázis-kezelő rendszer</w:t>
+      </w:r>
+      <w:r>
+        <w:rPr>
+          <w:rStyle w:val="Cmsor3Char"/>
+        </w:rPr>
+        <w:t>:</w:t>
+      </w:r>
+      <w:bookmarkEnd w:id="11"/>
+    </w:p>
+    <w:p>
+      <w:r>
+        <w:t>Egy nyílt forráskódú, relációs adatbázis-kezelő rendszer</w:t>
+      </w:r>
+      <w:r>
+        <w:t>,</w:t>
+      </w:r>
+      <w:r>
+        <w:t xml:space="preserve"> amely </w:t>
+      </w:r>
+      <w:proofErr w:type="spellStart"/>
+      <w:r>
+        <w:t>struktúrált</w:t>
+      </w:r>
+      <w:proofErr w:type="spellEnd"/>
+      <w:r>
+        <w:t xml:space="preserve"> adatok tárolására és lekérdezésére szolgál. </w:t>
+      </w:r>
+      <w:r>
+        <w:t xml:space="preserve"> </w:t>
+      </w:r>
+      <w:r>
+        <w:t xml:space="preserve">Az adatokat táblákban kezeli, amelyek sorokból és oszlopokból állnak és </w:t>
+      </w:r>
+      <w:r>
+        <w:lastRenderedPageBreak/>
+        <w:t>egymással kapcsolatok (</w:t>
+      </w:r>
+      <w:proofErr w:type="spellStart"/>
+      <w:r>
+        <w:t>foreign</w:t>
+      </w:r>
+      <w:proofErr w:type="spellEnd"/>
+      <w:r>
+        <w:t xml:space="preserve"> </w:t>
+      </w:r>
+      <w:proofErr w:type="spellStart"/>
+      <w:r>
+        <w:t>key</w:t>
+      </w:r>
+      <w:proofErr w:type="spellEnd"/>
+      <w:r>
+        <w:t xml:space="preserve">) segítségével összekapcsolhatók. Lekérdezéshez az SQL nyelvet használja, amely lehetővé teszi az adatok beszúrását, módosítását, törlését és összetett lekérdezések készítését. A modern </w:t>
+      </w:r>
+      <w:proofErr w:type="spellStart"/>
+      <w:r>
+        <w:t>MySQL</w:t>
+      </w:r>
+      <w:proofErr w:type="spellEnd"/>
+      <w:r>
+        <w:t xml:space="preserve"> verziók alapértelmezett tárolómotorja az </w:t>
+      </w:r>
+      <w:proofErr w:type="spellStart"/>
+      <w:r>
+        <w:t>InnoDB</w:t>
+      </w:r>
+      <w:proofErr w:type="spellEnd"/>
+      <w:r>
+        <w:t>, amely támogatja a tranzakcióka</w:t>
+      </w:r>
+      <w:r>
+        <w:t xml:space="preserve">t és megbízható, biztonságos működést biztosít. A </w:t>
+      </w:r>
+      <w:proofErr w:type="spellStart"/>
+      <w:r>
+        <w:t>MySQL</w:t>
+      </w:r>
+      <w:proofErr w:type="spellEnd"/>
+      <w:r>
+        <w:t xml:space="preserve"> gyakran használatos PHP alapú webalkalmazásokban, </w:t>
+      </w:r>
+      <w:proofErr w:type="spellStart"/>
+      <w:r>
+        <w:t>admin</w:t>
+      </w:r>
+      <w:proofErr w:type="spellEnd"/>
+      <w:r>
+        <w:t xml:space="preserve"> rendszerekben, jogosultság-kezelésben és minden olyan projektben, ahol strukturált, konzisztens adatkezelésre van szükség.</w:t>
+      </w:r>
+    </w:p>
+    <w:p/>
+    <w:p>
+      <w:pPr>
+        <w:pStyle w:val="Cmsor2"/>
+      </w:pPr>
+      <w:bookmarkStart w:id="12" w:name="_Toc240133598"/>
+      <w:r>
+        <w:t>Használt egyéb technikák:</w:t>
+      </w:r>
       <w:bookmarkEnd w:id="12"/>
-      <w:proofErr w:type="spellEnd"/>
-    </w:p>
-    <w:p>
-      <w:r>
-        <w:t xml:space="preserve">A vizuális megjelenést, elrendezést és </w:t>
-      </w:r>
-      <w:proofErr w:type="spellStart"/>
-      <w:r>
-        <w:t>reszponzivitást</w:t>
-      </w:r>
-      <w:proofErr w:type="spellEnd"/>
-      <w:r>
-        <w:t xml:space="preserve"> kezeli.</w:t>
-      </w:r>
-      <w:r>
-        <w:t xml:space="preserve"> HTML struktúrára épül és meghatározza az elemek színeit, méreteit, elrendezését, betűtípusát. A stílusok öröklődnek és egymásra rétegződnek, így pontosan szabályozható, melyik szabály érvényesül. Támogatja a fejlett elrendezési technikákat, mint a </w:t>
-      </w:r>
-      <w:proofErr w:type="spellStart"/>
-      <w:r>
-        <w:t>Flexbox</w:t>
-      </w:r>
-      <w:proofErr w:type="spellEnd"/>
-      <w:r>
-        <w:t xml:space="preserve"> és a CSS </w:t>
-      </w:r>
-      <w:proofErr w:type="spellStart"/>
-      <w:r>
-        <w:t>Grid</w:t>
-      </w:r>
-      <w:proofErr w:type="spellEnd"/>
-      <w:r>
-        <w:t>, amelyekkel rugalmasan alakíthatóak a felületek elrendezése. Külső stíluslapokban a megjelenés elkülöníthető a HTML szerkezettől, ami javítja a kód átláthatóságát és a karbantarthatóságot.</w:t>
-      </w:r>
     </w:p>
     <w:p>
       <w:pPr>
         <w:pStyle w:val="Cmsor3"/>
       </w:pPr>
-      <w:bookmarkStart w:id="13" w:name="_Toc240127869"/>
-      <w:r>
-        <w:rPr>
-          <w:rStyle w:val="Cmsor3Char"/>
-        </w:rPr>
-        <w:t>JavaScript</w:t>
-      </w:r>
-      <w:r>
-        <w:rPr>
-          <w:rStyle w:val="Cmsor3Char"/>
-        </w:rPr>
-        <w:t xml:space="preserve"> – </w:t>
-      </w:r>
-      <w:proofErr w:type="spellStart"/>
-      <w:r>
-        <w:rPr>
-          <w:rStyle w:val="Cmsor3Char"/>
-        </w:rPr>
-        <w:t>Client</w:t>
-      </w:r>
-      <w:r>
-        <w:rPr>
-          <w:rStyle w:val="Cmsor3Char"/>
-        </w:rPr>
-        <w:t>-</w:t>
-      </w:r>
-      <w:r>
-        <w:rPr>
-          <w:rStyle w:val="Cmsor3Char"/>
-        </w:rPr>
-        <w:t>side</w:t>
-      </w:r>
-      <w:proofErr w:type="spellEnd"/>
-      <w:r>
-        <w:rPr>
-          <w:rStyle w:val="Cmsor3Char"/>
-        </w:rPr>
-        <w:t xml:space="preserve"> </w:t>
-      </w:r>
-      <w:r>
-        <w:rPr>
-          <w:rStyle w:val="Cmsor3Char"/>
-        </w:rPr>
-        <w:t xml:space="preserve">scripting </w:t>
-      </w:r>
-      <w:proofErr w:type="spellStart"/>
-      <w:r>
-        <w:rPr>
-          <w:rStyle w:val="Cmsor3Char"/>
-        </w:rPr>
-        <w:t>language</w:t>
-      </w:r>
-      <w:proofErr w:type="spellEnd"/>
-      <w:r>
-        <w:rPr>
-          <w:rStyle w:val="Cmsor3Char"/>
-        </w:rPr>
-        <w:t>:</w:t>
-      </w:r>
-      <w:bookmarkEnd w:id="13"/>
-    </w:p>
-    <w:p>
-      <w:r>
-        <w:t>A kliensoldali interakcióért, űrlap-ellenőrzésekért és dinamikus felületi elemek</w:t>
-      </w:r>
-      <w:r>
-        <w:t>é</w:t>
-      </w:r>
-      <w:r>
-        <w:t>rt felelős</w:t>
-      </w:r>
-      <w:r>
-        <w:t xml:space="preserve"> </w:t>
-      </w:r>
-      <w:proofErr w:type="spellStart"/>
-      <w:r>
-        <w:t>eseményvezérelt</w:t>
-      </w:r>
-      <w:proofErr w:type="spellEnd"/>
-      <w:r>
-        <w:t xml:space="preserve"> programozási nyelv. A böngészőben fut és lehetővé teszi a HTML elemek manipulálását, az események kezelését (kattintás, billentyűzet) valamint az aszinkron kommunikációt a szerverrel. DOM (</w:t>
-      </w:r>
-      <w:proofErr w:type="spellStart"/>
-      <w:r>
-        <w:t>Document</w:t>
-      </w:r>
-      <w:proofErr w:type="spellEnd"/>
-      <w:r>
-        <w:t xml:space="preserve"> </w:t>
-      </w:r>
-      <w:proofErr w:type="spellStart"/>
-      <w:r>
-        <w:t>Object</w:t>
-      </w:r>
-      <w:proofErr w:type="spellEnd"/>
-      <w:r>
-        <w:t xml:space="preserve"> </w:t>
-      </w:r>
-      <w:proofErr w:type="spellStart"/>
-      <w:r>
-        <w:t>Model</w:t>
-      </w:r>
-      <w:proofErr w:type="spellEnd"/>
-      <w:r>
-        <w:t xml:space="preserve">) segítségével módosíthatja az oldal tartalmát anélkül, hogy </w:t>
-      </w:r>
-      <w:proofErr w:type="spellStart"/>
-      <w:r>
-        <w:t>újratöltésre</w:t>
-      </w:r>
-      <w:proofErr w:type="spellEnd"/>
-      <w:r>
-        <w:t xml:space="preserve"> lenne szükség.</w:t>
-      </w:r>
-    </w:p>
-    <w:p>
-      <w:pPr>
-        <w:pStyle w:val="Cmsor3"/>
-      </w:pPr>
-      <w:bookmarkStart w:id="14" w:name="_Toc240127870"/>
-      <w:r>
-        <w:rPr>
-          <w:rStyle w:val="Cmsor3Char"/>
-        </w:rPr>
-        <w:t>PHP</w:t>
-      </w:r>
-      <w:r>
-        <w:rPr>
-          <w:rStyle w:val="Cmsor3Char"/>
-        </w:rPr>
-        <w:t xml:space="preserve"> – Server-</w:t>
-      </w:r>
-      <w:proofErr w:type="spellStart"/>
-      <w:r>
-        <w:rPr>
-          <w:rStyle w:val="Cmsor3Char"/>
-        </w:rPr>
-        <w:t>side</w:t>
-      </w:r>
-      <w:proofErr w:type="spellEnd"/>
-      <w:r>
-        <w:rPr>
-          <w:rStyle w:val="Cmsor3Char"/>
-        </w:rPr>
-        <w:t xml:space="preserve"> scripting </w:t>
-      </w:r>
-      <w:proofErr w:type="spellStart"/>
-      <w:r>
-        <w:rPr>
-          <w:rStyle w:val="Cmsor3Char"/>
-        </w:rPr>
-        <w:t>language</w:t>
-      </w:r>
-      <w:proofErr w:type="spellEnd"/>
-      <w:r>
-        <w:rPr>
-          <w:rStyle w:val="Cmsor3Char"/>
-        </w:rPr>
-        <w:t>:</w:t>
-      </w:r>
-      <w:bookmarkEnd w:id="14"/>
-    </w:p>
-    <w:p>
-      <w:r>
-        <w:t>A</w:t>
-      </w:r>
-      <w:r>
-        <w:t xml:space="preserve"> PHP egy</w:t>
-      </w:r>
-      <w:r>
-        <w:t xml:space="preserve"> szerveroldali</w:t>
-      </w:r>
-      <w:r>
-        <w:t xml:space="preserve"> </w:t>
-      </w:r>
-      <w:proofErr w:type="spellStart"/>
-      <w:r>
-        <w:t>szkriptnyelv</w:t>
-      </w:r>
-      <w:proofErr w:type="spellEnd"/>
-      <w:r>
-        <w:t xml:space="preserve">, amely dinamikus weboldalak és webalkalmazások működését </w:t>
-      </w:r>
-      <w:proofErr w:type="spellStart"/>
-      <w:r>
-        <w:t>biztosítha</w:t>
-      </w:r>
-      <w:proofErr w:type="spellEnd"/>
-      <w:r>
-        <w:t xml:space="preserve">. A kód a szerveren fut és az eredményt HTML formájában küldi vissza a </w:t>
-      </w:r>
-      <w:proofErr w:type="spellStart"/>
-      <w:r>
-        <w:t>bongészőnek</w:t>
-      </w:r>
-      <w:proofErr w:type="spellEnd"/>
-      <w:r>
-        <w:t xml:space="preserve">. Kiválóan alkalmas adatbázis-kezelésre, jellemzően </w:t>
-      </w:r>
-      <w:proofErr w:type="spellStart"/>
-      <w:r>
-        <w:t>MySQL</w:t>
-      </w:r>
-      <w:proofErr w:type="spellEnd"/>
-      <w:r>
-        <w:t xml:space="preserve">-lel együtt használják bejelentkezési rendszerekhez, </w:t>
-      </w:r>
-      <w:proofErr w:type="spellStart"/>
-      <w:r>
-        <w:t>admin</w:t>
-      </w:r>
-      <w:proofErr w:type="spellEnd"/>
-      <w:r>
-        <w:t xml:space="preserve"> felületekhez, jogosultság-kezeléshez és adatfeldolgozáshoz. Támogatja a</w:t>
-      </w:r>
-      <w:r>
-        <w:t xml:space="preserve"> munkamenet-kezelést (session),</w:t>
-      </w:r>
-      <w:r>
-        <w:t xml:space="preserve"> amely lehetővé teszi a felhasználók azonosítását és állapotuk megőrzését több oldalon keresztül. A nyelv egyszerűen integrálható HTML-be így rugalmasan építhetők dinamikus komponensek (pl. listák, táblázatok, űrlapfeldolgozás). Széles körben használt, stabil és jól dokumentált technológia, amely egyaránt alkalmas kis és nagy webprojektek kiszolgálására.</w:t>
-      </w:r>
-    </w:p>
-    <w:p>
-      <w:pPr>
-        <w:pStyle w:val="Cmsor3"/>
-      </w:pPr>
-      <w:bookmarkStart w:id="15" w:name="_Toc240127871"/>
-      <w:proofErr w:type="spellStart"/>
-      <w:r>
-        <w:rPr>
-          <w:rStyle w:val="Cmsor3Char"/>
-        </w:rPr>
-        <w:t>MySQL</w:t>
-      </w:r>
-      <w:proofErr w:type="spellEnd"/>
-      <w:r>
-        <w:rPr>
-          <w:rStyle w:val="Cmsor3Char"/>
-        </w:rPr>
-        <w:t xml:space="preserve"> – Relációs adatbázis-kezelő rendszer</w:t>
-      </w:r>
-      <w:r>
-        <w:rPr>
-          <w:rStyle w:val="Cmsor3Char"/>
-        </w:rPr>
-        <w:t>:</w:t>
-      </w:r>
-      <w:bookmarkEnd w:id="15"/>
-    </w:p>
-    <w:p>
-      <w:r>
-        <w:t>Egy nyílt forráskódú, relációs adatbázis-kezelő rendszer</w:t>
-      </w:r>
-      <w:r>
-        <w:t>,</w:t>
-      </w:r>
-      <w:r>
-        <w:t xml:space="preserve"> amely </w:t>
-      </w:r>
-      <w:proofErr w:type="spellStart"/>
-      <w:r>
-        <w:t>struktúrált</w:t>
-      </w:r>
-      <w:proofErr w:type="spellEnd"/>
-      <w:r>
-        <w:t xml:space="preserve"> adatok tárolására és lekérdezésére szolgál. </w:t>
-      </w:r>
-      <w:r>
-        <w:t xml:space="preserve"> </w:t>
-      </w:r>
-      <w:r>
-        <w:t>Az adatokat táblákban kezeli, amelyek sorokból és oszlopokból állnak és egymással kapcsolatok (</w:t>
-      </w:r>
-      <w:proofErr w:type="spellStart"/>
-      <w:r>
-        <w:t>foreign</w:t>
-      </w:r>
-      <w:proofErr w:type="spellEnd"/>
-      <w:r>
-        <w:t xml:space="preserve"> </w:t>
-      </w:r>
-      <w:proofErr w:type="spellStart"/>
-      <w:r>
-        <w:t>key</w:t>
-      </w:r>
-      <w:proofErr w:type="spellEnd"/>
-      <w:r>
-        <w:t xml:space="preserve">) segítségével összekapcsolhatók. Lekérdezéshez az SQL nyelvet használja, amely lehetővé teszi az adatok beszúrását, módosítását, törlését és összetett lekérdezések készítését. A modern </w:t>
-      </w:r>
-      <w:proofErr w:type="spellStart"/>
-      <w:r>
-        <w:t>MySQL</w:t>
-      </w:r>
-      <w:proofErr w:type="spellEnd"/>
-      <w:r>
-        <w:t xml:space="preserve"> verziók alapértelmezett tárolómotorja az </w:t>
-      </w:r>
-      <w:proofErr w:type="spellStart"/>
-      <w:r>
-        <w:t>InnoDB</w:t>
-      </w:r>
-      <w:proofErr w:type="spellEnd"/>
-      <w:r>
-        <w:t>, amely támogatja a tranzakcióka</w:t>
-      </w:r>
-      <w:r>
-        <w:t xml:space="preserve">t és megbízható, biztonságos működést biztosít. A </w:t>
-      </w:r>
-      <w:proofErr w:type="spellStart"/>
-      <w:r>
-        <w:t>MySQL</w:t>
-      </w:r>
-      <w:proofErr w:type="spellEnd"/>
-      <w:r>
-        <w:t xml:space="preserve"> gyakran használatos PHP alapú webalkalmazásokban, </w:t>
-      </w:r>
-      <w:proofErr w:type="spellStart"/>
-      <w:r>
-        <w:t>admin</w:t>
-      </w:r>
-      <w:proofErr w:type="spellEnd"/>
-      <w:r>
-        <w:t xml:space="preserve"> rendszerekben, jogosultság-kezelésben és minden olyan projektben, ahol strukturált, konzisztens adatkezelésre van szükség.</w:t>
-      </w:r>
-    </w:p>
-    <w:p>
-      <w:pPr>
-        <w:pStyle w:val="Cmsor2"/>
-      </w:pPr>
-      <w:bookmarkStart w:id="16" w:name="_Toc240127872"/>
-      <w:r>
-        <w:lastRenderedPageBreak/>
-        <w:t>Használt egyéb technikák:</w:t>
-      </w:r>
-      <w:bookmarkEnd w:id="16"/>
-    </w:p>
-    <w:p>
-      <w:pPr>
-        <w:pStyle w:val="Cmsor3"/>
-      </w:pPr>
-      <w:bookmarkStart w:id="17" w:name="_Toc240127873"/>
+      <w:bookmarkStart w:id="13" w:name="_Toc240133599"/>
       <w:proofErr w:type="spellStart"/>
       <w:r>
         <w:t>Bootstrap</w:t>
@@ -5315,7 +5375,7 @@
       <w:r>
         <w:t>:</w:t>
       </w:r>
-      <w:bookmarkEnd w:id="17"/>
+      <w:bookmarkEnd w:id="13"/>
     </w:p>
     <w:p>
       <w:r>
@@ -5361,20 +5421,28 @@
       <w:r>
         <w:t xml:space="preserve"> és űrlapok esetén.</w:t>
       </w:r>
+    </w:p>
+    <w:p>
+      <w:pPr>
+        <w:widowControl/>
+        <w:spacing w:after="160" w:line="259" w:lineRule="auto"/>
+        <w:contextualSpacing w:val="0"/>
+        <w:jc w:val="left"/>
+      </w:pPr>
       <w:r>
         <w:br w:type="page"/>
       </w:r>
     </w:p>
+    <w:p/>
     <w:p>
       <w:pPr>
         <w:pStyle w:val="Cmsor2"/>
       </w:pPr>
-      <w:bookmarkStart w:id="18" w:name="_Toc240127874"/>
-      <w:r>
-        <w:lastRenderedPageBreak/>
+      <w:bookmarkStart w:id="14" w:name="_Toc240133600"/>
+      <w:r>
         <w:t>Az adatbázis felépítése</w:t>
       </w:r>
-      <w:bookmarkEnd w:id="18"/>
+      <w:bookmarkEnd w:id="14"/>
     </w:p>
     <w:p>
       <w:r>
@@ -5389,6 +5457,7 @@
         <w:t xml:space="preserve"> elkerülése érdekében.</w:t>
       </w:r>
     </w:p>
+    <w:p/>
     <w:p>
       <w:r>
         <w:rPr>
@@ -5432,6 +5501,14 @@
       </w:r>
     </w:p>
     <w:p>
+      <w:pPr>
+        <w:widowControl/>
+        <w:spacing w:after="160" w:line="259" w:lineRule="auto"/>
+        <w:contextualSpacing w:val="0"/>
+        <w:jc w:val="left"/>
+      </w:pPr>
+    </w:p>
+    <w:p>
       <w:r>
         <w:t>A főbb táblák leírása:</w:t>
       </w:r>
@@ -5606,7 +5683,13 @@
       </w:r>
       <w:proofErr w:type="spellEnd"/>
       <w:r>
-        <w:t xml:space="preserve"> (Eszközök): A nyilvántartott eszközök adatai (</w:t>
+        <w:t xml:space="preserve"> (</w:t>
+      </w:r>
+      <w:r>
+        <w:t>Eszközök):</w:t>
+      </w:r>
+      <w:r>
+        <w:t xml:space="preserve"> A nyilvántartott eszközök adatai (</w:t>
       </w:r>
       <w:proofErr w:type="spellStart"/>
       <w:r>
@@ -6022,17 +6105,9 @@
     </w:p>
     <w:p>
       <w:pPr>
-        <w:widowControl/>
-        <w:spacing w:after="160" w:line="259" w:lineRule="auto"/>
-        <w:contextualSpacing w:val="0"/>
-        <w:jc w:val="left"/>
-      </w:pPr>
-    </w:p>
-    <w:p>
-      <w:pPr>
         <w:pStyle w:val="Cmsor2"/>
       </w:pPr>
-      <w:bookmarkStart w:id="19" w:name="_Toc240127875"/>
+      <w:bookmarkStart w:id="15" w:name="_Toc240133601"/>
       <w:r>
         <w:lastRenderedPageBreak/>
         <w:t xml:space="preserve">Egy kiválasztott </w:t>
@@ -6045,7 +6120,7 @@
       <w:r>
         <w:t xml:space="preserve"> elemzése</w:t>
       </w:r>
-      <w:bookmarkEnd w:id="19"/>
+      <w:bookmarkEnd w:id="15"/>
     </w:p>
     <w:p>
       <w:r>
@@ -6104,11 +6179,15 @@
         <w:t xml:space="preserve">használja szűrési feltételként. </w:t>
       </w:r>
     </w:p>
+    <w:p/>
     <w:p>
       <w:pPr>
         <w:jc w:val="center"/>
       </w:pPr>
       <w:r>
+        <w:rPr>
+          <w:noProof/>
+        </w:rPr>
         <w:drawing>
           <wp:inline distT="0" distB="0" distL="0" distR="0" wp14:anchorId="3E48B486" wp14:editId="4A365375">
             <wp:extent cx="3040380" cy="1611352"/>
@@ -6193,6 +6272,9 @@
         <w:jc w:val="center"/>
       </w:pPr>
       <w:r>
+        <w:rPr>
+          <w:noProof/>
+        </w:rPr>
         <w:drawing>
           <wp:inline distT="0" distB="0" distL="0" distR="0" wp14:anchorId="09F22C3C" wp14:editId="24B1B451">
             <wp:extent cx="3665220" cy="1344560"/>
@@ -6249,6 +6331,9 @@
         </w:rPr>
       </w:pPr>
       <w:r>
+        <w:rPr>
+          <w:noProof/>
+        </w:rPr>
         <w:drawing>
           <wp:inline distT="0" distB="0" distL="0" distR="0" wp14:anchorId="11F3608C" wp14:editId="197E184E">
             <wp:extent cx="2926080" cy="211843"/>
@@ -6311,73 +6396,37 @@
       <w:pPr>
         <w:pStyle w:val="Cmsor2"/>
       </w:pPr>
-      <w:bookmarkStart w:id="20" w:name="_Toc240127876"/>
+      <w:bookmarkStart w:id="16" w:name="_Toc240133602"/>
       <w:r>
         <w:lastRenderedPageBreak/>
         <w:t>Tesztelési dokumentáció</w:t>
       </w:r>
-      <w:bookmarkEnd w:id="20"/>
-    </w:p>
-    <w:p>
-      <w:r>
-        <w:t>A tesztelés célja az volt, hogy a rendszer működését valós használati körülmények között ellenőrizzük és feltárjuk azokat a hibákat vagy hiányosságokat, amelyek a fejlesztés során előfordul</w:t>
-      </w:r>
-      <w:r>
-        <w:t>hattak. A tesztelés kiemelten fókuszált az adatbázis-műveletek helyességére, az AJAX-alapú kommunikáció stabilitására, valamint az eszközök kiadásának és visszavételének folyamatára.</w:t>
-      </w:r>
-    </w:p>
-    <w:p>
-      <w:r>
-        <w:t>A tesztelés módszere manuális funkcionális tesztelés volt, amely során a rendszer minden fő funkcióját több alkalommal, különböző bemeneti adatokkal próbáltuk ki. A tesztelés során ellenőriztük a felhasználói felület viselkedését, a szűrők működését, a jogosultsági logikát, valamint az adatbázisba történő mentések és módosítások helyességét. A hibák feltárása után minden javítást ismételt teszt követett, hogy megbizonyosodjunk a stabil működésről.</w:t>
-      </w:r>
-    </w:p>
-    <w:p/>
-    <w:p>
-      <w:r>
-        <w:t xml:space="preserve">A tesztelési környezet helyi fejlesztői környezet volt, </w:t>
-      </w:r>
-      <w:proofErr w:type="spellStart"/>
-      <w:r>
-        <w:t>WampServer</w:t>
-      </w:r>
-      <w:proofErr w:type="spellEnd"/>
-      <w:r>
-        <w:t xml:space="preserve"> használatával. A backend PHP és </w:t>
-      </w:r>
-      <w:proofErr w:type="spellStart"/>
-      <w:r>
-        <w:t>MySQL</w:t>
-      </w:r>
-      <w:proofErr w:type="spellEnd"/>
-      <w:r>
-        <w:t xml:space="preserve"> alapokon futott, a frontend pedig böngészőben került tesztelésre (Chrome, Edge, Firefox).  </w:t>
-      </w:r>
-    </w:p>
-    <w:p/>
-    <w:p/>
-    <w:p>
-      <w:pPr>
-        <w:pStyle w:val="Cmsor1"/>
-      </w:pPr>
-      <w:bookmarkStart w:id="21" w:name="_Toc240127877"/>
-      <w:r>
-        <w:t>Felhasználói dokumentáció</w:t>
-      </w:r>
-      <w:bookmarkEnd w:id="21"/>
-    </w:p>
-    <w:p>
-      <w:pPr>
-        <w:pStyle w:val="Cmsor2"/>
-      </w:pPr>
-      <w:bookmarkStart w:id="22" w:name="_Toc240127878"/>
-      <w:r>
-        <w:t>Rendszerkövetelmények</w:t>
-      </w:r>
-      <w:bookmarkEnd w:id="22"/>
-    </w:p>
-    <w:p>
-      <w:r>
-        <w:t>A webes alkalmazás futtatásához és megtekintéséhez az alábbiak szükségesek:</w:t>
+      <w:bookmarkEnd w:id="16"/>
+    </w:p>
+    <w:p>
+      <w:pPr>
+        <w:pStyle w:val="Cmsor3"/>
+      </w:pPr>
+      <w:bookmarkStart w:id="17" w:name="_Toc240133603"/>
+      <w:r>
+        <w:t>Tesztelési stratégia</w:t>
+      </w:r>
+      <w:bookmarkEnd w:id="17"/>
+    </w:p>
+    <w:p>
+      <w:r>
+        <w:t xml:space="preserve">A tesztelés célja az volt, hogy a rendszer </w:t>
+      </w:r>
+      <w:r>
+        <w:t xml:space="preserve">minden funkciója hibamentesen </w:t>
+      </w:r>
+      <w:proofErr w:type="spellStart"/>
+      <w:r>
+        <w:t>működjön</w:t>
+      </w:r>
+      <w:proofErr w:type="spellEnd"/>
+      <w:r>
+        <w:t>, különösen:</w:t>
       </w:r>
     </w:p>
     <w:p>
@@ -6389,15 +6438,7 @@
         </w:numPr>
       </w:pPr>
       <w:r>
-        <w:t xml:space="preserve">Kliens oldal: Bármilyen modern webböngésző (Google Chrome, Mozilla Firefox, Microsoft Edge, </w:t>
-      </w:r>
-      <w:proofErr w:type="spellStart"/>
-      <w:r>
-        <w:t>Safari</w:t>
-      </w:r>
-      <w:proofErr w:type="spellEnd"/>
-      <w:r>
-        <w:t>).</w:t>
+        <w:t>bejelentkezés és jogosultságkezelés</w:t>
       </w:r>
     </w:p>
     <w:p>
@@ -6409,14 +6450,3683 @@
         </w:numPr>
       </w:pPr>
       <w:r>
+        <w:t>dolgozók adatainak kezelése</w:t>
+      </w:r>
+    </w:p>
+    <w:p>
+      <w:pPr>
+        <w:pStyle w:val="Listaszerbekezds"/>
+        <w:numPr>
+          <w:ilvl w:val="0"/>
+          <w:numId w:val="3"/>
+        </w:numPr>
+      </w:pPr>
+      <w:r>
+        <w:t>felhasználók kezelése</w:t>
+      </w:r>
+    </w:p>
+    <w:p>
+      <w:pPr>
+        <w:pStyle w:val="Listaszerbekezds"/>
+        <w:numPr>
+          <w:ilvl w:val="0"/>
+          <w:numId w:val="3"/>
+        </w:numPr>
+      </w:pPr>
+      <w:r>
+        <w:t>eszközök listázása</w:t>
+      </w:r>
+    </w:p>
+    <w:p>
+      <w:pPr>
+        <w:pStyle w:val="Listaszerbekezds"/>
+        <w:numPr>
+          <w:ilvl w:val="0"/>
+          <w:numId w:val="3"/>
+        </w:numPr>
+      </w:pPr>
+      <w:r>
+        <w:t>eszközök kiadása és visszavétele</w:t>
+      </w:r>
+    </w:p>
+    <w:p>
+      <w:pPr>
+        <w:pStyle w:val="Listaszerbekezds"/>
+        <w:numPr>
+          <w:ilvl w:val="0"/>
+          <w:numId w:val="3"/>
+        </w:numPr>
+      </w:pPr>
+      <w:r>
+        <w:t>a nem logikus választások és működések kiküszöbölése</w:t>
+      </w:r>
+    </w:p>
+    <w:p>
+      <w:r>
+        <w:rPr>
+          <w:b/>
+          <w:bCs/>
+        </w:rPr>
+        <w:t>Módszerek</w:t>
+      </w:r>
+      <w:r>
+        <w:t>:</w:t>
+      </w:r>
+    </w:p>
+    <w:p>
+      <w:r>
+        <w:t xml:space="preserve"> </w:t>
+      </w:r>
+      <w:r>
+        <w:t>A tesztelés módszere manuális tesztelés volt, amely során a rendszer minden fő funkcióját több alkalommal, különböző bemeneti adatokkal próbáltuk ki. A tesztelés során ellenőriztük a felhasználói felület viselkedését, a szűrők működését, a jogosultsági logikát, valamint az adatbázisba történő mentések és módosítások helyességét. A hibák feltárása után minden javítást ismételt teszt követett, hogy megbizonyosodjunk a stabil működésről.</w:t>
+      </w:r>
+    </w:p>
+    <w:p/>
+    <w:p>
+      <w:pPr>
+        <w:rPr>
+          <w:b/>
+          <w:bCs/>
+        </w:rPr>
+      </w:pPr>
+      <w:r>
+        <w:rPr>
+          <w:b/>
+          <w:bCs/>
+        </w:rPr>
+        <w:t>Tesztkörnyezet:</w:t>
+      </w:r>
+    </w:p>
+    <w:p>
+      <w:pPr>
+        <w:pStyle w:val="Listaszerbekezds"/>
+        <w:numPr>
+          <w:ilvl w:val="0"/>
+          <w:numId w:val="3"/>
+        </w:numPr>
+      </w:pPr>
+      <w:r>
+        <w:t>Windows 10/11 64bit</w:t>
+      </w:r>
+    </w:p>
+    <w:p>
+      <w:pPr>
+        <w:pStyle w:val="Listaszerbekezds"/>
+        <w:numPr>
+          <w:ilvl w:val="0"/>
+          <w:numId w:val="3"/>
+        </w:numPr>
+      </w:pPr>
+      <w:r>
+        <w:t>Chrome és Edge böngészők</w:t>
+      </w:r>
+    </w:p>
+    <w:p>
+      <w:pPr>
+        <w:pStyle w:val="Listaszerbekezds"/>
+        <w:numPr>
+          <w:ilvl w:val="0"/>
+          <w:numId w:val="3"/>
+        </w:numPr>
+      </w:pPr>
+      <w:r>
+        <w:t>XAMPP (</w:t>
+      </w:r>
+      <w:proofErr w:type="spellStart"/>
+      <w:r>
+        <w:t>Apache</w:t>
+      </w:r>
+      <w:proofErr w:type="spellEnd"/>
+      <w:r>
+        <w:t xml:space="preserve"> + </w:t>
+      </w:r>
+      <w:proofErr w:type="spellStart"/>
+      <w:r>
+        <w:t>MySQL</w:t>
+      </w:r>
+      <w:proofErr w:type="spellEnd"/>
+      <w:r>
+        <w:t>)</w:t>
+      </w:r>
+    </w:p>
+    <w:p>
+      <w:pPr>
+        <w:pStyle w:val="Listaszerbekezds"/>
+        <w:numPr>
+          <w:ilvl w:val="0"/>
+          <w:numId w:val="3"/>
+        </w:numPr>
+      </w:pPr>
+      <w:r>
+        <w:t>PHP</w:t>
+      </w:r>
+    </w:p>
+    <w:p>
+      <w:pPr>
+        <w:pStyle w:val="Listaszerbekezds"/>
+        <w:numPr>
+          <w:ilvl w:val="0"/>
+          <w:numId w:val="3"/>
+        </w:numPr>
+      </w:pPr>
+      <w:proofErr w:type="spellStart"/>
+      <w:r>
+        <w:t>MySQL</w:t>
+      </w:r>
+      <w:proofErr w:type="spellEnd"/>
+    </w:p>
+    <w:p>
+      <w:pPr>
+        <w:pStyle w:val="Listaszerbekezds"/>
+        <w:numPr>
+          <w:ilvl w:val="0"/>
+          <w:numId w:val="3"/>
+        </w:numPr>
+      </w:pPr>
+      <w:proofErr w:type="spellStart"/>
+      <w:r>
+        <w:t>phpMyAdmin</w:t>
+      </w:r>
+      <w:proofErr w:type="spellEnd"/>
+      <w:r>
+        <w:t xml:space="preserve"> 5.2.3</w:t>
+      </w:r>
+    </w:p>
+    <w:p>
+      <w:pPr>
+        <w:pStyle w:val="Listaszerbekezds"/>
+        <w:numPr>
+          <w:ilvl w:val="0"/>
+          <w:numId w:val="3"/>
+        </w:numPr>
+      </w:pPr>
+      <w:r>
+        <w:t xml:space="preserve">Mobilnézet teszt: Chrome </w:t>
+      </w:r>
+      <w:proofErr w:type="spellStart"/>
+      <w:r>
+        <w:t>DevTools</w:t>
+      </w:r>
+      <w:proofErr w:type="spellEnd"/>
+      <w:r>
+        <w:br w:type="page"/>
+      </w:r>
+    </w:p>
+    <w:p>
+      <w:pPr>
+        <w:pStyle w:val="Cmsor3"/>
+      </w:pPr>
+      <w:bookmarkStart w:id="18" w:name="_Toc240133604"/>
+      <w:r>
+        <w:lastRenderedPageBreak/>
+        <w:t>Teszt</w:t>
+      </w:r>
+      <w:bookmarkEnd w:id="18"/>
+    </w:p>
+    <w:tbl>
+      <w:tblPr>
+        <w:tblW w:w="10020" w:type="dxa"/>
+        <w:jc w:val="center"/>
+        <w:tblCellMar>
+          <w:left w:w="70" w:type="dxa"/>
+          <w:right w:w="70" w:type="dxa"/>
+        </w:tblCellMar>
+        <w:tblLook w:val="04A0" w:firstRow="1" w:lastRow="0" w:firstColumn="1" w:lastColumn="0" w:noHBand="0" w:noVBand="1"/>
+      </w:tblPr>
+      <w:tblGrid>
+        <w:gridCol w:w="1580"/>
+        <w:gridCol w:w="1780"/>
+        <w:gridCol w:w="1960"/>
+        <w:gridCol w:w="1920"/>
+        <w:gridCol w:w="1960"/>
+        <w:gridCol w:w="894"/>
+      </w:tblGrid>
+      <w:tr>
+        <w:trPr>
+          <w:trHeight w:val="300"/>
+          <w:jc w:val="center"/>
+        </w:trPr>
+        <w:tc>
+          <w:tcPr>
+            <w:tcW w:w="1580" w:type="dxa"/>
+            <w:tcBorders>
+              <w:top w:val="single" w:sz="8" w:space="0" w:color="auto"/>
+              <w:left w:val="single" w:sz="8" w:space="0" w:color="auto"/>
+              <w:bottom w:val="single" w:sz="8" w:space="0" w:color="auto"/>
+              <w:right w:val="single" w:sz="4" w:space="0" w:color="auto"/>
+            </w:tcBorders>
+            <w:vAlign w:val="center"/>
+            <w:hideMark/>
+          </w:tcPr>
+          <w:p>
+            <w:pPr>
+              <w:widowControl/>
+              <w:spacing w:after="0" w:line="240" w:lineRule="auto"/>
+              <w:contextualSpacing w:val="0"/>
+              <w:jc w:val="center"/>
+              <w:rPr>
+                <w:rFonts w:ascii="Calibri" w:eastAsia="Times New Roman" w:hAnsi="Calibri" w:cs="Calibri"/>
+                <w:b/>
+                <w:bCs/>
+                <w:color w:val="000000"/>
+                <w:kern w:val="0"/>
+                <w:lang w:eastAsia="hu-HU"/>
+                <w14:ligatures w14:val="none"/>
+              </w:rPr>
+            </w:pPr>
+            <w:r>
+              <w:rPr>
+                <w:rFonts w:ascii="Calibri" w:eastAsia="Times New Roman" w:hAnsi="Calibri" w:cs="Calibri"/>
+                <w:b/>
+                <w:bCs/>
+                <w:color w:val="000000"/>
+                <w:kern w:val="0"/>
+                <w:lang w:eastAsia="hu-HU"/>
+                <w14:ligatures w14:val="none"/>
+              </w:rPr>
+              <w:t>Tesztazonosító</w:t>
+            </w:r>
+          </w:p>
+        </w:tc>
+        <w:tc>
+          <w:tcPr>
+            <w:tcW w:w="1780" w:type="dxa"/>
+            <w:tcBorders>
+              <w:top w:val="single" w:sz="8" w:space="0" w:color="auto"/>
+              <w:left w:val="nil"/>
+              <w:bottom w:val="single" w:sz="8" w:space="0" w:color="auto"/>
+              <w:right w:val="single" w:sz="4" w:space="0" w:color="auto"/>
+            </w:tcBorders>
+            <w:noWrap/>
+            <w:vAlign w:val="center"/>
+            <w:hideMark/>
+          </w:tcPr>
+          <w:p>
+            <w:pPr>
+              <w:widowControl/>
+              <w:spacing w:after="0" w:line="240" w:lineRule="auto"/>
+              <w:contextualSpacing w:val="0"/>
+              <w:jc w:val="center"/>
+              <w:rPr>
+                <w:rFonts w:ascii="Calibri" w:eastAsia="Times New Roman" w:hAnsi="Calibri" w:cs="Calibri"/>
+                <w:b/>
+                <w:bCs/>
+                <w:color w:val="000000"/>
+                <w:kern w:val="0"/>
+                <w:lang w:eastAsia="hu-HU"/>
+                <w14:ligatures w14:val="none"/>
+              </w:rPr>
+            </w:pPr>
+            <w:r>
+              <w:rPr>
+                <w:rFonts w:ascii="Calibri" w:eastAsia="Times New Roman" w:hAnsi="Calibri" w:cs="Calibri"/>
+                <w:b/>
+                <w:bCs/>
+                <w:color w:val="000000"/>
+                <w:kern w:val="0"/>
+                <w:lang w:eastAsia="hu-HU"/>
+                <w14:ligatures w14:val="none"/>
+              </w:rPr>
+              <w:t>Leírás</w:t>
+            </w:r>
+          </w:p>
+        </w:tc>
+        <w:tc>
+          <w:tcPr>
+            <w:tcW w:w="1960" w:type="dxa"/>
+            <w:tcBorders>
+              <w:top w:val="single" w:sz="8" w:space="0" w:color="auto"/>
+              <w:left w:val="nil"/>
+              <w:bottom w:val="single" w:sz="8" w:space="0" w:color="auto"/>
+              <w:right w:val="single" w:sz="4" w:space="0" w:color="auto"/>
+            </w:tcBorders>
+            <w:noWrap/>
+            <w:vAlign w:val="center"/>
+            <w:hideMark/>
+          </w:tcPr>
+          <w:p>
+            <w:pPr>
+              <w:widowControl/>
+              <w:spacing w:after="0" w:line="240" w:lineRule="auto"/>
+              <w:contextualSpacing w:val="0"/>
+              <w:jc w:val="center"/>
+              <w:rPr>
+                <w:rFonts w:ascii="Calibri" w:eastAsia="Times New Roman" w:hAnsi="Calibri" w:cs="Calibri"/>
+                <w:b/>
+                <w:bCs/>
+                <w:color w:val="000000"/>
+                <w:kern w:val="0"/>
+                <w:lang w:eastAsia="hu-HU"/>
+                <w14:ligatures w14:val="none"/>
+              </w:rPr>
+            </w:pPr>
+            <w:r>
+              <w:rPr>
+                <w:rFonts w:ascii="Calibri" w:eastAsia="Times New Roman" w:hAnsi="Calibri" w:cs="Calibri"/>
+                <w:b/>
+                <w:bCs/>
+                <w:color w:val="000000"/>
+                <w:kern w:val="0"/>
+                <w:lang w:eastAsia="hu-HU"/>
+                <w14:ligatures w14:val="none"/>
+              </w:rPr>
+              <w:t>Lépések</w:t>
+            </w:r>
+          </w:p>
+        </w:tc>
+        <w:tc>
+          <w:tcPr>
+            <w:tcW w:w="1920" w:type="dxa"/>
+            <w:tcBorders>
+              <w:top w:val="single" w:sz="8" w:space="0" w:color="auto"/>
+              <w:left w:val="nil"/>
+              <w:bottom w:val="single" w:sz="8" w:space="0" w:color="auto"/>
+              <w:right w:val="single" w:sz="4" w:space="0" w:color="auto"/>
+            </w:tcBorders>
+            <w:noWrap/>
+            <w:vAlign w:val="center"/>
+            <w:hideMark/>
+          </w:tcPr>
+          <w:p>
+            <w:pPr>
+              <w:widowControl/>
+              <w:spacing w:after="0" w:line="240" w:lineRule="auto"/>
+              <w:contextualSpacing w:val="0"/>
+              <w:jc w:val="center"/>
+              <w:rPr>
+                <w:rFonts w:ascii="Calibri" w:eastAsia="Times New Roman" w:hAnsi="Calibri" w:cs="Calibri"/>
+                <w:b/>
+                <w:bCs/>
+                <w:color w:val="000000"/>
+                <w:kern w:val="0"/>
+                <w:lang w:eastAsia="hu-HU"/>
+                <w14:ligatures w14:val="none"/>
+              </w:rPr>
+            </w:pPr>
+            <w:r>
+              <w:rPr>
+                <w:rFonts w:ascii="Calibri" w:eastAsia="Times New Roman" w:hAnsi="Calibri" w:cs="Calibri"/>
+                <w:b/>
+                <w:bCs/>
+                <w:color w:val="000000"/>
+                <w:kern w:val="0"/>
+                <w:lang w:eastAsia="hu-HU"/>
+                <w14:ligatures w14:val="none"/>
+              </w:rPr>
+              <w:t>Elvárt eredmény</w:t>
+            </w:r>
+          </w:p>
+        </w:tc>
+        <w:tc>
+          <w:tcPr>
+            <w:tcW w:w="1960" w:type="dxa"/>
+            <w:tcBorders>
+              <w:top w:val="single" w:sz="8" w:space="0" w:color="auto"/>
+              <w:left w:val="nil"/>
+              <w:bottom w:val="single" w:sz="8" w:space="0" w:color="auto"/>
+              <w:right w:val="single" w:sz="4" w:space="0" w:color="auto"/>
+            </w:tcBorders>
+            <w:noWrap/>
+            <w:vAlign w:val="center"/>
+            <w:hideMark/>
+          </w:tcPr>
+          <w:p>
+            <w:pPr>
+              <w:widowControl/>
+              <w:spacing w:after="0" w:line="240" w:lineRule="auto"/>
+              <w:contextualSpacing w:val="0"/>
+              <w:jc w:val="center"/>
+              <w:rPr>
+                <w:rFonts w:ascii="Calibri" w:eastAsia="Times New Roman" w:hAnsi="Calibri" w:cs="Calibri"/>
+                <w:b/>
+                <w:bCs/>
+                <w:color w:val="000000"/>
+                <w:kern w:val="0"/>
+                <w:lang w:eastAsia="hu-HU"/>
+                <w14:ligatures w14:val="none"/>
+              </w:rPr>
+            </w:pPr>
+            <w:r>
+              <w:rPr>
+                <w:rFonts w:ascii="Calibri" w:eastAsia="Times New Roman" w:hAnsi="Calibri" w:cs="Calibri"/>
+                <w:b/>
+                <w:bCs/>
+                <w:color w:val="000000"/>
+                <w:kern w:val="0"/>
+                <w:lang w:eastAsia="hu-HU"/>
+                <w14:ligatures w14:val="none"/>
+              </w:rPr>
+              <w:t>Tényleges eredmény</w:t>
+            </w:r>
+          </w:p>
+        </w:tc>
+        <w:tc>
+          <w:tcPr>
+            <w:tcW w:w="820" w:type="dxa"/>
+            <w:tcBorders>
+              <w:top w:val="single" w:sz="8" w:space="0" w:color="auto"/>
+              <w:left w:val="nil"/>
+              <w:bottom w:val="single" w:sz="8" w:space="0" w:color="auto"/>
+              <w:right w:val="single" w:sz="8" w:space="0" w:color="auto"/>
+            </w:tcBorders>
+            <w:noWrap/>
+            <w:vAlign w:val="center"/>
+            <w:hideMark/>
+          </w:tcPr>
+          <w:p>
+            <w:pPr>
+              <w:widowControl/>
+              <w:spacing w:after="0" w:line="240" w:lineRule="auto"/>
+              <w:contextualSpacing w:val="0"/>
+              <w:jc w:val="center"/>
+              <w:rPr>
+                <w:rFonts w:ascii="Calibri" w:eastAsia="Times New Roman" w:hAnsi="Calibri" w:cs="Calibri"/>
+                <w:b/>
+                <w:bCs/>
+                <w:color w:val="000000"/>
+                <w:kern w:val="0"/>
+                <w:lang w:eastAsia="hu-HU"/>
+                <w14:ligatures w14:val="none"/>
+              </w:rPr>
+            </w:pPr>
+            <w:r>
+              <w:rPr>
+                <w:rFonts w:ascii="Calibri" w:eastAsia="Times New Roman" w:hAnsi="Calibri" w:cs="Calibri"/>
+                <w:b/>
+                <w:bCs/>
+                <w:color w:val="000000"/>
+                <w:kern w:val="0"/>
+                <w:lang w:eastAsia="hu-HU"/>
+                <w14:ligatures w14:val="none"/>
+              </w:rPr>
+              <w:t>Sikeres?</w:t>
+            </w:r>
+          </w:p>
+        </w:tc>
+      </w:tr>
+      <w:tr>
+        <w:trPr>
+          <w:trHeight w:val="864"/>
+          <w:jc w:val="center"/>
+        </w:trPr>
+        <w:tc>
+          <w:tcPr>
+            <w:tcW w:w="1580" w:type="dxa"/>
+            <w:tcBorders>
+              <w:top w:val="nil"/>
+              <w:left w:val="single" w:sz="4" w:space="0" w:color="auto"/>
+              <w:bottom w:val="single" w:sz="4" w:space="0" w:color="auto"/>
+              <w:right w:val="single" w:sz="4" w:space="0" w:color="auto"/>
+            </w:tcBorders>
+            <w:noWrap/>
+            <w:vAlign w:val="center"/>
+            <w:hideMark/>
+          </w:tcPr>
+          <w:p>
+            <w:pPr>
+              <w:widowControl/>
+              <w:spacing w:after="0" w:line="240" w:lineRule="auto"/>
+              <w:contextualSpacing w:val="0"/>
+              <w:jc w:val="center"/>
+              <w:rPr>
+                <w:rFonts w:ascii="Calibri" w:eastAsia="Times New Roman" w:hAnsi="Calibri" w:cs="Calibri"/>
+                <w:b/>
+                <w:bCs/>
+                <w:color w:val="000000"/>
+                <w:kern w:val="0"/>
+                <w:lang w:eastAsia="hu-HU"/>
+                <w14:ligatures w14:val="none"/>
+              </w:rPr>
+            </w:pPr>
+            <w:r>
+              <w:rPr>
+                <w:rFonts w:ascii="Calibri" w:eastAsia="Times New Roman" w:hAnsi="Calibri" w:cs="Calibri"/>
+                <w:b/>
+                <w:bCs/>
+                <w:color w:val="000000"/>
+                <w:kern w:val="0"/>
+                <w:lang w:eastAsia="hu-HU"/>
+                <w14:ligatures w14:val="none"/>
+              </w:rPr>
+              <w:t>T001</w:t>
+            </w:r>
+          </w:p>
+        </w:tc>
+        <w:tc>
+          <w:tcPr>
+            <w:tcW w:w="1780" w:type="dxa"/>
+            <w:tcBorders>
+              <w:top w:val="nil"/>
+              <w:left w:val="nil"/>
+              <w:bottom w:val="single" w:sz="4" w:space="0" w:color="auto"/>
+              <w:right w:val="single" w:sz="4" w:space="0" w:color="auto"/>
+            </w:tcBorders>
+            <w:vAlign w:val="center"/>
+            <w:hideMark/>
+          </w:tcPr>
+          <w:p>
+            <w:pPr>
+              <w:widowControl/>
+              <w:spacing w:after="0" w:line="240" w:lineRule="auto"/>
+              <w:contextualSpacing w:val="0"/>
+              <w:jc w:val="left"/>
+              <w:rPr>
+                <w:rFonts w:ascii="Calibri" w:eastAsia="Times New Roman" w:hAnsi="Calibri" w:cs="Calibri"/>
+                <w:color w:val="000000"/>
+                <w:kern w:val="0"/>
+                <w:lang w:eastAsia="hu-HU"/>
+                <w14:ligatures w14:val="none"/>
+              </w:rPr>
+            </w:pPr>
+            <w:r>
+              <w:rPr>
+                <w:rFonts w:ascii="Calibri" w:eastAsia="Times New Roman" w:hAnsi="Calibri" w:cs="Calibri"/>
+                <w:color w:val="000000"/>
+                <w:kern w:val="0"/>
+                <w:lang w:eastAsia="hu-HU"/>
+                <w14:ligatures w14:val="none"/>
+              </w:rPr>
+              <w:t>Bejelentkezés helyes adatokkal</w:t>
+            </w:r>
+          </w:p>
+        </w:tc>
+        <w:tc>
+          <w:tcPr>
+            <w:tcW w:w="1960" w:type="dxa"/>
+            <w:tcBorders>
+              <w:top w:val="nil"/>
+              <w:left w:val="nil"/>
+              <w:bottom w:val="single" w:sz="4" w:space="0" w:color="auto"/>
+              <w:right w:val="single" w:sz="4" w:space="0" w:color="auto"/>
+            </w:tcBorders>
+            <w:vAlign w:val="center"/>
+            <w:hideMark/>
+          </w:tcPr>
+          <w:p>
+            <w:pPr>
+              <w:widowControl/>
+              <w:spacing w:after="0" w:line="240" w:lineRule="auto"/>
+              <w:contextualSpacing w:val="0"/>
+              <w:jc w:val="left"/>
+              <w:rPr>
+                <w:rFonts w:ascii="Calibri" w:eastAsia="Times New Roman" w:hAnsi="Calibri" w:cs="Calibri"/>
+                <w:color w:val="000000"/>
+                <w:kern w:val="0"/>
+                <w:lang w:eastAsia="hu-HU"/>
+                <w14:ligatures w14:val="none"/>
+              </w:rPr>
+            </w:pPr>
+            <w:r>
+              <w:rPr>
+                <w:rFonts w:ascii="Calibri" w:eastAsia="Times New Roman" w:hAnsi="Calibri" w:cs="Calibri"/>
+                <w:color w:val="000000"/>
+                <w:kern w:val="0"/>
+                <w:lang w:eastAsia="hu-HU"/>
+                <w14:ligatures w14:val="none"/>
+              </w:rPr>
+              <w:t>Felhasználónév és jelszó megadása - Belépés</w:t>
+            </w:r>
+          </w:p>
+        </w:tc>
+        <w:tc>
+          <w:tcPr>
+            <w:tcW w:w="1920" w:type="dxa"/>
+            <w:tcBorders>
+              <w:top w:val="nil"/>
+              <w:left w:val="nil"/>
+              <w:bottom w:val="single" w:sz="4" w:space="0" w:color="auto"/>
+              <w:right w:val="single" w:sz="4" w:space="0" w:color="auto"/>
+            </w:tcBorders>
+            <w:vAlign w:val="center"/>
+            <w:hideMark/>
+          </w:tcPr>
+          <w:p>
+            <w:pPr>
+              <w:widowControl/>
+              <w:spacing w:after="0" w:line="240" w:lineRule="auto"/>
+              <w:contextualSpacing w:val="0"/>
+              <w:jc w:val="left"/>
+              <w:rPr>
+                <w:rFonts w:ascii="Calibri" w:eastAsia="Times New Roman" w:hAnsi="Calibri" w:cs="Calibri"/>
+                <w:color w:val="000000"/>
+                <w:kern w:val="0"/>
+                <w:lang w:eastAsia="hu-HU"/>
+                <w14:ligatures w14:val="none"/>
+              </w:rPr>
+            </w:pPr>
+            <w:r>
+              <w:rPr>
+                <w:rFonts w:ascii="Calibri" w:eastAsia="Times New Roman" w:hAnsi="Calibri" w:cs="Calibri"/>
+                <w:color w:val="000000"/>
+                <w:kern w:val="0"/>
+                <w:lang w:eastAsia="hu-HU"/>
+                <w14:ligatures w14:val="none"/>
+              </w:rPr>
+              <w:t xml:space="preserve">Belépés az </w:t>
+            </w:r>
+            <w:proofErr w:type="spellStart"/>
+            <w:r>
+              <w:rPr>
+                <w:rFonts w:ascii="Calibri" w:eastAsia="Times New Roman" w:hAnsi="Calibri" w:cs="Calibri"/>
+                <w:color w:val="000000"/>
+                <w:kern w:val="0"/>
+                <w:lang w:eastAsia="hu-HU"/>
+                <w14:ligatures w14:val="none"/>
+              </w:rPr>
+              <w:t>admin</w:t>
+            </w:r>
+            <w:proofErr w:type="spellEnd"/>
+            <w:r>
+              <w:rPr>
+                <w:rFonts w:ascii="Calibri" w:eastAsia="Times New Roman" w:hAnsi="Calibri" w:cs="Calibri"/>
+                <w:color w:val="000000"/>
+                <w:kern w:val="0"/>
+                <w:lang w:eastAsia="hu-HU"/>
+                <w14:ligatures w14:val="none"/>
+              </w:rPr>
+              <w:t xml:space="preserve"> felületre</w:t>
+            </w:r>
+          </w:p>
+        </w:tc>
+        <w:tc>
+          <w:tcPr>
+            <w:tcW w:w="1960" w:type="dxa"/>
+            <w:tcBorders>
+              <w:top w:val="nil"/>
+              <w:left w:val="nil"/>
+              <w:bottom w:val="single" w:sz="4" w:space="0" w:color="auto"/>
+              <w:right w:val="single" w:sz="4" w:space="0" w:color="auto"/>
+            </w:tcBorders>
+            <w:vAlign w:val="center"/>
+            <w:hideMark/>
+          </w:tcPr>
+          <w:p>
+            <w:pPr>
+              <w:widowControl/>
+              <w:spacing w:after="0" w:line="240" w:lineRule="auto"/>
+              <w:contextualSpacing w:val="0"/>
+              <w:jc w:val="left"/>
+              <w:rPr>
+                <w:rFonts w:ascii="Calibri" w:eastAsia="Times New Roman" w:hAnsi="Calibri" w:cs="Calibri"/>
+                <w:color w:val="000000"/>
+                <w:kern w:val="0"/>
+                <w:lang w:eastAsia="hu-HU"/>
+                <w14:ligatures w14:val="none"/>
+              </w:rPr>
+            </w:pPr>
+            <w:r>
+              <w:rPr>
+                <w:rFonts w:ascii="Calibri" w:eastAsia="Times New Roman" w:hAnsi="Calibri" w:cs="Calibri"/>
+                <w:color w:val="000000"/>
+                <w:kern w:val="0"/>
+                <w:lang w:eastAsia="hu-HU"/>
+                <w14:ligatures w14:val="none"/>
+              </w:rPr>
+              <w:t>Sikeres belépés</w:t>
+            </w:r>
+          </w:p>
+        </w:tc>
+        <w:tc>
+          <w:tcPr>
+            <w:tcW w:w="820" w:type="dxa"/>
+            <w:tcBorders>
+              <w:top w:val="nil"/>
+              <w:left w:val="nil"/>
+              <w:bottom w:val="single" w:sz="4" w:space="0" w:color="auto"/>
+              <w:right w:val="single" w:sz="4" w:space="0" w:color="auto"/>
+            </w:tcBorders>
+            <w:noWrap/>
+            <w:vAlign w:val="center"/>
+            <w:hideMark/>
+          </w:tcPr>
+          <w:p>
+            <w:pPr>
+              <w:widowControl/>
+              <w:spacing w:after="0" w:line="240" w:lineRule="auto"/>
+              <w:contextualSpacing w:val="0"/>
+              <w:jc w:val="center"/>
+              <w:rPr>
+                <w:rFonts w:ascii="Calibri" w:eastAsia="Times New Roman" w:hAnsi="Calibri" w:cs="Calibri"/>
+                <w:b/>
+                <w:bCs/>
+                <w:color w:val="33CC33"/>
+                <w:kern w:val="0"/>
+                <w:sz w:val="24"/>
+                <w:szCs w:val="24"/>
+                <w:lang w:eastAsia="hu-HU"/>
+                <w14:ligatures w14:val="none"/>
+              </w:rPr>
+            </w:pPr>
+            <w:r>
+              <w:rPr>
+                <w:rFonts w:ascii="Calibri" w:eastAsia="Times New Roman" w:hAnsi="Calibri" w:cs="Calibri"/>
+                <w:b/>
+                <w:bCs/>
+                <w:color w:val="33CC33"/>
+                <w:kern w:val="0"/>
+                <w:sz w:val="24"/>
+                <w:szCs w:val="24"/>
+                <w:lang w:eastAsia="hu-HU"/>
+                <w14:ligatures w14:val="none"/>
+              </w:rPr>
+              <w:t>OK</w:t>
+            </w:r>
+          </w:p>
+        </w:tc>
+      </w:tr>
+      <w:tr>
+        <w:trPr>
+          <w:trHeight w:val="576"/>
+          <w:jc w:val="center"/>
+        </w:trPr>
+        <w:tc>
+          <w:tcPr>
+            <w:tcW w:w="1580" w:type="dxa"/>
+            <w:tcBorders>
+              <w:top w:val="nil"/>
+              <w:left w:val="single" w:sz="4" w:space="0" w:color="auto"/>
+              <w:bottom w:val="single" w:sz="4" w:space="0" w:color="auto"/>
+              <w:right w:val="single" w:sz="4" w:space="0" w:color="auto"/>
+            </w:tcBorders>
+            <w:noWrap/>
+            <w:vAlign w:val="center"/>
+            <w:hideMark/>
+          </w:tcPr>
+          <w:p>
+            <w:pPr>
+              <w:widowControl/>
+              <w:spacing w:after="0" w:line="240" w:lineRule="auto"/>
+              <w:contextualSpacing w:val="0"/>
+              <w:jc w:val="center"/>
+              <w:rPr>
+                <w:rFonts w:ascii="Calibri" w:eastAsia="Times New Roman" w:hAnsi="Calibri" w:cs="Calibri"/>
+                <w:b/>
+                <w:bCs/>
+                <w:color w:val="000000"/>
+                <w:kern w:val="0"/>
+                <w:lang w:eastAsia="hu-HU"/>
+                <w14:ligatures w14:val="none"/>
+              </w:rPr>
+            </w:pPr>
+            <w:r>
+              <w:rPr>
+                <w:rFonts w:ascii="Calibri" w:eastAsia="Times New Roman" w:hAnsi="Calibri" w:cs="Calibri"/>
+                <w:b/>
+                <w:bCs/>
+                <w:color w:val="000000"/>
+                <w:kern w:val="0"/>
+                <w:lang w:eastAsia="hu-HU"/>
+                <w14:ligatures w14:val="none"/>
+              </w:rPr>
+              <w:t>T002</w:t>
+            </w:r>
+          </w:p>
+        </w:tc>
+        <w:tc>
+          <w:tcPr>
+            <w:tcW w:w="1780" w:type="dxa"/>
+            <w:tcBorders>
+              <w:top w:val="nil"/>
+              <w:left w:val="nil"/>
+              <w:bottom w:val="single" w:sz="4" w:space="0" w:color="auto"/>
+              <w:right w:val="single" w:sz="4" w:space="0" w:color="auto"/>
+            </w:tcBorders>
+            <w:vAlign w:val="center"/>
+            <w:hideMark/>
+          </w:tcPr>
+          <w:p>
+            <w:pPr>
+              <w:widowControl/>
+              <w:spacing w:after="0" w:line="240" w:lineRule="auto"/>
+              <w:contextualSpacing w:val="0"/>
+              <w:jc w:val="left"/>
+              <w:rPr>
+                <w:rFonts w:ascii="Calibri" w:eastAsia="Times New Roman" w:hAnsi="Calibri" w:cs="Calibri"/>
+                <w:color w:val="000000"/>
+                <w:kern w:val="0"/>
+                <w:lang w:eastAsia="hu-HU"/>
+                <w14:ligatures w14:val="none"/>
+              </w:rPr>
+            </w:pPr>
+            <w:r>
+              <w:rPr>
+                <w:rFonts w:ascii="Calibri" w:eastAsia="Times New Roman" w:hAnsi="Calibri" w:cs="Calibri"/>
+                <w:color w:val="000000"/>
+                <w:kern w:val="0"/>
+                <w:lang w:eastAsia="hu-HU"/>
+                <w14:ligatures w14:val="none"/>
+              </w:rPr>
+              <w:t>Bejelentkezés hibás jelszóval</w:t>
+            </w:r>
+          </w:p>
+        </w:tc>
+        <w:tc>
+          <w:tcPr>
+            <w:tcW w:w="1960" w:type="dxa"/>
+            <w:tcBorders>
+              <w:top w:val="nil"/>
+              <w:left w:val="nil"/>
+              <w:bottom w:val="single" w:sz="4" w:space="0" w:color="auto"/>
+              <w:right w:val="single" w:sz="4" w:space="0" w:color="auto"/>
+            </w:tcBorders>
+            <w:vAlign w:val="center"/>
+            <w:hideMark/>
+          </w:tcPr>
+          <w:p>
+            <w:pPr>
+              <w:widowControl/>
+              <w:spacing w:after="0" w:line="240" w:lineRule="auto"/>
+              <w:contextualSpacing w:val="0"/>
+              <w:jc w:val="left"/>
+              <w:rPr>
+                <w:rFonts w:ascii="Calibri" w:eastAsia="Times New Roman" w:hAnsi="Calibri" w:cs="Calibri"/>
+                <w:color w:val="000000"/>
+                <w:kern w:val="0"/>
+                <w:lang w:eastAsia="hu-HU"/>
+                <w14:ligatures w14:val="none"/>
+              </w:rPr>
+            </w:pPr>
+            <w:r>
+              <w:rPr>
+                <w:rFonts w:ascii="Calibri" w:eastAsia="Times New Roman" w:hAnsi="Calibri" w:cs="Calibri"/>
+                <w:color w:val="000000"/>
+                <w:kern w:val="0"/>
+                <w:lang w:eastAsia="hu-HU"/>
+                <w14:ligatures w14:val="none"/>
+              </w:rPr>
+              <w:t>Hibás jelszó - Belépés</w:t>
+            </w:r>
+          </w:p>
+        </w:tc>
+        <w:tc>
+          <w:tcPr>
+            <w:tcW w:w="1920" w:type="dxa"/>
+            <w:tcBorders>
+              <w:top w:val="nil"/>
+              <w:left w:val="nil"/>
+              <w:bottom w:val="single" w:sz="4" w:space="0" w:color="auto"/>
+              <w:right w:val="single" w:sz="4" w:space="0" w:color="auto"/>
+            </w:tcBorders>
+            <w:vAlign w:val="center"/>
+            <w:hideMark/>
+          </w:tcPr>
+          <w:p>
+            <w:pPr>
+              <w:widowControl/>
+              <w:spacing w:after="0" w:line="240" w:lineRule="auto"/>
+              <w:contextualSpacing w:val="0"/>
+              <w:jc w:val="left"/>
+              <w:rPr>
+                <w:rFonts w:ascii="Calibri" w:eastAsia="Times New Roman" w:hAnsi="Calibri" w:cs="Calibri"/>
+                <w:color w:val="000000"/>
+                <w:kern w:val="0"/>
+                <w:lang w:eastAsia="hu-HU"/>
+                <w14:ligatures w14:val="none"/>
+              </w:rPr>
+            </w:pPr>
+            <w:r>
+              <w:rPr>
+                <w:rFonts w:ascii="Calibri" w:eastAsia="Times New Roman" w:hAnsi="Calibri" w:cs="Calibri"/>
+                <w:color w:val="000000"/>
+                <w:kern w:val="0"/>
+                <w:lang w:eastAsia="hu-HU"/>
+                <w14:ligatures w14:val="none"/>
+              </w:rPr>
+              <w:t>Hibaüzenet</w:t>
+            </w:r>
+          </w:p>
+        </w:tc>
+        <w:tc>
+          <w:tcPr>
+            <w:tcW w:w="1960" w:type="dxa"/>
+            <w:tcBorders>
+              <w:top w:val="nil"/>
+              <w:left w:val="nil"/>
+              <w:bottom w:val="single" w:sz="4" w:space="0" w:color="auto"/>
+              <w:right w:val="single" w:sz="4" w:space="0" w:color="auto"/>
+            </w:tcBorders>
+            <w:vAlign w:val="center"/>
+            <w:hideMark/>
+          </w:tcPr>
+          <w:p>
+            <w:pPr>
+              <w:widowControl/>
+              <w:spacing w:after="0" w:line="240" w:lineRule="auto"/>
+              <w:contextualSpacing w:val="0"/>
+              <w:jc w:val="left"/>
+              <w:rPr>
+                <w:rFonts w:ascii="Calibri" w:eastAsia="Times New Roman" w:hAnsi="Calibri" w:cs="Calibri"/>
+                <w:color w:val="000000"/>
+                <w:kern w:val="0"/>
+                <w:lang w:eastAsia="hu-HU"/>
+                <w14:ligatures w14:val="none"/>
+              </w:rPr>
+            </w:pPr>
+            <w:r>
+              <w:rPr>
+                <w:rFonts w:ascii="Calibri" w:eastAsia="Times New Roman" w:hAnsi="Calibri" w:cs="Calibri"/>
+                <w:color w:val="000000"/>
+                <w:kern w:val="0"/>
+                <w:lang w:eastAsia="hu-HU"/>
+                <w14:ligatures w14:val="none"/>
+              </w:rPr>
+              <w:t>Hibaüzenet megjelenik</w:t>
+            </w:r>
+          </w:p>
+        </w:tc>
+        <w:tc>
+          <w:tcPr>
+            <w:tcW w:w="820" w:type="dxa"/>
+            <w:tcBorders>
+              <w:top w:val="nil"/>
+              <w:left w:val="nil"/>
+              <w:bottom w:val="single" w:sz="4" w:space="0" w:color="auto"/>
+              <w:right w:val="single" w:sz="4" w:space="0" w:color="auto"/>
+            </w:tcBorders>
+            <w:noWrap/>
+            <w:vAlign w:val="center"/>
+            <w:hideMark/>
+          </w:tcPr>
+          <w:p>
+            <w:pPr>
+              <w:widowControl/>
+              <w:spacing w:after="0" w:line="240" w:lineRule="auto"/>
+              <w:contextualSpacing w:val="0"/>
+              <w:jc w:val="center"/>
+              <w:rPr>
+                <w:rFonts w:ascii="Calibri" w:eastAsia="Times New Roman" w:hAnsi="Calibri" w:cs="Calibri"/>
+                <w:b/>
+                <w:bCs/>
+                <w:color w:val="33CC33"/>
+                <w:kern w:val="0"/>
+                <w:sz w:val="24"/>
+                <w:szCs w:val="24"/>
+                <w:lang w:eastAsia="hu-HU"/>
+                <w14:ligatures w14:val="none"/>
+              </w:rPr>
+            </w:pPr>
+            <w:r>
+              <w:rPr>
+                <w:rFonts w:ascii="Calibri" w:eastAsia="Times New Roman" w:hAnsi="Calibri" w:cs="Calibri"/>
+                <w:b/>
+                <w:bCs/>
+                <w:color w:val="33CC33"/>
+                <w:kern w:val="0"/>
+                <w:sz w:val="24"/>
+                <w:szCs w:val="24"/>
+                <w:lang w:eastAsia="hu-HU"/>
+                <w14:ligatures w14:val="none"/>
+              </w:rPr>
+              <w:t>OK</w:t>
+            </w:r>
+          </w:p>
+        </w:tc>
+      </w:tr>
+      <w:tr>
+        <w:trPr>
+          <w:trHeight w:val="1152"/>
+          <w:jc w:val="center"/>
+        </w:trPr>
+        <w:tc>
+          <w:tcPr>
+            <w:tcW w:w="1580" w:type="dxa"/>
+            <w:tcBorders>
+              <w:top w:val="nil"/>
+              <w:left w:val="single" w:sz="4" w:space="0" w:color="auto"/>
+              <w:bottom w:val="single" w:sz="4" w:space="0" w:color="auto"/>
+              <w:right w:val="single" w:sz="4" w:space="0" w:color="auto"/>
+            </w:tcBorders>
+            <w:noWrap/>
+            <w:vAlign w:val="center"/>
+            <w:hideMark/>
+          </w:tcPr>
+          <w:p>
+            <w:pPr>
+              <w:widowControl/>
+              <w:spacing w:after="0" w:line="240" w:lineRule="auto"/>
+              <w:contextualSpacing w:val="0"/>
+              <w:jc w:val="center"/>
+              <w:rPr>
+                <w:rFonts w:ascii="Calibri" w:eastAsia="Times New Roman" w:hAnsi="Calibri" w:cs="Calibri"/>
+                <w:b/>
+                <w:bCs/>
+                <w:color w:val="000000"/>
+                <w:kern w:val="0"/>
+                <w:lang w:eastAsia="hu-HU"/>
+                <w14:ligatures w14:val="none"/>
+              </w:rPr>
+            </w:pPr>
+            <w:r>
+              <w:rPr>
+                <w:rFonts w:ascii="Calibri" w:eastAsia="Times New Roman" w:hAnsi="Calibri" w:cs="Calibri"/>
+                <w:b/>
+                <w:bCs/>
+                <w:color w:val="000000"/>
+                <w:kern w:val="0"/>
+                <w:lang w:eastAsia="hu-HU"/>
+                <w14:ligatures w14:val="none"/>
+              </w:rPr>
+              <w:t>T003</w:t>
+            </w:r>
+          </w:p>
+        </w:tc>
+        <w:tc>
+          <w:tcPr>
+            <w:tcW w:w="1780" w:type="dxa"/>
+            <w:tcBorders>
+              <w:top w:val="nil"/>
+              <w:left w:val="nil"/>
+              <w:bottom w:val="single" w:sz="4" w:space="0" w:color="auto"/>
+              <w:right w:val="single" w:sz="4" w:space="0" w:color="auto"/>
+            </w:tcBorders>
+            <w:vAlign w:val="center"/>
+            <w:hideMark/>
+          </w:tcPr>
+          <w:p>
+            <w:pPr>
+              <w:widowControl/>
+              <w:spacing w:after="0" w:line="240" w:lineRule="auto"/>
+              <w:contextualSpacing w:val="0"/>
+              <w:jc w:val="left"/>
+              <w:rPr>
+                <w:rFonts w:ascii="Calibri" w:eastAsia="Times New Roman" w:hAnsi="Calibri" w:cs="Calibri"/>
+                <w:color w:val="000000"/>
+                <w:kern w:val="0"/>
+                <w:lang w:eastAsia="hu-HU"/>
+                <w14:ligatures w14:val="none"/>
+              </w:rPr>
+            </w:pPr>
+            <w:r>
+              <w:rPr>
+                <w:rFonts w:ascii="Calibri" w:eastAsia="Times New Roman" w:hAnsi="Calibri" w:cs="Calibri"/>
+                <w:color w:val="000000"/>
+                <w:kern w:val="0"/>
+                <w:lang w:eastAsia="hu-HU"/>
+                <w14:ligatures w14:val="none"/>
+              </w:rPr>
+              <w:t>Operator csak operator funkciókat lát</w:t>
+            </w:r>
+          </w:p>
+        </w:tc>
+        <w:tc>
+          <w:tcPr>
+            <w:tcW w:w="1960" w:type="dxa"/>
+            <w:tcBorders>
+              <w:top w:val="nil"/>
+              <w:left w:val="nil"/>
+              <w:bottom w:val="single" w:sz="4" w:space="0" w:color="auto"/>
+              <w:right w:val="single" w:sz="4" w:space="0" w:color="auto"/>
+            </w:tcBorders>
+            <w:vAlign w:val="center"/>
+            <w:hideMark/>
+          </w:tcPr>
+          <w:p>
+            <w:pPr>
+              <w:widowControl/>
+              <w:spacing w:after="0" w:line="240" w:lineRule="auto"/>
+              <w:contextualSpacing w:val="0"/>
+              <w:jc w:val="left"/>
+              <w:rPr>
+                <w:rFonts w:ascii="Calibri" w:eastAsia="Times New Roman" w:hAnsi="Calibri" w:cs="Calibri"/>
+                <w:color w:val="000000"/>
+                <w:kern w:val="0"/>
+                <w:lang w:eastAsia="hu-HU"/>
+                <w14:ligatures w14:val="none"/>
+              </w:rPr>
+            </w:pPr>
+            <w:r>
+              <w:rPr>
+                <w:rFonts w:ascii="Calibri" w:eastAsia="Times New Roman" w:hAnsi="Calibri" w:cs="Calibri"/>
+                <w:color w:val="000000"/>
+                <w:kern w:val="0"/>
+                <w:lang w:eastAsia="hu-HU"/>
+                <w14:ligatures w14:val="none"/>
+              </w:rPr>
+              <w:t>Belépés operátorként</w:t>
+            </w:r>
+          </w:p>
+        </w:tc>
+        <w:tc>
+          <w:tcPr>
+            <w:tcW w:w="1920" w:type="dxa"/>
+            <w:tcBorders>
+              <w:top w:val="nil"/>
+              <w:left w:val="nil"/>
+              <w:bottom w:val="single" w:sz="4" w:space="0" w:color="auto"/>
+              <w:right w:val="single" w:sz="4" w:space="0" w:color="auto"/>
+            </w:tcBorders>
+            <w:vAlign w:val="center"/>
+            <w:hideMark/>
+          </w:tcPr>
+          <w:p>
+            <w:pPr>
+              <w:widowControl/>
+              <w:spacing w:after="0" w:line="240" w:lineRule="auto"/>
+              <w:contextualSpacing w:val="0"/>
+              <w:jc w:val="left"/>
+              <w:rPr>
+                <w:rFonts w:ascii="Calibri" w:eastAsia="Times New Roman" w:hAnsi="Calibri" w:cs="Calibri"/>
+                <w:color w:val="000000"/>
+                <w:kern w:val="0"/>
+                <w:lang w:eastAsia="hu-HU"/>
+                <w14:ligatures w14:val="none"/>
+              </w:rPr>
+            </w:pPr>
+            <w:r>
+              <w:rPr>
+                <w:rFonts w:ascii="Calibri" w:eastAsia="Times New Roman" w:hAnsi="Calibri" w:cs="Calibri"/>
+                <w:color w:val="000000"/>
+                <w:kern w:val="0"/>
+                <w:lang w:eastAsia="hu-HU"/>
+                <w14:ligatures w14:val="none"/>
+              </w:rPr>
+              <w:t>Nem látja: dolgozók, felhasználók, eszköz módosítás</w:t>
+            </w:r>
+          </w:p>
+        </w:tc>
+        <w:tc>
+          <w:tcPr>
+            <w:tcW w:w="1960" w:type="dxa"/>
+            <w:tcBorders>
+              <w:top w:val="nil"/>
+              <w:left w:val="nil"/>
+              <w:bottom w:val="single" w:sz="4" w:space="0" w:color="auto"/>
+              <w:right w:val="single" w:sz="4" w:space="0" w:color="auto"/>
+            </w:tcBorders>
+            <w:vAlign w:val="center"/>
+            <w:hideMark/>
+          </w:tcPr>
+          <w:p>
+            <w:pPr>
+              <w:widowControl/>
+              <w:spacing w:after="0" w:line="240" w:lineRule="auto"/>
+              <w:contextualSpacing w:val="0"/>
+              <w:jc w:val="left"/>
+              <w:rPr>
+                <w:rFonts w:ascii="Calibri" w:eastAsia="Times New Roman" w:hAnsi="Calibri" w:cs="Calibri"/>
+                <w:color w:val="000000"/>
+                <w:kern w:val="0"/>
+                <w:lang w:eastAsia="hu-HU"/>
+                <w14:ligatures w14:val="none"/>
+              </w:rPr>
+            </w:pPr>
+            <w:r>
+              <w:rPr>
+                <w:rFonts w:ascii="Calibri" w:eastAsia="Times New Roman" w:hAnsi="Calibri" w:cs="Calibri"/>
+                <w:color w:val="000000"/>
+                <w:kern w:val="0"/>
+                <w:lang w:eastAsia="hu-HU"/>
+                <w14:ligatures w14:val="none"/>
+              </w:rPr>
+              <w:t>Működik</w:t>
+            </w:r>
+          </w:p>
+        </w:tc>
+        <w:tc>
+          <w:tcPr>
+            <w:tcW w:w="820" w:type="dxa"/>
+            <w:tcBorders>
+              <w:top w:val="nil"/>
+              <w:left w:val="nil"/>
+              <w:bottom w:val="single" w:sz="4" w:space="0" w:color="auto"/>
+              <w:right w:val="single" w:sz="4" w:space="0" w:color="auto"/>
+            </w:tcBorders>
+            <w:noWrap/>
+            <w:vAlign w:val="center"/>
+            <w:hideMark/>
+          </w:tcPr>
+          <w:p>
+            <w:pPr>
+              <w:widowControl/>
+              <w:spacing w:after="0" w:line="240" w:lineRule="auto"/>
+              <w:contextualSpacing w:val="0"/>
+              <w:jc w:val="center"/>
+              <w:rPr>
+                <w:rFonts w:ascii="Calibri" w:eastAsia="Times New Roman" w:hAnsi="Calibri" w:cs="Calibri"/>
+                <w:b/>
+                <w:bCs/>
+                <w:color w:val="33CC33"/>
+                <w:kern w:val="0"/>
+                <w:sz w:val="24"/>
+                <w:szCs w:val="24"/>
+                <w:lang w:eastAsia="hu-HU"/>
+                <w14:ligatures w14:val="none"/>
+              </w:rPr>
+            </w:pPr>
+            <w:r>
+              <w:rPr>
+                <w:rFonts w:ascii="Calibri" w:eastAsia="Times New Roman" w:hAnsi="Calibri" w:cs="Calibri"/>
+                <w:b/>
+                <w:bCs/>
+                <w:color w:val="33CC33"/>
+                <w:kern w:val="0"/>
+                <w:sz w:val="24"/>
+                <w:szCs w:val="24"/>
+                <w:lang w:eastAsia="hu-HU"/>
+                <w14:ligatures w14:val="none"/>
+              </w:rPr>
+              <w:t>OK</w:t>
+            </w:r>
+          </w:p>
+        </w:tc>
+      </w:tr>
+      <w:tr>
+        <w:trPr>
+          <w:trHeight w:val="312"/>
+          <w:jc w:val="center"/>
+        </w:trPr>
+        <w:tc>
+          <w:tcPr>
+            <w:tcW w:w="1580" w:type="dxa"/>
+            <w:tcBorders>
+              <w:top w:val="nil"/>
+              <w:left w:val="single" w:sz="4" w:space="0" w:color="auto"/>
+              <w:bottom w:val="single" w:sz="4" w:space="0" w:color="auto"/>
+              <w:right w:val="single" w:sz="4" w:space="0" w:color="auto"/>
+            </w:tcBorders>
+            <w:noWrap/>
+            <w:vAlign w:val="center"/>
+            <w:hideMark/>
+          </w:tcPr>
+          <w:p>
+            <w:pPr>
+              <w:widowControl/>
+              <w:spacing w:after="0" w:line="240" w:lineRule="auto"/>
+              <w:contextualSpacing w:val="0"/>
+              <w:jc w:val="center"/>
+              <w:rPr>
+                <w:rFonts w:ascii="Calibri" w:eastAsia="Times New Roman" w:hAnsi="Calibri" w:cs="Calibri"/>
+                <w:b/>
+                <w:bCs/>
+                <w:color w:val="000000"/>
+                <w:kern w:val="0"/>
+                <w:lang w:eastAsia="hu-HU"/>
+                <w14:ligatures w14:val="none"/>
+              </w:rPr>
+            </w:pPr>
+            <w:r>
+              <w:rPr>
+                <w:rFonts w:ascii="Calibri" w:eastAsia="Times New Roman" w:hAnsi="Calibri" w:cs="Calibri"/>
+                <w:b/>
+                <w:bCs/>
+                <w:color w:val="000000"/>
+                <w:kern w:val="0"/>
+                <w:lang w:eastAsia="hu-HU"/>
+                <w14:ligatures w14:val="none"/>
+              </w:rPr>
+              <w:t>T004</w:t>
+            </w:r>
+          </w:p>
+        </w:tc>
+        <w:tc>
+          <w:tcPr>
+            <w:tcW w:w="1780" w:type="dxa"/>
+            <w:tcBorders>
+              <w:top w:val="nil"/>
+              <w:left w:val="nil"/>
+              <w:bottom w:val="single" w:sz="4" w:space="0" w:color="auto"/>
+              <w:right w:val="single" w:sz="4" w:space="0" w:color="auto"/>
+            </w:tcBorders>
+            <w:vAlign w:val="center"/>
+            <w:hideMark/>
+          </w:tcPr>
+          <w:p>
+            <w:pPr>
+              <w:widowControl/>
+              <w:spacing w:after="0" w:line="240" w:lineRule="auto"/>
+              <w:contextualSpacing w:val="0"/>
+              <w:jc w:val="left"/>
+              <w:rPr>
+                <w:rFonts w:ascii="Calibri" w:eastAsia="Times New Roman" w:hAnsi="Calibri" w:cs="Calibri"/>
+                <w:color w:val="000000"/>
+                <w:kern w:val="0"/>
+                <w:lang w:eastAsia="hu-HU"/>
+                <w14:ligatures w14:val="none"/>
+              </w:rPr>
+            </w:pPr>
+            <w:r>
+              <w:rPr>
+                <w:rFonts w:ascii="Calibri" w:eastAsia="Times New Roman" w:hAnsi="Calibri" w:cs="Calibri"/>
+                <w:color w:val="000000"/>
+                <w:kern w:val="0"/>
+                <w:lang w:eastAsia="hu-HU"/>
+                <w14:ligatures w14:val="none"/>
+              </w:rPr>
+              <w:t>Dolgozó törlése</w:t>
+            </w:r>
+          </w:p>
+        </w:tc>
+        <w:tc>
+          <w:tcPr>
+            <w:tcW w:w="1960" w:type="dxa"/>
+            <w:tcBorders>
+              <w:top w:val="nil"/>
+              <w:left w:val="nil"/>
+              <w:bottom w:val="single" w:sz="4" w:space="0" w:color="auto"/>
+              <w:right w:val="single" w:sz="4" w:space="0" w:color="auto"/>
+            </w:tcBorders>
+            <w:vAlign w:val="center"/>
+            <w:hideMark/>
+          </w:tcPr>
+          <w:p>
+            <w:pPr>
+              <w:widowControl/>
+              <w:spacing w:after="0" w:line="240" w:lineRule="auto"/>
+              <w:contextualSpacing w:val="0"/>
+              <w:jc w:val="left"/>
+              <w:rPr>
+                <w:rFonts w:ascii="Calibri" w:eastAsia="Times New Roman" w:hAnsi="Calibri" w:cs="Calibri"/>
+                <w:color w:val="000000"/>
+                <w:kern w:val="0"/>
+                <w:lang w:eastAsia="hu-HU"/>
+                <w14:ligatures w14:val="none"/>
+              </w:rPr>
+            </w:pPr>
+            <w:r>
+              <w:rPr>
+                <w:rFonts w:ascii="Calibri" w:eastAsia="Times New Roman" w:hAnsi="Calibri" w:cs="Calibri"/>
+                <w:color w:val="000000"/>
+                <w:kern w:val="0"/>
+                <w:lang w:eastAsia="hu-HU"/>
+                <w14:ligatures w14:val="none"/>
+              </w:rPr>
+              <w:t xml:space="preserve">Törlés gomb </w:t>
+            </w:r>
+          </w:p>
+        </w:tc>
+        <w:tc>
+          <w:tcPr>
+            <w:tcW w:w="1920" w:type="dxa"/>
+            <w:tcBorders>
+              <w:top w:val="nil"/>
+              <w:left w:val="nil"/>
+              <w:bottom w:val="single" w:sz="4" w:space="0" w:color="auto"/>
+              <w:right w:val="single" w:sz="4" w:space="0" w:color="auto"/>
+            </w:tcBorders>
+            <w:vAlign w:val="center"/>
+            <w:hideMark/>
+          </w:tcPr>
+          <w:p>
+            <w:pPr>
+              <w:widowControl/>
+              <w:spacing w:after="0" w:line="240" w:lineRule="auto"/>
+              <w:contextualSpacing w:val="0"/>
+              <w:jc w:val="left"/>
+              <w:rPr>
+                <w:rFonts w:ascii="Calibri" w:eastAsia="Times New Roman" w:hAnsi="Calibri" w:cs="Calibri"/>
+                <w:color w:val="000000"/>
+                <w:kern w:val="0"/>
+                <w:lang w:eastAsia="hu-HU"/>
+                <w14:ligatures w14:val="none"/>
+              </w:rPr>
+            </w:pPr>
+            <w:r>
+              <w:rPr>
+                <w:rFonts w:ascii="Calibri" w:eastAsia="Times New Roman" w:hAnsi="Calibri" w:cs="Calibri"/>
+                <w:color w:val="000000"/>
+                <w:kern w:val="0"/>
+                <w:lang w:eastAsia="hu-HU"/>
+                <w14:ligatures w14:val="none"/>
+              </w:rPr>
+              <w:t>Pontos időbejegyzés</w:t>
+            </w:r>
+          </w:p>
+        </w:tc>
+        <w:tc>
+          <w:tcPr>
+            <w:tcW w:w="1960" w:type="dxa"/>
+            <w:tcBorders>
+              <w:top w:val="nil"/>
+              <w:left w:val="nil"/>
+              <w:bottom w:val="single" w:sz="4" w:space="0" w:color="auto"/>
+              <w:right w:val="single" w:sz="4" w:space="0" w:color="auto"/>
+            </w:tcBorders>
+            <w:vAlign w:val="center"/>
+            <w:hideMark/>
+          </w:tcPr>
+          <w:p>
+            <w:pPr>
+              <w:widowControl/>
+              <w:spacing w:after="0" w:line="240" w:lineRule="auto"/>
+              <w:contextualSpacing w:val="0"/>
+              <w:jc w:val="left"/>
+              <w:rPr>
+                <w:rFonts w:ascii="Calibri" w:eastAsia="Times New Roman" w:hAnsi="Calibri" w:cs="Calibri"/>
+                <w:color w:val="000000"/>
+                <w:kern w:val="0"/>
+                <w:lang w:eastAsia="hu-HU"/>
+                <w14:ligatures w14:val="none"/>
+              </w:rPr>
+            </w:pPr>
+            <w:r>
+              <w:rPr>
+                <w:rFonts w:ascii="Calibri" w:eastAsia="Times New Roman" w:hAnsi="Calibri" w:cs="Calibri"/>
+                <w:color w:val="000000"/>
+                <w:kern w:val="0"/>
+                <w:lang w:eastAsia="hu-HU"/>
+                <w14:ligatures w14:val="none"/>
+              </w:rPr>
+              <w:t>Működik</w:t>
+            </w:r>
+          </w:p>
+        </w:tc>
+        <w:tc>
+          <w:tcPr>
+            <w:tcW w:w="820" w:type="dxa"/>
+            <w:tcBorders>
+              <w:top w:val="nil"/>
+              <w:left w:val="nil"/>
+              <w:bottom w:val="single" w:sz="4" w:space="0" w:color="auto"/>
+              <w:right w:val="single" w:sz="4" w:space="0" w:color="auto"/>
+            </w:tcBorders>
+            <w:noWrap/>
+            <w:vAlign w:val="center"/>
+            <w:hideMark/>
+          </w:tcPr>
+          <w:p>
+            <w:pPr>
+              <w:widowControl/>
+              <w:spacing w:after="0" w:line="240" w:lineRule="auto"/>
+              <w:contextualSpacing w:val="0"/>
+              <w:jc w:val="center"/>
+              <w:rPr>
+                <w:rFonts w:ascii="Calibri" w:eastAsia="Times New Roman" w:hAnsi="Calibri" w:cs="Calibri"/>
+                <w:b/>
+                <w:bCs/>
+                <w:color w:val="33CC33"/>
+                <w:kern w:val="0"/>
+                <w:sz w:val="24"/>
+                <w:szCs w:val="24"/>
+                <w:lang w:eastAsia="hu-HU"/>
+                <w14:ligatures w14:val="none"/>
+              </w:rPr>
+            </w:pPr>
+            <w:r>
+              <w:rPr>
+                <w:rFonts w:ascii="Calibri" w:eastAsia="Times New Roman" w:hAnsi="Calibri" w:cs="Calibri"/>
+                <w:b/>
+                <w:bCs/>
+                <w:color w:val="33CC33"/>
+                <w:kern w:val="0"/>
+                <w:sz w:val="24"/>
+                <w:szCs w:val="24"/>
+                <w:lang w:eastAsia="hu-HU"/>
+                <w14:ligatures w14:val="none"/>
+              </w:rPr>
+              <w:t>OK</w:t>
+            </w:r>
+          </w:p>
+        </w:tc>
+      </w:tr>
+      <w:tr>
+        <w:trPr>
+          <w:trHeight w:val="1152"/>
+          <w:jc w:val="center"/>
+        </w:trPr>
+        <w:tc>
+          <w:tcPr>
+            <w:tcW w:w="1580" w:type="dxa"/>
+            <w:tcBorders>
+              <w:top w:val="nil"/>
+              <w:left w:val="single" w:sz="4" w:space="0" w:color="auto"/>
+              <w:bottom w:val="single" w:sz="4" w:space="0" w:color="auto"/>
+              <w:right w:val="single" w:sz="4" w:space="0" w:color="auto"/>
+            </w:tcBorders>
+            <w:vAlign w:val="center"/>
+            <w:hideMark/>
+          </w:tcPr>
+          <w:p>
+            <w:pPr>
+              <w:widowControl/>
+              <w:spacing w:after="0" w:line="240" w:lineRule="auto"/>
+              <w:contextualSpacing w:val="0"/>
+              <w:jc w:val="center"/>
+              <w:rPr>
+                <w:rFonts w:ascii="Calibri" w:eastAsia="Times New Roman" w:hAnsi="Calibri" w:cs="Calibri"/>
+                <w:b/>
+                <w:bCs/>
+                <w:color w:val="000000"/>
+                <w:kern w:val="0"/>
+                <w:lang w:eastAsia="hu-HU"/>
+                <w14:ligatures w14:val="none"/>
+              </w:rPr>
+            </w:pPr>
+            <w:r>
+              <w:rPr>
+                <w:rFonts w:ascii="Calibri" w:eastAsia="Times New Roman" w:hAnsi="Calibri" w:cs="Calibri"/>
+                <w:b/>
+                <w:bCs/>
+                <w:color w:val="000000"/>
+                <w:kern w:val="0"/>
+                <w:lang w:eastAsia="hu-HU"/>
+                <w14:ligatures w14:val="none"/>
+              </w:rPr>
+              <w:t>T006</w:t>
+            </w:r>
+          </w:p>
+        </w:tc>
+        <w:tc>
+          <w:tcPr>
+            <w:tcW w:w="1780" w:type="dxa"/>
+            <w:tcBorders>
+              <w:top w:val="nil"/>
+              <w:left w:val="nil"/>
+              <w:bottom w:val="single" w:sz="4" w:space="0" w:color="auto"/>
+              <w:right w:val="single" w:sz="4" w:space="0" w:color="auto"/>
+            </w:tcBorders>
+            <w:vAlign w:val="center"/>
+            <w:hideMark/>
+          </w:tcPr>
+          <w:p>
+            <w:pPr>
+              <w:widowControl/>
+              <w:spacing w:after="0" w:line="240" w:lineRule="auto"/>
+              <w:contextualSpacing w:val="0"/>
+              <w:jc w:val="left"/>
+              <w:rPr>
+                <w:rFonts w:ascii="Calibri" w:eastAsia="Times New Roman" w:hAnsi="Calibri" w:cs="Calibri"/>
+                <w:color w:val="000000"/>
+                <w:kern w:val="0"/>
+                <w:lang w:eastAsia="hu-HU"/>
+                <w14:ligatures w14:val="none"/>
+              </w:rPr>
+            </w:pPr>
+            <w:r>
+              <w:rPr>
+                <w:rFonts w:ascii="Calibri" w:eastAsia="Times New Roman" w:hAnsi="Calibri" w:cs="Calibri"/>
+                <w:color w:val="000000"/>
+                <w:kern w:val="0"/>
+                <w:lang w:eastAsia="hu-HU"/>
+                <w14:ligatures w14:val="none"/>
+              </w:rPr>
+              <w:t>Eszköz kiadása dolgozónak</w:t>
+            </w:r>
+          </w:p>
+        </w:tc>
+        <w:tc>
+          <w:tcPr>
+            <w:tcW w:w="1960" w:type="dxa"/>
+            <w:tcBorders>
+              <w:top w:val="nil"/>
+              <w:left w:val="nil"/>
+              <w:bottom w:val="single" w:sz="4" w:space="0" w:color="auto"/>
+              <w:right w:val="single" w:sz="4" w:space="0" w:color="auto"/>
+            </w:tcBorders>
+            <w:vAlign w:val="center"/>
+            <w:hideMark/>
+          </w:tcPr>
+          <w:p>
+            <w:pPr>
+              <w:widowControl/>
+              <w:spacing w:after="0" w:line="240" w:lineRule="auto"/>
+              <w:contextualSpacing w:val="0"/>
+              <w:jc w:val="left"/>
+              <w:rPr>
+                <w:rFonts w:ascii="Calibri" w:eastAsia="Times New Roman" w:hAnsi="Calibri" w:cs="Calibri"/>
+                <w:color w:val="000000"/>
+                <w:kern w:val="0"/>
+                <w:lang w:eastAsia="hu-HU"/>
+                <w14:ligatures w14:val="none"/>
+              </w:rPr>
+            </w:pPr>
+            <w:r>
+              <w:rPr>
+                <w:rFonts w:ascii="Calibri" w:eastAsia="Times New Roman" w:hAnsi="Calibri" w:cs="Calibri"/>
+                <w:color w:val="000000"/>
+                <w:kern w:val="0"/>
+                <w:lang w:eastAsia="hu-HU"/>
+                <w14:ligatures w14:val="none"/>
+              </w:rPr>
+              <w:t>Dolgozó és eszköz kiválasztása - listához adás - másik dolgozó választása</w:t>
+            </w:r>
+          </w:p>
+        </w:tc>
+        <w:tc>
+          <w:tcPr>
+            <w:tcW w:w="1920" w:type="dxa"/>
+            <w:tcBorders>
+              <w:top w:val="nil"/>
+              <w:left w:val="nil"/>
+              <w:bottom w:val="single" w:sz="4" w:space="0" w:color="auto"/>
+              <w:right w:val="single" w:sz="4" w:space="0" w:color="auto"/>
+            </w:tcBorders>
+            <w:vAlign w:val="center"/>
+            <w:hideMark/>
+          </w:tcPr>
+          <w:p>
+            <w:pPr>
+              <w:widowControl/>
+              <w:spacing w:after="0" w:line="240" w:lineRule="auto"/>
+              <w:contextualSpacing w:val="0"/>
+              <w:jc w:val="left"/>
+              <w:rPr>
+                <w:rFonts w:ascii="Calibri" w:eastAsia="Times New Roman" w:hAnsi="Calibri" w:cs="Calibri"/>
+                <w:color w:val="000000"/>
+                <w:kern w:val="0"/>
+                <w:lang w:eastAsia="hu-HU"/>
+                <w14:ligatures w14:val="none"/>
+              </w:rPr>
+            </w:pPr>
+            <w:r>
+              <w:rPr>
+                <w:rFonts w:ascii="Calibri" w:eastAsia="Times New Roman" w:hAnsi="Calibri" w:cs="Calibri"/>
+                <w:color w:val="000000"/>
+                <w:kern w:val="0"/>
+                <w:lang w:eastAsia="hu-HU"/>
+                <w14:ligatures w14:val="none"/>
+              </w:rPr>
+              <w:t>Nem választható másik dolgozó listához adott eszköz esetén</w:t>
+            </w:r>
+          </w:p>
+        </w:tc>
+        <w:tc>
+          <w:tcPr>
+            <w:tcW w:w="1960" w:type="dxa"/>
+            <w:tcBorders>
+              <w:top w:val="nil"/>
+              <w:left w:val="nil"/>
+              <w:bottom w:val="single" w:sz="4" w:space="0" w:color="auto"/>
+              <w:right w:val="single" w:sz="4" w:space="0" w:color="auto"/>
+            </w:tcBorders>
+            <w:vAlign w:val="center"/>
+            <w:hideMark/>
+          </w:tcPr>
+          <w:p>
+            <w:pPr>
+              <w:widowControl/>
+              <w:spacing w:after="0" w:line="240" w:lineRule="auto"/>
+              <w:contextualSpacing w:val="0"/>
+              <w:jc w:val="left"/>
+              <w:rPr>
+                <w:rFonts w:ascii="Calibri" w:eastAsia="Times New Roman" w:hAnsi="Calibri" w:cs="Calibri"/>
+                <w:color w:val="000000"/>
+                <w:kern w:val="0"/>
+                <w:lang w:eastAsia="hu-HU"/>
+                <w14:ligatures w14:val="none"/>
+              </w:rPr>
+            </w:pPr>
+            <w:r>
+              <w:rPr>
+                <w:rFonts w:ascii="Calibri" w:eastAsia="Times New Roman" w:hAnsi="Calibri" w:cs="Calibri"/>
+                <w:b/>
+                <w:bCs/>
+                <w:color w:val="FF0000"/>
+                <w:kern w:val="0"/>
+                <w:lang w:eastAsia="hu-HU"/>
+                <w14:ligatures w14:val="none"/>
+              </w:rPr>
+              <w:t>X</w:t>
+            </w:r>
+            <w:r>
+              <w:rPr>
+                <w:rFonts w:ascii="Calibri" w:eastAsia="Times New Roman" w:hAnsi="Calibri" w:cs="Calibri"/>
+                <w:color w:val="000000"/>
+                <w:kern w:val="0"/>
+                <w:lang w:eastAsia="hu-HU"/>
+                <w14:ligatures w14:val="none"/>
+              </w:rPr>
+              <w:t xml:space="preserve"> Dolgozó módosítható - JAVÍTVA</w:t>
+            </w:r>
+          </w:p>
+        </w:tc>
+        <w:tc>
+          <w:tcPr>
+            <w:tcW w:w="820" w:type="dxa"/>
+            <w:tcBorders>
+              <w:top w:val="nil"/>
+              <w:left w:val="nil"/>
+              <w:bottom w:val="single" w:sz="4" w:space="0" w:color="auto"/>
+              <w:right w:val="single" w:sz="4" w:space="0" w:color="auto"/>
+            </w:tcBorders>
+            <w:noWrap/>
+            <w:vAlign w:val="center"/>
+            <w:hideMark/>
+          </w:tcPr>
+          <w:p>
+            <w:pPr>
+              <w:widowControl/>
+              <w:spacing w:after="0" w:line="240" w:lineRule="auto"/>
+              <w:contextualSpacing w:val="0"/>
+              <w:jc w:val="center"/>
+              <w:rPr>
+                <w:rFonts w:ascii="Calibri" w:eastAsia="Times New Roman" w:hAnsi="Calibri" w:cs="Calibri"/>
+                <w:b/>
+                <w:bCs/>
+                <w:color w:val="33CC33"/>
+                <w:kern w:val="0"/>
+                <w:sz w:val="24"/>
+                <w:szCs w:val="24"/>
+                <w:lang w:eastAsia="hu-HU"/>
+                <w14:ligatures w14:val="none"/>
+              </w:rPr>
+            </w:pPr>
+            <w:r>
+              <w:rPr>
+                <w:rFonts w:ascii="Calibri" w:eastAsia="Times New Roman" w:hAnsi="Calibri" w:cs="Calibri"/>
+                <w:b/>
+                <w:bCs/>
+                <w:color w:val="33CC33"/>
+                <w:kern w:val="0"/>
+                <w:sz w:val="24"/>
+                <w:szCs w:val="24"/>
+                <w:lang w:eastAsia="hu-HU"/>
+                <w14:ligatures w14:val="none"/>
+              </w:rPr>
+              <w:t>OK</w:t>
+            </w:r>
+          </w:p>
+        </w:tc>
+      </w:tr>
+      <w:tr>
+        <w:trPr>
+          <w:trHeight w:val="1728"/>
+          <w:jc w:val="center"/>
+        </w:trPr>
+        <w:tc>
+          <w:tcPr>
+            <w:tcW w:w="1580" w:type="dxa"/>
+            <w:tcBorders>
+              <w:top w:val="nil"/>
+              <w:left w:val="single" w:sz="4" w:space="0" w:color="auto"/>
+              <w:bottom w:val="single" w:sz="4" w:space="0" w:color="auto"/>
+              <w:right w:val="single" w:sz="4" w:space="0" w:color="auto"/>
+            </w:tcBorders>
+            <w:vAlign w:val="center"/>
+            <w:hideMark/>
+          </w:tcPr>
+          <w:p>
+            <w:pPr>
+              <w:widowControl/>
+              <w:spacing w:after="0" w:line="240" w:lineRule="auto"/>
+              <w:contextualSpacing w:val="0"/>
+              <w:jc w:val="center"/>
+              <w:rPr>
+                <w:rFonts w:ascii="Calibri" w:eastAsia="Times New Roman" w:hAnsi="Calibri" w:cs="Calibri"/>
+                <w:b/>
+                <w:bCs/>
+                <w:color w:val="000000"/>
+                <w:kern w:val="0"/>
+                <w:lang w:eastAsia="hu-HU"/>
+                <w14:ligatures w14:val="none"/>
+              </w:rPr>
+            </w:pPr>
+            <w:r>
+              <w:rPr>
+                <w:rFonts w:ascii="Calibri" w:eastAsia="Times New Roman" w:hAnsi="Calibri" w:cs="Calibri"/>
+                <w:b/>
+                <w:bCs/>
+                <w:color w:val="000000"/>
+                <w:kern w:val="0"/>
+                <w:lang w:eastAsia="hu-HU"/>
+                <w14:ligatures w14:val="none"/>
+              </w:rPr>
+              <w:t>T007</w:t>
+            </w:r>
+          </w:p>
+        </w:tc>
+        <w:tc>
+          <w:tcPr>
+            <w:tcW w:w="1780" w:type="dxa"/>
+            <w:tcBorders>
+              <w:top w:val="nil"/>
+              <w:left w:val="nil"/>
+              <w:bottom w:val="single" w:sz="4" w:space="0" w:color="auto"/>
+              <w:right w:val="single" w:sz="4" w:space="0" w:color="auto"/>
+            </w:tcBorders>
+            <w:vAlign w:val="center"/>
+            <w:hideMark/>
+          </w:tcPr>
+          <w:p>
+            <w:pPr>
+              <w:widowControl/>
+              <w:spacing w:after="0" w:line="240" w:lineRule="auto"/>
+              <w:contextualSpacing w:val="0"/>
+              <w:jc w:val="left"/>
+              <w:rPr>
+                <w:rFonts w:ascii="Calibri" w:eastAsia="Times New Roman" w:hAnsi="Calibri" w:cs="Calibri"/>
+                <w:color w:val="000000"/>
+                <w:kern w:val="0"/>
+                <w:lang w:eastAsia="hu-HU"/>
+                <w14:ligatures w14:val="none"/>
+              </w:rPr>
+            </w:pPr>
+            <w:r>
+              <w:rPr>
+                <w:rFonts w:ascii="Calibri" w:eastAsia="Times New Roman" w:hAnsi="Calibri" w:cs="Calibri"/>
+                <w:color w:val="000000"/>
+                <w:kern w:val="0"/>
+                <w:lang w:eastAsia="hu-HU"/>
+                <w14:ligatures w14:val="none"/>
+              </w:rPr>
+              <w:t>Eszköz visszavétel után az állapotok követése</w:t>
+            </w:r>
+          </w:p>
+        </w:tc>
+        <w:tc>
+          <w:tcPr>
+            <w:tcW w:w="1960" w:type="dxa"/>
+            <w:tcBorders>
+              <w:top w:val="nil"/>
+              <w:left w:val="nil"/>
+              <w:bottom w:val="single" w:sz="4" w:space="0" w:color="auto"/>
+              <w:right w:val="single" w:sz="4" w:space="0" w:color="auto"/>
+            </w:tcBorders>
+            <w:vAlign w:val="center"/>
+            <w:hideMark/>
+          </w:tcPr>
+          <w:p>
+            <w:pPr>
+              <w:widowControl/>
+              <w:spacing w:after="0" w:line="240" w:lineRule="auto"/>
+              <w:contextualSpacing w:val="0"/>
+              <w:jc w:val="left"/>
+              <w:rPr>
+                <w:rFonts w:ascii="Calibri" w:eastAsia="Times New Roman" w:hAnsi="Calibri" w:cs="Calibri"/>
+                <w:color w:val="000000"/>
+                <w:kern w:val="0"/>
+                <w:lang w:eastAsia="hu-HU"/>
+                <w14:ligatures w14:val="none"/>
+              </w:rPr>
+            </w:pPr>
+            <w:r>
+              <w:rPr>
+                <w:rFonts w:ascii="Calibri" w:eastAsia="Times New Roman" w:hAnsi="Calibri" w:cs="Calibri"/>
+                <w:color w:val="000000"/>
+                <w:kern w:val="0"/>
+                <w:lang w:eastAsia="hu-HU"/>
+                <w14:ligatures w14:val="none"/>
+              </w:rPr>
+              <w:t>Eszköz visszavétel - mentés</w:t>
+            </w:r>
+          </w:p>
+        </w:tc>
+        <w:tc>
+          <w:tcPr>
+            <w:tcW w:w="1920" w:type="dxa"/>
+            <w:tcBorders>
+              <w:top w:val="nil"/>
+              <w:left w:val="nil"/>
+              <w:bottom w:val="single" w:sz="4" w:space="0" w:color="auto"/>
+              <w:right w:val="single" w:sz="4" w:space="0" w:color="auto"/>
+            </w:tcBorders>
+            <w:vAlign w:val="center"/>
+            <w:hideMark/>
+          </w:tcPr>
+          <w:p>
+            <w:pPr>
+              <w:widowControl/>
+              <w:spacing w:after="0" w:line="240" w:lineRule="auto"/>
+              <w:contextualSpacing w:val="0"/>
+              <w:jc w:val="left"/>
+              <w:rPr>
+                <w:rFonts w:ascii="Calibri" w:eastAsia="Times New Roman" w:hAnsi="Calibri" w:cs="Calibri"/>
+                <w:color w:val="000000"/>
+                <w:kern w:val="0"/>
+                <w:lang w:eastAsia="hu-HU"/>
+                <w14:ligatures w14:val="none"/>
+              </w:rPr>
+            </w:pPr>
+            <w:r>
+              <w:rPr>
+                <w:rFonts w:ascii="Calibri" w:eastAsia="Times New Roman" w:hAnsi="Calibri" w:cs="Calibri"/>
+                <w:color w:val="000000"/>
+                <w:kern w:val="0"/>
+                <w:lang w:eastAsia="hu-HU"/>
+                <w14:ligatures w14:val="none"/>
+              </w:rPr>
+              <w:t>A kiadott és a visszavett állapot meg</w:t>
+            </w:r>
+            <w:r>
+              <w:rPr>
+                <w:rFonts w:ascii="Calibri" w:eastAsia="Times New Roman" w:hAnsi="Calibri" w:cs="Calibri"/>
+                <w:color w:val="000000"/>
+                <w:kern w:val="0"/>
+                <w:lang w:eastAsia="hu-HU"/>
+                <w14:ligatures w14:val="none"/>
+              </w:rPr>
+              <w:t>őrzése</w:t>
+            </w:r>
+            <w:r>
+              <w:rPr>
+                <w:rFonts w:ascii="Calibri" w:eastAsia="Times New Roman" w:hAnsi="Calibri" w:cs="Calibri"/>
+                <w:color w:val="000000"/>
+                <w:kern w:val="0"/>
+                <w:lang w:eastAsia="hu-HU"/>
+                <w14:ligatures w14:val="none"/>
+              </w:rPr>
+              <w:t>, a visszavett állapot mentése az eszközhöz</w:t>
+            </w:r>
+          </w:p>
+        </w:tc>
+        <w:tc>
+          <w:tcPr>
+            <w:tcW w:w="1960" w:type="dxa"/>
+            <w:tcBorders>
+              <w:top w:val="nil"/>
+              <w:left w:val="nil"/>
+              <w:bottom w:val="single" w:sz="4" w:space="0" w:color="auto"/>
+              <w:right w:val="single" w:sz="4" w:space="0" w:color="auto"/>
+            </w:tcBorders>
+            <w:vAlign w:val="center"/>
+            <w:hideMark/>
+          </w:tcPr>
+          <w:p>
+            <w:pPr>
+              <w:widowControl/>
+              <w:spacing w:after="0" w:line="240" w:lineRule="auto"/>
+              <w:contextualSpacing w:val="0"/>
+              <w:jc w:val="left"/>
+              <w:rPr>
+                <w:rFonts w:ascii="Calibri" w:eastAsia="Times New Roman" w:hAnsi="Calibri" w:cs="Calibri"/>
+                <w:color w:val="000000"/>
+                <w:kern w:val="0"/>
+                <w:lang w:eastAsia="hu-HU"/>
+                <w14:ligatures w14:val="none"/>
+              </w:rPr>
+            </w:pPr>
+            <w:r>
+              <w:rPr>
+                <w:rFonts w:ascii="Calibri" w:eastAsia="Times New Roman" w:hAnsi="Calibri" w:cs="Calibri"/>
+                <w:b/>
+                <w:bCs/>
+                <w:color w:val="FF0000"/>
+                <w:kern w:val="0"/>
+                <w:lang w:eastAsia="hu-HU"/>
+                <w14:ligatures w14:val="none"/>
+              </w:rPr>
+              <w:t>X</w:t>
+            </w:r>
+            <w:r>
+              <w:rPr>
+                <w:rFonts w:ascii="Calibri" w:eastAsia="Times New Roman" w:hAnsi="Calibri" w:cs="Calibri"/>
+                <w:color w:val="000000"/>
+                <w:kern w:val="0"/>
+                <w:lang w:eastAsia="hu-HU"/>
+                <w14:ligatures w14:val="none"/>
+              </w:rPr>
+              <w:t xml:space="preserve"> Első tesztnél nem mentette, javítás után működik</w:t>
+            </w:r>
+          </w:p>
+        </w:tc>
+        <w:tc>
+          <w:tcPr>
+            <w:tcW w:w="820" w:type="dxa"/>
+            <w:tcBorders>
+              <w:top w:val="nil"/>
+              <w:left w:val="nil"/>
+              <w:bottom w:val="single" w:sz="4" w:space="0" w:color="auto"/>
+              <w:right w:val="single" w:sz="4" w:space="0" w:color="auto"/>
+            </w:tcBorders>
+            <w:noWrap/>
+            <w:vAlign w:val="center"/>
+            <w:hideMark/>
+          </w:tcPr>
+          <w:p>
+            <w:pPr>
+              <w:widowControl/>
+              <w:spacing w:after="0" w:line="240" w:lineRule="auto"/>
+              <w:contextualSpacing w:val="0"/>
+              <w:jc w:val="center"/>
+              <w:rPr>
+                <w:rFonts w:ascii="Calibri" w:eastAsia="Times New Roman" w:hAnsi="Calibri" w:cs="Calibri"/>
+                <w:b/>
+                <w:bCs/>
+                <w:color w:val="33CC33"/>
+                <w:kern w:val="0"/>
+                <w:sz w:val="24"/>
+                <w:szCs w:val="24"/>
+                <w:lang w:eastAsia="hu-HU"/>
+                <w14:ligatures w14:val="none"/>
+              </w:rPr>
+            </w:pPr>
+            <w:r>
+              <w:rPr>
+                <w:rFonts w:ascii="Calibri" w:eastAsia="Times New Roman" w:hAnsi="Calibri" w:cs="Calibri"/>
+                <w:b/>
+                <w:bCs/>
+                <w:color w:val="33CC33"/>
+                <w:kern w:val="0"/>
+                <w:sz w:val="24"/>
+                <w:szCs w:val="24"/>
+                <w:lang w:eastAsia="hu-HU"/>
+                <w14:ligatures w14:val="none"/>
+              </w:rPr>
+              <w:t>OK</w:t>
+            </w:r>
+          </w:p>
+        </w:tc>
+      </w:tr>
+      <w:tr>
+        <w:trPr>
+          <w:trHeight w:val="864"/>
+          <w:jc w:val="center"/>
+        </w:trPr>
+        <w:tc>
+          <w:tcPr>
+            <w:tcW w:w="1580" w:type="dxa"/>
+            <w:tcBorders>
+              <w:top w:val="nil"/>
+              <w:left w:val="single" w:sz="4" w:space="0" w:color="auto"/>
+              <w:bottom w:val="single" w:sz="4" w:space="0" w:color="auto"/>
+              <w:right w:val="single" w:sz="4" w:space="0" w:color="auto"/>
+            </w:tcBorders>
+            <w:vAlign w:val="center"/>
+            <w:hideMark/>
+          </w:tcPr>
+          <w:p>
+            <w:pPr>
+              <w:widowControl/>
+              <w:spacing w:after="0" w:line="240" w:lineRule="auto"/>
+              <w:contextualSpacing w:val="0"/>
+              <w:jc w:val="center"/>
+              <w:rPr>
+                <w:rFonts w:ascii="Calibri" w:eastAsia="Times New Roman" w:hAnsi="Calibri" w:cs="Calibri"/>
+                <w:b/>
+                <w:bCs/>
+                <w:color w:val="000000"/>
+                <w:kern w:val="0"/>
+                <w:lang w:eastAsia="hu-HU"/>
+                <w14:ligatures w14:val="none"/>
+              </w:rPr>
+            </w:pPr>
+            <w:r>
+              <w:rPr>
+                <w:rFonts w:ascii="Calibri" w:eastAsia="Times New Roman" w:hAnsi="Calibri" w:cs="Calibri"/>
+                <w:b/>
+                <w:bCs/>
+                <w:color w:val="000000"/>
+                <w:kern w:val="0"/>
+                <w:lang w:eastAsia="hu-HU"/>
+                <w14:ligatures w14:val="none"/>
+              </w:rPr>
+              <w:t>T009</w:t>
+            </w:r>
+          </w:p>
+        </w:tc>
+        <w:tc>
+          <w:tcPr>
+            <w:tcW w:w="1780" w:type="dxa"/>
+            <w:tcBorders>
+              <w:top w:val="nil"/>
+              <w:left w:val="nil"/>
+              <w:bottom w:val="single" w:sz="4" w:space="0" w:color="auto"/>
+              <w:right w:val="single" w:sz="4" w:space="0" w:color="auto"/>
+            </w:tcBorders>
+            <w:vAlign w:val="center"/>
+            <w:hideMark/>
+          </w:tcPr>
+          <w:p>
+            <w:pPr>
+              <w:widowControl/>
+              <w:spacing w:after="0" w:line="240" w:lineRule="auto"/>
+              <w:contextualSpacing w:val="0"/>
+              <w:jc w:val="left"/>
+              <w:rPr>
+                <w:rFonts w:ascii="Calibri" w:eastAsia="Times New Roman" w:hAnsi="Calibri" w:cs="Calibri"/>
+                <w:color w:val="000000"/>
+                <w:kern w:val="0"/>
+                <w:lang w:eastAsia="hu-HU"/>
+                <w14:ligatures w14:val="none"/>
+              </w:rPr>
+            </w:pPr>
+            <w:r>
+              <w:rPr>
+                <w:rFonts w:ascii="Calibri" w:eastAsia="Times New Roman" w:hAnsi="Calibri" w:cs="Calibri"/>
+                <w:color w:val="000000"/>
+                <w:kern w:val="0"/>
+                <w:lang w:eastAsia="hu-HU"/>
+                <w14:ligatures w14:val="none"/>
+              </w:rPr>
+              <w:t>Operátorként nem jelenik meg az új kiadás</w:t>
+            </w:r>
+          </w:p>
+        </w:tc>
+        <w:tc>
+          <w:tcPr>
+            <w:tcW w:w="1960" w:type="dxa"/>
+            <w:tcBorders>
+              <w:top w:val="nil"/>
+              <w:left w:val="nil"/>
+              <w:bottom w:val="single" w:sz="4" w:space="0" w:color="auto"/>
+              <w:right w:val="single" w:sz="4" w:space="0" w:color="auto"/>
+            </w:tcBorders>
+            <w:vAlign w:val="center"/>
+            <w:hideMark/>
+          </w:tcPr>
+          <w:p>
+            <w:pPr>
+              <w:widowControl/>
+              <w:spacing w:after="0" w:line="240" w:lineRule="auto"/>
+              <w:contextualSpacing w:val="0"/>
+              <w:jc w:val="left"/>
+              <w:rPr>
+                <w:rFonts w:ascii="Calibri" w:eastAsia="Times New Roman" w:hAnsi="Calibri" w:cs="Calibri"/>
+                <w:color w:val="000000"/>
+                <w:kern w:val="0"/>
+                <w:lang w:eastAsia="hu-HU"/>
+                <w14:ligatures w14:val="none"/>
+              </w:rPr>
+            </w:pPr>
+            <w:r>
+              <w:rPr>
+                <w:rFonts w:ascii="Calibri" w:eastAsia="Times New Roman" w:hAnsi="Calibri" w:cs="Calibri"/>
+                <w:color w:val="000000"/>
+                <w:kern w:val="0"/>
+                <w:lang w:eastAsia="hu-HU"/>
+                <w14:ligatures w14:val="none"/>
+              </w:rPr>
+              <w:t>Kiadás – mentés</w:t>
+            </w:r>
+          </w:p>
+        </w:tc>
+        <w:tc>
+          <w:tcPr>
+            <w:tcW w:w="1920" w:type="dxa"/>
+            <w:tcBorders>
+              <w:top w:val="nil"/>
+              <w:left w:val="nil"/>
+              <w:bottom w:val="single" w:sz="4" w:space="0" w:color="auto"/>
+              <w:right w:val="single" w:sz="4" w:space="0" w:color="auto"/>
+            </w:tcBorders>
+            <w:vAlign w:val="center"/>
+            <w:hideMark/>
+          </w:tcPr>
+          <w:p>
+            <w:pPr>
+              <w:widowControl/>
+              <w:spacing w:after="0" w:line="240" w:lineRule="auto"/>
+              <w:contextualSpacing w:val="0"/>
+              <w:jc w:val="left"/>
+              <w:rPr>
+                <w:rFonts w:ascii="Calibri" w:eastAsia="Times New Roman" w:hAnsi="Calibri" w:cs="Calibri"/>
+                <w:color w:val="000000"/>
+                <w:kern w:val="0"/>
+                <w:lang w:eastAsia="hu-HU"/>
+                <w14:ligatures w14:val="none"/>
+              </w:rPr>
+            </w:pPr>
+            <w:r>
+              <w:rPr>
+                <w:rFonts w:ascii="Calibri" w:eastAsia="Times New Roman" w:hAnsi="Calibri" w:cs="Calibri"/>
+                <w:color w:val="000000"/>
+                <w:kern w:val="0"/>
+                <w:lang w:eastAsia="hu-HU"/>
+                <w14:ligatures w14:val="none"/>
+              </w:rPr>
+              <w:t xml:space="preserve">A kiadás oldal </w:t>
+            </w:r>
+            <w:proofErr w:type="spellStart"/>
+            <w:r>
+              <w:rPr>
+                <w:rFonts w:ascii="Calibri" w:eastAsia="Times New Roman" w:hAnsi="Calibri" w:cs="Calibri"/>
+                <w:color w:val="000000"/>
+                <w:kern w:val="0"/>
+                <w:lang w:eastAsia="hu-HU"/>
+                <w14:ligatures w14:val="none"/>
+              </w:rPr>
+              <w:t>újratöltése</w:t>
+            </w:r>
+            <w:proofErr w:type="spellEnd"/>
+          </w:p>
+        </w:tc>
+        <w:tc>
+          <w:tcPr>
+            <w:tcW w:w="1960" w:type="dxa"/>
+            <w:tcBorders>
+              <w:top w:val="nil"/>
+              <w:left w:val="nil"/>
+              <w:bottom w:val="single" w:sz="4" w:space="0" w:color="auto"/>
+              <w:right w:val="single" w:sz="4" w:space="0" w:color="auto"/>
+            </w:tcBorders>
+            <w:vAlign w:val="center"/>
+            <w:hideMark/>
+          </w:tcPr>
+          <w:p>
+            <w:pPr>
+              <w:widowControl/>
+              <w:spacing w:after="0" w:line="240" w:lineRule="auto"/>
+              <w:contextualSpacing w:val="0"/>
+              <w:jc w:val="left"/>
+              <w:rPr>
+                <w:rFonts w:ascii="Calibri" w:eastAsia="Times New Roman" w:hAnsi="Calibri" w:cs="Calibri"/>
+                <w:color w:val="000000"/>
+                <w:kern w:val="0"/>
+                <w:lang w:eastAsia="hu-HU"/>
+                <w14:ligatures w14:val="none"/>
+              </w:rPr>
+            </w:pPr>
+            <w:r>
+              <w:rPr>
+                <w:rFonts w:ascii="Calibri" w:eastAsia="Times New Roman" w:hAnsi="Calibri" w:cs="Calibri"/>
+                <w:b/>
+                <w:bCs/>
+                <w:color w:val="FF0000"/>
+                <w:kern w:val="0"/>
+                <w:lang w:eastAsia="hu-HU"/>
+                <w14:ligatures w14:val="none"/>
+              </w:rPr>
+              <w:t>X</w:t>
+            </w:r>
+            <w:r>
+              <w:rPr>
+                <w:rFonts w:ascii="Calibri" w:eastAsia="Times New Roman" w:hAnsi="Calibri" w:cs="Calibri"/>
+                <w:color w:val="000000"/>
+                <w:kern w:val="0"/>
+                <w:lang w:eastAsia="hu-HU"/>
+                <w14:ligatures w14:val="none"/>
+              </w:rPr>
+              <w:t xml:space="preserve"> </w:t>
+            </w:r>
+            <w:r>
+              <w:rPr>
+                <w:rFonts w:ascii="Calibri" w:eastAsia="Times New Roman" w:hAnsi="Calibri" w:cs="Calibri"/>
+                <w:color w:val="000000"/>
+                <w:kern w:val="0"/>
+                <w:lang w:eastAsia="hu-HU"/>
+                <w14:ligatures w14:val="none"/>
+              </w:rPr>
+              <w:t>Nem jelenik meg a semmi a div-ben</w:t>
+            </w:r>
+            <w:r>
+              <w:rPr>
+                <w:rFonts w:ascii="Calibri" w:eastAsia="Times New Roman" w:hAnsi="Calibri" w:cs="Calibri"/>
+                <w:color w:val="000000"/>
+                <w:kern w:val="0"/>
+                <w:lang w:eastAsia="hu-HU"/>
+                <w14:ligatures w14:val="none"/>
+              </w:rPr>
+              <w:t xml:space="preserve"> - JAVÍTVA</w:t>
+            </w:r>
+          </w:p>
+        </w:tc>
+        <w:tc>
+          <w:tcPr>
+            <w:tcW w:w="820" w:type="dxa"/>
+            <w:tcBorders>
+              <w:top w:val="nil"/>
+              <w:left w:val="nil"/>
+              <w:bottom w:val="single" w:sz="4" w:space="0" w:color="auto"/>
+              <w:right w:val="single" w:sz="4" w:space="0" w:color="auto"/>
+            </w:tcBorders>
+            <w:noWrap/>
+            <w:vAlign w:val="center"/>
+            <w:hideMark/>
+          </w:tcPr>
+          <w:p>
+            <w:pPr>
+              <w:widowControl/>
+              <w:spacing w:after="0" w:line="240" w:lineRule="auto"/>
+              <w:contextualSpacing w:val="0"/>
+              <w:jc w:val="center"/>
+              <w:rPr>
+                <w:rFonts w:ascii="Calibri" w:eastAsia="Times New Roman" w:hAnsi="Calibri" w:cs="Calibri"/>
+                <w:b/>
+                <w:bCs/>
+                <w:color w:val="33CC33"/>
+                <w:kern w:val="0"/>
+                <w:sz w:val="24"/>
+                <w:szCs w:val="24"/>
+                <w:lang w:eastAsia="hu-HU"/>
+                <w14:ligatures w14:val="none"/>
+              </w:rPr>
+            </w:pPr>
+            <w:r>
+              <w:rPr>
+                <w:rFonts w:ascii="Calibri" w:eastAsia="Times New Roman" w:hAnsi="Calibri" w:cs="Calibri"/>
+                <w:b/>
+                <w:bCs/>
+                <w:color w:val="33CC33"/>
+                <w:kern w:val="0"/>
+                <w:sz w:val="24"/>
+                <w:szCs w:val="24"/>
+                <w:lang w:eastAsia="hu-HU"/>
+                <w14:ligatures w14:val="none"/>
+              </w:rPr>
+              <w:t>OK</w:t>
+            </w:r>
+          </w:p>
+        </w:tc>
+      </w:tr>
+      <w:tr>
+        <w:trPr>
+          <w:trHeight w:val="576"/>
+          <w:jc w:val="center"/>
+        </w:trPr>
+        <w:tc>
+          <w:tcPr>
+            <w:tcW w:w="1580" w:type="dxa"/>
+            <w:tcBorders>
+              <w:top w:val="nil"/>
+              <w:left w:val="single" w:sz="4" w:space="0" w:color="auto"/>
+              <w:bottom w:val="single" w:sz="4" w:space="0" w:color="auto"/>
+              <w:right w:val="single" w:sz="4" w:space="0" w:color="auto"/>
+            </w:tcBorders>
+            <w:vAlign w:val="center"/>
+            <w:hideMark/>
+          </w:tcPr>
+          <w:p>
+            <w:pPr>
+              <w:widowControl/>
+              <w:spacing w:after="0" w:line="240" w:lineRule="auto"/>
+              <w:contextualSpacing w:val="0"/>
+              <w:jc w:val="center"/>
+              <w:rPr>
+                <w:rFonts w:ascii="Calibri" w:eastAsia="Times New Roman" w:hAnsi="Calibri" w:cs="Calibri"/>
+                <w:b/>
+                <w:bCs/>
+                <w:color w:val="000000"/>
+                <w:kern w:val="0"/>
+                <w:lang w:eastAsia="hu-HU"/>
+                <w14:ligatures w14:val="none"/>
+              </w:rPr>
+            </w:pPr>
+            <w:r>
+              <w:rPr>
+                <w:rFonts w:ascii="Calibri" w:eastAsia="Times New Roman" w:hAnsi="Calibri" w:cs="Calibri"/>
+                <w:b/>
+                <w:bCs/>
+                <w:color w:val="000000"/>
+                <w:kern w:val="0"/>
+                <w:lang w:eastAsia="hu-HU"/>
+                <w14:ligatures w14:val="none"/>
+              </w:rPr>
+              <w:t>T011</w:t>
+            </w:r>
+          </w:p>
+        </w:tc>
+        <w:tc>
+          <w:tcPr>
+            <w:tcW w:w="1780" w:type="dxa"/>
+            <w:tcBorders>
+              <w:top w:val="nil"/>
+              <w:left w:val="nil"/>
+              <w:bottom w:val="single" w:sz="4" w:space="0" w:color="auto"/>
+              <w:right w:val="single" w:sz="4" w:space="0" w:color="auto"/>
+            </w:tcBorders>
+            <w:vAlign w:val="center"/>
+            <w:hideMark/>
+          </w:tcPr>
+          <w:p>
+            <w:pPr>
+              <w:widowControl/>
+              <w:spacing w:after="0" w:line="240" w:lineRule="auto"/>
+              <w:contextualSpacing w:val="0"/>
+              <w:jc w:val="left"/>
+              <w:rPr>
+                <w:rFonts w:ascii="Calibri" w:eastAsia="Times New Roman" w:hAnsi="Calibri" w:cs="Calibri"/>
+                <w:color w:val="000000"/>
+                <w:kern w:val="0"/>
+                <w:lang w:eastAsia="hu-HU"/>
+                <w14:ligatures w14:val="none"/>
+              </w:rPr>
+            </w:pPr>
+            <w:r>
+              <w:rPr>
+                <w:rFonts w:ascii="Calibri" w:eastAsia="Times New Roman" w:hAnsi="Calibri" w:cs="Calibri"/>
+                <w:color w:val="000000"/>
+                <w:kern w:val="0"/>
+                <w:lang w:eastAsia="hu-HU"/>
+                <w14:ligatures w14:val="none"/>
+              </w:rPr>
+              <w:t>Üres mező hibakezelés</w:t>
+            </w:r>
+          </w:p>
+        </w:tc>
+        <w:tc>
+          <w:tcPr>
+            <w:tcW w:w="1960" w:type="dxa"/>
+            <w:tcBorders>
+              <w:top w:val="nil"/>
+              <w:left w:val="nil"/>
+              <w:bottom w:val="single" w:sz="4" w:space="0" w:color="auto"/>
+              <w:right w:val="single" w:sz="4" w:space="0" w:color="auto"/>
+            </w:tcBorders>
+            <w:vAlign w:val="center"/>
+            <w:hideMark/>
+          </w:tcPr>
+          <w:p>
+            <w:pPr>
+              <w:widowControl/>
+              <w:spacing w:after="0" w:line="240" w:lineRule="auto"/>
+              <w:contextualSpacing w:val="0"/>
+              <w:jc w:val="left"/>
+              <w:rPr>
+                <w:rFonts w:ascii="Calibri" w:eastAsia="Times New Roman" w:hAnsi="Calibri" w:cs="Calibri"/>
+                <w:color w:val="000000"/>
+                <w:kern w:val="0"/>
+                <w:lang w:eastAsia="hu-HU"/>
+                <w14:ligatures w14:val="none"/>
+              </w:rPr>
+            </w:pPr>
+            <w:r>
+              <w:rPr>
+                <w:rFonts w:ascii="Calibri" w:eastAsia="Times New Roman" w:hAnsi="Calibri" w:cs="Calibri"/>
+                <w:color w:val="000000"/>
+                <w:kern w:val="0"/>
+                <w:lang w:eastAsia="hu-HU"/>
+                <w14:ligatures w14:val="none"/>
+              </w:rPr>
+              <w:t>Dolgozó hozzáadása üres névvel</w:t>
+            </w:r>
+          </w:p>
+        </w:tc>
+        <w:tc>
+          <w:tcPr>
+            <w:tcW w:w="1920" w:type="dxa"/>
+            <w:tcBorders>
+              <w:top w:val="nil"/>
+              <w:left w:val="nil"/>
+              <w:bottom w:val="single" w:sz="4" w:space="0" w:color="auto"/>
+              <w:right w:val="single" w:sz="4" w:space="0" w:color="auto"/>
+            </w:tcBorders>
+            <w:vAlign w:val="center"/>
+            <w:hideMark/>
+          </w:tcPr>
+          <w:p>
+            <w:pPr>
+              <w:widowControl/>
+              <w:spacing w:after="0" w:line="240" w:lineRule="auto"/>
+              <w:contextualSpacing w:val="0"/>
+              <w:jc w:val="left"/>
+              <w:rPr>
+                <w:rFonts w:ascii="Calibri" w:eastAsia="Times New Roman" w:hAnsi="Calibri" w:cs="Calibri"/>
+                <w:color w:val="000000"/>
+                <w:kern w:val="0"/>
+                <w:lang w:eastAsia="hu-HU"/>
+                <w14:ligatures w14:val="none"/>
+              </w:rPr>
+            </w:pPr>
+            <w:r>
+              <w:rPr>
+                <w:rFonts w:ascii="Calibri" w:eastAsia="Times New Roman" w:hAnsi="Calibri" w:cs="Calibri"/>
+                <w:color w:val="000000"/>
+                <w:kern w:val="0"/>
+                <w:lang w:eastAsia="hu-HU"/>
+                <w14:ligatures w14:val="none"/>
+              </w:rPr>
+              <w:t>Hibaüzenet</w:t>
+            </w:r>
+          </w:p>
+        </w:tc>
+        <w:tc>
+          <w:tcPr>
+            <w:tcW w:w="1960" w:type="dxa"/>
+            <w:tcBorders>
+              <w:top w:val="nil"/>
+              <w:left w:val="nil"/>
+              <w:bottom w:val="single" w:sz="4" w:space="0" w:color="auto"/>
+              <w:right w:val="single" w:sz="4" w:space="0" w:color="auto"/>
+            </w:tcBorders>
+            <w:vAlign w:val="center"/>
+            <w:hideMark/>
+          </w:tcPr>
+          <w:p>
+            <w:pPr>
+              <w:widowControl/>
+              <w:spacing w:after="0" w:line="240" w:lineRule="auto"/>
+              <w:contextualSpacing w:val="0"/>
+              <w:jc w:val="left"/>
+              <w:rPr>
+                <w:rFonts w:ascii="Calibri" w:eastAsia="Times New Roman" w:hAnsi="Calibri" w:cs="Calibri"/>
+                <w:color w:val="000000"/>
+                <w:kern w:val="0"/>
+                <w:lang w:eastAsia="hu-HU"/>
+                <w14:ligatures w14:val="none"/>
+              </w:rPr>
+            </w:pPr>
+            <w:r>
+              <w:rPr>
+                <w:rFonts w:ascii="Calibri" w:eastAsia="Times New Roman" w:hAnsi="Calibri" w:cs="Calibri"/>
+                <w:color w:val="000000"/>
+                <w:kern w:val="0"/>
+                <w:lang w:eastAsia="hu-HU"/>
+                <w14:ligatures w14:val="none"/>
+              </w:rPr>
+              <w:t>Hibaüzenet megjelenik</w:t>
+            </w:r>
+          </w:p>
+        </w:tc>
+        <w:tc>
+          <w:tcPr>
+            <w:tcW w:w="820" w:type="dxa"/>
+            <w:tcBorders>
+              <w:top w:val="nil"/>
+              <w:left w:val="nil"/>
+              <w:bottom w:val="single" w:sz="4" w:space="0" w:color="auto"/>
+              <w:right w:val="single" w:sz="4" w:space="0" w:color="auto"/>
+            </w:tcBorders>
+            <w:noWrap/>
+            <w:vAlign w:val="center"/>
+            <w:hideMark/>
+          </w:tcPr>
+          <w:p>
+            <w:pPr>
+              <w:widowControl/>
+              <w:spacing w:after="0" w:line="240" w:lineRule="auto"/>
+              <w:contextualSpacing w:val="0"/>
+              <w:jc w:val="center"/>
+              <w:rPr>
+                <w:rFonts w:ascii="Calibri" w:eastAsia="Times New Roman" w:hAnsi="Calibri" w:cs="Calibri"/>
+                <w:b/>
+                <w:bCs/>
+                <w:color w:val="33CC33"/>
+                <w:kern w:val="0"/>
+                <w:sz w:val="24"/>
+                <w:szCs w:val="24"/>
+                <w:lang w:eastAsia="hu-HU"/>
+                <w14:ligatures w14:val="none"/>
+              </w:rPr>
+            </w:pPr>
+            <w:r>
+              <w:rPr>
+                <w:rFonts w:ascii="Calibri" w:eastAsia="Times New Roman" w:hAnsi="Calibri" w:cs="Calibri"/>
+                <w:b/>
+                <w:bCs/>
+                <w:color w:val="33CC33"/>
+                <w:kern w:val="0"/>
+                <w:sz w:val="24"/>
+                <w:szCs w:val="24"/>
+                <w:lang w:eastAsia="hu-HU"/>
+                <w14:ligatures w14:val="none"/>
+              </w:rPr>
+              <w:t>OK</w:t>
+            </w:r>
+          </w:p>
+        </w:tc>
+      </w:tr>
+      <w:tr>
+        <w:trPr>
+          <w:trHeight w:val="1728"/>
+          <w:jc w:val="center"/>
+        </w:trPr>
+        <w:tc>
+          <w:tcPr>
+            <w:tcW w:w="1580" w:type="dxa"/>
+            <w:tcBorders>
+              <w:top w:val="nil"/>
+              <w:left w:val="single" w:sz="4" w:space="0" w:color="auto"/>
+              <w:bottom w:val="single" w:sz="4" w:space="0" w:color="auto"/>
+              <w:right w:val="single" w:sz="4" w:space="0" w:color="auto"/>
+            </w:tcBorders>
+            <w:vAlign w:val="center"/>
+            <w:hideMark/>
+          </w:tcPr>
+          <w:p>
+            <w:pPr>
+              <w:widowControl/>
+              <w:spacing w:after="0" w:line="240" w:lineRule="auto"/>
+              <w:contextualSpacing w:val="0"/>
+              <w:jc w:val="center"/>
+              <w:rPr>
+                <w:rFonts w:ascii="Calibri" w:eastAsia="Times New Roman" w:hAnsi="Calibri" w:cs="Calibri"/>
+                <w:b/>
+                <w:bCs/>
+                <w:color w:val="000000"/>
+                <w:kern w:val="0"/>
+                <w:lang w:eastAsia="hu-HU"/>
+                <w14:ligatures w14:val="none"/>
+              </w:rPr>
+            </w:pPr>
+            <w:r>
+              <w:rPr>
+                <w:rFonts w:ascii="Calibri" w:eastAsia="Times New Roman" w:hAnsi="Calibri" w:cs="Calibri"/>
+                <w:b/>
+                <w:bCs/>
+                <w:color w:val="000000"/>
+                <w:kern w:val="0"/>
+                <w:lang w:eastAsia="hu-HU"/>
+                <w14:ligatures w14:val="none"/>
+              </w:rPr>
+              <w:t>T012</w:t>
+            </w:r>
+          </w:p>
+        </w:tc>
+        <w:tc>
+          <w:tcPr>
+            <w:tcW w:w="1780" w:type="dxa"/>
+            <w:tcBorders>
+              <w:top w:val="nil"/>
+              <w:left w:val="nil"/>
+              <w:bottom w:val="single" w:sz="4" w:space="0" w:color="auto"/>
+              <w:right w:val="single" w:sz="4" w:space="0" w:color="auto"/>
+            </w:tcBorders>
+            <w:vAlign w:val="center"/>
+            <w:hideMark/>
+          </w:tcPr>
+          <w:p>
+            <w:pPr>
+              <w:widowControl/>
+              <w:spacing w:after="0" w:line="240" w:lineRule="auto"/>
+              <w:contextualSpacing w:val="0"/>
+              <w:jc w:val="left"/>
+              <w:rPr>
+                <w:rFonts w:ascii="Calibri" w:eastAsia="Times New Roman" w:hAnsi="Calibri" w:cs="Calibri"/>
+                <w:color w:val="000000"/>
+                <w:kern w:val="0"/>
+                <w:lang w:eastAsia="hu-HU"/>
+                <w14:ligatures w14:val="none"/>
+              </w:rPr>
+            </w:pPr>
+            <w:r>
+              <w:rPr>
+                <w:rFonts w:ascii="Calibri" w:eastAsia="Times New Roman" w:hAnsi="Calibri" w:cs="Calibri"/>
+                <w:color w:val="000000"/>
+                <w:kern w:val="0"/>
+                <w:lang w:eastAsia="hu-HU"/>
+                <w14:ligatures w14:val="none"/>
+              </w:rPr>
+              <w:t>Felhasználó módosítás - megadott jelszavak egyezésének ellenőrzése</w:t>
+            </w:r>
+          </w:p>
+        </w:tc>
+        <w:tc>
+          <w:tcPr>
+            <w:tcW w:w="1960" w:type="dxa"/>
+            <w:tcBorders>
+              <w:top w:val="nil"/>
+              <w:left w:val="nil"/>
+              <w:bottom w:val="single" w:sz="4" w:space="0" w:color="auto"/>
+              <w:right w:val="single" w:sz="4" w:space="0" w:color="auto"/>
+            </w:tcBorders>
+            <w:vAlign w:val="center"/>
+            <w:hideMark/>
+          </w:tcPr>
+          <w:p>
+            <w:pPr>
+              <w:widowControl/>
+              <w:spacing w:after="0" w:line="240" w:lineRule="auto"/>
+              <w:contextualSpacing w:val="0"/>
+              <w:jc w:val="left"/>
+              <w:rPr>
+                <w:rFonts w:ascii="Calibri" w:eastAsia="Times New Roman" w:hAnsi="Calibri" w:cs="Calibri"/>
+                <w:color w:val="000000"/>
+                <w:kern w:val="0"/>
+                <w:lang w:eastAsia="hu-HU"/>
+                <w14:ligatures w14:val="none"/>
+              </w:rPr>
+            </w:pPr>
+            <w:r>
+              <w:rPr>
+                <w:rFonts w:ascii="Calibri" w:eastAsia="Times New Roman" w:hAnsi="Calibri" w:cs="Calibri"/>
+                <w:color w:val="000000"/>
+                <w:kern w:val="0"/>
+                <w:lang w:eastAsia="hu-HU"/>
+                <w14:ligatures w14:val="none"/>
+              </w:rPr>
+              <w:t>Mentés gomb</w:t>
+            </w:r>
+          </w:p>
+        </w:tc>
+        <w:tc>
+          <w:tcPr>
+            <w:tcW w:w="1920" w:type="dxa"/>
+            <w:tcBorders>
+              <w:top w:val="nil"/>
+              <w:left w:val="nil"/>
+              <w:bottom w:val="single" w:sz="4" w:space="0" w:color="auto"/>
+              <w:right w:val="single" w:sz="4" w:space="0" w:color="auto"/>
+            </w:tcBorders>
+            <w:vAlign w:val="center"/>
+            <w:hideMark/>
+          </w:tcPr>
+          <w:p>
+            <w:pPr>
+              <w:widowControl/>
+              <w:spacing w:after="0" w:line="240" w:lineRule="auto"/>
+              <w:contextualSpacing w:val="0"/>
+              <w:jc w:val="left"/>
+              <w:rPr>
+                <w:rFonts w:ascii="Calibri" w:eastAsia="Times New Roman" w:hAnsi="Calibri" w:cs="Calibri"/>
+                <w:color w:val="000000"/>
+                <w:kern w:val="0"/>
+                <w:lang w:eastAsia="hu-HU"/>
+                <w14:ligatures w14:val="none"/>
+              </w:rPr>
+            </w:pPr>
+            <w:r>
+              <w:rPr>
+                <w:rFonts w:ascii="Calibri" w:eastAsia="Times New Roman" w:hAnsi="Calibri" w:cs="Calibri"/>
+                <w:color w:val="000000"/>
+                <w:kern w:val="0"/>
+                <w:lang w:eastAsia="hu-HU"/>
+                <w14:ligatures w14:val="none"/>
+              </w:rPr>
+              <w:t>Hibaüzenet</w:t>
+            </w:r>
+          </w:p>
+        </w:tc>
+        <w:tc>
+          <w:tcPr>
+            <w:tcW w:w="1960" w:type="dxa"/>
+            <w:tcBorders>
+              <w:top w:val="nil"/>
+              <w:left w:val="nil"/>
+              <w:bottom w:val="single" w:sz="4" w:space="0" w:color="auto"/>
+              <w:right w:val="single" w:sz="4" w:space="0" w:color="auto"/>
+            </w:tcBorders>
+            <w:vAlign w:val="center"/>
+            <w:hideMark/>
+          </w:tcPr>
+          <w:p>
+            <w:pPr>
+              <w:widowControl/>
+              <w:spacing w:after="0" w:line="240" w:lineRule="auto"/>
+              <w:contextualSpacing w:val="0"/>
+              <w:jc w:val="left"/>
+              <w:rPr>
+                <w:rFonts w:ascii="Calibri" w:eastAsia="Times New Roman" w:hAnsi="Calibri" w:cs="Calibri"/>
+                <w:color w:val="000000"/>
+                <w:kern w:val="0"/>
+                <w:lang w:eastAsia="hu-HU"/>
+                <w14:ligatures w14:val="none"/>
+              </w:rPr>
+            </w:pPr>
+            <w:r>
+              <w:rPr>
+                <w:rFonts w:ascii="Calibri" w:eastAsia="Times New Roman" w:hAnsi="Calibri" w:cs="Calibri"/>
+                <w:color w:val="000000"/>
+                <w:kern w:val="0"/>
+                <w:lang w:eastAsia="hu-HU"/>
+                <w14:ligatures w14:val="none"/>
+              </w:rPr>
+              <w:t>Hibaüzenet megjelenik</w:t>
+            </w:r>
+          </w:p>
+        </w:tc>
+        <w:tc>
+          <w:tcPr>
+            <w:tcW w:w="820" w:type="dxa"/>
+            <w:tcBorders>
+              <w:top w:val="nil"/>
+              <w:left w:val="nil"/>
+              <w:bottom w:val="single" w:sz="4" w:space="0" w:color="auto"/>
+              <w:right w:val="single" w:sz="4" w:space="0" w:color="auto"/>
+            </w:tcBorders>
+            <w:noWrap/>
+            <w:vAlign w:val="center"/>
+            <w:hideMark/>
+          </w:tcPr>
+          <w:p>
+            <w:pPr>
+              <w:widowControl/>
+              <w:spacing w:after="0" w:line="240" w:lineRule="auto"/>
+              <w:contextualSpacing w:val="0"/>
+              <w:jc w:val="center"/>
+              <w:rPr>
+                <w:rFonts w:ascii="Calibri" w:eastAsia="Times New Roman" w:hAnsi="Calibri" w:cs="Calibri"/>
+                <w:b/>
+                <w:bCs/>
+                <w:color w:val="33CC33"/>
+                <w:kern w:val="0"/>
+                <w:sz w:val="24"/>
+                <w:szCs w:val="24"/>
+                <w:lang w:eastAsia="hu-HU"/>
+                <w14:ligatures w14:val="none"/>
+              </w:rPr>
+            </w:pPr>
+            <w:r>
+              <w:rPr>
+                <w:rFonts w:ascii="Calibri" w:eastAsia="Times New Roman" w:hAnsi="Calibri" w:cs="Calibri"/>
+                <w:b/>
+                <w:bCs/>
+                <w:color w:val="33CC33"/>
+                <w:kern w:val="0"/>
+                <w:sz w:val="24"/>
+                <w:szCs w:val="24"/>
+                <w:lang w:eastAsia="hu-HU"/>
+                <w14:ligatures w14:val="none"/>
+              </w:rPr>
+              <w:t>OK</w:t>
+            </w:r>
+          </w:p>
+        </w:tc>
+      </w:tr>
+    </w:tbl>
+    <w:p>
+      <w:pPr>
+        <w:jc w:val="center"/>
+      </w:pPr>
+    </w:p>
+    <w:p>
+      <w:pPr>
+        <w:pStyle w:val="Cmsor3"/>
+      </w:pPr>
+      <w:bookmarkStart w:id="19" w:name="_Toc240133605"/>
+      <w:r>
+        <w:t>Hibajegyzék</w:t>
+      </w:r>
+      <w:bookmarkEnd w:id="19"/>
+    </w:p>
+    <w:tbl>
+      <w:tblPr>
+        <w:tblW w:w="10206" w:type="dxa"/>
+        <w:tblInd w:w="-577" w:type="dxa"/>
+        <w:tblCellMar>
+          <w:left w:w="70" w:type="dxa"/>
+          <w:right w:w="70" w:type="dxa"/>
+        </w:tblCellMar>
+        <w:tblLook w:val="04A0" w:firstRow="1" w:lastRow="0" w:firstColumn="1" w:lastColumn="0" w:noHBand="0" w:noVBand="1"/>
+      </w:tblPr>
+      <w:tblGrid>
+        <w:gridCol w:w="1701"/>
+        <w:gridCol w:w="3544"/>
+        <w:gridCol w:w="1338"/>
+        <w:gridCol w:w="3623"/>
+      </w:tblGrid>
+      <w:tr>
+        <w:trPr>
+          <w:trHeight w:val="436"/>
+        </w:trPr>
+        <w:tc>
+          <w:tcPr>
+            <w:tcW w:w="1701" w:type="dxa"/>
+            <w:tcBorders>
+              <w:top w:val="single" w:sz="8" w:space="0" w:color="auto"/>
+              <w:left w:val="single" w:sz="8" w:space="0" w:color="auto"/>
+              <w:bottom w:val="single" w:sz="8" w:space="0" w:color="auto"/>
+              <w:right w:val="single" w:sz="4" w:space="0" w:color="auto"/>
+            </w:tcBorders>
+            <w:vAlign w:val="center"/>
+            <w:hideMark/>
+          </w:tcPr>
+          <w:p>
+            <w:pPr>
+              <w:widowControl/>
+              <w:spacing w:after="0" w:line="240" w:lineRule="auto"/>
+              <w:contextualSpacing w:val="0"/>
+              <w:jc w:val="center"/>
+              <w:rPr>
+                <w:rFonts w:ascii="Calibri" w:eastAsia="Times New Roman" w:hAnsi="Calibri" w:cs="Calibri"/>
+                <w:b/>
+                <w:bCs/>
+                <w:color w:val="000000"/>
+                <w:kern w:val="0"/>
+                <w:lang w:eastAsia="hu-HU"/>
+                <w14:ligatures w14:val="none"/>
+              </w:rPr>
+            </w:pPr>
+            <w:r>
+              <w:rPr>
+                <w:rFonts w:ascii="Calibri" w:eastAsia="Times New Roman" w:hAnsi="Calibri" w:cs="Calibri"/>
+                <w:b/>
+                <w:bCs/>
+                <w:color w:val="000000"/>
+                <w:kern w:val="0"/>
+                <w:lang w:eastAsia="hu-HU"/>
+                <w14:ligatures w14:val="none"/>
+              </w:rPr>
+              <w:t>Hiba</w:t>
+            </w:r>
+            <w:r>
+              <w:rPr>
+                <w:rFonts w:ascii="Calibri" w:eastAsia="Times New Roman" w:hAnsi="Calibri" w:cs="Calibri"/>
+                <w:b/>
+                <w:bCs/>
+                <w:color w:val="000000"/>
+                <w:kern w:val="0"/>
+                <w:lang w:eastAsia="hu-HU"/>
+                <w14:ligatures w14:val="none"/>
+              </w:rPr>
+              <w:t>a</w:t>
+            </w:r>
+            <w:r>
+              <w:rPr>
+                <w:rFonts w:ascii="Calibri" w:eastAsia="Times New Roman" w:hAnsi="Calibri" w:cs="Calibri"/>
+                <w:b/>
+                <w:bCs/>
+                <w:color w:val="000000"/>
+                <w:kern w:val="0"/>
+                <w:lang w:eastAsia="hu-HU"/>
+                <w14:ligatures w14:val="none"/>
+              </w:rPr>
+              <w:t>zonosító</w:t>
+            </w:r>
+          </w:p>
+        </w:tc>
+        <w:tc>
+          <w:tcPr>
+            <w:tcW w:w="3544" w:type="dxa"/>
+            <w:tcBorders>
+              <w:top w:val="single" w:sz="8" w:space="0" w:color="auto"/>
+              <w:left w:val="nil"/>
+              <w:bottom w:val="single" w:sz="8" w:space="0" w:color="auto"/>
+              <w:right w:val="single" w:sz="4" w:space="0" w:color="auto"/>
+            </w:tcBorders>
+            <w:vAlign w:val="center"/>
+            <w:hideMark/>
+          </w:tcPr>
+          <w:p>
+            <w:pPr>
+              <w:widowControl/>
+              <w:spacing w:after="0" w:line="240" w:lineRule="auto"/>
+              <w:contextualSpacing w:val="0"/>
+              <w:jc w:val="center"/>
+              <w:rPr>
+                <w:rFonts w:ascii="Calibri" w:eastAsia="Times New Roman" w:hAnsi="Calibri" w:cs="Calibri"/>
+                <w:b/>
+                <w:bCs/>
+                <w:color w:val="000000"/>
+                <w:kern w:val="0"/>
+                <w:lang w:eastAsia="hu-HU"/>
+                <w14:ligatures w14:val="none"/>
+              </w:rPr>
+            </w:pPr>
+            <w:r>
+              <w:rPr>
+                <w:rFonts w:ascii="Calibri" w:eastAsia="Times New Roman" w:hAnsi="Calibri" w:cs="Calibri"/>
+                <w:b/>
+                <w:bCs/>
+                <w:color w:val="000000"/>
+                <w:kern w:val="0"/>
+                <w:lang w:eastAsia="hu-HU"/>
+                <w14:ligatures w14:val="none"/>
+              </w:rPr>
+              <w:t>Leírás</w:t>
+            </w:r>
+          </w:p>
+        </w:tc>
+        <w:tc>
+          <w:tcPr>
+            <w:tcW w:w="1338" w:type="dxa"/>
+            <w:tcBorders>
+              <w:top w:val="single" w:sz="8" w:space="0" w:color="auto"/>
+              <w:left w:val="nil"/>
+              <w:bottom w:val="single" w:sz="8" w:space="0" w:color="auto"/>
+              <w:right w:val="single" w:sz="4" w:space="0" w:color="auto"/>
+            </w:tcBorders>
+            <w:vAlign w:val="center"/>
+            <w:hideMark/>
+          </w:tcPr>
+          <w:p>
+            <w:pPr>
+              <w:widowControl/>
+              <w:spacing w:after="0" w:line="240" w:lineRule="auto"/>
+              <w:contextualSpacing w:val="0"/>
+              <w:jc w:val="center"/>
+              <w:rPr>
+                <w:rFonts w:ascii="Calibri" w:eastAsia="Times New Roman" w:hAnsi="Calibri" w:cs="Calibri"/>
+                <w:b/>
+                <w:bCs/>
+                <w:color w:val="000000"/>
+                <w:kern w:val="0"/>
+                <w:lang w:eastAsia="hu-HU"/>
+                <w14:ligatures w14:val="none"/>
+              </w:rPr>
+            </w:pPr>
+            <w:r>
+              <w:rPr>
+                <w:rFonts w:ascii="Calibri" w:eastAsia="Times New Roman" w:hAnsi="Calibri" w:cs="Calibri"/>
+                <w:b/>
+                <w:bCs/>
+                <w:color w:val="000000"/>
+                <w:kern w:val="0"/>
+                <w:lang w:eastAsia="hu-HU"/>
+                <w14:ligatures w14:val="none"/>
+              </w:rPr>
+              <w:t>Állapot</w:t>
+            </w:r>
+          </w:p>
+        </w:tc>
+        <w:tc>
+          <w:tcPr>
+            <w:tcW w:w="3623" w:type="dxa"/>
+            <w:tcBorders>
+              <w:top w:val="single" w:sz="8" w:space="0" w:color="auto"/>
+              <w:left w:val="nil"/>
+              <w:bottom w:val="single" w:sz="8" w:space="0" w:color="auto"/>
+              <w:right w:val="single" w:sz="8" w:space="0" w:color="auto"/>
+            </w:tcBorders>
+            <w:vAlign w:val="center"/>
+            <w:hideMark/>
+          </w:tcPr>
+          <w:p>
+            <w:pPr>
+              <w:widowControl/>
+              <w:spacing w:after="0" w:line="240" w:lineRule="auto"/>
+              <w:contextualSpacing w:val="0"/>
+              <w:jc w:val="center"/>
+              <w:rPr>
+                <w:rFonts w:ascii="Calibri" w:eastAsia="Times New Roman" w:hAnsi="Calibri" w:cs="Calibri"/>
+                <w:b/>
+                <w:bCs/>
+                <w:color w:val="000000"/>
+                <w:kern w:val="0"/>
+                <w:lang w:eastAsia="hu-HU"/>
+                <w14:ligatures w14:val="none"/>
+              </w:rPr>
+            </w:pPr>
+            <w:r>
+              <w:rPr>
+                <w:rFonts w:ascii="Calibri" w:eastAsia="Times New Roman" w:hAnsi="Calibri" w:cs="Calibri"/>
+                <w:b/>
+                <w:bCs/>
+                <w:color w:val="000000"/>
+                <w:kern w:val="0"/>
+                <w:lang w:eastAsia="hu-HU"/>
+                <w14:ligatures w14:val="none"/>
+              </w:rPr>
+              <w:t>Megjegyzés</w:t>
+            </w:r>
+          </w:p>
+        </w:tc>
+      </w:tr>
+      <w:tr>
+        <w:trPr>
+          <w:trHeight w:val="804"/>
+        </w:trPr>
+        <w:tc>
+          <w:tcPr>
+            <w:tcW w:w="1701" w:type="dxa"/>
+            <w:tcBorders>
+              <w:top w:val="nil"/>
+              <w:left w:val="single" w:sz="4" w:space="0" w:color="auto"/>
+              <w:bottom w:val="single" w:sz="4" w:space="0" w:color="auto"/>
+              <w:right w:val="single" w:sz="4" w:space="0" w:color="auto"/>
+            </w:tcBorders>
+            <w:vAlign w:val="center"/>
+            <w:hideMark/>
+          </w:tcPr>
+          <w:p>
+            <w:pPr>
+              <w:widowControl/>
+              <w:spacing w:after="0" w:line="240" w:lineRule="auto"/>
+              <w:contextualSpacing w:val="0"/>
+              <w:jc w:val="center"/>
+              <w:rPr>
+                <w:rFonts w:ascii="Calibri" w:eastAsia="Times New Roman" w:hAnsi="Calibri" w:cs="Calibri"/>
+                <w:b/>
+                <w:bCs/>
+                <w:color w:val="000000"/>
+                <w:kern w:val="0"/>
+                <w:lang w:eastAsia="hu-HU"/>
+                <w14:ligatures w14:val="none"/>
+              </w:rPr>
+            </w:pPr>
+            <w:r>
+              <w:rPr>
+                <w:rFonts w:ascii="Calibri" w:eastAsia="Times New Roman" w:hAnsi="Calibri" w:cs="Calibri"/>
+                <w:b/>
+                <w:bCs/>
+                <w:color w:val="000000"/>
+                <w:kern w:val="0"/>
+                <w:lang w:eastAsia="hu-HU"/>
+                <w14:ligatures w14:val="none"/>
+              </w:rPr>
+              <w:t>H001</w:t>
+            </w:r>
+          </w:p>
+        </w:tc>
+        <w:tc>
+          <w:tcPr>
+            <w:tcW w:w="3544" w:type="dxa"/>
+            <w:tcBorders>
+              <w:top w:val="nil"/>
+              <w:left w:val="nil"/>
+              <w:bottom w:val="single" w:sz="4" w:space="0" w:color="auto"/>
+              <w:right w:val="single" w:sz="4" w:space="0" w:color="auto"/>
+            </w:tcBorders>
+            <w:vAlign w:val="center"/>
+            <w:hideMark/>
+          </w:tcPr>
+          <w:p>
+            <w:pPr>
+              <w:widowControl/>
+              <w:spacing w:after="0" w:line="240" w:lineRule="auto"/>
+              <w:contextualSpacing w:val="0"/>
+              <w:jc w:val="left"/>
+              <w:rPr>
+                <w:rFonts w:ascii="Calibri" w:eastAsia="Times New Roman" w:hAnsi="Calibri" w:cs="Calibri"/>
+                <w:color w:val="000000"/>
+                <w:kern w:val="0"/>
+                <w:lang w:eastAsia="hu-HU"/>
+                <w14:ligatures w14:val="none"/>
+              </w:rPr>
+            </w:pPr>
+            <w:r>
+              <w:rPr>
+                <w:rFonts w:ascii="Calibri" w:eastAsia="Times New Roman" w:hAnsi="Calibri" w:cs="Calibri"/>
+                <w:color w:val="000000"/>
+                <w:kern w:val="0"/>
+                <w:lang w:eastAsia="hu-HU"/>
+                <w14:ligatures w14:val="none"/>
+              </w:rPr>
+              <w:t>Eszköz kiadás nem mentődött adatbázisba</w:t>
+            </w:r>
+          </w:p>
+        </w:tc>
+        <w:tc>
+          <w:tcPr>
+            <w:tcW w:w="1338" w:type="dxa"/>
+            <w:tcBorders>
+              <w:top w:val="nil"/>
+              <w:left w:val="nil"/>
+              <w:bottom w:val="single" w:sz="4" w:space="0" w:color="auto"/>
+              <w:right w:val="single" w:sz="4" w:space="0" w:color="auto"/>
+            </w:tcBorders>
+            <w:vAlign w:val="center"/>
+            <w:hideMark/>
+          </w:tcPr>
+          <w:p>
+            <w:pPr>
+              <w:widowControl/>
+              <w:spacing w:after="0" w:line="240" w:lineRule="auto"/>
+              <w:contextualSpacing w:val="0"/>
+              <w:jc w:val="center"/>
+              <w:rPr>
+                <w:rFonts w:ascii="Calibri" w:eastAsia="Times New Roman" w:hAnsi="Calibri" w:cs="Calibri"/>
+                <w:color w:val="000000"/>
+                <w:kern w:val="0"/>
+                <w:lang w:eastAsia="hu-HU"/>
+                <w14:ligatures w14:val="none"/>
+              </w:rPr>
+            </w:pPr>
+            <w:r>
+              <w:rPr>
+                <w:rFonts w:ascii="Calibri" w:eastAsia="Times New Roman" w:hAnsi="Calibri" w:cs="Calibri"/>
+                <w:color w:val="000000"/>
+                <w:kern w:val="0"/>
+                <w:lang w:eastAsia="hu-HU"/>
+                <w14:ligatures w14:val="none"/>
+              </w:rPr>
+              <w:t>Javítva</w:t>
+            </w:r>
+          </w:p>
+        </w:tc>
+        <w:tc>
+          <w:tcPr>
+            <w:tcW w:w="3623" w:type="dxa"/>
+            <w:tcBorders>
+              <w:top w:val="nil"/>
+              <w:left w:val="nil"/>
+              <w:bottom w:val="single" w:sz="4" w:space="0" w:color="auto"/>
+              <w:right w:val="single" w:sz="4" w:space="0" w:color="auto"/>
+            </w:tcBorders>
+            <w:vAlign w:val="center"/>
+            <w:hideMark/>
+          </w:tcPr>
+          <w:p>
+            <w:pPr>
+              <w:widowControl/>
+              <w:spacing w:after="0" w:line="240" w:lineRule="auto"/>
+              <w:contextualSpacing w:val="0"/>
+              <w:jc w:val="center"/>
+              <w:rPr>
+                <w:rFonts w:ascii="Calibri" w:eastAsia="Times New Roman" w:hAnsi="Calibri" w:cs="Calibri"/>
+                <w:color w:val="000000"/>
+                <w:kern w:val="0"/>
+                <w:lang w:eastAsia="hu-HU"/>
+                <w14:ligatures w14:val="none"/>
+              </w:rPr>
+            </w:pPr>
+            <w:r>
+              <w:rPr>
+                <w:rFonts w:ascii="Calibri" w:eastAsia="Times New Roman" w:hAnsi="Calibri" w:cs="Calibri"/>
+                <w:color w:val="000000"/>
+                <w:kern w:val="0"/>
+                <w:lang w:eastAsia="hu-HU"/>
+                <w14:ligatures w14:val="none"/>
+              </w:rPr>
+              <w:t>SQL INSERT hibás mezőnév</w:t>
+            </w:r>
+          </w:p>
+        </w:tc>
+      </w:tr>
+      <w:tr>
+        <w:trPr>
+          <w:trHeight w:val="576"/>
+        </w:trPr>
+        <w:tc>
+          <w:tcPr>
+            <w:tcW w:w="1701" w:type="dxa"/>
+            <w:tcBorders>
+              <w:top w:val="nil"/>
+              <w:left w:val="single" w:sz="4" w:space="0" w:color="auto"/>
+              <w:bottom w:val="single" w:sz="4" w:space="0" w:color="auto"/>
+              <w:right w:val="single" w:sz="4" w:space="0" w:color="auto"/>
+            </w:tcBorders>
+            <w:vAlign w:val="center"/>
+            <w:hideMark/>
+          </w:tcPr>
+          <w:p>
+            <w:pPr>
+              <w:widowControl/>
+              <w:spacing w:after="0" w:line="240" w:lineRule="auto"/>
+              <w:contextualSpacing w:val="0"/>
+              <w:jc w:val="center"/>
+              <w:rPr>
+                <w:rFonts w:ascii="Calibri" w:eastAsia="Times New Roman" w:hAnsi="Calibri" w:cs="Calibri"/>
+                <w:b/>
+                <w:bCs/>
+                <w:color w:val="000000"/>
+                <w:kern w:val="0"/>
+                <w:lang w:eastAsia="hu-HU"/>
+                <w14:ligatures w14:val="none"/>
+              </w:rPr>
+            </w:pPr>
+            <w:r>
+              <w:rPr>
+                <w:rFonts w:ascii="Calibri" w:eastAsia="Times New Roman" w:hAnsi="Calibri" w:cs="Calibri"/>
+                <w:b/>
+                <w:bCs/>
+                <w:color w:val="000000"/>
+                <w:kern w:val="0"/>
+                <w:lang w:eastAsia="hu-HU"/>
+                <w14:ligatures w14:val="none"/>
+              </w:rPr>
+              <w:t>H002</w:t>
+            </w:r>
+          </w:p>
+        </w:tc>
+        <w:tc>
+          <w:tcPr>
+            <w:tcW w:w="3544" w:type="dxa"/>
+            <w:tcBorders>
+              <w:top w:val="nil"/>
+              <w:left w:val="nil"/>
+              <w:bottom w:val="single" w:sz="4" w:space="0" w:color="auto"/>
+              <w:right w:val="single" w:sz="4" w:space="0" w:color="auto"/>
+            </w:tcBorders>
+            <w:vAlign w:val="center"/>
+            <w:hideMark/>
+          </w:tcPr>
+          <w:p>
+            <w:pPr>
+              <w:widowControl/>
+              <w:spacing w:after="0" w:line="240" w:lineRule="auto"/>
+              <w:contextualSpacing w:val="0"/>
+              <w:jc w:val="left"/>
+              <w:rPr>
+                <w:rFonts w:ascii="Calibri" w:eastAsia="Times New Roman" w:hAnsi="Calibri" w:cs="Calibri"/>
+                <w:color w:val="000000"/>
+                <w:kern w:val="0"/>
+                <w:lang w:eastAsia="hu-HU"/>
+                <w14:ligatures w14:val="none"/>
+              </w:rPr>
+            </w:pPr>
+            <w:r>
+              <w:rPr>
+                <w:rFonts w:ascii="Calibri" w:eastAsia="Times New Roman" w:hAnsi="Calibri" w:cs="Calibri"/>
+                <w:color w:val="000000"/>
+                <w:kern w:val="0"/>
+                <w:lang w:eastAsia="hu-HU"/>
+                <w14:ligatures w14:val="none"/>
+              </w:rPr>
+              <w:t>A visszavett állapot felülírta a kiadott állapotot</w:t>
+            </w:r>
+          </w:p>
+        </w:tc>
+        <w:tc>
+          <w:tcPr>
+            <w:tcW w:w="1338" w:type="dxa"/>
+            <w:tcBorders>
+              <w:top w:val="nil"/>
+              <w:left w:val="nil"/>
+              <w:bottom w:val="single" w:sz="4" w:space="0" w:color="auto"/>
+              <w:right w:val="single" w:sz="4" w:space="0" w:color="auto"/>
+            </w:tcBorders>
+            <w:vAlign w:val="center"/>
+            <w:hideMark/>
+          </w:tcPr>
+          <w:p>
+            <w:pPr>
+              <w:widowControl/>
+              <w:spacing w:after="0" w:line="240" w:lineRule="auto"/>
+              <w:contextualSpacing w:val="0"/>
+              <w:jc w:val="center"/>
+              <w:rPr>
+                <w:rFonts w:ascii="Calibri" w:eastAsia="Times New Roman" w:hAnsi="Calibri" w:cs="Calibri"/>
+                <w:color w:val="000000"/>
+                <w:kern w:val="0"/>
+                <w:lang w:eastAsia="hu-HU"/>
+                <w14:ligatures w14:val="none"/>
+              </w:rPr>
+            </w:pPr>
+            <w:r>
+              <w:rPr>
+                <w:rFonts w:ascii="Calibri" w:eastAsia="Times New Roman" w:hAnsi="Calibri" w:cs="Calibri"/>
+                <w:color w:val="000000"/>
+                <w:kern w:val="0"/>
+                <w:lang w:eastAsia="hu-HU"/>
+                <w14:ligatures w14:val="none"/>
+              </w:rPr>
+              <w:t>Javítva</w:t>
+            </w:r>
+          </w:p>
+        </w:tc>
+        <w:tc>
+          <w:tcPr>
+            <w:tcW w:w="3623" w:type="dxa"/>
+            <w:tcBorders>
+              <w:top w:val="nil"/>
+              <w:left w:val="nil"/>
+              <w:bottom w:val="single" w:sz="4" w:space="0" w:color="auto"/>
+              <w:right w:val="single" w:sz="4" w:space="0" w:color="auto"/>
+            </w:tcBorders>
+            <w:vAlign w:val="center"/>
+            <w:hideMark/>
+          </w:tcPr>
+          <w:p>
+            <w:pPr>
+              <w:widowControl/>
+              <w:spacing w:after="0" w:line="240" w:lineRule="auto"/>
+              <w:contextualSpacing w:val="0"/>
+              <w:jc w:val="center"/>
+              <w:rPr>
+                <w:rFonts w:ascii="Calibri" w:eastAsia="Times New Roman" w:hAnsi="Calibri" w:cs="Calibri"/>
+                <w:color w:val="000000"/>
+                <w:kern w:val="0"/>
+                <w:lang w:eastAsia="hu-HU"/>
+                <w14:ligatures w14:val="none"/>
+              </w:rPr>
+            </w:pPr>
+            <w:r>
+              <w:rPr>
+                <w:rFonts w:ascii="Calibri" w:eastAsia="Times New Roman" w:hAnsi="Calibri" w:cs="Calibri"/>
+                <w:color w:val="000000"/>
+                <w:kern w:val="0"/>
+                <w:lang w:eastAsia="hu-HU"/>
+                <w14:ligatures w14:val="none"/>
+              </w:rPr>
+              <w:t>Logikai hiba, rossz hivatkozás</w:t>
+            </w:r>
+          </w:p>
+        </w:tc>
+      </w:tr>
+      <w:tr>
+        <w:trPr>
+          <w:trHeight w:val="576"/>
+        </w:trPr>
+        <w:tc>
+          <w:tcPr>
+            <w:tcW w:w="1701" w:type="dxa"/>
+            <w:tcBorders>
+              <w:top w:val="nil"/>
+              <w:left w:val="single" w:sz="4" w:space="0" w:color="auto"/>
+              <w:bottom w:val="single" w:sz="4" w:space="0" w:color="auto"/>
+              <w:right w:val="single" w:sz="4" w:space="0" w:color="auto"/>
+            </w:tcBorders>
+            <w:vAlign w:val="center"/>
+            <w:hideMark/>
+          </w:tcPr>
+          <w:p>
+            <w:pPr>
+              <w:widowControl/>
+              <w:spacing w:after="0" w:line="240" w:lineRule="auto"/>
+              <w:contextualSpacing w:val="0"/>
+              <w:jc w:val="center"/>
+              <w:rPr>
+                <w:rFonts w:ascii="Calibri" w:eastAsia="Times New Roman" w:hAnsi="Calibri" w:cs="Calibri"/>
+                <w:b/>
+                <w:bCs/>
+                <w:color w:val="000000"/>
+                <w:kern w:val="0"/>
+                <w:lang w:eastAsia="hu-HU"/>
+                <w14:ligatures w14:val="none"/>
+              </w:rPr>
+            </w:pPr>
+            <w:r>
+              <w:rPr>
+                <w:rFonts w:ascii="Calibri" w:eastAsia="Times New Roman" w:hAnsi="Calibri" w:cs="Calibri"/>
+                <w:b/>
+                <w:bCs/>
+                <w:color w:val="000000"/>
+                <w:kern w:val="0"/>
+                <w:lang w:eastAsia="hu-HU"/>
+                <w14:ligatures w14:val="none"/>
+              </w:rPr>
+              <w:t>H003</w:t>
+            </w:r>
+          </w:p>
+        </w:tc>
+        <w:tc>
+          <w:tcPr>
+            <w:tcW w:w="3544" w:type="dxa"/>
+            <w:tcBorders>
+              <w:top w:val="nil"/>
+              <w:left w:val="nil"/>
+              <w:bottom w:val="single" w:sz="4" w:space="0" w:color="auto"/>
+              <w:right w:val="single" w:sz="4" w:space="0" w:color="auto"/>
+            </w:tcBorders>
+            <w:vAlign w:val="center"/>
+            <w:hideMark/>
+          </w:tcPr>
+          <w:p>
+            <w:pPr>
+              <w:widowControl/>
+              <w:spacing w:after="0" w:line="240" w:lineRule="auto"/>
+              <w:contextualSpacing w:val="0"/>
+              <w:jc w:val="left"/>
+              <w:rPr>
+                <w:rFonts w:ascii="Calibri" w:eastAsia="Times New Roman" w:hAnsi="Calibri" w:cs="Calibri"/>
+                <w:color w:val="000000"/>
+                <w:kern w:val="0"/>
+                <w:lang w:eastAsia="hu-HU"/>
+                <w14:ligatures w14:val="none"/>
+              </w:rPr>
+            </w:pPr>
+            <w:r>
+              <w:rPr>
+                <w:rFonts w:ascii="Calibri" w:eastAsia="Times New Roman" w:hAnsi="Calibri" w:cs="Calibri"/>
+                <w:color w:val="000000"/>
+                <w:kern w:val="0"/>
+                <w:lang w:eastAsia="hu-HU"/>
+                <w14:ligatures w14:val="none"/>
+              </w:rPr>
+              <w:t>A kiadás táblázat nem jelenik meg</w:t>
+            </w:r>
+          </w:p>
+        </w:tc>
+        <w:tc>
+          <w:tcPr>
+            <w:tcW w:w="1338" w:type="dxa"/>
+            <w:tcBorders>
+              <w:top w:val="nil"/>
+              <w:left w:val="nil"/>
+              <w:bottom w:val="single" w:sz="4" w:space="0" w:color="auto"/>
+              <w:right w:val="single" w:sz="4" w:space="0" w:color="auto"/>
+            </w:tcBorders>
+            <w:vAlign w:val="center"/>
+            <w:hideMark/>
+          </w:tcPr>
+          <w:p>
+            <w:pPr>
+              <w:widowControl/>
+              <w:spacing w:after="0" w:line="240" w:lineRule="auto"/>
+              <w:contextualSpacing w:val="0"/>
+              <w:jc w:val="center"/>
+              <w:rPr>
+                <w:rFonts w:ascii="Calibri" w:eastAsia="Times New Roman" w:hAnsi="Calibri" w:cs="Calibri"/>
+                <w:color w:val="000000"/>
+                <w:kern w:val="0"/>
+                <w:lang w:eastAsia="hu-HU"/>
+                <w14:ligatures w14:val="none"/>
+              </w:rPr>
+            </w:pPr>
+            <w:r>
+              <w:rPr>
+                <w:rFonts w:ascii="Calibri" w:eastAsia="Times New Roman" w:hAnsi="Calibri" w:cs="Calibri"/>
+                <w:color w:val="000000"/>
+                <w:kern w:val="0"/>
+                <w:lang w:eastAsia="hu-HU"/>
+                <w14:ligatures w14:val="none"/>
+              </w:rPr>
+              <w:t>Javítva</w:t>
+            </w:r>
+          </w:p>
+        </w:tc>
+        <w:tc>
+          <w:tcPr>
+            <w:tcW w:w="3623" w:type="dxa"/>
+            <w:tcBorders>
+              <w:top w:val="nil"/>
+              <w:left w:val="nil"/>
+              <w:bottom w:val="single" w:sz="4" w:space="0" w:color="auto"/>
+              <w:right w:val="single" w:sz="4" w:space="0" w:color="auto"/>
+            </w:tcBorders>
+            <w:vAlign w:val="center"/>
+            <w:hideMark/>
+          </w:tcPr>
+          <w:p>
+            <w:pPr>
+              <w:widowControl/>
+              <w:spacing w:after="0" w:line="240" w:lineRule="auto"/>
+              <w:contextualSpacing w:val="0"/>
+              <w:jc w:val="center"/>
+              <w:rPr>
+                <w:rFonts w:ascii="Calibri" w:eastAsia="Times New Roman" w:hAnsi="Calibri" w:cs="Calibri"/>
+                <w:color w:val="000000"/>
+                <w:kern w:val="0"/>
+                <w:lang w:eastAsia="hu-HU"/>
+                <w14:ligatures w14:val="none"/>
+              </w:rPr>
+            </w:pPr>
+            <w:r>
+              <w:rPr>
+                <w:rFonts w:ascii="Calibri" w:eastAsia="Times New Roman" w:hAnsi="Calibri" w:cs="Calibri"/>
+                <w:color w:val="000000"/>
+                <w:kern w:val="0"/>
+                <w:lang w:eastAsia="hu-HU"/>
+                <w14:ligatures w14:val="none"/>
+              </w:rPr>
+              <w:t>JavaScript hibás kiírás</w:t>
+            </w:r>
+          </w:p>
+        </w:tc>
+      </w:tr>
+    </w:tbl>
+    <w:p>
+      <w:pPr>
+        <w:pStyle w:val="Cmsor3"/>
+      </w:pPr>
+      <w:bookmarkStart w:id="20" w:name="_Toc240133606"/>
+      <w:r>
+        <w:lastRenderedPageBreak/>
+        <w:t>Tesztelési jegyzőkönyv</w:t>
+      </w:r>
+      <w:bookmarkEnd w:id="20"/>
+    </w:p>
+    <w:p>
+      <w:pPr>
+        <w:pStyle w:val="Listaszerbekezds"/>
+        <w:numPr>
+          <w:ilvl w:val="0"/>
+          <w:numId w:val="3"/>
+        </w:numPr>
+      </w:pPr>
+      <w:r>
+        <w:t>Tesztelő neve. Kiss Enikő</w:t>
+      </w:r>
+    </w:p>
+    <w:p>
+      <w:pPr>
+        <w:pStyle w:val="Listaszerbekezds"/>
+        <w:numPr>
+          <w:ilvl w:val="0"/>
+          <w:numId w:val="3"/>
+        </w:numPr>
+      </w:pPr>
+      <w:r>
+        <w:t>Dátum: 2026. 09. 12.</w:t>
+      </w:r>
+    </w:p>
+    <w:p>
+      <w:pPr>
+        <w:pStyle w:val="Listaszerbekezds"/>
+        <w:numPr>
+          <w:ilvl w:val="0"/>
+          <w:numId w:val="3"/>
+        </w:numPr>
+      </w:pPr>
+      <w:r>
+        <w:t>Eredmény: minden kritikus funkció tesztelve, hibák javítva</w:t>
+      </w:r>
+    </w:p>
+    <w:p>
+      <w:pPr>
+        <w:pStyle w:val="Listaszerbekezds"/>
+        <w:numPr>
+          <w:ilvl w:val="0"/>
+          <w:numId w:val="3"/>
+        </w:numPr>
+      </w:pPr>
+      <w:r>
+        <w:t>Megjegyzés: a rendszer stabil, a jogosultságkezelés és az eszközmozgások következetes működést mutatnak.</w:t>
+      </w:r>
+    </w:p>
+    <w:p>
+      <w:pPr>
+        <w:widowControl/>
+        <w:spacing w:after="160" w:line="259" w:lineRule="auto"/>
+        <w:contextualSpacing w:val="0"/>
+        <w:jc w:val="left"/>
+      </w:pPr>
+      <w:r>
+        <w:br w:type="page"/>
+      </w:r>
+    </w:p>
+    <w:p>
+      <w:pPr>
+        <w:pStyle w:val="Cmsor1"/>
+      </w:pPr>
+      <w:bookmarkStart w:id="21" w:name="_Toc240133607"/>
+      <w:r>
+        <w:lastRenderedPageBreak/>
+        <w:t>Felhasználói dokumentáció</w:t>
+      </w:r>
+      <w:bookmarkEnd w:id="21"/>
+    </w:p>
+    <w:p>
+      <w:pPr>
+        <w:pStyle w:val="Cmsor2"/>
+      </w:pPr>
+      <w:bookmarkStart w:id="22" w:name="_Toc240133608"/>
+      <w:r>
+        <w:t>Rendszerkövetelmények</w:t>
+      </w:r>
+      <w:bookmarkEnd w:id="22"/>
+    </w:p>
+    <w:p>
+      <w:r>
+        <w:t>A webes alkalmazás futtatásához és megtekintéséhez az alábbiak szükségesek:</w:t>
+      </w:r>
+    </w:p>
+    <w:p>
+      <w:pPr>
+        <w:pStyle w:val="Listaszerbekezds"/>
+        <w:numPr>
+          <w:ilvl w:val="0"/>
+          <w:numId w:val="3"/>
+        </w:numPr>
+      </w:pPr>
+      <w:r>
+        <w:t xml:space="preserve">Kliens oldal: Bármilyen modern webböngésző (Google Chrome, Mozilla Firefox, Microsoft Edge, </w:t>
+      </w:r>
+      <w:proofErr w:type="spellStart"/>
+      <w:r>
+        <w:t>Safari</w:t>
+      </w:r>
+      <w:proofErr w:type="spellEnd"/>
+      <w:r>
+        <w:t>).</w:t>
+      </w:r>
+    </w:p>
+    <w:p>
+      <w:pPr>
+        <w:pStyle w:val="Listaszerbekezds"/>
+        <w:numPr>
+          <w:ilvl w:val="0"/>
+          <w:numId w:val="3"/>
+        </w:numPr>
+      </w:pPr>
+      <w:r>
         <w:t xml:space="preserve">Szerver oldal (helyi futtatáshoz): </w:t>
       </w:r>
       <w:r>
-        <w:t>PHP + M</w:t>
-      </w:r>
-      <w:proofErr w:type="spellStart"/>
-      <w:r>
-        <w:t>ySQL</w:t>
+        <w:t xml:space="preserve">PHP + </w:t>
+      </w:r>
+      <w:proofErr w:type="spellStart"/>
+      <w:r>
+        <w:t>MySQL</w:t>
       </w:r>
       <w:proofErr w:type="spellEnd"/>
       <w:r>
@@ -6438,7 +10148,7 @@
       <w:pPr>
         <w:pStyle w:val="Cmsor2"/>
       </w:pPr>
-      <w:bookmarkStart w:id="23" w:name="_Toc240127879"/>
+      <w:bookmarkStart w:id="23" w:name="_Toc240133609"/>
       <w:r>
         <w:t>Indítás és bejelentkezés</w:t>
       </w:r>
@@ -6626,9 +10336,8 @@
       <w:pPr>
         <w:pStyle w:val="Cmsor2"/>
       </w:pPr>
-      <w:bookmarkStart w:id="24" w:name="_Toc240127880"/>
-      <w:r>
-        <w:lastRenderedPageBreak/>
+      <w:bookmarkStart w:id="24" w:name="_Toc240133610"/>
+      <w:r>
         <w:t>Kép</w:t>
       </w:r>
       <w:r>
@@ -6640,7 +10349,7 @@
       <w:pPr>
         <w:pStyle w:val="Cmsor3"/>
       </w:pPr>
-      <w:bookmarkStart w:id="25" w:name="_Toc240127881"/>
+      <w:bookmarkStart w:id="25" w:name="_Toc240133611"/>
       <w:r>
         <w:t>Bejelentkezési képernyő</w:t>
       </w:r>
@@ -6653,7 +10362,11 @@
       <w:r>
         <w:t xml:space="preserve"> fentiekben megadott cím felkeresése után az alábbi bejelentkező képernyő fogad</w:t>
       </w:r>
-    </w:p>
+      <w:r>
+        <w:t>:</w:t>
+      </w:r>
+    </w:p>
+    <w:p/>
     <w:p>
       <w:pPr>
         <w:jc w:val="center"/>
@@ -6663,9 +10376,9 @@
           <w:noProof/>
         </w:rPr>
         <w:drawing>
-          <wp:inline distT="0" distB="0" distL="0" distR="0" wp14:anchorId="64A2208C" wp14:editId="6499AE66">
-            <wp:extent cx="3863340" cy="2665841"/>
-            <wp:effectExtent l="0" t="0" r="3810" b="1270"/>
+          <wp:inline distT="0" distB="0" distL="0" distR="0" wp14:anchorId="64A2208C" wp14:editId="79EF7BAC">
+            <wp:extent cx="3512820" cy="2423970"/>
+            <wp:effectExtent l="0" t="0" r="0" b="0"/>
             <wp:docPr id="2122204236" name="Kép 1"/>
             <wp:cNvGraphicFramePr>
               <a:graphicFrameLocks xmlns:a="http://schemas.openxmlformats.org/drawingml/2006/main" noChangeAspect="1"/>
@@ -6686,7 +10399,7 @@
                   <pic:spPr>
                     <a:xfrm>
                       <a:off x="0" y="0"/>
-                      <a:ext cx="3873728" cy="2673009"/>
+                      <a:ext cx="3563357" cy="2458843"/>
                     </a:xfrm>
                     <a:prstGeom prst="rect">
                       <a:avLst/>
@@ -6700,6 +10413,11 @@
       </w:r>
     </w:p>
     <w:p>
+      <w:pPr>
+        <w:jc w:val="center"/>
+      </w:pPr>
+    </w:p>
+    <w:p>
       <w:r>
         <w:t>A felhasználó ezen a felületen tudja megadni az azonosítóját és a jelszavát a rendszerelemek eléréséhez.</w:t>
       </w:r>
@@ -6708,17 +10426,21 @@
       <w:pPr>
         <w:pStyle w:val="Cmsor3"/>
       </w:pPr>
-      <w:bookmarkStart w:id="26" w:name="_Toc240127882"/>
+      <w:bookmarkStart w:id="26" w:name="_Toc240133612"/>
       <w:r>
         <w:t>Főoldal</w:t>
       </w:r>
       <w:bookmarkEnd w:id="26"/>
     </w:p>
+    <w:p/>
     <w:p>
       <w:pPr>
         <w:jc w:val="center"/>
       </w:pPr>
       <w:r>
+        <w:rPr>
+          <w:noProof/>
+        </w:rPr>
         <w:drawing>
           <wp:inline distT="0" distB="0" distL="0" distR="0" wp14:anchorId="32FBBB4E" wp14:editId="7588A863">
             <wp:extent cx="5760720" cy="2800350"/>
@@ -6756,6 +10478,7 @@
         </w:drawing>
       </w:r>
     </w:p>
+    <w:p/>
     <w:p>
       <w:r>
         <w:t xml:space="preserve">A sikeres belépést követően </w:t>
@@ -6786,6 +10509,7 @@
         <w:t>Operatorként belépve az Összes eszközmozgás táblázat jelenik meg, ahol látszanak a kiadott, a visszavett és a még nem visszavett eszközök adatai is.</w:t>
       </w:r>
     </w:p>
+    <w:p/>
     <w:p>
       <w:pPr>
         <w:jc w:val="center"/>
@@ -6794,7 +10518,6 @@
         <w:rPr>
           <w:noProof/>
         </w:rPr>
-        <w:lastRenderedPageBreak/>
         <w:drawing>
           <wp:inline distT="0" distB="0" distL="0" distR="0" wp14:anchorId="2CDC7C94" wp14:editId="19126832">
             <wp:extent cx="5760720" cy="2887980"/>
@@ -6832,13 +10555,13 @@
         </w:drawing>
       </w:r>
     </w:p>
-    <w:p/>
     <w:p>
       <w:pPr>
         <w:pStyle w:val="Cmsor3"/>
       </w:pPr>
-      <w:bookmarkStart w:id="27" w:name="_Toc240127883"/>
-      <w:r>
+      <w:bookmarkStart w:id="27" w:name="_Toc240133613"/>
+      <w:r>
+        <w:lastRenderedPageBreak/>
         <w:t>Dolgozók</w:t>
       </w:r>
       <w:bookmarkEnd w:id="27"/>
@@ -6848,6 +10571,9 @@
         <w:jc w:val="center"/>
       </w:pPr>
       <w:r>
+        <w:rPr>
+          <w:noProof/>
+        </w:rPr>
         <w:drawing>
           <wp:inline distT="0" distB="0" distL="0" distR="0" wp14:anchorId="688B4F54" wp14:editId="3A0216C2">
             <wp:extent cx="5760720" cy="2765425"/>
@@ -6907,9 +10633,12 @@
         <w:t>Az alkalmazás minden táblázatának tetején szűrőmezők találhatóak a keresett adatok gyorsabb megtalálása érdekében. A szűrőmezők párhuzamosan használva is működnek, az oszlopfejlécekre kattintva pedig az adott oszlop szerint rendezhetőek csökkenő vagy növekvő sorba az adatok.</w:t>
       </w:r>
     </w:p>
-    <w:p>
-      <w:r>
-        <w:lastRenderedPageBreak/>
+    <w:p/>
+    <w:p>
+      <w:r>
+        <w:rPr>
+          <w:noProof/>
+        </w:rPr>
         <w:drawing>
           <wp:inline distT="0" distB="0" distL="0" distR="0" wp14:anchorId="763B6069" wp14:editId="7F7EA335">
             <wp:extent cx="5760720" cy="1577340"/>
@@ -6951,7 +10680,7 @@
       <w:pPr>
         <w:pStyle w:val="Cmsor3"/>
       </w:pPr>
-      <w:bookmarkStart w:id="28" w:name="_Toc240127884"/>
+      <w:bookmarkStart w:id="28" w:name="_Toc240133614"/>
       <w:r>
         <w:t>Felhasználók</w:t>
       </w:r>
@@ -6972,6 +10701,10 @@
         <w:jc w:val="center"/>
       </w:pPr>
       <w:r>
+        <w:rPr>
+          <w:noProof/>
+        </w:rPr>
+        <w:lastRenderedPageBreak/>
         <w:drawing>
           <wp:inline distT="0" distB="0" distL="0" distR="0" wp14:anchorId="6E56A341" wp14:editId="45675A4A">
             <wp:extent cx="5760720" cy="1473835"/>
@@ -7009,6 +10742,7 @@
         </w:drawing>
       </w:r>
     </w:p>
+    <w:p/>
     <w:p>
       <w:r>
         <w:t>A felhasználó módosításakor megváltoztatható a felhasználónév, a jogkör és a jelszó</w:t>
@@ -7028,8 +10762,12 @@
         <w:t xml:space="preserve"> bejelölésével állíthatjuk be a felhasználó törlését.</w:t>
       </w:r>
     </w:p>
-    <w:p>
-      <w:r>
+    <w:p/>
+    <w:p>
+      <w:r>
+        <w:rPr>
+          <w:noProof/>
+        </w:rPr>
         <w:drawing>
           <wp:inline distT="0" distB="0" distL="0" distR="0" wp14:anchorId="550BA772" wp14:editId="24F46D8F">
             <wp:extent cx="5760720" cy="1780540"/>
@@ -7072,7 +10810,7 @@
       <w:pPr>
         <w:pStyle w:val="Cmsor3"/>
       </w:pPr>
-      <w:bookmarkStart w:id="29" w:name="_Toc240127885"/>
+      <w:bookmarkStart w:id="29" w:name="_Toc240133615"/>
       <w:r>
         <w:t>Eszközök</w:t>
       </w:r>
@@ -7083,9 +10821,12 @@
         <w:t>Ezen menüpont alatt láthatóak az eszközök adatai. A selejtezett eszközöket elrejthetjük a gombra kattintva.</w:t>
       </w:r>
     </w:p>
-    <w:p>
-      <w:r>
-        <w:lastRenderedPageBreak/>
+    <w:p/>
+    <w:p>
+      <w:r>
+        <w:rPr>
+          <w:noProof/>
+        </w:rPr>
         <w:drawing>
           <wp:inline distT="0" distB="0" distL="0" distR="0" wp14:anchorId="6775A497" wp14:editId="29AACD57">
             <wp:extent cx="5760720" cy="2765425"/>
@@ -7125,6 +10866,10 @@
     </w:p>
     <w:p>
       <w:r>
+        <w:rPr>
+          <w:noProof/>
+        </w:rPr>
+        <w:lastRenderedPageBreak/>
         <w:drawing>
           <wp:inline distT="0" distB="0" distL="0" distR="0" wp14:anchorId="13F5E6A8" wp14:editId="1078A479">
             <wp:extent cx="5760720" cy="1945005"/>
@@ -7162,6 +10907,7 @@
         </w:drawing>
       </w:r>
     </w:p>
+    <w:p/>
     <w:p>
       <w:r>
         <w:t>Új eszköz létrehozásánál a legörülő menü</w:t>
@@ -7173,6 +10919,7 @@
         <w:t xml:space="preserve"> könnyítik meg a dolgunkat a felesleges gépelések minimalizálása érdekében.</w:t>
       </w:r>
     </w:p>
+    <w:p/>
     <w:p>
       <w:pPr>
         <w:jc w:val="center"/>
@@ -7223,20 +10970,12 @@
         <w:widowControl/>
         <w:jc w:val="left"/>
       </w:pPr>
-      <w:r>
-        <w:br w:type="page"/>
-      </w:r>
-    </w:p>
-    <w:p>
-      <w:pPr>
-        <w:jc w:val="center"/>
-      </w:pPr>
     </w:p>
     <w:p>
       <w:pPr>
         <w:pStyle w:val="Cmsor3"/>
       </w:pPr>
-      <w:bookmarkStart w:id="30" w:name="_Toc240127886"/>
+      <w:bookmarkStart w:id="30" w:name="_Toc240133616"/>
       <w:r>
         <w:t>Eszköz kiadás</w:t>
       </w:r>
@@ -7253,8 +10992,12 @@
         <w:t>rténik az eszközök tényleges mozgatása. A kiadást és a visszavételt is innen tudjuk indítani, a visszavételi folyamatot befejezve az adott kiadás eltűnik a listából, ezzel átláthatóvá téve a kiadott, de még nem visszavett eszközöket.</w:t>
       </w:r>
     </w:p>
-    <w:p>
-      <w:r>
+    <w:p/>
+    <w:p>
+      <w:r>
+        <w:rPr>
+          <w:noProof/>
+        </w:rPr>
         <w:drawing>
           <wp:inline distT="0" distB="0" distL="0" distR="0" wp14:anchorId="611E58D4" wp14:editId="0BF380A0">
             <wp:extent cx="5760720" cy="1407160"/>
@@ -7294,6 +11037,7 @@
     </w:p>
     <w:p>
       <w:r>
+        <w:lastRenderedPageBreak/>
         <w:t>Új kiadás esetén a legördülő menükben tudjuk kiválasztani</w:t>
       </w:r>
       <w:r>
@@ -7345,12 +11089,19 @@
       </w:r>
       <w:proofErr w:type="spellStart"/>
       <w:r>
-        <w:t>visszavéve.</w:t>
-      </w:r>
-      <w:proofErr w:type="spellEnd"/>
-    </w:p>
-    <w:p>
-      <w:r>
+        <w:t>visszavéve</w:t>
+      </w:r>
+      <w:proofErr w:type="spellEnd"/>
+      <w:r>
+        <w:t>.</w:t>
+      </w:r>
+    </w:p>
+    <w:p/>
+    <w:p>
+      <w:r>
+        <w:rPr>
+          <w:noProof/>
+        </w:rPr>
         <w:drawing>
           <wp:inline distT="0" distB="0" distL="0" distR="0" wp14:anchorId="49C5A55F" wp14:editId="7394D7B2">
             <wp:extent cx="5760720" cy="2234565"/>
@@ -7387,6 +11138,9 @@
           </wp:inline>
         </w:drawing>
       </w:r>
+    </w:p>
+    <w:p/>
+    <w:p>
       <w:r>
         <w:t>A hibásan felvitt tételt a törlés gombbal vehetjük ki. Ha a kijelölt eszközök megegyeznek a ténylegesen áta</w:t>
       </w:r>
@@ -7432,9 +11186,12 @@
         <w:t>.</w:t>
       </w:r>
     </w:p>
-    <w:p>
-      <w:r>
-        <w:lastRenderedPageBreak/>
+    <w:p/>
+    <w:p>
+      <w:r>
+        <w:rPr>
+          <w:noProof/>
+        </w:rPr>
         <w:drawing>
           <wp:inline distT="0" distB="0" distL="0" distR="0" wp14:anchorId="11D5F71A" wp14:editId="109F4852">
             <wp:extent cx="5760720" cy="2678430"/>
@@ -7476,6 +11233,11 @@
       <w:pPr>
         <w:jc w:val="left"/>
       </w:pPr>
+    </w:p>
+    <w:p>
+      <w:pPr>
+        <w:jc w:val="left"/>
+      </w:pPr>
       <w:r>
         <w:t>A mentett eszköz adataival együtt elmentésre kerül a kiadást adminisztráló személy neve és a kiadás időpontja is.</w:t>
       </w:r>
@@ -7485,6 +11247,10 @@
         <w:jc w:val="center"/>
       </w:pPr>
       <w:r>
+        <w:rPr>
+          <w:noProof/>
+        </w:rPr>
+        <w:lastRenderedPageBreak/>
         <w:drawing>
           <wp:inline distT="0" distB="0" distL="0" distR="0" wp14:anchorId="13EBEC0E" wp14:editId="56C9D96B">
             <wp:extent cx="5760720" cy="972820"/>
@@ -7522,6 +11288,7 @@
         </w:drawing>
       </w:r>
     </w:p>
+    <w:p/>
     <w:p>
       <w:r>
         <w:t xml:space="preserve">A visszavétel ugyanitt, a </w:t>
@@ -7556,8 +11323,12 @@
         <w:t xml:space="preserve"> sorban.</w:t>
       </w:r>
     </w:p>
-    <w:p>
-      <w:r>
+    <w:p/>
+    <w:p>
+      <w:r>
+        <w:rPr>
+          <w:noProof/>
+        </w:rPr>
         <w:drawing>
           <wp:inline distT="0" distB="0" distL="0" distR="0" wp14:anchorId="18269FCA" wp14:editId="7FC12DD7">
             <wp:extent cx="5760720" cy="1887855"/>
@@ -7595,6 +11366,7 @@
         </w:drawing>
       </w:r>
     </w:p>
+    <w:p/>
     <w:p>
       <w:r>
         <w:t xml:space="preserve">A </w:t>
@@ -7635,7 +11407,7 @@
       <w:pPr>
         <w:pStyle w:val="Cmsor3"/>
       </w:pPr>
-      <w:bookmarkStart w:id="31" w:name="_Toc240127887"/>
+      <w:bookmarkStart w:id="31" w:name="_Toc240133617"/>
       <w:r>
         <w:t>Visszavett eszközök</w:t>
       </w:r>
@@ -7661,9 +11433,12 @@
         <w:t>hogy ki vette vissza, amit a program automatikusan kezel a bejelentkezés alapján.</w:t>
       </w:r>
     </w:p>
-    <w:p>
-      <w:r>
-        <w:lastRenderedPageBreak/>
+    <w:p/>
+    <w:p>
+      <w:r>
+        <w:rPr>
+          <w:noProof/>
+        </w:rPr>
         <w:drawing>
           <wp:inline distT="0" distB="0" distL="0" distR="0" wp14:anchorId="54D16F5A" wp14:editId="2D79D39E">
             <wp:extent cx="5760720" cy="1587500"/>
@@ -7705,14 +11480,18 @@
       <w:pPr>
         <w:pStyle w:val="Cmsor3"/>
       </w:pPr>
-      <w:bookmarkStart w:id="32" w:name="_Toc240127888"/>
-      <w:r>
+      <w:bookmarkStart w:id="32" w:name="_Toc240133618"/>
+      <w:r>
+        <w:lastRenderedPageBreak/>
         <w:t>Összes eszközmozgás</w:t>
       </w:r>
       <w:bookmarkEnd w:id="32"/>
     </w:p>
     <w:p>
       <w:r>
+        <w:rPr>
+          <w:noProof/>
+        </w:rPr>
         <w:drawing>
           <wp:inline distT="0" distB="0" distL="0" distR="0" wp14:anchorId="30BE9925" wp14:editId="53A58DC9">
             <wp:extent cx="5760720" cy="2767330"/>
@@ -7750,6 +11529,7 @@
         </w:drawing>
       </w:r>
     </w:p>
+    <w:p/>
     <w:p>
       <w:r>
         <w:t xml:space="preserve">Ebben a részben a teljes kronológia látható, alapértelmezetten a kiadás dátuma szerint sorba rendezve. </w:t>
@@ -7770,7 +11550,7 @@
       <w:pPr>
         <w:pStyle w:val="Cmsor1"/>
       </w:pPr>
-      <w:bookmarkStart w:id="33" w:name="_Toc240127889"/>
+      <w:bookmarkStart w:id="33" w:name="_Toc240133619"/>
       <w:r>
         <w:t>Összefoglalás</w:t>
       </w:r>
@@ -7785,7 +11565,7 @@
       <w:pPr>
         <w:pStyle w:val="Cmsor2"/>
       </w:pPr>
-      <w:bookmarkStart w:id="34" w:name="_Toc240127890"/>
+      <w:bookmarkStart w:id="34" w:name="_Toc240133620"/>
       <w:r>
         <w:t>Továbbfejlesztési lehetőségek</w:t>
       </w:r>
@@ -7844,50 +11624,57 @@
         </w:numPr>
       </w:pPr>
       <w:r>
+        <w:t>még valami süket blabla</w:t>
+      </w:r>
+    </w:p>
+    <w:p/>
+    <w:p>
+      <w:pPr>
+        <w:pStyle w:val="Cmsor2"/>
+      </w:pPr>
+      <w:bookmarkStart w:id="35" w:name="_Toc240133621"/>
+      <w:r>
+        <w:t>Csapatmunka és feladatmegosztás</w:t>
+      </w:r>
+      <w:bookmarkEnd w:id="35"/>
+    </w:p>
+    <w:p>
+      <w:r>
+        <w:t>A fejlesztési folyamat során igyekeztünk a feladatokat hatékonyan és arányosan megosztani.</w:t>
+      </w:r>
+    </w:p>
+    <w:p>
+      <w:r>
+        <w:t>Az adatbázis tervezése, az adatbázis-struktúra kialakítása és a logika mind Enikő ötleteit tükrözik, amit aztán egy</w:t>
+      </w:r>
+      <w:r>
+        <w:t xml:space="preserve">ütt </w:t>
+      </w:r>
+      <w:r>
+        <w:t xml:space="preserve">igyekeztünk a szerveroldali logikával (PHP, </w:t>
+      </w:r>
+      <w:proofErr w:type="spellStart"/>
+      <w:r>
+        <w:t>MySQL</w:t>
+      </w:r>
+      <w:proofErr w:type="spellEnd"/>
+      <w:r>
+        <w:t>) megvalósítani.</w:t>
+      </w:r>
+    </w:p>
+    <w:p>
+      <w:r>
         <w:lastRenderedPageBreak/>
-        <w:t>még valami süket blabla</w:t>
-      </w:r>
-    </w:p>
-    <w:p>
-      <w:pPr>
-        <w:pStyle w:val="Cmsor2"/>
-      </w:pPr>
-      <w:bookmarkStart w:id="35" w:name="_Toc240127891"/>
-      <w:r>
-        <w:t>Csapatmunka és feladatmegosztás</w:t>
-      </w:r>
-      <w:bookmarkEnd w:id="35"/>
-    </w:p>
-    <w:p>
-      <w:r>
-        <w:t>A fejlesztési folyamat során igyekeztünk a feladatokat hatékonyan és arányosan megosztani.</w:t>
-      </w:r>
-    </w:p>
-    <w:p>
-      <w:r>
-        <w:t>Az adatbázis tervezése, az adatbázis-struktúra kialakítása és a logika mind Enikő ötleteit tükrözik, amit aztán egy</w:t>
-      </w:r>
-      <w:r>
-        <w:t xml:space="preserve">ütt </w:t>
-      </w:r>
-      <w:r>
-        <w:t xml:space="preserve">igyekeztünk a szerveroldali logikával (PHP, </w:t>
-      </w:r>
-      <w:proofErr w:type="spellStart"/>
-      <w:r>
-        <w:t>MySQL</w:t>
-      </w:r>
-      <w:proofErr w:type="spellEnd"/>
-      <w:r>
-        <w:t>) megvalósítani.</w:t>
-      </w:r>
-    </w:p>
-    <w:p>
-      <w:r>
         <w:t>Kliensoldal</w:t>
       </w:r>
       <w:r>
-        <w:t xml:space="preserve">i működés (JS) az én érdemem, amíg Enikő a felhasználói felületek tervezését, a </w:t>
+        <w:t xml:space="preserve">i működés (JS) </w:t>
+      </w:r>
+      <w:r>
+        <w:t>Tamás</w:t>
+      </w:r>
+      <w:r>
+        <w:t xml:space="preserve"> érdeme, amíg Enikő a felhasználói felületek tervezését, a </w:t>
       </w:r>
       <w:proofErr w:type="spellStart"/>
       <w:r>

--- a/Dokumentáció.docx
+++ b/Dokumentáció.docx
@@ -3515,6 +3515,12 @@
           </w:hyperlink>
         </w:p>
         <w:p>
+          <w:pPr>
+            <w:rPr>
+              <w:b/>
+              <w:bCs/>
+            </w:rPr>
+          </w:pPr>
           <w:r>
             <w:rPr>
               <w:b/>
@@ -3527,10 +3533,30 @@
     </w:sdt>
     <w:p>
       <w:pPr>
+        <w:widowControl/>
+        <w:spacing w:after="160" w:line="259" w:lineRule="auto"/>
+        <w:contextualSpacing w:val="0"/>
+        <w:jc w:val="left"/>
+        <w:rPr>
+          <w:b/>
+          <w:bCs/>
+        </w:rPr>
+      </w:pPr>
+      <w:r>
+        <w:rPr>
+          <w:b/>
+          <w:bCs/>
+        </w:rPr>
+        <w:br w:type="page"/>
+      </w:r>
+    </w:p>
+    <w:p>
+      <w:pPr>
         <w:pStyle w:val="Cmsor1"/>
       </w:pPr>
       <w:bookmarkStart w:id="0" w:name="_Toc240133586"/>
       <w:r>
+        <w:lastRenderedPageBreak/>
         <w:t>Bevezetés</w:t>
       </w:r>
       <w:bookmarkEnd w:id="0"/>
@@ -3540,15 +3566,7 @@
         <w:t>Bár a digitalizáció</w:t>
       </w:r>
       <w:r>
-        <w:t xml:space="preserve"> egy vállalkozás számos területén átvette az uralmat, a fizikai eszközök – gépek, szerszámok, informatikai berendezések vagy akár gépjárművek – nyomon követése még mindig a múltban </w:t>
-      </w:r>
-      <w:proofErr w:type="spellStart"/>
-      <w:r>
-        <w:t>ragadt</w:t>
-      </w:r>
-      <w:proofErr w:type="spellEnd"/>
-      <w:r>
-        <w:t xml:space="preserve">. Ezzel nap mint nap szembesülünk a </w:t>
+        <w:t xml:space="preserve"> egy vállalkozás számos területén átvette az uralmat, a fizikai eszközök – gépek, szerszámok, informatikai berendezések vagy akár gépjárművek – nyomon követése még mindig a múltban ragadt. Ezzel nap mint nap szembesülünk a </w:t>
       </w:r>
       <w:r>
         <w:t>munkahely</w:t>
@@ -3616,21 +3634,19 @@
         <w:t xml:space="preserve">Ez a módszer egyébként sem gyors, de </w:t>
       </w:r>
       <w:r>
-        <w:t xml:space="preserve">a még sok helyen előforduló hibrid megoldások – amikor a papírra lejegyzett adatokat később egy </w:t>
-      </w:r>
-      <w:proofErr w:type="spellStart"/>
-      <w:r>
-        <w:t>excelben</w:t>
-      </w:r>
-      <w:proofErr w:type="spellEnd"/>
-      <w:r>
-        <w:t xml:space="preserve"> rögzítik – további értékes időt vesznek el a dolgozók munkaidejéből és duplájára növelik az elírásokból adódó hibákat. Ezen felül biztonsági és komoly pénzügyi kockázatot jelent</w:t>
+        <w:t>a még sok helyen előforduló hibrid megoldások – amikor a papírra lejegyzett adatokat később egy excelben rögzítik – további értékes időt vesznek el a dolgozók munkaidejéből és duplájára növelik az elírásokból adódó hibákat. Ezen felül biztonsági és komoly pénzügyi kockázatot jelent</w:t>
       </w:r>
       <w:r>
         <w:t>het</w:t>
       </w:r>
       <w:r>
-        <w:t>, amikor az eszközök „elszivárognak” a raktárból. Ezzel szemben</w:t>
+        <w:t>, amikor az eszközök „</w:t>
+      </w:r>
+      <w:r>
+        <w:t>eltünnek”</w:t>
+      </w:r>
+      <w:r>
+        <w:t xml:space="preserve"> a raktárból. Ezzel szemben</w:t>
       </w:r>
       <w:r>
         <w:t xml:space="preserve"> a</w:t>
@@ -3662,7 +3678,13 @@
         <w:t xml:space="preserve">. </w:t>
       </w:r>
       <w:r>
-        <w:t xml:space="preserve">A témaválasztást az indokolta, hogy a gyakorlati életben állandó és valós problémát jelent az eszközök pontos regisztrációja, azok felhasználókhoz vagy részlegekhez rendelése, valamint státuszuk nyomon követése. </w:t>
+        <w:t xml:space="preserve">A témaválasztást az indokolta, hogy a gyakorlati életben állandó és valós problémát jelent az eszközök pontos regisztrációja, azok felhasználókhoz vagy részlegekhez rendelése, valamint </w:t>
+      </w:r>
+      <w:r>
+        <w:t>az állapotuk</w:t>
+      </w:r>
+      <w:r>
+        <w:t xml:space="preserve"> nyomon követése. </w:t>
       </w:r>
       <w:r>
         <w:t>Ennek a rendszernek a legnagyobb előnye a valós idejű átláthatóság, mivel bármelyik pillanatban, akár a központi irodából, akár terepen mobilról pontosan látható, hogy melyik eszköz kinél van vagy éppen melyek szabadon elérhetőek.</w:t>
@@ -3689,13 +3711,11 @@
         <w:t>rendszert hozzunk létre</w:t>
       </w:r>
       <w:r>
-        <w:t xml:space="preserve">, amelyben visszakereshetőek, hogy mely eszköz, mikor, kinek és milyen állapotban került kiadásra vagy volt </w:t>
-      </w:r>
-      <w:proofErr w:type="spellStart"/>
-      <w:r>
-        <w:t>visszavéve</w:t>
-      </w:r>
-      <w:proofErr w:type="spellEnd"/>
+        <w:t xml:space="preserve">, amelyben visszakereshetőek, hogy mely eszköz, mikor, kinek és milyen állapotban </w:t>
+      </w:r>
+      <w:r>
+        <w:t>adtuk ki és vettük vissza</w:t>
+      </w:r>
       <w:r>
         <w:t>.</w:t>
       </w:r>
@@ -3738,7 +3758,31 @@
         <w:t xml:space="preserve">dolgozók vagy </w:t>
       </w:r>
       <w:r>
-        <w:t>eszközök felvétele, meglévő adatok módosítása, eszközök törlése és részletes adatlap megjelenítése</w:t>
+        <w:t>eszközök felvétele</w:t>
+      </w:r>
+      <w:r>
+        <w:t xml:space="preserve">, </w:t>
+      </w:r>
+      <w:r>
+        <w:t>részletes adatlap</w:t>
+      </w:r>
+      <w:r>
+        <w:t>ok</w:t>
+      </w:r>
+      <w:r>
+        <w:t xml:space="preserve"> megjelenítése</w:t>
+      </w:r>
+      <w:r>
+        <w:t xml:space="preserve"> vagy a</w:t>
+      </w:r>
+      <w:r>
+        <w:t xml:space="preserve"> meglévő adatok módosítása</w:t>
+      </w:r>
+      <w:r>
+        <w:t>.</w:t>
+      </w:r>
+      <w:r>
+        <w:t xml:space="preserve"> </w:t>
       </w:r>
     </w:p>
     <w:p>
@@ -3750,8 +3794,7 @@
         </w:numPr>
       </w:pPr>
       <w:r>
-        <w:lastRenderedPageBreak/>
-        <w:t>Kiosztás/Felelős hozzárendelése: Az eszközök társítása adott munkatársakhoz, vagy területekhez.</w:t>
+        <w:t>Kiosztás/Felelős hozzárendelése: Az eszközök társítása adott munkatársakhoz.</w:t>
       </w:r>
     </w:p>
     <w:p>
@@ -3778,40 +3821,40 @@
         <w:t>Regisztráció: a műveletek és eszközmozgások időpontjainak rögzítése</w:t>
       </w:r>
     </w:p>
+    <w:p>
+      <w:pPr>
+        <w:pStyle w:val="Cmsor1"/>
+      </w:pPr>
+      <w:bookmarkStart w:id="1" w:name="_Toc240133587"/>
+      <w:r>
+        <w:lastRenderedPageBreak/>
+        <w:t>Fejlesztési dokumentáció</w:t>
+      </w:r>
+      <w:bookmarkEnd w:id="1"/>
+    </w:p>
+    <w:p>
+      <w:r>
+        <w:t>Ez a fejezet</w:t>
+      </w:r>
+      <w:r>
+        <w:t xml:space="preserve"> </w:t>
+      </w:r>
+      <w:r>
+        <w:t>a projekt fejlesztéséhez, futtatásához szükséges szoftvereket és hardveres struktúrát</w:t>
+      </w:r>
+      <w:r>
+        <w:t xml:space="preserve"> mutatja be</w:t>
+      </w:r>
+      <w:r>
+        <w:t>, elkülönítve a helyi (fejlesztői) munkaállomásokat és a kiszolgáló (szerver) oldali környezetet</w:t>
+      </w:r>
+      <w:r>
+        <w:t>.</w:t>
+      </w:r>
+    </w:p>
     <w:p/>
     <w:p>
       <w:pPr>
-        <w:pStyle w:val="Cmsor1"/>
-      </w:pPr>
-      <w:bookmarkStart w:id="1" w:name="_Toc240133587"/>
-      <w:r>
-        <w:t>Fejlesztési dokumentáció</w:t>
-      </w:r>
-      <w:bookmarkEnd w:id="1"/>
-    </w:p>
-    <w:p>
-      <w:r>
-        <w:t>Ez a fejezet</w:t>
-      </w:r>
-      <w:r>
-        <w:t xml:space="preserve"> </w:t>
-      </w:r>
-      <w:r>
-        <w:t>a projekt fejlesztéséhez, futtatásához szükséges szoftvereket és hardveres struktúrát</w:t>
-      </w:r>
-      <w:r>
-        <w:t xml:space="preserve"> mutatja be</w:t>
-      </w:r>
-      <w:r>
-        <w:t>, elkülönítve a helyi (fejlesztői) munkaállomásokat és a kiszolgáló (szerver) oldali környezetet</w:t>
-      </w:r>
-      <w:r>
-        <w:t>.</w:t>
-      </w:r>
-    </w:p>
-    <w:p/>
-    <w:p>
-      <w:pPr>
         <w:pStyle w:val="Cmsor2"/>
       </w:pPr>
       <w:bookmarkStart w:id="2" w:name="_Toc240133588"/>
@@ -3834,15 +3877,7 @@
         <w:t xml:space="preserve"> fejlesztés</w:t>
       </w:r>
       <w:r>
-        <w:t xml:space="preserve">e Windows 11 64 bites operációs rendszeren történt </w:t>
-      </w:r>
-      <w:proofErr w:type="spellStart"/>
-      <w:r>
-        <w:t>WampServer</w:t>
-      </w:r>
-      <w:proofErr w:type="spellEnd"/>
-      <w:r>
-        <w:t xml:space="preserve"> használatával, amely biztosította a teljes backend futtatókörnyezetet. A rendszer a következő komponensekre épült:</w:t>
+        <w:t>e Windows 11 64 bites operációs rendszeren történt WampServer használatával, amely biztosította a teljes backend futtatókörnyezetet. A rendszer a következő komponensekre épült:</w:t>
       </w:r>
     </w:p>
     <w:p>
@@ -3887,15 +3922,7 @@
         <w:pStyle w:val="Listaszerbekezds"/>
       </w:pPr>
       <w:r>
-        <w:t xml:space="preserve">A teljes </w:t>
-      </w:r>
-      <w:proofErr w:type="spellStart"/>
-      <w:r>
-        <w:t>admin</w:t>
-      </w:r>
-      <w:proofErr w:type="spellEnd"/>
-      <w:r>
-        <w:t xml:space="preserve"> és operator felület HTML-re épül, amely meghatározza az oldal szerkezetét, a menüket, a tartalmi blokkokat és a komponensek elrendezését.</w:t>
+        <w:t>A teljes admin és operator felület HTML-re épül, amely meghatározza az oldal szerkezetét, a menüket, a tartalmi blokkokat és a komponensek elrendezését.</w:t>
       </w:r>
     </w:p>
     <w:p>
@@ -3930,15 +3957,7 @@
         <w:pStyle w:val="Listaszerbekezds"/>
       </w:pPr>
       <w:r>
-        <w:t xml:space="preserve">A stílusok egyedi CSS fájlokban és </w:t>
-      </w:r>
-      <w:proofErr w:type="spellStart"/>
-      <w:r>
-        <w:t>Bootstrap</w:t>
-      </w:r>
-      <w:proofErr w:type="spellEnd"/>
-      <w:r>
-        <w:t xml:space="preserve"> osztályokkal kerülnek meghatározásra. A CSS biztosítja a menü, a kártyák, táblázatok és a statisztikai elemek vizuális megjelenését</w:t>
+        <w:t>A stílusok egyedi CSS fájlokban és Bootstrap osztályokkal kerülnek meghatározásra. A CSS biztosítja a menü, a kártyák, táblázatok és a statisztikai elemek vizuális megjelenését</w:t>
       </w:r>
       <w:r>
         <w:t>,</w:t>
@@ -3959,21 +3978,12 @@
           <w:bCs/>
         </w:rPr>
       </w:pPr>
-      <w:proofErr w:type="spellStart"/>
       <w:r>
         <w:rPr>
           <w:b/>
           <w:bCs/>
         </w:rPr>
-        <w:t>Bootstrap</w:t>
-      </w:r>
-      <w:proofErr w:type="spellEnd"/>
-      <w:r>
-        <w:rPr>
-          <w:b/>
-          <w:bCs/>
-        </w:rPr>
-        <w:t xml:space="preserve"> – UI keretrendszer</w:t>
+        <w:t>Bootstrap – UI keretrendszer</w:t>
       </w:r>
       <w:r>
         <w:rPr>
@@ -3988,39 +3998,7 @@
         <w:pStyle w:val="Listaszerbekezds"/>
       </w:pPr>
       <w:r>
-        <w:t xml:space="preserve">A rendszer a </w:t>
-      </w:r>
-      <w:proofErr w:type="spellStart"/>
-      <w:r>
-        <w:t>Bootstrap</w:t>
-      </w:r>
-      <w:proofErr w:type="spellEnd"/>
-      <w:r>
-        <w:t xml:space="preserve"> komponenseit használja (</w:t>
-      </w:r>
-      <w:proofErr w:type="spellStart"/>
-      <w:r>
-        <w:t>badge</w:t>
-      </w:r>
-      <w:proofErr w:type="spellEnd"/>
-      <w:r>
-        <w:t xml:space="preserve">, </w:t>
-      </w:r>
-      <w:proofErr w:type="spellStart"/>
-      <w:r>
-        <w:t>card</w:t>
-      </w:r>
-      <w:proofErr w:type="spellEnd"/>
-      <w:r>
-        <w:t xml:space="preserve">, </w:t>
-      </w:r>
-      <w:proofErr w:type="spellStart"/>
-      <w:r>
-        <w:t>grid</w:t>
-      </w:r>
-      <w:proofErr w:type="spellEnd"/>
-      <w:r>
-        <w:t>, gombok)</w:t>
+        <w:t>A rendszer a Bootstrap komponenseit használja (badge, card, grid, gombok)</w:t>
       </w:r>
       <w:r>
         <w:t>,</w:t>
@@ -4064,23 +4042,7 @@
         <w:t>A JS felelős a felületek dinamikus működéséért: a menüpontok tartalmának kattintásra történő betöltése, AJAX hívások az eszközök, dolgozók és statisztikák lekéréséhez, grafikonok frissítése</w:t>
       </w:r>
       <w:r>
-        <w:t xml:space="preserve">. A DOM manipuláció pedig lehetővé teszi, hogy az </w:t>
-      </w:r>
-      <w:proofErr w:type="spellStart"/>
-      <w:r>
-        <w:t>admin</w:t>
-      </w:r>
-      <w:proofErr w:type="spellEnd"/>
-      <w:r>
-        <w:t xml:space="preserve"> és operator oldal </w:t>
-      </w:r>
-      <w:proofErr w:type="spellStart"/>
-      <w:r>
-        <w:t>újratöltés</w:t>
-      </w:r>
-      <w:proofErr w:type="spellEnd"/>
-      <w:r>
-        <w:t xml:space="preserve"> nélkül változzon.</w:t>
+        <w:t>. A DOM manipuláció pedig lehetővé teszi, hogy az admin és operator oldal újratöltés nélkül változzon.</w:t>
       </w:r>
     </w:p>
     <w:p>
@@ -4108,21 +4070,12 @@
           <w:bCs/>
         </w:rPr>
       </w:pPr>
-      <w:proofErr w:type="spellStart"/>
       <w:r>
         <w:rPr>
           <w:b/>
           <w:bCs/>
         </w:rPr>
-        <w:t>Apache</w:t>
-      </w:r>
-      <w:proofErr w:type="spellEnd"/>
-      <w:r>
-        <w:rPr>
-          <w:b/>
-          <w:bCs/>
-        </w:rPr>
-        <w:t xml:space="preserve"> webszerver:</w:t>
+        <w:t>Apache webszerver:</w:t>
       </w:r>
     </w:p>
     <w:p>
@@ -4130,55 +4083,67 @@
         <w:pStyle w:val="Listaszerbekezds"/>
       </w:pPr>
       <w:r>
-        <w:t xml:space="preserve">A webszolgáltatásért és a http kérések </w:t>
-      </w:r>
-      <w:r>
-        <w:t xml:space="preserve">fogadásáért és </w:t>
-      </w:r>
-      <w:r>
-        <w:t>kiszolgálásáért felelős</w:t>
+        <w:t xml:space="preserve">A </w:t>
+      </w:r>
+      <w:r>
+        <w:t>HTTP</w:t>
+      </w:r>
+      <w:r>
+        <w:t xml:space="preserve"> kérések</w:t>
+      </w:r>
+      <w:r>
+        <w:t xml:space="preserve"> fogadásáért és kiszolgálásáért felelős webszerver</w:t>
       </w:r>
       <w:r>
         <w:t>.</w:t>
       </w:r>
       <w:r>
-        <w:t xml:space="preserve"> A böngészőből érkező kéréseket feldolgozza és visszaküldi a megfelelő </w:t>
-      </w:r>
-      <w:proofErr w:type="gramStart"/>
-      <w:r>
-        <w:t>HTML,CSS</w:t>
-      </w:r>
-      <w:proofErr w:type="gramEnd"/>
-      <w:r>
-        <w:t xml:space="preserve">, JS vagy PHP által generált tartalmat. A PHP futtatása is az </w:t>
-      </w:r>
-      <w:proofErr w:type="spellStart"/>
-      <w:r>
-        <w:t>Apache</w:t>
-      </w:r>
-      <w:proofErr w:type="spellEnd"/>
-      <w:r>
-        <w:t xml:space="preserve"> moduljain keresztül történik, </w:t>
-      </w:r>
-      <w:r>
-        <w:lastRenderedPageBreak/>
-        <w:t xml:space="preserve">így a szerver képes dinamikus oldalakat előállítani. A </w:t>
-      </w:r>
-      <w:proofErr w:type="spellStart"/>
-      <w:r>
-        <w:t>WampServer</w:t>
-      </w:r>
-      <w:proofErr w:type="spellEnd"/>
-      <w:r>
-        <w:t xml:space="preserve"> részeként fut </w:t>
-      </w:r>
-      <w:proofErr w:type="spellStart"/>
-      <w:r>
-        <w:t>localhost</w:t>
-      </w:r>
-      <w:proofErr w:type="spellEnd"/>
-      <w:r>
-        <w:t xml:space="preserve"> környezetben.</w:t>
+        <w:t xml:space="preserve"> A böngészőből érkező kéréseket </w:t>
+      </w:r>
+      <w:r>
+        <w:t>alapján</w:t>
+      </w:r>
+      <w:r>
+        <w:t xml:space="preserve"> </w:t>
+      </w:r>
+      <w:r>
+        <w:t xml:space="preserve">statikus fájlokat, </w:t>
+      </w:r>
+      <w:r>
+        <w:t>HTML,</w:t>
+      </w:r>
+      <w:r>
+        <w:t xml:space="preserve"> </w:t>
+      </w:r>
+      <w:r>
+        <w:t>CSS</w:t>
+      </w:r>
+      <w:r>
+        <w:t>, JavaScript fájlokat küld vissza</w:t>
+      </w:r>
+      <w:r>
+        <w:t>, illetve továbbítja a dinamikus tartalmak előálítását a szerveren futó PHP-nak.</w:t>
+      </w:r>
+      <w:r>
+        <w:t xml:space="preserve"> </w:t>
+      </w:r>
+      <w:r>
+        <w:t xml:space="preserve">WampServerben a PHP az </w:t>
+      </w:r>
+      <w:r>
+        <w:t>Apach</w:t>
+      </w:r>
+      <w:r>
+        <w:t>e-hoz kapcsolódva fut. Az Apache a WampServer része és a</w:t>
+      </w:r>
+      <w:r>
+        <w:t xml:space="preserve"> localhost </w:t>
+      </w:r>
+      <w:r>
+        <w:t>címen érhető el</w:t>
+      </w:r>
+      <w:r>
+        <w:t>.</w:t>
       </w:r>
     </w:p>
     <w:p>
@@ -4213,15 +4178,7 @@
         <w:pStyle w:val="Listaszerbekezds"/>
       </w:pPr>
       <w:r>
-        <w:t xml:space="preserve">A rendszer szerveroldali működését PHP biztosítja. Feladatai a bejelentkezés és session-kezelés, jogosultságok ellenőrzése, adatbázis-műveletek végrehajtása, dinamikus HTML generálása, </w:t>
-      </w:r>
-      <w:proofErr w:type="spellStart"/>
-      <w:r>
-        <w:t>admin</w:t>
-      </w:r>
-      <w:proofErr w:type="spellEnd"/>
-      <w:r>
-        <w:t xml:space="preserve"> és operator funkciók kiszolgálása.</w:t>
+        <w:t>A rendszer szerveroldali működését PHP biztosítja. Feladatai a bejelentkezés és session-kezelés, jogosultságok ellenőrzése, adatbázis-műveletek végrehajtása, dinamikus HTML generálása, admin és operator funkciók kiszolgálása.</w:t>
       </w:r>
     </w:p>
     <w:p>
@@ -4229,31 +4186,23 @@
         <w:pStyle w:val="Listaszerbekezds"/>
       </w:pPr>
       <w:r>
-        <w:t xml:space="preserve">A </w:t>
-      </w:r>
-      <w:proofErr w:type="spellStart"/>
-      <w:r>
-        <w:t>bongészőben</w:t>
-      </w:r>
-      <w:proofErr w:type="spellEnd"/>
-      <w:r>
-        <w:t xml:space="preserve"> megnyitott </w:t>
-      </w:r>
-      <w:proofErr w:type="spellStart"/>
-      <w:r>
-        <w:t>admin.php</w:t>
-      </w:r>
-      <w:proofErr w:type="spellEnd"/>
-      <w:r>
-        <w:t xml:space="preserve"> oldal is PHP-</w:t>
-      </w:r>
-      <w:proofErr w:type="spellStart"/>
-      <w:r>
-        <w:t>val</w:t>
-      </w:r>
-      <w:proofErr w:type="spellEnd"/>
-      <w:r>
-        <w:t xml:space="preserve"> generált tartalmat jelenít meg, beleértve a bejelentkezett felhasználó nevét és szerepkörét.</w:t>
+        <w:t>A b</w:t>
+      </w:r>
+      <w:r>
+        <w:t>ö</w:t>
+      </w:r>
+      <w:r>
+        <w:t>ngészőben megnyitott admin.php oldal</w:t>
+      </w:r>
+      <w:r>
+        <w:t xml:space="preserve"> </w:t>
+      </w:r>
+      <w:r>
+        <w:t xml:space="preserve">is PHP-val generált tartalmat jelenít meg, </w:t>
+      </w:r>
+      <w:r>
+        <w:lastRenderedPageBreak/>
+        <w:t>beleértve a bejelentkezett felhasználó nevét és szerepkörét.</w:t>
       </w:r>
     </w:p>
     <w:p>
@@ -4268,7 +4217,6 @@
           <w:bCs/>
         </w:rPr>
       </w:pPr>
-      <w:proofErr w:type="spellStart"/>
       <w:r>
         <w:rPr>
           <w:b/>
@@ -4276,7 +4224,6 @@
         </w:rPr>
         <w:t>MySQL</w:t>
       </w:r>
-      <w:proofErr w:type="spellEnd"/>
       <w:r>
         <w:rPr>
           <w:b/>
@@ -4297,23 +4244,19 @@
         <w:pStyle w:val="Listaszerbekezds"/>
       </w:pPr>
       <w:r>
-        <w:t xml:space="preserve">A projekt </w:t>
-      </w:r>
-      <w:proofErr w:type="spellStart"/>
-      <w:r>
-        <w:t>MySQL</w:t>
-      </w:r>
-      <w:proofErr w:type="spellEnd"/>
-      <w:r>
-        <w:t xml:space="preserve"> adatbázist használ, amelyben a táblák biztonságosan tárolják a dolgozókat, felhasználókat, eszközöket, eszközmozgásokat, statisztikai adatokat. A lekérdezések </w:t>
-      </w:r>
-      <w:proofErr w:type="spellStart"/>
-      <w:r>
-        <w:t>MySQLi</w:t>
-      </w:r>
-      <w:proofErr w:type="spellEnd"/>
-      <w:r>
-        <w:t>-vel történnek, amely gyors és stabil kapcsolatot biztosít a PHP számára.</w:t>
+        <w:t>A projekt MySQL adatbázist használ, amelyben a táblák biztonságosan tárolják a dolgozókat, felhasználókat, eszközöket</w:t>
+      </w:r>
+      <w:r>
+        <w:t xml:space="preserve"> és az eszközkiadások és az </w:t>
+      </w:r>
+      <w:r>
+        <w:t>eszközmozgások</w:t>
+      </w:r>
+      <w:r>
+        <w:t xml:space="preserve"> adatait</w:t>
+      </w:r>
+      <w:r>
+        <w:t>. A lekérdezések MySQLi-vel történnek, amely gyors és stabil kapcsolatot biztosít a PHP számára.</w:t>
       </w:r>
     </w:p>
     <w:p>
@@ -4328,21 +4271,12 @@
           <w:bCs/>
         </w:rPr>
       </w:pPr>
-      <w:proofErr w:type="spellStart"/>
       <w:r>
         <w:rPr>
           <w:b/>
           <w:bCs/>
         </w:rPr>
-        <w:t>MySQLi</w:t>
-      </w:r>
-      <w:proofErr w:type="spellEnd"/>
-      <w:r>
-        <w:rPr>
-          <w:b/>
-          <w:bCs/>
-        </w:rPr>
-        <w:t xml:space="preserve"> – Adatbázis kapcsolat PHP-ben</w:t>
+        <w:t>MySQLi – Adatbázis kapcsolat PHP-ben</w:t>
       </w:r>
       <w:r>
         <w:rPr>
@@ -4357,39 +4291,7 @@
         <w:pStyle w:val="Listaszerbekezds"/>
       </w:pPr>
       <w:r>
-        <w:t xml:space="preserve">A projekt </w:t>
-      </w:r>
-      <w:proofErr w:type="spellStart"/>
-      <w:r>
-        <w:t>MySQLi</w:t>
-      </w:r>
-      <w:proofErr w:type="spellEnd"/>
-      <w:r>
-        <w:t xml:space="preserve"> kiterjesztést használ, amely közvetlen </w:t>
-      </w:r>
-      <w:proofErr w:type="spellStart"/>
-      <w:r>
-        <w:t>MySQL</w:t>
-      </w:r>
-      <w:proofErr w:type="spellEnd"/>
-      <w:r>
-        <w:t xml:space="preserve"> kapcsolatot biztosít. ennek előnyei az egyszerű API, jó teljesítmény, hibakezelés, </w:t>
-      </w:r>
-      <w:proofErr w:type="spellStart"/>
-      <w:r>
-        <w:t>prepared</w:t>
-      </w:r>
-      <w:proofErr w:type="spellEnd"/>
-      <w:r>
-        <w:t xml:space="preserve"> </w:t>
-      </w:r>
-      <w:proofErr w:type="spellStart"/>
-      <w:r>
-        <w:t>statement</w:t>
-      </w:r>
-      <w:proofErr w:type="spellEnd"/>
-      <w:r>
-        <w:t xml:space="preserve"> támogatás</w:t>
+        <w:t>A projekt MySQLi kiterjesztést használ, amely közvetlen MySQL kapcsolatot biztosít. ennek előnyei az egyszerű API, jó teljesítmény, hibakezelés, prepared statement támogatás</w:t>
       </w:r>
       <w:r>
         <w:t>.</w:t>
@@ -4422,80 +4324,24 @@
           <w:b/>
           <w:bCs/>
         </w:rPr>
-        <w:t xml:space="preserve">Visual </w:t>
-      </w:r>
-      <w:proofErr w:type="spellStart"/>
-      <w:r>
-        <w:rPr>
-          <w:b/>
-          <w:bCs/>
-        </w:rPr>
-        <w:t>Studio</w:t>
-      </w:r>
-      <w:proofErr w:type="spellEnd"/>
-      <w:r>
-        <w:rPr>
-          <w:b/>
-          <w:bCs/>
-        </w:rPr>
+        <w:t>Visual Studio Code (VS Code):</w:t>
+      </w:r>
+    </w:p>
+    <w:p>
+      <w:pPr>
+        <w:pStyle w:val="Listaszerbekezds"/>
+      </w:pPr>
+      <w:r>
+        <w:t>A kódíráshoz használt elsődleges fejlesztőkörnyezet (IDE),</w:t>
+      </w:r>
+      <w:r>
+        <w:t xml:space="preserve"> amely széles körben támogatja a különböző programnyelveket és keretrendszereket és számos bővítménnyel és</w:t>
+      </w:r>
+      <w:r>
         <w:t xml:space="preserve"> </w:t>
       </w:r>
-      <w:proofErr w:type="spellStart"/>
-      <w:r>
-        <w:rPr>
-          <w:b/>
-          <w:bCs/>
-        </w:rPr>
-        <w:t>Code</w:t>
-      </w:r>
-      <w:proofErr w:type="spellEnd"/>
-      <w:r>
-        <w:rPr>
-          <w:b/>
-          <w:bCs/>
-        </w:rPr>
-        <w:t xml:space="preserve"> (VS </w:t>
-      </w:r>
-      <w:proofErr w:type="spellStart"/>
-      <w:r>
-        <w:rPr>
-          <w:b/>
-          <w:bCs/>
-        </w:rPr>
-        <w:t>Code</w:t>
-      </w:r>
-      <w:proofErr w:type="spellEnd"/>
-      <w:r>
-        <w:rPr>
-          <w:b/>
-          <w:bCs/>
-        </w:rPr>
-        <w:t>):</w:t>
-      </w:r>
-    </w:p>
-    <w:p>
-      <w:pPr>
-        <w:pStyle w:val="Listaszerbekezds"/>
-      </w:pPr>
-      <w:r>
-        <w:t>A kódíráshoz használt elsődleges fejlesztőkörnyezet (IDE),</w:t>
-      </w:r>
-      <w:r>
-        <w:t xml:space="preserve"> amely széles körben támogatja a különböző programnyelveket és keretrendszereket és számos bővítménnyel és</w:t>
-      </w:r>
-      <w:r>
-        <w:t xml:space="preserve"> </w:t>
-      </w:r>
-      <w:r>
-        <w:t xml:space="preserve">integrációval rendelkezik (pl. </w:t>
-      </w:r>
-      <w:proofErr w:type="spellStart"/>
-      <w:r>
-        <w:t>Git</w:t>
-      </w:r>
-      <w:proofErr w:type="spellEnd"/>
-      <w:r>
-        <w:t xml:space="preserve"> verziókezelő)</w:t>
+      <w:r>
+        <w:t>integrációval rendelkezik (pl. Git verziókezelő)</w:t>
       </w:r>
     </w:p>
     <w:p>
@@ -4510,21 +4356,12 @@
           <w:bCs/>
         </w:rPr>
       </w:pPr>
-      <w:proofErr w:type="spellStart"/>
       <w:r>
         <w:rPr>
           <w:b/>
           <w:bCs/>
         </w:rPr>
-        <w:t>WampServer</w:t>
-      </w:r>
-      <w:proofErr w:type="spellEnd"/>
-      <w:r>
-        <w:rPr>
-          <w:b/>
-          <w:bCs/>
-        </w:rPr>
-        <w:t xml:space="preserve"> – Fejlesztő webszerver környezet</w:t>
+        <w:t>WampServer – Fejlesztő webszerver környezet</w:t>
       </w:r>
       <w:r>
         <w:rPr>
@@ -4539,39 +4376,7 @@
         <w:pStyle w:val="Listaszerbekezds"/>
       </w:pPr>
       <w:r>
-        <w:t xml:space="preserve">A </w:t>
-      </w:r>
-      <w:proofErr w:type="spellStart"/>
-      <w:r>
-        <w:t>WampServer</w:t>
-      </w:r>
-      <w:proofErr w:type="spellEnd"/>
-      <w:r>
-        <w:t xml:space="preserve"> egy Windows-alapú, integrált fejlesztői környezet, amely tartalmazza az </w:t>
-      </w:r>
-      <w:proofErr w:type="spellStart"/>
-      <w:r>
-        <w:t>Apache</w:t>
-      </w:r>
-      <w:proofErr w:type="spellEnd"/>
-      <w:r>
-        <w:t xml:space="preserve"> webszervert, a PHP futtatókörnyezetet és a MYSQL adatbázis-kezelőt. Lehetővé teszi, hogy a webalkalmazás helyben, saját gépen fusson. Egységes felületen kezeli a szolgáltatásokat így könnyen indítható és konfigurálható. A </w:t>
-      </w:r>
-      <w:proofErr w:type="spellStart"/>
-      <w:r>
-        <w:t>WampServer</w:t>
-      </w:r>
-      <w:proofErr w:type="spellEnd"/>
-      <w:r>
-        <w:t xml:space="preserve"> része a </w:t>
-      </w:r>
-      <w:proofErr w:type="spellStart"/>
-      <w:r>
-        <w:t>phpMyAdmin</w:t>
-      </w:r>
-      <w:proofErr w:type="spellEnd"/>
-      <w:r>
-        <w:t xml:space="preserve"> is, amely grafikus felületet biztosít az adatbázisok kezeléséhez.</w:t>
+        <w:t>A WampServer egy Windows-alapú, integrált fejlesztői környezet, amely tartalmazza az Apache webszervert, a PHP futtatókörnyezetet és a MYSQL adatbázis-kezelőt. Lehetővé teszi, hogy a webalkalmazás helyben, saját gépen fusson. Egységes felületen kezeli a szolgáltatásokat így könnyen indítható és konfigurálható. A WampServer része a phpMyAdmin is, amely grafikus felületet biztosít az adatbázisok kezeléséhez.</w:t>
       </w:r>
     </w:p>
     <w:p>
@@ -4579,21 +4384,8 @@
         <w:pStyle w:val="Listaszerbekezds"/>
       </w:pPr>
       <w:r>
-        <w:t xml:space="preserve">A projekt fejlesztése és tesztelése teljes egészében a </w:t>
-      </w:r>
-      <w:proofErr w:type="spellStart"/>
-      <w:r>
-        <w:t>WampServer</w:t>
-      </w:r>
-      <w:proofErr w:type="spellEnd"/>
-      <w:r>
-        <w:t xml:space="preserve"> alatt történt, </w:t>
-      </w:r>
-      <w:proofErr w:type="spellStart"/>
-      <w:r>
-        <w:t>localhost</w:t>
-      </w:r>
-      <w:proofErr w:type="spellEnd"/>
+        <w:t>A projekt fejlesztése és tesztelése teljes egészében a WampServer alatt történt, localhost</w:t>
+      </w:r>
       <w:r>
         <w:t xml:space="preserve"> </w:t>
       </w:r>
@@ -4613,21 +4405,12 @@
           <w:bCs/>
         </w:rPr>
       </w:pPr>
-      <w:proofErr w:type="spellStart"/>
       <w:r>
         <w:rPr>
           <w:b/>
           <w:bCs/>
         </w:rPr>
-        <w:t>phpMyAdmin</w:t>
-      </w:r>
-      <w:proofErr w:type="spellEnd"/>
-      <w:r>
-        <w:rPr>
-          <w:b/>
-          <w:bCs/>
-        </w:rPr>
-        <w:t>:</w:t>
+        <w:t>phpMyAdmin:</w:t>
       </w:r>
     </w:p>
     <w:p>
@@ -4635,15 +4418,7 @@
         <w:pStyle w:val="Listaszerbekezds"/>
       </w:pPr>
       <w:r>
-        <w:t xml:space="preserve">Webes felület a </w:t>
-      </w:r>
-      <w:proofErr w:type="spellStart"/>
-      <w:r>
-        <w:t>MySQL</w:t>
-      </w:r>
-      <w:proofErr w:type="spellEnd"/>
-      <w:r>
-        <w:t xml:space="preserve"> adatbázis vizuális kezeléséhez, a táblák létrehozásához és az SQL</w:t>
+        <w:t>Webes felület a MySQL adatbázis vizuális kezeléséhez, a táblák létrehozásához és az SQL</w:t>
       </w:r>
       <w:r>
         <w:t xml:space="preserve"> </w:t>
@@ -4664,21 +4439,12 @@
           <w:bCs/>
         </w:rPr>
       </w:pPr>
-      <w:proofErr w:type="spellStart"/>
       <w:r>
         <w:rPr>
           <w:b/>
           <w:bCs/>
         </w:rPr>
-        <w:t>Git</w:t>
-      </w:r>
-      <w:proofErr w:type="spellEnd"/>
-      <w:r>
-        <w:rPr>
-          <w:b/>
-          <w:bCs/>
-        </w:rPr>
-        <w:t>:</w:t>
+        <w:t>Git:</w:t>
       </w:r>
     </w:p>
     <w:p>
@@ -4690,15 +4456,7 @@
         </w:rPr>
       </w:pPr>
       <w:r>
-        <w:t xml:space="preserve">A </w:t>
-      </w:r>
-      <w:proofErr w:type="spellStart"/>
-      <w:r>
-        <w:t>Git</w:t>
-      </w:r>
-      <w:proofErr w:type="spellEnd"/>
-      <w:r>
-        <w:t xml:space="preserve"> egy verziókezelő rendszer, amely lehetővé teszi a projekt változásainak követését</w:t>
+        <w:t>A Git egy verziókezelő rendszer, amely lehetővé teszi a projekt változásainak követését</w:t>
       </w:r>
       <w:r>
         <w:t>,</w:t>
@@ -4749,23 +4507,7 @@
         <w:pStyle w:val="Listaszerbekezds"/>
       </w:pPr>
       <w:r>
-        <w:t xml:space="preserve"> A felület teszteléséhez és a </w:t>
-      </w:r>
-      <w:proofErr w:type="spellStart"/>
-      <w:r>
-        <w:t>Developer</w:t>
-      </w:r>
-      <w:proofErr w:type="spellEnd"/>
-      <w:r>
-        <w:t xml:space="preserve"> </w:t>
-      </w:r>
-      <w:proofErr w:type="spellStart"/>
-      <w:r>
-        <w:t>Tools</w:t>
-      </w:r>
-      <w:proofErr w:type="spellEnd"/>
-      <w:r>
-        <w:t xml:space="preserve"> (Fejlesztői eszközök) használatához</w:t>
+        <w:t xml:space="preserve"> A felület teszteléséhez és a Developer Tools (Fejlesztői eszközök) használatához</w:t>
       </w:r>
       <w:r>
         <w:t xml:space="preserve">, mely sokat segített a </w:t>
@@ -4822,71 +4564,22 @@
           <w:rStyle w:val="Cmsor3Char"/>
           <w:b/>
         </w:rPr>
-        <w:t xml:space="preserve"> – </w:t>
-      </w:r>
-      <w:proofErr w:type="spellStart"/>
-      <w:r>
-        <w:rPr>
-          <w:rStyle w:val="Cmsor3Char"/>
-          <w:b/>
-        </w:rPr>
-        <w:t>HyperText</w:t>
-      </w:r>
-      <w:proofErr w:type="spellEnd"/>
-      <w:r>
-        <w:rPr>
-          <w:rStyle w:val="Cmsor3Char"/>
-          <w:b/>
-        </w:rPr>
+        <w:t xml:space="preserve"> – HyperText Markup Language</w:t>
+      </w:r>
+      <w:bookmarkEnd w:id="7"/>
+    </w:p>
+    <w:p>
+      <w:r>
+        <w:t>A</w:t>
+      </w:r>
+      <w:r>
+        <w:t xml:space="preserve"> weboldalak alapvető leíró nyelve, amely meghatározza az oldal szerkezetét és tartalmát.</w:t>
+      </w:r>
+      <w:r>
         <w:t xml:space="preserve"> </w:t>
       </w:r>
-      <w:proofErr w:type="spellStart"/>
-      <w:r>
-        <w:rPr>
-          <w:rStyle w:val="Cmsor3Char"/>
-          <w:b/>
-        </w:rPr>
-        <w:t>Markup</w:t>
-      </w:r>
-      <w:proofErr w:type="spellEnd"/>
-      <w:r>
-        <w:rPr>
-          <w:rStyle w:val="Cmsor3Char"/>
-          <w:b/>
-        </w:rPr>
-        <w:t xml:space="preserve"> </w:t>
-      </w:r>
-      <w:proofErr w:type="spellStart"/>
-      <w:r>
-        <w:rPr>
-          <w:rStyle w:val="Cmsor3Char"/>
-          <w:b/>
-        </w:rPr>
-        <w:t>Language</w:t>
-      </w:r>
-      <w:bookmarkEnd w:id="7"/>
-      <w:proofErr w:type="spellEnd"/>
-    </w:p>
-    <w:p>
-      <w:r>
-        <w:t>A</w:t>
-      </w:r>
-      <w:r>
-        <w:t xml:space="preserve"> weboldalak alapvető leíró nyelve, amely meghatározza az oldal szerkezetét és tartalmát.</w:t>
-      </w:r>
-      <w:r>
-        <w:t xml:space="preserve"> </w:t>
-      </w:r>
-      <w:r>
-        <w:t>Tag-</w:t>
-      </w:r>
-      <w:proofErr w:type="spellStart"/>
-      <w:r>
-        <w:t>ekkel</w:t>
-      </w:r>
-      <w:proofErr w:type="spellEnd"/>
-      <w:r>
-        <w:t xml:space="preserve"> írja le a dokumentum felépítését</w:t>
+      <w:r>
+        <w:t>Tag-ekkel írja le a dokumentum felépítését</w:t>
       </w:r>
       <w:r>
         <w:t>: fejlécek, bekezdések, képek, linkek, űrlapok stb. A böngésző ezeket az elemeket értelmezi és megjeleníti vizuális formában.</w:t>
@@ -4894,23 +4587,10 @@
     </w:p>
     <w:p>
       <w:r>
-        <w:t xml:space="preserve">A HTML nem programozási nyelv, hanem egy struktúra-leíró </w:t>
-      </w:r>
-      <w:proofErr w:type="spellStart"/>
-      <w:r>
-        <w:t>markup</w:t>
-      </w:r>
-      <w:proofErr w:type="spellEnd"/>
-      <w:r>
-        <w:t>, amelyet CSS-</w:t>
-      </w:r>
-      <w:proofErr w:type="spellStart"/>
-      <w:r>
-        <w:t>sel</w:t>
-      </w:r>
-      <w:proofErr w:type="spellEnd"/>
-      <w:r>
-        <w:t xml:space="preserve"> és JavaScript-tel egészítenek ki a stílus és az interaktivitás érdekében. Modern verziója a HTML5 támogatja a multimédiát, a reszponzív elrendezést és a szemantikus elemeket, amelyek javítják a keresőoptimalizálást és az akadálymentesítést.</w:t>
+        <w:t>A HTML nem programozási nyelv, hanem egy struktúra-leíró markup, amelyet CSS-sel és JavaScript-tel egészítenek ki a stílus és az interaktivitás érdekében. Modern verziója a HTML5 támogatja a multimédiát, a reszponzív elrendezést és a szemantikus elemeket</w:t>
+      </w:r>
+      <w:r>
+        <w:t>.</w:t>
       </w:r>
     </w:p>
     <w:p>
@@ -4930,81 +4610,16 @@
           <w:rStyle w:val="Cmsor3Char"/>
           <w:b/>
         </w:rPr>
-        <w:t xml:space="preserve"> – </w:t>
-      </w:r>
-      <w:proofErr w:type="spellStart"/>
-      <w:r>
-        <w:rPr>
-          <w:rStyle w:val="Cmsor3Char"/>
-          <w:b/>
-        </w:rPr>
-        <w:t>Cascading</w:t>
-      </w:r>
-      <w:proofErr w:type="spellEnd"/>
-      <w:r>
-        <w:rPr>
-          <w:rStyle w:val="Cmsor3Char"/>
-          <w:b/>
-        </w:rPr>
-        <w:t xml:space="preserve"> </w:t>
-      </w:r>
-      <w:proofErr w:type="spellStart"/>
-      <w:r>
-        <w:rPr>
-          <w:rStyle w:val="Cmsor3Char"/>
-          <w:b/>
-        </w:rPr>
-        <w:t>Style</w:t>
-      </w:r>
-      <w:proofErr w:type="spellEnd"/>
-      <w:r>
-        <w:rPr>
-          <w:rStyle w:val="Cmsor3Char"/>
-          <w:b/>
-        </w:rPr>
-        <w:t xml:space="preserve"> </w:t>
-      </w:r>
-      <w:proofErr w:type="spellStart"/>
-      <w:r>
-        <w:rPr>
-          <w:rStyle w:val="Cmsor3Char"/>
-          <w:b/>
-        </w:rPr>
-        <w:t>Sheets</w:t>
+        <w:t xml:space="preserve"> – Cascading Style Sheets</w:t>
       </w:r>
       <w:bookmarkEnd w:id="8"/>
-      <w:proofErr w:type="spellEnd"/>
-    </w:p>
-    <w:p>
-      <w:r>
-        <w:t xml:space="preserve">A vizuális megjelenést, elrendezést és </w:t>
-      </w:r>
-      <w:proofErr w:type="spellStart"/>
-      <w:r>
-        <w:t>reszponzivitást</w:t>
-      </w:r>
-      <w:proofErr w:type="spellEnd"/>
-      <w:r>
-        <w:t xml:space="preserve"> kezeli.</w:t>
-      </w:r>
-      <w:r>
-        <w:t xml:space="preserve"> HTML struktúrára épül és meghatározza az elemek színeit, méreteit, elrendezését, betűtípusát. A stílusok öröklődnek és egymásra rétegződnek, így pontosan szabályozható, melyik szabály érvényesül. Támogatja a fejlett elrendezési technikákat, mint a </w:t>
-      </w:r>
-      <w:proofErr w:type="spellStart"/>
-      <w:r>
-        <w:t>Flexbox</w:t>
-      </w:r>
-      <w:proofErr w:type="spellEnd"/>
-      <w:r>
-        <w:t xml:space="preserve"> és a CSS </w:t>
-      </w:r>
-      <w:proofErr w:type="spellStart"/>
-      <w:r>
-        <w:t>Grid</w:t>
-      </w:r>
-      <w:proofErr w:type="spellEnd"/>
-      <w:r>
-        <w:t>, amelyekkel rugalmasan alakíthatóak a felületek elrendezése. Külső stíluslapokban a megjelenés elkülöníthető a HTML szerkezettől, ami javítja a kód átláthatóságát és a karbantarthatóságot.</w:t>
+    </w:p>
+    <w:p>
+      <w:r>
+        <w:t>A vizuális megjelenést, elrendezést és reszponzivitást kezeli.</w:t>
+      </w:r>
+      <w:r>
+        <w:t xml:space="preserve"> HTML struktúrára épül és meghatározza az elemek színeit, méreteit, elrendezését, betűtípusát. A stílusok öröklődnek és egymásra rétegződnek, így pontosan szabályozható, melyik szabály érvényesül. Támogatja a fejlett elrendezési technikákat, mint a Flexbox és a CSS Grid, amelyekkel rugalmasan alakíthatóak a felületek elrendezése. Külső stíluslapokban a megjelenés elkülöníthető a HTML szerkezettől, ami javítja a kód átláthatóságát és a karbantarthatóságot.</w:t>
       </w:r>
     </w:p>
     <w:p>
@@ -5022,14 +4637,7 @@
         <w:rPr>
           <w:rStyle w:val="Cmsor3Char"/>
         </w:rPr>
-        <w:t xml:space="preserve"> – </w:t>
-      </w:r>
-      <w:proofErr w:type="spellStart"/>
-      <w:r>
-        <w:rPr>
-          <w:rStyle w:val="Cmsor3Char"/>
-        </w:rPr>
-        <w:t>Client</w:t>
+        <w:t xml:space="preserve"> – Client</w:t>
       </w:r>
       <w:r>
         <w:rPr>
@@ -5043,7 +4651,6 @@
         </w:rPr>
         <w:t>side</w:t>
       </w:r>
-      <w:proofErr w:type="spellEnd"/>
       <w:r>
         <w:rPr>
           <w:rStyle w:val="Cmsor3Char"/>
@@ -5054,16 +4661,8 @@
         <w:rPr>
           <w:rStyle w:val="Cmsor3Char"/>
         </w:rPr>
-        <w:t xml:space="preserve">scripting </w:t>
-      </w:r>
-      <w:proofErr w:type="spellStart"/>
-      <w:r>
-        <w:rPr>
-          <w:rStyle w:val="Cmsor3Char"/>
-        </w:rPr>
-        <w:t>language</w:t>
-      </w:r>
-      <w:proofErr w:type="spellEnd"/>
+        <w:t>scripting language</w:t>
+      </w:r>
       <w:r>
         <w:rPr>
           <w:rStyle w:val="Cmsor3Char"/>
@@ -5083,47 +4682,7 @@
         <w:t>rt felelős</w:t>
       </w:r>
       <w:r>
-        <w:t xml:space="preserve"> </w:t>
-      </w:r>
-      <w:proofErr w:type="spellStart"/>
-      <w:r>
-        <w:t>eseményvezérelt</w:t>
-      </w:r>
-      <w:proofErr w:type="spellEnd"/>
-      <w:r>
-        <w:t xml:space="preserve"> programozási nyelv. A böngészőben fut és lehetővé teszi a HTML elemek manipulálását, az események kezelését (kattintás, billentyűzet) valamint az aszinkron kommunikációt a szerverrel. DOM (</w:t>
-      </w:r>
-      <w:proofErr w:type="spellStart"/>
-      <w:r>
-        <w:t>Document</w:t>
-      </w:r>
-      <w:proofErr w:type="spellEnd"/>
-      <w:r>
-        <w:t xml:space="preserve"> </w:t>
-      </w:r>
-      <w:proofErr w:type="spellStart"/>
-      <w:r>
-        <w:t>Object</w:t>
-      </w:r>
-      <w:proofErr w:type="spellEnd"/>
-      <w:r>
-        <w:t xml:space="preserve"> </w:t>
-      </w:r>
-      <w:proofErr w:type="spellStart"/>
-      <w:r>
-        <w:t>Model</w:t>
-      </w:r>
-      <w:proofErr w:type="spellEnd"/>
-      <w:r>
-        <w:t xml:space="preserve">) segítségével módosíthatja az oldal tartalmát anélkül, hogy </w:t>
-      </w:r>
-      <w:proofErr w:type="spellStart"/>
-      <w:r>
-        <w:t>újratöltésre</w:t>
-      </w:r>
-      <w:proofErr w:type="spellEnd"/>
-      <w:r>
-        <w:t xml:space="preserve"> lenne szükség.</w:t>
+        <w:t xml:space="preserve"> eseményvezérelt programozási nyelv. A böngészőben fut és lehetővé teszi a HTML elemek manipulálását, az események kezelését (kattintás, billentyűzet) valamint az aszinkron kommunikációt a szerverrel. DOM (Document Object Model) segítségével módosíthatja az oldal tartalmát anélkül, hogy újratöltésre lenne szükség.</w:t>
       </w:r>
     </w:p>
     <w:p>
@@ -5141,30 +4700,8 @@
         <w:rPr>
           <w:rStyle w:val="Cmsor3Char"/>
         </w:rPr>
-        <w:t xml:space="preserve"> – Server-</w:t>
-      </w:r>
-      <w:proofErr w:type="spellStart"/>
-      <w:r>
-        <w:rPr>
-          <w:rStyle w:val="Cmsor3Char"/>
-        </w:rPr>
-        <w:t>side</w:t>
-      </w:r>
-      <w:proofErr w:type="spellEnd"/>
-      <w:r>
-        <w:rPr>
-          <w:rStyle w:val="Cmsor3Char"/>
-        </w:rPr>
-        <w:t xml:space="preserve"> scripting </w:t>
-      </w:r>
-      <w:proofErr w:type="spellStart"/>
-      <w:r>
-        <w:rPr>
-          <w:rStyle w:val="Cmsor3Char"/>
-        </w:rPr>
-        <w:t>language</w:t>
-      </w:r>
-      <w:proofErr w:type="spellEnd"/>
+        <w:t xml:space="preserve"> – Server-side scripting language</w:t>
+      </w:r>
       <w:r>
         <w:rPr>
           <w:rStyle w:val="Cmsor3Char"/>
@@ -5184,47 +4721,19 @@
         <w:t xml:space="preserve"> szerveroldali</w:t>
       </w:r>
       <w:r>
-        <w:t xml:space="preserve"> </w:t>
-      </w:r>
-      <w:proofErr w:type="spellStart"/>
-      <w:r>
-        <w:t>szkriptnyelv</w:t>
-      </w:r>
-      <w:proofErr w:type="spellEnd"/>
-      <w:r>
-        <w:t xml:space="preserve">, amely dinamikus weboldalak és webalkalmazások működését </w:t>
-      </w:r>
-      <w:proofErr w:type="spellStart"/>
-      <w:r>
-        <w:t>biztosítha</w:t>
-      </w:r>
-      <w:proofErr w:type="spellEnd"/>
-      <w:r>
-        <w:t xml:space="preserve">. A kód a szerveren fut és az eredményt HTML formájában küldi vissza a </w:t>
-      </w:r>
-      <w:proofErr w:type="spellStart"/>
-      <w:r>
-        <w:t>bongészőnek</w:t>
-      </w:r>
-      <w:proofErr w:type="spellEnd"/>
-      <w:r>
-        <w:t xml:space="preserve">. Kiválóan alkalmas adatbázis-kezelésre, jellemzően </w:t>
-      </w:r>
-      <w:proofErr w:type="spellStart"/>
-      <w:r>
-        <w:t>MySQL</w:t>
-      </w:r>
-      <w:proofErr w:type="spellEnd"/>
-      <w:r>
-        <w:t xml:space="preserve">-lel együtt használják bejelentkezési rendszerekhez, </w:t>
-      </w:r>
-      <w:proofErr w:type="spellStart"/>
-      <w:r>
-        <w:t>admin</w:t>
-      </w:r>
-      <w:proofErr w:type="spellEnd"/>
-      <w:r>
-        <w:t xml:space="preserve"> felületekhez, jogosultság-kezeléshez és adatfeldolgozáshoz. Támogatja a</w:t>
+        <w:t xml:space="preserve"> szkriptnyelv, amely dinamikus weboldalak és webalkalmazások működését biztosít</w:t>
+      </w:r>
+      <w:r>
+        <w:t>j</w:t>
+      </w:r>
+      <w:r>
+        <w:t>a. A kód a szerveren fut és az eredményt HTML formájában küldi vissza a b</w:t>
+      </w:r>
+      <w:r>
+        <w:t>ö</w:t>
+      </w:r>
+      <w:r>
+        <w:t>ngészőnek. Kiválóan alkalmas adatbázis-kezelésre, jellemzően MySQL-lel együtt használják bejelentkezési rendszerekhez, admin felületekhez, jogosultság-kezeléshez és adatfeldolgozáshoz. Támogatja a</w:t>
       </w:r>
       <w:r>
         <w:t xml:space="preserve"> munkamenet-kezelést (session),</w:t>
@@ -5238,14 +4747,12 @@
         <w:pStyle w:val="Cmsor3"/>
       </w:pPr>
       <w:bookmarkStart w:id="11" w:name="_Toc240133597"/>
-      <w:proofErr w:type="spellStart"/>
       <w:r>
         <w:rPr>
           <w:rStyle w:val="Cmsor3Char"/>
         </w:rPr>
         <w:t>MySQL</w:t>
       </w:r>
-      <w:proofErr w:type="spellEnd"/>
       <w:r>
         <w:rPr>
           <w:rStyle w:val="Cmsor3Char"/>
@@ -5268,76 +4775,26 @@
         <w:t>,</w:t>
       </w:r>
       <w:r>
-        <w:t xml:space="preserve"> amely </w:t>
-      </w:r>
-      <w:proofErr w:type="spellStart"/>
-      <w:r>
-        <w:t>struktúrált</w:t>
-      </w:r>
-      <w:proofErr w:type="spellEnd"/>
-      <w:r>
-        <w:t xml:space="preserve"> adatok tárolására és lekérdezésére szolgál. </w:t>
+        <w:t xml:space="preserve"> amely struktúrált adatok tárolására és lekérdezésére szolgál. </w:t>
       </w:r>
       <w:r>
         <w:t xml:space="preserve"> </w:t>
       </w:r>
       <w:r>
-        <w:t xml:space="preserve">Az adatokat táblákban kezeli, amelyek sorokból és oszlopokból állnak és </w:t>
+        <w:t xml:space="preserve">Az adatokat táblákban kezeli, amelyek sorokból és oszlopokból állnak és egymással kapcsolatok (foreign key) segítségével összekapcsolhatók. Lekérdezéshez az SQL </w:t>
       </w:r>
       <w:r>
         <w:lastRenderedPageBreak/>
-        <w:t>egymással kapcsolatok (</w:t>
-      </w:r>
-      <w:proofErr w:type="spellStart"/>
-      <w:r>
-        <w:t>foreign</w:t>
-      </w:r>
-      <w:proofErr w:type="spellEnd"/>
-      <w:r>
-        <w:t xml:space="preserve"> </w:t>
-      </w:r>
-      <w:proofErr w:type="spellStart"/>
-      <w:r>
-        <w:t>key</w:t>
-      </w:r>
-      <w:proofErr w:type="spellEnd"/>
-      <w:r>
-        <w:t xml:space="preserve">) segítségével összekapcsolhatók. Lekérdezéshez az SQL nyelvet használja, amely lehetővé teszi az adatok beszúrását, módosítását, törlését és összetett lekérdezések készítését. A modern </w:t>
-      </w:r>
-      <w:proofErr w:type="spellStart"/>
-      <w:r>
-        <w:t>MySQL</w:t>
-      </w:r>
-      <w:proofErr w:type="spellEnd"/>
-      <w:r>
-        <w:t xml:space="preserve"> verziók alapértelmezett tárolómotorja az </w:t>
-      </w:r>
-      <w:proofErr w:type="spellStart"/>
-      <w:r>
-        <w:t>InnoDB</w:t>
-      </w:r>
-      <w:proofErr w:type="spellEnd"/>
-      <w:r>
-        <w:t>, amely támogatja a tranzakcióka</w:t>
-      </w:r>
-      <w:r>
-        <w:t xml:space="preserve">t és megbízható, biztonságos működést biztosít. A </w:t>
-      </w:r>
-      <w:proofErr w:type="spellStart"/>
-      <w:r>
-        <w:t>MySQL</w:t>
-      </w:r>
-      <w:proofErr w:type="spellEnd"/>
-      <w:r>
-        <w:t xml:space="preserve"> gyakran használatos PHP alapú webalkalmazásokban, </w:t>
-      </w:r>
-      <w:proofErr w:type="spellStart"/>
-      <w:r>
-        <w:t>admin</w:t>
-      </w:r>
-      <w:proofErr w:type="spellEnd"/>
-      <w:r>
-        <w:t xml:space="preserve"> rendszerekben, jogosultság-kezelésben és minden olyan projektben, ahol strukturált, konzisztens adatkezelésre van szükség.</w:t>
+        <w:t>nyelvet használja, amely lehetővé teszi az adatok beszúrását, módosítását, törlését és összetett lekérdezések készítését. A modern MySQL verziók alapértelmezett tárolómotorja az InnoDB, amely támogatja a tranzakcióka</w:t>
+      </w:r>
+      <w:r>
+        <w:t>t és megbízható, biztonságos működést biztosít. A MySQL gyakran használatos PHP alapú webalkalmazásokban, admin rendszerekben</w:t>
+      </w:r>
+      <w:r>
+        <w:t xml:space="preserve"> és </w:t>
+      </w:r>
+      <w:r>
+        <w:t>jogosultság-kezelésben</w:t>
       </w:r>
     </w:p>
     <w:p/>
@@ -5356,11 +4813,9 @@
         <w:pStyle w:val="Cmsor3"/>
       </w:pPr>
       <w:bookmarkStart w:id="13" w:name="_Toc240133599"/>
-      <w:proofErr w:type="spellStart"/>
       <w:r>
         <w:t>Bootstrap</w:t>
       </w:r>
-      <w:proofErr w:type="spellEnd"/>
       <w:r>
         <w:rPr>
           <w:rStyle w:val="Cmsor3Char"/>
@@ -5379,47 +4834,7 @@
     </w:p>
     <w:p>
       <w:r>
-        <w:t>Nyílt forráskódú frontend keretrendszer, amely előre definiált stílusokkal és komponenseket biztosít modern, reszponzív webfelületek gyors fejlesztéséhez. Tartalmaz CSS-alapú stílusokat (gombok, űrlapok, táblázatok) és JavaScript-alapú komponenseket. Központi eleme a rácsrendszer (</w:t>
-      </w:r>
-      <w:proofErr w:type="spellStart"/>
-      <w:r>
-        <w:t>Grid</w:t>
-      </w:r>
-      <w:proofErr w:type="spellEnd"/>
-      <w:r>
-        <w:t>), amely reszponzív elrendezést tesz lehetővé különböző képernyőméreteken. Egységes dizájnt ad, így a felület elemei vizuálisan harmonizálnak és minimális egyedi CSS-</w:t>
-      </w:r>
-      <w:proofErr w:type="spellStart"/>
-      <w:r>
-        <w:t>sel</w:t>
-      </w:r>
-      <w:proofErr w:type="spellEnd"/>
-      <w:r>
-        <w:t xml:space="preserve"> is </w:t>
-      </w:r>
-      <w:proofErr w:type="spellStart"/>
-      <w:r>
-        <w:t>professzionáis</w:t>
-      </w:r>
-      <w:proofErr w:type="spellEnd"/>
-      <w:r>
-        <w:t xml:space="preserve"> megjelenés érhető el. Könnyen integrálható bármely HTML-alapú projektbe és jelentősen felgyorsítja a UI fejlesztést, különösen </w:t>
-      </w:r>
-      <w:proofErr w:type="spellStart"/>
-      <w:r>
-        <w:t>admin</w:t>
-      </w:r>
-      <w:proofErr w:type="spellEnd"/>
-      <w:r>
-        <w:t xml:space="preserve"> rendszerek, </w:t>
-      </w:r>
-      <w:proofErr w:type="spellStart"/>
-      <w:r>
-        <w:t>dashboardok</w:t>
-      </w:r>
-      <w:proofErr w:type="spellEnd"/>
-      <w:r>
-        <w:t xml:space="preserve"> és űrlapok esetén.</w:t>
+        <w:t>Nyílt forráskódú frontend keretrendszer, amely előre definiált stílusokkal és komponenseket biztosít modern, reszponzív webfelületek gyors fejlesztéséhez. Tartalmaz CSS-alapú stílusokat (gombok, űrlapok, táblázatok) és JavaScript-alapú komponenseket. Központi eleme a rácsrendszer (Grid), amely reszponzív elrendezést tesz lehetővé különböző képernyőméreteken. Egységes dizájnt ad, így a felület elemei vizuálisan harmonizálnak és minimális egyedi CSS-sel is professzionáis megjelenés érhető el. Könnyen integrálható bármely HTML-alapú projektbe és jelentősen felgyorsítja a UI fejlesztést, különösen admin rendszerek, dashboardok és űrlapok esetén.</w:t>
       </w:r>
     </w:p>
     <w:p>
@@ -5446,15 +4861,7 @@
     </w:p>
     <w:p>
       <w:r>
-        <w:t xml:space="preserve">Az adatbázis relációs modellben készült, ahol a táblák megfelelően normalizáltak az </w:t>
-      </w:r>
-      <w:proofErr w:type="spellStart"/>
-      <w:r>
-        <w:t>adatduplikáció</w:t>
-      </w:r>
-      <w:proofErr w:type="spellEnd"/>
-      <w:r>
-        <w:t xml:space="preserve"> elkerülése érdekében.</w:t>
+        <w:t>Az adatbázis relációs modellben készült, ahol a táblák megfelelően normalizáltak az adatduplikáció elkerülése érdekében.</w:t>
       </w:r>
     </w:p>
     <w:p/>
@@ -5515,89 +4922,37 @@
     </w:p>
     <w:p>
       <w:pPr>
+        <w:ind w:left="360"/>
+        <w:rPr>
+          <w:rStyle w:val="KdblokkChar"/>
+        </w:rPr>
+      </w:pPr>
+    </w:p>
+    <w:p>
+      <w:pPr>
         <w:pStyle w:val="Listaszerbekezds"/>
         <w:numPr>
           <w:ilvl w:val="0"/>
           <w:numId w:val="4"/>
         </w:numPr>
       </w:pPr>
-      <w:proofErr w:type="spellStart"/>
       <w:r>
         <w:rPr>
           <w:rStyle w:val="KdblokkChar"/>
         </w:rPr>
-        <w:t>users</w:t>
-      </w:r>
-      <w:proofErr w:type="spellEnd"/>
-      <w:r>
-        <w:t xml:space="preserve"> (Felhasználók): A bejelentkezési adatokat tárolja (</w:t>
-      </w:r>
-      <w:proofErr w:type="spellStart"/>
+        <w:t>dolgozok</w:t>
+      </w:r>
+      <w:r>
+        <w:t xml:space="preserve"> (Dolgozók): A szervezet munkavállalóinak adatait tárolja (</w:t>
+      </w:r>
       <w:r>
         <w:rPr>
           <w:rStyle w:val="KdblokkChar"/>
         </w:rPr>
-        <w:t>user_id</w:t>
-      </w:r>
-      <w:proofErr w:type="spellEnd"/>
-      <w:r>
-        <w:rPr>
-          <w:rStyle w:val="KdblokkChar"/>
-        </w:rPr>
-        <w:t xml:space="preserve">, </w:t>
-      </w:r>
-      <w:proofErr w:type="spellStart"/>
-      <w:r>
-        <w:rPr>
-          <w:rStyle w:val="KdblokkChar"/>
-        </w:rPr>
-        <w:t>dolgozo_id</w:t>
-      </w:r>
-      <w:proofErr w:type="spellEnd"/>
-      <w:r>
-        <w:rPr>
-          <w:rStyle w:val="KdblokkChar"/>
-        </w:rPr>
-        <w:t xml:space="preserve">, </w:t>
-      </w:r>
-      <w:proofErr w:type="spellStart"/>
-      <w:r>
-        <w:rPr>
-          <w:rStyle w:val="KdblokkChar"/>
-        </w:rPr>
-        <w:t>usernev</w:t>
-      </w:r>
-      <w:proofErr w:type="spellEnd"/>
-      <w:r>
-        <w:rPr>
-          <w:rStyle w:val="KdblokkChar"/>
-        </w:rPr>
-        <w:t xml:space="preserve">, </w:t>
-      </w:r>
-      <w:proofErr w:type="spellStart"/>
-      <w:r>
-        <w:rPr>
-          <w:rStyle w:val="KdblokkChar"/>
-        </w:rPr>
-        <w:t>jelszo_hash</w:t>
-      </w:r>
-      <w:proofErr w:type="spellEnd"/>
-      <w:r>
-        <w:rPr>
-          <w:rStyle w:val="KdblokkChar"/>
-        </w:rPr>
-        <w:t xml:space="preserve">, jogkor, </w:t>
-      </w:r>
-      <w:proofErr w:type="spellStart"/>
-      <w:r>
-        <w:rPr>
-          <w:rStyle w:val="KdblokkChar"/>
-        </w:rPr>
-        <w:t>torolve</w:t>
-      </w:r>
-      <w:proofErr w:type="spellEnd"/>
-      <w:r>
-        <w:t>). Azok a dolgozók, akik rendelkeznek hozzáféréssel az alkalmazáshoz.</w:t>
+        <w:t>dolgozo_id, dolgozo_nev, beosztas, email, telefon, kilepett</w:t>
+      </w:r>
+      <w:r>
+        <w:t>).</w:t>
       </w:r>
     </w:p>
     <w:p>
@@ -5612,58 +4967,19 @@
         <w:rPr>
           <w:rStyle w:val="KdblokkChar"/>
         </w:rPr>
-        <w:t>dolgozok</w:t>
-      </w:r>
-      <w:r>
-        <w:t xml:space="preserve"> (Dolgozók): A szervezet munkavállalóinak adatait tárolja (</w:t>
-      </w:r>
-      <w:proofErr w:type="spellStart"/>
+        <w:t>users</w:t>
+      </w:r>
+      <w:r>
+        <w:t xml:space="preserve"> (Felhasználók): A bejelentkezési adatokat tárolja (</w:t>
+      </w:r>
       <w:r>
         <w:rPr>
           <w:rStyle w:val="KdblokkChar"/>
         </w:rPr>
-        <w:t>dolgozo_id</w:t>
-      </w:r>
-      <w:proofErr w:type="spellEnd"/>
-      <w:r>
-        <w:rPr>
-          <w:rStyle w:val="KdblokkChar"/>
-        </w:rPr>
-        <w:t xml:space="preserve">, </w:t>
-      </w:r>
-      <w:proofErr w:type="spellStart"/>
-      <w:r>
-        <w:rPr>
-          <w:rStyle w:val="KdblokkChar"/>
-        </w:rPr>
-        <w:t>dolgozo_nev</w:t>
-      </w:r>
-      <w:proofErr w:type="spellEnd"/>
-      <w:r>
-        <w:rPr>
-          <w:rStyle w:val="KdblokkChar"/>
-        </w:rPr>
-        <w:t xml:space="preserve">, </w:t>
-      </w:r>
-      <w:proofErr w:type="spellStart"/>
-      <w:r>
-        <w:rPr>
-          <w:rStyle w:val="KdblokkChar"/>
-        </w:rPr>
-        <w:t>beosztas</w:t>
-      </w:r>
-      <w:proofErr w:type="spellEnd"/>
-      <w:r>
-        <w:rPr>
-          <w:rStyle w:val="KdblokkChar"/>
-        </w:rPr>
-        <w:t>, email, telefon, kilepett</w:t>
-      </w:r>
-      <w:r>
-        <w:t>)</w:t>
-      </w:r>
-      <w:r>
-        <w:t>.</w:t>
+        <w:t>user_id, dolgozo_id, usernev, jelszo_hash, jogkor, torolve</w:t>
+      </w:r>
+      <w:r>
+        <w:t>). Azok a dolgozók, akik rendelkeznek hozzáféréssel az alkalmazáshoz.</w:t>
       </w:r>
     </w:p>
     <w:p>
@@ -5674,14 +4990,12 @@
           <w:numId w:val="4"/>
         </w:numPr>
       </w:pPr>
-      <w:proofErr w:type="spellStart"/>
       <w:r>
         <w:rPr>
           <w:rStyle w:val="KdblokkChar"/>
         </w:rPr>
         <w:t>eszkozok</w:t>
       </w:r>
-      <w:proofErr w:type="spellEnd"/>
       <w:r>
         <w:t xml:space="preserve"> (</w:t>
       </w:r>
@@ -5691,98 +5005,12 @@
       <w:r>
         <w:t xml:space="preserve"> A nyilvántartott eszközök adatai (</w:t>
       </w:r>
-      <w:proofErr w:type="spellStart"/>
       <w:r>
         <w:rPr>
           <w:rStyle w:val="KdblokkChar"/>
         </w:rPr>
-        <w:t>eszkoz_id</w:t>
-      </w:r>
-      <w:proofErr w:type="spellEnd"/>
-      <w:r>
-        <w:rPr>
-          <w:rStyle w:val="KdblokkChar"/>
-        </w:rPr>
-        <w:t xml:space="preserve">, </w:t>
-      </w:r>
-      <w:proofErr w:type="spellStart"/>
-      <w:r>
-        <w:rPr>
-          <w:rStyle w:val="KdblokkChar"/>
-        </w:rPr>
-        <w:t>azonosito</w:t>
-      </w:r>
-      <w:proofErr w:type="spellEnd"/>
-      <w:r>
-        <w:rPr>
-          <w:rStyle w:val="KdblokkChar"/>
-        </w:rPr>
-        <w:t xml:space="preserve">, </w:t>
-      </w:r>
-      <w:proofErr w:type="spellStart"/>
-      <w:r>
-        <w:rPr>
-          <w:rStyle w:val="KdblokkChar"/>
-        </w:rPr>
-        <w:t>kategoria_id</w:t>
-      </w:r>
-      <w:proofErr w:type="spellEnd"/>
-      <w:r>
-        <w:rPr>
-          <w:rStyle w:val="KdblokkChar"/>
-        </w:rPr>
-        <w:t xml:space="preserve">, </w:t>
-      </w:r>
-      <w:proofErr w:type="spellStart"/>
-      <w:r>
-        <w:rPr>
-          <w:rStyle w:val="KdblokkChar"/>
-        </w:rPr>
-        <w:t>tipus_id</w:t>
-      </w:r>
-      <w:proofErr w:type="spellEnd"/>
-      <w:r>
-        <w:rPr>
-          <w:rStyle w:val="KdblokkChar"/>
-        </w:rPr>
-        <w:t xml:space="preserve">, </w:t>
-      </w:r>
-      <w:proofErr w:type="spellStart"/>
-      <w:r>
-        <w:rPr>
-          <w:rStyle w:val="KdblokkChar"/>
-        </w:rPr>
-        <w:t>allapot_id</w:t>
-      </w:r>
-      <w:proofErr w:type="spellEnd"/>
-      <w:r>
-        <w:rPr>
-          <w:rStyle w:val="KdblokkChar"/>
-        </w:rPr>
-        <w:t xml:space="preserve">, </w:t>
-      </w:r>
-      <w:proofErr w:type="spellStart"/>
-      <w:r>
-        <w:rPr>
-          <w:rStyle w:val="KdblokkChar"/>
-        </w:rPr>
-        <w:t>meret</w:t>
-      </w:r>
-      <w:proofErr w:type="spellEnd"/>
-      <w:r>
-        <w:rPr>
-          <w:rStyle w:val="KdblokkChar"/>
-        </w:rPr>
-        <w:t xml:space="preserve">, </w:t>
-      </w:r>
-      <w:proofErr w:type="spellStart"/>
-      <w:r>
-        <w:rPr>
-          <w:rStyle w:val="KdblokkChar"/>
-        </w:rPr>
-        <w:t>megjegyzes</w:t>
-      </w:r>
-      <w:proofErr w:type="spellEnd"/>
+        <w:t>eszkoz_id, azonosito, kategoria_id, tipus_id, allapot_id, meret, megjegyzes</w:t>
+      </w:r>
       <w:r>
         <w:t>)</w:t>
       </w:r>
@@ -5798,28 +5026,12 @@
           <w:numId w:val="4"/>
         </w:numPr>
       </w:pPr>
-      <w:proofErr w:type="spellStart"/>
       <w:r>
         <w:rPr>
           <w:rStyle w:val="KdblokkChar"/>
         </w:rPr>
-        <w:t>eszkoz</w:t>
-      </w:r>
-      <w:proofErr w:type="spellEnd"/>
-      <w:r>
-        <w:rPr>
-          <w:rStyle w:val="KdblokkChar"/>
-        </w:rPr>
-        <w:t xml:space="preserve"> </w:t>
-      </w:r>
-      <w:proofErr w:type="spellStart"/>
-      <w:r>
-        <w:rPr>
-          <w:rStyle w:val="KdblokkChar"/>
-        </w:rPr>
-        <w:t>kategoria</w:t>
-      </w:r>
-      <w:proofErr w:type="spellEnd"/>
+        <w:t>eszkoz kategoria</w:t>
+      </w:r>
       <w:r>
         <w:t xml:space="preserve"> (Eszköz kategória): Az eszközöket különböző kategóriákba sorolhatjuk</w:t>
       </w:r>
@@ -5835,14 +5047,12 @@
           <w:numId w:val="4"/>
         </w:numPr>
       </w:pPr>
-      <w:proofErr w:type="spellStart"/>
       <w:r>
         <w:rPr>
           <w:rStyle w:val="KdblokkChar"/>
         </w:rPr>
         <w:t>eszkoz_tipus</w:t>
       </w:r>
-      <w:proofErr w:type="spellEnd"/>
       <w:r>
         <w:t xml:space="preserve"> (Eszköz típus): A kategóriákba sorolt eszközök típusai, jelen alkalmazásban: Védőcipő, Esőkabát, Láthatósági mellény, Telefon, Tablet.</w:t>
       </w:r>
@@ -5855,7 +5065,6 @@
           <w:numId w:val="4"/>
         </w:numPr>
       </w:pPr>
-      <w:proofErr w:type="spellStart"/>
       <w:r>
         <w:rPr>
           <w:rStyle w:val="KdblokkChar"/>
@@ -5874,17 +5083,8 @@
         </w:rPr>
         <w:t>koz_allapot</w:t>
       </w:r>
-      <w:proofErr w:type="spellEnd"/>
-      <w:r>
-        <w:t xml:space="preserve">: Az </w:t>
-      </w:r>
-      <w:proofErr w:type="spellStart"/>
-      <w:r>
-        <w:t>eszkozok</w:t>
-      </w:r>
-      <w:proofErr w:type="spellEnd"/>
-      <w:r>
-        <w:t xml:space="preserve"> állapotának megjelenítése: Új, Újszerű, Használt, Selejtezett.</w:t>
+      <w:r>
+        <w:t>: Az eszkozok állapotának megjelenítése: Új, Újszerű, Használt, Selejtezett.</w:t>
       </w:r>
     </w:p>
     <w:p>
@@ -5895,67 +5095,21 @@
           <w:numId w:val="4"/>
         </w:numPr>
       </w:pPr>
-      <w:proofErr w:type="spellStart"/>
       <w:r>
         <w:rPr>
           <w:rStyle w:val="KdblokkChar"/>
         </w:rPr>
         <w:t>kiadas</w:t>
       </w:r>
-      <w:proofErr w:type="spellEnd"/>
       <w:r>
         <w:t xml:space="preserve"> (Kiadás): Minden alkalommal amikor legalább egy eszköz kiadásra kerül, a kiadás alapadatai tárolódnak (</w:t>
       </w:r>
-      <w:proofErr w:type="spellStart"/>
       <w:r>
         <w:rPr>
           <w:rStyle w:val="KdblokkChar"/>
         </w:rPr>
-        <w:t>kiad_id</w:t>
-      </w:r>
-      <w:proofErr w:type="spellEnd"/>
-      <w:r>
-        <w:rPr>
-          <w:rStyle w:val="KdblokkChar"/>
-        </w:rPr>
-        <w:t xml:space="preserve">, </w:t>
-      </w:r>
-      <w:proofErr w:type="spellStart"/>
-      <w:r>
-        <w:rPr>
-          <w:rStyle w:val="KdblokkChar"/>
-        </w:rPr>
-        <w:t>ki_vette_fel</w:t>
-      </w:r>
-      <w:proofErr w:type="spellEnd"/>
-      <w:r>
-        <w:rPr>
-          <w:rStyle w:val="KdblokkChar"/>
-        </w:rPr>
-        <w:t xml:space="preserve">, </w:t>
-      </w:r>
-      <w:proofErr w:type="spellStart"/>
-      <w:r>
-        <w:rPr>
-          <w:rStyle w:val="KdblokkChar"/>
-        </w:rPr>
-        <w:t>ki_adta_ki</w:t>
-      </w:r>
-      <w:proofErr w:type="spellEnd"/>
-      <w:r>
-        <w:rPr>
-          <w:rStyle w:val="KdblokkChar"/>
-        </w:rPr>
-        <w:t xml:space="preserve">, </w:t>
-      </w:r>
-      <w:proofErr w:type="spellStart"/>
-      <w:r>
-        <w:rPr>
-          <w:rStyle w:val="KdblokkChar"/>
-        </w:rPr>
-        <w:t>kiadas_datum</w:t>
-      </w:r>
-      <w:proofErr w:type="spellEnd"/>
+        <w:t>kiad_id, ki_vette_fel, ki_adta_ki, kiadas_datum</w:t>
+      </w:r>
       <w:r>
         <w:t>)</w:t>
       </w:r>
@@ -5968,137 +5122,40 @@
           <w:numId w:val="4"/>
         </w:numPr>
       </w:pPr>
-      <w:proofErr w:type="spellStart"/>
       <w:r>
         <w:rPr>
           <w:rStyle w:val="KdblokkChar"/>
         </w:rPr>
         <w:t>reszletek</w:t>
       </w:r>
-      <w:proofErr w:type="spellEnd"/>
-      <w:r>
-        <w:t xml:space="preserve"> (Részletek): A kiadáshoz tartozó részletek megjelenítése annak érdekében, hogy ha egyszerre több eszközt adunk ki egy dolgozónak nem biztos, hogy azokat egyszerre vesszük vissza (</w:t>
-      </w:r>
-      <w:proofErr w:type="spellStart"/>
+      <w:r>
+        <w:t xml:space="preserve"> (Részletek): A kiadáshoz tartozó részletek megjelenítése annak érdekében, hogy ha egyszerre több eszközt adunk ki egy dolgozónak</w:t>
+      </w:r>
+      <w:r>
+        <w:t xml:space="preserve"> és</w:t>
+      </w:r>
+      <w:r>
+        <w:t xml:space="preserve"> nem biztos, hogy azokat egyszerre </w:t>
+      </w:r>
+      <w:r>
+        <w:t>hozza</w:t>
+      </w:r>
+      <w:r>
+        <w:t xml:space="preserve"> vissza (</w:t>
+      </w:r>
       <w:r>
         <w:rPr>
           <w:rStyle w:val="KdblokkChar"/>
         </w:rPr>
-        <w:t>reszletek_id</w:t>
-      </w:r>
-      <w:proofErr w:type="spellEnd"/>
+        <w:t xml:space="preserve">reszletek_id, kiad_id, eszkoz_id, kiadas_allapot, kiadas_megjegyzes, ki_vette_vissza, visszavet_datum, visszavet_allapot, </w:t>
+      </w:r>
       <w:r>
         <w:rPr>
           <w:rStyle w:val="KdblokkChar"/>
         </w:rPr>
-        <w:t xml:space="preserve">, </w:t>
-      </w:r>
-      <w:proofErr w:type="spellStart"/>
-      <w:r>
-        <w:rPr>
-          <w:rStyle w:val="KdblokkChar"/>
-        </w:rPr>
-        <w:t>kiad_id</w:t>
-      </w:r>
-      <w:proofErr w:type="spellEnd"/>
-      <w:r>
-        <w:rPr>
-          <w:rStyle w:val="KdblokkChar"/>
-        </w:rPr>
-        <w:t xml:space="preserve">, </w:t>
-      </w:r>
-      <w:proofErr w:type="spellStart"/>
-      <w:r>
-        <w:rPr>
-          <w:rStyle w:val="KdblokkChar"/>
-        </w:rPr>
-        <w:t>eszkoz_id</w:t>
-      </w:r>
-      <w:proofErr w:type="spellEnd"/>
-      <w:r>
-        <w:rPr>
-          <w:rStyle w:val="KdblokkChar"/>
-        </w:rPr>
-        <w:t xml:space="preserve">, </w:t>
-      </w:r>
-      <w:proofErr w:type="spellStart"/>
-      <w:r>
-        <w:rPr>
-          <w:rStyle w:val="KdblokkChar"/>
-        </w:rPr>
-        <w:t>kiadas_allapot</w:t>
-      </w:r>
-      <w:proofErr w:type="spellEnd"/>
-      <w:r>
-        <w:rPr>
-          <w:rStyle w:val="KdblokkChar"/>
-        </w:rPr>
-        <w:t xml:space="preserve">, </w:t>
-      </w:r>
-      <w:proofErr w:type="spellStart"/>
-      <w:r>
-        <w:rPr>
-          <w:rStyle w:val="KdblokkChar"/>
-        </w:rPr>
-        <w:t>kiadas_megjegyzes</w:t>
-      </w:r>
-      <w:proofErr w:type="spellEnd"/>
-      <w:r>
-        <w:rPr>
-          <w:rStyle w:val="KdblokkChar"/>
-        </w:rPr>
-        <w:t xml:space="preserve">, </w:t>
-      </w:r>
-      <w:proofErr w:type="spellStart"/>
-      <w:r>
-        <w:rPr>
-          <w:rStyle w:val="KdblokkChar"/>
-        </w:rPr>
-        <w:t>ki_vette_vissza</w:t>
-      </w:r>
-      <w:proofErr w:type="spellEnd"/>
-      <w:r>
-        <w:rPr>
-          <w:rStyle w:val="KdblokkChar"/>
-        </w:rPr>
-        <w:t xml:space="preserve">, </w:t>
-      </w:r>
-      <w:proofErr w:type="spellStart"/>
-      <w:r>
-        <w:rPr>
-          <w:rStyle w:val="KdblokkChar"/>
-        </w:rPr>
-        <w:t>visszavet_datum</w:t>
-      </w:r>
-      <w:proofErr w:type="spellEnd"/>
-      <w:r>
-        <w:rPr>
-          <w:rStyle w:val="KdblokkChar"/>
-        </w:rPr>
-        <w:t xml:space="preserve">, </w:t>
-      </w:r>
-      <w:proofErr w:type="spellStart"/>
-      <w:r>
-        <w:rPr>
-          <w:rStyle w:val="KdblokkChar"/>
-        </w:rPr>
-        <w:t>visszavet_allapot</w:t>
-      </w:r>
-      <w:proofErr w:type="spellEnd"/>
-      <w:r>
-        <w:rPr>
-          <w:rStyle w:val="KdblokkChar"/>
-        </w:rPr>
-        <w:t xml:space="preserve">, </w:t>
-      </w:r>
-      <w:proofErr w:type="spellStart"/>
-      <w:r>
-        <w:rPr>
-          <w:rStyle w:val="KdblokkChar"/>
-        </w:rPr>
+        <w:lastRenderedPageBreak/>
         <w:t>megjegyzes</w:t>
       </w:r>
-      <w:proofErr w:type="spellEnd"/>
       <w:r>
         <w:t>)</w:t>
       </w:r>
@@ -6109,16 +5166,16 @@
       </w:pPr>
       <w:bookmarkStart w:id="15" w:name="_Toc240133601"/>
       <w:r>
-        <w:lastRenderedPageBreak/>
         <w:t xml:space="preserve">Egy kiválasztott </w:t>
       </w:r>
-      <w:proofErr w:type="spellStart"/>
-      <w:r>
-        <w:t>kódrészet</w:t>
-      </w:r>
-      <w:proofErr w:type="spellEnd"/>
-      <w:r>
-        <w:t xml:space="preserve"> elemzése</w:t>
+      <w:r>
+        <w:t>kódrész</w:t>
+      </w:r>
+      <w:r>
+        <w:t>l</w:t>
+      </w:r>
+      <w:r>
+        <w:t>et elemzése</w:t>
       </w:r>
       <w:bookmarkEnd w:id="15"/>
     </w:p>
@@ -6136,7 +5193,13 @@
         <w:t>,</w:t>
       </w:r>
       <w:r>
-        <w:t xml:space="preserve"> a felhasználó az eredetileg rögzített állapotnál jobb állapotot válasszon. Ennek oka, </w:t>
+        <w:t xml:space="preserve"> az eredetileg rögzített állapotnál jobb állapotot </w:t>
+      </w:r>
+      <w:r>
+        <w:t>lehessen kiválasztan</w:t>
+      </w:r>
+      <w:r>
+        <w:t xml:space="preserve">. Ennek oka, </w:t>
       </w:r>
       <w:r>
         <w:t>hogy a valós munkafolyamatokban nem fordulhat elő olyan helyzet, amikor egy eszköz jobb állapotban kerül visszaadásra, mint amilyenben ki lett véve. A funkció célja, hogy megakadályozza a hibás vagy téves adminisztrációt és biztosítsa az eszközök állapotának következetes, valósághű nyilvántartását.</w:t>
@@ -6149,7 +5212,6 @@
       <w:r>
         <w:t xml:space="preserve"> megvalósítás során a rendszer a kiadáskori rögzített állapotkódot (</w:t>
       </w:r>
-      <w:proofErr w:type="spellStart"/>
       <w:r>
         <w:rPr>
           <w:rStyle w:val="KdblokkChar"/>
@@ -6168,7 +5230,6 @@
         </w:rPr>
         <w:t>allapot</w:t>
       </w:r>
-      <w:proofErr w:type="spellEnd"/>
       <w:r>
         <w:t>)</w:t>
       </w:r>
@@ -6242,14 +5303,12 @@
       <w:r>
         <w:t>az állapotokat tartalmazó táblából (</w:t>
       </w:r>
-      <w:proofErr w:type="spellStart"/>
       <w:r>
         <w:rPr>
           <w:rStyle w:val="KdblokkChar"/>
         </w:rPr>
         <w:t>eszkoz_allapot</w:t>
       </w:r>
-      <w:proofErr w:type="spellEnd"/>
       <w:r>
         <w:t>) csak</w:t>
       </w:r>
@@ -6415,16 +5474,20 @@
     </w:p>
     <w:p>
       <w:r>
-        <w:t xml:space="preserve">A tesztelés célja az volt, hogy a rendszer </w:t>
-      </w:r>
-      <w:r>
-        <w:t xml:space="preserve">minden funkciója hibamentesen </w:t>
-      </w:r>
-      <w:proofErr w:type="spellStart"/>
-      <w:r>
-        <w:t>működjön</w:t>
-      </w:r>
-      <w:proofErr w:type="spellEnd"/>
+        <w:t xml:space="preserve">A tesztelés célja a rendszer </w:t>
+      </w:r>
+      <w:r>
+        <w:t>minden funkciój</w:t>
+      </w:r>
+      <w:r>
+        <w:t>ának</w:t>
+      </w:r>
+      <w:r>
+        <w:t xml:space="preserve"> hibamentesen működ</w:t>
+      </w:r>
+      <w:r>
+        <w:t>ése</w:t>
+      </w:r>
       <w:r>
         <w:t>, különösen:</w:t>
       </w:r>
@@ -6440,6 +5503,9 @@
       <w:r>
         <w:t>bejelentkezés és jogosultságkezelés</w:t>
       </w:r>
+      <w:r>
+        <w:t>,</w:t>
+      </w:r>
     </w:p>
     <w:p>
       <w:pPr>
@@ -6452,6 +5518,9 @@
       <w:r>
         <w:t>dolgozók adatainak kezelése</w:t>
       </w:r>
+      <w:r>
+        <w:t>,</w:t>
+      </w:r>
     </w:p>
     <w:p>
       <w:pPr>
@@ -6464,6 +5533,9 @@
       <w:r>
         <w:t>felhasználók kezelése</w:t>
       </w:r>
+      <w:r>
+        <w:t>,</w:t>
+      </w:r>
     </w:p>
     <w:p>
       <w:pPr>
@@ -6474,7 +5546,10 @@
         </w:numPr>
       </w:pPr>
       <w:r>
-        <w:t>eszközök listázása</w:t>
+        <w:t xml:space="preserve">eszközök </w:t>
+      </w:r>
+      <w:r>
+        <w:t>kezelése,</w:t>
       </w:r>
     </w:p>
     <w:p>
@@ -6488,6 +5563,9 @@
       <w:r>
         <w:t>eszközök kiadása és visszavétele</w:t>
       </w:r>
+      <w:r>
+        <w:t>,</w:t>
+      </w:r>
     </w:p>
     <w:p>
       <w:pPr>
@@ -6570,23 +5648,7 @@
         </w:numPr>
       </w:pPr>
       <w:r>
-        <w:t>XAMPP (</w:t>
-      </w:r>
-      <w:proofErr w:type="spellStart"/>
-      <w:r>
-        <w:t>Apache</w:t>
-      </w:r>
-      <w:proofErr w:type="spellEnd"/>
-      <w:r>
-        <w:t xml:space="preserve"> + </w:t>
-      </w:r>
-      <w:proofErr w:type="spellStart"/>
-      <w:r>
-        <w:t>MySQL</w:t>
-      </w:r>
-      <w:proofErr w:type="spellEnd"/>
-      <w:r>
-        <w:t>)</w:t>
+        <w:t>XAMPP (Apache + MySQL)</w:t>
       </w:r>
     </w:p>
     <w:p>
@@ -6609,11 +5671,9 @@
           <w:numId w:val="3"/>
         </w:numPr>
       </w:pPr>
-      <w:proofErr w:type="spellStart"/>
       <w:r>
         <w:t>MySQL</w:t>
       </w:r>
-      <w:proofErr w:type="spellEnd"/>
     </w:p>
     <w:p>
       <w:pPr>
@@ -6623,13 +5683,8 @@
           <w:numId w:val="3"/>
         </w:numPr>
       </w:pPr>
-      <w:proofErr w:type="spellStart"/>
-      <w:r>
-        <w:t>phpMyAdmin</w:t>
-      </w:r>
-      <w:proofErr w:type="spellEnd"/>
-      <w:r>
-        <w:t xml:space="preserve"> 5.2.3</w:t>
+      <w:r>
+        <w:t>phpMyAdmin 5.2.3</w:t>
       </w:r>
     </w:p>
     <w:p>
@@ -6641,13 +5696,8 @@
         </w:numPr>
       </w:pPr>
       <w:r>
-        <w:t xml:space="preserve">Mobilnézet teszt: Chrome </w:t>
-      </w:r>
-      <w:proofErr w:type="spellStart"/>
-      <w:r>
-        <w:t>DevTools</w:t>
-      </w:r>
-      <w:proofErr w:type="spellEnd"/>
+        <w:t>Mobilnézet teszt: Chrome DevTools</w:t>
+      </w:r>
       <w:r>
         <w:br w:type="page"/>
       </w:r>
@@ -7102,29 +6152,7 @@
                 <w:lang w:eastAsia="hu-HU"/>
                 <w14:ligatures w14:val="none"/>
               </w:rPr>
-              <w:t xml:space="preserve">Belépés az </w:t>
-            </w:r>
-            <w:proofErr w:type="spellStart"/>
-            <w:r>
-              <w:rPr>
-                <w:rFonts w:ascii="Calibri" w:eastAsia="Times New Roman" w:hAnsi="Calibri" w:cs="Calibri"/>
-                <w:color w:val="000000"/>
-                <w:kern w:val="0"/>
-                <w:lang w:eastAsia="hu-HU"/>
-                <w14:ligatures w14:val="none"/>
-              </w:rPr>
-              <w:t>admin</w:t>
-            </w:r>
-            <w:proofErr w:type="spellEnd"/>
-            <w:r>
-              <w:rPr>
-                <w:rFonts w:ascii="Calibri" w:eastAsia="Times New Roman" w:hAnsi="Calibri" w:cs="Calibri"/>
-                <w:color w:val="000000"/>
-                <w:kern w:val="0"/>
-                <w:lang w:eastAsia="hu-HU"/>
-                <w14:ligatures w14:val="none"/>
-              </w:rPr>
-              <w:t xml:space="preserve"> felületre</w:t>
+              <w:t>Belépés az admin felületre</w:t>
             </w:r>
           </w:p>
         </w:tc>
@@ -8444,7 +7472,37 @@
                 <w:lang w:eastAsia="hu-HU"/>
                 <w14:ligatures w14:val="none"/>
               </w:rPr>
-              <w:t xml:space="preserve"> Első tesztnél nem mentette, javítás után működik</w:t>
+              <w:t xml:space="preserve"> Első tesztnél nem</w:t>
+            </w:r>
+            <w:r>
+              <w:rPr>
+                <w:rFonts w:ascii="Calibri" w:eastAsia="Times New Roman" w:hAnsi="Calibri" w:cs="Calibri"/>
+                <w:color w:val="000000"/>
+                <w:kern w:val="0"/>
+                <w:lang w:eastAsia="hu-HU"/>
+                <w14:ligatures w14:val="none"/>
+              </w:rPr>
+              <w:t xml:space="preserve"> jól</w:t>
+            </w:r>
+            <w:r>
+              <w:rPr>
+                <w:rFonts w:ascii="Calibri" w:eastAsia="Times New Roman" w:hAnsi="Calibri" w:cs="Calibri"/>
+                <w:color w:val="000000"/>
+                <w:kern w:val="0"/>
+                <w:lang w:eastAsia="hu-HU"/>
+                <w14:ligatures w14:val="none"/>
+              </w:rPr>
+              <w:t xml:space="preserve"> mentette, </w:t>
+            </w:r>
+            <w:r>
+              <w:rPr>
+                <w:rFonts w:ascii="Calibri" w:eastAsia="Times New Roman" w:hAnsi="Calibri" w:cs="Calibri"/>
+                <w:color w:val="000000"/>
+                <w:kern w:val="0"/>
+                <w:lang w:eastAsia="hu-HU"/>
+                <w14:ligatures w14:val="none"/>
+              </w:rPr>
+              <w:t>JAVÍTVA</w:t>
             </w:r>
           </w:p>
         </w:tc>
@@ -8653,20 +7711,8 @@
                 <w:lang w:eastAsia="hu-HU"/>
                 <w14:ligatures w14:val="none"/>
               </w:rPr>
-              <w:t xml:space="preserve">A kiadás oldal </w:t>
-            </w:r>
-            <w:proofErr w:type="spellStart"/>
-            <w:r>
-              <w:rPr>
-                <w:rFonts w:ascii="Calibri" w:eastAsia="Times New Roman" w:hAnsi="Calibri" w:cs="Calibri"/>
-                <w:color w:val="000000"/>
-                <w:kern w:val="0"/>
-                <w:lang w:eastAsia="hu-HU"/>
-                <w14:ligatures w14:val="none"/>
-              </w:rPr>
-              <w:t>újratöltése</w:t>
-            </w:r>
-            <w:proofErr w:type="spellEnd"/>
+              <w:t>A kiadás oldal újratöltése</w:t>
+            </w:r>
           </w:p>
         </w:tc>
         <w:tc>
@@ -10099,15 +9145,7 @@
         </w:numPr>
       </w:pPr>
       <w:r>
-        <w:t xml:space="preserve">Kliens oldal: Bármilyen modern webböngésző (Google Chrome, Mozilla Firefox, Microsoft Edge, </w:t>
-      </w:r>
-      <w:proofErr w:type="spellStart"/>
-      <w:r>
-        <w:t>Safari</w:t>
-      </w:r>
-      <w:proofErr w:type="spellEnd"/>
-      <w:r>
-        <w:t>).</w:t>
+        <w:t>Kliens oldal: Bármilyen modern webböngésző (Google Chrome, Mozilla Firefox, Microsoft Edge, Safari).</w:t>
       </w:r>
     </w:p>
     <w:p>
@@ -10122,23 +9160,10 @@
         <w:t xml:space="preserve">Szerver oldal (helyi futtatáshoz): </w:t>
       </w:r>
       <w:r>
-        <w:t xml:space="preserve">PHP + </w:t>
-      </w:r>
-      <w:proofErr w:type="spellStart"/>
-      <w:r>
-        <w:t>MySQL</w:t>
-      </w:r>
-      <w:proofErr w:type="spellEnd"/>
-      <w:r>
-        <w:t xml:space="preserve"> környezet szükséges, a fejlesztés során </w:t>
-      </w:r>
-      <w:proofErr w:type="spellStart"/>
-      <w:r>
-        <w:t>WampServer</w:t>
-      </w:r>
-      <w:proofErr w:type="spellEnd"/>
-      <w:r>
-        <w:t xml:space="preserve"> </w:t>
+        <w:t xml:space="preserve">PHP + MySQL környezet szükséges, a fejlesztés során </w:t>
+      </w:r>
+      <w:r>
+        <w:t xml:space="preserve">WampServer </w:t>
       </w:r>
       <w:r>
         <w:t>biztosította ezt a környezetet.</w:t>
@@ -10163,15 +9188,7 @@
         </w:numPr>
       </w:pPr>
       <w:r>
-        <w:t xml:space="preserve">Indítsd el a </w:t>
-      </w:r>
-      <w:proofErr w:type="spellStart"/>
-      <w:r>
-        <w:t>WampServer</w:t>
-      </w:r>
-      <w:proofErr w:type="spellEnd"/>
-      <w:r>
-        <w:t>-t, győződj meg róla, hogy a tálcaikon zöld színű.</w:t>
+        <w:t>Indítsd el a WampServer-t, győződj meg róla, hogy a tálcaikon zöld színű.</w:t>
       </w:r>
     </w:p>
     <w:p>
@@ -10282,13 +9299,8 @@
         </w:numPr>
       </w:pPr>
       <w:r>
-        <w:t xml:space="preserve">Felhasználónév: </w:t>
-      </w:r>
-      <w:proofErr w:type="spellStart"/>
-      <w:r>
-        <w:t>admin</w:t>
-      </w:r>
-      <w:proofErr w:type="spellEnd"/>
+        <w:t>Felhasználónév: admin</w:t>
+      </w:r>
     </w:p>
     <w:p>
       <w:pPr>
@@ -10302,7 +9314,6 @@
         <w:t>Jelszó: admin1234</w:t>
       </w:r>
     </w:p>
-    <w:p/>
     <w:p>
       <w:r>
         <w:t>Operátorként:</w:t>
@@ -10419,6 +9430,7 @@
     </w:p>
     <w:p>
       <w:r>
+        <w:lastRenderedPageBreak/>
         <w:t>A felhasználó ezen a felületen tudja megadni az azonosítóját és a jelszavát a rendszerelemek eléréséhez.</w:t>
       </w:r>
     </w:p>
@@ -10431,6 +9443,16 @@
         <w:t>Főoldal</w:t>
       </w:r>
       <w:bookmarkEnd w:id="26"/>
+    </w:p>
+    <w:p>
+      <w:r>
+        <w:t>A sikeres belépést követően a jogosultságnak megfelelő oldalra irányít át a program.</w:t>
+      </w:r>
+    </w:p>
+    <w:p>
+      <w:r>
+        <w:t>Adminisztrátor esetén egy statisztika látható a kezdőoldalon. Itt egy legördülő menüből tudjuk kiválasztani a megjeleníteni kívánt eszköz típusát. A diagrammok a kiválasztott eszköz állapot és méret szerinti megoszlását mutatják, a megjelenített adatok dinamikusan frissülnek az adatbázis alapján.</w:t>
+      </w:r>
     </w:p>
     <w:p/>
     <w:p>
@@ -10481,31 +9503,6 @@
     <w:p/>
     <w:p>
       <w:r>
-        <w:t xml:space="preserve">A sikeres belépést követően </w:t>
-      </w:r>
-      <w:r>
-        <w:t>a jogosultságnak megfelelő oldalra irányít át a program.</w:t>
-      </w:r>
-    </w:p>
-    <w:p>
-      <w:r>
-        <w:t xml:space="preserve">Adminisztrátor esetén </w:t>
-      </w:r>
-      <w:r>
-        <w:t xml:space="preserve">egy statisztika látható a kezdőoldalon. Itt egy legördülő menüből tudjuk kiválasztani a megjeleníteni kívánt eszköz típusát. A diagrammok a kiválasztott eszköz állapot </w:t>
-      </w:r>
-      <w:r>
-        <w:t xml:space="preserve">és méret </w:t>
-      </w:r>
-      <w:r>
-        <w:t>szerinti megoszlá</w:t>
-      </w:r>
-      <w:r>
-        <w:t>sát mutatják, a megjelenített adatok dinamikusan frissülnek az adatbázis alapján.</w:t>
-      </w:r>
-    </w:p>
-    <w:p>
-      <w:r>
         <w:t>Operatorként belépve az Összes eszközmozgás táblázat jelenik meg, ahol látszanak a kiadott, a visszavett és a még nem visszavett eszközök adatai is.</w:t>
       </w:r>
     </w:p>
@@ -10515,14 +9512,11 @@
         <w:jc w:val="center"/>
       </w:pPr>
       <w:r>
-        <w:rPr>
-          <w:noProof/>
-        </w:rPr>
         <w:drawing>
-          <wp:inline distT="0" distB="0" distL="0" distR="0" wp14:anchorId="2CDC7C94" wp14:editId="19126832">
-            <wp:extent cx="5760720" cy="2887980"/>
-            <wp:effectExtent l="0" t="0" r="0" b="7620"/>
-            <wp:docPr id="989989093" name="Kép 1"/>
+          <wp:inline distT="0" distB="0" distL="0" distR="0" wp14:anchorId="0E1BA9E0" wp14:editId="327B09C3">
+            <wp:extent cx="5760720" cy="2788285"/>
+            <wp:effectExtent l="0" t="0" r="0" b="0"/>
+            <wp:docPr id="2011972317" name="Kép 1"/>
             <wp:cNvGraphicFramePr>
               <a:graphicFrameLocks xmlns:a="http://schemas.openxmlformats.org/drawingml/2006/main" noChangeAspect="1"/>
             </wp:cNvGraphicFramePr>
@@ -10530,7 +9524,7 @@
               <a:graphicData uri="http://schemas.openxmlformats.org/drawingml/2006/picture">
                 <pic:pic xmlns:pic="http://schemas.openxmlformats.org/drawingml/2006/picture">
                   <pic:nvPicPr>
-                    <pic:cNvPr id="989989093" name=""/>
+                    <pic:cNvPr id="2011972317" name=""/>
                     <pic:cNvPicPr/>
                   </pic:nvPicPr>
                   <pic:blipFill>
@@ -10542,7 +9536,7 @@
                   <pic:spPr>
                     <a:xfrm>
                       <a:off x="0" y="0"/>
-                      <a:ext cx="5760720" cy="2887980"/>
+                      <a:ext cx="5760720" cy="2788285"/>
                     </a:xfrm>
                     <a:prstGeom prst="rect">
                       <a:avLst/>
@@ -10566,6 +9560,12 @@
       </w:r>
       <w:bookmarkEnd w:id="27"/>
     </w:p>
+    <w:p>
+      <w:r>
+        <w:t>A dolgozók menüt megnyitva a szervezet munkavállalóinak adatait láthatók. Az aktív dolgozók menüpontban látható, hogy mely dolgozók léptek ki és kik tagjai még a vállalatnak.</w:t>
+      </w:r>
+    </w:p>
+    <w:p/>
     <w:p>
       <w:pPr>
         <w:jc w:val="center"/>
@@ -10614,23 +9614,13 @@
     <w:p/>
     <w:p>
       <w:r>
-        <w:t>A dolgozók menüt megnyitva a szervezet munkavállalóinak adatait lát</w:t>
-      </w:r>
-      <w:r>
-        <w:t xml:space="preserve">hatók. Az aktív dolgozók menüpontban látható, hogy mely dolgozók léptek ki és kik tagjai még a vállalatnak. A </w:t>
-      </w:r>
-      <w:proofErr w:type="spellStart"/>
-      <w:r>
-        <w:t>checkbox</w:t>
-      </w:r>
-      <w:proofErr w:type="spellEnd"/>
-      <w:r>
-        <w:t xml:space="preserve"> pipálásával a már kilépett dolgozók elrejthetőek.</w:t>
-      </w:r>
-    </w:p>
-    <w:p>
-      <w:r>
         <w:t>Az alkalmazás minden táblázatának tetején szűrőmezők találhatóak a keresett adatok gyorsabb megtalálása érdekében. A szűrőmezők párhuzamosan használva is működnek, az oszlopfejlécekre kattintva pedig az adott oszlop szerint rendezhetőek csökkenő vagy növekvő sorba az adatok.</w:t>
+      </w:r>
+      <w:r>
+        <w:t xml:space="preserve"> </w:t>
+      </w:r>
+      <w:r>
+        <w:t>A checkbox pipálásával a már kilépett dolgozók elrejthetőek.</w:t>
       </w:r>
     </w:p>
     <w:p/>
@@ -10676,6 +9666,7 @@
         </w:drawing>
       </w:r>
     </w:p>
+    <w:p/>
     <w:p>
       <w:pPr>
         <w:pStyle w:val="Cmsor3"/>
@@ -10688,7 +9679,19 @@
     </w:p>
     <w:p>
       <w:r>
-        <w:t>A felhasználók menüben a szervezet azon dolgozói láthatók, akik rendelkeznek a belépéshez szükséges hozzáférési adatokkal. Adminisztrátorként felvihetünk új dolgozót, vagy pedig a kiválasztott soron dupla kattintással módosíthatjuk egy adott felhasználó adatait.</w:t>
+        <w:t xml:space="preserve">A felhasználók menüben a szervezet azon dolgozói láthatók, akik rendelkeznek a belépéshez szükséges hozzáférési adatokkal. Adminisztrátorként felvihetünk új </w:t>
+      </w:r>
+      <w:r>
+        <w:t>felhasználót</w:t>
+      </w:r>
+      <w:r>
+        <w:t xml:space="preserve">, vagy pedig a kiválasztott soron dupla kattintással módosíthatjuk </w:t>
+      </w:r>
+      <w:r>
+        <w:t>az</w:t>
+      </w:r>
+      <w:r>
+        <w:t xml:space="preserve"> adatait.</w:t>
       </w:r>
     </w:p>
     <w:p>
@@ -10751,15 +9754,7 @@
         <w:t>,</w:t>
       </w:r>
       <w:r>
-        <w:t xml:space="preserve"> illetve, a </w:t>
-      </w:r>
-      <w:proofErr w:type="spellStart"/>
-      <w:r>
-        <w:t>checkbox</w:t>
-      </w:r>
-      <w:proofErr w:type="spellEnd"/>
-      <w:r>
-        <w:t xml:space="preserve"> bejelölésével állíthatjuk be a felhasználó törlését.</w:t>
+        <w:t xml:space="preserve"> illetve, a checkbox bejelölésével állíthatjuk be a felhasználó törlését.</w:t>
       </w:r>
     </w:p>
     <w:p/>
@@ -10916,7 +9911,13 @@
         <w:t>k</w:t>
       </w:r>
       <w:r>
-        <w:t xml:space="preserve"> könnyítik meg a dolgunkat a felesleges gépelések minimalizálása érdekében.</w:t>
+        <w:t xml:space="preserve"> könnyítik meg a dolgunkat a felesleges gépelések </w:t>
+      </w:r>
+      <w:r>
+        <w:t>elkerülése</w:t>
+      </w:r>
+      <w:r>
+        <w:t xml:space="preserve"> érdekében.</w:t>
       </w:r>
     </w:p>
     <w:p/>
@@ -10986,10 +9987,28 @@
         <w:t xml:space="preserve">Ebben a </w:t>
       </w:r>
       <w:r>
-        <w:t>táblázatban a kiadott, de még nem visszavett eszközök láthatóak, itt tö</w:t>
-      </w:r>
-      <w:r>
-        <w:t>rténik az eszközök tényleges mozgatása. A kiadást és a visszavételt is innen tudjuk indítani, a visszavételi folyamatot befejezve az adott kiadás eltűnik a listából, ezzel átláthatóvá téve a kiadott, de még nem visszavett eszközöket.</w:t>
+        <w:t>táblázatban a kiadott, de még nem visszavett eszközök láthatóak</w:t>
+      </w:r>
+      <w:r>
+        <w:t xml:space="preserve">. Ez az alkalmazás legfontosabb menüpontja, </w:t>
+      </w:r>
+      <w:r>
+        <w:t>itt tö</w:t>
+      </w:r>
+      <w:r>
+        <w:t>rténik az eszközök tényleges mozgatása</w:t>
+      </w:r>
+      <w:r>
+        <w:t>: a</w:t>
+      </w:r>
+      <w:r>
+        <w:t xml:space="preserve"> kiadást és a visszavételt is innen tudjuk indítani</w:t>
+      </w:r>
+      <w:r>
+        <w:t>. A</w:t>
+      </w:r>
+      <w:r>
+        <w:t xml:space="preserve"> visszavételi folyamatot befejezve az adott kiadás eltűnik a listából, ezzel átláthatóvá téve a kiadott, de még nem visszavett eszközöket.</w:t>
       </w:r>
     </w:p>
     <w:p/>
@@ -11085,13 +10104,11 @@
         <w:t>ek</w:t>
       </w:r>
       <w:r>
-        <w:t xml:space="preserve"> </w:t>
-      </w:r>
-      <w:proofErr w:type="spellStart"/>
-      <w:r>
-        <w:t>visszavéve</w:t>
-      </w:r>
-      <w:proofErr w:type="spellEnd"/>
+        <w:t xml:space="preserve"> visszavé</w:t>
+      </w:r>
+      <w:r>
+        <w:t>telezve</w:t>
+      </w:r>
       <w:r>
         <w:t>.</w:t>
       </w:r>
@@ -11478,6 +10495,17 @@
     </w:p>
     <w:p>
       <w:pPr>
+        <w:widowControl/>
+        <w:spacing w:after="160" w:line="259" w:lineRule="auto"/>
+        <w:contextualSpacing w:val="0"/>
+        <w:jc w:val="left"/>
+      </w:pPr>
+      <w:r>
+        <w:br w:type="page"/>
+      </w:r>
+    </w:p>
+    <w:p>
+      <w:pPr>
         <w:pStyle w:val="Cmsor3"/>
       </w:pPr>
       <w:bookmarkStart w:id="32" w:name="_Toc240133618"/>
@@ -11487,6 +10515,7 @@
       </w:r>
       <w:bookmarkEnd w:id="32"/>
     </w:p>
+    <w:p/>
     <w:p>
       <w:r>
         <w:rPr>
@@ -11535,15 +10564,7 @@
         <w:t xml:space="preserve">Ebben a részben a teljes kronológia látható, alapértelmezetten a kiadás dátuma szerint sorba rendezve. </w:t>
       </w:r>
       <w:r>
-        <w:t xml:space="preserve">Itt nyomon követhető, hogy mikor, melyik eszközt ki és milyen állapotban adta </w:t>
-      </w:r>
-      <w:proofErr w:type="gramStart"/>
-      <w:r>
-        <w:t>ki</w:t>
-      </w:r>
-      <w:proofErr w:type="gramEnd"/>
-      <w:r>
-        <w:t xml:space="preserve"> illetve vette vissza.</w:t>
+        <w:t>Itt nyomon követhető, hogy mikor, melyik eszközt ki és milyen állapotban adta ki illetve vette vissza.</w:t>
       </w:r>
     </w:p>
     <w:p>
@@ -11585,10 +10606,7 @@
         </w:numPr>
       </w:pPr>
       <w:r>
-        <w:t>QR-kód</w:t>
-      </w:r>
-      <w:r>
-        <w:t xml:space="preserve"> generálás: az eszközökhöz automatikusan generált vonalkódok nyomtatása a gyorsabb fizikális leltározásért.</w:t>
+        <w:t>Statisztikai adatok megjelenítése és az átláthatóság növelése</w:t>
       </w:r>
     </w:p>
     <w:p>
@@ -11600,13 +10618,10 @@
         </w:numPr>
       </w:pPr>
       <w:r>
-        <w:t xml:space="preserve">Excel exportálás: </w:t>
-      </w:r>
-      <w:r>
-        <w:t>Különböző listák</w:t>
-      </w:r>
-      <w:r>
-        <w:t xml:space="preserve"> kiexportálása hivatalos dokumentumformátumo</w:t>
+        <w:t>Adatok exportálásának lehetősége</w:t>
+      </w:r>
+      <w:r>
+        <w:t xml:space="preserve"> hivatalos dokumentumformátumo</w:t>
       </w:r>
       <w:r>
         <w:t>kba, pl. leltárívek, bizonylatok</w:t>
@@ -11624,10 +10639,9 @@
         </w:numPr>
       </w:pPr>
       <w:r>
-        <w:t>még valami süket blabla</w:t>
-      </w:r>
-    </w:p>
-    <w:p/>
+        <w:t>Személyre szabási lehetőségek felhasználói és rendszer szinten</w:t>
+      </w:r>
+    </w:p>
     <w:p>
       <w:pPr>
         <w:pStyle w:val="Cmsor2"/>
@@ -11651,72 +10665,35 @@
         <w:t xml:space="preserve">ütt </w:t>
       </w:r>
       <w:r>
-        <w:t xml:space="preserve">igyekeztünk a szerveroldali logikával (PHP, </w:t>
-      </w:r>
-      <w:proofErr w:type="spellStart"/>
-      <w:r>
-        <w:t>MySQL</w:t>
-      </w:r>
-      <w:proofErr w:type="spellEnd"/>
-      <w:r>
-        <w:t>) megvalósítani.</w:t>
-      </w:r>
-    </w:p>
-    <w:p>
+        <w:t>igyekeztünk a szerveroldali logikával (PHP, MySQL) megvalósítani.</w:t>
+      </w:r>
+    </w:p>
+    <w:p>
+      <w:r>
+        <w:t>Kliensoldal</w:t>
+      </w:r>
+      <w:r>
+        <w:t xml:space="preserve">i működés (JS) </w:t>
+      </w:r>
+      <w:r>
+        <w:t>Tamás</w:t>
+      </w:r>
+      <w:r>
+        <w:t xml:space="preserve"> érdeme, amíg Enikő a felhasználói felületek tervezését, a </w:t>
+      </w:r>
       <w:r>
         <w:lastRenderedPageBreak/>
-        <w:t>Kliensoldal</w:t>
-      </w:r>
-      <w:r>
-        <w:t xml:space="preserve">i működés (JS) </w:t>
-      </w:r>
-      <w:r>
-        <w:t>Tamás</w:t>
-      </w:r>
-      <w:r>
-        <w:t xml:space="preserve"> érdeme, amíg Enikő a felhasználói felületek tervezését, a </w:t>
-      </w:r>
-      <w:proofErr w:type="spellStart"/>
-      <w:r>
-        <w:t>reszponzivitást</w:t>
-      </w:r>
-      <w:proofErr w:type="spellEnd"/>
-      <w:r>
-        <w:t xml:space="preserve"> és a vizuális átláthatóságot valósította meg (HTML/CSS/</w:t>
-      </w:r>
-      <w:proofErr w:type="spellStart"/>
-      <w:r>
-        <w:t>Bootstrap</w:t>
-      </w:r>
-      <w:proofErr w:type="spellEnd"/>
-      <w:r>
-        <w:t>).</w:t>
-      </w:r>
-    </w:p>
-    <w:p>
-      <w:r>
-        <w:t xml:space="preserve">A tesztelés és dokumentáció: A tesztesetek lefuttatása, hibaellenőrzés és a vizsgadokumentáció összeállítása már szinte folyamatos telefonos és/vagy </w:t>
-      </w:r>
-      <w:proofErr w:type="spellStart"/>
-      <w:r>
-        <w:t>meet</w:t>
-      </w:r>
-      <w:proofErr w:type="spellEnd"/>
-      <w:r>
-        <w:t xml:space="preserve"> kapcsolaton keresztül történt.</w:t>
-      </w:r>
-    </w:p>
-    <w:p>
-      <w:r>
-        <w:t xml:space="preserve">A változtatások követését a </w:t>
-      </w:r>
-      <w:proofErr w:type="spellStart"/>
-      <w:r>
-        <w:t>Github</w:t>
-      </w:r>
-      <w:proofErr w:type="spellEnd"/>
-      <w:r>
-        <w:t xml:space="preserve"> verziókezelő rendszeren belül követtük.</w:t>
+        <w:t>reszponzivitást és a vizuális átláthatóságot valósította meg (HTML/CSS/Bootstrap).</w:t>
+      </w:r>
+    </w:p>
+    <w:p>
+      <w:r>
+        <w:t>A tesztelés és dokumentáció: A tesztesetek lefuttatása, hibaellenőrzés és a vizsgadokumentáció összeállítása már szinte folyamatos telefonos és/vagy meet kapcsolaton keresztül történt.</w:t>
+      </w:r>
+    </w:p>
+    <w:p>
+      <w:r>
+        <w:t>A változtatások követését a Github verziókezelő rendszeren belül követtük.</w:t>
       </w:r>
     </w:p>
     <w:p>
@@ -13299,6 +12276,7 @@
   <w:style w:type="character" w:default="1" w:styleId="Bekezdsalapbettpusa">
     <w:name w:val="Default Paragraph Font"/>
     <w:uiPriority w:val="1"/>
+    <w:semiHidden/>
     <w:unhideWhenUsed/>
   </w:style>
   <w:style w:type="table" w:default="1" w:styleId="Normltblzat">
